--- a/Commandline3.Batch.Programming.docx
+++ b/Commandline3.Batch.Programming.docx
@@ -54,7 +54,7 @@
           <w:r>
             <w:fldChar w:fldCharType="separate"/>
           </w:r>
-          <w:hyperlink w:anchor="_Toc221881719" w:history="1">
+          <w:hyperlink w:anchor="_Toc221922638" w:history="1">
             <w:r>
               <w:rPr>
                 <w:rStyle w:val="Hyperlink"/>
@@ -81,7 +81,7 @@
                 <w:noProof/>
                 <w:webHidden/>
               </w:rPr>
-              <w:instrText xml:space="preserve"> PAGEREF _Toc221881719 \h </w:instrText>
+              <w:instrText xml:space="preserve"> PAGEREF _Toc221922638 \h </w:instrText>
             </w:r>
             <w:r>
               <w:rPr>
@@ -101,7 +101,7 @@
                 <w:noProof/>
                 <w:webHidden/>
               </w:rPr>
-              <w:t>2</w:t>
+              <w:t>3</w:t>
             </w:r>
             <w:r>
               <w:rPr>
@@ -126,7 +126,7 @@
               <w14:ligatures w14:val="standardContextual"/>
             </w:rPr>
           </w:pPr>
-          <w:hyperlink w:anchor="_Toc221881720" w:history="1">
+          <w:hyperlink w:anchor="_Toc221922639" w:history="1">
             <w:r>
               <w:rPr>
                 <w:rStyle w:val="Hyperlink"/>
@@ -153,7 +153,7 @@
                 <w:noProof/>
                 <w:webHidden/>
               </w:rPr>
-              <w:instrText xml:space="preserve"> PAGEREF _Toc221881720 \h </w:instrText>
+              <w:instrText xml:space="preserve"> PAGEREF _Toc221922639 \h </w:instrText>
             </w:r>
             <w:r>
               <w:rPr>
@@ -173,7 +173,7 @@
                 <w:noProof/>
                 <w:webHidden/>
               </w:rPr>
-              <w:t>2</w:t>
+              <w:t>3</w:t>
             </w:r>
             <w:r>
               <w:rPr>
@@ -250,7 +250,7 @@
       <w:pPr>
         <w:pStyle w:val="Style1"/>
       </w:pPr>
-      <w:bookmarkStart w:id="0" w:name="_Toc221881719"/>
+      <w:bookmarkStart w:id="0" w:name="_Toc221922638"/>
       <w:r>
         <w:lastRenderedPageBreak/>
         <w:t>BATCH PROGRAMMING GUIDE</w:t>
@@ -295,7 +295,7 @@
       <w:pPr>
         <w:pStyle w:val="Style3"/>
       </w:pPr>
-      <w:bookmarkStart w:id="1" w:name="_Toc221881720"/>
+      <w:bookmarkStart w:id="1" w:name="_Toc221922639"/>
       <w:r>
         <w:t>What is a batch file? (.bat vs .</w:t>
       </w:r>
@@ -668,6 +668,722 @@
         </w:drawing>
       </w:r>
     </w:p>
+    <w:p>
+      <w:pPr>
+        <w:rPr>
+          <w:rStyle w:val="Style3Char"/>
+          <w:rFonts w:eastAsiaTheme="minorHAnsi"/>
+        </w:rPr>
+      </w:pPr>
+      <w:r>
+        <w:rPr>
+          <mc:AlternateContent>
+            <mc:Choice Requires="w16se"/>
+            <mc:Fallback>
+              <w:rFonts w:ascii="Segoe UI Emoji" w:eastAsia="Segoe UI Emoji" w:hAnsi="Segoe UI Emoji" w:cs="Segoe UI Emoji"/>
+            </mc:Fallback>
+          </mc:AlternateContent>
+          <w:b/>
+          <w:bCs/>
+        </w:rPr>
+        <mc:AlternateContent>
+          <mc:Choice Requires="w16se">
+            <w16se:symEx w16se:font="Segoe UI Emoji" w16se:char="1F4DC"/>
+          </mc:Choice>
+          <mc:Fallback>
+            <w:t>📜</w:t>
+          </mc:Fallback>
+        </mc:AlternateContent>
+      </w:r>
+      <w:r>
+        <w:rPr>
+          <w:b/>
+          <w:bCs/>
+        </w:rPr>
+        <w:t xml:space="preserve"> </w:t>
+      </w:r>
+      <w:r>
+        <w:rPr>
+          <w:rStyle w:val="Style3Char"/>
+          <w:rFonts w:eastAsiaTheme="minorHAnsi"/>
+        </w:rPr>
+        <w:t>Creating Your First Batch File (No Coding Experience Needed!)</w:t>
+      </w:r>
+    </w:p>
+    <w:p>
+      <w:pPr>
+        <w:numPr>
+          <w:ilvl w:val="0"/>
+          <w:numId w:val="143"/>
+        </w:numPr>
+      </w:pPr>
+      <w:r>
+        <w:rPr>
+          <w:b/>
+          <w:bCs/>
+        </w:rPr>
+        <w:t>Open Notepad</w:t>
+      </w:r>
+      <w:r>
+        <w:t> (or any text editor—just not Word!).</w:t>
+      </w:r>
+    </w:p>
+    <w:p>
+      <w:pPr>
+        <w:numPr>
+          <w:ilvl w:val="0"/>
+          <w:numId w:val="143"/>
+        </w:numPr>
+      </w:pPr>
+      <w:r>
+        <w:t>Type this:</w:t>
+      </w:r>
+    </w:p>
+    <w:p>
+      <w:r>
+        <w:t xml:space="preserve"> </w:t>
+      </w:r>
+      <w:r>
+        <w:rPr>
+          <w:noProof/>
+        </w:rPr>
+        <w:drawing>
+          <wp:inline distT="0" distB="0" distL="0" distR="0" wp14:anchorId="594ED250" wp14:editId="60D04F2A">
+            <wp:extent cx="3096309" cy="1504950"/>
+            <wp:effectExtent l="133350" t="133350" r="142240" b="133350"/>
+            <wp:docPr id="3" name="Picture 3"/>
+            <wp:cNvGraphicFramePr>
+              <a:graphicFrameLocks xmlns:a="http://schemas.openxmlformats.org/drawingml/2006/main" noChangeAspect="1"/>
+            </wp:cNvGraphicFramePr>
+            <a:graphic xmlns:a="http://schemas.openxmlformats.org/drawingml/2006/main">
+              <a:graphicData uri="http://schemas.openxmlformats.org/drawingml/2006/picture">
+                <pic:pic xmlns:pic="http://schemas.openxmlformats.org/drawingml/2006/picture">
+                  <pic:nvPicPr>
+                    <pic:cNvPr id="1" name=""/>
+                    <pic:cNvPicPr/>
+                  </pic:nvPicPr>
+                  <pic:blipFill>
+                    <a:blip r:embed="rId10">
+                      <a:lum/>
+                    </a:blip>
+                    <a:stretch>
+                      <a:fillRect/>
+                    </a:stretch>
+                  </pic:blipFill>
+                  <pic:spPr>
+                    <a:xfrm>
+                      <a:off x="0" y="0"/>
+                      <a:ext cx="3099110" cy="1506311"/>
+                    </a:xfrm>
+                    <a:prstGeom prst="rect">
+                      <a:avLst/>
+                    </a:prstGeom>
+                    <a:effectLst>
+                      <a:glow rad="127000">
+                        <a:srgbClr val="000000"/>
+                      </a:glow>
+                    </a:effectLst>
+                  </pic:spPr>
+                </pic:pic>
+              </a:graphicData>
+            </a:graphic>
+          </wp:inline>
+        </w:drawing>
+      </w:r>
+    </w:p>
+    <w:p>
+      <w:pPr>
+        <w:numPr>
+          <w:ilvl w:val="0"/>
+          <w:numId w:val="144"/>
+        </w:numPr>
+      </w:pPr>
+      <w:r>
+        <w:rPr>
+          <w:b/>
+          <w:bCs/>
+        </w:rPr>
+        <w:t>Save the file</w:t>
+      </w:r>
+      <w:r>
+        <w:t> with a name like hello.bat. Make sure you choose "All Files" as the type, not ".txt".</w:t>
+      </w:r>
+    </w:p>
+    <w:p>
+      <w:pPr>
+        <w:numPr>
+          <w:ilvl w:val="0"/>
+          <w:numId w:val="144"/>
+        </w:numPr>
+      </w:pPr>
+      <w:r>
+        <w:rPr>
+          <w:b/>
+          <w:bCs/>
+        </w:rPr>
+        <w:t>Double-click it</w:t>
+      </w:r>
+      <w:r>
+        <w:t> in File Explorer.</w:t>
+      </w:r>
+    </w:p>
+    <w:p/>
+    <w:p/>
+    <w:p/>
+    <w:p>
+      <w:r>
+        <w:t>What happens?</w:t>
+      </w:r>
+    </w:p>
+    <w:p>
+      <w:pPr>
+        <w:numPr>
+          <w:ilvl w:val="0"/>
+          <w:numId w:val="145"/>
+        </w:numPr>
+      </w:pPr>
+      <w:r>
+        <w:t>A black command window pops up.</w:t>
+      </w:r>
+    </w:p>
+    <w:p>
+      <w:pPr>
+        <w:numPr>
+          <w:ilvl w:val="0"/>
+          <w:numId w:val="145"/>
+        </w:numPr>
+      </w:pPr>
+      <w:r>
+        <w:t>It says "Hello, batch world!"</w:t>
+      </w:r>
+    </w:p>
+    <w:p>
+      <w:pPr>
+        <w:numPr>
+          <w:ilvl w:val="0"/>
+          <w:numId w:val="145"/>
+        </w:numPr>
+      </w:pPr>
+      <w:r>
+        <w:t>Then it says "Press any key to continue . . ."</w:t>
+      </w:r>
+    </w:p>
+    <w:p>
+      <w:pPr>
+        <w:numPr>
+          <w:ilvl w:val="0"/>
+          <w:numId w:val="145"/>
+        </w:numPr>
+      </w:pPr>
+      <w:r>
+        <w:t>You press a key, and the window closes.</w:t>
+      </w:r>
+    </w:p>
+    <w:p>
+      <w:r>
+        <w:rPr>
+          <w:noProof/>
+        </w:rPr>
+        <w:drawing>
+          <wp:inline distT="0" distB="0" distL="0" distR="0" wp14:anchorId="62830A9B" wp14:editId="5FD84A1C">
+            <wp:extent cx="3276600" cy="1378078"/>
+            <wp:effectExtent l="133350" t="133350" r="133350" b="127000"/>
+            <wp:docPr id="4" name="Picture 4"/>
+            <wp:cNvGraphicFramePr>
+              <a:graphicFrameLocks xmlns:a="http://schemas.openxmlformats.org/drawingml/2006/main" noChangeAspect="1"/>
+            </wp:cNvGraphicFramePr>
+            <a:graphic xmlns:a="http://schemas.openxmlformats.org/drawingml/2006/main">
+              <a:graphicData uri="http://schemas.openxmlformats.org/drawingml/2006/picture">
+                <pic:pic xmlns:pic="http://schemas.openxmlformats.org/drawingml/2006/picture">
+                  <pic:nvPicPr>
+                    <pic:cNvPr id="1" name=""/>
+                    <pic:cNvPicPr/>
+                  </pic:nvPicPr>
+                  <pic:blipFill>
+                    <a:blip r:embed="rId11">
+                      <a:lum/>
+                    </a:blip>
+                    <a:stretch>
+                      <a:fillRect/>
+                    </a:stretch>
+                  </pic:blipFill>
+                  <pic:spPr>
+                    <a:xfrm>
+                      <a:off x="0" y="0"/>
+                      <a:ext cx="3285693" cy="1381902"/>
+                    </a:xfrm>
+                    <a:prstGeom prst="rect">
+                      <a:avLst/>
+                    </a:prstGeom>
+                    <a:effectLst>
+                      <a:glow rad="127000">
+                        <a:srgbClr val="000000"/>
+                      </a:glow>
+                    </a:effectLst>
+                  </pic:spPr>
+                </pic:pic>
+              </a:graphicData>
+            </a:graphic>
+          </wp:inline>
+        </w:drawing>
+      </w:r>
+      <w:r>
+        <w:t xml:space="preserve"> </w:t>
+      </w:r>
+    </w:p>
+    <w:p>
+      <w:r>
+        <w:t xml:space="preserve">Congratulations! You just ran your first batch script. </w:t>
+      </w:r>
+      <w:r>
+        <w:rPr>
+          <w:rFonts w:ascii="Segoe UI Emoji" w:hAnsi="Segoe UI Emoji" w:cs="Segoe UI Emoji"/>
+        </w:rPr>
+        <w:t>🎈</w:t>
+      </w:r>
+    </w:p>
+    <w:p>
+      <w:pPr>
+        <w:rPr>
+          <w:b/>
+          <w:bCs/>
+        </w:rPr>
+      </w:pPr>
+      <w:r>
+        <w:rPr>
+          <mc:AlternateContent>
+            <mc:Choice Requires="w16se"/>
+            <mc:Fallback>
+              <w:rFonts w:ascii="Segoe UI Emoji" w:eastAsia="Segoe UI Emoji" w:hAnsi="Segoe UI Emoji" w:cs="Segoe UI Emoji"/>
+            </mc:Fallback>
+          </mc:AlternateContent>
+          <w:b/>
+          <w:bCs/>
+        </w:rPr>
+        <mc:AlternateContent>
+          <mc:Choice Requires="w16se">
+            <w16se:symEx w16se:font="Segoe UI Emoji" w16se:char="1F440"/>
+          </mc:Choice>
+          <mc:Fallback>
+            <w:t>👀</w:t>
+          </mc:Fallback>
+        </mc:AlternateContent>
+      </w:r>
+      <w:r>
+        <w:rPr>
+          <w:b/>
+          <w:bCs/>
+        </w:rPr>
+        <w:t xml:space="preserve"> </w:t>
+      </w:r>
+      <w:r>
+        <w:rPr>
+          <w:rStyle w:val="Style3Char"/>
+          <w:rFonts w:eastAsiaTheme="minorHAnsi"/>
+        </w:rPr>
+        <w:t>What Those Commands Mean</w:t>
+      </w:r>
+    </w:p>
+    <w:p>
+      <w:r>
+        <w:t xml:space="preserve"> </w:t>
+      </w:r>
+      <w:r>
+        <w:rPr>
+          <w:noProof/>
+        </w:rPr>
+        <w:drawing>
+          <wp:inline distT="0" distB="0" distL="0" distR="0" wp14:anchorId="38BA1CF5" wp14:editId="452B85E3">
+            <wp:extent cx="5378969" cy="3194050"/>
+            <wp:effectExtent l="133350" t="133350" r="127000" b="139700"/>
+            <wp:docPr id="5" name="Picture 5"/>
+            <wp:cNvGraphicFramePr>
+              <a:graphicFrameLocks xmlns:a="http://schemas.openxmlformats.org/drawingml/2006/main" noChangeAspect="1"/>
+            </wp:cNvGraphicFramePr>
+            <a:graphic xmlns:a="http://schemas.openxmlformats.org/drawingml/2006/main">
+              <a:graphicData uri="http://schemas.openxmlformats.org/drawingml/2006/picture">
+                <pic:pic xmlns:pic="http://schemas.openxmlformats.org/drawingml/2006/picture">
+                  <pic:nvPicPr>
+                    <pic:cNvPr id="1" name=""/>
+                    <pic:cNvPicPr/>
+                  </pic:nvPicPr>
+                  <pic:blipFill>
+                    <a:blip r:embed="rId12">
+                      <a:lum/>
+                    </a:blip>
+                    <a:stretch>
+                      <a:fillRect/>
+                    </a:stretch>
+                  </pic:blipFill>
+                  <pic:spPr>
+                    <a:xfrm>
+                      <a:off x="0" y="0"/>
+                      <a:ext cx="5381443" cy="3195519"/>
+                    </a:xfrm>
+                    <a:prstGeom prst="rect">
+                      <a:avLst/>
+                    </a:prstGeom>
+                    <a:effectLst>
+                      <a:glow rad="127000">
+                        <a:srgbClr val="000000"/>
+                      </a:glow>
+                    </a:effectLst>
+                  </pic:spPr>
+                </pic:pic>
+              </a:graphicData>
+            </a:graphic>
+          </wp:inline>
+        </w:drawing>
+      </w:r>
+    </w:p>
+    <w:p>
+      <w:r>
+        <w:rPr>
+          <w:noProof/>
+        </w:rPr>
+        <w:lastRenderedPageBreak/>
+        <w:drawing>
+          <wp:inline distT="0" distB="0" distL="0" distR="0" wp14:anchorId="5BA2A283" wp14:editId="562BA2AC">
+            <wp:extent cx="4667250" cy="2634304"/>
+            <wp:effectExtent l="133350" t="133350" r="133350" b="128270"/>
+            <wp:docPr id="7" name="Picture 7"/>
+            <wp:cNvGraphicFramePr>
+              <a:graphicFrameLocks xmlns:a="http://schemas.openxmlformats.org/drawingml/2006/main" noChangeAspect="1"/>
+            </wp:cNvGraphicFramePr>
+            <a:graphic xmlns:a="http://schemas.openxmlformats.org/drawingml/2006/main">
+              <a:graphicData uri="http://schemas.openxmlformats.org/drawingml/2006/picture">
+                <pic:pic xmlns:pic="http://schemas.openxmlformats.org/drawingml/2006/picture">
+                  <pic:nvPicPr>
+                    <pic:cNvPr id="1" name=""/>
+                    <pic:cNvPicPr/>
+                  </pic:nvPicPr>
+                  <pic:blipFill>
+                    <a:blip r:embed="rId13">
+                      <a:lum/>
+                    </a:blip>
+                    <a:stretch>
+                      <a:fillRect/>
+                    </a:stretch>
+                  </pic:blipFill>
+                  <pic:spPr>
+                    <a:xfrm>
+                      <a:off x="0" y="0"/>
+                      <a:ext cx="4679616" cy="2641284"/>
+                    </a:xfrm>
+                    <a:prstGeom prst="rect">
+                      <a:avLst/>
+                    </a:prstGeom>
+                    <a:effectLst>
+                      <a:glow rad="127000">
+                        <a:srgbClr val="000000"/>
+                      </a:glow>
+                    </a:effectLst>
+                  </pic:spPr>
+                </pic:pic>
+              </a:graphicData>
+            </a:graphic>
+          </wp:inline>
+        </w:drawing>
+      </w:r>
+      <w:r>
+        <w:t xml:space="preserve"> </w:t>
+      </w:r>
+    </w:p>
+    <w:p>
+      <w:pPr>
+        <w:rPr>
+          <w:b/>
+          <w:bCs/>
+        </w:rPr>
+      </w:pPr>
+      <w:r>
+        <w:rPr>
+          <mc:AlternateContent>
+            <mc:Choice Requires="w16se"/>
+            <mc:Fallback>
+              <w:rFonts w:ascii="Segoe UI Emoji" w:eastAsia="Segoe UI Emoji" w:hAnsi="Segoe UI Emoji" w:cs="Segoe UI Emoji"/>
+            </mc:Fallback>
+          </mc:AlternateContent>
+          <w:b/>
+          <w:bCs/>
+        </w:rPr>
+        <mc:AlternateContent>
+          <mc:Choice Requires="w16se">
+            <w16se:symEx w16se:font="Segoe UI Emoji" w16se:char="1F5A5"/>
+          </mc:Choice>
+          <mc:Fallback>
+            <w:t>🖥</w:t>
+          </mc:Fallback>
+        </mc:AlternateContent>
+      </w:r>
+      <w:r>
+        <w:rPr>
+          <w:b/>
+          <w:bCs/>
+        </w:rPr>
+        <w:t xml:space="preserve"> </w:t>
+      </w:r>
+      <w:r>
+        <w:rPr>
+          <w:rStyle w:val="Style3Char"/>
+          <w:rFonts w:eastAsiaTheme="minorHAnsi"/>
+        </w:rPr>
+        <w:t>Running Batch Files: The Many Ways</w:t>
+      </w:r>
+    </w:p>
+    <w:p>
+      <w:pPr>
+        <w:numPr>
+          <w:ilvl w:val="0"/>
+          <w:numId w:val="146"/>
+        </w:numPr>
+      </w:pPr>
+      <w:r>
+        <w:rPr>
+          <w:b/>
+          <w:bCs/>
+        </w:rPr>
+        <w:t>Double-click</w:t>
+      </w:r>
+      <w:r>
+        <w:t> in File Explorer – runs in a new window (which closes when done).</w:t>
+      </w:r>
+    </w:p>
+    <w:p>
+      <w:pPr>
+        <w:numPr>
+          <w:ilvl w:val="0"/>
+          <w:numId w:val="146"/>
+        </w:numPr>
+      </w:pPr>
+      <w:r>
+        <w:rPr>
+          <w:b/>
+          <w:bCs/>
+        </w:rPr>
+        <w:t>Type the filename</w:t>
+      </w:r>
+      <w:r>
+        <w:t> in Command Prompt while in the same folder – runs in that same window.</w:t>
+      </w:r>
+    </w:p>
+    <w:p>
+      <w:pPr>
+        <w:numPr>
+          <w:ilvl w:val="0"/>
+          <w:numId w:val="146"/>
+        </w:numPr>
+      </w:pPr>
+      <w:r>
+        <w:rPr>
+          <w:b/>
+          <w:bCs/>
+        </w:rPr>
+        <w:t>Drag &amp; drop</w:t>
+      </w:r>
+      <w:r>
+        <w:t> the file onto the Command Prompt window – pastes the path, then press Enter.</w:t>
+      </w:r>
+    </w:p>
+    <w:p>
+      <w:pPr>
+        <w:rPr>
+          <w:b/>
+          <w:bCs/>
+        </w:rPr>
+      </w:pPr>
+    </w:p>
+    <w:p>
+      <w:pPr>
+        <w:rPr>
+          <w:b/>
+          <w:bCs/>
+        </w:rPr>
+      </w:pPr>
+      <w:r>
+        <w:rPr>
+          <mc:AlternateContent>
+            <mc:Choice Requires="w16se"/>
+            <mc:Fallback>
+              <w:rFonts w:ascii="Segoe UI Emoji" w:eastAsia="Segoe UI Emoji" w:hAnsi="Segoe UI Emoji" w:cs="Segoe UI Emoji"/>
+            </mc:Fallback>
+          </mc:AlternateContent>
+          <w:b/>
+          <w:bCs/>
+        </w:rPr>
+        <mc:AlternateContent>
+          <mc:Choice Requires="w16se">
+            <w16se:symEx w16se:font="Segoe UI Emoji" w16se:char="1F914"/>
+          </mc:Choice>
+          <mc:Fallback>
+            <w:t>🤔</w:t>
+          </mc:Fallback>
+        </mc:AlternateContent>
+      </w:r>
+      <w:r>
+        <w:rPr>
+          <w:b/>
+          <w:bCs/>
+        </w:rPr>
+        <w:t xml:space="preserve"> </w:t>
+      </w:r>
+      <w:r>
+        <w:rPr>
+          <w:rStyle w:val="Style3Char"/>
+          <w:rFonts w:eastAsiaTheme="minorHAnsi"/>
+        </w:rPr>
+        <w:t>Why Learn Batch in 2026? Isn't PowerShell Better?</w:t>
+      </w:r>
+    </w:p>
+    <w:p>
+      <w:r>
+        <w:t xml:space="preserve">Great question! </w:t>
+      </w:r>
+      <w:r>
+        <w:rPr>
+          <w:rFonts w:ascii="Segoe UI Emoji" w:hAnsi="Segoe UI Emoji" w:cs="Segoe UI Emoji"/>
+        </w:rPr>
+        <w:t>✅</w:t>
+      </w:r>
+      <w:r>
+        <w:t xml:space="preserve"> PowerShell is indeed more powerful</w:t>
+      </w:r>
+      <w:r>
+        <w:rPr>
+          <w:rFonts w:cs="Cambria"/>
+        </w:rPr>
+        <w:t>—</w:t>
+      </w:r>
+      <w:r>
+        <w:t xml:space="preserve">it's object-oriented, has access to .NET, and </w:t>
+      </w:r>
+      <w:proofErr w:type="gramStart"/>
+      <w:r>
+        <w:t>can do</w:t>
+      </w:r>
+      <w:proofErr w:type="gramEnd"/>
+      <w:r>
+        <w:t xml:space="preserve"> amazing things. But batch scripting is still valuable because:</w:t>
+      </w:r>
+    </w:p>
+    <w:p>
+      <w:pPr>
+        <w:numPr>
+          <w:ilvl w:val="0"/>
+          <w:numId w:val="147"/>
+        </w:numPr>
+      </w:pPr>
+      <w:r>
+        <w:rPr>
+          <w:b/>
+          <w:bCs/>
+        </w:rPr>
+        <w:t>It's everywhere</w:t>
+      </w:r>
+      <w:r>
+        <w:t> – Every Windows machine has CMD. No extra installs, no execution policy hassles.</w:t>
+      </w:r>
+    </w:p>
+    <w:p>
+      <w:pPr>
+        <w:numPr>
+          <w:ilvl w:val="0"/>
+          <w:numId w:val="147"/>
+        </w:numPr>
+      </w:pPr>
+      <w:r>
+        <w:rPr>
+          <w:b/>
+          <w:bCs/>
+        </w:rPr>
+        <w:t>It's fast</w:t>
+      </w:r>
+      <w:r>
+        <w:t> – For quick, simple tasks, firing up a batch file is instant.</w:t>
+      </w:r>
+    </w:p>
+    <w:p>
+      <w:pPr>
+        <w:numPr>
+          <w:ilvl w:val="0"/>
+          <w:numId w:val="147"/>
+        </w:numPr>
+      </w:pPr>
+      <w:r>
+        <w:rPr>
+          <w:b/>
+          <w:bCs/>
+        </w:rPr>
+        <w:t>It's the foundation</w:t>
+      </w:r>
+      <w:r>
+        <w:t> – Understanding batch helps you understand how Windows works under the hood.</w:t>
+      </w:r>
+    </w:p>
+    <w:p>
+      <w:pPr>
+        <w:numPr>
+          <w:ilvl w:val="0"/>
+          <w:numId w:val="147"/>
+        </w:numPr>
+      </w:pPr>
+      <w:r>
+        <w:rPr>
+          <w:b/>
+          <w:bCs/>
+        </w:rPr>
+        <w:t>Legacy scripts</w:t>
+      </w:r>
+      <w:r>
+        <w:t> – You'll encounter them. Knowing batch means you can read, fix, or improve them.</w:t>
+      </w:r>
+    </w:p>
+    <w:p>
+      <w:r>
+        <w:t>Think of batch as your </w:t>
+      </w:r>
+      <w:r>
+        <w:rPr>
+          <w:b/>
+          <w:bCs/>
+        </w:rPr>
+        <w:t>entry-level automation tool</w:t>
+      </w:r>
+      <w:r>
+        <w:t xml:space="preserve">. Later you can level up to PowerShell if you need more power. But for now, let's enjoy the simplicity! </w:t>
+      </w:r>
+      <w:r>
+        <w:rPr>
+          <w:rFonts w:ascii="Segoe UI Emoji" w:hAnsi="Segoe UI Emoji" w:cs="Segoe UI Emoji"/>
+        </w:rPr>
+        <w:t>😄</w:t>
+      </w:r>
+    </w:p>
+    <w:p/>
+    <w:p>
+      <w:r>
+        <w:rPr>
+          <w:b/>
+          <w:bCs/>
+        </w:rPr>
+        <w:lastRenderedPageBreak/>
+        <w:t>Ready for more?</w:t>
+      </w:r>
+      <w:r>
+        <w:t xml:space="preserve"> Next up, we'll dive into variables, user input, and making your scripts smarter. But first, take a moment to play with echo and pause. Try changing the message, adding more echo lines, and seeing what happens. The command line is your playground! </w:t>
+      </w:r>
+      <w:r>
+        <w:rPr>
+          <w:rFonts w:ascii="Segoe UI Emoji" w:hAnsi="Segoe UI Emoji" w:cs="Segoe UI Emoji"/>
+        </w:rPr>
+        <w:t>🎢</w:t>
+      </w:r>
+    </w:p>
+    <w:p>
+      <w:r>
+        <w:t xml:space="preserve"> </w:t>
+      </w:r>
+    </w:p>
     <w:p/>
     <w:p/>
     <w:p/>
@@ -689,6 +1405,7 @@
     <w:p/>
     <w:p/>
     <w:p/>
+    <w:p/>
     <w:p>
       <w:r>
         <w:rPr>
@@ -868,7 +1585,6 @@
         </w:numPr>
       </w:pPr>
       <w:r>
-        <w:lastRenderedPageBreak/>
         <w:t>Suppressing command output (@ECHO OFF)</w:t>
       </w:r>
     </w:p>
@@ -964,6 +1680,7 @@
         </w:numPr>
       </w:pPr>
       <w:r>
+        <w:lastRenderedPageBreak/>
         <w:t>Setting exit codes (EXIT /B &lt;code&gt;)</w:t>
       </w:r>
     </w:p>
@@ -1156,7 +1873,6 @@
         </w:numPr>
       </w:pPr>
       <w:r>
-        <w:lastRenderedPageBreak/>
         <w:t>Nested SETLOCAL (scope stacking)</w:t>
       </w:r>
     </w:p>
@@ -1268,6 +1984,7 @@
         </w:numPr>
       </w:pPr>
       <w:r>
+        <w:lastRenderedPageBreak/>
         <w:t>Substring extraction (%</w:t>
       </w:r>
       <w:proofErr w:type="gramStart"/>
@@ -1492,7 +2209,6 @@
         </w:numPr>
       </w:pPr>
       <w:r>
-        <w:lastRenderedPageBreak/>
         <w:t>ELSE clause syntax (must be on same line as closing parenthesis)</w:t>
       </w:r>
     </w:p>
@@ -1604,6 +2320,7 @@
         </w:numPr>
       </w:pPr>
       <w:r>
+        <w:lastRenderedPageBreak/>
         <w:t>Loop variable naming (%%</w:t>
       </w:r>
       <w:proofErr w:type="spellStart"/>
@@ -1882,7 +2599,6 @@
           <w:b/>
           <w:bCs/>
         </w:rPr>
-        <w:lastRenderedPageBreak/>
         <w:t>3.7 FOR /D (Directory Loop)</w:t>
       </w:r>
     </w:p>
@@ -1994,6 +2710,7 @@
         </w:numPr>
       </w:pPr>
       <w:r>
+        <w:lastRenderedPageBreak/>
         <w:t>Multiple loop variables (%%</w:t>
       </w:r>
       <w:proofErr w:type="spellStart"/>
@@ -2253,7 +2970,6 @@
         </w:numPr>
       </w:pPr>
       <w:r>
-        <w:lastRenderedPageBreak/>
         <w:t>TYPE command (display file contents)</w:t>
       </w:r>
     </w:p>
@@ -2357,6 +3073,7 @@
         </w:numPr>
       </w:pPr>
       <w:r>
+        <w:lastRenderedPageBreak/>
         <w:t>Force deletion (/F, /Q flags)</w:t>
       </w:r>
     </w:p>
@@ -2560,7 +3277,6 @@
     </w:p>
     <w:p>
       <w:r>
-        <w:lastRenderedPageBreak/>
         <w:pict w14:anchorId="1CC535DB">
           <v:rect id="_x0000_i1030" style="width:0;height:1.5pt" o:hralign="center" o:hrstd="t" o:hr="t" fillcolor="#a0a0a0" stroked="f"/>
         </w:pict>
@@ -2683,6 +3399,7 @@
         </w:numPr>
       </w:pPr>
       <w:r>
+        <w:lastRenderedPageBreak/>
         <w:t>Replacing first occurrence</w:t>
       </w:r>
     </w:p>
@@ -2886,7 +3603,6 @@
     </w:p>
     <w:p>
       <w:r>
-        <w:lastRenderedPageBreak/>
         <w:pict w14:anchorId="54AFC80E">
           <v:rect id="_x0000_i1031" style="width:0;height:1.5pt" o:hralign="center" o:hrstd="t" o:hr="t" fillcolor="#a0a0a0" stroked="f"/>
         </w:pict>
@@ -2993,6 +3709,7 @@
         </w:numPr>
       </w:pPr>
       <w:r>
+        <w:lastRenderedPageBreak/>
         <w:t>TITLE command (set window title)</w:t>
       </w:r>
     </w:p>
@@ -3194,7 +3911,6 @@
         </w:numPr>
       </w:pPr>
       <w:r>
-        <w:lastRenderedPageBreak/>
         <w:t>Cursor positioning</w:t>
       </w:r>
     </w:p>
@@ -3327,6 +4043,7 @@
         </w:numPr>
       </w:pPr>
       <w:r>
+        <w:lastRenderedPageBreak/>
         <w:t>Using %1, %2, %3, etc. in function</w:t>
       </w:r>
     </w:p>
@@ -3528,7 +4245,6 @@
         </w:numPr>
       </w:pPr>
       <w:r>
-        <w:lastRenderedPageBreak/>
         <w:t>Common values (0 = success, 1 = general error, 2 = file not found, etc.)</w:t>
       </w:r>
     </w:p>
@@ -3622,6 +4338,7 @@
           <w:b/>
           <w:bCs/>
         </w:rPr>
+        <w:lastRenderedPageBreak/>
         <w:t>8.4 Graceful Degradation</w:t>
       </w:r>
     </w:p>
@@ -3827,7 +4544,6 @@
           <w:b/>
           <w:bCs/>
         </w:rPr>
-        <w:lastRenderedPageBreak/>
         <w:t>9.3 NETSTAT (Network Statistics)</w:t>
       </w:r>
     </w:p>
@@ -3923,6 +4639,7 @@
           <w:b/>
           <w:bCs/>
         </w:rPr>
+        <w:lastRenderedPageBreak/>
         <w:t>9.5 NSLOOKUP (DNS Lookup)</w:t>
       </w:r>
     </w:p>
@@ -4140,7 +4857,6 @@
           <w:b/>
           <w:bCs/>
         </w:rPr>
-        <w:lastRenderedPageBreak/>
         <w:t>MODULE 10: SYSTEM ADMINISTRATION</w:t>
       </w:r>
     </w:p>
@@ -4236,6 +4952,7 @@
         </w:numPr>
       </w:pPr>
       <w:r>
+        <w:lastRenderedPageBreak/>
         <w:t>Query service status (SC QUERY)</w:t>
       </w:r>
     </w:p>
@@ -4437,7 +5154,6 @@
         </w:numPr>
       </w:pPr>
       <w:r>
-        <w:lastRenderedPageBreak/>
         <w:t>FORMAT (format drive)</w:t>
       </w:r>
     </w:p>
@@ -4533,6 +5249,7 @@
         </w:numPr>
       </w:pPr>
       <w:r>
+        <w:lastRenderedPageBreak/>
         <w:t>No native arrays (workaround using indexed variables)</w:t>
       </w:r>
     </w:p>
@@ -4750,7 +5467,6 @@
         </w:numPr>
       </w:pPr>
       <w:r>
-        <w:lastRenderedPageBreak/>
         <w:t>Variable indirection</w:t>
       </w:r>
     </w:p>
@@ -4846,6 +5562,7 @@
         </w:numPr>
       </w:pPr>
       <w:r>
+        <w:lastRenderedPageBreak/>
         <w:t>MSHTA (HTML Application, popup windows)</w:t>
       </w:r>
     </w:p>
@@ -5069,7 +5786,6 @@
         </w:numPr>
       </w:pPr>
       <w:r>
-        <w:lastRenderedPageBreak/>
         <w:t>Download installers (CURL/CERTUTIL)</w:t>
       </w:r>
     </w:p>
@@ -5165,6 +5881,7 @@
         </w:numPr>
       </w:pPr>
       <w:r>
+        <w:lastRenderedPageBreak/>
         <w:t>Move to categorized folders</w:t>
       </w:r>
     </w:p>
@@ -5366,7 +6083,6 @@
         </w:numPr>
       </w:pPr>
       <w:r>
-        <w:lastRenderedPageBreak/>
         <w:t xml:space="preserve">Bulk </w:t>
       </w:r>
       <w:proofErr w:type="gramStart"/>
@@ -5472,6 +6188,7 @@
           <w:b/>
           <w:bCs/>
         </w:rPr>
+        <w:lastRenderedPageBreak/>
         <w:t>PART 4: ETHICAL HACKING &amp; MALWARE ANALYSIS (REDTEAM/SECURITY)</w:t>
       </w:r>
     </w:p>
@@ -5685,7 +6402,6 @@
         </w:numPr>
       </w:pPr>
       <w:r>
-        <w:lastRenderedPageBreak/>
         <w:t>Stored credentials (CMDKEY /LIST)</w:t>
       </w:r>
     </w:p>
@@ -5774,6 +6490,7 @@
     </w:p>
     <w:p>
       <w:r>
+        <w:lastRenderedPageBreak/>
         <w:pict w14:anchorId="019B24A1">
           <v:rect id="_x0000_i1039" style="width:0;height:1.5pt" o:hralign="center" o:hrstd="t" o:hr="t" fillcolor="#a0a0a0" stroked="f"/>
         </w:pict>
@@ -5977,7 +6694,6 @@
           <w:b/>
           <w:bCs/>
         </w:rPr>
-        <w:lastRenderedPageBreak/>
         <w:t>14.6 WMI Event Subscriptions</w:t>
       </w:r>
     </w:p>
@@ -6064,6 +6780,7 @@
         </w:numPr>
       </w:pPr>
       <w:r>
+        <w:lastRenderedPageBreak/>
         <w:t>Eventvwr.exe method (registry hijacking)</w:t>
       </w:r>
     </w:p>
@@ -6290,7 +7007,6 @@
         </w:numPr>
       </w:pPr>
       <w:r>
-        <w:lastRenderedPageBreak/>
         <w:t>WMIC /</w:t>
       </w:r>
       <w:proofErr w:type="spellStart"/>
@@ -6385,6 +7101,7 @@
     </w:p>
     <w:p>
       <w:r>
+        <w:lastRenderedPageBreak/>
         <w:pict w14:anchorId="5FD4ECAE">
           <v:rect id="_x0000_i1042" style="width:0;height:1.5pt" o:hralign="center" o:hrstd="t" o:hr="t" fillcolor="#a0a0a0" stroked="f"/>
         </w:pict>
@@ -6601,7 +7318,6 @@
           <w:b/>
           <w:bCs/>
         </w:rPr>
-        <w:lastRenderedPageBreak/>
         <w:t>MODULE 18: Covering Tracks</w:t>
       </w:r>
     </w:p>
@@ -6692,6 +7408,7 @@
         </w:numPr>
       </w:pPr>
       <w:r>
+        <w:lastRenderedPageBreak/>
         <w:t>Modify file timestamps (using PowerShell or external tool)</w:t>
       </w:r>
     </w:p>
@@ -6907,7 +7624,6 @@
         </w:numPr>
       </w:pPr>
       <w:r>
-        <w:lastRenderedPageBreak/>
         <w:t>Create YARA rule for batch malware</w:t>
       </w:r>
     </w:p>
@@ -6992,6 +7708,7 @@
           <w:b/>
           <w:bCs/>
         </w:rPr>
+        <w:lastRenderedPageBreak/>
         <w:t>20.1 Reverse Shell (Batch-Based)</w:t>
       </w:r>
     </w:p>
@@ -7208,7 +7925,6 @@
         </w:numPr>
       </w:pPr>
       <w:r>
-        <w:lastRenderedPageBreak/>
         <w:t>Deletes itself (cover tracks)</w:t>
       </w:r>
     </w:p>
@@ -7309,6 +8025,7 @@
         </w:numPr>
       </w:pPr>
       <w:r>
+        <w:lastRenderedPageBreak/>
         <w:t>Examples: CERTUTIL, MSHTA, REGSVR32, WMIC</w:t>
       </w:r>
     </w:p>
@@ -7525,7 +8242,6 @@
           <w:b/>
           <w:bCs/>
         </w:rPr>
-        <w:lastRenderedPageBreak/>
         <w:t>22.4 Post-Exploitation Framework Integration</w:t>
       </w:r>
     </w:p>
@@ -7612,6 +8328,7 @@
         </w:numPr>
       </w:pPr>
       <w:r>
+        <w:lastRenderedPageBreak/>
         <w:t>Apply security policies (via registry or GPO)</w:t>
       </w:r>
     </w:p>
@@ -7822,7 +8539,6 @@
         </w:numPr>
       </w:pPr>
       <w:r>
-        <w:lastRenderedPageBreak/>
         <w:t>Never hardcode passwords (use encrypted storage or prompt)</w:t>
       </w:r>
     </w:p>
@@ -7907,6 +8623,7 @@
         </w:numPr>
       </w:pPr>
       <w:r>
+        <w:lastRenderedPageBreak/>
         <w:t>Test on Windows 7, 10, 11, Server versions</w:t>
       </w:r>
     </w:p>
@@ -14338,6 +15055,155 @@
     </w:lvl>
   </w:abstractNum>
   <w:abstractNum w:abstractNumId="42" w15:restartNumberingAfterBreak="0">
+    <w:nsid w:val="2B354E95"/>
+    <w:multiLevelType w:val="multilevel"/>
+    <w:tmpl w:val="D0865348"/>
+    <w:lvl w:ilvl="0">
+      <w:start w:val="1"/>
+      <w:numFmt w:val="bullet"/>
+      <w:lvlText w:val=""/>
+      <w:lvlJc w:val="left"/>
+      <w:pPr>
+        <w:tabs>
+          <w:tab w:val="num" w:pos="720"/>
+        </w:tabs>
+        <w:ind w:left="720" w:hanging="360"/>
+      </w:pPr>
+      <w:rPr>
+        <w:rFonts w:ascii="Symbol" w:hAnsi="Symbol" w:hint="default"/>
+        <w:sz w:val="20"/>
+      </w:rPr>
+    </w:lvl>
+    <w:lvl w:ilvl="1" w:tentative="1">
+      <w:start w:val="1"/>
+      <w:numFmt w:val="bullet"/>
+      <w:lvlText w:val="o"/>
+      <w:lvlJc w:val="left"/>
+      <w:pPr>
+        <w:tabs>
+          <w:tab w:val="num" w:pos="1440"/>
+        </w:tabs>
+        <w:ind w:left="1440" w:hanging="360"/>
+      </w:pPr>
+      <w:rPr>
+        <w:rFonts w:ascii="Courier New" w:hAnsi="Courier New" w:hint="default"/>
+        <w:sz w:val="20"/>
+      </w:rPr>
+    </w:lvl>
+    <w:lvl w:ilvl="2" w:tentative="1">
+      <w:start w:val="1"/>
+      <w:numFmt w:val="bullet"/>
+      <w:lvlText w:val=""/>
+      <w:lvlJc w:val="left"/>
+      <w:pPr>
+        <w:tabs>
+          <w:tab w:val="num" w:pos="2160"/>
+        </w:tabs>
+        <w:ind w:left="2160" w:hanging="360"/>
+      </w:pPr>
+      <w:rPr>
+        <w:rFonts w:ascii="Wingdings" w:hAnsi="Wingdings" w:hint="default"/>
+        <w:sz w:val="20"/>
+      </w:rPr>
+    </w:lvl>
+    <w:lvl w:ilvl="3" w:tentative="1">
+      <w:start w:val="1"/>
+      <w:numFmt w:val="bullet"/>
+      <w:lvlText w:val=""/>
+      <w:lvlJc w:val="left"/>
+      <w:pPr>
+        <w:tabs>
+          <w:tab w:val="num" w:pos="2880"/>
+        </w:tabs>
+        <w:ind w:left="2880" w:hanging="360"/>
+      </w:pPr>
+      <w:rPr>
+        <w:rFonts w:ascii="Wingdings" w:hAnsi="Wingdings" w:hint="default"/>
+        <w:sz w:val="20"/>
+      </w:rPr>
+    </w:lvl>
+    <w:lvl w:ilvl="4" w:tentative="1">
+      <w:start w:val="1"/>
+      <w:numFmt w:val="bullet"/>
+      <w:lvlText w:val=""/>
+      <w:lvlJc w:val="left"/>
+      <w:pPr>
+        <w:tabs>
+          <w:tab w:val="num" w:pos="3600"/>
+        </w:tabs>
+        <w:ind w:left="3600" w:hanging="360"/>
+      </w:pPr>
+      <w:rPr>
+        <w:rFonts w:ascii="Wingdings" w:hAnsi="Wingdings" w:hint="default"/>
+        <w:sz w:val="20"/>
+      </w:rPr>
+    </w:lvl>
+    <w:lvl w:ilvl="5" w:tentative="1">
+      <w:start w:val="1"/>
+      <w:numFmt w:val="bullet"/>
+      <w:lvlText w:val=""/>
+      <w:lvlJc w:val="left"/>
+      <w:pPr>
+        <w:tabs>
+          <w:tab w:val="num" w:pos="4320"/>
+        </w:tabs>
+        <w:ind w:left="4320" w:hanging="360"/>
+      </w:pPr>
+      <w:rPr>
+        <w:rFonts w:ascii="Wingdings" w:hAnsi="Wingdings" w:hint="default"/>
+        <w:sz w:val="20"/>
+      </w:rPr>
+    </w:lvl>
+    <w:lvl w:ilvl="6" w:tentative="1">
+      <w:start w:val="1"/>
+      <w:numFmt w:val="bullet"/>
+      <w:lvlText w:val=""/>
+      <w:lvlJc w:val="left"/>
+      <w:pPr>
+        <w:tabs>
+          <w:tab w:val="num" w:pos="5040"/>
+        </w:tabs>
+        <w:ind w:left="5040" w:hanging="360"/>
+      </w:pPr>
+      <w:rPr>
+        <w:rFonts w:ascii="Wingdings" w:hAnsi="Wingdings" w:hint="default"/>
+        <w:sz w:val="20"/>
+      </w:rPr>
+    </w:lvl>
+    <w:lvl w:ilvl="7" w:tentative="1">
+      <w:start w:val="1"/>
+      <w:numFmt w:val="bullet"/>
+      <w:lvlText w:val=""/>
+      <w:lvlJc w:val="left"/>
+      <w:pPr>
+        <w:tabs>
+          <w:tab w:val="num" w:pos="5760"/>
+        </w:tabs>
+        <w:ind w:left="5760" w:hanging="360"/>
+      </w:pPr>
+      <w:rPr>
+        <w:rFonts w:ascii="Wingdings" w:hAnsi="Wingdings" w:hint="default"/>
+        <w:sz w:val="20"/>
+      </w:rPr>
+    </w:lvl>
+    <w:lvl w:ilvl="8" w:tentative="1">
+      <w:start w:val="1"/>
+      <w:numFmt w:val="bullet"/>
+      <w:lvlText w:val=""/>
+      <w:lvlJc w:val="left"/>
+      <w:pPr>
+        <w:tabs>
+          <w:tab w:val="num" w:pos="6480"/>
+        </w:tabs>
+        <w:ind w:left="6480" w:hanging="360"/>
+      </w:pPr>
+      <w:rPr>
+        <w:rFonts w:ascii="Wingdings" w:hAnsi="Wingdings" w:hint="default"/>
+        <w:sz w:val="20"/>
+      </w:rPr>
+    </w:lvl>
+  </w:abstractNum>
+  <w:abstractNum w:abstractNumId="43" w15:restartNumberingAfterBreak="0">
     <w:nsid w:val="2B947C97"/>
     <w:multiLevelType w:val="multilevel"/>
     <w:tmpl w:val="E25A4C5E"/>
@@ -14486,7 +15352,7 @@
       </w:rPr>
     </w:lvl>
   </w:abstractNum>
-  <w:abstractNum w:abstractNumId="43" w15:restartNumberingAfterBreak="0">
+  <w:abstractNum w:abstractNumId="44" w15:restartNumberingAfterBreak="0">
     <w:nsid w:val="2C334F41"/>
     <w:multiLevelType w:val="multilevel"/>
     <w:tmpl w:val="57DCEB5E"/>
@@ -14635,7 +15501,7 @@
       </w:rPr>
     </w:lvl>
   </w:abstractNum>
-  <w:abstractNum w:abstractNumId="44" w15:restartNumberingAfterBreak="0">
+  <w:abstractNum w:abstractNumId="45" w15:restartNumberingAfterBreak="0">
     <w:nsid w:val="2D623D36"/>
     <w:multiLevelType w:val="multilevel"/>
     <w:tmpl w:val="F2BCCFE6"/>
@@ -14784,7 +15650,7 @@
       </w:rPr>
     </w:lvl>
   </w:abstractNum>
-  <w:abstractNum w:abstractNumId="45" w15:restartNumberingAfterBreak="0">
+  <w:abstractNum w:abstractNumId="46" w15:restartNumberingAfterBreak="0">
     <w:nsid w:val="2DAE1A4F"/>
     <w:multiLevelType w:val="multilevel"/>
     <w:tmpl w:val="F5BCDFA4"/>
@@ -14933,7 +15799,7 @@
       </w:rPr>
     </w:lvl>
   </w:abstractNum>
-  <w:abstractNum w:abstractNumId="46" w15:restartNumberingAfterBreak="0">
+  <w:abstractNum w:abstractNumId="47" w15:restartNumberingAfterBreak="0">
     <w:nsid w:val="2E4E3025"/>
     <w:multiLevelType w:val="multilevel"/>
     <w:tmpl w:val="8F3C8F82"/>
@@ -15082,7 +15948,7 @@
       </w:rPr>
     </w:lvl>
   </w:abstractNum>
-  <w:abstractNum w:abstractNumId="47" w15:restartNumberingAfterBreak="0">
+  <w:abstractNum w:abstractNumId="48" w15:restartNumberingAfterBreak="0">
     <w:nsid w:val="2EFD531E"/>
     <w:multiLevelType w:val="multilevel"/>
     <w:tmpl w:val="D426654E"/>
@@ -15231,7 +16097,7 @@
       </w:rPr>
     </w:lvl>
   </w:abstractNum>
-  <w:abstractNum w:abstractNumId="48" w15:restartNumberingAfterBreak="0">
+  <w:abstractNum w:abstractNumId="49" w15:restartNumberingAfterBreak="0">
     <w:nsid w:val="2F4D5BBF"/>
     <w:multiLevelType w:val="multilevel"/>
     <w:tmpl w:val="F3D84B22"/>
@@ -15380,7 +16246,7 @@
       </w:rPr>
     </w:lvl>
   </w:abstractNum>
-  <w:abstractNum w:abstractNumId="49" w15:restartNumberingAfterBreak="0">
+  <w:abstractNum w:abstractNumId="50" w15:restartNumberingAfterBreak="0">
     <w:nsid w:val="30F1495B"/>
     <w:multiLevelType w:val="multilevel"/>
     <w:tmpl w:val="B92EB8F6"/>
@@ -15529,7 +16395,7 @@
       </w:rPr>
     </w:lvl>
   </w:abstractNum>
-  <w:abstractNum w:abstractNumId="50" w15:restartNumberingAfterBreak="0">
+  <w:abstractNum w:abstractNumId="51" w15:restartNumberingAfterBreak="0">
     <w:nsid w:val="31F670A8"/>
     <w:multiLevelType w:val="multilevel"/>
     <w:tmpl w:val="4376716E"/>
@@ -15678,7 +16544,7 @@
       </w:rPr>
     </w:lvl>
   </w:abstractNum>
-  <w:abstractNum w:abstractNumId="51" w15:restartNumberingAfterBreak="0">
+  <w:abstractNum w:abstractNumId="52" w15:restartNumberingAfterBreak="0">
     <w:nsid w:val="32FD40DF"/>
     <w:multiLevelType w:val="multilevel"/>
     <w:tmpl w:val="D376FAC8"/>
@@ -15827,7 +16693,7 @@
       </w:rPr>
     </w:lvl>
   </w:abstractNum>
-  <w:abstractNum w:abstractNumId="52" w15:restartNumberingAfterBreak="0">
+  <w:abstractNum w:abstractNumId="53" w15:restartNumberingAfterBreak="0">
     <w:nsid w:val="33C959AE"/>
     <w:multiLevelType w:val="multilevel"/>
     <w:tmpl w:val="5B02ED40"/>
@@ -15976,7 +16842,7 @@
       </w:rPr>
     </w:lvl>
   </w:abstractNum>
-  <w:abstractNum w:abstractNumId="53" w15:restartNumberingAfterBreak="0">
+  <w:abstractNum w:abstractNumId="54" w15:restartNumberingAfterBreak="0">
     <w:nsid w:val="3540135F"/>
     <w:multiLevelType w:val="multilevel"/>
     <w:tmpl w:val="BB568836"/>
@@ -16125,7 +16991,7 @@
       </w:rPr>
     </w:lvl>
   </w:abstractNum>
-  <w:abstractNum w:abstractNumId="54" w15:restartNumberingAfterBreak="0">
+  <w:abstractNum w:abstractNumId="55" w15:restartNumberingAfterBreak="0">
     <w:nsid w:val="365E6E27"/>
     <w:multiLevelType w:val="multilevel"/>
     <w:tmpl w:val="53A410DC"/>
@@ -16274,7 +17140,7 @@
       </w:rPr>
     </w:lvl>
   </w:abstractNum>
-  <w:abstractNum w:abstractNumId="55" w15:restartNumberingAfterBreak="0">
+  <w:abstractNum w:abstractNumId="56" w15:restartNumberingAfterBreak="0">
     <w:nsid w:val="368954B1"/>
     <w:multiLevelType w:val="multilevel"/>
     <w:tmpl w:val="7ECA88AC"/>
@@ -16423,7 +17289,7 @@
       </w:rPr>
     </w:lvl>
   </w:abstractNum>
-  <w:abstractNum w:abstractNumId="56" w15:restartNumberingAfterBreak="0">
+  <w:abstractNum w:abstractNumId="57" w15:restartNumberingAfterBreak="0">
     <w:nsid w:val="36B4639D"/>
     <w:multiLevelType w:val="multilevel"/>
     <w:tmpl w:val="B0E6F868"/>
@@ -16572,7 +17438,7 @@
       </w:rPr>
     </w:lvl>
   </w:abstractNum>
-  <w:abstractNum w:abstractNumId="57" w15:restartNumberingAfterBreak="0">
+  <w:abstractNum w:abstractNumId="58" w15:restartNumberingAfterBreak="0">
     <w:nsid w:val="372E296F"/>
     <w:multiLevelType w:val="multilevel"/>
     <w:tmpl w:val="A35809D8"/>
@@ -16721,7 +17587,7 @@
       </w:rPr>
     </w:lvl>
   </w:abstractNum>
-  <w:abstractNum w:abstractNumId="58" w15:restartNumberingAfterBreak="0">
+  <w:abstractNum w:abstractNumId="59" w15:restartNumberingAfterBreak="0">
     <w:nsid w:val="37AD30EB"/>
     <w:multiLevelType w:val="multilevel"/>
     <w:tmpl w:val="B30C85F0"/>
@@ -16870,7 +17736,7 @@
       </w:rPr>
     </w:lvl>
   </w:abstractNum>
-  <w:abstractNum w:abstractNumId="59" w15:restartNumberingAfterBreak="0">
+  <w:abstractNum w:abstractNumId="60" w15:restartNumberingAfterBreak="0">
     <w:nsid w:val="392E5AB6"/>
     <w:multiLevelType w:val="multilevel"/>
     <w:tmpl w:val="A78E5B6E"/>
@@ -17019,7 +17885,7 @@
       </w:rPr>
     </w:lvl>
   </w:abstractNum>
-  <w:abstractNum w:abstractNumId="60" w15:restartNumberingAfterBreak="0">
+  <w:abstractNum w:abstractNumId="61" w15:restartNumberingAfterBreak="0">
     <w:nsid w:val="3D0B1388"/>
     <w:multiLevelType w:val="multilevel"/>
     <w:tmpl w:val="FC329430"/>
@@ -17168,7 +18034,7 @@
       </w:rPr>
     </w:lvl>
   </w:abstractNum>
-  <w:abstractNum w:abstractNumId="61" w15:restartNumberingAfterBreak="0">
+  <w:abstractNum w:abstractNumId="62" w15:restartNumberingAfterBreak="0">
     <w:nsid w:val="3DC275B5"/>
     <w:multiLevelType w:val="multilevel"/>
     <w:tmpl w:val="DEE48EB2"/>
@@ -17317,7 +18183,7 @@
       </w:rPr>
     </w:lvl>
   </w:abstractNum>
-  <w:abstractNum w:abstractNumId="62" w15:restartNumberingAfterBreak="0">
+  <w:abstractNum w:abstractNumId="63" w15:restartNumberingAfterBreak="0">
     <w:nsid w:val="3ED24103"/>
     <w:multiLevelType w:val="multilevel"/>
     <w:tmpl w:val="B0508CF4"/>
@@ -17466,7 +18332,7 @@
       </w:rPr>
     </w:lvl>
   </w:abstractNum>
-  <w:abstractNum w:abstractNumId="63" w15:restartNumberingAfterBreak="0">
+  <w:abstractNum w:abstractNumId="64" w15:restartNumberingAfterBreak="0">
     <w:nsid w:val="3EE776AD"/>
     <w:multiLevelType w:val="multilevel"/>
     <w:tmpl w:val="28E68064"/>
@@ -17615,7 +18481,7 @@
       </w:rPr>
     </w:lvl>
   </w:abstractNum>
-  <w:abstractNum w:abstractNumId="64" w15:restartNumberingAfterBreak="0">
+  <w:abstractNum w:abstractNumId="65" w15:restartNumberingAfterBreak="0">
     <w:nsid w:val="41A34CF8"/>
     <w:multiLevelType w:val="multilevel"/>
     <w:tmpl w:val="31CCDF14"/>
@@ -17764,7 +18630,7 @@
       </w:rPr>
     </w:lvl>
   </w:abstractNum>
-  <w:abstractNum w:abstractNumId="65" w15:restartNumberingAfterBreak="0">
+  <w:abstractNum w:abstractNumId="66" w15:restartNumberingAfterBreak="0">
     <w:nsid w:val="42021928"/>
     <w:multiLevelType w:val="multilevel"/>
     <w:tmpl w:val="93C21EBE"/>
@@ -17913,7 +18779,7 @@
       </w:rPr>
     </w:lvl>
   </w:abstractNum>
-  <w:abstractNum w:abstractNumId="66" w15:restartNumberingAfterBreak="0">
+  <w:abstractNum w:abstractNumId="67" w15:restartNumberingAfterBreak="0">
     <w:nsid w:val="42434FB0"/>
     <w:multiLevelType w:val="multilevel"/>
     <w:tmpl w:val="BEB6D394"/>
@@ -18062,7 +18928,7 @@
       </w:rPr>
     </w:lvl>
   </w:abstractNum>
-  <w:abstractNum w:abstractNumId="67" w15:restartNumberingAfterBreak="0">
+  <w:abstractNum w:abstractNumId="68" w15:restartNumberingAfterBreak="0">
     <w:nsid w:val="426C5B13"/>
     <w:multiLevelType w:val="multilevel"/>
     <w:tmpl w:val="59CEA4EA"/>
@@ -18211,7 +19077,7 @@
       </w:rPr>
     </w:lvl>
   </w:abstractNum>
-  <w:abstractNum w:abstractNumId="68" w15:restartNumberingAfterBreak="0">
+  <w:abstractNum w:abstractNumId="69" w15:restartNumberingAfterBreak="0">
     <w:nsid w:val="43380DF5"/>
     <w:multiLevelType w:val="multilevel"/>
     <w:tmpl w:val="502AB7AC"/>
@@ -18360,7 +19226,7 @@
       </w:rPr>
     </w:lvl>
   </w:abstractNum>
-  <w:abstractNum w:abstractNumId="69" w15:restartNumberingAfterBreak="0">
+  <w:abstractNum w:abstractNumId="70" w15:restartNumberingAfterBreak="0">
     <w:nsid w:val="45E703CA"/>
     <w:multiLevelType w:val="multilevel"/>
     <w:tmpl w:val="263AE01C"/>
@@ -18509,7 +19375,7 @@
       </w:rPr>
     </w:lvl>
   </w:abstractNum>
-  <w:abstractNum w:abstractNumId="70" w15:restartNumberingAfterBreak="0">
+  <w:abstractNum w:abstractNumId="71" w15:restartNumberingAfterBreak="0">
     <w:nsid w:val="464222F1"/>
     <w:multiLevelType w:val="multilevel"/>
     <w:tmpl w:val="463A765A"/>
@@ -18658,7 +19524,7 @@
       </w:rPr>
     </w:lvl>
   </w:abstractNum>
-  <w:abstractNum w:abstractNumId="71" w15:restartNumberingAfterBreak="0">
+  <w:abstractNum w:abstractNumId="72" w15:restartNumberingAfterBreak="0">
     <w:nsid w:val="470D0EBB"/>
     <w:multiLevelType w:val="multilevel"/>
     <w:tmpl w:val="81365B2C"/>
@@ -18807,7 +19673,7 @@
       </w:rPr>
     </w:lvl>
   </w:abstractNum>
-  <w:abstractNum w:abstractNumId="72" w15:restartNumberingAfterBreak="0">
+  <w:abstractNum w:abstractNumId="73" w15:restartNumberingAfterBreak="0">
     <w:nsid w:val="49533CB5"/>
     <w:multiLevelType w:val="multilevel"/>
     <w:tmpl w:val="4362940A"/>
@@ -18956,7 +19822,7 @@
       </w:rPr>
     </w:lvl>
   </w:abstractNum>
-  <w:abstractNum w:abstractNumId="73" w15:restartNumberingAfterBreak="0">
+  <w:abstractNum w:abstractNumId="74" w15:restartNumberingAfterBreak="0">
     <w:nsid w:val="4ABF56F6"/>
     <w:multiLevelType w:val="multilevel"/>
     <w:tmpl w:val="DE2CD9D6"/>
@@ -19105,7 +19971,7 @@
       </w:rPr>
     </w:lvl>
   </w:abstractNum>
-  <w:abstractNum w:abstractNumId="74" w15:restartNumberingAfterBreak="0">
+  <w:abstractNum w:abstractNumId="75" w15:restartNumberingAfterBreak="0">
     <w:nsid w:val="4B320D31"/>
     <w:multiLevelType w:val="multilevel"/>
     <w:tmpl w:val="955C5292"/>
@@ -19254,7 +20120,7 @@
       </w:rPr>
     </w:lvl>
   </w:abstractNum>
-  <w:abstractNum w:abstractNumId="75" w15:restartNumberingAfterBreak="0">
+  <w:abstractNum w:abstractNumId="76" w15:restartNumberingAfterBreak="0">
     <w:nsid w:val="4C0A5038"/>
     <w:multiLevelType w:val="multilevel"/>
     <w:tmpl w:val="7026D748"/>
@@ -19403,7 +20269,7 @@
       </w:rPr>
     </w:lvl>
   </w:abstractNum>
-  <w:abstractNum w:abstractNumId="76" w15:restartNumberingAfterBreak="0">
+  <w:abstractNum w:abstractNumId="77" w15:restartNumberingAfterBreak="0">
     <w:nsid w:val="4C2B45AA"/>
     <w:multiLevelType w:val="multilevel"/>
     <w:tmpl w:val="8A3218D8"/>
@@ -19552,7 +20418,7 @@
       </w:rPr>
     </w:lvl>
   </w:abstractNum>
-  <w:abstractNum w:abstractNumId="77" w15:restartNumberingAfterBreak="0">
+  <w:abstractNum w:abstractNumId="78" w15:restartNumberingAfterBreak="0">
     <w:nsid w:val="4C4541A8"/>
     <w:multiLevelType w:val="multilevel"/>
     <w:tmpl w:val="010450BE"/>
@@ -19701,7 +20567,7 @@
       </w:rPr>
     </w:lvl>
   </w:abstractNum>
-  <w:abstractNum w:abstractNumId="78" w15:restartNumberingAfterBreak="0">
+  <w:abstractNum w:abstractNumId="79" w15:restartNumberingAfterBreak="0">
     <w:nsid w:val="4C9F3031"/>
     <w:multiLevelType w:val="multilevel"/>
     <w:tmpl w:val="06C86468"/>
@@ -19850,7 +20716,7 @@
       </w:rPr>
     </w:lvl>
   </w:abstractNum>
-  <w:abstractNum w:abstractNumId="79" w15:restartNumberingAfterBreak="0">
+  <w:abstractNum w:abstractNumId="80" w15:restartNumberingAfterBreak="0">
     <w:nsid w:val="4CC43DAB"/>
     <w:multiLevelType w:val="multilevel"/>
     <w:tmpl w:val="0232794A"/>
@@ -19999,7 +20865,7 @@
       </w:rPr>
     </w:lvl>
   </w:abstractNum>
-  <w:abstractNum w:abstractNumId="80" w15:restartNumberingAfterBreak="0">
+  <w:abstractNum w:abstractNumId="81" w15:restartNumberingAfterBreak="0">
     <w:nsid w:val="4CFA51AE"/>
     <w:multiLevelType w:val="multilevel"/>
     <w:tmpl w:val="7A521610"/>
@@ -20148,7 +21014,7 @@
       </w:rPr>
     </w:lvl>
   </w:abstractNum>
-  <w:abstractNum w:abstractNumId="81" w15:restartNumberingAfterBreak="0">
+  <w:abstractNum w:abstractNumId="82" w15:restartNumberingAfterBreak="0">
     <w:nsid w:val="4D991F07"/>
     <w:multiLevelType w:val="multilevel"/>
     <w:tmpl w:val="23ACD898"/>
@@ -20297,7 +21163,7 @@
       </w:rPr>
     </w:lvl>
   </w:abstractNum>
-  <w:abstractNum w:abstractNumId="82" w15:restartNumberingAfterBreak="0">
+  <w:abstractNum w:abstractNumId="83" w15:restartNumberingAfterBreak="0">
     <w:nsid w:val="4E956C2C"/>
     <w:multiLevelType w:val="multilevel"/>
     <w:tmpl w:val="473057F8"/>
@@ -20446,7 +21312,7 @@
       </w:rPr>
     </w:lvl>
   </w:abstractNum>
-  <w:abstractNum w:abstractNumId="83" w15:restartNumberingAfterBreak="0">
+  <w:abstractNum w:abstractNumId="84" w15:restartNumberingAfterBreak="0">
     <w:nsid w:val="4F7507C4"/>
     <w:multiLevelType w:val="multilevel"/>
     <w:tmpl w:val="52F60548"/>
@@ -20595,7 +21461,7 @@
       </w:rPr>
     </w:lvl>
   </w:abstractNum>
-  <w:abstractNum w:abstractNumId="84" w15:restartNumberingAfterBreak="0">
+  <w:abstractNum w:abstractNumId="85" w15:restartNumberingAfterBreak="0">
     <w:nsid w:val="4FA37616"/>
     <w:multiLevelType w:val="multilevel"/>
     <w:tmpl w:val="1B142F9C"/>
@@ -20744,7 +21610,7 @@
       </w:rPr>
     </w:lvl>
   </w:abstractNum>
-  <w:abstractNum w:abstractNumId="85" w15:restartNumberingAfterBreak="0">
+  <w:abstractNum w:abstractNumId="86" w15:restartNumberingAfterBreak="0">
     <w:nsid w:val="500B01D6"/>
     <w:multiLevelType w:val="multilevel"/>
     <w:tmpl w:val="196224F8"/>
@@ -20893,7 +21759,7 @@
       </w:rPr>
     </w:lvl>
   </w:abstractNum>
-  <w:abstractNum w:abstractNumId="86" w15:restartNumberingAfterBreak="0">
+  <w:abstractNum w:abstractNumId="87" w15:restartNumberingAfterBreak="0">
     <w:nsid w:val="50133A20"/>
     <w:multiLevelType w:val="multilevel"/>
     <w:tmpl w:val="5AD4DDFC"/>
@@ -21042,7 +21908,7 @@
       </w:rPr>
     </w:lvl>
   </w:abstractNum>
-  <w:abstractNum w:abstractNumId="87" w15:restartNumberingAfterBreak="0">
+  <w:abstractNum w:abstractNumId="88" w15:restartNumberingAfterBreak="0">
     <w:nsid w:val="50370A83"/>
     <w:multiLevelType w:val="multilevel"/>
     <w:tmpl w:val="01D8F686"/>
@@ -21191,7 +22057,7 @@
       </w:rPr>
     </w:lvl>
   </w:abstractNum>
-  <w:abstractNum w:abstractNumId="88" w15:restartNumberingAfterBreak="0">
+  <w:abstractNum w:abstractNumId="89" w15:restartNumberingAfterBreak="0">
     <w:nsid w:val="504417BD"/>
     <w:multiLevelType w:val="multilevel"/>
     <w:tmpl w:val="AC9A255A"/>
@@ -21340,7 +22206,7 @@
       </w:rPr>
     </w:lvl>
   </w:abstractNum>
-  <w:abstractNum w:abstractNumId="89" w15:restartNumberingAfterBreak="0">
+  <w:abstractNum w:abstractNumId="90" w15:restartNumberingAfterBreak="0">
     <w:nsid w:val="50BF7FF4"/>
     <w:multiLevelType w:val="multilevel"/>
     <w:tmpl w:val="01B24716"/>
@@ -21489,7 +22355,7 @@
       </w:rPr>
     </w:lvl>
   </w:abstractNum>
-  <w:abstractNum w:abstractNumId="90" w15:restartNumberingAfterBreak="0">
+  <w:abstractNum w:abstractNumId="91" w15:restartNumberingAfterBreak="0">
     <w:nsid w:val="50E474B1"/>
     <w:multiLevelType w:val="multilevel"/>
     <w:tmpl w:val="0D222658"/>
@@ -21638,7 +22504,7 @@
       </w:rPr>
     </w:lvl>
   </w:abstractNum>
-  <w:abstractNum w:abstractNumId="91" w15:restartNumberingAfterBreak="0">
+  <w:abstractNum w:abstractNumId="92" w15:restartNumberingAfterBreak="0">
     <w:nsid w:val="50F64448"/>
     <w:multiLevelType w:val="multilevel"/>
     <w:tmpl w:val="6908CB6E"/>
@@ -21787,7 +22653,7 @@
       </w:rPr>
     </w:lvl>
   </w:abstractNum>
-  <w:abstractNum w:abstractNumId="92" w15:restartNumberingAfterBreak="0">
+  <w:abstractNum w:abstractNumId="93" w15:restartNumberingAfterBreak="0">
     <w:nsid w:val="52106791"/>
     <w:multiLevelType w:val="multilevel"/>
     <w:tmpl w:val="F05EC948"/>
@@ -21936,7 +22802,120 @@
       </w:rPr>
     </w:lvl>
   </w:abstractNum>
-  <w:abstractNum w:abstractNumId="93" w15:restartNumberingAfterBreak="0">
+  <w:abstractNum w:abstractNumId="94" w15:restartNumberingAfterBreak="0">
+    <w:nsid w:val="524F7079"/>
+    <w:multiLevelType w:val="multilevel"/>
+    <w:tmpl w:val="380EDFD8"/>
+    <w:lvl w:ilvl="0">
+      <w:start w:val="1"/>
+      <w:numFmt w:val="decimal"/>
+      <w:lvlText w:val="%1."/>
+      <w:lvlJc w:val="left"/>
+      <w:pPr>
+        <w:tabs>
+          <w:tab w:val="num" w:pos="720"/>
+        </w:tabs>
+        <w:ind w:left="720" w:hanging="360"/>
+      </w:pPr>
+    </w:lvl>
+    <w:lvl w:ilvl="1" w:tentative="1">
+      <w:start w:val="1"/>
+      <w:numFmt w:val="decimal"/>
+      <w:lvlText w:val="%2."/>
+      <w:lvlJc w:val="left"/>
+      <w:pPr>
+        <w:tabs>
+          <w:tab w:val="num" w:pos="1440"/>
+        </w:tabs>
+        <w:ind w:left="1440" w:hanging="360"/>
+      </w:pPr>
+    </w:lvl>
+    <w:lvl w:ilvl="2" w:tentative="1">
+      <w:start w:val="1"/>
+      <w:numFmt w:val="decimal"/>
+      <w:lvlText w:val="%3."/>
+      <w:lvlJc w:val="left"/>
+      <w:pPr>
+        <w:tabs>
+          <w:tab w:val="num" w:pos="2160"/>
+        </w:tabs>
+        <w:ind w:left="2160" w:hanging="360"/>
+      </w:pPr>
+    </w:lvl>
+    <w:lvl w:ilvl="3" w:tentative="1">
+      <w:start w:val="1"/>
+      <w:numFmt w:val="decimal"/>
+      <w:lvlText w:val="%4."/>
+      <w:lvlJc w:val="left"/>
+      <w:pPr>
+        <w:tabs>
+          <w:tab w:val="num" w:pos="2880"/>
+        </w:tabs>
+        <w:ind w:left="2880" w:hanging="360"/>
+      </w:pPr>
+    </w:lvl>
+    <w:lvl w:ilvl="4" w:tentative="1">
+      <w:start w:val="1"/>
+      <w:numFmt w:val="decimal"/>
+      <w:lvlText w:val="%5."/>
+      <w:lvlJc w:val="left"/>
+      <w:pPr>
+        <w:tabs>
+          <w:tab w:val="num" w:pos="3600"/>
+        </w:tabs>
+        <w:ind w:left="3600" w:hanging="360"/>
+      </w:pPr>
+    </w:lvl>
+    <w:lvl w:ilvl="5" w:tentative="1">
+      <w:start w:val="1"/>
+      <w:numFmt w:val="decimal"/>
+      <w:lvlText w:val="%6."/>
+      <w:lvlJc w:val="left"/>
+      <w:pPr>
+        <w:tabs>
+          <w:tab w:val="num" w:pos="4320"/>
+        </w:tabs>
+        <w:ind w:left="4320" w:hanging="360"/>
+      </w:pPr>
+    </w:lvl>
+    <w:lvl w:ilvl="6" w:tentative="1">
+      <w:start w:val="1"/>
+      <w:numFmt w:val="decimal"/>
+      <w:lvlText w:val="%7."/>
+      <w:lvlJc w:val="left"/>
+      <w:pPr>
+        <w:tabs>
+          <w:tab w:val="num" w:pos="5040"/>
+        </w:tabs>
+        <w:ind w:left="5040" w:hanging="360"/>
+      </w:pPr>
+    </w:lvl>
+    <w:lvl w:ilvl="7" w:tentative="1">
+      <w:start w:val="1"/>
+      <w:numFmt w:val="decimal"/>
+      <w:lvlText w:val="%8."/>
+      <w:lvlJc w:val="left"/>
+      <w:pPr>
+        <w:tabs>
+          <w:tab w:val="num" w:pos="5760"/>
+        </w:tabs>
+        <w:ind w:left="5760" w:hanging="360"/>
+      </w:pPr>
+    </w:lvl>
+    <w:lvl w:ilvl="8" w:tentative="1">
+      <w:start w:val="1"/>
+      <w:numFmt w:val="decimal"/>
+      <w:lvlText w:val="%9."/>
+      <w:lvlJc w:val="left"/>
+      <w:pPr>
+        <w:tabs>
+          <w:tab w:val="num" w:pos="6480"/>
+        </w:tabs>
+        <w:ind w:left="6480" w:hanging="360"/>
+      </w:pPr>
+    </w:lvl>
+  </w:abstractNum>
+  <w:abstractNum w:abstractNumId="95" w15:restartNumberingAfterBreak="0">
     <w:nsid w:val="53A3631B"/>
     <w:multiLevelType w:val="multilevel"/>
     <w:tmpl w:val="9E9AE618"/>
@@ -22085,7 +23064,7 @@
       </w:rPr>
     </w:lvl>
   </w:abstractNum>
-  <w:abstractNum w:abstractNumId="94" w15:restartNumberingAfterBreak="0">
+  <w:abstractNum w:abstractNumId="96" w15:restartNumberingAfterBreak="0">
     <w:nsid w:val="53B2265B"/>
     <w:multiLevelType w:val="multilevel"/>
     <w:tmpl w:val="7634127E"/>
@@ -22234,7 +23213,7 @@
       </w:rPr>
     </w:lvl>
   </w:abstractNum>
-  <w:abstractNum w:abstractNumId="95" w15:restartNumberingAfterBreak="0">
+  <w:abstractNum w:abstractNumId="97" w15:restartNumberingAfterBreak="0">
     <w:nsid w:val="54B619FB"/>
     <w:multiLevelType w:val="multilevel"/>
     <w:tmpl w:val="BB6CD40C"/>
@@ -22383,7 +23362,7 @@
       </w:rPr>
     </w:lvl>
   </w:abstractNum>
-  <w:abstractNum w:abstractNumId="96" w15:restartNumberingAfterBreak="0">
+  <w:abstractNum w:abstractNumId="98" w15:restartNumberingAfterBreak="0">
     <w:nsid w:val="54B72E68"/>
     <w:multiLevelType w:val="multilevel"/>
     <w:tmpl w:val="0BAE7AAE"/>
@@ -22532,7 +23511,7 @@
       </w:rPr>
     </w:lvl>
   </w:abstractNum>
-  <w:abstractNum w:abstractNumId="97" w15:restartNumberingAfterBreak="0">
+  <w:abstractNum w:abstractNumId="99" w15:restartNumberingAfterBreak="0">
     <w:nsid w:val="55DD5604"/>
     <w:multiLevelType w:val="multilevel"/>
     <w:tmpl w:val="32381A54"/>
@@ -22681,7 +23660,7 @@
       </w:rPr>
     </w:lvl>
   </w:abstractNum>
-  <w:abstractNum w:abstractNumId="98" w15:restartNumberingAfterBreak="0">
+  <w:abstractNum w:abstractNumId="100" w15:restartNumberingAfterBreak="0">
     <w:nsid w:val="56567B8C"/>
     <w:multiLevelType w:val="multilevel"/>
     <w:tmpl w:val="FE6E8D76"/>
@@ -22830,7 +23809,7 @@
       </w:rPr>
     </w:lvl>
   </w:abstractNum>
-  <w:abstractNum w:abstractNumId="99" w15:restartNumberingAfterBreak="0">
+  <w:abstractNum w:abstractNumId="101" w15:restartNumberingAfterBreak="0">
     <w:nsid w:val="57D42015"/>
     <w:multiLevelType w:val="multilevel"/>
     <w:tmpl w:val="F7F62314"/>
@@ -22979,7 +23958,7 @@
       </w:rPr>
     </w:lvl>
   </w:abstractNum>
-  <w:abstractNum w:abstractNumId="100" w15:restartNumberingAfterBreak="0">
+  <w:abstractNum w:abstractNumId="102" w15:restartNumberingAfterBreak="0">
     <w:nsid w:val="588D6FFB"/>
     <w:multiLevelType w:val="multilevel"/>
     <w:tmpl w:val="6A98C2FA"/>
@@ -23128,7 +24107,7 @@
       </w:rPr>
     </w:lvl>
   </w:abstractNum>
-  <w:abstractNum w:abstractNumId="101" w15:restartNumberingAfterBreak="0">
+  <w:abstractNum w:abstractNumId="103" w15:restartNumberingAfterBreak="0">
     <w:nsid w:val="58EB76EE"/>
     <w:multiLevelType w:val="multilevel"/>
     <w:tmpl w:val="9138A3BC"/>
@@ -23277,7 +24256,7 @@
       </w:rPr>
     </w:lvl>
   </w:abstractNum>
-  <w:abstractNum w:abstractNumId="102" w15:restartNumberingAfterBreak="0">
+  <w:abstractNum w:abstractNumId="104" w15:restartNumberingAfterBreak="0">
     <w:nsid w:val="5A1468A0"/>
     <w:multiLevelType w:val="multilevel"/>
     <w:tmpl w:val="FC3AED5C"/>
@@ -23426,7 +24405,7 @@
       </w:rPr>
     </w:lvl>
   </w:abstractNum>
-  <w:abstractNum w:abstractNumId="103" w15:restartNumberingAfterBreak="0">
+  <w:abstractNum w:abstractNumId="105" w15:restartNumberingAfterBreak="0">
     <w:nsid w:val="5A2D2A04"/>
     <w:multiLevelType w:val="multilevel"/>
     <w:tmpl w:val="4468C67E"/>
@@ -23575,7 +24554,7 @@
       </w:rPr>
     </w:lvl>
   </w:abstractNum>
-  <w:abstractNum w:abstractNumId="104" w15:restartNumberingAfterBreak="0">
+  <w:abstractNum w:abstractNumId="106" w15:restartNumberingAfterBreak="0">
     <w:nsid w:val="5B0231C2"/>
     <w:multiLevelType w:val="multilevel"/>
     <w:tmpl w:val="4AE21344"/>
@@ -23724,7 +24703,7 @@
       </w:rPr>
     </w:lvl>
   </w:abstractNum>
-  <w:abstractNum w:abstractNumId="105" w15:restartNumberingAfterBreak="0">
+  <w:abstractNum w:abstractNumId="107" w15:restartNumberingAfterBreak="0">
     <w:nsid w:val="5BD11A79"/>
     <w:multiLevelType w:val="multilevel"/>
     <w:tmpl w:val="A32C3BAE"/>
@@ -23873,7 +24852,7 @@
       </w:rPr>
     </w:lvl>
   </w:abstractNum>
-  <w:abstractNum w:abstractNumId="106" w15:restartNumberingAfterBreak="0">
+  <w:abstractNum w:abstractNumId="108" w15:restartNumberingAfterBreak="0">
     <w:nsid w:val="5C19626A"/>
     <w:multiLevelType w:val="multilevel"/>
     <w:tmpl w:val="96FA7372"/>
@@ -24022,7 +25001,7 @@
       </w:rPr>
     </w:lvl>
   </w:abstractNum>
-  <w:abstractNum w:abstractNumId="107" w15:restartNumberingAfterBreak="0">
+  <w:abstractNum w:abstractNumId="109" w15:restartNumberingAfterBreak="0">
     <w:nsid w:val="5CD64B30"/>
     <w:multiLevelType w:val="multilevel"/>
     <w:tmpl w:val="62306982"/>
@@ -24171,7 +25150,7 @@
       </w:rPr>
     </w:lvl>
   </w:abstractNum>
-  <w:abstractNum w:abstractNumId="108" w15:restartNumberingAfterBreak="0">
+  <w:abstractNum w:abstractNumId="110" w15:restartNumberingAfterBreak="0">
     <w:nsid w:val="5E496918"/>
     <w:multiLevelType w:val="multilevel"/>
     <w:tmpl w:val="24181B78"/>
@@ -24320,7 +25299,7 @@
       </w:rPr>
     </w:lvl>
   </w:abstractNum>
-  <w:abstractNum w:abstractNumId="109" w15:restartNumberingAfterBreak="0">
+  <w:abstractNum w:abstractNumId="111" w15:restartNumberingAfterBreak="0">
     <w:nsid w:val="5EB91A74"/>
     <w:multiLevelType w:val="multilevel"/>
     <w:tmpl w:val="1B3AED12"/>
@@ -24469,7 +25448,7 @@
       </w:rPr>
     </w:lvl>
   </w:abstractNum>
-  <w:abstractNum w:abstractNumId="110" w15:restartNumberingAfterBreak="0">
+  <w:abstractNum w:abstractNumId="112" w15:restartNumberingAfterBreak="0">
     <w:nsid w:val="5FCE276E"/>
     <w:multiLevelType w:val="multilevel"/>
     <w:tmpl w:val="A914D128"/>
@@ -24618,7 +25597,7 @@
       </w:rPr>
     </w:lvl>
   </w:abstractNum>
-  <w:abstractNum w:abstractNumId="111" w15:restartNumberingAfterBreak="0">
+  <w:abstractNum w:abstractNumId="113" w15:restartNumberingAfterBreak="0">
     <w:nsid w:val="625D45B6"/>
     <w:multiLevelType w:val="multilevel"/>
     <w:tmpl w:val="1630A034"/>
@@ -24767,7 +25746,7 @@
       </w:rPr>
     </w:lvl>
   </w:abstractNum>
-  <w:abstractNum w:abstractNumId="112" w15:restartNumberingAfterBreak="0">
+  <w:abstractNum w:abstractNumId="114" w15:restartNumberingAfterBreak="0">
     <w:nsid w:val="643B7CA5"/>
     <w:multiLevelType w:val="multilevel"/>
     <w:tmpl w:val="202A3040"/>
@@ -24916,7 +25895,7 @@
       </w:rPr>
     </w:lvl>
   </w:abstractNum>
-  <w:abstractNum w:abstractNumId="113" w15:restartNumberingAfterBreak="0">
+  <w:abstractNum w:abstractNumId="115" w15:restartNumberingAfterBreak="0">
     <w:nsid w:val="64FC62FD"/>
     <w:multiLevelType w:val="multilevel"/>
     <w:tmpl w:val="9B82307A"/>
@@ -25065,7 +26044,7 @@
       </w:rPr>
     </w:lvl>
   </w:abstractNum>
-  <w:abstractNum w:abstractNumId="114" w15:restartNumberingAfterBreak="0">
+  <w:abstractNum w:abstractNumId="116" w15:restartNumberingAfterBreak="0">
     <w:nsid w:val="65024FC6"/>
     <w:multiLevelType w:val="multilevel"/>
     <w:tmpl w:val="6234E562"/>
@@ -25214,7 +26193,7 @@
       </w:rPr>
     </w:lvl>
   </w:abstractNum>
-  <w:abstractNum w:abstractNumId="115" w15:restartNumberingAfterBreak="0">
+  <w:abstractNum w:abstractNumId="117" w15:restartNumberingAfterBreak="0">
     <w:nsid w:val="65B22E84"/>
     <w:multiLevelType w:val="multilevel"/>
     <w:tmpl w:val="7FEE3B4A"/>
@@ -25363,7 +26342,7 @@
       </w:rPr>
     </w:lvl>
   </w:abstractNum>
-  <w:abstractNum w:abstractNumId="116" w15:restartNumberingAfterBreak="0">
+  <w:abstractNum w:abstractNumId="118" w15:restartNumberingAfterBreak="0">
     <w:nsid w:val="66175691"/>
     <w:multiLevelType w:val="multilevel"/>
     <w:tmpl w:val="6E5414A8"/>
@@ -25512,7 +26491,7 @@
       </w:rPr>
     </w:lvl>
   </w:abstractNum>
-  <w:abstractNum w:abstractNumId="117" w15:restartNumberingAfterBreak="0">
+  <w:abstractNum w:abstractNumId="119" w15:restartNumberingAfterBreak="0">
     <w:nsid w:val="66D669DC"/>
     <w:multiLevelType w:val="multilevel"/>
     <w:tmpl w:val="B14AE6B8"/>
@@ -25661,7 +26640,7 @@
       </w:rPr>
     </w:lvl>
   </w:abstractNum>
-  <w:abstractNum w:abstractNumId="118" w15:restartNumberingAfterBreak="0">
+  <w:abstractNum w:abstractNumId="120" w15:restartNumberingAfterBreak="0">
     <w:nsid w:val="67D7021E"/>
     <w:multiLevelType w:val="multilevel"/>
     <w:tmpl w:val="A93029EC"/>
@@ -25810,7 +26789,7 @@
       </w:rPr>
     </w:lvl>
   </w:abstractNum>
-  <w:abstractNum w:abstractNumId="119" w15:restartNumberingAfterBreak="0">
+  <w:abstractNum w:abstractNumId="121" w15:restartNumberingAfterBreak="0">
     <w:nsid w:val="68AE22B9"/>
     <w:multiLevelType w:val="multilevel"/>
     <w:tmpl w:val="833641D2"/>
@@ -25959,7 +26938,7 @@
       </w:rPr>
     </w:lvl>
   </w:abstractNum>
-  <w:abstractNum w:abstractNumId="120" w15:restartNumberingAfterBreak="0">
+  <w:abstractNum w:abstractNumId="122" w15:restartNumberingAfterBreak="0">
     <w:nsid w:val="69A810C3"/>
     <w:multiLevelType w:val="multilevel"/>
     <w:tmpl w:val="9C0E593A"/>
@@ -26108,7 +27087,7 @@
       </w:rPr>
     </w:lvl>
   </w:abstractNum>
-  <w:abstractNum w:abstractNumId="121" w15:restartNumberingAfterBreak="0">
+  <w:abstractNum w:abstractNumId="123" w15:restartNumberingAfterBreak="0">
     <w:nsid w:val="6AFA3B33"/>
     <w:multiLevelType w:val="multilevel"/>
     <w:tmpl w:val="94FC0D28"/>
@@ -26257,7 +27236,7 @@
       </w:rPr>
     </w:lvl>
   </w:abstractNum>
-  <w:abstractNum w:abstractNumId="122" w15:restartNumberingAfterBreak="0">
+  <w:abstractNum w:abstractNumId="124" w15:restartNumberingAfterBreak="0">
     <w:nsid w:val="6BCF4090"/>
     <w:multiLevelType w:val="multilevel"/>
     <w:tmpl w:val="0EA41A9E"/>
@@ -26406,7 +27385,7 @@
       </w:rPr>
     </w:lvl>
   </w:abstractNum>
-  <w:abstractNum w:abstractNumId="123" w15:restartNumberingAfterBreak="0">
+  <w:abstractNum w:abstractNumId="125" w15:restartNumberingAfterBreak="0">
     <w:nsid w:val="6C722321"/>
     <w:multiLevelType w:val="multilevel"/>
     <w:tmpl w:val="DE60CC62"/>
@@ -26555,7 +27534,7 @@
       </w:rPr>
     </w:lvl>
   </w:abstractNum>
-  <w:abstractNum w:abstractNumId="124" w15:restartNumberingAfterBreak="0">
+  <w:abstractNum w:abstractNumId="126" w15:restartNumberingAfterBreak="0">
     <w:nsid w:val="6D8148DB"/>
     <w:multiLevelType w:val="multilevel"/>
     <w:tmpl w:val="6CC67650"/>
@@ -26704,7 +27683,7 @@
       </w:rPr>
     </w:lvl>
   </w:abstractNum>
-  <w:abstractNum w:abstractNumId="125" w15:restartNumberingAfterBreak="0">
+  <w:abstractNum w:abstractNumId="127" w15:restartNumberingAfterBreak="0">
     <w:nsid w:val="6E7424C5"/>
     <w:multiLevelType w:val="multilevel"/>
     <w:tmpl w:val="BE50B52E"/>
@@ -26853,7 +27832,7 @@
       </w:rPr>
     </w:lvl>
   </w:abstractNum>
-  <w:abstractNum w:abstractNumId="126" w15:restartNumberingAfterBreak="0">
+  <w:abstractNum w:abstractNumId="128" w15:restartNumberingAfterBreak="0">
     <w:nsid w:val="6EEB6B7F"/>
     <w:multiLevelType w:val="multilevel"/>
     <w:tmpl w:val="7AEC27CA"/>
@@ -27002,7 +27981,7 @@
       </w:rPr>
     </w:lvl>
   </w:abstractNum>
-  <w:abstractNum w:abstractNumId="127" w15:restartNumberingAfterBreak="0">
+  <w:abstractNum w:abstractNumId="129" w15:restartNumberingAfterBreak="0">
     <w:nsid w:val="6F0C5EA2"/>
     <w:multiLevelType w:val="multilevel"/>
     <w:tmpl w:val="59B85AFE"/>
@@ -27151,7 +28130,7 @@
       </w:rPr>
     </w:lvl>
   </w:abstractNum>
-  <w:abstractNum w:abstractNumId="128" w15:restartNumberingAfterBreak="0">
+  <w:abstractNum w:abstractNumId="130" w15:restartNumberingAfterBreak="0">
     <w:nsid w:val="6FFC5922"/>
     <w:multiLevelType w:val="multilevel"/>
     <w:tmpl w:val="71AA1D96"/>
@@ -27300,7 +28279,7 @@
       </w:rPr>
     </w:lvl>
   </w:abstractNum>
-  <w:abstractNum w:abstractNumId="129" w15:restartNumberingAfterBreak="0">
+  <w:abstractNum w:abstractNumId="131" w15:restartNumberingAfterBreak="0">
     <w:nsid w:val="70581CD5"/>
     <w:multiLevelType w:val="multilevel"/>
     <w:tmpl w:val="78863F3E"/>
@@ -27449,7 +28428,156 @@
       </w:rPr>
     </w:lvl>
   </w:abstractNum>
-  <w:abstractNum w:abstractNumId="130" w15:restartNumberingAfterBreak="0">
+  <w:abstractNum w:abstractNumId="132" w15:restartNumberingAfterBreak="0">
+    <w:nsid w:val="70B52615"/>
+    <w:multiLevelType w:val="multilevel"/>
+    <w:tmpl w:val="64C0A856"/>
+    <w:lvl w:ilvl="0">
+      <w:start w:val="1"/>
+      <w:numFmt w:val="bullet"/>
+      <w:lvlText w:val=""/>
+      <w:lvlJc w:val="left"/>
+      <w:pPr>
+        <w:tabs>
+          <w:tab w:val="num" w:pos="720"/>
+        </w:tabs>
+        <w:ind w:left="720" w:hanging="360"/>
+      </w:pPr>
+      <w:rPr>
+        <w:rFonts w:ascii="Symbol" w:hAnsi="Symbol" w:hint="default"/>
+        <w:sz w:val="20"/>
+      </w:rPr>
+    </w:lvl>
+    <w:lvl w:ilvl="1" w:tentative="1">
+      <w:start w:val="1"/>
+      <w:numFmt w:val="bullet"/>
+      <w:lvlText w:val="o"/>
+      <w:lvlJc w:val="left"/>
+      <w:pPr>
+        <w:tabs>
+          <w:tab w:val="num" w:pos="1440"/>
+        </w:tabs>
+        <w:ind w:left="1440" w:hanging="360"/>
+      </w:pPr>
+      <w:rPr>
+        <w:rFonts w:ascii="Courier New" w:hAnsi="Courier New" w:hint="default"/>
+        <w:sz w:val="20"/>
+      </w:rPr>
+    </w:lvl>
+    <w:lvl w:ilvl="2" w:tentative="1">
+      <w:start w:val="1"/>
+      <w:numFmt w:val="bullet"/>
+      <w:lvlText w:val=""/>
+      <w:lvlJc w:val="left"/>
+      <w:pPr>
+        <w:tabs>
+          <w:tab w:val="num" w:pos="2160"/>
+        </w:tabs>
+        <w:ind w:left="2160" w:hanging="360"/>
+      </w:pPr>
+      <w:rPr>
+        <w:rFonts w:ascii="Wingdings" w:hAnsi="Wingdings" w:hint="default"/>
+        <w:sz w:val="20"/>
+      </w:rPr>
+    </w:lvl>
+    <w:lvl w:ilvl="3" w:tentative="1">
+      <w:start w:val="1"/>
+      <w:numFmt w:val="bullet"/>
+      <w:lvlText w:val=""/>
+      <w:lvlJc w:val="left"/>
+      <w:pPr>
+        <w:tabs>
+          <w:tab w:val="num" w:pos="2880"/>
+        </w:tabs>
+        <w:ind w:left="2880" w:hanging="360"/>
+      </w:pPr>
+      <w:rPr>
+        <w:rFonts w:ascii="Wingdings" w:hAnsi="Wingdings" w:hint="default"/>
+        <w:sz w:val="20"/>
+      </w:rPr>
+    </w:lvl>
+    <w:lvl w:ilvl="4" w:tentative="1">
+      <w:start w:val="1"/>
+      <w:numFmt w:val="bullet"/>
+      <w:lvlText w:val=""/>
+      <w:lvlJc w:val="left"/>
+      <w:pPr>
+        <w:tabs>
+          <w:tab w:val="num" w:pos="3600"/>
+        </w:tabs>
+        <w:ind w:left="3600" w:hanging="360"/>
+      </w:pPr>
+      <w:rPr>
+        <w:rFonts w:ascii="Wingdings" w:hAnsi="Wingdings" w:hint="default"/>
+        <w:sz w:val="20"/>
+      </w:rPr>
+    </w:lvl>
+    <w:lvl w:ilvl="5" w:tentative="1">
+      <w:start w:val="1"/>
+      <w:numFmt w:val="bullet"/>
+      <w:lvlText w:val=""/>
+      <w:lvlJc w:val="left"/>
+      <w:pPr>
+        <w:tabs>
+          <w:tab w:val="num" w:pos="4320"/>
+        </w:tabs>
+        <w:ind w:left="4320" w:hanging="360"/>
+      </w:pPr>
+      <w:rPr>
+        <w:rFonts w:ascii="Wingdings" w:hAnsi="Wingdings" w:hint="default"/>
+        <w:sz w:val="20"/>
+      </w:rPr>
+    </w:lvl>
+    <w:lvl w:ilvl="6" w:tentative="1">
+      <w:start w:val="1"/>
+      <w:numFmt w:val="bullet"/>
+      <w:lvlText w:val=""/>
+      <w:lvlJc w:val="left"/>
+      <w:pPr>
+        <w:tabs>
+          <w:tab w:val="num" w:pos="5040"/>
+        </w:tabs>
+        <w:ind w:left="5040" w:hanging="360"/>
+      </w:pPr>
+      <w:rPr>
+        <w:rFonts w:ascii="Wingdings" w:hAnsi="Wingdings" w:hint="default"/>
+        <w:sz w:val="20"/>
+      </w:rPr>
+    </w:lvl>
+    <w:lvl w:ilvl="7" w:tentative="1">
+      <w:start w:val="1"/>
+      <w:numFmt w:val="bullet"/>
+      <w:lvlText w:val=""/>
+      <w:lvlJc w:val="left"/>
+      <w:pPr>
+        <w:tabs>
+          <w:tab w:val="num" w:pos="5760"/>
+        </w:tabs>
+        <w:ind w:left="5760" w:hanging="360"/>
+      </w:pPr>
+      <w:rPr>
+        <w:rFonts w:ascii="Wingdings" w:hAnsi="Wingdings" w:hint="default"/>
+        <w:sz w:val="20"/>
+      </w:rPr>
+    </w:lvl>
+    <w:lvl w:ilvl="8" w:tentative="1">
+      <w:start w:val="1"/>
+      <w:numFmt w:val="bullet"/>
+      <w:lvlText w:val=""/>
+      <w:lvlJc w:val="left"/>
+      <w:pPr>
+        <w:tabs>
+          <w:tab w:val="num" w:pos="6480"/>
+        </w:tabs>
+        <w:ind w:left="6480" w:hanging="360"/>
+      </w:pPr>
+      <w:rPr>
+        <w:rFonts w:ascii="Wingdings" w:hAnsi="Wingdings" w:hint="default"/>
+        <w:sz w:val="20"/>
+      </w:rPr>
+    </w:lvl>
+  </w:abstractNum>
+  <w:abstractNum w:abstractNumId="133" w15:restartNumberingAfterBreak="0">
     <w:nsid w:val="70F36AA1"/>
     <w:multiLevelType w:val="multilevel"/>
     <w:tmpl w:val="E480AE64"/>
@@ -27598,7 +28726,7 @@
       </w:rPr>
     </w:lvl>
   </w:abstractNum>
-  <w:abstractNum w:abstractNumId="131" w15:restartNumberingAfterBreak="0">
+  <w:abstractNum w:abstractNumId="134" w15:restartNumberingAfterBreak="0">
     <w:nsid w:val="714A78D8"/>
     <w:multiLevelType w:val="multilevel"/>
     <w:tmpl w:val="B55E8EF4"/>
@@ -27747,7 +28875,7 @@
       </w:rPr>
     </w:lvl>
   </w:abstractNum>
-  <w:abstractNum w:abstractNumId="132" w15:restartNumberingAfterBreak="0">
+  <w:abstractNum w:abstractNumId="135" w15:restartNumberingAfterBreak="0">
     <w:nsid w:val="717B4B0D"/>
     <w:multiLevelType w:val="multilevel"/>
     <w:tmpl w:val="D82CBEDC"/>
@@ -27896,7 +29024,269 @@
       </w:rPr>
     </w:lvl>
   </w:abstractNum>
-  <w:abstractNum w:abstractNumId="133" w15:restartNumberingAfterBreak="0">
+  <w:abstractNum w:abstractNumId="136" w15:restartNumberingAfterBreak="0">
+    <w:nsid w:val="717E4189"/>
+    <w:multiLevelType w:val="multilevel"/>
+    <w:tmpl w:val="E95E6B30"/>
+    <w:lvl w:ilvl="0">
+      <w:start w:val="1"/>
+      <w:numFmt w:val="decimal"/>
+      <w:lvlText w:val="%1."/>
+      <w:lvlJc w:val="left"/>
+      <w:pPr>
+        <w:tabs>
+          <w:tab w:val="num" w:pos="720"/>
+        </w:tabs>
+        <w:ind w:left="720" w:hanging="360"/>
+      </w:pPr>
+    </w:lvl>
+    <w:lvl w:ilvl="1" w:tentative="1">
+      <w:start w:val="1"/>
+      <w:numFmt w:val="decimal"/>
+      <w:lvlText w:val="%2."/>
+      <w:lvlJc w:val="left"/>
+      <w:pPr>
+        <w:tabs>
+          <w:tab w:val="num" w:pos="1440"/>
+        </w:tabs>
+        <w:ind w:left="1440" w:hanging="360"/>
+      </w:pPr>
+    </w:lvl>
+    <w:lvl w:ilvl="2" w:tentative="1">
+      <w:start w:val="1"/>
+      <w:numFmt w:val="decimal"/>
+      <w:lvlText w:val="%3."/>
+      <w:lvlJc w:val="left"/>
+      <w:pPr>
+        <w:tabs>
+          <w:tab w:val="num" w:pos="2160"/>
+        </w:tabs>
+        <w:ind w:left="2160" w:hanging="360"/>
+      </w:pPr>
+    </w:lvl>
+    <w:lvl w:ilvl="3" w:tentative="1">
+      <w:start w:val="1"/>
+      <w:numFmt w:val="decimal"/>
+      <w:lvlText w:val="%4."/>
+      <w:lvlJc w:val="left"/>
+      <w:pPr>
+        <w:tabs>
+          <w:tab w:val="num" w:pos="2880"/>
+        </w:tabs>
+        <w:ind w:left="2880" w:hanging="360"/>
+      </w:pPr>
+    </w:lvl>
+    <w:lvl w:ilvl="4" w:tentative="1">
+      <w:start w:val="1"/>
+      <w:numFmt w:val="decimal"/>
+      <w:lvlText w:val="%5."/>
+      <w:lvlJc w:val="left"/>
+      <w:pPr>
+        <w:tabs>
+          <w:tab w:val="num" w:pos="3600"/>
+        </w:tabs>
+        <w:ind w:left="3600" w:hanging="360"/>
+      </w:pPr>
+    </w:lvl>
+    <w:lvl w:ilvl="5" w:tentative="1">
+      <w:start w:val="1"/>
+      <w:numFmt w:val="decimal"/>
+      <w:lvlText w:val="%6."/>
+      <w:lvlJc w:val="left"/>
+      <w:pPr>
+        <w:tabs>
+          <w:tab w:val="num" w:pos="4320"/>
+        </w:tabs>
+        <w:ind w:left="4320" w:hanging="360"/>
+      </w:pPr>
+    </w:lvl>
+    <w:lvl w:ilvl="6" w:tentative="1">
+      <w:start w:val="1"/>
+      <w:numFmt w:val="decimal"/>
+      <w:lvlText w:val="%7."/>
+      <w:lvlJc w:val="left"/>
+      <w:pPr>
+        <w:tabs>
+          <w:tab w:val="num" w:pos="5040"/>
+        </w:tabs>
+        <w:ind w:left="5040" w:hanging="360"/>
+      </w:pPr>
+    </w:lvl>
+    <w:lvl w:ilvl="7" w:tentative="1">
+      <w:start w:val="1"/>
+      <w:numFmt w:val="decimal"/>
+      <w:lvlText w:val="%8."/>
+      <w:lvlJc w:val="left"/>
+      <w:pPr>
+        <w:tabs>
+          <w:tab w:val="num" w:pos="5760"/>
+        </w:tabs>
+        <w:ind w:left="5760" w:hanging="360"/>
+      </w:pPr>
+    </w:lvl>
+    <w:lvl w:ilvl="8" w:tentative="1">
+      <w:start w:val="1"/>
+      <w:numFmt w:val="decimal"/>
+      <w:lvlText w:val="%9."/>
+      <w:lvlJc w:val="left"/>
+      <w:pPr>
+        <w:tabs>
+          <w:tab w:val="num" w:pos="6480"/>
+        </w:tabs>
+        <w:ind w:left="6480" w:hanging="360"/>
+      </w:pPr>
+    </w:lvl>
+  </w:abstractNum>
+  <w:abstractNum w:abstractNumId="137" w15:restartNumberingAfterBreak="0">
+    <w:nsid w:val="743151B8"/>
+    <w:multiLevelType w:val="multilevel"/>
+    <w:tmpl w:val="6D2CA018"/>
+    <w:lvl w:ilvl="0">
+      <w:start w:val="1"/>
+      <w:numFmt w:val="bullet"/>
+      <w:lvlText w:val=""/>
+      <w:lvlJc w:val="left"/>
+      <w:pPr>
+        <w:tabs>
+          <w:tab w:val="num" w:pos="720"/>
+        </w:tabs>
+        <w:ind w:left="720" w:hanging="360"/>
+      </w:pPr>
+      <w:rPr>
+        <w:rFonts w:ascii="Symbol" w:hAnsi="Symbol" w:hint="default"/>
+        <w:sz w:val="20"/>
+      </w:rPr>
+    </w:lvl>
+    <w:lvl w:ilvl="1" w:tentative="1">
+      <w:start w:val="1"/>
+      <w:numFmt w:val="bullet"/>
+      <w:lvlText w:val="o"/>
+      <w:lvlJc w:val="left"/>
+      <w:pPr>
+        <w:tabs>
+          <w:tab w:val="num" w:pos="1440"/>
+        </w:tabs>
+        <w:ind w:left="1440" w:hanging="360"/>
+      </w:pPr>
+      <w:rPr>
+        <w:rFonts w:ascii="Courier New" w:hAnsi="Courier New" w:hint="default"/>
+        <w:sz w:val="20"/>
+      </w:rPr>
+    </w:lvl>
+    <w:lvl w:ilvl="2" w:tentative="1">
+      <w:start w:val="1"/>
+      <w:numFmt w:val="bullet"/>
+      <w:lvlText w:val=""/>
+      <w:lvlJc w:val="left"/>
+      <w:pPr>
+        <w:tabs>
+          <w:tab w:val="num" w:pos="2160"/>
+        </w:tabs>
+        <w:ind w:left="2160" w:hanging="360"/>
+      </w:pPr>
+      <w:rPr>
+        <w:rFonts w:ascii="Wingdings" w:hAnsi="Wingdings" w:hint="default"/>
+        <w:sz w:val="20"/>
+      </w:rPr>
+    </w:lvl>
+    <w:lvl w:ilvl="3" w:tentative="1">
+      <w:start w:val="1"/>
+      <w:numFmt w:val="bullet"/>
+      <w:lvlText w:val=""/>
+      <w:lvlJc w:val="left"/>
+      <w:pPr>
+        <w:tabs>
+          <w:tab w:val="num" w:pos="2880"/>
+        </w:tabs>
+        <w:ind w:left="2880" w:hanging="360"/>
+      </w:pPr>
+      <w:rPr>
+        <w:rFonts w:ascii="Wingdings" w:hAnsi="Wingdings" w:hint="default"/>
+        <w:sz w:val="20"/>
+      </w:rPr>
+    </w:lvl>
+    <w:lvl w:ilvl="4" w:tentative="1">
+      <w:start w:val="1"/>
+      <w:numFmt w:val="bullet"/>
+      <w:lvlText w:val=""/>
+      <w:lvlJc w:val="left"/>
+      <w:pPr>
+        <w:tabs>
+          <w:tab w:val="num" w:pos="3600"/>
+        </w:tabs>
+        <w:ind w:left="3600" w:hanging="360"/>
+      </w:pPr>
+      <w:rPr>
+        <w:rFonts w:ascii="Wingdings" w:hAnsi="Wingdings" w:hint="default"/>
+        <w:sz w:val="20"/>
+      </w:rPr>
+    </w:lvl>
+    <w:lvl w:ilvl="5" w:tentative="1">
+      <w:start w:val="1"/>
+      <w:numFmt w:val="bullet"/>
+      <w:lvlText w:val=""/>
+      <w:lvlJc w:val="left"/>
+      <w:pPr>
+        <w:tabs>
+          <w:tab w:val="num" w:pos="4320"/>
+        </w:tabs>
+        <w:ind w:left="4320" w:hanging="360"/>
+      </w:pPr>
+      <w:rPr>
+        <w:rFonts w:ascii="Wingdings" w:hAnsi="Wingdings" w:hint="default"/>
+        <w:sz w:val="20"/>
+      </w:rPr>
+    </w:lvl>
+    <w:lvl w:ilvl="6" w:tentative="1">
+      <w:start w:val="1"/>
+      <w:numFmt w:val="bullet"/>
+      <w:lvlText w:val=""/>
+      <w:lvlJc w:val="left"/>
+      <w:pPr>
+        <w:tabs>
+          <w:tab w:val="num" w:pos="5040"/>
+        </w:tabs>
+        <w:ind w:left="5040" w:hanging="360"/>
+      </w:pPr>
+      <w:rPr>
+        <w:rFonts w:ascii="Wingdings" w:hAnsi="Wingdings" w:hint="default"/>
+        <w:sz w:val="20"/>
+      </w:rPr>
+    </w:lvl>
+    <w:lvl w:ilvl="7" w:tentative="1">
+      <w:start w:val="1"/>
+      <w:numFmt w:val="bullet"/>
+      <w:lvlText w:val=""/>
+      <w:lvlJc w:val="left"/>
+      <w:pPr>
+        <w:tabs>
+          <w:tab w:val="num" w:pos="5760"/>
+        </w:tabs>
+        <w:ind w:left="5760" w:hanging="360"/>
+      </w:pPr>
+      <w:rPr>
+        <w:rFonts w:ascii="Wingdings" w:hAnsi="Wingdings" w:hint="default"/>
+        <w:sz w:val="20"/>
+      </w:rPr>
+    </w:lvl>
+    <w:lvl w:ilvl="8" w:tentative="1">
+      <w:start w:val="1"/>
+      <w:numFmt w:val="bullet"/>
+      <w:lvlText w:val=""/>
+      <w:lvlJc w:val="left"/>
+      <w:pPr>
+        <w:tabs>
+          <w:tab w:val="num" w:pos="6480"/>
+        </w:tabs>
+        <w:ind w:left="6480" w:hanging="360"/>
+      </w:pPr>
+      <w:rPr>
+        <w:rFonts w:ascii="Wingdings" w:hAnsi="Wingdings" w:hint="default"/>
+        <w:sz w:val="20"/>
+      </w:rPr>
+    </w:lvl>
+  </w:abstractNum>
+  <w:abstractNum w:abstractNumId="138" w15:restartNumberingAfterBreak="0">
     <w:nsid w:val="785E6FC3"/>
     <w:multiLevelType w:val="multilevel"/>
     <w:tmpl w:val="D3029A38"/>
@@ -28045,7 +29435,7 @@
       </w:rPr>
     </w:lvl>
   </w:abstractNum>
-  <w:abstractNum w:abstractNumId="134" w15:restartNumberingAfterBreak="0">
+  <w:abstractNum w:abstractNumId="139" w15:restartNumberingAfterBreak="0">
     <w:nsid w:val="79283FB0"/>
     <w:multiLevelType w:val="multilevel"/>
     <w:tmpl w:val="EB4C7080"/>
@@ -28194,7 +29584,7 @@
       </w:rPr>
     </w:lvl>
   </w:abstractNum>
-  <w:abstractNum w:abstractNumId="135" w15:restartNumberingAfterBreak="0">
+  <w:abstractNum w:abstractNumId="140" w15:restartNumberingAfterBreak="0">
     <w:nsid w:val="7A391E43"/>
     <w:multiLevelType w:val="multilevel"/>
     <w:tmpl w:val="70BC784E"/>
@@ -28343,7 +29733,7 @@
       </w:rPr>
     </w:lvl>
   </w:abstractNum>
-  <w:abstractNum w:abstractNumId="136" w15:restartNumberingAfterBreak="0">
+  <w:abstractNum w:abstractNumId="141" w15:restartNumberingAfterBreak="0">
     <w:nsid w:val="7AAC6A74"/>
     <w:multiLevelType w:val="multilevel"/>
     <w:tmpl w:val="4564A322"/>
@@ -28492,7 +29882,7 @@
       </w:rPr>
     </w:lvl>
   </w:abstractNum>
-  <w:abstractNum w:abstractNumId="137" w15:restartNumberingAfterBreak="0">
+  <w:abstractNum w:abstractNumId="142" w15:restartNumberingAfterBreak="0">
     <w:nsid w:val="7AC10ADF"/>
     <w:multiLevelType w:val="multilevel"/>
     <w:tmpl w:val="8C0AD2E8"/>
@@ -28641,7 +30031,7 @@
       </w:rPr>
     </w:lvl>
   </w:abstractNum>
-  <w:abstractNum w:abstractNumId="138" w15:restartNumberingAfterBreak="0">
+  <w:abstractNum w:abstractNumId="143" w15:restartNumberingAfterBreak="0">
     <w:nsid w:val="7CA106E9"/>
     <w:multiLevelType w:val="multilevel"/>
     <w:tmpl w:val="94E81F98"/>
@@ -28790,7 +30180,7 @@
       </w:rPr>
     </w:lvl>
   </w:abstractNum>
-  <w:abstractNum w:abstractNumId="139" w15:restartNumberingAfterBreak="0">
+  <w:abstractNum w:abstractNumId="144" w15:restartNumberingAfterBreak="0">
     <w:nsid w:val="7CCB469D"/>
     <w:multiLevelType w:val="multilevel"/>
     <w:tmpl w:val="640EDD58"/>
@@ -28939,7 +30329,7 @@
       </w:rPr>
     </w:lvl>
   </w:abstractNum>
-  <w:abstractNum w:abstractNumId="140" w15:restartNumberingAfterBreak="0">
+  <w:abstractNum w:abstractNumId="145" w15:restartNumberingAfterBreak="0">
     <w:nsid w:val="7E805802"/>
     <w:multiLevelType w:val="multilevel"/>
     <w:tmpl w:val="06A0737E"/>
@@ -29088,7 +30478,7 @@
       </w:rPr>
     </w:lvl>
   </w:abstractNum>
-  <w:abstractNum w:abstractNumId="141" w15:restartNumberingAfterBreak="0">
+  <w:abstractNum w:abstractNumId="146" w15:restartNumberingAfterBreak="0">
     <w:nsid w:val="7F941665"/>
     <w:multiLevelType w:val="multilevel"/>
     <w:tmpl w:val="B4EA0B8A"/>
@@ -29238,43 +30628,43 @@
     </w:lvl>
   </w:abstractNum>
   <w:num w:numId="1" w16cid:durableId="1765565704">
-    <w:abstractNumId w:val="130"/>
+    <w:abstractNumId w:val="133"/>
   </w:num>
   <w:num w:numId="2" w16cid:durableId="1933396561">
-    <w:abstractNumId w:val="53"/>
+    <w:abstractNumId w:val="54"/>
   </w:num>
   <w:num w:numId="3" w16cid:durableId="1804081874">
-    <w:abstractNumId w:val="96"/>
+    <w:abstractNumId w:val="98"/>
   </w:num>
   <w:num w:numId="4" w16cid:durableId="1549605877">
     <w:abstractNumId w:val="17"/>
   </w:num>
   <w:num w:numId="5" w16cid:durableId="1914512515">
-    <w:abstractNumId w:val="61"/>
+    <w:abstractNumId w:val="62"/>
   </w:num>
   <w:num w:numId="6" w16cid:durableId="962466541">
-    <w:abstractNumId w:val="132"/>
+    <w:abstractNumId w:val="135"/>
   </w:num>
   <w:num w:numId="7" w16cid:durableId="1032926599">
-    <w:abstractNumId w:val="90"/>
+    <w:abstractNumId w:val="91"/>
   </w:num>
   <w:num w:numId="8" w16cid:durableId="1882815331">
-    <w:abstractNumId w:val="65"/>
+    <w:abstractNumId w:val="66"/>
   </w:num>
   <w:num w:numId="9" w16cid:durableId="1098019052">
-    <w:abstractNumId w:val="100"/>
+    <w:abstractNumId w:val="102"/>
   </w:num>
   <w:num w:numId="10" w16cid:durableId="78720675">
-    <w:abstractNumId w:val="121"/>
+    <w:abstractNumId w:val="123"/>
   </w:num>
   <w:num w:numId="11" w16cid:durableId="1257637249">
-    <w:abstractNumId w:val="112"/>
+    <w:abstractNumId w:val="114"/>
   </w:num>
   <w:num w:numId="12" w16cid:durableId="2133088928">
-    <w:abstractNumId w:val="113"/>
+    <w:abstractNumId w:val="115"/>
   </w:num>
   <w:num w:numId="13" w16cid:durableId="43415153">
-    <w:abstractNumId w:val="141"/>
+    <w:abstractNumId w:val="146"/>
   </w:num>
   <w:num w:numId="14" w16cid:durableId="1071656369">
     <w:abstractNumId w:val="33"/>
@@ -29283,34 +30673,34 @@
     <w:abstractNumId w:val="16"/>
   </w:num>
   <w:num w:numId="16" w16cid:durableId="975447742">
-    <w:abstractNumId w:val="76"/>
+    <w:abstractNumId w:val="77"/>
   </w:num>
   <w:num w:numId="17" w16cid:durableId="1322201958">
     <w:abstractNumId w:val="2"/>
   </w:num>
   <w:num w:numId="18" w16cid:durableId="2012953621">
-    <w:abstractNumId w:val="136"/>
+    <w:abstractNumId w:val="141"/>
   </w:num>
   <w:num w:numId="19" w16cid:durableId="1198155270">
-    <w:abstractNumId w:val="55"/>
+    <w:abstractNumId w:val="56"/>
   </w:num>
   <w:num w:numId="20" w16cid:durableId="1155413253">
-    <w:abstractNumId w:val="66"/>
+    <w:abstractNumId w:val="67"/>
   </w:num>
   <w:num w:numId="21" w16cid:durableId="170028629">
-    <w:abstractNumId w:val="43"/>
+    <w:abstractNumId w:val="44"/>
   </w:num>
   <w:num w:numId="22" w16cid:durableId="864442239">
     <w:abstractNumId w:val="12"/>
   </w:num>
   <w:num w:numId="23" w16cid:durableId="651449228">
-    <w:abstractNumId w:val="125"/>
+    <w:abstractNumId w:val="127"/>
   </w:num>
   <w:num w:numId="24" w16cid:durableId="1204828364">
-    <w:abstractNumId w:val="122"/>
+    <w:abstractNumId w:val="124"/>
   </w:num>
   <w:num w:numId="25" w16cid:durableId="847328599">
-    <w:abstractNumId w:val="51"/>
+    <w:abstractNumId w:val="52"/>
   </w:num>
   <w:num w:numId="26" w16cid:durableId="380446909">
     <w:abstractNumId w:val="31"/>
@@ -29319,34 +30709,34 @@
     <w:abstractNumId w:val="40"/>
   </w:num>
   <w:num w:numId="28" w16cid:durableId="1300837413">
-    <w:abstractNumId w:val="119"/>
+    <w:abstractNumId w:val="121"/>
   </w:num>
   <w:num w:numId="29" w16cid:durableId="201678791">
-    <w:abstractNumId w:val="59"/>
+    <w:abstractNumId w:val="60"/>
   </w:num>
   <w:num w:numId="30" w16cid:durableId="1781342371">
-    <w:abstractNumId w:val="48"/>
+    <w:abstractNumId w:val="49"/>
   </w:num>
   <w:num w:numId="31" w16cid:durableId="151020433">
-    <w:abstractNumId w:val="63"/>
+    <w:abstractNumId w:val="64"/>
   </w:num>
   <w:num w:numId="32" w16cid:durableId="1422994869">
     <w:abstractNumId w:val="7"/>
   </w:num>
   <w:num w:numId="33" w16cid:durableId="1639415549">
-    <w:abstractNumId w:val="58"/>
+    <w:abstractNumId w:val="59"/>
   </w:num>
   <w:num w:numId="34" w16cid:durableId="370883685">
-    <w:abstractNumId w:val="139"/>
+    <w:abstractNumId w:val="144"/>
   </w:num>
   <w:num w:numId="35" w16cid:durableId="282005394">
     <w:abstractNumId w:val="41"/>
   </w:num>
   <w:num w:numId="36" w16cid:durableId="368917696">
-    <w:abstractNumId w:val="140"/>
+    <w:abstractNumId w:val="145"/>
   </w:num>
   <w:num w:numId="37" w16cid:durableId="605191356">
-    <w:abstractNumId w:val="78"/>
+    <w:abstractNumId w:val="79"/>
   </w:num>
   <w:num w:numId="38" w16cid:durableId="206335697">
     <w:abstractNumId w:val="22"/>
@@ -29355,37 +30745,37 @@
     <w:abstractNumId w:val="10"/>
   </w:num>
   <w:num w:numId="40" w16cid:durableId="865682177">
-    <w:abstractNumId w:val="120"/>
+    <w:abstractNumId w:val="122"/>
   </w:num>
   <w:num w:numId="41" w16cid:durableId="1623730887">
-    <w:abstractNumId w:val="80"/>
+    <w:abstractNumId w:val="81"/>
   </w:num>
   <w:num w:numId="42" w16cid:durableId="190996748">
-    <w:abstractNumId w:val="101"/>
+    <w:abstractNumId w:val="103"/>
   </w:num>
   <w:num w:numId="43" w16cid:durableId="1187018792">
-    <w:abstractNumId w:val="86"/>
+    <w:abstractNumId w:val="87"/>
   </w:num>
   <w:num w:numId="44" w16cid:durableId="536085725">
-    <w:abstractNumId w:val="134"/>
+    <w:abstractNumId w:val="139"/>
   </w:num>
   <w:num w:numId="45" w16cid:durableId="1076972993">
-    <w:abstractNumId w:val="89"/>
+    <w:abstractNumId w:val="90"/>
   </w:num>
   <w:num w:numId="46" w16cid:durableId="307782437">
-    <w:abstractNumId w:val="54"/>
+    <w:abstractNumId w:val="55"/>
   </w:num>
   <w:num w:numId="47" w16cid:durableId="449714409">
-    <w:abstractNumId w:val="107"/>
+    <w:abstractNumId w:val="109"/>
   </w:num>
   <w:num w:numId="48" w16cid:durableId="6251207">
-    <w:abstractNumId w:val="70"/>
+    <w:abstractNumId w:val="71"/>
   </w:num>
   <w:num w:numId="49" w16cid:durableId="175340637">
-    <w:abstractNumId w:val="62"/>
+    <w:abstractNumId w:val="63"/>
   </w:num>
   <w:num w:numId="50" w16cid:durableId="1486045688">
-    <w:abstractNumId w:val="93"/>
+    <w:abstractNumId w:val="95"/>
   </w:num>
   <w:num w:numId="51" w16cid:durableId="575167117">
     <w:abstractNumId w:val="1"/>
@@ -29394,16 +30784,16 @@
     <w:abstractNumId w:val="38"/>
   </w:num>
   <w:num w:numId="53" w16cid:durableId="1245727557">
-    <w:abstractNumId w:val="73"/>
+    <w:abstractNumId w:val="74"/>
   </w:num>
   <w:num w:numId="54" w16cid:durableId="1918392236">
-    <w:abstractNumId w:val="84"/>
+    <w:abstractNumId w:val="85"/>
   </w:num>
   <w:num w:numId="55" w16cid:durableId="62528448">
     <w:abstractNumId w:val="35"/>
   </w:num>
   <w:num w:numId="56" w16cid:durableId="2146510496">
-    <w:abstractNumId w:val="81"/>
+    <w:abstractNumId w:val="82"/>
   </w:num>
   <w:num w:numId="57" w16cid:durableId="46538607">
     <w:abstractNumId w:val="13"/>
@@ -29415,34 +30805,34 @@
     <w:abstractNumId w:val="32"/>
   </w:num>
   <w:num w:numId="60" w16cid:durableId="1907567950">
-    <w:abstractNumId w:val="50"/>
+    <w:abstractNumId w:val="51"/>
   </w:num>
   <w:num w:numId="61" w16cid:durableId="654915724">
-    <w:abstractNumId w:val="69"/>
+    <w:abstractNumId w:val="70"/>
   </w:num>
   <w:num w:numId="62" w16cid:durableId="1225871409">
     <w:abstractNumId w:val="36"/>
   </w:num>
   <w:num w:numId="63" w16cid:durableId="429857969">
-    <w:abstractNumId w:val="42"/>
+    <w:abstractNumId w:val="43"/>
   </w:num>
   <w:num w:numId="64" w16cid:durableId="1476989681">
-    <w:abstractNumId w:val="117"/>
+    <w:abstractNumId w:val="119"/>
   </w:num>
   <w:num w:numId="65" w16cid:durableId="1559248435">
-    <w:abstractNumId w:val="118"/>
+    <w:abstractNumId w:val="120"/>
   </w:num>
   <w:num w:numId="66" w16cid:durableId="1620061307">
-    <w:abstractNumId w:val="133"/>
+    <w:abstractNumId w:val="138"/>
   </w:num>
   <w:num w:numId="67" w16cid:durableId="214774907">
-    <w:abstractNumId w:val="45"/>
+    <w:abstractNumId w:val="46"/>
   </w:num>
   <w:num w:numId="68" w16cid:durableId="1472484600">
     <w:abstractNumId w:val="0"/>
   </w:num>
   <w:num w:numId="69" w16cid:durableId="1156846783">
-    <w:abstractNumId w:val="128"/>
+    <w:abstractNumId w:val="130"/>
   </w:num>
   <w:num w:numId="70" w16cid:durableId="436799051">
     <w:abstractNumId w:val="8"/>
@@ -29451,94 +30841,94 @@
     <w:abstractNumId w:val="27"/>
   </w:num>
   <w:num w:numId="72" w16cid:durableId="714548181">
-    <w:abstractNumId w:val="97"/>
+    <w:abstractNumId w:val="99"/>
   </w:num>
   <w:num w:numId="73" w16cid:durableId="933637223">
-    <w:abstractNumId w:val="95"/>
+    <w:abstractNumId w:val="97"/>
   </w:num>
   <w:num w:numId="74" w16cid:durableId="1647857124">
     <w:abstractNumId w:val="34"/>
   </w:num>
   <w:num w:numId="75" w16cid:durableId="1265378385">
-    <w:abstractNumId w:val="102"/>
+    <w:abstractNumId w:val="104"/>
   </w:num>
   <w:num w:numId="76" w16cid:durableId="1448739678">
-    <w:abstractNumId w:val="129"/>
+    <w:abstractNumId w:val="131"/>
   </w:num>
   <w:num w:numId="77" w16cid:durableId="1304580070">
-    <w:abstractNumId w:val="75"/>
+    <w:abstractNumId w:val="76"/>
   </w:num>
   <w:num w:numId="78" w16cid:durableId="13114926">
-    <w:abstractNumId w:val="115"/>
+    <w:abstractNumId w:val="117"/>
   </w:num>
   <w:num w:numId="79" w16cid:durableId="2028092115">
     <w:abstractNumId w:val="5"/>
   </w:num>
   <w:num w:numId="80" w16cid:durableId="1028144174">
-    <w:abstractNumId w:val="109"/>
+    <w:abstractNumId w:val="111"/>
   </w:num>
   <w:num w:numId="81" w16cid:durableId="1301231212">
-    <w:abstractNumId w:val="111"/>
+    <w:abstractNumId w:val="113"/>
   </w:num>
   <w:num w:numId="82" w16cid:durableId="760225157">
     <w:abstractNumId w:val="18"/>
   </w:num>
   <w:num w:numId="83" w16cid:durableId="1866673133">
-    <w:abstractNumId w:val="57"/>
+    <w:abstractNumId w:val="58"/>
   </w:num>
   <w:num w:numId="84" w16cid:durableId="1264798227">
-    <w:abstractNumId w:val="114"/>
+    <w:abstractNumId w:val="116"/>
   </w:num>
   <w:num w:numId="85" w16cid:durableId="1556356842">
     <w:abstractNumId w:val="4"/>
   </w:num>
   <w:num w:numId="86" w16cid:durableId="1644038002">
-    <w:abstractNumId w:val="64"/>
+    <w:abstractNumId w:val="65"/>
   </w:num>
   <w:num w:numId="87" w16cid:durableId="683554990">
-    <w:abstractNumId w:val="98"/>
+    <w:abstractNumId w:val="100"/>
   </w:num>
   <w:num w:numId="88" w16cid:durableId="522788330">
-    <w:abstractNumId w:val="49"/>
+    <w:abstractNumId w:val="50"/>
   </w:num>
   <w:num w:numId="89" w16cid:durableId="444883924">
-    <w:abstractNumId w:val="71"/>
+    <w:abstractNumId w:val="72"/>
   </w:num>
   <w:num w:numId="90" w16cid:durableId="1839495219">
-    <w:abstractNumId w:val="135"/>
+    <w:abstractNumId w:val="140"/>
   </w:num>
   <w:num w:numId="91" w16cid:durableId="1753892482">
     <w:abstractNumId w:val="15"/>
   </w:num>
   <w:num w:numId="92" w16cid:durableId="456798693">
-    <w:abstractNumId w:val="56"/>
+    <w:abstractNumId w:val="57"/>
   </w:num>
   <w:num w:numId="93" w16cid:durableId="1667631627">
-    <w:abstractNumId w:val="116"/>
+    <w:abstractNumId w:val="118"/>
   </w:num>
   <w:num w:numId="94" w16cid:durableId="1039747016">
-    <w:abstractNumId w:val="138"/>
+    <w:abstractNumId w:val="143"/>
   </w:num>
   <w:num w:numId="95" w16cid:durableId="1030496135">
     <w:abstractNumId w:val="14"/>
   </w:num>
   <w:num w:numId="96" w16cid:durableId="1980262670">
-    <w:abstractNumId w:val="47"/>
+    <w:abstractNumId w:val="48"/>
   </w:num>
   <w:num w:numId="97" w16cid:durableId="399065471">
     <w:abstractNumId w:val="6"/>
   </w:num>
   <w:num w:numId="98" w16cid:durableId="541211973">
-    <w:abstractNumId w:val="106"/>
+    <w:abstractNumId w:val="108"/>
   </w:num>
   <w:num w:numId="99" w16cid:durableId="445006106">
-    <w:abstractNumId w:val="82"/>
+    <w:abstractNumId w:val="83"/>
   </w:num>
   <w:num w:numId="100" w16cid:durableId="761678924">
-    <w:abstractNumId w:val="52"/>
+    <w:abstractNumId w:val="53"/>
   </w:num>
   <w:num w:numId="101" w16cid:durableId="223495639">
-    <w:abstractNumId w:val="99"/>
+    <w:abstractNumId w:val="101"/>
   </w:num>
   <w:num w:numId="102" w16cid:durableId="1727871226">
     <w:abstractNumId w:val="21"/>
@@ -29550,118 +30940,133 @@
     <w:abstractNumId w:val="9"/>
   </w:num>
   <w:num w:numId="105" w16cid:durableId="609971843">
-    <w:abstractNumId w:val="88"/>
+    <w:abstractNumId w:val="89"/>
   </w:num>
   <w:num w:numId="106" w16cid:durableId="875042577">
-    <w:abstractNumId w:val="123"/>
+    <w:abstractNumId w:val="125"/>
   </w:num>
   <w:num w:numId="107" w16cid:durableId="398989395">
     <w:abstractNumId w:val="11"/>
   </w:num>
   <w:num w:numId="108" w16cid:durableId="845437454">
-    <w:abstractNumId w:val="104"/>
+    <w:abstractNumId w:val="106"/>
   </w:num>
   <w:num w:numId="109" w16cid:durableId="1067995026">
     <w:abstractNumId w:val="23"/>
   </w:num>
   <w:num w:numId="110" w16cid:durableId="1823887197">
-    <w:abstractNumId w:val="72"/>
+    <w:abstractNumId w:val="73"/>
   </w:num>
   <w:num w:numId="111" w16cid:durableId="734546405">
-    <w:abstractNumId w:val="103"/>
+    <w:abstractNumId w:val="105"/>
   </w:num>
   <w:num w:numId="112" w16cid:durableId="1129543359">
     <w:abstractNumId w:val="30"/>
   </w:num>
   <w:num w:numId="113" w16cid:durableId="887689920">
-    <w:abstractNumId w:val="60"/>
+    <w:abstractNumId w:val="61"/>
   </w:num>
   <w:num w:numId="114" w16cid:durableId="1767069130">
     <w:abstractNumId w:val="25"/>
   </w:num>
   <w:num w:numId="115" w16cid:durableId="1638874169">
-    <w:abstractNumId w:val="126"/>
+    <w:abstractNumId w:val="128"/>
   </w:num>
   <w:num w:numId="116" w16cid:durableId="835728262">
     <w:abstractNumId w:val="39"/>
   </w:num>
   <w:num w:numId="117" w16cid:durableId="1156997285">
-    <w:abstractNumId w:val="110"/>
+    <w:abstractNumId w:val="112"/>
   </w:num>
   <w:num w:numId="118" w16cid:durableId="452526803">
-    <w:abstractNumId w:val="108"/>
+    <w:abstractNumId w:val="110"/>
   </w:num>
   <w:num w:numId="119" w16cid:durableId="371420265">
     <w:abstractNumId w:val="26"/>
   </w:num>
   <w:num w:numId="120" w16cid:durableId="1747612571">
-    <w:abstractNumId w:val="94"/>
+    <w:abstractNumId w:val="96"/>
   </w:num>
   <w:num w:numId="121" w16cid:durableId="99492877">
-    <w:abstractNumId w:val="87"/>
+    <w:abstractNumId w:val="88"/>
   </w:num>
   <w:num w:numId="122" w16cid:durableId="300233645">
-    <w:abstractNumId w:val="67"/>
+    <w:abstractNumId w:val="68"/>
   </w:num>
   <w:num w:numId="123" w16cid:durableId="1810592088">
-    <w:abstractNumId w:val="68"/>
+    <w:abstractNumId w:val="69"/>
   </w:num>
   <w:num w:numId="124" w16cid:durableId="1895507124">
     <w:abstractNumId w:val="24"/>
   </w:num>
   <w:num w:numId="125" w16cid:durableId="1980110229">
-    <w:abstractNumId w:val="77"/>
+    <w:abstractNumId w:val="78"/>
   </w:num>
   <w:num w:numId="126" w16cid:durableId="421529429">
     <w:abstractNumId w:val="37"/>
   </w:num>
   <w:num w:numId="127" w16cid:durableId="1531606847">
-    <w:abstractNumId w:val="137"/>
+    <w:abstractNumId w:val="142"/>
   </w:num>
   <w:num w:numId="128" w16cid:durableId="642543562">
-    <w:abstractNumId w:val="127"/>
+    <w:abstractNumId w:val="129"/>
   </w:num>
   <w:num w:numId="129" w16cid:durableId="41641373">
-    <w:abstractNumId w:val="105"/>
+    <w:abstractNumId w:val="107"/>
   </w:num>
   <w:num w:numId="130" w16cid:durableId="200409289">
     <w:abstractNumId w:val="3"/>
   </w:num>
   <w:num w:numId="131" w16cid:durableId="1944458429">
-    <w:abstractNumId w:val="91"/>
+    <w:abstractNumId w:val="92"/>
   </w:num>
   <w:num w:numId="132" w16cid:durableId="2132894216">
-    <w:abstractNumId w:val="83"/>
+    <w:abstractNumId w:val="84"/>
   </w:num>
   <w:num w:numId="133" w16cid:durableId="1352411372">
     <w:abstractNumId w:val="20"/>
   </w:num>
   <w:num w:numId="134" w16cid:durableId="806749126">
-    <w:abstractNumId w:val="44"/>
+    <w:abstractNumId w:val="45"/>
   </w:num>
   <w:num w:numId="135" w16cid:durableId="752359035">
-    <w:abstractNumId w:val="124"/>
+    <w:abstractNumId w:val="126"/>
   </w:num>
   <w:num w:numId="136" w16cid:durableId="250163294">
     <w:abstractNumId w:val="28"/>
   </w:num>
   <w:num w:numId="137" w16cid:durableId="19162967">
-    <w:abstractNumId w:val="74"/>
+    <w:abstractNumId w:val="75"/>
   </w:num>
   <w:num w:numId="138" w16cid:durableId="719476600">
-    <w:abstractNumId w:val="92"/>
+    <w:abstractNumId w:val="93"/>
   </w:num>
   <w:num w:numId="139" w16cid:durableId="952174344">
-    <w:abstractNumId w:val="79"/>
+    <w:abstractNumId w:val="80"/>
   </w:num>
   <w:num w:numId="140" w16cid:durableId="1777404916">
-    <w:abstractNumId w:val="131"/>
+    <w:abstractNumId w:val="134"/>
   </w:num>
   <w:num w:numId="141" w16cid:durableId="1199005787">
-    <w:abstractNumId w:val="85"/>
+    <w:abstractNumId w:val="86"/>
   </w:num>
   <w:num w:numId="142" w16cid:durableId="127095833">
-    <w:abstractNumId w:val="46"/>
+    <w:abstractNumId w:val="47"/>
+  </w:num>
+  <w:num w:numId="143" w16cid:durableId="1219246172">
+    <w:abstractNumId w:val="136"/>
+  </w:num>
+  <w:num w:numId="144" w16cid:durableId="2016835722">
+    <w:abstractNumId w:val="94"/>
+  </w:num>
+  <w:num w:numId="145" w16cid:durableId="563030978">
+    <w:abstractNumId w:val="42"/>
+  </w:num>
+  <w:num w:numId="146" w16cid:durableId="1230266226">
+    <w:abstractNumId w:val="132"/>
+  </w:num>
+  <w:num w:numId="147" w16cid:durableId="338311162">
+    <w:abstractNumId w:val="137"/>
   </w:num>
   <w:numIdMacAtCleanup w:val="142"/>
 </w:numbering>

--- a/Commandline3.Batch.Programming.docx
+++ b/Commandline3.Batch.Programming.docx
@@ -54,7 +54,7 @@
           <w:r>
             <w:fldChar w:fldCharType="separate"/>
           </w:r>
-          <w:hyperlink w:anchor="_Toc221922638" w:history="1">
+          <w:hyperlink w:anchor="_Toc221923462" w:history="1">
             <w:r>
               <w:rPr>
                 <w:rStyle w:val="Hyperlink"/>
@@ -81,7 +81,7 @@
                 <w:noProof/>
                 <w:webHidden/>
               </w:rPr>
-              <w:instrText xml:space="preserve"> PAGEREF _Toc221922638 \h </w:instrText>
+              <w:instrText xml:space="preserve"> PAGEREF _Toc221923462 \h </w:instrText>
             </w:r>
             <w:r>
               <w:rPr>
@@ -114,25 +114,21 @@
         </w:p>
         <w:p>
           <w:pPr>
-            <w:pStyle w:val="TOC3"/>
+            <w:pStyle w:val="TOC2"/>
             <w:tabs>
               <w:tab w:val="right" w:leader="dot" w:pos="9350"/>
             </w:tabs>
             <w:rPr>
-              <w:rFonts w:asciiTheme="minorHAnsi" w:eastAsiaTheme="minorEastAsia" w:hAnsiTheme="minorHAnsi"/>
               <w:noProof/>
-              <w:kern w:val="2"/>
-              <w:szCs w:val="24"/>
-              <w14:ligatures w14:val="standardContextual"/>
             </w:rPr>
           </w:pPr>
-          <w:hyperlink w:anchor="_Toc221922639" w:history="1">
+          <w:hyperlink w:anchor="_Toc221923463" w:history="1">
             <w:r>
               <w:rPr>
                 <w:rStyle w:val="Hyperlink"/>
                 <w:noProof/>
               </w:rPr>
-              <w:t>What is a batch file? (.bat vs .cmd)</w:t>
+              <w:t>PART 1: FOUNDATIONAL TOPICS (BEGINNER → INTERMEDIATE)</w:t>
             </w:r>
             <w:r>
               <w:rPr>
@@ -153,7 +149,7 @@
                 <w:noProof/>
                 <w:webHidden/>
               </w:rPr>
-              <w:instrText xml:space="preserve"> PAGEREF _Toc221922639 \h </w:instrText>
+              <w:instrText xml:space="preserve"> PAGEREF _Toc221923463 \h </w:instrText>
             </w:r>
             <w:r>
               <w:rPr>
@@ -174,6 +170,210 @@
                 <w:webHidden/>
               </w:rPr>
               <w:t>3</w:t>
+            </w:r>
+            <w:r>
+              <w:rPr>
+                <w:noProof/>
+                <w:webHidden/>
+              </w:rPr>
+              <w:fldChar w:fldCharType="end"/>
+            </w:r>
+          </w:hyperlink>
+        </w:p>
+        <w:p>
+          <w:pPr>
+            <w:pStyle w:val="TOC2"/>
+            <w:tabs>
+              <w:tab w:val="right" w:leader="dot" w:pos="9350"/>
+            </w:tabs>
+            <w:rPr>
+              <w:noProof/>
+            </w:rPr>
+          </w:pPr>
+          <w:hyperlink w:anchor="_Toc221923464" w:history="1">
+            <w:r>
+              <w:rPr>
+                <w:rStyle w:val="Hyperlink"/>
+                <w:noProof/>
+              </w:rPr>
+              <w:t>Limitations: When to Level Up</w:t>
+            </w:r>
+            <w:r>
+              <w:rPr>
+                <w:noProof/>
+                <w:webHidden/>
+              </w:rPr>
+              <w:tab/>
+            </w:r>
+            <w:r>
+              <w:rPr>
+                <w:noProof/>
+                <w:webHidden/>
+              </w:rPr>
+              <w:fldChar w:fldCharType="begin"/>
+            </w:r>
+            <w:r>
+              <w:rPr>
+                <w:noProof/>
+                <w:webHidden/>
+              </w:rPr>
+              <w:instrText xml:space="preserve"> PAGEREF _Toc221923464 \h </w:instrText>
+            </w:r>
+            <w:r>
+              <w:rPr>
+                <w:noProof/>
+                <w:webHidden/>
+              </w:rPr>
+            </w:r>
+            <w:r>
+              <w:rPr>
+                <w:noProof/>
+                <w:webHidden/>
+              </w:rPr>
+              <w:fldChar w:fldCharType="separate"/>
+            </w:r>
+            <w:r>
+              <w:rPr>
+                <w:noProof/>
+                <w:webHidden/>
+              </w:rPr>
+              <w:t>8</w:t>
+            </w:r>
+            <w:r>
+              <w:rPr>
+                <w:noProof/>
+                <w:webHidden/>
+              </w:rPr>
+              <w:fldChar w:fldCharType="end"/>
+            </w:r>
+          </w:hyperlink>
+        </w:p>
+        <w:p>
+          <w:pPr>
+            <w:pStyle w:val="TOC2"/>
+            <w:tabs>
+              <w:tab w:val="right" w:leader="dot" w:pos="9350"/>
+            </w:tabs>
+            <w:rPr>
+              <w:noProof/>
+            </w:rPr>
+          </w:pPr>
+          <w:hyperlink w:anchor="_Toc221923465" w:history="1">
+            <w:r>
+              <w:rPr>
+                <w:rStyle w:val="Hyperlink"/>
+                <w:noProof/>
+              </w:rPr>
+              <w:t>Creating and Running Batch Files</w:t>
+            </w:r>
+            <w:r>
+              <w:rPr>
+                <w:noProof/>
+                <w:webHidden/>
+              </w:rPr>
+              <w:tab/>
+            </w:r>
+            <w:r>
+              <w:rPr>
+                <w:noProof/>
+                <w:webHidden/>
+              </w:rPr>
+              <w:fldChar w:fldCharType="begin"/>
+            </w:r>
+            <w:r>
+              <w:rPr>
+                <w:noProof/>
+                <w:webHidden/>
+              </w:rPr>
+              <w:instrText xml:space="preserve"> PAGEREF _Toc221923465 \h </w:instrText>
+            </w:r>
+            <w:r>
+              <w:rPr>
+                <w:noProof/>
+                <w:webHidden/>
+              </w:rPr>
+            </w:r>
+            <w:r>
+              <w:rPr>
+                <w:noProof/>
+                <w:webHidden/>
+              </w:rPr>
+              <w:fldChar w:fldCharType="separate"/>
+            </w:r>
+            <w:r>
+              <w:rPr>
+                <w:noProof/>
+                <w:webHidden/>
+              </w:rPr>
+              <w:t>10</w:t>
+            </w:r>
+            <w:r>
+              <w:rPr>
+                <w:noProof/>
+                <w:webHidden/>
+              </w:rPr>
+              <w:fldChar w:fldCharType="end"/>
+            </w:r>
+          </w:hyperlink>
+        </w:p>
+        <w:p>
+          <w:pPr>
+            <w:pStyle w:val="TOC2"/>
+            <w:tabs>
+              <w:tab w:val="right" w:leader="dot" w:pos="9350"/>
+            </w:tabs>
+            <w:rPr>
+              <w:noProof/>
+            </w:rPr>
+          </w:pPr>
+          <w:hyperlink w:anchor="_Toc221923466" w:history="1">
+            <w:r>
+              <w:rPr>
+                <w:rStyle w:val="Hyperlink"/>
+                <w:noProof/>
+              </w:rPr>
+              <w:t>Saving with Correct Encoding (ANSI vs UTF-8)</w:t>
+            </w:r>
+            <w:r>
+              <w:rPr>
+                <w:noProof/>
+                <w:webHidden/>
+              </w:rPr>
+              <w:tab/>
+            </w:r>
+            <w:r>
+              <w:rPr>
+                <w:noProof/>
+                <w:webHidden/>
+              </w:rPr>
+              <w:fldChar w:fldCharType="begin"/>
+            </w:r>
+            <w:r>
+              <w:rPr>
+                <w:noProof/>
+                <w:webHidden/>
+              </w:rPr>
+              <w:instrText xml:space="preserve"> PAGEREF _Toc221923466 \h </w:instrText>
+            </w:r>
+            <w:r>
+              <w:rPr>
+                <w:noProof/>
+                <w:webHidden/>
+              </w:rPr>
+            </w:r>
+            <w:r>
+              <w:rPr>
+                <w:noProof/>
+                <w:webHidden/>
+              </w:rPr>
+              <w:fldChar w:fldCharType="separate"/>
+            </w:r>
+            <w:r>
+              <w:rPr>
+                <w:noProof/>
+                <w:webHidden/>
+              </w:rPr>
+              <w:t>11</w:t>
             </w:r>
             <w:r>
               <w:rPr>
@@ -244,13 +444,11 @@
     <w:p/>
     <w:p/>
     <w:p/>
-    <w:p/>
-    <w:p/>
     <w:p>
       <w:pPr>
         <w:pStyle w:val="Style1"/>
       </w:pPr>
-      <w:bookmarkStart w:id="0" w:name="_Toc221922638"/>
+      <w:bookmarkStart w:id="0" w:name="_Toc221923462"/>
       <w:r>
         <w:lastRenderedPageBreak/>
         <w:t>BATCH PROGRAMMING GUIDE</w:t>
@@ -264,6 +462,7 @@
           <w:bCs/>
         </w:rPr>
       </w:pPr>
+      <w:bookmarkStart w:id="1" w:name="_Toc221923463"/>
       <w:r>
         <w:rPr>
           <w:rStyle w:val="Style2Char"/>
@@ -272,6 +471,7 @@
         </w:rPr>
         <w:t>PART 1: FOUNDATIONAL TOPICS (BEGINNER → INTERMEDIATE)</w:t>
       </w:r>
+      <w:bookmarkEnd w:id="1"/>
       <w:r>
         <w:rPr>
           <w:rFonts w:ascii="Segoe UI Emoji" w:hAnsi="Segoe UI Emoji" w:cs="Segoe UI Emoji"/>
@@ -293,9 +493,8 @@
     </w:p>
     <w:p>
       <w:pPr>
-        <w:pStyle w:val="Style3"/>
-      </w:pPr>
-      <w:bookmarkStart w:id="1" w:name="_Toc221922639"/>
+        <w:pStyle w:val="Style8"/>
+      </w:pPr>
       <w:r>
         <w:t>What is a batch file? (.bat vs .</w:t>
       </w:r>
@@ -307,7 +506,6 @@
       <w:r>
         <w:t>)</w:t>
       </w:r>
-      <w:bookmarkEnd w:id="1"/>
     </w:p>
     <w:p>
       <w:r>
@@ -829,9 +1027,9 @@
     </w:p>
     <w:p/>
     <w:p/>
-    <w:p/>
-    <w:p>
-      <w:r>
+    <w:p>
+      <w:r>
+        <w:lastRenderedPageBreak/>
         <w:t>What happens?</w:t>
       </w:r>
     </w:p>
@@ -1361,22 +1559,1727 @@
     </w:p>
     <w:p/>
     <w:p>
-      <w:r>
-        <w:rPr>
+      <w:pPr>
+        <w:rPr>
+          <w:rStyle w:val="Style3Char"/>
+          <w:rFonts w:eastAsiaTheme="minorHAnsi"/>
+        </w:rPr>
+      </w:pPr>
+      <w:r>
+        <w:rPr>
+          <mc:AlternateContent>
+            <mc:Choice Requires="w16se"/>
+            <mc:Fallback>
+              <w:rFonts w:ascii="Segoe UI Emoji" w:eastAsia="Segoe UI Emoji" w:hAnsi="Segoe UI Emoji" w:cs="Segoe UI Emoji"/>
+            </mc:Fallback>
+          </mc:AlternateContent>
           <w:b/>
           <w:bCs/>
         </w:rPr>
         <w:lastRenderedPageBreak/>
-        <w:t>Ready for more?</w:t>
-      </w:r>
-      <w:r>
-        <w:t xml:space="preserve"> Next up, we'll dive into variables, user input, and making your scripts smarter. But first, take a moment to play with echo and pause. Try changing the message, adding more echo lines, and seeing what happens. The command line is your playground! </w:t>
+        <mc:AlternateContent>
+          <mc:Choice Requires="w16se">
+            <w16se:symEx w16se:font="Segoe UI Emoji" w16se:char="1F4BB"/>
+          </mc:Choice>
+          <mc:Fallback>
+            <w:t>💻</w:t>
+          </mc:Fallback>
+        </mc:AlternateContent>
+      </w:r>
+      <w:r>
+        <w:rPr>
+          <w:b/>
+          <w:bCs/>
+        </w:rPr>
+        <w:t xml:space="preserve"> </w:t>
+      </w:r>
+      <w:r>
+        <w:rPr>
+          <w:rStyle w:val="Style3Char"/>
+          <w:rFonts w:eastAsiaTheme="minorHAnsi"/>
+        </w:rPr>
+        <w:t>How Batch Scripts Execute (Line-by-Line Interpretation)</w:t>
+      </w:r>
+    </w:p>
+    <w:p>
+      <w:r>
+        <w:t>Batch files are like a </w:t>
+      </w:r>
+      <w:r>
+        <w:rPr>
+          <w:b/>
+          <w:bCs/>
+        </w:rPr>
+        <w:t>recipe card</w:t>
+      </w:r>
+      <w:r>
+        <w:t> for your computer. When you run a .bat or .</w:t>
+      </w:r>
+      <w:proofErr w:type="spellStart"/>
+      <w:r>
+        <w:t>cmd</w:t>
+      </w:r>
+      <w:proofErr w:type="spellEnd"/>
+      <w:r>
+        <w:t> file, here's what happens behind the scenes:</w:t>
+      </w:r>
+    </w:p>
+    <w:p>
+      <w:pPr>
+        <w:numPr>
+          <w:ilvl w:val="0"/>
+          <w:numId w:val="148"/>
+        </w:numPr>
+      </w:pPr>
+      <w:r>
+        <w:rPr>
+          <w:b/>
+          <w:bCs/>
+        </w:rPr>
+        <w:t>The Command Interpreter (CMD.EXE)</w:t>
+      </w:r>
+      <w:r>
+        <w:t xml:space="preserve"> reads the file from the very first line to the very last, one line at a time. </w:t>
       </w:r>
       <w:r>
         <w:rPr>
           <w:rFonts w:ascii="Segoe UI Emoji" w:hAnsi="Segoe UI Emoji" w:cs="Segoe UI Emoji"/>
         </w:rPr>
-        <w:t>🎢</w:t>
+        <w:t>📖</w:t>
+      </w:r>
+    </w:p>
+    <w:p>
+      <w:pPr>
+        <w:numPr>
+          <w:ilvl w:val="0"/>
+          <w:numId w:val="148"/>
+        </w:numPr>
+      </w:pPr>
+      <w:r>
+        <w:t>Each line is treated as a command—just as if you'd typed it yourself in the Command Prompt.</w:t>
+      </w:r>
+    </w:p>
+    <w:p>
+      <w:pPr>
+        <w:numPr>
+          <w:ilvl w:val="0"/>
+          <w:numId w:val="148"/>
+        </w:numPr>
+      </w:pPr>
+      <w:r>
+        <w:t>The interpreter executes the command, waits for it to finish, then moves to the next line.</w:t>
+      </w:r>
+    </w:p>
+    <w:p>
+      <w:pPr>
+        <w:numPr>
+          <w:ilvl w:val="0"/>
+          <w:numId w:val="148"/>
+        </w:numPr>
+      </w:pPr>
+      <w:r>
+        <w:t>If a command fails, the script </w:t>
+      </w:r>
+      <w:r>
+        <w:rPr>
+          <w:b/>
+          <w:bCs/>
+        </w:rPr>
+        <w:t>keeps going</w:t>
+      </w:r>
+      <w:r>
+        <w:t> by default (unless you've added error checking). This is both a feature and a danger!</w:t>
+      </w:r>
+    </w:p>
+    <w:p>
+      <w:pPr>
+        <w:numPr>
+          <w:ilvl w:val="0"/>
+          <w:numId w:val="148"/>
+        </w:numPr>
+      </w:pPr>
+      <w:r>
+        <w:t>Once the last line is done, the script exits, and the Command Prompt window closes (unless you used pause).</w:t>
+      </w:r>
+    </w:p>
+    <w:p>
+      <w:r>
+        <w:rPr>
+          <w:b/>
+          <w:bCs/>
+        </w:rPr>
+        <w:t>Key points to remember:</w:t>
+      </w:r>
+    </w:p>
+    <w:p>
+      <w:pPr>
+        <w:numPr>
+          <w:ilvl w:val="0"/>
+          <w:numId w:val="149"/>
+        </w:numPr>
+      </w:pPr>
+      <w:r>
+        <w:t>No compilation—it's pure </w:t>
+      </w:r>
+      <w:r>
+        <w:rPr>
+          <w:b/>
+          <w:bCs/>
+        </w:rPr>
+        <w:t>interpretation</w:t>
+      </w:r>
+      <w:r>
+        <w:t>. What you write is what gets executed, instantly.</w:t>
+      </w:r>
+    </w:p>
+    <w:p>
+      <w:pPr>
+        <w:numPr>
+          <w:ilvl w:val="0"/>
+          <w:numId w:val="149"/>
+        </w:numPr>
+      </w:pPr>
+      <w:r>
+        <w:t>It's </w:t>
+      </w:r>
+      <w:r>
+        <w:rPr>
+          <w:b/>
+          <w:bCs/>
+        </w:rPr>
+        <w:t>sequential</w:t>
+      </w:r>
+      <w:r>
+        <w:t>—commands don't run in parallel unless you explicitly use start.</w:t>
+      </w:r>
+    </w:p>
+    <w:p>
+      <w:pPr>
+        <w:numPr>
+          <w:ilvl w:val="0"/>
+          <w:numId w:val="149"/>
+        </w:numPr>
+      </w:pPr>
+      <w:r>
+        <w:t>Variables are expanded as the line is read, which can lead to tricky behavior in loops (but we'll cover that later).</w:t>
+      </w:r>
+    </w:p>
+    <w:p>
+      <w:r>
+        <w:rPr>
+          <w:b/>
+          <w:bCs/>
+        </w:rPr>
+        <w:t>Analogy:</w:t>
+      </w:r>
+      <w:r>
+        <w:t xml:space="preserve"> Think of it as handing a list of chores to a very literal assistant. They'll do chore #1, then #2, then #3, and stop when the list ends—even if something goes wrong halfway. </w:t>
+      </w:r>
+      <w:r>
+        <w:rPr>
+          <w:rFonts w:ascii="Segoe UI Emoji" w:hAnsi="Segoe UI Emoji" w:cs="Segoe UI Emoji"/>
+        </w:rPr>
+        <w:t>🧾</w:t>
+      </w:r>
+    </w:p>
+    <w:p/>
+    <w:p>
+      <w:pPr>
+        <w:rPr>
+          <w:b/>
+          <w:bCs/>
+        </w:rPr>
+      </w:pPr>
+      <w:r>
+        <w:rPr>
+          <w:rFonts w:ascii="Segoe UI Emoji" w:hAnsi="Segoe UI Emoji" w:cs="Segoe UI Emoji"/>
+          <w:b/>
+          <w:bCs/>
+        </w:rPr>
+        <w:t>✨</w:t>
+      </w:r>
+      <w:r>
+        <w:rPr>
+          <w:rFonts w:ascii="Segoe UI Emoji" w:hAnsi="Segoe UI Emoji" w:cs="Segoe UI Emoji"/>
+          <w:b/>
+          <w:bCs/>
+        </w:rPr>
+        <w:t xml:space="preserve"> </w:t>
+      </w:r>
+      <w:r>
+        <w:rPr>
+          <w:rStyle w:val="Style2Char"/>
+        </w:rPr>
+        <w:t>Use Cases: Where Batch Files Shine</w:t>
+      </w:r>
+      <w:r>
+        <w:rPr>
+          <w:b/>
+          <w:bCs/>
+        </w:rPr>
+        <w:t xml:space="preserve"> </w:t>
+      </w:r>
+    </w:p>
+    <w:p>
+      <w:r>
+        <w:t>Batch scripting isn't dead—it's just specialized. Here's where it's still a go</w:t>
+      </w:r>
+      <w:r>
+        <w:noBreakHyphen/>
+        <w:t>to tool in 2026:</w:t>
+      </w:r>
+    </w:p>
+    <w:p>
+      <w:pPr>
+        <w:pStyle w:val="Style8"/>
+      </w:pPr>
+      <w:r>
+        <w:t>I.</w:t>
+      </w:r>
+      <w:r>
+        <w:t xml:space="preserve"> Automation (The Everyday Hero)</w:t>
+      </w:r>
+    </w:p>
+    <w:p>
+      <w:pPr>
+        <w:numPr>
+          <w:ilvl w:val="0"/>
+          <w:numId w:val="150"/>
+        </w:numPr>
+      </w:pPr>
+      <w:r>
+        <w:rPr>
+          <w:b/>
+          <w:bCs/>
+        </w:rPr>
+        <w:t>Repetitive file tasks</w:t>
+      </w:r>
+      <w:r>
+        <w:t>: Clean up temporary folders, rename hundreds of files in a pattern, or copy specific documents to a backup drive.</w:t>
+      </w:r>
+    </w:p>
+    <w:p>
+      <w:pPr>
+        <w:numPr>
+          <w:ilvl w:val="0"/>
+          <w:numId w:val="150"/>
+        </w:numPr>
+      </w:pPr>
+      <w:r>
+        <w:rPr>
+          <w:b/>
+          <w:bCs/>
+        </w:rPr>
+        <w:t>Scheduled jobs</w:t>
+      </w:r>
+      <w:r>
+        <w:t>: Use Task Scheduler to run a batch script every night—no GUI needed.</w:t>
+      </w:r>
+    </w:p>
+    <w:p>
+      <w:pPr>
+        <w:numPr>
+          <w:ilvl w:val="0"/>
+          <w:numId w:val="150"/>
+        </w:numPr>
+      </w:pPr>
+      <w:r>
+        <w:rPr>
+          <w:b/>
+          <w:bCs/>
+        </w:rPr>
+        <w:t>Launch multiple apps</w:t>
+      </w:r>
+      <w:r>
+        <w:t>: Open your daily toolkit (browser, email, editor) with one double</w:t>
+      </w:r>
+      <w:r>
+        <w:noBreakHyphen/>
+        <w:t>click.</w:t>
+      </w:r>
+    </w:p>
+    <w:p>
+      <w:pPr>
+        <w:rPr>
+          <w:b/>
+          <w:bCs/>
+        </w:rPr>
+      </w:pPr>
+      <w:r>
+        <w:rPr>
+          <w:rStyle w:val="Style8Char"/>
+        </w:rPr>
+        <w:lastRenderedPageBreak/>
+        <w:t xml:space="preserve">II. </w:t>
+      </w:r>
+      <w:r>
+        <w:rPr>
+          <w:rStyle w:val="Style8Char"/>
+        </w:rPr>
+        <w:t>System Administration (The IT Ally)</w:t>
+      </w:r>
+      <w:r>
+        <w:rPr>
+          <w:rFonts w:ascii="Segoe UI Symbol" w:hAnsi="Segoe UI Symbol" w:cs="Segoe UI Symbol"/>
+          <w:b/>
+          <w:bCs/>
+        </w:rPr>
+        <w:t xml:space="preserve"> </w:t>
+      </w:r>
+      <w:r>
+        <w:rPr>
+          <w:rFonts w:ascii="Segoe UI Symbol" w:hAnsi="Segoe UI Symbol" w:cs="Segoe UI Symbol"/>
+          <w:b/>
+          <w:bCs/>
+        </w:rPr>
+        <w:t>🛠</w:t>
+      </w:r>
+      <w:r>
+        <w:rPr>
+          <w:b/>
+          <w:bCs/>
+        </w:rPr>
+        <w:t>️</w:t>
+      </w:r>
+      <w:r>
+        <w:rPr>
+          <w:b/>
+          <w:bCs/>
+        </w:rPr>
+        <w:t xml:space="preserve"> </w:t>
+      </w:r>
+    </w:p>
+    <w:p>
+      <w:pPr>
+        <w:numPr>
+          <w:ilvl w:val="0"/>
+          <w:numId w:val="151"/>
+        </w:numPr>
+      </w:pPr>
+      <w:r>
+        <w:rPr>
+          <w:b/>
+          <w:bCs/>
+        </w:rPr>
+        <w:t>Quick diagnostics</w:t>
+      </w:r>
+      <w:r>
+        <w:t>: A batch script can gather IP config, ping servers, and write results to a log file—all in seconds.</w:t>
+      </w:r>
+    </w:p>
+    <w:p>
+      <w:pPr>
+        <w:numPr>
+          <w:ilvl w:val="0"/>
+          <w:numId w:val="151"/>
+        </w:numPr>
+      </w:pPr>
+      <w:r>
+        <w:rPr>
+          <w:b/>
+          <w:bCs/>
+        </w:rPr>
+        <w:t>User management</w:t>
+      </w:r>
+      <w:r>
+        <w:t>: Reset local user passwords or add network drives during login.</w:t>
+      </w:r>
+    </w:p>
+    <w:p>
+      <w:pPr>
+        <w:numPr>
+          <w:ilvl w:val="0"/>
+          <w:numId w:val="151"/>
+        </w:numPr>
+      </w:pPr>
+      <w:r>
+        <w:rPr>
+          <w:b/>
+          <w:bCs/>
+        </w:rPr>
+        <w:t>Startup/shutdown scripts</w:t>
+      </w:r>
+      <w:r>
+        <w:t>: Deploy policies or clean temp files when machines boot or shut down.</w:t>
+      </w:r>
+    </w:p>
+    <w:p>
+      <w:pPr>
+        <w:rPr>
+          <w:b/>
+          <w:bCs/>
+        </w:rPr>
+      </w:pPr>
+      <w:r>
+        <w:rPr>
+          <w:rStyle w:val="Style8Char"/>
+        </w:rPr>
+        <w:t xml:space="preserve">III. </w:t>
+      </w:r>
+      <w:r>
+        <w:rPr>
+          <w:rStyle w:val="Style8Char"/>
+        </w:rPr>
+        <w:t>Penetration Testing (The Ethical Hacker's Sidekick)</w:t>
+      </w:r>
+      <w:r>
+        <w:rPr>
+          <w:rFonts w:ascii="Segoe UI Symbol" w:hAnsi="Segoe UI Symbol" w:cs="Segoe UI Symbol"/>
+          <w:b/>
+          <w:bCs/>
+        </w:rPr>
+        <w:t xml:space="preserve"> </w:t>
+      </w:r>
+      <w:r>
+        <w:rPr>
+          <w:rFonts w:ascii="Segoe UI Symbol" w:hAnsi="Segoe UI Symbol" w:cs="Segoe UI Symbol"/>
+          <w:b/>
+          <w:bCs/>
+        </w:rPr>
+        <w:t>🕵</w:t>
+      </w:r>
+      <w:r>
+        <w:rPr>
+          <w:b/>
+          <w:bCs/>
+        </w:rPr>
+        <w:t>️</w:t>
+      </w:r>
+      <w:r>
+        <w:rPr>
+          <w:b/>
+          <w:bCs/>
+        </w:rPr>
+        <w:t xml:space="preserve"> </w:t>
+      </w:r>
+    </w:p>
+    <w:p>
+      <w:pPr>
+        <w:numPr>
+          <w:ilvl w:val="0"/>
+          <w:numId w:val="152"/>
+        </w:numPr>
+      </w:pPr>
+      <w:r>
+        <w:rPr>
+          <w:b/>
+          <w:bCs/>
+        </w:rPr>
+        <w:t>Why batch?</w:t>
+      </w:r>
+      <w:r>
+        <w:t> Because it's on </w:t>
+      </w:r>
+      <w:r>
+        <w:rPr>
+          <w:b/>
+          <w:bCs/>
+        </w:rPr>
+        <w:t>every Windows machine</w:t>
+      </w:r>
+      <w:r>
+        <w:t>—no extra tools needed. A simple script can enumerate users, check open shares, or dump system info.</w:t>
+      </w:r>
+    </w:p>
+    <w:p>
+      <w:pPr>
+        <w:numPr>
+          <w:ilvl w:val="0"/>
+          <w:numId w:val="152"/>
+        </w:numPr>
+      </w:pPr>
+      <w:r>
+        <w:rPr>
+          <w:b/>
+          <w:bCs/>
+        </w:rPr>
+        <w:t>Persistence</w:t>
+      </w:r>
+      <w:r>
+        <w:t>: Attackers (and pen testers) often use batch scripts to maintain access or automate reconnaissance.</w:t>
+      </w:r>
+    </w:p>
+    <w:p>
+      <w:pPr>
+        <w:numPr>
+          <w:ilvl w:val="0"/>
+          <w:numId w:val="152"/>
+        </w:numPr>
+      </w:pPr>
+      <w:r>
+        <w:rPr>
+          <w:rFonts w:ascii="Segoe UI Symbol" w:hAnsi="Segoe UI Symbol" w:cs="Segoe UI Symbol"/>
+          <w:b/>
+          <w:bCs/>
+        </w:rPr>
+        <w:t>⚠</w:t>
+      </w:r>
+      <w:r>
+        <w:rPr>
+          <w:b/>
+          <w:bCs/>
+        </w:rPr>
+        <w:t>️ Important</w:t>
+      </w:r>
+      <w:r>
+        <w:t>: This is for educational and authorized testing only. Using batch for malicious purposes is illegal and unethical. Always get permission.</w:t>
+      </w:r>
+    </w:p>
+    <w:p/>
+    <w:p>
+      <w:pPr>
+        <w:rPr>
+          <w:b/>
+          <w:bCs/>
+        </w:rPr>
+      </w:pPr>
+      <w:bookmarkStart w:id="2" w:name="_Toc221923464"/>
+      <w:r>
+        <w:rPr>
+          <w:rStyle w:val="Style2Char"/>
+        </w:rPr>
+        <w:t>Limitations: When to Level Up</w:t>
+      </w:r>
+      <w:bookmarkEnd w:id="2"/>
+      <w:r>
+        <w:rPr>
+          <w:b/>
+          <w:bCs/>
+        </w:rPr>
+        <w:t xml:space="preserve"> </w:t>
+      </w:r>
+      <w:r>
+        <w:rPr>
+          <w:rFonts w:ascii="Segoe UI Emoji" w:hAnsi="Segoe UI Emoji" w:cs="Segoe UI Emoji"/>
+          <w:b/>
+          <w:bCs/>
+        </w:rPr>
+        <w:t>📈</w:t>
+      </w:r>
+    </w:p>
+    <w:p>
+      <w:r>
+        <w:t>Batch is simple, but simple has limits. Here's how it stacks up against modern alternatives:</w:t>
+      </w:r>
+    </w:p>
+    <w:p>
+      <w:r>
+        <w:t xml:space="preserve">Batch </w:t>
+      </w:r>
+      <w:r>
+        <w:rPr>
+          <w:rFonts w:ascii="Segoe UI Emoji" w:hAnsi="Segoe UI Emoji" w:cs="Segoe UI Emoji"/>
+        </w:rPr>
+        <w:t>🆚</w:t>
+      </w:r>
+      <w:r>
+        <w:t xml:space="preserve"> PowerShell</w:t>
+      </w:r>
+      <w:r>
+        <w:t xml:space="preserve">, </w:t>
+      </w:r>
+      <w:r>
+        <w:t>Python</w:t>
+      </w:r>
+      <w:r>
+        <w:t xml:space="preserve"> and </w:t>
+      </w:r>
+      <w:r>
+        <w:t>Compiled Languages (C, C++, C#)</w:t>
+      </w:r>
+    </w:p>
+    <w:p>
+      <w:r>
+        <w:rPr>
+          <w:noProof/>
+        </w:rPr>
+        <w:drawing>
+          <wp:inline distT="0" distB="0" distL="0" distR="0" wp14:anchorId="73962CF8" wp14:editId="75664A7D">
+            <wp:extent cx="5943600" cy="2139950"/>
+            <wp:effectExtent l="133350" t="133350" r="133350" b="127000"/>
+            <wp:docPr id="8" name="Picture 8"/>
+            <wp:cNvGraphicFramePr>
+              <a:graphicFrameLocks xmlns:a="http://schemas.openxmlformats.org/drawingml/2006/main" noChangeAspect="1"/>
+            </wp:cNvGraphicFramePr>
+            <a:graphic xmlns:a="http://schemas.openxmlformats.org/drawingml/2006/main">
+              <a:graphicData uri="http://schemas.openxmlformats.org/drawingml/2006/picture">
+                <pic:pic xmlns:pic="http://schemas.openxmlformats.org/drawingml/2006/picture">
+                  <pic:nvPicPr>
+                    <pic:cNvPr id="1" name=""/>
+                    <pic:cNvPicPr/>
+                  </pic:nvPicPr>
+                  <pic:blipFill>
+                    <a:blip r:embed="rId14">
+                      <a:lum/>
+                    </a:blip>
+                    <a:stretch>
+                      <a:fillRect/>
+                    </a:stretch>
+                  </pic:blipFill>
+                  <pic:spPr>
+                    <a:xfrm>
+                      <a:off x="0" y="0"/>
+                      <a:ext cx="5943600" cy="2139950"/>
+                    </a:xfrm>
+                    <a:prstGeom prst="rect">
+                      <a:avLst/>
+                    </a:prstGeom>
+                    <a:effectLst>
+                      <a:glow rad="127000">
+                        <a:srgbClr val="000000"/>
+                      </a:glow>
+                    </a:effectLst>
+                  </pic:spPr>
+                </pic:pic>
+              </a:graphicData>
+            </a:graphic>
+          </wp:inline>
+        </w:drawing>
+      </w:r>
+    </w:p>
+    <w:p>
+      <w:pPr>
+        <w:rPr>
+          <w:b/>
+          <w:bCs/>
+        </w:rPr>
+      </w:pPr>
+    </w:p>
+    <w:p>
+      <w:pPr>
+        <w:rPr>
+          <w:b/>
+          <w:bCs/>
+        </w:rPr>
+      </w:pPr>
+    </w:p>
+    <w:p>
+      <w:pPr>
+        <w:rPr>
+          <w:b/>
+          <w:bCs/>
+        </w:rPr>
+      </w:pPr>
+    </w:p>
+    <w:p>
+      <w:pPr>
+        <w:pStyle w:val="Style8"/>
+      </w:pPr>
+      <w:r>
+        <w:lastRenderedPageBreak/>
+        <w:t>Modern Perspective (2026)</w:t>
+      </w:r>
+    </w:p>
+    <w:p>
+      <w:r>
+        <w:t>Batch scripting is </w:t>
+      </w:r>
+      <w:r>
+        <w:rPr>
+          <w:b/>
+          <w:bCs/>
+        </w:rPr>
+        <w:t>not obsolete</w:t>
+      </w:r>
+      <w:r>
+        <w:t>—it's a </w:t>
+      </w:r>
+      <w:r>
+        <w:rPr>
+          <w:b/>
+          <w:bCs/>
+        </w:rPr>
+        <w:t>specialist tool</w:t>
+      </w:r>
+      <w:r>
+        <w:t>. Think of it like a hammer: great for nails, but you wouldn't build a house with just a hammer. Use it for:</w:t>
+      </w:r>
+    </w:p>
+    <w:p>
+      <w:pPr>
+        <w:numPr>
+          <w:ilvl w:val="0"/>
+          <w:numId w:val="153"/>
+        </w:numPr>
+      </w:pPr>
+      <w:r>
+        <w:t>Quick one</w:t>
+      </w:r>
+      <w:r>
+        <w:noBreakHyphen/>
+        <w:t>off tasks</w:t>
+      </w:r>
+    </w:p>
+    <w:p>
+      <w:pPr>
+        <w:numPr>
+          <w:ilvl w:val="0"/>
+          <w:numId w:val="153"/>
+        </w:numPr>
+      </w:pPr>
+      <w:r>
+        <w:t>Environments where you can't install extra software</w:t>
+      </w:r>
+    </w:p>
+    <w:p>
+      <w:pPr>
+        <w:numPr>
+          <w:ilvl w:val="0"/>
+          <w:numId w:val="153"/>
+        </w:numPr>
+      </w:pPr>
+      <w:r>
+        <w:t>Legacy system maintenance</w:t>
+      </w:r>
+    </w:p>
+    <w:p>
+      <w:pPr>
+        <w:numPr>
+          <w:ilvl w:val="0"/>
+          <w:numId w:val="153"/>
+        </w:numPr>
+      </w:pPr>
+      <w:r>
+        <w:t>Learning the fundamentals of how Windows works</w:t>
+      </w:r>
+    </w:p>
+    <w:p>
+      <w:r>
+        <w:t xml:space="preserve">When your needs grow, you'll naturally reach for PowerShell, Python, or compiled languages. But for now, enjoy the simplicity and power of batch! </w:t>
+      </w:r>
+      <w:r>
+        <w:rPr>
+          <w:rFonts w:ascii="Segoe UI Symbol" w:hAnsi="Segoe UI Symbol" w:cs="Segoe UI Symbol"/>
+        </w:rPr>
+        <w:t>🛠</w:t>
+      </w:r>
+      <w:r>
+        <w:t>️</w:t>
+      </w:r>
+    </w:p>
+    <w:p>
+      <w:r>
+        <w:t xml:space="preserve"> </w:t>
+      </w:r>
+      <w:r>
+        <w:rPr>
+          <w:noProof/>
+        </w:rPr>
+        <w:drawing>
+          <wp:inline distT="0" distB="0" distL="0" distR="0" wp14:anchorId="1413E929" wp14:editId="26A00A45">
+            <wp:extent cx="5051391" cy="2635250"/>
+            <wp:effectExtent l="133350" t="133350" r="130810" b="127000"/>
+            <wp:docPr id="10" name="Picture 10"/>
+            <wp:cNvGraphicFramePr>
+              <a:graphicFrameLocks xmlns:a="http://schemas.openxmlformats.org/drawingml/2006/main" noChangeAspect="1"/>
+            </wp:cNvGraphicFramePr>
+            <a:graphic xmlns:a="http://schemas.openxmlformats.org/drawingml/2006/main">
+              <a:graphicData uri="http://schemas.openxmlformats.org/drawingml/2006/picture">
+                <pic:pic xmlns:pic="http://schemas.openxmlformats.org/drawingml/2006/picture">
+                  <pic:nvPicPr>
+                    <pic:cNvPr id="1" name=""/>
+                    <pic:cNvPicPr/>
+                  </pic:nvPicPr>
+                  <pic:blipFill>
+                    <a:blip r:embed="rId15">
+                      <a:lum/>
+                    </a:blip>
+                    <a:stretch>
+                      <a:fillRect/>
+                    </a:stretch>
+                  </pic:blipFill>
+                  <pic:spPr>
+                    <a:xfrm>
+                      <a:off x="0" y="0"/>
+                      <a:ext cx="5053827" cy="2636521"/>
+                    </a:xfrm>
+                    <a:prstGeom prst="rect">
+                      <a:avLst/>
+                    </a:prstGeom>
+                    <a:effectLst>
+                      <a:glow rad="127000">
+                        <a:srgbClr val="000000"/>
+                      </a:glow>
+                    </a:effectLst>
+                  </pic:spPr>
+                </pic:pic>
+              </a:graphicData>
+            </a:graphic>
+          </wp:inline>
+        </w:drawing>
+      </w:r>
+      <w:r>
+        <w:t xml:space="preserve"> </w:t>
+      </w:r>
+    </w:p>
+    <w:p>
+      <w:pPr>
+        <w:pStyle w:val="Style2"/>
+      </w:pPr>
+      <w:r>
+        <w:t>Running Batch Files (Multiple Ways)</w:t>
+      </w:r>
+    </w:p>
+    <w:p>
+      <w:r>
+        <w:t>You've got options—lots of them. Here's when to use each method.</w:t>
+      </w:r>
+    </w:p>
+    <w:p>
+      <w:pPr>
+        <w:rPr>
+          <w:rStyle w:val="Style8Char"/>
+        </w:rPr>
+      </w:pPr>
+      <w:r>
+        <w:rPr>
+          <w:rFonts w:ascii="Segoe UI Symbol" w:hAnsi="Segoe UI Symbol" w:cs="Segoe UI Symbol"/>
+          <w:b/>
+          <w:bCs/>
+        </w:rPr>
+        <w:t>🖱</w:t>
+      </w:r>
+      <w:r>
+        <w:rPr>
+          <w:b/>
+          <w:bCs/>
+        </w:rPr>
+        <w:t xml:space="preserve">️ </w:t>
+      </w:r>
+      <w:r>
+        <w:rPr>
+          <w:rStyle w:val="Style8Char"/>
+        </w:rPr>
+        <w:t>Double-Click in File Explorer (The Easy Way)</w:t>
+      </w:r>
+    </w:p>
+    <w:p>
+      <w:pPr>
+        <w:numPr>
+          <w:ilvl w:val="0"/>
+          <w:numId w:val="161"/>
+        </w:numPr>
+      </w:pPr>
+      <w:r>
+        <w:rPr>
+          <w:b/>
+          <w:bCs/>
+        </w:rPr>
+        <w:t>What happens</w:t>
+      </w:r>
+      <w:r>
+        <w:t>: Opens a new Command Prompt window, runs the script, and </w:t>
+      </w:r>
+      <w:r>
+        <w:rPr>
+          <w:b/>
+          <w:bCs/>
+        </w:rPr>
+        <w:t>closes the window when done</w:t>
+      </w:r>
+      <w:r>
+        <w:t>.</w:t>
+      </w:r>
+    </w:p>
+    <w:p>
+      <w:pPr>
+        <w:numPr>
+          <w:ilvl w:val="0"/>
+          <w:numId w:val="161"/>
+        </w:numPr>
+      </w:pPr>
+      <w:r>
+        <w:rPr>
+          <w:b/>
+          <w:bCs/>
+        </w:rPr>
+        <w:t>Best for</w:t>
+      </w:r>
+      <w:r>
+        <w:t>: Quick runs where you don't need to see the output afterward.</w:t>
+      </w:r>
+    </w:p>
+    <w:p>
+      <w:pPr>
+        <w:numPr>
+          <w:ilvl w:val="0"/>
+          <w:numId w:val="161"/>
+        </w:numPr>
+      </w:pPr>
+      <w:r>
+        <w:rPr>
+          <w:b/>
+          <w:bCs/>
+        </w:rPr>
+        <w:t>Warning</w:t>
+      </w:r>
+      <w:r>
+        <w:t>: If the script errors out, the window vanishes instantly—you won't see what went wrong. That's why we use pause in examples!</w:t>
+      </w:r>
+    </w:p>
+    <w:p>
+      <w:pPr>
+        <w:rPr>
+          <w:b/>
+          <w:bCs/>
+        </w:rPr>
+      </w:pPr>
+    </w:p>
+    <w:p>
+      <w:pPr>
+        <w:rPr>
+          <w:b/>
+          <w:bCs/>
+        </w:rPr>
+      </w:pPr>
+    </w:p>
+    <w:p>
+      <w:r>
+        <w:rPr>
+          <w:rFonts w:ascii="Segoe UI Emoji" w:hAnsi="Segoe UI Emoji" w:cs="Segoe UI Emoji"/>
+        </w:rPr>
+        <w:lastRenderedPageBreak/>
+        <w:t>💻</w:t>
+      </w:r>
+      <w:r>
+        <w:t xml:space="preserve"> </w:t>
+      </w:r>
+      <w:r>
+        <w:rPr>
+          <w:rStyle w:val="Style8Char"/>
+        </w:rPr>
+        <w:t>From an Existing Command Prompt (The Developer Way)</w:t>
+      </w:r>
+    </w:p>
+    <w:p>
+      <w:pPr>
+        <w:numPr>
+          <w:ilvl w:val="0"/>
+          <w:numId w:val="162"/>
+        </w:numPr>
+      </w:pPr>
+      <w:r>
+        <w:t>Open CMD (type </w:t>
+      </w:r>
+      <w:proofErr w:type="spellStart"/>
+      <w:r>
+        <w:t>cmd</w:t>
+      </w:r>
+      <w:proofErr w:type="spellEnd"/>
+      <w:r>
+        <w:t> in Start menu).</w:t>
+      </w:r>
+    </w:p>
+    <w:p>
+      <w:pPr>
+        <w:numPr>
+          <w:ilvl w:val="0"/>
+          <w:numId w:val="162"/>
+        </w:numPr>
+      </w:pPr>
+      <w:r>
+        <w:t>Navigate to your script's folder using cd (e.g., cd C:\MyBatchFiles).</w:t>
+      </w:r>
+    </w:p>
+    <w:p>
+      <w:pPr>
+        <w:numPr>
+          <w:ilvl w:val="0"/>
+          <w:numId w:val="162"/>
+        </w:numPr>
+      </w:pPr>
+      <w:r>
+        <w:t>Type the filename: myfile.bat and press Enter.</w:t>
+      </w:r>
+    </w:p>
+    <w:p>
+      <w:pPr>
+        <w:numPr>
+          <w:ilvl w:val="0"/>
+          <w:numId w:val="163"/>
+        </w:numPr>
+      </w:pPr>
+      <w:r>
+        <w:rPr>
+          <w:b/>
+          <w:bCs/>
+        </w:rPr>
+        <w:t>What happens</w:t>
+      </w:r>
+      <w:r>
+        <w:t>: Runs in the current window. Output stays visible. You can see errors.</w:t>
+      </w:r>
+    </w:p>
+    <w:p>
+      <w:pPr>
+        <w:numPr>
+          <w:ilvl w:val="0"/>
+          <w:numId w:val="163"/>
+        </w:numPr>
+      </w:pPr>
+      <w:r>
+        <w:rPr>
+          <w:b/>
+          <w:bCs/>
+        </w:rPr>
+        <w:t>Best for</w:t>
+      </w:r>
+      <w:r>
+        <w:t>: Testing and debugging.</w:t>
+      </w:r>
+    </w:p>
+    <w:p>
+      <w:pPr>
+        <w:rPr>
+          <w:rFonts w:ascii="Segoe UI Emoji" w:hAnsi="Segoe UI Emoji" w:cs="Segoe UI Emoji"/>
+          <w:b/>
+          <w:bCs/>
+        </w:rPr>
+      </w:pPr>
+    </w:p>
+    <w:p>
+      <w:pPr>
+        <w:rPr>
+          <w:rStyle w:val="Style8Char"/>
+        </w:rPr>
+      </w:pPr>
+      <w:r>
+        <w:rPr>
+          <w:rFonts w:ascii="Segoe UI Emoji" w:hAnsi="Segoe UI Emoji" w:cs="Segoe UI Emoji"/>
+          <w:b/>
+          <w:bCs/>
+        </w:rPr>
+        <w:t>🚀</w:t>
+      </w:r>
+      <w:r>
+        <w:rPr>
+          <w:b/>
+          <w:bCs/>
+        </w:rPr>
+        <w:t xml:space="preserve"> </w:t>
+      </w:r>
+      <w:r>
+        <w:rPr>
+          <w:rStyle w:val="Style8Char"/>
+        </w:rPr>
+        <w:t>Drag-and-Drop (The Lazy Way)</w:t>
+      </w:r>
+    </w:p>
+    <w:p>
+      <w:pPr>
+        <w:numPr>
+          <w:ilvl w:val="0"/>
+          <w:numId w:val="164"/>
+        </w:numPr>
+      </w:pPr>
+      <w:r>
+        <w:t>Drag your .bat file from File Explorer into an open Command Prompt window. The full path gets pasted. Press Enter.</w:t>
+      </w:r>
+    </w:p>
+    <w:p>
+      <w:pPr>
+        <w:numPr>
+          <w:ilvl w:val="0"/>
+          <w:numId w:val="164"/>
+        </w:numPr>
+      </w:pPr>
+      <w:r>
+        <w:rPr>
+          <w:b/>
+          <w:bCs/>
+        </w:rPr>
+        <w:t>Best for</w:t>
+      </w:r>
+      <w:r>
+        <w:t>: When you're already in CMD but don't want to type long paths.</w:t>
+      </w:r>
+    </w:p>
+    <w:p>
+      <w:pPr>
+        <w:rPr>
+          <w:rFonts w:ascii="Segoe UI Emoji" w:hAnsi="Segoe UI Emoji" w:cs="Segoe UI Emoji"/>
+          <w:b/>
+          <w:bCs/>
+        </w:rPr>
+      </w:pPr>
+    </w:p>
+    <w:p>
+      <w:pPr>
+        <w:rPr>
+          <w:rStyle w:val="Style8Char"/>
+        </w:rPr>
+      </w:pPr>
+      <w:r>
+        <w:rPr>
+          <w:rFonts w:ascii="Segoe UI Emoji" w:hAnsi="Segoe UI Emoji" w:cs="Segoe UI Emoji"/>
+          <w:b/>
+          <w:bCs/>
+        </w:rPr>
+        <w:t>⏰</w:t>
+      </w:r>
+      <w:r>
+        <w:rPr>
+          <w:b/>
+          <w:bCs/>
+        </w:rPr>
+        <w:t xml:space="preserve"> </w:t>
+      </w:r>
+      <w:r>
+        <w:rPr>
+          <w:rStyle w:val="Style8Char"/>
+        </w:rPr>
+        <w:t>Task Scheduler (The "Set It and Forget It" Way)</w:t>
+      </w:r>
+    </w:p>
+    <w:p>
+      <w:pPr>
+        <w:numPr>
+          <w:ilvl w:val="0"/>
+          <w:numId w:val="165"/>
+        </w:numPr>
+      </w:pPr>
+      <w:r>
+        <w:rPr>
+          <w:b/>
+          <w:bCs/>
+        </w:rPr>
+        <w:t>What it does</w:t>
+      </w:r>
+      <w:r>
+        <w:t>: Runs your batch file automatically at a specific time (daily, weekly, at login, etc.).</w:t>
+      </w:r>
+    </w:p>
+    <w:p>
+      <w:pPr>
+        <w:numPr>
+          <w:ilvl w:val="0"/>
+          <w:numId w:val="165"/>
+        </w:numPr>
+      </w:pPr>
+      <w:r>
+        <w:rPr>
+          <w:b/>
+          <w:bCs/>
+        </w:rPr>
+        <w:t>How to set up</w:t>
+      </w:r>
+      <w:r>
+        <w:t>:</w:t>
+      </w:r>
+    </w:p>
+    <w:p>
+      <w:pPr>
+        <w:numPr>
+          <w:ilvl w:val="1"/>
+          <w:numId w:val="165"/>
+        </w:numPr>
+      </w:pPr>
+      <w:r>
+        <w:t>Open Task Scheduler (type "Task Scheduler" in Start).</w:t>
+      </w:r>
+    </w:p>
+    <w:p>
+      <w:pPr>
+        <w:numPr>
+          <w:ilvl w:val="1"/>
+          <w:numId w:val="165"/>
+        </w:numPr>
+      </w:pPr>
+      <w:r>
+        <w:t>Click "Create Basic Task".</w:t>
+      </w:r>
+    </w:p>
+    <w:p>
+      <w:pPr>
+        <w:numPr>
+          <w:ilvl w:val="1"/>
+          <w:numId w:val="165"/>
+        </w:numPr>
+      </w:pPr>
+      <w:r>
+        <w:t>Follow the wizard: give it a name, choose trigger (e.g., "Daily"), choose action "Start a program", browse to your .bat file.</w:t>
+      </w:r>
+    </w:p>
+    <w:p>
+      <w:pPr>
+        <w:numPr>
+          <w:ilvl w:val="1"/>
+          <w:numId w:val="165"/>
+        </w:numPr>
+      </w:pPr>
+      <w:r>
+        <w:t>Done! It'll run on schedule whether you're logged in or not.</w:t>
+      </w:r>
+    </w:p>
+    <w:p>
+      <w:pPr>
+        <w:numPr>
+          <w:ilvl w:val="0"/>
+          <w:numId w:val="165"/>
+        </w:numPr>
+      </w:pPr>
+      <w:r>
+        <w:rPr>
+          <w:b/>
+          <w:bCs/>
+        </w:rPr>
+        <w:t>Best for</w:t>
+      </w:r>
+      <w:r>
+        <w:t>: Backup scripts, cleanup routines, automated reports.</w:t>
+      </w:r>
+    </w:p>
+    <w:p>
+      <w:pPr>
+        <w:rPr>
+          <w:rFonts w:ascii="Segoe UI Emoji" w:hAnsi="Segoe UI Emoji" w:cs="Segoe UI Emoji"/>
+          <w:b/>
+          <w:bCs/>
+        </w:rPr>
+      </w:pPr>
+    </w:p>
+    <w:p>
+      <w:pPr>
+        <w:rPr>
+          <w:rStyle w:val="Style8Char"/>
+        </w:rPr>
+      </w:pPr>
+      <w:r>
+        <w:rPr>
+          <w:rFonts w:ascii="Segoe UI Emoji" w:hAnsi="Segoe UI Emoji" w:cs="Segoe UI Emoji"/>
+          <w:b/>
+          <w:bCs/>
+        </w:rPr>
+        <w:t>🔁</w:t>
+      </w:r>
+      <w:r>
+        <w:rPr>
+          <w:b/>
+          <w:bCs/>
+        </w:rPr>
+        <w:t xml:space="preserve"> </w:t>
+      </w:r>
+      <w:r>
+        <w:rPr>
+          <w:rStyle w:val="Style8Char"/>
+        </w:rPr>
+        <w:t>As Part of Other Scripts</w:t>
+      </w:r>
+    </w:p>
+    <w:p>
+      <w:pPr>
+        <w:numPr>
+          <w:ilvl w:val="0"/>
+          <w:numId w:val="166"/>
+        </w:numPr>
+      </w:pPr>
+      <w:r>
+        <w:t>You can call a batch file from </w:t>
+      </w:r>
+      <w:r>
+        <w:rPr>
+          <w:b/>
+          <w:bCs/>
+        </w:rPr>
+        <w:t>inside another batch file</w:t>
+      </w:r>
+      <w:r>
+        <w:t> just by writing its name.</w:t>
+      </w:r>
+    </w:p>
+    <w:p>
+      <w:pPr>
+        <w:numPr>
+          <w:ilvl w:val="0"/>
+          <w:numId w:val="166"/>
+        </w:numPr>
+      </w:pPr>
+      <w:r>
+        <w:t>You can also call it from PowerShell, Python, or any language that can execute external commands.</w:t>
+      </w:r>
+    </w:p>
+    <w:p/>
+    <w:p>
+      <w:pPr>
+        <w:pStyle w:val="Style2"/>
+      </w:pPr>
+      <w:r>
+        <w:lastRenderedPageBreak/>
+        <w:t>Execution Policies (None for Batch, Unlike PowerShell)</w:t>
+      </w:r>
+    </w:p>
+    <w:p>
+      <w:r>
+        <w:t>If you've used PowerShell, you know about </w:t>
+      </w:r>
+      <w:r>
+        <w:rPr>
+          <w:b/>
+          <w:bCs/>
+        </w:rPr>
+        <w:t>execution policies</w:t>
+      </w:r>
+      <w:r>
+        <w:t>—those annoying messages when you try to run a script you downloaded. PowerShell blocks scripts by default for security.</w:t>
+      </w:r>
+    </w:p>
+    <w:p>
+      <w:r>
+        <w:rPr>
+          <w:b/>
+          <w:bCs/>
+        </w:rPr>
+        <w:t>Batch files have no such protection.</w:t>
+      </w:r>
+      <w:r>
+        <w:t> </w:t>
+      </w:r>
+      <w:r>
+        <w:rPr>
+          <w:rFonts w:ascii="Segoe UI Symbol" w:hAnsi="Segoe UI Symbol" w:cs="Segoe UI Symbol"/>
+        </w:rPr>
+        <w:t>🛡</w:t>
+      </w:r>
+      <w:r>
+        <w:t>️</w:t>
+      </w:r>
+    </w:p>
+    <w:p>
+      <w:pPr>
+        <w:numPr>
+          <w:ilvl w:val="0"/>
+          <w:numId w:val="167"/>
+        </w:numPr>
+      </w:pPr>
+      <w:r>
+        <w:t>A .bat or .</w:t>
+      </w:r>
+      <w:proofErr w:type="spellStart"/>
+      <w:r>
+        <w:t>cmd</w:t>
+      </w:r>
+      <w:proofErr w:type="spellEnd"/>
+      <w:r>
+        <w:t> file will run </w:t>
+      </w:r>
+      <w:r>
+        <w:rPr>
+          <w:b/>
+          <w:bCs/>
+        </w:rPr>
+        <w:t>no matter where it came from</w:t>
+      </w:r>
+      <w:r>
+        <w:t>—email, USB stick, sketchy website, it doesn't care.</w:t>
+      </w:r>
+    </w:p>
+    <w:p>
+      <w:pPr>
+        <w:numPr>
+          <w:ilvl w:val="0"/>
+          <w:numId w:val="167"/>
+        </w:numPr>
+      </w:pPr>
+      <w:r>
+        <w:t>No prompts, no warnings, no "are you sure?" It just executes.</w:t>
+      </w:r>
+    </w:p>
+    <w:p>
+      <w:pPr>
+        <w:rPr>
+          <w:rFonts w:ascii="Segoe UI Symbol" w:hAnsi="Segoe UI Symbol" w:cs="Segoe UI Symbol"/>
+          <w:b/>
+          <w:bCs/>
+        </w:rPr>
+      </w:pPr>
+    </w:p>
+    <w:p>
+      <w:pPr>
+        <w:rPr>
+          <w:b/>
+          <w:bCs/>
+        </w:rPr>
+      </w:pPr>
+      <w:r>
+        <w:rPr>
+          <w:rFonts w:ascii="Segoe UI Symbol" w:hAnsi="Segoe UI Symbol" w:cs="Segoe UI Symbol"/>
+          <w:b/>
+          <w:bCs/>
+        </w:rPr>
+        <w:t>⚠</w:t>
+      </w:r>
+      <w:r>
+        <w:rPr>
+          <w:b/>
+          <w:bCs/>
+        </w:rPr>
+        <w:t>️ This Is Both a Feature and a Danger</w:t>
+      </w:r>
+    </w:p>
+    <w:p>
+      <w:pPr>
+        <w:numPr>
+          <w:ilvl w:val="0"/>
+          <w:numId w:val="168"/>
+        </w:numPr>
+      </w:pPr>
+      <w:r>
+        <w:rPr>
+          <w:b/>
+          <w:bCs/>
+        </w:rPr>
+        <w:t>Feature</w:t>
+      </w:r>
+      <w:r>
+        <w:t>: Simple, fast, no hoops to jump through.</w:t>
+      </w:r>
+    </w:p>
+    <w:p>
+      <w:pPr>
+        <w:numPr>
+          <w:ilvl w:val="0"/>
+          <w:numId w:val="168"/>
+        </w:numPr>
+      </w:pPr>
+      <w:r>
+        <w:rPr>
+          <w:b/>
+          <w:bCs/>
+        </w:rPr>
+        <w:t>Danger</w:t>
+      </w:r>
+      <w:r>
+        <w:t>: If you double-click a malicious batch file, it can do real damage instantly—delete files, change settings, spread to network drives.</w:t>
+      </w:r>
+    </w:p>
+    <w:p>
+      <w:pPr>
+        <w:rPr>
+          <w:b/>
+          <w:bCs/>
+        </w:rPr>
+      </w:pPr>
+      <w:r>
+        <w:rPr>
+          <w:rFonts w:ascii="Segoe UI Emoji" w:hAnsi="Segoe UI Emoji" w:cs="Segoe UI Emoji"/>
+          <w:b/>
+          <w:bCs/>
+        </w:rPr>
+        <w:t>✅</w:t>
+      </w:r>
+      <w:r>
+        <w:rPr>
+          <w:b/>
+          <w:bCs/>
+        </w:rPr>
+        <w:t xml:space="preserve"> Safe Habits for Batch Files</w:t>
+      </w:r>
+    </w:p>
+    <w:p>
+      <w:pPr>
+        <w:numPr>
+          <w:ilvl w:val="0"/>
+          <w:numId w:val="169"/>
+        </w:numPr>
+      </w:pPr>
+      <w:r>
+        <w:rPr>
+          <w:b/>
+          <w:bCs/>
+        </w:rPr>
+        <w:t>Never run a batch file from an untrusted source.</w:t>
+      </w:r>
+      <w:r>
+        <w:t> Treat them like executables (.exe).</w:t>
+      </w:r>
+    </w:p>
+    <w:p>
+      <w:pPr>
+        <w:numPr>
+          <w:ilvl w:val="0"/>
+          <w:numId w:val="169"/>
+        </w:numPr>
+      </w:pPr>
+      <w:r>
+        <w:rPr>
+          <w:b/>
+          <w:bCs/>
+        </w:rPr>
+        <w:t>Always inspect the code first.</w:t>
+      </w:r>
+      <w:r>
+        <w:t> Right-click → Edit, or open in Notepad. Read every line. If you don't understand it, don't run it.</w:t>
+      </w:r>
+    </w:p>
+    <w:p>
+      <w:pPr>
+        <w:numPr>
+          <w:ilvl w:val="0"/>
+          <w:numId w:val="169"/>
+        </w:numPr>
+      </w:pPr>
+      <w:r>
+        <w:rPr>
+          <w:b/>
+          <w:bCs/>
+        </w:rPr>
+        <w:t>Run unknown scripts in a sandbox</w:t>
+      </w:r>
+      <w:r>
+        <w:t> (virtual machine) if you must test them.</w:t>
+      </w:r>
+    </w:p>
+    <w:p>
+      <w:pPr>
+        <w:numPr>
+          <w:ilvl w:val="0"/>
+          <w:numId w:val="169"/>
+        </w:numPr>
+      </w:pPr>
+      <w:r>
+        <w:rPr>
+          <w:b/>
+          <w:bCs/>
+        </w:rPr>
+        <w:t>Back up your data.</w:t>
+      </w:r>
+      <w:r>
+        <w:t> Always.</w:t>
+      </w:r>
+    </w:p>
+    <w:p>
+      <w:r>
+        <w:rPr>
+          <w:b/>
+          <w:bCs/>
+        </w:rPr>
+        <w:t>Remember</w:t>
+      </w:r>
+      <w:r>
+        <w:t xml:space="preserve">: With great power comes great responsibility. You're the gatekeeper. </w:t>
+      </w:r>
+      <w:r>
+        <w:rPr>
+          <w:rFonts w:ascii="Segoe UI Emoji" w:hAnsi="Segoe UI Emoji" w:cs="Segoe UI Emoji"/>
+        </w:rPr>
+        <w:t>👮</w:t>
+      </w:r>
+    </w:p>
+    <w:p/>
+    <w:p/>
+    <w:p/>
+    <w:p/>
+    <w:p/>
+    <w:p/>
+    <w:p/>
+    <w:p/>
+    <w:p/>
+    <w:p>
+      <w:pPr>
+        <w:pStyle w:val="Style8"/>
+      </w:pPr>
+      <w:r>
+        <w:lastRenderedPageBreak/>
+        <w:t>Modern Perspective (2026)</w:t>
+      </w:r>
+    </w:p>
+    <w:p>
+      <w:r>
+        <w:t>Creating and running batch files is </w:t>
+      </w:r>
+      <w:r>
+        <w:rPr>
+          <w:b/>
+          <w:bCs/>
+        </w:rPr>
+        <w:t>easier than ever</w:t>
+      </w:r>
+      <w:r>
+        <w:t>, thanks to modern editors and Task Scheduler. The process hasn't changed in decades—and that's the beauty of it.</w:t>
+      </w:r>
+    </w:p>
+    <w:p>
+      <w:pPr>
+        <w:numPr>
+          <w:ilvl w:val="0"/>
+          <w:numId w:val="170"/>
+        </w:numPr>
+      </w:pPr>
+      <w:r>
+        <w:rPr>
+          <w:b/>
+          <w:bCs/>
+        </w:rPr>
+        <w:t>Editors</w:t>
+      </w:r>
+      <w:r>
+        <w:t>: Notepad++ or VS Code make batch files readable with syntax coloring.</w:t>
+      </w:r>
+    </w:p>
+    <w:p>
+      <w:pPr>
+        <w:numPr>
+          <w:ilvl w:val="0"/>
+          <w:numId w:val="170"/>
+        </w:numPr>
+      </w:pPr>
+      <w:r>
+        <w:rPr>
+          <w:b/>
+          <w:bCs/>
+        </w:rPr>
+        <w:t>Encoding</w:t>
+      </w:r>
+      <w:r>
+        <w:t>: ANSI is still the safe bet, but UTF</w:t>
+      </w:r>
+      <w:r>
+        <w:noBreakHyphen/>
+        <w:t>8 with BOM</w:t>
+      </w:r>
+      <w:r>
+        <w:noBreakHyphen/>
+        <w:t>free saving is now possible.</w:t>
+      </w:r>
+    </w:p>
+    <w:p>
+      <w:pPr>
+        <w:numPr>
+          <w:ilvl w:val="0"/>
+          <w:numId w:val="170"/>
+        </w:numPr>
+      </w:pPr>
+      <w:r>
+        <w:rPr>
+          <w:b/>
+          <w:bCs/>
+        </w:rPr>
+        <w:t>Running</w:t>
+      </w:r>
+      <w:r>
+        <w:t>: Double</w:t>
+      </w:r>
+      <w:r>
+        <w:noBreakHyphen/>
+        <w:t>click for quick tasks, CMD for testing, Task Scheduler for automation.</w:t>
+      </w:r>
+    </w:p>
+    <w:p>
+      <w:pPr>
+        <w:numPr>
+          <w:ilvl w:val="0"/>
+          <w:numId w:val="170"/>
+        </w:numPr>
+      </w:pPr>
+      <w:r>
+        <w:rPr>
+          <w:b/>
+          <w:bCs/>
+        </w:rPr>
+        <w:t>Security</w:t>
+      </w:r>
+      <w:r>
+        <w:t>: No execution policy means you're responsible. Stay vigilant.</w:t>
       </w:r>
     </w:p>
     <w:p>
@@ -1402,16 +3305,834 @@
     <w:p/>
     <w:p/>
     <w:p/>
+    <w:p>
+      <w:pPr>
+        <w:pStyle w:val="Style2"/>
+      </w:pPr>
+      <w:bookmarkStart w:id="3" w:name="_Toc221923465"/>
+      <w:r>
+        <w:lastRenderedPageBreak/>
+        <w:t>Creating and Running Batch Files</w:t>
+      </w:r>
+      <w:bookmarkEnd w:id="3"/>
+    </w:p>
+    <w:p>
+      <w:r>
+        <w:t xml:space="preserve">Alright, let's get our hands dirty! </w:t>
+      </w:r>
+      <w:r>
+        <w:rPr>
+          <w:rFonts w:ascii="Segoe UI Emoji" w:hAnsi="Segoe UI Emoji" w:cs="Segoe UI Emoji"/>
+        </w:rPr>
+        <w:t>👐</w:t>
+      </w:r>
+      <w:r>
+        <w:t xml:space="preserve"> This is where you stop reading and start </w:t>
+      </w:r>
+      <w:r>
+        <w:rPr>
+          <w:b/>
+          <w:bCs/>
+        </w:rPr>
+        <w:t>doing</w:t>
+      </w:r>
+      <w:r>
+        <w:t>. We'll cover how to create batch files, save them correctly, and run them in all the different ways Windows allows.</w:t>
+      </w:r>
+    </w:p>
+    <w:p>
+      <w:r>
+        <w:t>A batch file is just a plain text file with a special extension. You can create one with any text editor—even the simplest ones work fine. Here are your options:</w:t>
+      </w:r>
+    </w:p>
+    <w:p>
+      <w:pPr>
+        <w:rPr>
+          <w:b/>
+          <w:bCs/>
+        </w:rPr>
+      </w:pPr>
+      <w:r>
+        <w:rPr>
+          <w:rFonts w:ascii="Segoe UI Emoji" w:hAnsi="Segoe UI Emoji" w:cs="Segoe UI Emoji"/>
+          <w:b/>
+          <w:bCs/>
+        </w:rPr>
+        <w:t>📝</w:t>
+      </w:r>
+      <w:r>
+        <w:rPr>
+          <w:b/>
+          <w:bCs/>
+        </w:rPr>
+        <w:t xml:space="preserve"> Notepad (The Classic)</w:t>
+      </w:r>
+    </w:p>
+    <w:p>
+      <w:pPr>
+        <w:numPr>
+          <w:ilvl w:val="0"/>
+          <w:numId w:val="154"/>
+        </w:numPr>
+      </w:pPr>
+      <w:r>
+        <w:rPr>
+          <w:b/>
+          <w:bCs/>
+        </w:rPr>
+        <w:t>Where to find it</w:t>
+      </w:r>
+      <w:r>
+        <w:t>: Start menu → type "Notepad"</w:t>
+      </w:r>
+    </w:p>
+    <w:p>
+      <w:pPr>
+        <w:numPr>
+          <w:ilvl w:val="0"/>
+          <w:numId w:val="154"/>
+        </w:numPr>
+      </w:pPr>
+      <w:r>
+        <w:rPr>
+          <w:b/>
+          <w:bCs/>
+        </w:rPr>
+        <w:t>Pros</w:t>
+      </w:r>
+      <w:r>
+        <w:t>: It's on every Windows machine. No install needed. Zero distractions.</w:t>
+      </w:r>
+    </w:p>
+    <w:p>
+      <w:pPr>
+        <w:numPr>
+          <w:ilvl w:val="0"/>
+          <w:numId w:val="154"/>
+        </w:numPr>
+      </w:pPr>
+      <w:r>
+        <w:rPr>
+          <w:b/>
+          <w:bCs/>
+        </w:rPr>
+        <w:t>Cons</w:t>
+      </w:r>
+      <w:r>
+        <w:t>: No syntax highlighting, no line numbers, no auto-completion. You're flying blind.</w:t>
+      </w:r>
+    </w:p>
+    <w:p>
+      <w:pPr>
+        <w:numPr>
+          <w:ilvl w:val="0"/>
+          <w:numId w:val="154"/>
+        </w:numPr>
+      </w:pPr>
+      <w:r>
+        <w:rPr>
+          <w:b/>
+          <w:bCs/>
+        </w:rPr>
+        <w:t>Best for</w:t>
+      </w:r>
+      <w:r>
+        <w:t>: Quick one-liners or when you're on a locked-down machine.</w:t>
+      </w:r>
+    </w:p>
+    <w:p>
+      <w:pPr>
+        <w:rPr>
+          <w:b/>
+          <w:bCs/>
+        </w:rPr>
+      </w:pPr>
+      <w:r>
+        <w:rPr>
+          <w:rFonts w:ascii="Segoe UI Emoji" w:hAnsi="Segoe UI Emoji" w:cs="Segoe UI Emoji"/>
+          <w:b/>
+          <w:bCs/>
+        </w:rPr>
+        <w:t>💻</w:t>
+      </w:r>
+      <w:r>
+        <w:rPr>
+          <w:b/>
+          <w:bCs/>
+        </w:rPr>
+        <w:t xml:space="preserve"> Notepad++ (The Upgrade)</w:t>
+      </w:r>
+    </w:p>
+    <w:p>
+      <w:pPr>
+        <w:numPr>
+          <w:ilvl w:val="0"/>
+          <w:numId w:val="155"/>
+        </w:numPr>
+      </w:pPr>
+      <w:r>
+        <w:rPr>
+          <w:b/>
+          <w:bCs/>
+        </w:rPr>
+        <w:t>Where to get it</w:t>
+      </w:r>
+      <w:r>
+        <w:t>: </w:t>
+      </w:r>
+      <w:hyperlink r:id="rId16" w:tgtFrame="_blank" w:history="1">
+        <w:r>
+          <w:rPr>
+            <w:rStyle w:val="Hyperlink"/>
+          </w:rPr>
+          <w:t>notepad-plus-plus.org</w:t>
+        </w:r>
+      </w:hyperlink>
+      <w:r>
+        <w:t> (free, open source)</w:t>
+      </w:r>
+    </w:p>
+    <w:p>
+      <w:pPr>
+        <w:numPr>
+          <w:ilvl w:val="0"/>
+          <w:numId w:val="155"/>
+        </w:numPr>
+      </w:pPr>
+      <w:r>
+        <w:rPr>
+          <w:b/>
+          <w:bCs/>
+        </w:rPr>
+        <w:t>Pros</w:t>
+      </w:r>
+      <w:r>
+        <w:t>: Syntax highlighting for batch! Colors make it way easier to spot mistakes. Line numbers, tabbed editing, search/replace across files.</w:t>
+      </w:r>
+    </w:p>
+    <w:p>
+      <w:pPr>
+        <w:numPr>
+          <w:ilvl w:val="0"/>
+          <w:numId w:val="155"/>
+        </w:numPr>
+      </w:pPr>
+      <w:r>
+        <w:rPr>
+          <w:b/>
+          <w:bCs/>
+        </w:rPr>
+        <w:t>Cons</w:t>
+      </w:r>
+      <w:r>
+        <w:t xml:space="preserve">: You have to download it (but seriously, why don't you have this already? </w:t>
+      </w:r>
+      <w:r>
+        <w:rPr>
+          <w:rFonts w:ascii="Segoe UI Emoji" w:hAnsi="Segoe UI Emoji" w:cs="Segoe UI Emoji"/>
+        </w:rPr>
+        <w:t>😄</w:t>
+      </w:r>
+      <w:r>
+        <w:t>)</w:t>
+      </w:r>
+    </w:p>
+    <w:p>
+      <w:pPr>
+        <w:numPr>
+          <w:ilvl w:val="0"/>
+          <w:numId w:val="155"/>
+        </w:numPr>
+      </w:pPr>
+      <w:r>
+        <w:rPr>
+          <w:b/>
+          <w:bCs/>
+        </w:rPr>
+        <w:t>Best for</w:t>
+      </w:r>
+      <w:r>
+        <w:t>: Everyday batch scripting. This is the sweet spot.</w:t>
+      </w:r>
+    </w:p>
+    <w:p>
+      <w:pPr>
+        <w:rPr>
+          <w:b/>
+          <w:bCs/>
+        </w:rPr>
+      </w:pPr>
+      <w:r>
+        <w:rPr>
+          <w:rFonts w:ascii="Segoe UI Emoji" w:hAnsi="Segoe UI Emoji" w:cs="Segoe UI Emoji"/>
+          <w:b/>
+          <w:bCs/>
+        </w:rPr>
+        <w:t>🧑</w:t>
+      </w:r>
+      <w:r>
+        <w:rPr>
+          <w:b/>
+          <w:bCs/>
+        </w:rPr>
+        <w:t>‍</w:t>
+      </w:r>
+      <w:r>
+        <w:rPr>
+          <w:rFonts w:ascii="Segoe UI Emoji" w:hAnsi="Segoe UI Emoji" w:cs="Segoe UI Emoji"/>
+          <w:b/>
+          <w:bCs/>
+        </w:rPr>
+        <w:t>💻</w:t>
+      </w:r>
+      <w:r>
+        <w:rPr>
+          <w:b/>
+          <w:bCs/>
+        </w:rPr>
+        <w:t xml:space="preserve"> VS Code (The Powerhouse)</w:t>
+      </w:r>
+    </w:p>
+    <w:p>
+      <w:pPr>
+        <w:numPr>
+          <w:ilvl w:val="0"/>
+          <w:numId w:val="156"/>
+        </w:numPr>
+      </w:pPr>
+      <w:r>
+        <w:rPr>
+          <w:b/>
+          <w:bCs/>
+        </w:rPr>
+        <w:t>Where to get it</w:t>
+      </w:r>
+      <w:r>
+        <w:t>: </w:t>
+      </w:r>
+      <w:hyperlink r:id="rId17" w:tgtFrame="_blank" w:history="1">
+        <w:r>
+          <w:rPr>
+            <w:rStyle w:val="Hyperlink"/>
+          </w:rPr>
+          <w:t>code.visualstudio.com</w:t>
+        </w:r>
+      </w:hyperlink>
+      <w:r>
+        <w:t> (free)</w:t>
+      </w:r>
+    </w:p>
+    <w:p>
+      <w:pPr>
+        <w:numPr>
+          <w:ilvl w:val="0"/>
+          <w:numId w:val="156"/>
+        </w:numPr>
+      </w:pPr>
+      <w:r>
+        <w:rPr>
+          <w:b/>
+          <w:bCs/>
+        </w:rPr>
+        <w:t>Pros</w:t>
+      </w:r>
+      <w:r>
+        <w:t>: IntelliSense (auto-completion), debugging, Git integration, extensions for batch syntax, runs anywhere.</w:t>
+      </w:r>
+    </w:p>
+    <w:p>
+      <w:pPr>
+        <w:numPr>
+          <w:ilvl w:val="0"/>
+          <w:numId w:val="156"/>
+        </w:numPr>
+      </w:pPr>
+      <w:r>
+        <w:rPr>
+          <w:b/>
+          <w:bCs/>
+        </w:rPr>
+        <w:t>Cons</w:t>
+      </w:r>
+      <w:r>
+        <w:t>: Overkill if you're just writing simple batch files. Takes longer to load.</w:t>
+      </w:r>
+    </w:p>
+    <w:p>
+      <w:pPr>
+        <w:numPr>
+          <w:ilvl w:val="0"/>
+          <w:numId w:val="156"/>
+        </w:numPr>
+      </w:pPr>
+      <w:r>
+        <w:rPr>
+          <w:b/>
+          <w:bCs/>
+        </w:rPr>
+        <w:t>Best for</w:t>
+      </w:r>
+      <w:r>
+        <w:t>: When you're already using VS Code for other coding, or when your batch scripts grow into something bigger.</w:t>
+      </w:r>
+    </w:p>
+    <w:p>
+      <w:pPr>
+        <w:rPr>
+          <w:b/>
+          <w:bCs/>
+        </w:rPr>
+      </w:pPr>
+      <w:r>
+        <w:rPr>
+          <w:rFonts w:ascii="Segoe UI Symbol" w:hAnsi="Segoe UI Symbol" w:cs="Segoe UI Symbol"/>
+          <w:b/>
+          <w:bCs/>
+        </w:rPr>
+        <w:t>🖥</w:t>
+      </w:r>
+      <w:r>
+        <w:rPr>
+          <w:b/>
+          <w:bCs/>
+        </w:rPr>
+        <w:t>️ Command Prompt Itself (The Old-School Way)</w:t>
+      </w:r>
+    </w:p>
+    <w:p>
+      <w:pPr>
+        <w:numPr>
+          <w:ilvl w:val="0"/>
+          <w:numId w:val="157"/>
+        </w:numPr>
+      </w:pPr>
+      <w:r>
+        <w:rPr>
+          <w:b/>
+          <w:bCs/>
+        </w:rPr>
+        <w:t>How</w:t>
+      </w:r>
+      <w:r>
+        <w:t>: copy con myfile.bat then type your lines, then press </w:t>
+      </w:r>
+      <w:proofErr w:type="spellStart"/>
+      <w:r>
+        <w:t>Ctrl+Z</w:t>
+      </w:r>
+      <w:proofErr w:type="spellEnd"/>
+      <w:r>
+        <w:t> then Enter.</w:t>
+      </w:r>
+    </w:p>
+    <w:p>
+      <w:pPr>
+        <w:numPr>
+          <w:ilvl w:val="0"/>
+          <w:numId w:val="157"/>
+        </w:numPr>
+      </w:pPr>
+      <w:r>
+        <w:rPr>
+          <w:b/>
+          <w:bCs/>
+        </w:rPr>
+        <w:t>Pros</w:t>
+      </w:r>
+      <w:r>
+        <w:t>: No editor needed at all—pure command line.</w:t>
+      </w:r>
+    </w:p>
+    <w:p>
+      <w:pPr>
+        <w:numPr>
+          <w:ilvl w:val="0"/>
+          <w:numId w:val="157"/>
+        </w:numPr>
+      </w:pPr>
+      <w:r>
+        <w:rPr>
+          <w:b/>
+          <w:bCs/>
+        </w:rPr>
+        <w:t>Cons</w:t>
+      </w:r>
+      <w:r>
+        <w:t>: Painful to edit mistakes. Don't do this unless you're in a recovery environment.</w:t>
+      </w:r>
+    </w:p>
+    <w:p>
+      <w:r>
+        <w:rPr>
+          <w:b/>
+          <w:bCs/>
+        </w:rPr>
+        <w:lastRenderedPageBreak/>
+        <w:t>My recommendation</w:t>
+      </w:r>
+      <w:r>
+        <w:t>: Start with </w:t>
+      </w:r>
+      <w:r>
+        <w:rPr>
+          <w:b/>
+          <w:bCs/>
+        </w:rPr>
+        <w:t>Notepad++</w:t>
+      </w:r>
+      <w:r>
+        <w:rPr>
+          <w:b/>
+          <w:bCs/>
+        </w:rPr>
+        <w:t xml:space="preserve"> or </w:t>
+      </w:r>
+      <w:proofErr w:type="spellStart"/>
+      <w:r>
+        <w:rPr>
+          <w:b/>
+          <w:bCs/>
+        </w:rPr>
+        <w:t>VScode</w:t>
+      </w:r>
+      <w:proofErr w:type="spellEnd"/>
+      <w:r>
+        <w:t>. It's lightweight, free, and makes batch files readable. Later, if you're also learning Python or web dev, VS Code can handle everything.</w:t>
+      </w:r>
+    </w:p>
     <w:p/>
-    <w:p/>
-    <w:p/>
-    <w:p/>
-    <w:p>
+    <w:p>
+      <w:pPr>
+        <w:pStyle w:val="Style2"/>
+      </w:pPr>
+      <w:bookmarkStart w:id="4" w:name="_Toc221923466"/>
+      <w:r>
+        <w:t>Saving with Correct Encoding (ANSI vs UTF-8)</w:t>
+      </w:r>
+      <w:bookmarkEnd w:id="4"/>
+    </w:p>
+    <w:p>
+      <w:r>
+        <w:t>This sounds boring, but </w:t>
+      </w:r>
+      <w:r>
+        <w:rPr>
+          <w:b/>
+          <w:bCs/>
+        </w:rPr>
+        <w:t>it matters</w:t>
+      </w:r>
+      <w:r>
+        <w:t>. Batch files are picky about how they're saved. Save them wrong, and you'll get weird errors or gibberish characters.</w:t>
+      </w:r>
+    </w:p>
+    <w:p>
+      <w:pPr>
+        <w:rPr>
+          <w:rStyle w:val="Style8Char"/>
+        </w:rPr>
+      </w:pPr>
       <w:r>
         <w:rPr>
           <w:rFonts w:ascii="Segoe UI Emoji" w:hAnsi="Segoe UI Emoji" w:cs="Segoe UI Emoji"/>
-        </w:rPr>
-        <w:t>🟢🟢🟢🟢🟢🟢🟢🟢🟢🟢🟢🔴🔴🔴🔴🔴🔴🔴🔴🔴🔴🔴🔴🔴🔴</w:t>
+          <w:b/>
+          <w:bCs/>
+        </w:rPr>
+        <w:t>🧪</w:t>
+      </w:r>
+      <w:r>
+        <w:rPr>
+          <w:b/>
+          <w:bCs/>
+        </w:rPr>
+        <w:t xml:space="preserve"> </w:t>
+      </w:r>
+      <w:r>
+        <w:rPr>
+          <w:rStyle w:val="Style8Char"/>
+        </w:rPr>
+        <w:t>ANSI (The Safe Choice)</w:t>
+      </w:r>
+    </w:p>
+    <w:p>
+      <w:pPr>
+        <w:numPr>
+          <w:ilvl w:val="0"/>
+          <w:numId w:val="158"/>
+        </w:numPr>
+      </w:pPr>
+      <w:r>
+        <w:rPr>
+          <w:b/>
+          <w:bCs/>
+        </w:rPr>
+        <w:t>What it is</w:t>
+      </w:r>
+      <w:r>
+        <w:t>: The old Windows character set (CP-1252 for Western languages).</w:t>
+      </w:r>
+    </w:p>
+    <w:p>
+      <w:pPr>
+        <w:numPr>
+          <w:ilvl w:val="0"/>
+          <w:numId w:val="158"/>
+        </w:numPr>
+      </w:pPr>
+      <w:r>
+        <w:rPr>
+          <w:b/>
+          <w:bCs/>
+        </w:rPr>
+        <w:t>Why it works</w:t>
+      </w:r>
+      <w:r>
+        <w:t>: CMD.EXE was built in the ANSI era. It expects ANSI by default.</w:t>
+      </w:r>
+    </w:p>
+    <w:p>
+      <w:pPr>
+        <w:numPr>
+          <w:ilvl w:val="0"/>
+          <w:numId w:val="158"/>
+        </w:numPr>
+      </w:pPr>
+      <w:r>
+        <w:rPr>
+          <w:b/>
+          <w:bCs/>
+        </w:rPr>
+        <w:t>Best for</w:t>
+      </w:r>
+      <w:r>
+        <w:t>: Simple scripts with plain English text and no special symbols.</w:t>
+      </w:r>
+    </w:p>
+    <w:p>
+      <w:pPr>
+        <w:rPr>
+          <w:rStyle w:val="Style8Char"/>
+        </w:rPr>
+      </w:pPr>
+      <w:r>
+        <w:rPr>
+          <w:rFonts w:ascii="Segoe UI Emoji" w:hAnsi="Segoe UI Emoji" w:cs="Segoe UI Emoji"/>
+          <w:b/>
+          <w:bCs/>
+        </w:rPr>
+        <w:t>🌍</w:t>
+      </w:r>
+      <w:r>
+        <w:rPr>
+          <w:b/>
+          <w:bCs/>
+        </w:rPr>
+        <w:t xml:space="preserve"> </w:t>
+      </w:r>
+      <w:r>
+        <w:rPr>
+          <w:rStyle w:val="Style8Char"/>
+        </w:rPr>
+        <w:t>UTF-8 (The Modern Standard)</w:t>
+      </w:r>
+    </w:p>
+    <w:p>
+      <w:pPr>
+        <w:numPr>
+          <w:ilvl w:val="0"/>
+          <w:numId w:val="159"/>
+        </w:numPr>
+      </w:pPr>
+      <w:r>
+        <w:rPr>
+          <w:b/>
+          <w:bCs/>
+        </w:rPr>
+        <w:t>What it is</w:t>
+      </w:r>
+      <w:r>
+        <w:t>: Unicode encoding that handles every language and symbol on the planet.</w:t>
+      </w:r>
+    </w:p>
+    <w:p>
+      <w:pPr>
+        <w:numPr>
+          <w:ilvl w:val="0"/>
+          <w:numId w:val="159"/>
+        </w:numPr>
+      </w:pPr>
+      <w:r>
+        <w:rPr>
+          <w:b/>
+          <w:bCs/>
+        </w:rPr>
+        <w:t>The problem</w:t>
+      </w:r>
+      <w:r>
+        <w:t>: CMD.EXE doesn't natively understand UTF-8 unless you explicitly tell it to with the </w:t>
+      </w:r>
+      <w:proofErr w:type="spellStart"/>
+      <w:r>
+        <w:t>chcp</w:t>
+      </w:r>
+      <w:proofErr w:type="spellEnd"/>
+      <w:r>
+        <w:t xml:space="preserve"> 65001 command. Even then, it can be flaky.</w:t>
+      </w:r>
+    </w:p>
+    <w:p>
+      <w:pPr>
+        <w:numPr>
+          <w:ilvl w:val="0"/>
+          <w:numId w:val="159"/>
+        </w:numPr>
+      </w:pPr>
+      <w:r>
+        <w:rPr>
+          <w:b/>
+          <w:bCs/>
+        </w:rPr>
+        <w:t>The BOM problem</w:t>
+      </w:r>
+      <w:r>
+        <w:t xml:space="preserve">: If you save UTF-8 with a BOM (Byte Order Mark) in Notepad, CMD will read those first three bytes as garbage and throw an error. </w:t>
+      </w:r>
+      <w:r>
+        <w:rPr>
+          <w:rFonts w:ascii="Segoe UI Emoji" w:hAnsi="Segoe UI Emoji" w:cs="Segoe UI Emoji"/>
+        </w:rPr>
+        <w:t>😫</w:t>
+      </w:r>
+    </w:p>
+    <w:p>
+      <w:pPr>
+        <w:rPr>
+          <w:b/>
+          <w:bCs/>
+        </w:rPr>
+      </w:pPr>
+      <w:r>
+        <w:rPr>
+          <w:rFonts w:ascii="Segoe UI Emoji" w:hAnsi="Segoe UI Emoji" w:cs="Segoe UI Emoji"/>
+          <w:b/>
+          <w:bCs/>
+        </w:rPr>
+        <w:t>✅</w:t>
+      </w:r>
+      <w:r>
+        <w:rPr>
+          <w:b/>
+          <w:bCs/>
+        </w:rPr>
+        <w:t xml:space="preserve"> The Golden Rule for Batch Files</w:t>
+      </w:r>
+    </w:p>
+    <w:p>
+      <w:pPr>
+        <w:numPr>
+          <w:ilvl w:val="0"/>
+          <w:numId w:val="160"/>
+        </w:numPr>
+      </w:pPr>
+      <w:r>
+        <w:rPr>
+          <w:b/>
+          <w:bCs/>
+        </w:rPr>
+        <w:t>Stick to ANSI</w:t>
+      </w:r>
+      <w:r>
+        <w:t> unless you absolutely need international characters.</w:t>
+      </w:r>
+    </w:p>
+    <w:p>
+      <w:pPr>
+        <w:numPr>
+          <w:ilvl w:val="0"/>
+          <w:numId w:val="160"/>
+        </w:numPr>
+      </w:pPr>
+      <w:r>
+        <w:t>If you must use UTF-8:</w:t>
+      </w:r>
+    </w:p>
+    <w:p>
+      <w:pPr>
+        <w:numPr>
+          <w:ilvl w:val="1"/>
+          <w:numId w:val="160"/>
+        </w:numPr>
+      </w:pPr>
+      <w:r>
+        <w:t>Save </w:t>
+      </w:r>
+      <w:r>
+        <w:rPr>
+          <w:b/>
+          <w:bCs/>
+        </w:rPr>
+        <w:t>without BOM</w:t>
+      </w:r>
+      <w:r>
+        <w:t> (Notepad++ and VS Code can do this; regular Notepad cannot).</w:t>
+      </w:r>
+    </w:p>
+    <w:p>
+      <w:pPr>
+        <w:numPr>
+          <w:ilvl w:val="1"/>
+          <w:numId w:val="160"/>
+        </w:numPr>
+      </w:pPr>
+      <w:r>
+        <w:t>Add </w:t>
+      </w:r>
+      <w:proofErr w:type="spellStart"/>
+      <w:r>
+        <w:t>chcp</w:t>
+      </w:r>
+      <w:proofErr w:type="spellEnd"/>
+      <w:r>
+        <w:t xml:space="preserve"> 65001 &gt;</w:t>
+      </w:r>
+      <w:proofErr w:type="spellStart"/>
+      <w:r>
+        <w:t>nul</w:t>
+      </w:r>
+      <w:proofErr w:type="spellEnd"/>
+      <w:r>
+        <w:t> as the first line of your script to switch the console to UTF-8.</w:t>
+      </w:r>
+    </w:p>
+    <w:p>
+      <w:pPr>
+        <w:numPr>
+          <w:ilvl w:val="1"/>
+          <w:numId w:val="160"/>
+        </w:numPr>
+      </w:pPr>
+      <w:r>
+        <w:t>Test thoroughly—some commands still misbehave.</w:t>
+      </w:r>
+    </w:p>
+    <w:p>
+      <w:pPr>
+        <w:rPr>
+          <w:b/>
+          <w:bCs/>
+        </w:rPr>
+      </w:pPr>
+      <w:r>
+        <w:rPr>
+          <w:b/>
+          <w:bCs/>
+        </w:rPr>
+        <w:t>How to set encoding in your editor:</w:t>
+      </w:r>
+    </w:p>
+    <w:p>
+      <w:r>
+        <w:t xml:space="preserve"> </w:t>
       </w:r>
     </w:p>
     <w:p/>
@@ -1419,33 +4140,8 @@
     <w:p/>
     <w:p/>
     <w:p/>
-    <w:p>
-      <w:r>
-        <w:t>How batch scripts execute (line-by-line interpretation)</w:t>
-      </w:r>
-    </w:p>
-    <w:p>
-      <w:pPr>
-        <w:numPr>
-          <w:ilvl w:val="0"/>
-          <w:numId w:val="1"/>
-        </w:numPr>
-      </w:pPr>
-      <w:r>
-        <w:t>Use cases (automation, system administration, penetration testing)</w:t>
-      </w:r>
-    </w:p>
-    <w:p>
-      <w:pPr>
-        <w:numPr>
-          <w:ilvl w:val="0"/>
-          <w:numId w:val="1"/>
-        </w:numPr>
-      </w:pPr>
-      <w:r>
-        <w:t>Limitations (vs PowerShell, Python, compiled languages)</w:t>
-      </w:r>
-    </w:p>
+    <w:p/>
+    <w:p/>
     <w:p>
       <w:pPr>
         <w:rPr>
@@ -1453,58 +4149,62 @@
           <w:bCs/>
         </w:rPr>
       </w:pPr>
-    </w:p>
+      <w:r>
+        <w:rPr>
+          <w:rFonts w:ascii="Segoe UI Emoji" w:hAnsi="Segoe UI Emoji" w:cs="Segoe UI Emoji"/>
+        </w:rPr>
+        <w:t>🟢🟢🟢🟢🟢🟢🟢🟢🟢🟢🟢🔴🔴🔴🔴🔴🔴🔴🔴🔴🔴🔴🔴🔴🔴</w:t>
+      </w:r>
+    </w:p>
+    <w:p/>
     <w:p>
       <w:r>
         <w:rPr>
           <w:b/>
           <w:bCs/>
         </w:rPr>
-        <w:t>1.2 Creating and Running Batch Files</w:t>
-      </w:r>
-    </w:p>
-    <w:p>
-      <w:pPr>
-        <w:numPr>
-          <w:ilvl w:val="0"/>
-          <w:numId w:val="2"/>
-        </w:numPr>
-      </w:pPr>
-      <w:r>
-        <w:t>Creating .bat files (Notepad, VS Code, Notepad++)</w:t>
-      </w:r>
-    </w:p>
-    <w:p>
-      <w:pPr>
-        <w:numPr>
-          <w:ilvl w:val="0"/>
-          <w:numId w:val="2"/>
-        </w:numPr>
-      </w:pPr>
-      <w:r>
-        <w:t>Saving with correct encoding (ANSI vs UTF-8)</w:t>
-      </w:r>
-    </w:p>
-    <w:p>
-      <w:pPr>
-        <w:numPr>
-          <w:ilvl w:val="0"/>
-          <w:numId w:val="2"/>
-        </w:numPr>
-      </w:pPr>
-      <w:r>
-        <w:t>Running batch files (double-click, cmd.exe, Task Scheduler)</w:t>
-      </w:r>
-    </w:p>
-    <w:p>
-      <w:pPr>
-        <w:numPr>
-          <w:ilvl w:val="0"/>
-          <w:numId w:val="2"/>
-        </w:numPr>
-      </w:pPr>
-      <w:r>
-        <w:t>Execution policies (none for batch, unlike PowerShell)</w:t>
+        <w:t>1.3 Comments and Documentation</w:t>
+      </w:r>
+    </w:p>
+    <w:p>
+      <w:pPr>
+        <w:numPr>
+          <w:ilvl w:val="0"/>
+          <w:numId w:val="3"/>
+        </w:numPr>
+      </w:pPr>
+      <w:r>
+        <w:t>Single-line comments (REM</w:t>
+      </w:r>
+      <w:proofErr w:type="gramStart"/>
+      <w:r>
+        <w:t>, :</w:t>
+      </w:r>
+      <w:proofErr w:type="gramEnd"/>
+      <w:r>
+        <w:t>:)</w:t>
+      </w:r>
+    </w:p>
+    <w:p>
+      <w:pPr>
+        <w:numPr>
+          <w:ilvl w:val="0"/>
+          <w:numId w:val="3"/>
+        </w:numPr>
+      </w:pPr>
+      <w:r>
+        <w:t>Multi-line comments (GOTO workaround)</w:t>
+      </w:r>
+    </w:p>
+    <w:p>
+      <w:pPr>
+        <w:numPr>
+          <w:ilvl w:val="0"/>
+          <w:numId w:val="3"/>
+        </w:numPr>
+      </w:pPr>
+      <w:r>
+        <w:t>Documentation best practices (header comments, inline explanations)</w:t>
       </w:r>
     </w:p>
     <w:p>
@@ -1513,48 +4213,51 @@
           <w:b/>
           <w:bCs/>
         </w:rPr>
-        <w:t>1.3 Comments and Documentation</w:t>
-      </w:r>
-    </w:p>
-    <w:p>
-      <w:pPr>
-        <w:numPr>
-          <w:ilvl w:val="0"/>
-          <w:numId w:val="3"/>
-        </w:numPr>
-      </w:pPr>
-      <w:r>
-        <w:t>Single-line comments (REM</w:t>
-      </w:r>
-      <w:proofErr w:type="gramStart"/>
-      <w:r>
-        <w:t>, :</w:t>
-      </w:r>
-      <w:proofErr w:type="gramEnd"/>
-      <w:r>
-        <w:t>:)</w:t>
-      </w:r>
-    </w:p>
-    <w:p>
-      <w:pPr>
-        <w:numPr>
-          <w:ilvl w:val="0"/>
-          <w:numId w:val="3"/>
-        </w:numPr>
-      </w:pPr>
-      <w:r>
-        <w:t>Multi-line comments (GOTO workaround)</w:t>
-      </w:r>
-    </w:p>
-    <w:p>
-      <w:pPr>
-        <w:numPr>
-          <w:ilvl w:val="0"/>
-          <w:numId w:val="3"/>
-        </w:numPr>
-      </w:pPr>
-      <w:r>
-        <w:t>Documentation best practices (header comments, inline explanations)</w:t>
+        <w:t>1.4 Echo Command (Output)</w:t>
+      </w:r>
+    </w:p>
+    <w:p>
+      <w:pPr>
+        <w:numPr>
+          <w:ilvl w:val="0"/>
+          <w:numId w:val="4"/>
+        </w:numPr>
+      </w:pPr>
+      <w:r>
+        <w:t>Displaying text (ECHO Hello World)</w:t>
+      </w:r>
+    </w:p>
+    <w:p>
+      <w:pPr>
+        <w:numPr>
+          <w:ilvl w:val="0"/>
+          <w:numId w:val="4"/>
+        </w:numPr>
+      </w:pPr>
+      <w:r>
+        <w:t>Suppressing command output (@ECHO OFF)</w:t>
+      </w:r>
+    </w:p>
+    <w:p>
+      <w:pPr>
+        <w:numPr>
+          <w:ilvl w:val="0"/>
+          <w:numId w:val="4"/>
+        </w:numPr>
+      </w:pPr>
+      <w:r>
+        <w:t>Blank lines (ECHO. or ECHO:)</w:t>
+      </w:r>
+    </w:p>
+    <w:p>
+      <w:pPr>
+        <w:numPr>
+          <w:ilvl w:val="0"/>
+          <w:numId w:val="4"/>
+        </w:numPr>
+      </w:pPr>
+      <w:r>
+        <w:t>Special characters (escaping with ^, quotes)</w:t>
       </w:r>
     </w:p>
     <w:p>
@@ -1563,51 +4266,40 @@
           <w:b/>
           <w:bCs/>
         </w:rPr>
-        <w:t>1.4 Echo Command (Output)</w:t>
-      </w:r>
-    </w:p>
-    <w:p>
-      <w:pPr>
-        <w:numPr>
-          <w:ilvl w:val="0"/>
-          <w:numId w:val="4"/>
-        </w:numPr>
-      </w:pPr>
-      <w:r>
-        <w:t>Displaying text (ECHO Hello World)</w:t>
-      </w:r>
-    </w:p>
-    <w:p>
-      <w:pPr>
-        <w:numPr>
-          <w:ilvl w:val="0"/>
-          <w:numId w:val="4"/>
-        </w:numPr>
-      </w:pPr>
-      <w:r>
-        <w:t>Suppressing command output (@ECHO OFF)</w:t>
-      </w:r>
-    </w:p>
-    <w:p>
-      <w:pPr>
-        <w:numPr>
-          <w:ilvl w:val="0"/>
-          <w:numId w:val="4"/>
-        </w:numPr>
-      </w:pPr>
-      <w:r>
-        <w:t>Blank lines (ECHO. or ECHO:)</w:t>
-      </w:r>
-    </w:p>
-    <w:p>
-      <w:pPr>
-        <w:numPr>
-          <w:ilvl w:val="0"/>
-          <w:numId w:val="4"/>
-        </w:numPr>
-      </w:pPr>
-      <w:r>
-        <w:t>Special characters (escaping with ^, quotes)</w:t>
+        <w:t>1.5 Pause and User Interaction</w:t>
+      </w:r>
+    </w:p>
+    <w:p>
+      <w:pPr>
+        <w:numPr>
+          <w:ilvl w:val="0"/>
+          <w:numId w:val="5"/>
+        </w:numPr>
+      </w:pPr>
+      <w:r>
+        <w:t>PAUSE command (wait for keypress)</w:t>
+      </w:r>
+    </w:p>
+    <w:p>
+      <w:pPr>
+        <w:numPr>
+          <w:ilvl w:val="0"/>
+          <w:numId w:val="5"/>
+        </w:numPr>
+      </w:pPr>
+      <w:r>
+        <w:t>Custom pause messages</w:t>
+      </w:r>
+    </w:p>
+    <w:p>
+      <w:pPr>
+        <w:numPr>
+          <w:ilvl w:val="0"/>
+          <w:numId w:val="5"/>
+        </w:numPr>
+      </w:pPr>
+      <w:r>
+        <w:t>TIMEOUT command (auto-continue after N seconds)</w:t>
       </w:r>
     </w:p>
     <w:p>
@@ -1616,48 +4308,6 @@
           <w:b/>
           <w:bCs/>
         </w:rPr>
-        <w:t>1.5 Pause and User Interaction</w:t>
-      </w:r>
-    </w:p>
-    <w:p>
-      <w:pPr>
-        <w:numPr>
-          <w:ilvl w:val="0"/>
-          <w:numId w:val="5"/>
-        </w:numPr>
-      </w:pPr>
-      <w:r>
-        <w:t>PAUSE command (wait for keypress)</w:t>
-      </w:r>
-    </w:p>
-    <w:p>
-      <w:pPr>
-        <w:numPr>
-          <w:ilvl w:val="0"/>
-          <w:numId w:val="5"/>
-        </w:numPr>
-      </w:pPr>
-      <w:r>
-        <w:t>Custom pause messages</w:t>
-      </w:r>
-    </w:p>
-    <w:p>
-      <w:pPr>
-        <w:numPr>
-          <w:ilvl w:val="0"/>
-          <w:numId w:val="5"/>
-        </w:numPr>
-      </w:pPr>
-      <w:r>
-        <w:t>TIMEOUT command (auto-continue after N seconds)</w:t>
-      </w:r>
-    </w:p>
-    <w:p>
-      <w:r>
-        <w:rPr>
-          <w:b/>
-          <w:bCs/>
-        </w:rPr>
         <w:t>1.6 Exit Codes and Error Levels</w:t>
       </w:r>
     </w:p>
@@ -1680,7 +4330,6 @@
         </w:numPr>
       </w:pPr>
       <w:r>
-        <w:lastRenderedPageBreak/>
         <w:t>Setting exit codes (EXIT /B &lt;code&gt;)</w:t>
       </w:r>
     </w:p>
@@ -1745,6 +4394,7 @@
         </w:numPr>
       </w:pPr>
       <w:r>
+        <w:lastRenderedPageBreak/>
         <w:t>System variables (%PATH%, %USERPROFILE%, %TEMP%, %COMPUTERNAME%, %USERNAME%)</w:t>
       </w:r>
     </w:p>
@@ -1984,7 +4634,6 @@
         </w:numPr>
       </w:pPr>
       <w:r>
-        <w:lastRenderedPageBreak/>
         <w:t>Substring extraction (%</w:t>
       </w:r>
       <w:proofErr w:type="gramStart"/>
@@ -2070,6 +4719,7 @@
         </w:numPr>
       </w:pPr>
       <w:r>
+        <w:lastRenderedPageBreak/>
         <w:t>Precedence and parentheses</w:t>
       </w:r>
     </w:p>
@@ -2320,7 +4970,6 @@
         </w:numPr>
       </w:pPr>
       <w:r>
-        <w:lastRenderedPageBreak/>
         <w:t>Loop variable naming (%%</w:t>
       </w:r>
       <w:proofErr w:type="spellStart"/>
@@ -2437,6 +5086,7 @@
         </w:numPr>
       </w:pPr>
       <w:r>
+        <w:lastRenderedPageBreak/>
         <w:t>Counting backwards (10 to 1, negative step)</w:t>
       </w:r>
     </w:p>
@@ -2710,7 +5360,6 @@
         </w:numPr>
       </w:pPr>
       <w:r>
-        <w:lastRenderedPageBreak/>
         <w:t>Multiple loop variables (%%</w:t>
       </w:r>
       <w:proofErr w:type="spellStart"/>
@@ -2807,6 +5456,7 @@
         </w:numPr>
       </w:pPr>
       <w:r>
+        <w:lastRenderedPageBreak/>
         <w:t>Infinite loops (GOTO loop</w:t>
       </w:r>
       <w:proofErr w:type="gramStart"/>
@@ -3073,7 +5723,6 @@
         </w:numPr>
       </w:pPr>
       <w:r>
-        <w:lastRenderedPageBreak/>
         <w:t>Force deletion (/F, /Q flags)</w:t>
       </w:r>
     </w:p>
@@ -3136,6 +5785,7 @@
         </w:numPr>
       </w:pPr>
       <w:r>
+        <w:lastRenderedPageBreak/>
         <w:t>COPY command (simple copy)</w:t>
       </w:r>
     </w:p>
@@ -3399,7 +6049,6 @@
         </w:numPr>
       </w:pPr>
       <w:r>
-        <w:lastRenderedPageBreak/>
         <w:t>Replacing first occurrence</w:t>
       </w:r>
     </w:p>
@@ -3472,6 +6121,7 @@
         </w:numPr>
       </w:pPr>
       <w:r>
+        <w:lastRenderedPageBreak/>
         <w:t>Method 2: Use FINDSTR with regex</w:t>
       </w:r>
     </w:p>
@@ -3709,7 +6359,6 @@
         </w:numPr>
       </w:pPr>
       <w:r>
-        <w:lastRenderedPageBreak/>
         <w:t>TITLE command (set window title)</w:t>
       </w:r>
     </w:p>
@@ -3774,6 +6423,7 @@
         </w:numPr>
       </w:pPr>
       <w:r>
+        <w:lastRenderedPageBreak/>
         <w:t>Error redirection (2&gt; error.txt)</w:t>
       </w:r>
     </w:p>
@@ -4043,7 +6693,6 @@
         </w:numPr>
       </w:pPr>
       <w:r>
-        <w:lastRenderedPageBreak/>
         <w:t>Using %1, %2, %3, etc. in function</w:t>
       </w:r>
     </w:p>
@@ -4108,6 +6757,7 @@
         </w:numPr>
       </w:pPr>
       <w:r>
+        <w:lastRenderedPageBreak/>
         <w:t>Via ENDLOCAL workaround (return across SETLOCAL boundary)</w:t>
       </w:r>
     </w:p>
@@ -4338,7 +6988,6 @@
           <w:b/>
           <w:bCs/>
         </w:rPr>
-        <w:lastRenderedPageBreak/>
         <w:t>8.4 Graceful Degradation</w:t>
       </w:r>
     </w:p>
@@ -4403,6 +7052,7 @@
         </w:numPr>
       </w:pPr>
       <w:r>
+        <w:lastRenderedPageBreak/>
         <w:t>Timestamped logs</w:t>
       </w:r>
     </w:p>
@@ -4639,7 +7289,6 @@
           <w:b/>
           <w:bCs/>
         </w:rPr>
-        <w:lastRenderedPageBreak/>
         <w:t>9.5 NSLOOKUP (DNS Lookup)</w:t>
       </w:r>
     </w:p>
@@ -4704,6 +7353,7 @@
         </w:numPr>
       </w:pPr>
       <w:r>
+        <w:lastRenderedPageBreak/>
         <w:t>Identify network bottlenecks</w:t>
       </w:r>
     </w:p>
@@ -4952,7 +7602,6 @@
         </w:numPr>
       </w:pPr>
       <w:r>
-        <w:lastRenderedPageBreak/>
         <w:t>Query service status (SC QUERY)</w:t>
       </w:r>
     </w:p>
@@ -5017,6 +7666,7 @@
         </w:numPr>
       </w:pPr>
       <w:r>
+        <w:lastRenderedPageBreak/>
         <w:t>Export/import registry (REG EXPORT, REG IMPORT)</w:t>
       </w:r>
     </w:p>
@@ -5249,7 +7899,6 @@
         </w:numPr>
       </w:pPr>
       <w:r>
-        <w:lastRenderedPageBreak/>
         <w:t>No native arrays (workaround using indexed variables)</w:t>
       </w:r>
     </w:p>
@@ -5330,6 +7979,7 @@
         </w:numPr>
       </w:pPr>
       <w:r>
+        <w:lastRenderedPageBreak/>
         <w:t>Method 2: Call PowerShell from batch</w:t>
       </w:r>
     </w:p>
@@ -5562,7 +8212,6 @@
         </w:numPr>
       </w:pPr>
       <w:r>
-        <w:lastRenderedPageBreak/>
         <w:t>MSHTA (HTML Application, popup windows)</w:t>
       </w:r>
     </w:p>
@@ -5647,6 +8296,7 @@
           <w:b/>
           <w:bCs/>
         </w:rPr>
+        <w:lastRenderedPageBreak/>
         <w:t>12.1 System Backup Script</w:t>
       </w:r>
     </w:p>
@@ -5881,7 +8531,6 @@
         </w:numPr>
       </w:pPr>
       <w:r>
-        <w:lastRenderedPageBreak/>
         <w:t>Move to categorized folders</w:t>
       </w:r>
     </w:p>
@@ -5946,6 +8595,7 @@
         </w:numPr>
       </w:pPr>
       <w:r>
+        <w:lastRenderedPageBreak/>
         <w:t>Execute corresponding action</w:t>
       </w:r>
     </w:p>
@@ -6188,7 +8838,6 @@
           <w:b/>
           <w:bCs/>
         </w:rPr>
-        <w:lastRenderedPageBreak/>
         <w:t>PART 4: ETHICAL HACKING &amp; MALWARE ANALYSIS (REDTEAM/SECURITY)</w:t>
       </w:r>
     </w:p>
@@ -6265,6 +8914,7 @@
         </w:numPr>
       </w:pPr>
       <w:r>
+        <w:lastRenderedPageBreak/>
         <w:t>DNS enumeration (zone transfer attempts)</w:t>
       </w:r>
     </w:p>
@@ -6490,7 +9140,6 @@
     </w:p>
     <w:p>
       <w:r>
-        <w:lastRenderedPageBreak/>
         <w:pict w14:anchorId="019B24A1">
           <v:rect id="_x0000_i1039" style="width:0;height:1.5pt" o:hralign="center" o:hrstd="t" o:hr="t" fillcolor="#a0a0a0" stroked="f"/>
         </w:pict>
@@ -6559,6 +9208,7 @@
           <w:b/>
           <w:bCs/>
         </w:rPr>
+        <w:lastRenderedPageBreak/>
         <w:t>14.2 Scheduled Tasks</w:t>
       </w:r>
     </w:p>
@@ -6780,7 +9430,6 @@
         </w:numPr>
       </w:pPr>
       <w:r>
-        <w:lastRenderedPageBreak/>
         <w:t>Eventvwr.exe method (registry hijacking)</w:t>
       </w:r>
     </w:p>
@@ -6845,6 +9494,7 @@
         </w:numPr>
       </w:pPr>
       <w:r>
+        <w:lastRenderedPageBreak/>
         <w:t>DLL search order hijacking</w:t>
       </w:r>
     </w:p>
@@ -7101,7 +9751,6 @@
     </w:p>
     <w:p>
       <w:r>
-        <w:lastRenderedPageBreak/>
         <w:pict w14:anchorId="5FD4ECAE">
           <v:rect id="_x0000_i1042" style="width:0;height:1.5pt" o:hralign="center" o:hrstd="t" o:hr="t" fillcolor="#a0a0a0" stroked="f"/>
         </w:pict>
@@ -7170,6 +9819,7 @@
         </w:numPr>
       </w:pPr>
       <w:r>
+        <w:lastRenderedPageBreak/>
         <w:t>FTP upload</w:t>
       </w:r>
     </w:p>
@@ -7408,7 +10058,6 @@
         </w:numPr>
       </w:pPr>
       <w:r>
-        <w:lastRenderedPageBreak/>
         <w:t>Modify file timestamps (using PowerShell or external tool)</w:t>
       </w:r>
     </w:p>
@@ -7473,6 +10122,7 @@
           <w:b/>
           <w:bCs/>
         </w:rPr>
+        <w:lastRenderedPageBreak/>
         <w:t>MODULE 19: Malware Analysis (Defensive)</w:t>
       </w:r>
     </w:p>
@@ -7708,7 +10358,6 @@
           <w:b/>
           <w:bCs/>
         </w:rPr>
-        <w:lastRenderedPageBreak/>
         <w:t>20.1 Reverse Shell (Batch-Based)</w:t>
       </w:r>
     </w:p>
@@ -7773,6 +10422,7 @@
         </w:numPr>
       </w:pPr>
       <w:r>
+        <w:lastRenderedPageBreak/>
         <w:t>Logs keystrokes to file</w:t>
       </w:r>
     </w:p>
@@ -8025,7 +10675,6 @@
         </w:numPr>
       </w:pPr>
       <w:r>
-        <w:lastRenderedPageBreak/>
         <w:t>Examples: CERTUTIL, MSHTA, REGSVR32, WMIC</w:t>
       </w:r>
     </w:p>
@@ -8088,6 +10737,7 @@
           <w:b/>
           <w:bCs/>
         </w:rPr>
+        <w:lastRenderedPageBreak/>
         <w:t>21.4 Process Injection (Batch as Orchestrator)</w:t>
       </w:r>
     </w:p>
@@ -8328,7 +10978,6 @@
         </w:numPr>
       </w:pPr>
       <w:r>
-        <w:lastRenderedPageBreak/>
         <w:t>Apply security policies (via registry or GPO)</w:t>
       </w:r>
     </w:p>
@@ -8391,6 +11040,7 @@
         </w:numPr>
       </w:pPr>
       <w:r>
+        <w:lastRenderedPageBreak/>
         <w:t>Isolate infected machine (disable network)</w:t>
       </w:r>
     </w:p>
@@ -8623,7 +11273,6 @@
         </w:numPr>
       </w:pPr>
       <w:r>
-        <w:lastRenderedPageBreak/>
         <w:t>Test on Windows 7, 10, 11, Server versions</w:t>
       </w:r>
     </w:p>
@@ -8686,6 +11335,7 @@
           <w:b/>
           <w:bCs/>
         </w:rPr>
+        <w:lastRenderedPageBreak/>
         <w:t>24.6 Resources</w:t>
       </w:r>
     </w:p>
@@ -10585,6 +13235,155 @@
     </w:lvl>
   </w:abstractNum>
   <w:abstractNum w:abstractNumId="12" w15:restartNumberingAfterBreak="0">
+    <w:nsid w:val="0BDC16D6"/>
+    <w:multiLevelType w:val="multilevel"/>
+    <w:tmpl w:val="AD9234C0"/>
+    <w:lvl w:ilvl="0">
+      <w:start w:val="1"/>
+      <w:numFmt w:val="bullet"/>
+      <w:lvlText w:val=""/>
+      <w:lvlJc w:val="left"/>
+      <w:pPr>
+        <w:tabs>
+          <w:tab w:val="num" w:pos="720"/>
+        </w:tabs>
+        <w:ind w:left="720" w:hanging="360"/>
+      </w:pPr>
+      <w:rPr>
+        <w:rFonts w:ascii="Symbol" w:hAnsi="Symbol" w:hint="default"/>
+        <w:sz w:val="20"/>
+      </w:rPr>
+    </w:lvl>
+    <w:lvl w:ilvl="1" w:tentative="1">
+      <w:start w:val="1"/>
+      <w:numFmt w:val="bullet"/>
+      <w:lvlText w:val="o"/>
+      <w:lvlJc w:val="left"/>
+      <w:pPr>
+        <w:tabs>
+          <w:tab w:val="num" w:pos="1440"/>
+        </w:tabs>
+        <w:ind w:left="1440" w:hanging="360"/>
+      </w:pPr>
+      <w:rPr>
+        <w:rFonts w:ascii="Courier New" w:hAnsi="Courier New" w:hint="default"/>
+        <w:sz w:val="20"/>
+      </w:rPr>
+    </w:lvl>
+    <w:lvl w:ilvl="2" w:tentative="1">
+      <w:start w:val="1"/>
+      <w:numFmt w:val="bullet"/>
+      <w:lvlText w:val=""/>
+      <w:lvlJc w:val="left"/>
+      <w:pPr>
+        <w:tabs>
+          <w:tab w:val="num" w:pos="2160"/>
+        </w:tabs>
+        <w:ind w:left="2160" w:hanging="360"/>
+      </w:pPr>
+      <w:rPr>
+        <w:rFonts w:ascii="Wingdings" w:hAnsi="Wingdings" w:hint="default"/>
+        <w:sz w:val="20"/>
+      </w:rPr>
+    </w:lvl>
+    <w:lvl w:ilvl="3" w:tentative="1">
+      <w:start w:val="1"/>
+      <w:numFmt w:val="bullet"/>
+      <w:lvlText w:val=""/>
+      <w:lvlJc w:val="left"/>
+      <w:pPr>
+        <w:tabs>
+          <w:tab w:val="num" w:pos="2880"/>
+        </w:tabs>
+        <w:ind w:left="2880" w:hanging="360"/>
+      </w:pPr>
+      <w:rPr>
+        <w:rFonts w:ascii="Wingdings" w:hAnsi="Wingdings" w:hint="default"/>
+        <w:sz w:val="20"/>
+      </w:rPr>
+    </w:lvl>
+    <w:lvl w:ilvl="4" w:tentative="1">
+      <w:start w:val="1"/>
+      <w:numFmt w:val="bullet"/>
+      <w:lvlText w:val=""/>
+      <w:lvlJc w:val="left"/>
+      <w:pPr>
+        <w:tabs>
+          <w:tab w:val="num" w:pos="3600"/>
+        </w:tabs>
+        <w:ind w:left="3600" w:hanging="360"/>
+      </w:pPr>
+      <w:rPr>
+        <w:rFonts w:ascii="Wingdings" w:hAnsi="Wingdings" w:hint="default"/>
+        <w:sz w:val="20"/>
+      </w:rPr>
+    </w:lvl>
+    <w:lvl w:ilvl="5" w:tentative="1">
+      <w:start w:val="1"/>
+      <w:numFmt w:val="bullet"/>
+      <w:lvlText w:val=""/>
+      <w:lvlJc w:val="left"/>
+      <w:pPr>
+        <w:tabs>
+          <w:tab w:val="num" w:pos="4320"/>
+        </w:tabs>
+        <w:ind w:left="4320" w:hanging="360"/>
+      </w:pPr>
+      <w:rPr>
+        <w:rFonts w:ascii="Wingdings" w:hAnsi="Wingdings" w:hint="default"/>
+        <w:sz w:val="20"/>
+      </w:rPr>
+    </w:lvl>
+    <w:lvl w:ilvl="6" w:tentative="1">
+      <w:start w:val="1"/>
+      <w:numFmt w:val="bullet"/>
+      <w:lvlText w:val=""/>
+      <w:lvlJc w:val="left"/>
+      <w:pPr>
+        <w:tabs>
+          <w:tab w:val="num" w:pos="5040"/>
+        </w:tabs>
+        <w:ind w:left="5040" w:hanging="360"/>
+      </w:pPr>
+      <w:rPr>
+        <w:rFonts w:ascii="Wingdings" w:hAnsi="Wingdings" w:hint="default"/>
+        <w:sz w:val="20"/>
+      </w:rPr>
+    </w:lvl>
+    <w:lvl w:ilvl="7" w:tentative="1">
+      <w:start w:val="1"/>
+      <w:numFmt w:val="bullet"/>
+      <w:lvlText w:val=""/>
+      <w:lvlJc w:val="left"/>
+      <w:pPr>
+        <w:tabs>
+          <w:tab w:val="num" w:pos="5760"/>
+        </w:tabs>
+        <w:ind w:left="5760" w:hanging="360"/>
+      </w:pPr>
+      <w:rPr>
+        <w:rFonts w:ascii="Wingdings" w:hAnsi="Wingdings" w:hint="default"/>
+        <w:sz w:val="20"/>
+      </w:rPr>
+    </w:lvl>
+    <w:lvl w:ilvl="8" w:tentative="1">
+      <w:start w:val="1"/>
+      <w:numFmt w:val="bullet"/>
+      <w:lvlText w:val=""/>
+      <w:lvlJc w:val="left"/>
+      <w:pPr>
+        <w:tabs>
+          <w:tab w:val="num" w:pos="6480"/>
+        </w:tabs>
+        <w:ind w:left="6480" w:hanging="360"/>
+      </w:pPr>
+      <w:rPr>
+        <w:rFonts w:ascii="Wingdings" w:hAnsi="Wingdings" w:hint="default"/>
+        <w:sz w:val="20"/>
+      </w:rPr>
+    </w:lvl>
+  </w:abstractNum>
+  <w:abstractNum w:abstractNumId="13" w15:restartNumberingAfterBreak="0">
     <w:nsid w:val="0DB224D7"/>
     <w:multiLevelType w:val="multilevel"/>
     <w:tmpl w:val="1862E5F4"/>
@@ -10733,7 +13532,7 @@
       </w:rPr>
     </w:lvl>
   </w:abstractNum>
-  <w:abstractNum w:abstractNumId="13" w15:restartNumberingAfterBreak="0">
+  <w:abstractNum w:abstractNumId="14" w15:restartNumberingAfterBreak="0">
     <w:nsid w:val="0DC26F65"/>
     <w:multiLevelType w:val="multilevel"/>
     <w:tmpl w:val="9F3655C6"/>
@@ -10882,7 +13681,156 @@
       </w:rPr>
     </w:lvl>
   </w:abstractNum>
-  <w:abstractNum w:abstractNumId="14" w15:restartNumberingAfterBreak="0">
+  <w:abstractNum w:abstractNumId="15" w15:restartNumberingAfterBreak="0">
+    <w:nsid w:val="0E627BC8"/>
+    <w:multiLevelType w:val="multilevel"/>
+    <w:tmpl w:val="01EAE91E"/>
+    <w:lvl w:ilvl="0">
+      <w:start w:val="1"/>
+      <w:numFmt w:val="bullet"/>
+      <w:lvlText w:val=""/>
+      <w:lvlJc w:val="left"/>
+      <w:pPr>
+        <w:tabs>
+          <w:tab w:val="num" w:pos="720"/>
+        </w:tabs>
+        <w:ind w:left="720" w:hanging="360"/>
+      </w:pPr>
+      <w:rPr>
+        <w:rFonts w:ascii="Symbol" w:hAnsi="Symbol" w:hint="default"/>
+        <w:sz w:val="20"/>
+      </w:rPr>
+    </w:lvl>
+    <w:lvl w:ilvl="1" w:tentative="1">
+      <w:start w:val="1"/>
+      <w:numFmt w:val="bullet"/>
+      <w:lvlText w:val="o"/>
+      <w:lvlJc w:val="left"/>
+      <w:pPr>
+        <w:tabs>
+          <w:tab w:val="num" w:pos="1440"/>
+        </w:tabs>
+        <w:ind w:left="1440" w:hanging="360"/>
+      </w:pPr>
+      <w:rPr>
+        <w:rFonts w:ascii="Courier New" w:hAnsi="Courier New" w:hint="default"/>
+        <w:sz w:val="20"/>
+      </w:rPr>
+    </w:lvl>
+    <w:lvl w:ilvl="2" w:tentative="1">
+      <w:start w:val="1"/>
+      <w:numFmt w:val="bullet"/>
+      <w:lvlText w:val=""/>
+      <w:lvlJc w:val="left"/>
+      <w:pPr>
+        <w:tabs>
+          <w:tab w:val="num" w:pos="2160"/>
+        </w:tabs>
+        <w:ind w:left="2160" w:hanging="360"/>
+      </w:pPr>
+      <w:rPr>
+        <w:rFonts w:ascii="Wingdings" w:hAnsi="Wingdings" w:hint="default"/>
+        <w:sz w:val="20"/>
+      </w:rPr>
+    </w:lvl>
+    <w:lvl w:ilvl="3" w:tentative="1">
+      <w:start w:val="1"/>
+      <w:numFmt w:val="bullet"/>
+      <w:lvlText w:val=""/>
+      <w:lvlJc w:val="left"/>
+      <w:pPr>
+        <w:tabs>
+          <w:tab w:val="num" w:pos="2880"/>
+        </w:tabs>
+        <w:ind w:left="2880" w:hanging="360"/>
+      </w:pPr>
+      <w:rPr>
+        <w:rFonts w:ascii="Wingdings" w:hAnsi="Wingdings" w:hint="default"/>
+        <w:sz w:val="20"/>
+      </w:rPr>
+    </w:lvl>
+    <w:lvl w:ilvl="4" w:tentative="1">
+      <w:start w:val="1"/>
+      <w:numFmt w:val="bullet"/>
+      <w:lvlText w:val=""/>
+      <w:lvlJc w:val="left"/>
+      <w:pPr>
+        <w:tabs>
+          <w:tab w:val="num" w:pos="3600"/>
+        </w:tabs>
+        <w:ind w:left="3600" w:hanging="360"/>
+      </w:pPr>
+      <w:rPr>
+        <w:rFonts w:ascii="Wingdings" w:hAnsi="Wingdings" w:hint="default"/>
+        <w:sz w:val="20"/>
+      </w:rPr>
+    </w:lvl>
+    <w:lvl w:ilvl="5" w:tentative="1">
+      <w:start w:val="1"/>
+      <w:numFmt w:val="bullet"/>
+      <w:lvlText w:val=""/>
+      <w:lvlJc w:val="left"/>
+      <w:pPr>
+        <w:tabs>
+          <w:tab w:val="num" w:pos="4320"/>
+        </w:tabs>
+        <w:ind w:left="4320" w:hanging="360"/>
+      </w:pPr>
+      <w:rPr>
+        <w:rFonts w:ascii="Wingdings" w:hAnsi="Wingdings" w:hint="default"/>
+        <w:sz w:val="20"/>
+      </w:rPr>
+    </w:lvl>
+    <w:lvl w:ilvl="6" w:tentative="1">
+      <w:start w:val="1"/>
+      <w:numFmt w:val="bullet"/>
+      <w:lvlText w:val=""/>
+      <w:lvlJc w:val="left"/>
+      <w:pPr>
+        <w:tabs>
+          <w:tab w:val="num" w:pos="5040"/>
+        </w:tabs>
+        <w:ind w:left="5040" w:hanging="360"/>
+      </w:pPr>
+      <w:rPr>
+        <w:rFonts w:ascii="Wingdings" w:hAnsi="Wingdings" w:hint="default"/>
+        <w:sz w:val="20"/>
+      </w:rPr>
+    </w:lvl>
+    <w:lvl w:ilvl="7" w:tentative="1">
+      <w:start w:val="1"/>
+      <w:numFmt w:val="bullet"/>
+      <w:lvlText w:val=""/>
+      <w:lvlJc w:val="left"/>
+      <w:pPr>
+        <w:tabs>
+          <w:tab w:val="num" w:pos="5760"/>
+        </w:tabs>
+        <w:ind w:left="5760" w:hanging="360"/>
+      </w:pPr>
+      <w:rPr>
+        <w:rFonts w:ascii="Wingdings" w:hAnsi="Wingdings" w:hint="default"/>
+        <w:sz w:val="20"/>
+      </w:rPr>
+    </w:lvl>
+    <w:lvl w:ilvl="8" w:tentative="1">
+      <w:start w:val="1"/>
+      <w:numFmt w:val="bullet"/>
+      <w:lvlText w:val=""/>
+      <w:lvlJc w:val="left"/>
+      <w:pPr>
+        <w:tabs>
+          <w:tab w:val="num" w:pos="6480"/>
+        </w:tabs>
+        <w:ind w:left="6480" w:hanging="360"/>
+      </w:pPr>
+      <w:rPr>
+        <w:rFonts w:ascii="Wingdings" w:hAnsi="Wingdings" w:hint="default"/>
+        <w:sz w:val="20"/>
+      </w:rPr>
+    </w:lvl>
+  </w:abstractNum>
+  <w:abstractNum w:abstractNumId="16" w15:restartNumberingAfterBreak="0">
     <w:nsid w:val="0F0729E9"/>
     <w:multiLevelType w:val="multilevel"/>
     <w:tmpl w:val="177EA2AE"/>
@@ -11031,7 +13979,7 @@
       </w:rPr>
     </w:lvl>
   </w:abstractNum>
-  <w:abstractNum w:abstractNumId="15" w15:restartNumberingAfterBreak="0">
+  <w:abstractNum w:abstractNumId="17" w15:restartNumberingAfterBreak="0">
     <w:nsid w:val="0F2B115B"/>
     <w:multiLevelType w:val="multilevel"/>
     <w:tmpl w:val="0A3E64BA"/>
@@ -11180,7 +14128,7 @@
       </w:rPr>
     </w:lvl>
   </w:abstractNum>
-  <w:abstractNum w:abstractNumId="16" w15:restartNumberingAfterBreak="0">
+  <w:abstractNum w:abstractNumId="18" w15:restartNumberingAfterBreak="0">
     <w:nsid w:val="115C1D98"/>
     <w:multiLevelType w:val="multilevel"/>
     <w:tmpl w:val="EFDA3CD8"/>
@@ -11329,7 +14277,7 @@
       </w:rPr>
     </w:lvl>
   </w:abstractNum>
-  <w:abstractNum w:abstractNumId="17" w15:restartNumberingAfterBreak="0">
+  <w:abstractNum w:abstractNumId="19" w15:restartNumberingAfterBreak="0">
     <w:nsid w:val="12C36809"/>
     <w:multiLevelType w:val="multilevel"/>
     <w:tmpl w:val="CFD24A3E"/>
@@ -11478,7 +14426,7 @@
       </w:rPr>
     </w:lvl>
   </w:abstractNum>
-  <w:abstractNum w:abstractNumId="18" w15:restartNumberingAfterBreak="0">
+  <w:abstractNum w:abstractNumId="20" w15:restartNumberingAfterBreak="0">
     <w:nsid w:val="134448B1"/>
     <w:multiLevelType w:val="multilevel"/>
     <w:tmpl w:val="D5C6AF86"/>
@@ -11627,7 +14575,7 @@
       </w:rPr>
     </w:lvl>
   </w:abstractNum>
-  <w:abstractNum w:abstractNumId="19" w15:restartNumberingAfterBreak="0">
+  <w:abstractNum w:abstractNumId="21" w15:restartNumberingAfterBreak="0">
     <w:nsid w:val="134F6826"/>
     <w:multiLevelType w:val="multilevel"/>
     <w:tmpl w:val="887EF192"/>
@@ -11776,7 +14724,7 @@
       </w:rPr>
     </w:lvl>
   </w:abstractNum>
-  <w:abstractNum w:abstractNumId="20" w15:restartNumberingAfterBreak="0">
+  <w:abstractNum w:abstractNumId="22" w15:restartNumberingAfterBreak="0">
     <w:nsid w:val="135308CA"/>
     <w:multiLevelType w:val="multilevel"/>
     <w:tmpl w:val="AB76387E"/>
@@ -11925,7 +14873,7 @@
       </w:rPr>
     </w:lvl>
   </w:abstractNum>
-  <w:abstractNum w:abstractNumId="21" w15:restartNumberingAfterBreak="0">
+  <w:abstractNum w:abstractNumId="23" w15:restartNumberingAfterBreak="0">
     <w:nsid w:val="13D57CCD"/>
     <w:multiLevelType w:val="multilevel"/>
     <w:tmpl w:val="2A542452"/>
@@ -12074,7 +15022,7 @@
       </w:rPr>
     </w:lvl>
   </w:abstractNum>
-  <w:abstractNum w:abstractNumId="22" w15:restartNumberingAfterBreak="0">
+  <w:abstractNum w:abstractNumId="24" w15:restartNumberingAfterBreak="0">
     <w:nsid w:val="150B6A51"/>
     <w:multiLevelType w:val="multilevel"/>
     <w:tmpl w:val="F9EEEBDC"/>
@@ -12223,7 +15171,7 @@
       </w:rPr>
     </w:lvl>
   </w:abstractNum>
-  <w:abstractNum w:abstractNumId="23" w15:restartNumberingAfterBreak="0">
+  <w:abstractNum w:abstractNumId="25" w15:restartNumberingAfterBreak="0">
     <w:nsid w:val="15242FEC"/>
     <w:multiLevelType w:val="multilevel"/>
     <w:tmpl w:val="4B0450A0"/>
@@ -12372,7 +15320,7 @@
       </w:rPr>
     </w:lvl>
   </w:abstractNum>
-  <w:abstractNum w:abstractNumId="24" w15:restartNumberingAfterBreak="0">
+  <w:abstractNum w:abstractNumId="26" w15:restartNumberingAfterBreak="0">
     <w:nsid w:val="15604209"/>
     <w:multiLevelType w:val="multilevel"/>
     <w:tmpl w:val="08C2607C"/>
@@ -12521,7 +15469,7 @@
       </w:rPr>
     </w:lvl>
   </w:abstractNum>
-  <w:abstractNum w:abstractNumId="25" w15:restartNumberingAfterBreak="0">
+  <w:abstractNum w:abstractNumId="27" w15:restartNumberingAfterBreak="0">
     <w:nsid w:val="162F4D5D"/>
     <w:multiLevelType w:val="multilevel"/>
     <w:tmpl w:val="82AEC772"/>
@@ -12670,7 +15618,7 @@
       </w:rPr>
     </w:lvl>
   </w:abstractNum>
-  <w:abstractNum w:abstractNumId="26" w15:restartNumberingAfterBreak="0">
+  <w:abstractNum w:abstractNumId="28" w15:restartNumberingAfterBreak="0">
     <w:nsid w:val="172D5DF6"/>
     <w:multiLevelType w:val="multilevel"/>
     <w:tmpl w:val="D78E0870"/>
@@ -12819,7 +15767,7 @@
       </w:rPr>
     </w:lvl>
   </w:abstractNum>
-  <w:abstractNum w:abstractNumId="27" w15:restartNumberingAfterBreak="0">
+  <w:abstractNum w:abstractNumId="29" w15:restartNumberingAfterBreak="0">
     <w:nsid w:val="188726DF"/>
     <w:multiLevelType w:val="multilevel"/>
     <w:tmpl w:val="D09EED5E"/>
@@ -12968,7 +15916,156 @@
       </w:rPr>
     </w:lvl>
   </w:abstractNum>
-  <w:abstractNum w:abstractNumId="28" w15:restartNumberingAfterBreak="0">
+  <w:abstractNum w:abstractNumId="30" w15:restartNumberingAfterBreak="0">
+    <w:nsid w:val="18AE002C"/>
+    <w:multiLevelType w:val="multilevel"/>
+    <w:tmpl w:val="7616B486"/>
+    <w:lvl w:ilvl="0">
+      <w:start w:val="1"/>
+      <w:numFmt w:val="bullet"/>
+      <w:lvlText w:val=""/>
+      <w:lvlJc w:val="left"/>
+      <w:pPr>
+        <w:tabs>
+          <w:tab w:val="num" w:pos="720"/>
+        </w:tabs>
+        <w:ind w:left="720" w:hanging="360"/>
+      </w:pPr>
+      <w:rPr>
+        <w:rFonts w:ascii="Symbol" w:hAnsi="Symbol" w:hint="default"/>
+        <w:sz w:val="20"/>
+      </w:rPr>
+    </w:lvl>
+    <w:lvl w:ilvl="1" w:tentative="1">
+      <w:start w:val="1"/>
+      <w:numFmt w:val="bullet"/>
+      <w:lvlText w:val="o"/>
+      <w:lvlJc w:val="left"/>
+      <w:pPr>
+        <w:tabs>
+          <w:tab w:val="num" w:pos="1440"/>
+        </w:tabs>
+        <w:ind w:left="1440" w:hanging="360"/>
+      </w:pPr>
+      <w:rPr>
+        <w:rFonts w:ascii="Courier New" w:hAnsi="Courier New" w:hint="default"/>
+        <w:sz w:val="20"/>
+      </w:rPr>
+    </w:lvl>
+    <w:lvl w:ilvl="2" w:tentative="1">
+      <w:start w:val="1"/>
+      <w:numFmt w:val="bullet"/>
+      <w:lvlText w:val=""/>
+      <w:lvlJc w:val="left"/>
+      <w:pPr>
+        <w:tabs>
+          <w:tab w:val="num" w:pos="2160"/>
+        </w:tabs>
+        <w:ind w:left="2160" w:hanging="360"/>
+      </w:pPr>
+      <w:rPr>
+        <w:rFonts w:ascii="Wingdings" w:hAnsi="Wingdings" w:hint="default"/>
+        <w:sz w:val="20"/>
+      </w:rPr>
+    </w:lvl>
+    <w:lvl w:ilvl="3" w:tentative="1">
+      <w:start w:val="1"/>
+      <w:numFmt w:val="bullet"/>
+      <w:lvlText w:val=""/>
+      <w:lvlJc w:val="left"/>
+      <w:pPr>
+        <w:tabs>
+          <w:tab w:val="num" w:pos="2880"/>
+        </w:tabs>
+        <w:ind w:left="2880" w:hanging="360"/>
+      </w:pPr>
+      <w:rPr>
+        <w:rFonts w:ascii="Wingdings" w:hAnsi="Wingdings" w:hint="default"/>
+        <w:sz w:val="20"/>
+      </w:rPr>
+    </w:lvl>
+    <w:lvl w:ilvl="4" w:tentative="1">
+      <w:start w:val="1"/>
+      <w:numFmt w:val="bullet"/>
+      <w:lvlText w:val=""/>
+      <w:lvlJc w:val="left"/>
+      <w:pPr>
+        <w:tabs>
+          <w:tab w:val="num" w:pos="3600"/>
+        </w:tabs>
+        <w:ind w:left="3600" w:hanging="360"/>
+      </w:pPr>
+      <w:rPr>
+        <w:rFonts w:ascii="Wingdings" w:hAnsi="Wingdings" w:hint="default"/>
+        <w:sz w:val="20"/>
+      </w:rPr>
+    </w:lvl>
+    <w:lvl w:ilvl="5" w:tentative="1">
+      <w:start w:val="1"/>
+      <w:numFmt w:val="bullet"/>
+      <w:lvlText w:val=""/>
+      <w:lvlJc w:val="left"/>
+      <w:pPr>
+        <w:tabs>
+          <w:tab w:val="num" w:pos="4320"/>
+        </w:tabs>
+        <w:ind w:left="4320" w:hanging="360"/>
+      </w:pPr>
+      <w:rPr>
+        <w:rFonts w:ascii="Wingdings" w:hAnsi="Wingdings" w:hint="default"/>
+        <w:sz w:val="20"/>
+      </w:rPr>
+    </w:lvl>
+    <w:lvl w:ilvl="6" w:tentative="1">
+      <w:start w:val="1"/>
+      <w:numFmt w:val="bullet"/>
+      <w:lvlText w:val=""/>
+      <w:lvlJc w:val="left"/>
+      <w:pPr>
+        <w:tabs>
+          <w:tab w:val="num" w:pos="5040"/>
+        </w:tabs>
+        <w:ind w:left="5040" w:hanging="360"/>
+      </w:pPr>
+      <w:rPr>
+        <w:rFonts w:ascii="Wingdings" w:hAnsi="Wingdings" w:hint="default"/>
+        <w:sz w:val="20"/>
+      </w:rPr>
+    </w:lvl>
+    <w:lvl w:ilvl="7" w:tentative="1">
+      <w:start w:val="1"/>
+      <w:numFmt w:val="bullet"/>
+      <w:lvlText w:val=""/>
+      <w:lvlJc w:val="left"/>
+      <w:pPr>
+        <w:tabs>
+          <w:tab w:val="num" w:pos="5760"/>
+        </w:tabs>
+        <w:ind w:left="5760" w:hanging="360"/>
+      </w:pPr>
+      <w:rPr>
+        <w:rFonts w:ascii="Wingdings" w:hAnsi="Wingdings" w:hint="default"/>
+        <w:sz w:val="20"/>
+      </w:rPr>
+    </w:lvl>
+    <w:lvl w:ilvl="8" w:tentative="1">
+      <w:start w:val="1"/>
+      <w:numFmt w:val="bullet"/>
+      <w:lvlText w:val=""/>
+      <w:lvlJc w:val="left"/>
+      <w:pPr>
+        <w:tabs>
+          <w:tab w:val="num" w:pos="6480"/>
+        </w:tabs>
+        <w:ind w:left="6480" w:hanging="360"/>
+      </w:pPr>
+      <w:rPr>
+        <w:rFonts w:ascii="Wingdings" w:hAnsi="Wingdings" w:hint="default"/>
+        <w:sz w:val="20"/>
+      </w:rPr>
+    </w:lvl>
+  </w:abstractNum>
+  <w:abstractNum w:abstractNumId="31" w15:restartNumberingAfterBreak="0">
     <w:nsid w:val="1996339A"/>
     <w:multiLevelType w:val="multilevel"/>
     <w:tmpl w:val="B18AAB38"/>
@@ -13117,7 +16214,7 @@
       </w:rPr>
     </w:lvl>
   </w:abstractNum>
-  <w:abstractNum w:abstractNumId="29" w15:restartNumberingAfterBreak="0">
+  <w:abstractNum w:abstractNumId="32" w15:restartNumberingAfterBreak="0">
     <w:nsid w:val="19E8006D"/>
     <w:multiLevelType w:val="multilevel"/>
     <w:tmpl w:val="FE64DA60"/>
@@ -13266,7 +16363,7 @@
       </w:rPr>
     </w:lvl>
   </w:abstractNum>
-  <w:abstractNum w:abstractNumId="30" w15:restartNumberingAfterBreak="0">
+  <w:abstractNum w:abstractNumId="33" w15:restartNumberingAfterBreak="0">
     <w:nsid w:val="1A001C3C"/>
     <w:multiLevelType w:val="multilevel"/>
     <w:tmpl w:val="E17E4D3C"/>
@@ -13415,7 +16512,7 @@
       </w:rPr>
     </w:lvl>
   </w:abstractNum>
-  <w:abstractNum w:abstractNumId="31" w15:restartNumberingAfterBreak="0">
+  <w:abstractNum w:abstractNumId="34" w15:restartNumberingAfterBreak="0">
     <w:nsid w:val="1BA36955"/>
     <w:multiLevelType w:val="multilevel"/>
     <w:tmpl w:val="64EE6C40"/>
@@ -13564,7 +16661,7 @@
       </w:rPr>
     </w:lvl>
   </w:abstractNum>
-  <w:abstractNum w:abstractNumId="32" w15:restartNumberingAfterBreak="0">
+  <w:abstractNum w:abstractNumId="35" w15:restartNumberingAfterBreak="0">
     <w:nsid w:val="1CE12892"/>
     <w:multiLevelType w:val="multilevel"/>
     <w:tmpl w:val="5F500552"/>
@@ -13713,7 +16810,7 @@
       </w:rPr>
     </w:lvl>
   </w:abstractNum>
-  <w:abstractNum w:abstractNumId="33" w15:restartNumberingAfterBreak="0">
+  <w:abstractNum w:abstractNumId="36" w15:restartNumberingAfterBreak="0">
     <w:nsid w:val="1D626BCA"/>
     <w:multiLevelType w:val="multilevel"/>
     <w:tmpl w:val="CEB21060"/>
@@ -13862,7 +16959,7 @@
       </w:rPr>
     </w:lvl>
   </w:abstractNum>
-  <w:abstractNum w:abstractNumId="34" w15:restartNumberingAfterBreak="0">
+  <w:abstractNum w:abstractNumId="37" w15:restartNumberingAfterBreak="0">
     <w:nsid w:val="205D375D"/>
     <w:multiLevelType w:val="multilevel"/>
     <w:tmpl w:val="492443B4"/>
@@ -14011,7 +17108,7 @@
       </w:rPr>
     </w:lvl>
   </w:abstractNum>
-  <w:abstractNum w:abstractNumId="35" w15:restartNumberingAfterBreak="0">
+  <w:abstractNum w:abstractNumId="38" w15:restartNumberingAfterBreak="0">
     <w:nsid w:val="20E7692C"/>
     <w:multiLevelType w:val="multilevel"/>
     <w:tmpl w:val="05CCA33E"/>
@@ -14160,7 +17257,7 @@
       </w:rPr>
     </w:lvl>
   </w:abstractNum>
-  <w:abstractNum w:abstractNumId="36" w15:restartNumberingAfterBreak="0">
+  <w:abstractNum w:abstractNumId="39" w15:restartNumberingAfterBreak="0">
     <w:nsid w:val="210447F9"/>
     <w:multiLevelType w:val="multilevel"/>
     <w:tmpl w:val="A8DEC34A"/>
@@ -14309,7 +17406,7 @@
       </w:rPr>
     </w:lvl>
   </w:abstractNum>
-  <w:abstractNum w:abstractNumId="37" w15:restartNumberingAfterBreak="0">
+  <w:abstractNum w:abstractNumId="40" w15:restartNumberingAfterBreak="0">
     <w:nsid w:val="22F3040B"/>
     <w:multiLevelType w:val="multilevel"/>
     <w:tmpl w:val="948E73C0"/>
@@ -14458,7 +17555,7 @@
       </w:rPr>
     </w:lvl>
   </w:abstractNum>
-  <w:abstractNum w:abstractNumId="38" w15:restartNumberingAfterBreak="0">
+  <w:abstractNum w:abstractNumId="41" w15:restartNumberingAfterBreak="0">
     <w:nsid w:val="234E260B"/>
     <w:multiLevelType w:val="multilevel"/>
     <w:tmpl w:val="67A6CA1E"/>
@@ -14607,7 +17704,7 @@
       </w:rPr>
     </w:lvl>
   </w:abstractNum>
-  <w:abstractNum w:abstractNumId="39" w15:restartNumberingAfterBreak="0">
+  <w:abstractNum w:abstractNumId="42" w15:restartNumberingAfterBreak="0">
     <w:nsid w:val="24423DAC"/>
     <w:multiLevelType w:val="multilevel"/>
     <w:tmpl w:val="809A16FE"/>
@@ -14756,7 +17853,156 @@
       </w:rPr>
     </w:lvl>
   </w:abstractNum>
-  <w:abstractNum w:abstractNumId="40" w15:restartNumberingAfterBreak="0">
+  <w:abstractNum w:abstractNumId="43" w15:restartNumberingAfterBreak="0">
+    <w:nsid w:val="251971FD"/>
+    <w:multiLevelType w:val="multilevel"/>
+    <w:tmpl w:val="B1EE92A8"/>
+    <w:lvl w:ilvl="0">
+      <w:start w:val="1"/>
+      <w:numFmt w:val="bullet"/>
+      <w:lvlText w:val=""/>
+      <w:lvlJc w:val="left"/>
+      <w:pPr>
+        <w:tabs>
+          <w:tab w:val="num" w:pos="720"/>
+        </w:tabs>
+        <w:ind w:left="720" w:hanging="360"/>
+      </w:pPr>
+      <w:rPr>
+        <w:rFonts w:ascii="Symbol" w:hAnsi="Symbol" w:hint="default"/>
+        <w:sz w:val="20"/>
+      </w:rPr>
+    </w:lvl>
+    <w:lvl w:ilvl="1" w:tentative="1">
+      <w:start w:val="1"/>
+      <w:numFmt w:val="bullet"/>
+      <w:lvlText w:val="o"/>
+      <w:lvlJc w:val="left"/>
+      <w:pPr>
+        <w:tabs>
+          <w:tab w:val="num" w:pos="1440"/>
+        </w:tabs>
+        <w:ind w:left="1440" w:hanging="360"/>
+      </w:pPr>
+      <w:rPr>
+        <w:rFonts w:ascii="Courier New" w:hAnsi="Courier New" w:hint="default"/>
+        <w:sz w:val="20"/>
+      </w:rPr>
+    </w:lvl>
+    <w:lvl w:ilvl="2" w:tentative="1">
+      <w:start w:val="1"/>
+      <w:numFmt w:val="bullet"/>
+      <w:lvlText w:val=""/>
+      <w:lvlJc w:val="left"/>
+      <w:pPr>
+        <w:tabs>
+          <w:tab w:val="num" w:pos="2160"/>
+        </w:tabs>
+        <w:ind w:left="2160" w:hanging="360"/>
+      </w:pPr>
+      <w:rPr>
+        <w:rFonts w:ascii="Wingdings" w:hAnsi="Wingdings" w:hint="default"/>
+        <w:sz w:val="20"/>
+      </w:rPr>
+    </w:lvl>
+    <w:lvl w:ilvl="3" w:tentative="1">
+      <w:start w:val="1"/>
+      <w:numFmt w:val="bullet"/>
+      <w:lvlText w:val=""/>
+      <w:lvlJc w:val="left"/>
+      <w:pPr>
+        <w:tabs>
+          <w:tab w:val="num" w:pos="2880"/>
+        </w:tabs>
+        <w:ind w:left="2880" w:hanging="360"/>
+      </w:pPr>
+      <w:rPr>
+        <w:rFonts w:ascii="Wingdings" w:hAnsi="Wingdings" w:hint="default"/>
+        <w:sz w:val="20"/>
+      </w:rPr>
+    </w:lvl>
+    <w:lvl w:ilvl="4" w:tentative="1">
+      <w:start w:val="1"/>
+      <w:numFmt w:val="bullet"/>
+      <w:lvlText w:val=""/>
+      <w:lvlJc w:val="left"/>
+      <w:pPr>
+        <w:tabs>
+          <w:tab w:val="num" w:pos="3600"/>
+        </w:tabs>
+        <w:ind w:left="3600" w:hanging="360"/>
+      </w:pPr>
+      <w:rPr>
+        <w:rFonts w:ascii="Wingdings" w:hAnsi="Wingdings" w:hint="default"/>
+        <w:sz w:val="20"/>
+      </w:rPr>
+    </w:lvl>
+    <w:lvl w:ilvl="5" w:tentative="1">
+      <w:start w:val="1"/>
+      <w:numFmt w:val="bullet"/>
+      <w:lvlText w:val=""/>
+      <w:lvlJc w:val="left"/>
+      <w:pPr>
+        <w:tabs>
+          <w:tab w:val="num" w:pos="4320"/>
+        </w:tabs>
+        <w:ind w:left="4320" w:hanging="360"/>
+      </w:pPr>
+      <w:rPr>
+        <w:rFonts w:ascii="Wingdings" w:hAnsi="Wingdings" w:hint="default"/>
+        <w:sz w:val="20"/>
+      </w:rPr>
+    </w:lvl>
+    <w:lvl w:ilvl="6" w:tentative="1">
+      <w:start w:val="1"/>
+      <w:numFmt w:val="bullet"/>
+      <w:lvlText w:val=""/>
+      <w:lvlJc w:val="left"/>
+      <w:pPr>
+        <w:tabs>
+          <w:tab w:val="num" w:pos="5040"/>
+        </w:tabs>
+        <w:ind w:left="5040" w:hanging="360"/>
+      </w:pPr>
+      <w:rPr>
+        <w:rFonts w:ascii="Wingdings" w:hAnsi="Wingdings" w:hint="default"/>
+        <w:sz w:val="20"/>
+      </w:rPr>
+    </w:lvl>
+    <w:lvl w:ilvl="7" w:tentative="1">
+      <w:start w:val="1"/>
+      <w:numFmt w:val="bullet"/>
+      <w:lvlText w:val=""/>
+      <w:lvlJc w:val="left"/>
+      <w:pPr>
+        <w:tabs>
+          <w:tab w:val="num" w:pos="5760"/>
+        </w:tabs>
+        <w:ind w:left="5760" w:hanging="360"/>
+      </w:pPr>
+      <w:rPr>
+        <w:rFonts w:ascii="Wingdings" w:hAnsi="Wingdings" w:hint="default"/>
+        <w:sz w:val="20"/>
+      </w:rPr>
+    </w:lvl>
+    <w:lvl w:ilvl="8" w:tentative="1">
+      <w:start w:val="1"/>
+      <w:numFmt w:val="bullet"/>
+      <w:lvlText w:val=""/>
+      <w:lvlJc w:val="left"/>
+      <w:pPr>
+        <w:tabs>
+          <w:tab w:val="num" w:pos="6480"/>
+        </w:tabs>
+        <w:ind w:left="6480" w:hanging="360"/>
+      </w:pPr>
+      <w:rPr>
+        <w:rFonts w:ascii="Wingdings" w:hAnsi="Wingdings" w:hint="default"/>
+        <w:sz w:val="20"/>
+      </w:rPr>
+    </w:lvl>
+  </w:abstractNum>
+  <w:abstractNum w:abstractNumId="44" w15:restartNumberingAfterBreak="0">
     <w:nsid w:val="26F54638"/>
     <w:multiLevelType w:val="multilevel"/>
     <w:tmpl w:val="0C7C7572"/>
@@ -14905,7 +18151,7 @@
       </w:rPr>
     </w:lvl>
   </w:abstractNum>
-  <w:abstractNum w:abstractNumId="41" w15:restartNumberingAfterBreak="0">
+  <w:abstractNum w:abstractNumId="45" w15:restartNumberingAfterBreak="0">
     <w:nsid w:val="28DC3B3B"/>
     <w:multiLevelType w:val="multilevel"/>
     <w:tmpl w:val="2376CF94"/>
@@ -15054,7 +18300,156 @@
       </w:rPr>
     </w:lvl>
   </w:abstractNum>
-  <w:abstractNum w:abstractNumId="42" w15:restartNumberingAfterBreak="0">
+  <w:abstractNum w:abstractNumId="46" w15:restartNumberingAfterBreak="0">
+    <w:nsid w:val="2A8F60BE"/>
+    <w:multiLevelType w:val="multilevel"/>
+    <w:tmpl w:val="25A80156"/>
+    <w:lvl w:ilvl="0">
+      <w:start w:val="1"/>
+      <w:numFmt w:val="bullet"/>
+      <w:lvlText w:val=""/>
+      <w:lvlJc w:val="left"/>
+      <w:pPr>
+        <w:tabs>
+          <w:tab w:val="num" w:pos="720"/>
+        </w:tabs>
+        <w:ind w:left="720" w:hanging="360"/>
+      </w:pPr>
+      <w:rPr>
+        <w:rFonts w:ascii="Symbol" w:hAnsi="Symbol" w:hint="default"/>
+        <w:sz w:val="20"/>
+      </w:rPr>
+    </w:lvl>
+    <w:lvl w:ilvl="1" w:tentative="1">
+      <w:start w:val="1"/>
+      <w:numFmt w:val="bullet"/>
+      <w:lvlText w:val="o"/>
+      <w:lvlJc w:val="left"/>
+      <w:pPr>
+        <w:tabs>
+          <w:tab w:val="num" w:pos="1440"/>
+        </w:tabs>
+        <w:ind w:left="1440" w:hanging="360"/>
+      </w:pPr>
+      <w:rPr>
+        <w:rFonts w:ascii="Courier New" w:hAnsi="Courier New" w:hint="default"/>
+        <w:sz w:val="20"/>
+      </w:rPr>
+    </w:lvl>
+    <w:lvl w:ilvl="2" w:tentative="1">
+      <w:start w:val="1"/>
+      <w:numFmt w:val="bullet"/>
+      <w:lvlText w:val=""/>
+      <w:lvlJc w:val="left"/>
+      <w:pPr>
+        <w:tabs>
+          <w:tab w:val="num" w:pos="2160"/>
+        </w:tabs>
+        <w:ind w:left="2160" w:hanging="360"/>
+      </w:pPr>
+      <w:rPr>
+        <w:rFonts w:ascii="Wingdings" w:hAnsi="Wingdings" w:hint="default"/>
+        <w:sz w:val="20"/>
+      </w:rPr>
+    </w:lvl>
+    <w:lvl w:ilvl="3" w:tentative="1">
+      <w:start w:val="1"/>
+      <w:numFmt w:val="bullet"/>
+      <w:lvlText w:val=""/>
+      <w:lvlJc w:val="left"/>
+      <w:pPr>
+        <w:tabs>
+          <w:tab w:val="num" w:pos="2880"/>
+        </w:tabs>
+        <w:ind w:left="2880" w:hanging="360"/>
+      </w:pPr>
+      <w:rPr>
+        <w:rFonts w:ascii="Wingdings" w:hAnsi="Wingdings" w:hint="default"/>
+        <w:sz w:val="20"/>
+      </w:rPr>
+    </w:lvl>
+    <w:lvl w:ilvl="4" w:tentative="1">
+      <w:start w:val="1"/>
+      <w:numFmt w:val="bullet"/>
+      <w:lvlText w:val=""/>
+      <w:lvlJc w:val="left"/>
+      <w:pPr>
+        <w:tabs>
+          <w:tab w:val="num" w:pos="3600"/>
+        </w:tabs>
+        <w:ind w:left="3600" w:hanging="360"/>
+      </w:pPr>
+      <w:rPr>
+        <w:rFonts w:ascii="Wingdings" w:hAnsi="Wingdings" w:hint="default"/>
+        <w:sz w:val="20"/>
+      </w:rPr>
+    </w:lvl>
+    <w:lvl w:ilvl="5" w:tentative="1">
+      <w:start w:val="1"/>
+      <w:numFmt w:val="bullet"/>
+      <w:lvlText w:val=""/>
+      <w:lvlJc w:val="left"/>
+      <w:pPr>
+        <w:tabs>
+          <w:tab w:val="num" w:pos="4320"/>
+        </w:tabs>
+        <w:ind w:left="4320" w:hanging="360"/>
+      </w:pPr>
+      <w:rPr>
+        <w:rFonts w:ascii="Wingdings" w:hAnsi="Wingdings" w:hint="default"/>
+        <w:sz w:val="20"/>
+      </w:rPr>
+    </w:lvl>
+    <w:lvl w:ilvl="6" w:tentative="1">
+      <w:start w:val="1"/>
+      <w:numFmt w:val="bullet"/>
+      <w:lvlText w:val=""/>
+      <w:lvlJc w:val="left"/>
+      <w:pPr>
+        <w:tabs>
+          <w:tab w:val="num" w:pos="5040"/>
+        </w:tabs>
+        <w:ind w:left="5040" w:hanging="360"/>
+      </w:pPr>
+      <w:rPr>
+        <w:rFonts w:ascii="Wingdings" w:hAnsi="Wingdings" w:hint="default"/>
+        <w:sz w:val="20"/>
+      </w:rPr>
+    </w:lvl>
+    <w:lvl w:ilvl="7" w:tentative="1">
+      <w:start w:val="1"/>
+      <w:numFmt w:val="bullet"/>
+      <w:lvlText w:val=""/>
+      <w:lvlJc w:val="left"/>
+      <w:pPr>
+        <w:tabs>
+          <w:tab w:val="num" w:pos="5760"/>
+        </w:tabs>
+        <w:ind w:left="5760" w:hanging="360"/>
+      </w:pPr>
+      <w:rPr>
+        <w:rFonts w:ascii="Wingdings" w:hAnsi="Wingdings" w:hint="default"/>
+        <w:sz w:val="20"/>
+      </w:rPr>
+    </w:lvl>
+    <w:lvl w:ilvl="8" w:tentative="1">
+      <w:start w:val="1"/>
+      <w:numFmt w:val="bullet"/>
+      <w:lvlText w:val=""/>
+      <w:lvlJc w:val="left"/>
+      <w:pPr>
+        <w:tabs>
+          <w:tab w:val="num" w:pos="6480"/>
+        </w:tabs>
+        <w:ind w:left="6480" w:hanging="360"/>
+      </w:pPr>
+      <w:rPr>
+        <w:rFonts w:ascii="Wingdings" w:hAnsi="Wingdings" w:hint="default"/>
+        <w:sz w:val="20"/>
+      </w:rPr>
+    </w:lvl>
+  </w:abstractNum>
+  <w:abstractNum w:abstractNumId="47" w15:restartNumberingAfterBreak="0">
     <w:nsid w:val="2B354E95"/>
     <w:multiLevelType w:val="multilevel"/>
     <w:tmpl w:val="D0865348"/>
@@ -15203,7 +18598,7 @@
       </w:rPr>
     </w:lvl>
   </w:abstractNum>
-  <w:abstractNum w:abstractNumId="43" w15:restartNumberingAfterBreak="0">
+  <w:abstractNum w:abstractNumId="48" w15:restartNumberingAfterBreak="0">
     <w:nsid w:val="2B947C97"/>
     <w:multiLevelType w:val="multilevel"/>
     <w:tmpl w:val="E25A4C5E"/>
@@ -15352,7 +18747,7 @@
       </w:rPr>
     </w:lvl>
   </w:abstractNum>
-  <w:abstractNum w:abstractNumId="44" w15:restartNumberingAfterBreak="0">
+  <w:abstractNum w:abstractNumId="49" w15:restartNumberingAfterBreak="0">
     <w:nsid w:val="2C334F41"/>
     <w:multiLevelType w:val="multilevel"/>
     <w:tmpl w:val="57DCEB5E"/>
@@ -15501,7 +18896,7 @@
       </w:rPr>
     </w:lvl>
   </w:abstractNum>
-  <w:abstractNum w:abstractNumId="45" w15:restartNumberingAfterBreak="0">
+  <w:abstractNum w:abstractNumId="50" w15:restartNumberingAfterBreak="0">
     <w:nsid w:val="2D623D36"/>
     <w:multiLevelType w:val="multilevel"/>
     <w:tmpl w:val="F2BCCFE6"/>
@@ -15650,7 +19045,7 @@
       </w:rPr>
     </w:lvl>
   </w:abstractNum>
-  <w:abstractNum w:abstractNumId="46" w15:restartNumberingAfterBreak="0">
+  <w:abstractNum w:abstractNumId="51" w15:restartNumberingAfterBreak="0">
     <w:nsid w:val="2DAE1A4F"/>
     <w:multiLevelType w:val="multilevel"/>
     <w:tmpl w:val="F5BCDFA4"/>
@@ -15799,7 +19194,7 @@
       </w:rPr>
     </w:lvl>
   </w:abstractNum>
-  <w:abstractNum w:abstractNumId="47" w15:restartNumberingAfterBreak="0">
+  <w:abstractNum w:abstractNumId="52" w15:restartNumberingAfterBreak="0">
     <w:nsid w:val="2E4E3025"/>
     <w:multiLevelType w:val="multilevel"/>
     <w:tmpl w:val="8F3C8F82"/>
@@ -15948,7 +19343,7 @@
       </w:rPr>
     </w:lvl>
   </w:abstractNum>
-  <w:abstractNum w:abstractNumId="48" w15:restartNumberingAfterBreak="0">
+  <w:abstractNum w:abstractNumId="53" w15:restartNumberingAfterBreak="0">
     <w:nsid w:val="2EFD531E"/>
     <w:multiLevelType w:val="multilevel"/>
     <w:tmpl w:val="D426654E"/>
@@ -16097,7 +19492,7 @@
       </w:rPr>
     </w:lvl>
   </w:abstractNum>
-  <w:abstractNum w:abstractNumId="49" w15:restartNumberingAfterBreak="0">
+  <w:abstractNum w:abstractNumId="54" w15:restartNumberingAfterBreak="0">
     <w:nsid w:val="2F4D5BBF"/>
     <w:multiLevelType w:val="multilevel"/>
     <w:tmpl w:val="F3D84B22"/>
@@ -16246,7 +19641,7 @@
       </w:rPr>
     </w:lvl>
   </w:abstractNum>
-  <w:abstractNum w:abstractNumId="50" w15:restartNumberingAfterBreak="0">
+  <w:abstractNum w:abstractNumId="55" w15:restartNumberingAfterBreak="0">
     <w:nsid w:val="30F1495B"/>
     <w:multiLevelType w:val="multilevel"/>
     <w:tmpl w:val="B92EB8F6"/>
@@ -16395,7 +19790,156 @@
       </w:rPr>
     </w:lvl>
   </w:abstractNum>
-  <w:abstractNum w:abstractNumId="51" w15:restartNumberingAfterBreak="0">
+  <w:abstractNum w:abstractNumId="56" w15:restartNumberingAfterBreak="0">
+    <w:nsid w:val="31067AF2"/>
+    <w:multiLevelType w:val="multilevel"/>
+    <w:tmpl w:val="F33A97B8"/>
+    <w:lvl w:ilvl="0">
+      <w:start w:val="1"/>
+      <w:numFmt w:val="bullet"/>
+      <w:lvlText w:val=""/>
+      <w:lvlJc w:val="left"/>
+      <w:pPr>
+        <w:tabs>
+          <w:tab w:val="num" w:pos="720"/>
+        </w:tabs>
+        <w:ind w:left="720" w:hanging="360"/>
+      </w:pPr>
+      <w:rPr>
+        <w:rFonts w:ascii="Symbol" w:hAnsi="Symbol" w:hint="default"/>
+        <w:sz w:val="20"/>
+      </w:rPr>
+    </w:lvl>
+    <w:lvl w:ilvl="1">
+      <w:start w:val="1"/>
+      <w:numFmt w:val="bullet"/>
+      <w:lvlText w:val="o"/>
+      <w:lvlJc w:val="left"/>
+      <w:pPr>
+        <w:tabs>
+          <w:tab w:val="num" w:pos="1440"/>
+        </w:tabs>
+        <w:ind w:left="1440" w:hanging="360"/>
+      </w:pPr>
+      <w:rPr>
+        <w:rFonts w:ascii="Courier New" w:hAnsi="Courier New" w:hint="default"/>
+        <w:sz w:val="20"/>
+      </w:rPr>
+    </w:lvl>
+    <w:lvl w:ilvl="2" w:tentative="1">
+      <w:start w:val="1"/>
+      <w:numFmt w:val="bullet"/>
+      <w:lvlText w:val=""/>
+      <w:lvlJc w:val="left"/>
+      <w:pPr>
+        <w:tabs>
+          <w:tab w:val="num" w:pos="2160"/>
+        </w:tabs>
+        <w:ind w:left="2160" w:hanging="360"/>
+      </w:pPr>
+      <w:rPr>
+        <w:rFonts w:ascii="Wingdings" w:hAnsi="Wingdings" w:hint="default"/>
+        <w:sz w:val="20"/>
+      </w:rPr>
+    </w:lvl>
+    <w:lvl w:ilvl="3" w:tentative="1">
+      <w:start w:val="1"/>
+      <w:numFmt w:val="bullet"/>
+      <w:lvlText w:val=""/>
+      <w:lvlJc w:val="left"/>
+      <w:pPr>
+        <w:tabs>
+          <w:tab w:val="num" w:pos="2880"/>
+        </w:tabs>
+        <w:ind w:left="2880" w:hanging="360"/>
+      </w:pPr>
+      <w:rPr>
+        <w:rFonts w:ascii="Wingdings" w:hAnsi="Wingdings" w:hint="default"/>
+        <w:sz w:val="20"/>
+      </w:rPr>
+    </w:lvl>
+    <w:lvl w:ilvl="4" w:tentative="1">
+      <w:start w:val="1"/>
+      <w:numFmt w:val="bullet"/>
+      <w:lvlText w:val=""/>
+      <w:lvlJc w:val="left"/>
+      <w:pPr>
+        <w:tabs>
+          <w:tab w:val="num" w:pos="3600"/>
+        </w:tabs>
+        <w:ind w:left="3600" w:hanging="360"/>
+      </w:pPr>
+      <w:rPr>
+        <w:rFonts w:ascii="Wingdings" w:hAnsi="Wingdings" w:hint="default"/>
+        <w:sz w:val="20"/>
+      </w:rPr>
+    </w:lvl>
+    <w:lvl w:ilvl="5" w:tentative="1">
+      <w:start w:val="1"/>
+      <w:numFmt w:val="bullet"/>
+      <w:lvlText w:val=""/>
+      <w:lvlJc w:val="left"/>
+      <w:pPr>
+        <w:tabs>
+          <w:tab w:val="num" w:pos="4320"/>
+        </w:tabs>
+        <w:ind w:left="4320" w:hanging="360"/>
+      </w:pPr>
+      <w:rPr>
+        <w:rFonts w:ascii="Wingdings" w:hAnsi="Wingdings" w:hint="default"/>
+        <w:sz w:val="20"/>
+      </w:rPr>
+    </w:lvl>
+    <w:lvl w:ilvl="6" w:tentative="1">
+      <w:start w:val="1"/>
+      <w:numFmt w:val="bullet"/>
+      <w:lvlText w:val=""/>
+      <w:lvlJc w:val="left"/>
+      <w:pPr>
+        <w:tabs>
+          <w:tab w:val="num" w:pos="5040"/>
+        </w:tabs>
+        <w:ind w:left="5040" w:hanging="360"/>
+      </w:pPr>
+      <w:rPr>
+        <w:rFonts w:ascii="Wingdings" w:hAnsi="Wingdings" w:hint="default"/>
+        <w:sz w:val="20"/>
+      </w:rPr>
+    </w:lvl>
+    <w:lvl w:ilvl="7" w:tentative="1">
+      <w:start w:val="1"/>
+      <w:numFmt w:val="bullet"/>
+      <w:lvlText w:val=""/>
+      <w:lvlJc w:val="left"/>
+      <w:pPr>
+        <w:tabs>
+          <w:tab w:val="num" w:pos="5760"/>
+        </w:tabs>
+        <w:ind w:left="5760" w:hanging="360"/>
+      </w:pPr>
+      <w:rPr>
+        <w:rFonts w:ascii="Wingdings" w:hAnsi="Wingdings" w:hint="default"/>
+        <w:sz w:val="20"/>
+      </w:rPr>
+    </w:lvl>
+    <w:lvl w:ilvl="8" w:tentative="1">
+      <w:start w:val="1"/>
+      <w:numFmt w:val="bullet"/>
+      <w:lvlText w:val=""/>
+      <w:lvlJc w:val="left"/>
+      <w:pPr>
+        <w:tabs>
+          <w:tab w:val="num" w:pos="6480"/>
+        </w:tabs>
+        <w:ind w:left="6480" w:hanging="360"/>
+      </w:pPr>
+      <w:rPr>
+        <w:rFonts w:ascii="Wingdings" w:hAnsi="Wingdings" w:hint="default"/>
+        <w:sz w:val="20"/>
+      </w:rPr>
+    </w:lvl>
+  </w:abstractNum>
+  <w:abstractNum w:abstractNumId="57" w15:restartNumberingAfterBreak="0">
     <w:nsid w:val="31F670A8"/>
     <w:multiLevelType w:val="multilevel"/>
     <w:tmpl w:val="4376716E"/>
@@ -16544,7 +20088,7 @@
       </w:rPr>
     </w:lvl>
   </w:abstractNum>
-  <w:abstractNum w:abstractNumId="52" w15:restartNumberingAfterBreak="0">
+  <w:abstractNum w:abstractNumId="58" w15:restartNumberingAfterBreak="0">
     <w:nsid w:val="32FD40DF"/>
     <w:multiLevelType w:val="multilevel"/>
     <w:tmpl w:val="D376FAC8"/>
@@ -16693,7 +20237,156 @@
       </w:rPr>
     </w:lvl>
   </w:abstractNum>
-  <w:abstractNum w:abstractNumId="53" w15:restartNumberingAfterBreak="0">
+  <w:abstractNum w:abstractNumId="59" w15:restartNumberingAfterBreak="0">
+    <w:nsid w:val="33201652"/>
+    <w:multiLevelType w:val="multilevel"/>
+    <w:tmpl w:val="F24ABD76"/>
+    <w:lvl w:ilvl="0">
+      <w:start w:val="1"/>
+      <w:numFmt w:val="bullet"/>
+      <w:lvlText w:val=""/>
+      <w:lvlJc w:val="left"/>
+      <w:pPr>
+        <w:tabs>
+          <w:tab w:val="num" w:pos="720"/>
+        </w:tabs>
+        <w:ind w:left="720" w:hanging="360"/>
+      </w:pPr>
+      <w:rPr>
+        <w:rFonts w:ascii="Symbol" w:hAnsi="Symbol" w:hint="default"/>
+        <w:sz w:val="20"/>
+      </w:rPr>
+    </w:lvl>
+    <w:lvl w:ilvl="1" w:tentative="1">
+      <w:start w:val="1"/>
+      <w:numFmt w:val="bullet"/>
+      <w:lvlText w:val="o"/>
+      <w:lvlJc w:val="left"/>
+      <w:pPr>
+        <w:tabs>
+          <w:tab w:val="num" w:pos="1440"/>
+        </w:tabs>
+        <w:ind w:left="1440" w:hanging="360"/>
+      </w:pPr>
+      <w:rPr>
+        <w:rFonts w:ascii="Courier New" w:hAnsi="Courier New" w:hint="default"/>
+        <w:sz w:val="20"/>
+      </w:rPr>
+    </w:lvl>
+    <w:lvl w:ilvl="2" w:tentative="1">
+      <w:start w:val="1"/>
+      <w:numFmt w:val="bullet"/>
+      <w:lvlText w:val=""/>
+      <w:lvlJc w:val="left"/>
+      <w:pPr>
+        <w:tabs>
+          <w:tab w:val="num" w:pos="2160"/>
+        </w:tabs>
+        <w:ind w:left="2160" w:hanging="360"/>
+      </w:pPr>
+      <w:rPr>
+        <w:rFonts w:ascii="Wingdings" w:hAnsi="Wingdings" w:hint="default"/>
+        <w:sz w:val="20"/>
+      </w:rPr>
+    </w:lvl>
+    <w:lvl w:ilvl="3" w:tentative="1">
+      <w:start w:val="1"/>
+      <w:numFmt w:val="bullet"/>
+      <w:lvlText w:val=""/>
+      <w:lvlJc w:val="left"/>
+      <w:pPr>
+        <w:tabs>
+          <w:tab w:val="num" w:pos="2880"/>
+        </w:tabs>
+        <w:ind w:left="2880" w:hanging="360"/>
+      </w:pPr>
+      <w:rPr>
+        <w:rFonts w:ascii="Wingdings" w:hAnsi="Wingdings" w:hint="default"/>
+        <w:sz w:val="20"/>
+      </w:rPr>
+    </w:lvl>
+    <w:lvl w:ilvl="4" w:tentative="1">
+      <w:start w:val="1"/>
+      <w:numFmt w:val="bullet"/>
+      <w:lvlText w:val=""/>
+      <w:lvlJc w:val="left"/>
+      <w:pPr>
+        <w:tabs>
+          <w:tab w:val="num" w:pos="3600"/>
+        </w:tabs>
+        <w:ind w:left="3600" w:hanging="360"/>
+      </w:pPr>
+      <w:rPr>
+        <w:rFonts w:ascii="Wingdings" w:hAnsi="Wingdings" w:hint="default"/>
+        <w:sz w:val="20"/>
+      </w:rPr>
+    </w:lvl>
+    <w:lvl w:ilvl="5" w:tentative="1">
+      <w:start w:val="1"/>
+      <w:numFmt w:val="bullet"/>
+      <w:lvlText w:val=""/>
+      <w:lvlJc w:val="left"/>
+      <w:pPr>
+        <w:tabs>
+          <w:tab w:val="num" w:pos="4320"/>
+        </w:tabs>
+        <w:ind w:left="4320" w:hanging="360"/>
+      </w:pPr>
+      <w:rPr>
+        <w:rFonts w:ascii="Wingdings" w:hAnsi="Wingdings" w:hint="default"/>
+        <w:sz w:val="20"/>
+      </w:rPr>
+    </w:lvl>
+    <w:lvl w:ilvl="6" w:tentative="1">
+      <w:start w:val="1"/>
+      <w:numFmt w:val="bullet"/>
+      <w:lvlText w:val=""/>
+      <w:lvlJc w:val="left"/>
+      <w:pPr>
+        <w:tabs>
+          <w:tab w:val="num" w:pos="5040"/>
+        </w:tabs>
+        <w:ind w:left="5040" w:hanging="360"/>
+      </w:pPr>
+      <w:rPr>
+        <w:rFonts w:ascii="Wingdings" w:hAnsi="Wingdings" w:hint="default"/>
+        <w:sz w:val="20"/>
+      </w:rPr>
+    </w:lvl>
+    <w:lvl w:ilvl="7" w:tentative="1">
+      <w:start w:val="1"/>
+      <w:numFmt w:val="bullet"/>
+      <w:lvlText w:val=""/>
+      <w:lvlJc w:val="left"/>
+      <w:pPr>
+        <w:tabs>
+          <w:tab w:val="num" w:pos="5760"/>
+        </w:tabs>
+        <w:ind w:left="5760" w:hanging="360"/>
+      </w:pPr>
+      <w:rPr>
+        <w:rFonts w:ascii="Wingdings" w:hAnsi="Wingdings" w:hint="default"/>
+        <w:sz w:val="20"/>
+      </w:rPr>
+    </w:lvl>
+    <w:lvl w:ilvl="8" w:tentative="1">
+      <w:start w:val="1"/>
+      <w:numFmt w:val="bullet"/>
+      <w:lvlText w:val=""/>
+      <w:lvlJc w:val="left"/>
+      <w:pPr>
+        <w:tabs>
+          <w:tab w:val="num" w:pos="6480"/>
+        </w:tabs>
+        <w:ind w:left="6480" w:hanging="360"/>
+      </w:pPr>
+      <w:rPr>
+        <w:rFonts w:ascii="Wingdings" w:hAnsi="Wingdings" w:hint="default"/>
+        <w:sz w:val="20"/>
+      </w:rPr>
+    </w:lvl>
+  </w:abstractNum>
+  <w:abstractNum w:abstractNumId="60" w15:restartNumberingAfterBreak="0">
     <w:nsid w:val="33C959AE"/>
     <w:multiLevelType w:val="multilevel"/>
     <w:tmpl w:val="5B02ED40"/>
@@ -16842,7 +20535,7 @@
       </w:rPr>
     </w:lvl>
   </w:abstractNum>
-  <w:abstractNum w:abstractNumId="54" w15:restartNumberingAfterBreak="0">
+  <w:abstractNum w:abstractNumId="61" w15:restartNumberingAfterBreak="0">
     <w:nsid w:val="3540135F"/>
     <w:multiLevelType w:val="multilevel"/>
     <w:tmpl w:val="BB568836"/>
@@ -16991,7 +20684,7 @@
       </w:rPr>
     </w:lvl>
   </w:abstractNum>
-  <w:abstractNum w:abstractNumId="55" w15:restartNumberingAfterBreak="0">
+  <w:abstractNum w:abstractNumId="62" w15:restartNumberingAfterBreak="0">
     <w:nsid w:val="365E6E27"/>
     <w:multiLevelType w:val="multilevel"/>
     <w:tmpl w:val="53A410DC"/>
@@ -17140,7 +20833,7 @@
       </w:rPr>
     </w:lvl>
   </w:abstractNum>
-  <w:abstractNum w:abstractNumId="56" w15:restartNumberingAfterBreak="0">
+  <w:abstractNum w:abstractNumId="63" w15:restartNumberingAfterBreak="0">
     <w:nsid w:val="368954B1"/>
     <w:multiLevelType w:val="multilevel"/>
     <w:tmpl w:val="7ECA88AC"/>
@@ -17289,7 +20982,7 @@
       </w:rPr>
     </w:lvl>
   </w:abstractNum>
-  <w:abstractNum w:abstractNumId="57" w15:restartNumberingAfterBreak="0">
+  <w:abstractNum w:abstractNumId="64" w15:restartNumberingAfterBreak="0">
     <w:nsid w:val="36B4639D"/>
     <w:multiLevelType w:val="multilevel"/>
     <w:tmpl w:val="B0E6F868"/>
@@ -17438,7 +21131,156 @@
       </w:rPr>
     </w:lvl>
   </w:abstractNum>
-  <w:abstractNum w:abstractNumId="58" w15:restartNumberingAfterBreak="0">
+  <w:abstractNum w:abstractNumId="65" w15:restartNumberingAfterBreak="0">
+    <w:nsid w:val="36E82380"/>
+    <w:multiLevelType w:val="multilevel"/>
+    <w:tmpl w:val="38EAEE46"/>
+    <w:lvl w:ilvl="0">
+      <w:start w:val="1"/>
+      <w:numFmt w:val="bullet"/>
+      <w:lvlText w:val=""/>
+      <w:lvlJc w:val="left"/>
+      <w:pPr>
+        <w:tabs>
+          <w:tab w:val="num" w:pos="720"/>
+        </w:tabs>
+        <w:ind w:left="720" w:hanging="360"/>
+      </w:pPr>
+      <w:rPr>
+        <w:rFonts w:ascii="Symbol" w:hAnsi="Symbol" w:hint="default"/>
+        <w:sz w:val="20"/>
+      </w:rPr>
+    </w:lvl>
+    <w:lvl w:ilvl="1" w:tentative="1">
+      <w:start w:val="1"/>
+      <w:numFmt w:val="bullet"/>
+      <w:lvlText w:val="o"/>
+      <w:lvlJc w:val="left"/>
+      <w:pPr>
+        <w:tabs>
+          <w:tab w:val="num" w:pos="1440"/>
+        </w:tabs>
+        <w:ind w:left="1440" w:hanging="360"/>
+      </w:pPr>
+      <w:rPr>
+        <w:rFonts w:ascii="Courier New" w:hAnsi="Courier New" w:hint="default"/>
+        <w:sz w:val="20"/>
+      </w:rPr>
+    </w:lvl>
+    <w:lvl w:ilvl="2" w:tentative="1">
+      <w:start w:val="1"/>
+      <w:numFmt w:val="bullet"/>
+      <w:lvlText w:val=""/>
+      <w:lvlJc w:val="left"/>
+      <w:pPr>
+        <w:tabs>
+          <w:tab w:val="num" w:pos="2160"/>
+        </w:tabs>
+        <w:ind w:left="2160" w:hanging="360"/>
+      </w:pPr>
+      <w:rPr>
+        <w:rFonts w:ascii="Wingdings" w:hAnsi="Wingdings" w:hint="default"/>
+        <w:sz w:val="20"/>
+      </w:rPr>
+    </w:lvl>
+    <w:lvl w:ilvl="3" w:tentative="1">
+      <w:start w:val="1"/>
+      <w:numFmt w:val="bullet"/>
+      <w:lvlText w:val=""/>
+      <w:lvlJc w:val="left"/>
+      <w:pPr>
+        <w:tabs>
+          <w:tab w:val="num" w:pos="2880"/>
+        </w:tabs>
+        <w:ind w:left="2880" w:hanging="360"/>
+      </w:pPr>
+      <w:rPr>
+        <w:rFonts w:ascii="Wingdings" w:hAnsi="Wingdings" w:hint="default"/>
+        <w:sz w:val="20"/>
+      </w:rPr>
+    </w:lvl>
+    <w:lvl w:ilvl="4" w:tentative="1">
+      <w:start w:val="1"/>
+      <w:numFmt w:val="bullet"/>
+      <w:lvlText w:val=""/>
+      <w:lvlJc w:val="left"/>
+      <w:pPr>
+        <w:tabs>
+          <w:tab w:val="num" w:pos="3600"/>
+        </w:tabs>
+        <w:ind w:left="3600" w:hanging="360"/>
+      </w:pPr>
+      <w:rPr>
+        <w:rFonts w:ascii="Wingdings" w:hAnsi="Wingdings" w:hint="default"/>
+        <w:sz w:val="20"/>
+      </w:rPr>
+    </w:lvl>
+    <w:lvl w:ilvl="5" w:tentative="1">
+      <w:start w:val="1"/>
+      <w:numFmt w:val="bullet"/>
+      <w:lvlText w:val=""/>
+      <w:lvlJc w:val="left"/>
+      <w:pPr>
+        <w:tabs>
+          <w:tab w:val="num" w:pos="4320"/>
+        </w:tabs>
+        <w:ind w:left="4320" w:hanging="360"/>
+      </w:pPr>
+      <w:rPr>
+        <w:rFonts w:ascii="Wingdings" w:hAnsi="Wingdings" w:hint="default"/>
+        <w:sz w:val="20"/>
+      </w:rPr>
+    </w:lvl>
+    <w:lvl w:ilvl="6" w:tentative="1">
+      <w:start w:val="1"/>
+      <w:numFmt w:val="bullet"/>
+      <w:lvlText w:val=""/>
+      <w:lvlJc w:val="left"/>
+      <w:pPr>
+        <w:tabs>
+          <w:tab w:val="num" w:pos="5040"/>
+        </w:tabs>
+        <w:ind w:left="5040" w:hanging="360"/>
+      </w:pPr>
+      <w:rPr>
+        <w:rFonts w:ascii="Wingdings" w:hAnsi="Wingdings" w:hint="default"/>
+        <w:sz w:val="20"/>
+      </w:rPr>
+    </w:lvl>
+    <w:lvl w:ilvl="7" w:tentative="1">
+      <w:start w:val="1"/>
+      <w:numFmt w:val="bullet"/>
+      <w:lvlText w:val=""/>
+      <w:lvlJc w:val="left"/>
+      <w:pPr>
+        <w:tabs>
+          <w:tab w:val="num" w:pos="5760"/>
+        </w:tabs>
+        <w:ind w:left="5760" w:hanging="360"/>
+      </w:pPr>
+      <w:rPr>
+        <w:rFonts w:ascii="Wingdings" w:hAnsi="Wingdings" w:hint="default"/>
+        <w:sz w:val="20"/>
+      </w:rPr>
+    </w:lvl>
+    <w:lvl w:ilvl="8" w:tentative="1">
+      <w:start w:val="1"/>
+      <w:numFmt w:val="bullet"/>
+      <w:lvlText w:val=""/>
+      <w:lvlJc w:val="left"/>
+      <w:pPr>
+        <w:tabs>
+          <w:tab w:val="num" w:pos="6480"/>
+        </w:tabs>
+        <w:ind w:left="6480" w:hanging="360"/>
+      </w:pPr>
+      <w:rPr>
+        <w:rFonts w:ascii="Wingdings" w:hAnsi="Wingdings" w:hint="default"/>
+        <w:sz w:val="20"/>
+      </w:rPr>
+    </w:lvl>
+  </w:abstractNum>
+  <w:abstractNum w:abstractNumId="66" w15:restartNumberingAfterBreak="0">
     <w:nsid w:val="372E296F"/>
     <w:multiLevelType w:val="multilevel"/>
     <w:tmpl w:val="A35809D8"/>
@@ -17587,7 +21429,7 @@
       </w:rPr>
     </w:lvl>
   </w:abstractNum>
-  <w:abstractNum w:abstractNumId="59" w15:restartNumberingAfterBreak="0">
+  <w:abstractNum w:abstractNumId="67" w15:restartNumberingAfterBreak="0">
     <w:nsid w:val="37AD30EB"/>
     <w:multiLevelType w:val="multilevel"/>
     <w:tmpl w:val="B30C85F0"/>
@@ -17736,7 +21578,7 @@
       </w:rPr>
     </w:lvl>
   </w:abstractNum>
-  <w:abstractNum w:abstractNumId="60" w15:restartNumberingAfterBreak="0">
+  <w:abstractNum w:abstractNumId="68" w15:restartNumberingAfterBreak="0">
     <w:nsid w:val="392E5AB6"/>
     <w:multiLevelType w:val="multilevel"/>
     <w:tmpl w:val="A78E5B6E"/>
@@ -17885,7 +21727,7 @@
       </w:rPr>
     </w:lvl>
   </w:abstractNum>
-  <w:abstractNum w:abstractNumId="61" w15:restartNumberingAfterBreak="0">
+  <w:abstractNum w:abstractNumId="69" w15:restartNumberingAfterBreak="0">
     <w:nsid w:val="3D0B1388"/>
     <w:multiLevelType w:val="multilevel"/>
     <w:tmpl w:val="FC329430"/>
@@ -18034,7 +21876,7 @@
       </w:rPr>
     </w:lvl>
   </w:abstractNum>
-  <w:abstractNum w:abstractNumId="62" w15:restartNumberingAfterBreak="0">
+  <w:abstractNum w:abstractNumId="70" w15:restartNumberingAfterBreak="0">
     <w:nsid w:val="3DC275B5"/>
     <w:multiLevelType w:val="multilevel"/>
     <w:tmpl w:val="DEE48EB2"/>
@@ -18183,7 +22025,7 @@
       </w:rPr>
     </w:lvl>
   </w:abstractNum>
-  <w:abstractNum w:abstractNumId="63" w15:restartNumberingAfterBreak="0">
+  <w:abstractNum w:abstractNumId="71" w15:restartNumberingAfterBreak="0">
     <w:nsid w:val="3ED24103"/>
     <w:multiLevelType w:val="multilevel"/>
     <w:tmpl w:val="B0508CF4"/>
@@ -18332,7 +22174,7 @@
       </w:rPr>
     </w:lvl>
   </w:abstractNum>
-  <w:abstractNum w:abstractNumId="64" w15:restartNumberingAfterBreak="0">
+  <w:abstractNum w:abstractNumId="72" w15:restartNumberingAfterBreak="0">
     <w:nsid w:val="3EE776AD"/>
     <w:multiLevelType w:val="multilevel"/>
     <w:tmpl w:val="28E68064"/>
@@ -18481,7 +22323,7 @@
       </w:rPr>
     </w:lvl>
   </w:abstractNum>
-  <w:abstractNum w:abstractNumId="65" w15:restartNumberingAfterBreak="0">
+  <w:abstractNum w:abstractNumId="73" w15:restartNumberingAfterBreak="0">
     <w:nsid w:val="41A34CF8"/>
     <w:multiLevelType w:val="multilevel"/>
     <w:tmpl w:val="31CCDF14"/>
@@ -18630,7 +22472,7 @@
       </w:rPr>
     </w:lvl>
   </w:abstractNum>
-  <w:abstractNum w:abstractNumId="66" w15:restartNumberingAfterBreak="0">
+  <w:abstractNum w:abstractNumId="74" w15:restartNumberingAfterBreak="0">
     <w:nsid w:val="42021928"/>
     <w:multiLevelType w:val="multilevel"/>
     <w:tmpl w:val="93C21EBE"/>
@@ -18779,7 +22621,7 @@
       </w:rPr>
     </w:lvl>
   </w:abstractNum>
-  <w:abstractNum w:abstractNumId="67" w15:restartNumberingAfterBreak="0">
+  <w:abstractNum w:abstractNumId="75" w15:restartNumberingAfterBreak="0">
     <w:nsid w:val="42434FB0"/>
     <w:multiLevelType w:val="multilevel"/>
     <w:tmpl w:val="BEB6D394"/>
@@ -18928,7 +22770,7 @@
       </w:rPr>
     </w:lvl>
   </w:abstractNum>
-  <w:abstractNum w:abstractNumId="68" w15:restartNumberingAfterBreak="0">
+  <w:abstractNum w:abstractNumId="76" w15:restartNumberingAfterBreak="0">
     <w:nsid w:val="426C5B13"/>
     <w:multiLevelType w:val="multilevel"/>
     <w:tmpl w:val="59CEA4EA"/>
@@ -19077,7 +22919,7 @@
       </w:rPr>
     </w:lvl>
   </w:abstractNum>
-  <w:abstractNum w:abstractNumId="69" w15:restartNumberingAfterBreak="0">
+  <w:abstractNum w:abstractNumId="77" w15:restartNumberingAfterBreak="0">
     <w:nsid w:val="43380DF5"/>
     <w:multiLevelType w:val="multilevel"/>
     <w:tmpl w:val="502AB7AC"/>
@@ -19226,7 +23068,156 @@
       </w:rPr>
     </w:lvl>
   </w:abstractNum>
-  <w:abstractNum w:abstractNumId="70" w15:restartNumberingAfterBreak="0">
+  <w:abstractNum w:abstractNumId="78" w15:restartNumberingAfterBreak="0">
+    <w:nsid w:val="44A65F1E"/>
+    <w:multiLevelType w:val="multilevel"/>
+    <w:tmpl w:val="7BF62C7C"/>
+    <w:lvl w:ilvl="0">
+      <w:start w:val="1"/>
+      <w:numFmt w:val="bullet"/>
+      <w:lvlText w:val=""/>
+      <w:lvlJc w:val="left"/>
+      <w:pPr>
+        <w:tabs>
+          <w:tab w:val="num" w:pos="720"/>
+        </w:tabs>
+        <w:ind w:left="720" w:hanging="360"/>
+      </w:pPr>
+      <w:rPr>
+        <w:rFonts w:ascii="Symbol" w:hAnsi="Symbol" w:hint="default"/>
+        <w:sz w:val="20"/>
+      </w:rPr>
+    </w:lvl>
+    <w:lvl w:ilvl="1" w:tentative="1">
+      <w:start w:val="1"/>
+      <w:numFmt w:val="bullet"/>
+      <w:lvlText w:val="o"/>
+      <w:lvlJc w:val="left"/>
+      <w:pPr>
+        <w:tabs>
+          <w:tab w:val="num" w:pos="1440"/>
+        </w:tabs>
+        <w:ind w:left="1440" w:hanging="360"/>
+      </w:pPr>
+      <w:rPr>
+        <w:rFonts w:ascii="Courier New" w:hAnsi="Courier New" w:hint="default"/>
+        <w:sz w:val="20"/>
+      </w:rPr>
+    </w:lvl>
+    <w:lvl w:ilvl="2" w:tentative="1">
+      <w:start w:val="1"/>
+      <w:numFmt w:val="bullet"/>
+      <w:lvlText w:val=""/>
+      <w:lvlJc w:val="left"/>
+      <w:pPr>
+        <w:tabs>
+          <w:tab w:val="num" w:pos="2160"/>
+        </w:tabs>
+        <w:ind w:left="2160" w:hanging="360"/>
+      </w:pPr>
+      <w:rPr>
+        <w:rFonts w:ascii="Wingdings" w:hAnsi="Wingdings" w:hint="default"/>
+        <w:sz w:val="20"/>
+      </w:rPr>
+    </w:lvl>
+    <w:lvl w:ilvl="3" w:tentative="1">
+      <w:start w:val="1"/>
+      <w:numFmt w:val="bullet"/>
+      <w:lvlText w:val=""/>
+      <w:lvlJc w:val="left"/>
+      <w:pPr>
+        <w:tabs>
+          <w:tab w:val="num" w:pos="2880"/>
+        </w:tabs>
+        <w:ind w:left="2880" w:hanging="360"/>
+      </w:pPr>
+      <w:rPr>
+        <w:rFonts w:ascii="Wingdings" w:hAnsi="Wingdings" w:hint="default"/>
+        <w:sz w:val="20"/>
+      </w:rPr>
+    </w:lvl>
+    <w:lvl w:ilvl="4" w:tentative="1">
+      <w:start w:val="1"/>
+      <w:numFmt w:val="bullet"/>
+      <w:lvlText w:val=""/>
+      <w:lvlJc w:val="left"/>
+      <w:pPr>
+        <w:tabs>
+          <w:tab w:val="num" w:pos="3600"/>
+        </w:tabs>
+        <w:ind w:left="3600" w:hanging="360"/>
+      </w:pPr>
+      <w:rPr>
+        <w:rFonts w:ascii="Wingdings" w:hAnsi="Wingdings" w:hint="default"/>
+        <w:sz w:val="20"/>
+      </w:rPr>
+    </w:lvl>
+    <w:lvl w:ilvl="5" w:tentative="1">
+      <w:start w:val="1"/>
+      <w:numFmt w:val="bullet"/>
+      <w:lvlText w:val=""/>
+      <w:lvlJc w:val="left"/>
+      <w:pPr>
+        <w:tabs>
+          <w:tab w:val="num" w:pos="4320"/>
+        </w:tabs>
+        <w:ind w:left="4320" w:hanging="360"/>
+      </w:pPr>
+      <w:rPr>
+        <w:rFonts w:ascii="Wingdings" w:hAnsi="Wingdings" w:hint="default"/>
+        <w:sz w:val="20"/>
+      </w:rPr>
+    </w:lvl>
+    <w:lvl w:ilvl="6" w:tentative="1">
+      <w:start w:val="1"/>
+      <w:numFmt w:val="bullet"/>
+      <w:lvlText w:val=""/>
+      <w:lvlJc w:val="left"/>
+      <w:pPr>
+        <w:tabs>
+          <w:tab w:val="num" w:pos="5040"/>
+        </w:tabs>
+        <w:ind w:left="5040" w:hanging="360"/>
+      </w:pPr>
+      <w:rPr>
+        <w:rFonts w:ascii="Wingdings" w:hAnsi="Wingdings" w:hint="default"/>
+        <w:sz w:val="20"/>
+      </w:rPr>
+    </w:lvl>
+    <w:lvl w:ilvl="7" w:tentative="1">
+      <w:start w:val="1"/>
+      <w:numFmt w:val="bullet"/>
+      <w:lvlText w:val=""/>
+      <w:lvlJc w:val="left"/>
+      <w:pPr>
+        <w:tabs>
+          <w:tab w:val="num" w:pos="5760"/>
+        </w:tabs>
+        <w:ind w:left="5760" w:hanging="360"/>
+      </w:pPr>
+      <w:rPr>
+        <w:rFonts w:ascii="Wingdings" w:hAnsi="Wingdings" w:hint="default"/>
+        <w:sz w:val="20"/>
+      </w:rPr>
+    </w:lvl>
+    <w:lvl w:ilvl="8" w:tentative="1">
+      <w:start w:val="1"/>
+      <w:numFmt w:val="bullet"/>
+      <w:lvlText w:val=""/>
+      <w:lvlJc w:val="left"/>
+      <w:pPr>
+        <w:tabs>
+          <w:tab w:val="num" w:pos="6480"/>
+        </w:tabs>
+        <w:ind w:left="6480" w:hanging="360"/>
+      </w:pPr>
+      <w:rPr>
+        <w:rFonts w:ascii="Wingdings" w:hAnsi="Wingdings" w:hint="default"/>
+        <w:sz w:val="20"/>
+      </w:rPr>
+    </w:lvl>
+  </w:abstractNum>
+  <w:abstractNum w:abstractNumId="79" w15:restartNumberingAfterBreak="0">
     <w:nsid w:val="45E703CA"/>
     <w:multiLevelType w:val="multilevel"/>
     <w:tmpl w:val="263AE01C"/>
@@ -19375,7 +23366,7 @@
       </w:rPr>
     </w:lvl>
   </w:abstractNum>
-  <w:abstractNum w:abstractNumId="71" w15:restartNumberingAfterBreak="0">
+  <w:abstractNum w:abstractNumId="80" w15:restartNumberingAfterBreak="0">
     <w:nsid w:val="464222F1"/>
     <w:multiLevelType w:val="multilevel"/>
     <w:tmpl w:val="463A765A"/>
@@ -19524,7 +23515,7 @@
       </w:rPr>
     </w:lvl>
   </w:abstractNum>
-  <w:abstractNum w:abstractNumId="72" w15:restartNumberingAfterBreak="0">
+  <w:abstractNum w:abstractNumId="81" w15:restartNumberingAfterBreak="0">
     <w:nsid w:val="470D0EBB"/>
     <w:multiLevelType w:val="multilevel"/>
     <w:tmpl w:val="81365B2C"/>
@@ -19673,7 +23664,156 @@
       </w:rPr>
     </w:lvl>
   </w:abstractNum>
-  <w:abstractNum w:abstractNumId="73" w15:restartNumberingAfterBreak="0">
+  <w:abstractNum w:abstractNumId="82" w15:restartNumberingAfterBreak="0">
+    <w:nsid w:val="48D13D45"/>
+    <w:multiLevelType w:val="multilevel"/>
+    <w:tmpl w:val="9BD26B8A"/>
+    <w:lvl w:ilvl="0">
+      <w:start w:val="1"/>
+      <w:numFmt w:val="bullet"/>
+      <w:lvlText w:val=""/>
+      <w:lvlJc w:val="left"/>
+      <w:pPr>
+        <w:tabs>
+          <w:tab w:val="num" w:pos="720"/>
+        </w:tabs>
+        <w:ind w:left="720" w:hanging="360"/>
+      </w:pPr>
+      <w:rPr>
+        <w:rFonts w:ascii="Symbol" w:hAnsi="Symbol" w:hint="default"/>
+        <w:sz w:val="20"/>
+      </w:rPr>
+    </w:lvl>
+    <w:lvl w:ilvl="1" w:tentative="1">
+      <w:start w:val="1"/>
+      <w:numFmt w:val="bullet"/>
+      <w:lvlText w:val="o"/>
+      <w:lvlJc w:val="left"/>
+      <w:pPr>
+        <w:tabs>
+          <w:tab w:val="num" w:pos="1440"/>
+        </w:tabs>
+        <w:ind w:left="1440" w:hanging="360"/>
+      </w:pPr>
+      <w:rPr>
+        <w:rFonts w:ascii="Courier New" w:hAnsi="Courier New" w:hint="default"/>
+        <w:sz w:val="20"/>
+      </w:rPr>
+    </w:lvl>
+    <w:lvl w:ilvl="2" w:tentative="1">
+      <w:start w:val="1"/>
+      <w:numFmt w:val="bullet"/>
+      <w:lvlText w:val=""/>
+      <w:lvlJc w:val="left"/>
+      <w:pPr>
+        <w:tabs>
+          <w:tab w:val="num" w:pos="2160"/>
+        </w:tabs>
+        <w:ind w:left="2160" w:hanging="360"/>
+      </w:pPr>
+      <w:rPr>
+        <w:rFonts w:ascii="Wingdings" w:hAnsi="Wingdings" w:hint="default"/>
+        <w:sz w:val="20"/>
+      </w:rPr>
+    </w:lvl>
+    <w:lvl w:ilvl="3" w:tentative="1">
+      <w:start w:val="1"/>
+      <w:numFmt w:val="bullet"/>
+      <w:lvlText w:val=""/>
+      <w:lvlJc w:val="left"/>
+      <w:pPr>
+        <w:tabs>
+          <w:tab w:val="num" w:pos="2880"/>
+        </w:tabs>
+        <w:ind w:left="2880" w:hanging="360"/>
+      </w:pPr>
+      <w:rPr>
+        <w:rFonts w:ascii="Wingdings" w:hAnsi="Wingdings" w:hint="default"/>
+        <w:sz w:val="20"/>
+      </w:rPr>
+    </w:lvl>
+    <w:lvl w:ilvl="4" w:tentative="1">
+      <w:start w:val="1"/>
+      <w:numFmt w:val="bullet"/>
+      <w:lvlText w:val=""/>
+      <w:lvlJc w:val="left"/>
+      <w:pPr>
+        <w:tabs>
+          <w:tab w:val="num" w:pos="3600"/>
+        </w:tabs>
+        <w:ind w:left="3600" w:hanging="360"/>
+      </w:pPr>
+      <w:rPr>
+        <w:rFonts w:ascii="Wingdings" w:hAnsi="Wingdings" w:hint="default"/>
+        <w:sz w:val="20"/>
+      </w:rPr>
+    </w:lvl>
+    <w:lvl w:ilvl="5" w:tentative="1">
+      <w:start w:val="1"/>
+      <w:numFmt w:val="bullet"/>
+      <w:lvlText w:val=""/>
+      <w:lvlJc w:val="left"/>
+      <w:pPr>
+        <w:tabs>
+          <w:tab w:val="num" w:pos="4320"/>
+        </w:tabs>
+        <w:ind w:left="4320" w:hanging="360"/>
+      </w:pPr>
+      <w:rPr>
+        <w:rFonts w:ascii="Wingdings" w:hAnsi="Wingdings" w:hint="default"/>
+        <w:sz w:val="20"/>
+      </w:rPr>
+    </w:lvl>
+    <w:lvl w:ilvl="6" w:tentative="1">
+      <w:start w:val="1"/>
+      <w:numFmt w:val="bullet"/>
+      <w:lvlText w:val=""/>
+      <w:lvlJc w:val="left"/>
+      <w:pPr>
+        <w:tabs>
+          <w:tab w:val="num" w:pos="5040"/>
+        </w:tabs>
+        <w:ind w:left="5040" w:hanging="360"/>
+      </w:pPr>
+      <w:rPr>
+        <w:rFonts w:ascii="Wingdings" w:hAnsi="Wingdings" w:hint="default"/>
+        <w:sz w:val="20"/>
+      </w:rPr>
+    </w:lvl>
+    <w:lvl w:ilvl="7" w:tentative="1">
+      <w:start w:val="1"/>
+      <w:numFmt w:val="bullet"/>
+      <w:lvlText w:val=""/>
+      <w:lvlJc w:val="left"/>
+      <w:pPr>
+        <w:tabs>
+          <w:tab w:val="num" w:pos="5760"/>
+        </w:tabs>
+        <w:ind w:left="5760" w:hanging="360"/>
+      </w:pPr>
+      <w:rPr>
+        <w:rFonts w:ascii="Wingdings" w:hAnsi="Wingdings" w:hint="default"/>
+        <w:sz w:val="20"/>
+      </w:rPr>
+    </w:lvl>
+    <w:lvl w:ilvl="8" w:tentative="1">
+      <w:start w:val="1"/>
+      <w:numFmt w:val="bullet"/>
+      <w:lvlText w:val=""/>
+      <w:lvlJc w:val="left"/>
+      <w:pPr>
+        <w:tabs>
+          <w:tab w:val="num" w:pos="6480"/>
+        </w:tabs>
+        <w:ind w:left="6480" w:hanging="360"/>
+      </w:pPr>
+      <w:rPr>
+        <w:rFonts w:ascii="Wingdings" w:hAnsi="Wingdings" w:hint="default"/>
+        <w:sz w:val="20"/>
+      </w:rPr>
+    </w:lvl>
+  </w:abstractNum>
+  <w:abstractNum w:abstractNumId="83" w15:restartNumberingAfterBreak="0">
     <w:nsid w:val="49533CB5"/>
     <w:multiLevelType w:val="multilevel"/>
     <w:tmpl w:val="4362940A"/>
@@ -19822,7 +23962,7 @@
       </w:rPr>
     </w:lvl>
   </w:abstractNum>
-  <w:abstractNum w:abstractNumId="74" w15:restartNumberingAfterBreak="0">
+  <w:abstractNum w:abstractNumId="84" w15:restartNumberingAfterBreak="0">
     <w:nsid w:val="4ABF56F6"/>
     <w:multiLevelType w:val="multilevel"/>
     <w:tmpl w:val="DE2CD9D6"/>
@@ -19971,7 +24111,7 @@
       </w:rPr>
     </w:lvl>
   </w:abstractNum>
-  <w:abstractNum w:abstractNumId="75" w15:restartNumberingAfterBreak="0">
+  <w:abstractNum w:abstractNumId="85" w15:restartNumberingAfterBreak="0">
     <w:nsid w:val="4B320D31"/>
     <w:multiLevelType w:val="multilevel"/>
     <w:tmpl w:val="955C5292"/>
@@ -20120,7 +24260,7 @@
       </w:rPr>
     </w:lvl>
   </w:abstractNum>
-  <w:abstractNum w:abstractNumId="76" w15:restartNumberingAfterBreak="0">
+  <w:abstractNum w:abstractNumId="86" w15:restartNumberingAfterBreak="0">
     <w:nsid w:val="4C0A5038"/>
     <w:multiLevelType w:val="multilevel"/>
     <w:tmpl w:val="7026D748"/>
@@ -20269,7 +24409,7 @@
       </w:rPr>
     </w:lvl>
   </w:abstractNum>
-  <w:abstractNum w:abstractNumId="77" w15:restartNumberingAfterBreak="0">
+  <w:abstractNum w:abstractNumId="87" w15:restartNumberingAfterBreak="0">
     <w:nsid w:val="4C2B45AA"/>
     <w:multiLevelType w:val="multilevel"/>
     <w:tmpl w:val="8A3218D8"/>
@@ -20418,7 +24558,7 @@
       </w:rPr>
     </w:lvl>
   </w:abstractNum>
-  <w:abstractNum w:abstractNumId="78" w15:restartNumberingAfterBreak="0">
+  <w:abstractNum w:abstractNumId="88" w15:restartNumberingAfterBreak="0">
     <w:nsid w:val="4C4541A8"/>
     <w:multiLevelType w:val="multilevel"/>
     <w:tmpl w:val="010450BE"/>
@@ -20567,7 +24707,7 @@
       </w:rPr>
     </w:lvl>
   </w:abstractNum>
-  <w:abstractNum w:abstractNumId="79" w15:restartNumberingAfterBreak="0">
+  <w:abstractNum w:abstractNumId="89" w15:restartNumberingAfterBreak="0">
     <w:nsid w:val="4C9F3031"/>
     <w:multiLevelType w:val="multilevel"/>
     <w:tmpl w:val="06C86468"/>
@@ -20716,7 +24856,7 @@
       </w:rPr>
     </w:lvl>
   </w:abstractNum>
-  <w:abstractNum w:abstractNumId="80" w15:restartNumberingAfterBreak="0">
+  <w:abstractNum w:abstractNumId="90" w15:restartNumberingAfterBreak="0">
     <w:nsid w:val="4CC43DAB"/>
     <w:multiLevelType w:val="multilevel"/>
     <w:tmpl w:val="0232794A"/>
@@ -20865,7 +25005,7 @@
       </w:rPr>
     </w:lvl>
   </w:abstractNum>
-  <w:abstractNum w:abstractNumId="81" w15:restartNumberingAfterBreak="0">
+  <w:abstractNum w:abstractNumId="91" w15:restartNumberingAfterBreak="0">
     <w:nsid w:val="4CFA51AE"/>
     <w:multiLevelType w:val="multilevel"/>
     <w:tmpl w:val="7A521610"/>
@@ -21014,7 +25154,7 @@
       </w:rPr>
     </w:lvl>
   </w:abstractNum>
-  <w:abstractNum w:abstractNumId="82" w15:restartNumberingAfterBreak="0">
+  <w:abstractNum w:abstractNumId="92" w15:restartNumberingAfterBreak="0">
     <w:nsid w:val="4D991F07"/>
     <w:multiLevelType w:val="multilevel"/>
     <w:tmpl w:val="23ACD898"/>
@@ -21163,7 +25303,156 @@
       </w:rPr>
     </w:lvl>
   </w:abstractNum>
-  <w:abstractNum w:abstractNumId="83" w15:restartNumberingAfterBreak="0">
+  <w:abstractNum w:abstractNumId="93" w15:restartNumberingAfterBreak="0">
+    <w:nsid w:val="4E3504EE"/>
+    <w:multiLevelType w:val="multilevel"/>
+    <w:tmpl w:val="801672FA"/>
+    <w:lvl w:ilvl="0">
+      <w:start w:val="1"/>
+      <w:numFmt w:val="bullet"/>
+      <w:lvlText w:val=""/>
+      <w:lvlJc w:val="left"/>
+      <w:pPr>
+        <w:tabs>
+          <w:tab w:val="num" w:pos="720"/>
+        </w:tabs>
+        <w:ind w:left="720" w:hanging="360"/>
+      </w:pPr>
+      <w:rPr>
+        <w:rFonts w:ascii="Symbol" w:hAnsi="Symbol" w:hint="default"/>
+        <w:sz w:val="20"/>
+      </w:rPr>
+    </w:lvl>
+    <w:lvl w:ilvl="1" w:tentative="1">
+      <w:start w:val="1"/>
+      <w:numFmt w:val="bullet"/>
+      <w:lvlText w:val="o"/>
+      <w:lvlJc w:val="left"/>
+      <w:pPr>
+        <w:tabs>
+          <w:tab w:val="num" w:pos="1440"/>
+        </w:tabs>
+        <w:ind w:left="1440" w:hanging="360"/>
+      </w:pPr>
+      <w:rPr>
+        <w:rFonts w:ascii="Courier New" w:hAnsi="Courier New" w:hint="default"/>
+        <w:sz w:val="20"/>
+      </w:rPr>
+    </w:lvl>
+    <w:lvl w:ilvl="2" w:tentative="1">
+      <w:start w:val="1"/>
+      <w:numFmt w:val="bullet"/>
+      <w:lvlText w:val=""/>
+      <w:lvlJc w:val="left"/>
+      <w:pPr>
+        <w:tabs>
+          <w:tab w:val="num" w:pos="2160"/>
+        </w:tabs>
+        <w:ind w:left="2160" w:hanging="360"/>
+      </w:pPr>
+      <w:rPr>
+        <w:rFonts w:ascii="Wingdings" w:hAnsi="Wingdings" w:hint="default"/>
+        <w:sz w:val="20"/>
+      </w:rPr>
+    </w:lvl>
+    <w:lvl w:ilvl="3" w:tentative="1">
+      <w:start w:val="1"/>
+      <w:numFmt w:val="bullet"/>
+      <w:lvlText w:val=""/>
+      <w:lvlJc w:val="left"/>
+      <w:pPr>
+        <w:tabs>
+          <w:tab w:val="num" w:pos="2880"/>
+        </w:tabs>
+        <w:ind w:left="2880" w:hanging="360"/>
+      </w:pPr>
+      <w:rPr>
+        <w:rFonts w:ascii="Wingdings" w:hAnsi="Wingdings" w:hint="default"/>
+        <w:sz w:val="20"/>
+      </w:rPr>
+    </w:lvl>
+    <w:lvl w:ilvl="4" w:tentative="1">
+      <w:start w:val="1"/>
+      <w:numFmt w:val="bullet"/>
+      <w:lvlText w:val=""/>
+      <w:lvlJc w:val="left"/>
+      <w:pPr>
+        <w:tabs>
+          <w:tab w:val="num" w:pos="3600"/>
+        </w:tabs>
+        <w:ind w:left="3600" w:hanging="360"/>
+      </w:pPr>
+      <w:rPr>
+        <w:rFonts w:ascii="Wingdings" w:hAnsi="Wingdings" w:hint="default"/>
+        <w:sz w:val="20"/>
+      </w:rPr>
+    </w:lvl>
+    <w:lvl w:ilvl="5" w:tentative="1">
+      <w:start w:val="1"/>
+      <w:numFmt w:val="bullet"/>
+      <w:lvlText w:val=""/>
+      <w:lvlJc w:val="left"/>
+      <w:pPr>
+        <w:tabs>
+          <w:tab w:val="num" w:pos="4320"/>
+        </w:tabs>
+        <w:ind w:left="4320" w:hanging="360"/>
+      </w:pPr>
+      <w:rPr>
+        <w:rFonts w:ascii="Wingdings" w:hAnsi="Wingdings" w:hint="default"/>
+        <w:sz w:val="20"/>
+      </w:rPr>
+    </w:lvl>
+    <w:lvl w:ilvl="6" w:tentative="1">
+      <w:start w:val="1"/>
+      <w:numFmt w:val="bullet"/>
+      <w:lvlText w:val=""/>
+      <w:lvlJc w:val="left"/>
+      <w:pPr>
+        <w:tabs>
+          <w:tab w:val="num" w:pos="5040"/>
+        </w:tabs>
+        <w:ind w:left="5040" w:hanging="360"/>
+      </w:pPr>
+      <w:rPr>
+        <w:rFonts w:ascii="Wingdings" w:hAnsi="Wingdings" w:hint="default"/>
+        <w:sz w:val="20"/>
+      </w:rPr>
+    </w:lvl>
+    <w:lvl w:ilvl="7" w:tentative="1">
+      <w:start w:val="1"/>
+      <w:numFmt w:val="bullet"/>
+      <w:lvlText w:val=""/>
+      <w:lvlJc w:val="left"/>
+      <w:pPr>
+        <w:tabs>
+          <w:tab w:val="num" w:pos="5760"/>
+        </w:tabs>
+        <w:ind w:left="5760" w:hanging="360"/>
+      </w:pPr>
+      <w:rPr>
+        <w:rFonts w:ascii="Wingdings" w:hAnsi="Wingdings" w:hint="default"/>
+        <w:sz w:val="20"/>
+      </w:rPr>
+    </w:lvl>
+    <w:lvl w:ilvl="8" w:tentative="1">
+      <w:start w:val="1"/>
+      <w:numFmt w:val="bullet"/>
+      <w:lvlText w:val=""/>
+      <w:lvlJc w:val="left"/>
+      <w:pPr>
+        <w:tabs>
+          <w:tab w:val="num" w:pos="6480"/>
+        </w:tabs>
+        <w:ind w:left="6480" w:hanging="360"/>
+      </w:pPr>
+      <w:rPr>
+        <w:rFonts w:ascii="Wingdings" w:hAnsi="Wingdings" w:hint="default"/>
+        <w:sz w:val="20"/>
+      </w:rPr>
+    </w:lvl>
+  </w:abstractNum>
+  <w:abstractNum w:abstractNumId="94" w15:restartNumberingAfterBreak="0">
     <w:nsid w:val="4E956C2C"/>
     <w:multiLevelType w:val="multilevel"/>
     <w:tmpl w:val="473057F8"/>
@@ -21312,7 +25601,156 @@
       </w:rPr>
     </w:lvl>
   </w:abstractNum>
-  <w:abstractNum w:abstractNumId="84" w15:restartNumberingAfterBreak="0">
+  <w:abstractNum w:abstractNumId="95" w15:restartNumberingAfterBreak="0">
+    <w:nsid w:val="4F5950D0"/>
+    <w:multiLevelType w:val="multilevel"/>
+    <w:tmpl w:val="125A75BC"/>
+    <w:lvl w:ilvl="0">
+      <w:start w:val="1"/>
+      <w:numFmt w:val="bullet"/>
+      <w:lvlText w:val=""/>
+      <w:lvlJc w:val="left"/>
+      <w:pPr>
+        <w:tabs>
+          <w:tab w:val="num" w:pos="720"/>
+        </w:tabs>
+        <w:ind w:left="720" w:hanging="360"/>
+      </w:pPr>
+      <w:rPr>
+        <w:rFonts w:ascii="Symbol" w:hAnsi="Symbol" w:hint="default"/>
+        <w:sz w:val="20"/>
+      </w:rPr>
+    </w:lvl>
+    <w:lvl w:ilvl="1" w:tentative="1">
+      <w:start w:val="1"/>
+      <w:numFmt w:val="bullet"/>
+      <w:lvlText w:val="o"/>
+      <w:lvlJc w:val="left"/>
+      <w:pPr>
+        <w:tabs>
+          <w:tab w:val="num" w:pos="1440"/>
+        </w:tabs>
+        <w:ind w:left="1440" w:hanging="360"/>
+      </w:pPr>
+      <w:rPr>
+        <w:rFonts w:ascii="Courier New" w:hAnsi="Courier New" w:hint="default"/>
+        <w:sz w:val="20"/>
+      </w:rPr>
+    </w:lvl>
+    <w:lvl w:ilvl="2" w:tentative="1">
+      <w:start w:val="1"/>
+      <w:numFmt w:val="bullet"/>
+      <w:lvlText w:val=""/>
+      <w:lvlJc w:val="left"/>
+      <w:pPr>
+        <w:tabs>
+          <w:tab w:val="num" w:pos="2160"/>
+        </w:tabs>
+        <w:ind w:left="2160" w:hanging="360"/>
+      </w:pPr>
+      <w:rPr>
+        <w:rFonts w:ascii="Wingdings" w:hAnsi="Wingdings" w:hint="default"/>
+        <w:sz w:val="20"/>
+      </w:rPr>
+    </w:lvl>
+    <w:lvl w:ilvl="3" w:tentative="1">
+      <w:start w:val="1"/>
+      <w:numFmt w:val="bullet"/>
+      <w:lvlText w:val=""/>
+      <w:lvlJc w:val="left"/>
+      <w:pPr>
+        <w:tabs>
+          <w:tab w:val="num" w:pos="2880"/>
+        </w:tabs>
+        <w:ind w:left="2880" w:hanging="360"/>
+      </w:pPr>
+      <w:rPr>
+        <w:rFonts w:ascii="Wingdings" w:hAnsi="Wingdings" w:hint="default"/>
+        <w:sz w:val="20"/>
+      </w:rPr>
+    </w:lvl>
+    <w:lvl w:ilvl="4" w:tentative="1">
+      <w:start w:val="1"/>
+      <w:numFmt w:val="bullet"/>
+      <w:lvlText w:val=""/>
+      <w:lvlJc w:val="left"/>
+      <w:pPr>
+        <w:tabs>
+          <w:tab w:val="num" w:pos="3600"/>
+        </w:tabs>
+        <w:ind w:left="3600" w:hanging="360"/>
+      </w:pPr>
+      <w:rPr>
+        <w:rFonts w:ascii="Wingdings" w:hAnsi="Wingdings" w:hint="default"/>
+        <w:sz w:val="20"/>
+      </w:rPr>
+    </w:lvl>
+    <w:lvl w:ilvl="5" w:tentative="1">
+      <w:start w:val="1"/>
+      <w:numFmt w:val="bullet"/>
+      <w:lvlText w:val=""/>
+      <w:lvlJc w:val="left"/>
+      <w:pPr>
+        <w:tabs>
+          <w:tab w:val="num" w:pos="4320"/>
+        </w:tabs>
+        <w:ind w:left="4320" w:hanging="360"/>
+      </w:pPr>
+      <w:rPr>
+        <w:rFonts w:ascii="Wingdings" w:hAnsi="Wingdings" w:hint="default"/>
+        <w:sz w:val="20"/>
+      </w:rPr>
+    </w:lvl>
+    <w:lvl w:ilvl="6" w:tentative="1">
+      <w:start w:val="1"/>
+      <w:numFmt w:val="bullet"/>
+      <w:lvlText w:val=""/>
+      <w:lvlJc w:val="left"/>
+      <w:pPr>
+        <w:tabs>
+          <w:tab w:val="num" w:pos="5040"/>
+        </w:tabs>
+        <w:ind w:left="5040" w:hanging="360"/>
+      </w:pPr>
+      <w:rPr>
+        <w:rFonts w:ascii="Wingdings" w:hAnsi="Wingdings" w:hint="default"/>
+        <w:sz w:val="20"/>
+      </w:rPr>
+    </w:lvl>
+    <w:lvl w:ilvl="7" w:tentative="1">
+      <w:start w:val="1"/>
+      <w:numFmt w:val="bullet"/>
+      <w:lvlText w:val=""/>
+      <w:lvlJc w:val="left"/>
+      <w:pPr>
+        <w:tabs>
+          <w:tab w:val="num" w:pos="5760"/>
+        </w:tabs>
+        <w:ind w:left="5760" w:hanging="360"/>
+      </w:pPr>
+      <w:rPr>
+        <w:rFonts w:ascii="Wingdings" w:hAnsi="Wingdings" w:hint="default"/>
+        <w:sz w:val="20"/>
+      </w:rPr>
+    </w:lvl>
+    <w:lvl w:ilvl="8" w:tentative="1">
+      <w:start w:val="1"/>
+      <w:numFmt w:val="bullet"/>
+      <w:lvlText w:val=""/>
+      <w:lvlJc w:val="left"/>
+      <w:pPr>
+        <w:tabs>
+          <w:tab w:val="num" w:pos="6480"/>
+        </w:tabs>
+        <w:ind w:left="6480" w:hanging="360"/>
+      </w:pPr>
+      <w:rPr>
+        <w:rFonts w:ascii="Wingdings" w:hAnsi="Wingdings" w:hint="default"/>
+        <w:sz w:val="20"/>
+      </w:rPr>
+    </w:lvl>
+  </w:abstractNum>
+  <w:abstractNum w:abstractNumId="96" w15:restartNumberingAfterBreak="0">
     <w:nsid w:val="4F7507C4"/>
     <w:multiLevelType w:val="multilevel"/>
     <w:tmpl w:val="52F60548"/>
@@ -21461,7 +25899,7 @@
       </w:rPr>
     </w:lvl>
   </w:abstractNum>
-  <w:abstractNum w:abstractNumId="85" w15:restartNumberingAfterBreak="0">
+  <w:abstractNum w:abstractNumId="97" w15:restartNumberingAfterBreak="0">
     <w:nsid w:val="4FA37616"/>
     <w:multiLevelType w:val="multilevel"/>
     <w:tmpl w:val="1B142F9C"/>
@@ -21610,7 +26048,7 @@
       </w:rPr>
     </w:lvl>
   </w:abstractNum>
-  <w:abstractNum w:abstractNumId="86" w15:restartNumberingAfterBreak="0">
+  <w:abstractNum w:abstractNumId="98" w15:restartNumberingAfterBreak="0">
     <w:nsid w:val="500B01D6"/>
     <w:multiLevelType w:val="multilevel"/>
     <w:tmpl w:val="196224F8"/>
@@ -21759,7 +26197,7 @@
       </w:rPr>
     </w:lvl>
   </w:abstractNum>
-  <w:abstractNum w:abstractNumId="87" w15:restartNumberingAfterBreak="0">
+  <w:abstractNum w:abstractNumId="99" w15:restartNumberingAfterBreak="0">
     <w:nsid w:val="50133A20"/>
     <w:multiLevelType w:val="multilevel"/>
     <w:tmpl w:val="5AD4DDFC"/>
@@ -21908,7 +26346,7 @@
       </w:rPr>
     </w:lvl>
   </w:abstractNum>
-  <w:abstractNum w:abstractNumId="88" w15:restartNumberingAfterBreak="0">
+  <w:abstractNum w:abstractNumId="100" w15:restartNumberingAfterBreak="0">
     <w:nsid w:val="50370A83"/>
     <w:multiLevelType w:val="multilevel"/>
     <w:tmpl w:val="01D8F686"/>
@@ -22057,7 +26495,7 @@
       </w:rPr>
     </w:lvl>
   </w:abstractNum>
-  <w:abstractNum w:abstractNumId="89" w15:restartNumberingAfterBreak="0">
+  <w:abstractNum w:abstractNumId="101" w15:restartNumberingAfterBreak="0">
     <w:nsid w:val="504417BD"/>
     <w:multiLevelType w:val="multilevel"/>
     <w:tmpl w:val="AC9A255A"/>
@@ -22206,7 +26644,7 @@
       </w:rPr>
     </w:lvl>
   </w:abstractNum>
-  <w:abstractNum w:abstractNumId="90" w15:restartNumberingAfterBreak="0">
+  <w:abstractNum w:abstractNumId="102" w15:restartNumberingAfterBreak="0">
     <w:nsid w:val="50BF7FF4"/>
     <w:multiLevelType w:val="multilevel"/>
     <w:tmpl w:val="01B24716"/>
@@ -22355,7 +26793,7 @@
       </w:rPr>
     </w:lvl>
   </w:abstractNum>
-  <w:abstractNum w:abstractNumId="91" w15:restartNumberingAfterBreak="0">
+  <w:abstractNum w:abstractNumId="103" w15:restartNumberingAfterBreak="0">
     <w:nsid w:val="50E474B1"/>
     <w:multiLevelType w:val="multilevel"/>
     <w:tmpl w:val="0D222658"/>
@@ -22504,7 +26942,7 @@
       </w:rPr>
     </w:lvl>
   </w:abstractNum>
-  <w:abstractNum w:abstractNumId="92" w15:restartNumberingAfterBreak="0">
+  <w:abstractNum w:abstractNumId="104" w15:restartNumberingAfterBreak="0">
     <w:nsid w:val="50F64448"/>
     <w:multiLevelType w:val="multilevel"/>
     <w:tmpl w:val="6908CB6E"/>
@@ -22653,7 +27091,7 @@
       </w:rPr>
     </w:lvl>
   </w:abstractNum>
-  <w:abstractNum w:abstractNumId="93" w15:restartNumberingAfterBreak="0">
+  <w:abstractNum w:abstractNumId="105" w15:restartNumberingAfterBreak="0">
     <w:nsid w:val="52106791"/>
     <w:multiLevelType w:val="multilevel"/>
     <w:tmpl w:val="F05EC948"/>
@@ -22802,7 +27240,7 @@
       </w:rPr>
     </w:lvl>
   </w:abstractNum>
-  <w:abstractNum w:abstractNumId="94" w15:restartNumberingAfterBreak="0">
+  <w:abstractNum w:abstractNumId="106" w15:restartNumberingAfterBreak="0">
     <w:nsid w:val="524F7079"/>
     <w:multiLevelType w:val="multilevel"/>
     <w:tmpl w:val="380EDFD8"/>
@@ -22915,7 +27353,7 @@
       </w:pPr>
     </w:lvl>
   </w:abstractNum>
-  <w:abstractNum w:abstractNumId="95" w15:restartNumberingAfterBreak="0">
+  <w:abstractNum w:abstractNumId="107" w15:restartNumberingAfterBreak="0">
     <w:nsid w:val="53A3631B"/>
     <w:multiLevelType w:val="multilevel"/>
     <w:tmpl w:val="9E9AE618"/>
@@ -23064,7 +27502,7 @@
       </w:rPr>
     </w:lvl>
   </w:abstractNum>
-  <w:abstractNum w:abstractNumId="96" w15:restartNumberingAfterBreak="0">
+  <w:abstractNum w:abstractNumId="108" w15:restartNumberingAfterBreak="0">
     <w:nsid w:val="53B2265B"/>
     <w:multiLevelType w:val="multilevel"/>
     <w:tmpl w:val="7634127E"/>
@@ -23213,7 +27651,7 @@
       </w:rPr>
     </w:lvl>
   </w:abstractNum>
-  <w:abstractNum w:abstractNumId="97" w15:restartNumberingAfterBreak="0">
+  <w:abstractNum w:abstractNumId="109" w15:restartNumberingAfterBreak="0">
     <w:nsid w:val="54B619FB"/>
     <w:multiLevelType w:val="multilevel"/>
     <w:tmpl w:val="BB6CD40C"/>
@@ -23362,7 +27800,7 @@
       </w:rPr>
     </w:lvl>
   </w:abstractNum>
-  <w:abstractNum w:abstractNumId="98" w15:restartNumberingAfterBreak="0">
+  <w:abstractNum w:abstractNumId="110" w15:restartNumberingAfterBreak="0">
     <w:nsid w:val="54B72E68"/>
     <w:multiLevelType w:val="multilevel"/>
     <w:tmpl w:val="0BAE7AAE"/>
@@ -23511,7 +27949,7 @@
       </w:rPr>
     </w:lvl>
   </w:abstractNum>
-  <w:abstractNum w:abstractNumId="99" w15:restartNumberingAfterBreak="0">
+  <w:abstractNum w:abstractNumId="111" w15:restartNumberingAfterBreak="0">
     <w:nsid w:val="55DD5604"/>
     <w:multiLevelType w:val="multilevel"/>
     <w:tmpl w:val="32381A54"/>
@@ -23660,7 +28098,7 @@
       </w:rPr>
     </w:lvl>
   </w:abstractNum>
-  <w:abstractNum w:abstractNumId="100" w15:restartNumberingAfterBreak="0">
+  <w:abstractNum w:abstractNumId="112" w15:restartNumberingAfterBreak="0">
     <w:nsid w:val="56567B8C"/>
     <w:multiLevelType w:val="multilevel"/>
     <w:tmpl w:val="FE6E8D76"/>
@@ -23809,7 +28247,7 @@
       </w:rPr>
     </w:lvl>
   </w:abstractNum>
-  <w:abstractNum w:abstractNumId="101" w15:restartNumberingAfterBreak="0">
+  <w:abstractNum w:abstractNumId="113" w15:restartNumberingAfterBreak="0">
     <w:nsid w:val="57D42015"/>
     <w:multiLevelType w:val="multilevel"/>
     <w:tmpl w:val="F7F62314"/>
@@ -23958,7 +28396,265 @@
       </w:rPr>
     </w:lvl>
   </w:abstractNum>
-  <w:abstractNum w:abstractNumId="102" w15:restartNumberingAfterBreak="0">
+  <w:abstractNum w:abstractNumId="114" w15:restartNumberingAfterBreak="0">
+    <w:nsid w:val="57FA528C"/>
+    <w:multiLevelType w:val="multilevel"/>
+    <w:tmpl w:val="15C462C4"/>
+    <w:lvl w:ilvl="0">
+      <w:start w:val="1"/>
+      <w:numFmt w:val="bullet"/>
+      <w:lvlText w:val=""/>
+      <w:lvlJc w:val="left"/>
+      <w:pPr>
+        <w:tabs>
+          <w:tab w:val="num" w:pos="720"/>
+        </w:tabs>
+        <w:ind w:left="720" w:hanging="360"/>
+      </w:pPr>
+      <w:rPr>
+        <w:rFonts w:ascii="Symbol" w:hAnsi="Symbol" w:hint="default"/>
+        <w:sz w:val="20"/>
+      </w:rPr>
+    </w:lvl>
+    <w:lvl w:ilvl="1">
+      <w:start w:val="1"/>
+      <w:numFmt w:val="decimal"/>
+      <w:lvlText w:val="%2."/>
+      <w:lvlJc w:val="left"/>
+      <w:pPr>
+        <w:tabs>
+          <w:tab w:val="num" w:pos="1440"/>
+        </w:tabs>
+        <w:ind w:left="1440" w:hanging="360"/>
+      </w:pPr>
+    </w:lvl>
+    <w:lvl w:ilvl="2" w:tentative="1">
+      <w:start w:val="1"/>
+      <w:numFmt w:val="bullet"/>
+      <w:lvlText w:val=""/>
+      <w:lvlJc w:val="left"/>
+      <w:pPr>
+        <w:tabs>
+          <w:tab w:val="num" w:pos="2160"/>
+        </w:tabs>
+        <w:ind w:left="2160" w:hanging="360"/>
+      </w:pPr>
+      <w:rPr>
+        <w:rFonts w:ascii="Wingdings" w:hAnsi="Wingdings" w:hint="default"/>
+        <w:sz w:val="20"/>
+      </w:rPr>
+    </w:lvl>
+    <w:lvl w:ilvl="3" w:tentative="1">
+      <w:start w:val="1"/>
+      <w:numFmt w:val="bullet"/>
+      <w:lvlText w:val=""/>
+      <w:lvlJc w:val="left"/>
+      <w:pPr>
+        <w:tabs>
+          <w:tab w:val="num" w:pos="2880"/>
+        </w:tabs>
+        <w:ind w:left="2880" w:hanging="360"/>
+      </w:pPr>
+      <w:rPr>
+        <w:rFonts w:ascii="Wingdings" w:hAnsi="Wingdings" w:hint="default"/>
+        <w:sz w:val="20"/>
+      </w:rPr>
+    </w:lvl>
+    <w:lvl w:ilvl="4" w:tentative="1">
+      <w:start w:val="1"/>
+      <w:numFmt w:val="bullet"/>
+      <w:lvlText w:val=""/>
+      <w:lvlJc w:val="left"/>
+      <w:pPr>
+        <w:tabs>
+          <w:tab w:val="num" w:pos="3600"/>
+        </w:tabs>
+        <w:ind w:left="3600" w:hanging="360"/>
+      </w:pPr>
+      <w:rPr>
+        <w:rFonts w:ascii="Wingdings" w:hAnsi="Wingdings" w:hint="default"/>
+        <w:sz w:val="20"/>
+      </w:rPr>
+    </w:lvl>
+    <w:lvl w:ilvl="5" w:tentative="1">
+      <w:start w:val="1"/>
+      <w:numFmt w:val="bullet"/>
+      <w:lvlText w:val=""/>
+      <w:lvlJc w:val="left"/>
+      <w:pPr>
+        <w:tabs>
+          <w:tab w:val="num" w:pos="4320"/>
+        </w:tabs>
+        <w:ind w:left="4320" w:hanging="360"/>
+      </w:pPr>
+      <w:rPr>
+        <w:rFonts w:ascii="Wingdings" w:hAnsi="Wingdings" w:hint="default"/>
+        <w:sz w:val="20"/>
+      </w:rPr>
+    </w:lvl>
+    <w:lvl w:ilvl="6" w:tentative="1">
+      <w:start w:val="1"/>
+      <w:numFmt w:val="bullet"/>
+      <w:lvlText w:val=""/>
+      <w:lvlJc w:val="left"/>
+      <w:pPr>
+        <w:tabs>
+          <w:tab w:val="num" w:pos="5040"/>
+        </w:tabs>
+        <w:ind w:left="5040" w:hanging="360"/>
+      </w:pPr>
+      <w:rPr>
+        <w:rFonts w:ascii="Wingdings" w:hAnsi="Wingdings" w:hint="default"/>
+        <w:sz w:val="20"/>
+      </w:rPr>
+    </w:lvl>
+    <w:lvl w:ilvl="7" w:tentative="1">
+      <w:start w:val="1"/>
+      <w:numFmt w:val="bullet"/>
+      <w:lvlText w:val=""/>
+      <w:lvlJc w:val="left"/>
+      <w:pPr>
+        <w:tabs>
+          <w:tab w:val="num" w:pos="5760"/>
+        </w:tabs>
+        <w:ind w:left="5760" w:hanging="360"/>
+      </w:pPr>
+      <w:rPr>
+        <w:rFonts w:ascii="Wingdings" w:hAnsi="Wingdings" w:hint="default"/>
+        <w:sz w:val="20"/>
+      </w:rPr>
+    </w:lvl>
+    <w:lvl w:ilvl="8" w:tentative="1">
+      <w:start w:val="1"/>
+      <w:numFmt w:val="bullet"/>
+      <w:lvlText w:val=""/>
+      <w:lvlJc w:val="left"/>
+      <w:pPr>
+        <w:tabs>
+          <w:tab w:val="num" w:pos="6480"/>
+        </w:tabs>
+        <w:ind w:left="6480" w:hanging="360"/>
+      </w:pPr>
+      <w:rPr>
+        <w:rFonts w:ascii="Wingdings" w:hAnsi="Wingdings" w:hint="default"/>
+        <w:sz w:val="20"/>
+      </w:rPr>
+    </w:lvl>
+  </w:abstractNum>
+  <w:abstractNum w:abstractNumId="115" w15:restartNumberingAfterBreak="0">
+    <w:nsid w:val="58015688"/>
+    <w:multiLevelType w:val="multilevel"/>
+    <w:tmpl w:val="DCE4D94A"/>
+    <w:lvl w:ilvl="0">
+      <w:start w:val="1"/>
+      <w:numFmt w:val="decimal"/>
+      <w:lvlText w:val="%1."/>
+      <w:lvlJc w:val="left"/>
+      <w:pPr>
+        <w:tabs>
+          <w:tab w:val="num" w:pos="720"/>
+        </w:tabs>
+        <w:ind w:left="720" w:hanging="360"/>
+      </w:pPr>
+    </w:lvl>
+    <w:lvl w:ilvl="1" w:tentative="1">
+      <w:start w:val="1"/>
+      <w:numFmt w:val="decimal"/>
+      <w:lvlText w:val="%2."/>
+      <w:lvlJc w:val="left"/>
+      <w:pPr>
+        <w:tabs>
+          <w:tab w:val="num" w:pos="1440"/>
+        </w:tabs>
+        <w:ind w:left="1440" w:hanging="360"/>
+      </w:pPr>
+    </w:lvl>
+    <w:lvl w:ilvl="2" w:tentative="1">
+      <w:start w:val="1"/>
+      <w:numFmt w:val="decimal"/>
+      <w:lvlText w:val="%3."/>
+      <w:lvlJc w:val="left"/>
+      <w:pPr>
+        <w:tabs>
+          <w:tab w:val="num" w:pos="2160"/>
+        </w:tabs>
+        <w:ind w:left="2160" w:hanging="360"/>
+      </w:pPr>
+    </w:lvl>
+    <w:lvl w:ilvl="3" w:tentative="1">
+      <w:start w:val="1"/>
+      <w:numFmt w:val="decimal"/>
+      <w:lvlText w:val="%4."/>
+      <w:lvlJc w:val="left"/>
+      <w:pPr>
+        <w:tabs>
+          <w:tab w:val="num" w:pos="2880"/>
+        </w:tabs>
+        <w:ind w:left="2880" w:hanging="360"/>
+      </w:pPr>
+    </w:lvl>
+    <w:lvl w:ilvl="4" w:tentative="1">
+      <w:start w:val="1"/>
+      <w:numFmt w:val="decimal"/>
+      <w:lvlText w:val="%5."/>
+      <w:lvlJc w:val="left"/>
+      <w:pPr>
+        <w:tabs>
+          <w:tab w:val="num" w:pos="3600"/>
+        </w:tabs>
+        <w:ind w:left="3600" w:hanging="360"/>
+      </w:pPr>
+    </w:lvl>
+    <w:lvl w:ilvl="5" w:tentative="1">
+      <w:start w:val="1"/>
+      <w:numFmt w:val="decimal"/>
+      <w:lvlText w:val="%6."/>
+      <w:lvlJc w:val="left"/>
+      <w:pPr>
+        <w:tabs>
+          <w:tab w:val="num" w:pos="4320"/>
+        </w:tabs>
+        <w:ind w:left="4320" w:hanging="360"/>
+      </w:pPr>
+    </w:lvl>
+    <w:lvl w:ilvl="6" w:tentative="1">
+      <w:start w:val="1"/>
+      <w:numFmt w:val="decimal"/>
+      <w:lvlText w:val="%7."/>
+      <w:lvlJc w:val="left"/>
+      <w:pPr>
+        <w:tabs>
+          <w:tab w:val="num" w:pos="5040"/>
+        </w:tabs>
+        <w:ind w:left="5040" w:hanging="360"/>
+      </w:pPr>
+    </w:lvl>
+    <w:lvl w:ilvl="7" w:tentative="1">
+      <w:start w:val="1"/>
+      <w:numFmt w:val="decimal"/>
+      <w:lvlText w:val="%8."/>
+      <w:lvlJc w:val="left"/>
+      <w:pPr>
+        <w:tabs>
+          <w:tab w:val="num" w:pos="5760"/>
+        </w:tabs>
+        <w:ind w:left="5760" w:hanging="360"/>
+      </w:pPr>
+    </w:lvl>
+    <w:lvl w:ilvl="8" w:tentative="1">
+      <w:start w:val="1"/>
+      <w:numFmt w:val="decimal"/>
+      <w:lvlText w:val="%9."/>
+      <w:lvlJc w:val="left"/>
+      <w:pPr>
+        <w:tabs>
+          <w:tab w:val="num" w:pos="6480"/>
+        </w:tabs>
+        <w:ind w:left="6480" w:hanging="360"/>
+      </w:pPr>
+    </w:lvl>
+  </w:abstractNum>
+  <w:abstractNum w:abstractNumId="116" w15:restartNumberingAfterBreak="0">
     <w:nsid w:val="588D6FFB"/>
     <w:multiLevelType w:val="multilevel"/>
     <w:tmpl w:val="6A98C2FA"/>
@@ -24107,7 +28803,7 @@
       </w:rPr>
     </w:lvl>
   </w:abstractNum>
-  <w:abstractNum w:abstractNumId="103" w15:restartNumberingAfterBreak="0">
+  <w:abstractNum w:abstractNumId="117" w15:restartNumberingAfterBreak="0">
     <w:nsid w:val="58EB76EE"/>
     <w:multiLevelType w:val="multilevel"/>
     <w:tmpl w:val="9138A3BC"/>
@@ -24256,7 +28952,7 @@
       </w:rPr>
     </w:lvl>
   </w:abstractNum>
-  <w:abstractNum w:abstractNumId="104" w15:restartNumberingAfterBreak="0">
+  <w:abstractNum w:abstractNumId="118" w15:restartNumberingAfterBreak="0">
     <w:nsid w:val="5A1468A0"/>
     <w:multiLevelType w:val="multilevel"/>
     <w:tmpl w:val="FC3AED5C"/>
@@ -24405,7 +29101,7 @@
       </w:rPr>
     </w:lvl>
   </w:abstractNum>
-  <w:abstractNum w:abstractNumId="105" w15:restartNumberingAfterBreak="0">
+  <w:abstractNum w:abstractNumId="119" w15:restartNumberingAfterBreak="0">
     <w:nsid w:val="5A2D2A04"/>
     <w:multiLevelType w:val="multilevel"/>
     <w:tmpl w:val="4468C67E"/>
@@ -24554,7 +29250,7 @@
       </w:rPr>
     </w:lvl>
   </w:abstractNum>
-  <w:abstractNum w:abstractNumId="106" w15:restartNumberingAfterBreak="0">
+  <w:abstractNum w:abstractNumId="120" w15:restartNumberingAfterBreak="0">
     <w:nsid w:val="5B0231C2"/>
     <w:multiLevelType w:val="multilevel"/>
     <w:tmpl w:val="4AE21344"/>
@@ -24703,7 +29399,7 @@
       </w:rPr>
     </w:lvl>
   </w:abstractNum>
-  <w:abstractNum w:abstractNumId="107" w15:restartNumberingAfterBreak="0">
+  <w:abstractNum w:abstractNumId="121" w15:restartNumberingAfterBreak="0">
     <w:nsid w:val="5BD11A79"/>
     <w:multiLevelType w:val="multilevel"/>
     <w:tmpl w:val="A32C3BAE"/>
@@ -24852,7 +29548,7 @@
       </w:rPr>
     </w:lvl>
   </w:abstractNum>
-  <w:abstractNum w:abstractNumId="108" w15:restartNumberingAfterBreak="0">
+  <w:abstractNum w:abstractNumId="122" w15:restartNumberingAfterBreak="0">
     <w:nsid w:val="5C19626A"/>
     <w:multiLevelType w:val="multilevel"/>
     <w:tmpl w:val="96FA7372"/>
@@ -25001,7 +29697,156 @@
       </w:rPr>
     </w:lvl>
   </w:abstractNum>
-  <w:abstractNum w:abstractNumId="109" w15:restartNumberingAfterBreak="0">
+  <w:abstractNum w:abstractNumId="123" w15:restartNumberingAfterBreak="0">
+    <w:nsid w:val="5CAF68EE"/>
+    <w:multiLevelType w:val="multilevel"/>
+    <w:tmpl w:val="67941770"/>
+    <w:lvl w:ilvl="0">
+      <w:start w:val="1"/>
+      <w:numFmt w:val="bullet"/>
+      <w:lvlText w:val=""/>
+      <w:lvlJc w:val="left"/>
+      <w:pPr>
+        <w:tabs>
+          <w:tab w:val="num" w:pos="720"/>
+        </w:tabs>
+        <w:ind w:left="720" w:hanging="360"/>
+      </w:pPr>
+      <w:rPr>
+        <w:rFonts w:ascii="Symbol" w:hAnsi="Symbol" w:hint="default"/>
+        <w:sz w:val="20"/>
+      </w:rPr>
+    </w:lvl>
+    <w:lvl w:ilvl="1" w:tentative="1">
+      <w:start w:val="1"/>
+      <w:numFmt w:val="bullet"/>
+      <w:lvlText w:val="o"/>
+      <w:lvlJc w:val="left"/>
+      <w:pPr>
+        <w:tabs>
+          <w:tab w:val="num" w:pos="1440"/>
+        </w:tabs>
+        <w:ind w:left="1440" w:hanging="360"/>
+      </w:pPr>
+      <w:rPr>
+        <w:rFonts w:ascii="Courier New" w:hAnsi="Courier New" w:hint="default"/>
+        <w:sz w:val="20"/>
+      </w:rPr>
+    </w:lvl>
+    <w:lvl w:ilvl="2" w:tentative="1">
+      <w:start w:val="1"/>
+      <w:numFmt w:val="bullet"/>
+      <w:lvlText w:val=""/>
+      <w:lvlJc w:val="left"/>
+      <w:pPr>
+        <w:tabs>
+          <w:tab w:val="num" w:pos="2160"/>
+        </w:tabs>
+        <w:ind w:left="2160" w:hanging="360"/>
+      </w:pPr>
+      <w:rPr>
+        <w:rFonts w:ascii="Wingdings" w:hAnsi="Wingdings" w:hint="default"/>
+        <w:sz w:val="20"/>
+      </w:rPr>
+    </w:lvl>
+    <w:lvl w:ilvl="3" w:tentative="1">
+      <w:start w:val="1"/>
+      <w:numFmt w:val="bullet"/>
+      <w:lvlText w:val=""/>
+      <w:lvlJc w:val="left"/>
+      <w:pPr>
+        <w:tabs>
+          <w:tab w:val="num" w:pos="2880"/>
+        </w:tabs>
+        <w:ind w:left="2880" w:hanging="360"/>
+      </w:pPr>
+      <w:rPr>
+        <w:rFonts w:ascii="Wingdings" w:hAnsi="Wingdings" w:hint="default"/>
+        <w:sz w:val="20"/>
+      </w:rPr>
+    </w:lvl>
+    <w:lvl w:ilvl="4" w:tentative="1">
+      <w:start w:val="1"/>
+      <w:numFmt w:val="bullet"/>
+      <w:lvlText w:val=""/>
+      <w:lvlJc w:val="left"/>
+      <w:pPr>
+        <w:tabs>
+          <w:tab w:val="num" w:pos="3600"/>
+        </w:tabs>
+        <w:ind w:left="3600" w:hanging="360"/>
+      </w:pPr>
+      <w:rPr>
+        <w:rFonts w:ascii="Wingdings" w:hAnsi="Wingdings" w:hint="default"/>
+        <w:sz w:val="20"/>
+      </w:rPr>
+    </w:lvl>
+    <w:lvl w:ilvl="5" w:tentative="1">
+      <w:start w:val="1"/>
+      <w:numFmt w:val="bullet"/>
+      <w:lvlText w:val=""/>
+      <w:lvlJc w:val="left"/>
+      <w:pPr>
+        <w:tabs>
+          <w:tab w:val="num" w:pos="4320"/>
+        </w:tabs>
+        <w:ind w:left="4320" w:hanging="360"/>
+      </w:pPr>
+      <w:rPr>
+        <w:rFonts w:ascii="Wingdings" w:hAnsi="Wingdings" w:hint="default"/>
+        <w:sz w:val="20"/>
+      </w:rPr>
+    </w:lvl>
+    <w:lvl w:ilvl="6" w:tentative="1">
+      <w:start w:val="1"/>
+      <w:numFmt w:val="bullet"/>
+      <w:lvlText w:val=""/>
+      <w:lvlJc w:val="left"/>
+      <w:pPr>
+        <w:tabs>
+          <w:tab w:val="num" w:pos="5040"/>
+        </w:tabs>
+        <w:ind w:left="5040" w:hanging="360"/>
+      </w:pPr>
+      <w:rPr>
+        <w:rFonts w:ascii="Wingdings" w:hAnsi="Wingdings" w:hint="default"/>
+        <w:sz w:val="20"/>
+      </w:rPr>
+    </w:lvl>
+    <w:lvl w:ilvl="7" w:tentative="1">
+      <w:start w:val="1"/>
+      <w:numFmt w:val="bullet"/>
+      <w:lvlText w:val=""/>
+      <w:lvlJc w:val="left"/>
+      <w:pPr>
+        <w:tabs>
+          <w:tab w:val="num" w:pos="5760"/>
+        </w:tabs>
+        <w:ind w:left="5760" w:hanging="360"/>
+      </w:pPr>
+      <w:rPr>
+        <w:rFonts w:ascii="Wingdings" w:hAnsi="Wingdings" w:hint="default"/>
+        <w:sz w:val="20"/>
+      </w:rPr>
+    </w:lvl>
+    <w:lvl w:ilvl="8" w:tentative="1">
+      <w:start w:val="1"/>
+      <w:numFmt w:val="bullet"/>
+      <w:lvlText w:val=""/>
+      <w:lvlJc w:val="left"/>
+      <w:pPr>
+        <w:tabs>
+          <w:tab w:val="num" w:pos="6480"/>
+        </w:tabs>
+        <w:ind w:left="6480" w:hanging="360"/>
+      </w:pPr>
+      <w:rPr>
+        <w:rFonts w:ascii="Wingdings" w:hAnsi="Wingdings" w:hint="default"/>
+        <w:sz w:val="20"/>
+      </w:rPr>
+    </w:lvl>
+  </w:abstractNum>
+  <w:abstractNum w:abstractNumId="124" w15:restartNumberingAfterBreak="0">
     <w:nsid w:val="5CD64B30"/>
     <w:multiLevelType w:val="multilevel"/>
     <w:tmpl w:val="62306982"/>
@@ -25150,7 +29995,156 @@
       </w:rPr>
     </w:lvl>
   </w:abstractNum>
-  <w:abstractNum w:abstractNumId="110" w15:restartNumberingAfterBreak="0">
+  <w:abstractNum w:abstractNumId="125" w15:restartNumberingAfterBreak="0">
+    <w:nsid w:val="5D820706"/>
+    <w:multiLevelType w:val="multilevel"/>
+    <w:tmpl w:val="36141236"/>
+    <w:lvl w:ilvl="0">
+      <w:start w:val="1"/>
+      <w:numFmt w:val="bullet"/>
+      <w:lvlText w:val=""/>
+      <w:lvlJc w:val="left"/>
+      <w:pPr>
+        <w:tabs>
+          <w:tab w:val="num" w:pos="720"/>
+        </w:tabs>
+        <w:ind w:left="720" w:hanging="360"/>
+      </w:pPr>
+      <w:rPr>
+        <w:rFonts w:ascii="Symbol" w:hAnsi="Symbol" w:hint="default"/>
+        <w:sz w:val="20"/>
+      </w:rPr>
+    </w:lvl>
+    <w:lvl w:ilvl="1" w:tentative="1">
+      <w:start w:val="1"/>
+      <w:numFmt w:val="bullet"/>
+      <w:lvlText w:val="o"/>
+      <w:lvlJc w:val="left"/>
+      <w:pPr>
+        <w:tabs>
+          <w:tab w:val="num" w:pos="1440"/>
+        </w:tabs>
+        <w:ind w:left="1440" w:hanging="360"/>
+      </w:pPr>
+      <w:rPr>
+        <w:rFonts w:ascii="Courier New" w:hAnsi="Courier New" w:hint="default"/>
+        <w:sz w:val="20"/>
+      </w:rPr>
+    </w:lvl>
+    <w:lvl w:ilvl="2" w:tentative="1">
+      <w:start w:val="1"/>
+      <w:numFmt w:val="bullet"/>
+      <w:lvlText w:val=""/>
+      <w:lvlJc w:val="left"/>
+      <w:pPr>
+        <w:tabs>
+          <w:tab w:val="num" w:pos="2160"/>
+        </w:tabs>
+        <w:ind w:left="2160" w:hanging="360"/>
+      </w:pPr>
+      <w:rPr>
+        <w:rFonts w:ascii="Wingdings" w:hAnsi="Wingdings" w:hint="default"/>
+        <w:sz w:val="20"/>
+      </w:rPr>
+    </w:lvl>
+    <w:lvl w:ilvl="3" w:tentative="1">
+      <w:start w:val="1"/>
+      <w:numFmt w:val="bullet"/>
+      <w:lvlText w:val=""/>
+      <w:lvlJc w:val="left"/>
+      <w:pPr>
+        <w:tabs>
+          <w:tab w:val="num" w:pos="2880"/>
+        </w:tabs>
+        <w:ind w:left="2880" w:hanging="360"/>
+      </w:pPr>
+      <w:rPr>
+        <w:rFonts w:ascii="Wingdings" w:hAnsi="Wingdings" w:hint="default"/>
+        <w:sz w:val="20"/>
+      </w:rPr>
+    </w:lvl>
+    <w:lvl w:ilvl="4" w:tentative="1">
+      <w:start w:val="1"/>
+      <w:numFmt w:val="bullet"/>
+      <w:lvlText w:val=""/>
+      <w:lvlJc w:val="left"/>
+      <w:pPr>
+        <w:tabs>
+          <w:tab w:val="num" w:pos="3600"/>
+        </w:tabs>
+        <w:ind w:left="3600" w:hanging="360"/>
+      </w:pPr>
+      <w:rPr>
+        <w:rFonts w:ascii="Wingdings" w:hAnsi="Wingdings" w:hint="default"/>
+        <w:sz w:val="20"/>
+      </w:rPr>
+    </w:lvl>
+    <w:lvl w:ilvl="5" w:tentative="1">
+      <w:start w:val="1"/>
+      <w:numFmt w:val="bullet"/>
+      <w:lvlText w:val=""/>
+      <w:lvlJc w:val="left"/>
+      <w:pPr>
+        <w:tabs>
+          <w:tab w:val="num" w:pos="4320"/>
+        </w:tabs>
+        <w:ind w:left="4320" w:hanging="360"/>
+      </w:pPr>
+      <w:rPr>
+        <w:rFonts w:ascii="Wingdings" w:hAnsi="Wingdings" w:hint="default"/>
+        <w:sz w:val="20"/>
+      </w:rPr>
+    </w:lvl>
+    <w:lvl w:ilvl="6" w:tentative="1">
+      <w:start w:val="1"/>
+      <w:numFmt w:val="bullet"/>
+      <w:lvlText w:val=""/>
+      <w:lvlJc w:val="left"/>
+      <w:pPr>
+        <w:tabs>
+          <w:tab w:val="num" w:pos="5040"/>
+        </w:tabs>
+        <w:ind w:left="5040" w:hanging="360"/>
+      </w:pPr>
+      <w:rPr>
+        <w:rFonts w:ascii="Wingdings" w:hAnsi="Wingdings" w:hint="default"/>
+        <w:sz w:val="20"/>
+      </w:rPr>
+    </w:lvl>
+    <w:lvl w:ilvl="7" w:tentative="1">
+      <w:start w:val="1"/>
+      <w:numFmt w:val="bullet"/>
+      <w:lvlText w:val=""/>
+      <w:lvlJc w:val="left"/>
+      <w:pPr>
+        <w:tabs>
+          <w:tab w:val="num" w:pos="5760"/>
+        </w:tabs>
+        <w:ind w:left="5760" w:hanging="360"/>
+      </w:pPr>
+      <w:rPr>
+        <w:rFonts w:ascii="Wingdings" w:hAnsi="Wingdings" w:hint="default"/>
+        <w:sz w:val="20"/>
+      </w:rPr>
+    </w:lvl>
+    <w:lvl w:ilvl="8" w:tentative="1">
+      <w:start w:val="1"/>
+      <w:numFmt w:val="bullet"/>
+      <w:lvlText w:val=""/>
+      <w:lvlJc w:val="left"/>
+      <w:pPr>
+        <w:tabs>
+          <w:tab w:val="num" w:pos="6480"/>
+        </w:tabs>
+        <w:ind w:left="6480" w:hanging="360"/>
+      </w:pPr>
+      <w:rPr>
+        <w:rFonts w:ascii="Wingdings" w:hAnsi="Wingdings" w:hint="default"/>
+        <w:sz w:val="20"/>
+      </w:rPr>
+    </w:lvl>
+  </w:abstractNum>
+  <w:abstractNum w:abstractNumId="126" w15:restartNumberingAfterBreak="0">
     <w:nsid w:val="5E496918"/>
     <w:multiLevelType w:val="multilevel"/>
     <w:tmpl w:val="24181B78"/>
@@ -25299,7 +30293,7 @@
       </w:rPr>
     </w:lvl>
   </w:abstractNum>
-  <w:abstractNum w:abstractNumId="111" w15:restartNumberingAfterBreak="0">
+  <w:abstractNum w:abstractNumId="127" w15:restartNumberingAfterBreak="0">
     <w:nsid w:val="5EB91A74"/>
     <w:multiLevelType w:val="multilevel"/>
     <w:tmpl w:val="1B3AED12"/>
@@ -25448,7 +30442,7 @@
       </w:rPr>
     </w:lvl>
   </w:abstractNum>
-  <w:abstractNum w:abstractNumId="112" w15:restartNumberingAfterBreak="0">
+  <w:abstractNum w:abstractNumId="128" w15:restartNumberingAfterBreak="0">
     <w:nsid w:val="5FCE276E"/>
     <w:multiLevelType w:val="multilevel"/>
     <w:tmpl w:val="A914D128"/>
@@ -25597,7 +30591,7 @@
       </w:rPr>
     </w:lvl>
   </w:abstractNum>
-  <w:abstractNum w:abstractNumId="113" w15:restartNumberingAfterBreak="0">
+  <w:abstractNum w:abstractNumId="129" w15:restartNumberingAfterBreak="0">
     <w:nsid w:val="625D45B6"/>
     <w:multiLevelType w:val="multilevel"/>
     <w:tmpl w:val="1630A034"/>
@@ -25746,7 +30740,7 @@
       </w:rPr>
     </w:lvl>
   </w:abstractNum>
-  <w:abstractNum w:abstractNumId="114" w15:restartNumberingAfterBreak="0">
+  <w:abstractNum w:abstractNumId="130" w15:restartNumberingAfterBreak="0">
     <w:nsid w:val="643B7CA5"/>
     <w:multiLevelType w:val="multilevel"/>
     <w:tmpl w:val="202A3040"/>
@@ -25895,7 +30889,7 @@
       </w:rPr>
     </w:lvl>
   </w:abstractNum>
-  <w:abstractNum w:abstractNumId="115" w15:restartNumberingAfterBreak="0">
+  <w:abstractNum w:abstractNumId="131" w15:restartNumberingAfterBreak="0">
     <w:nsid w:val="64FC62FD"/>
     <w:multiLevelType w:val="multilevel"/>
     <w:tmpl w:val="9B82307A"/>
@@ -26044,7 +31038,7 @@
       </w:rPr>
     </w:lvl>
   </w:abstractNum>
-  <w:abstractNum w:abstractNumId="116" w15:restartNumberingAfterBreak="0">
+  <w:abstractNum w:abstractNumId="132" w15:restartNumberingAfterBreak="0">
     <w:nsid w:val="65024FC6"/>
     <w:multiLevelType w:val="multilevel"/>
     <w:tmpl w:val="6234E562"/>
@@ -26193,7 +31187,7 @@
       </w:rPr>
     </w:lvl>
   </w:abstractNum>
-  <w:abstractNum w:abstractNumId="117" w15:restartNumberingAfterBreak="0">
+  <w:abstractNum w:abstractNumId="133" w15:restartNumberingAfterBreak="0">
     <w:nsid w:val="65B22E84"/>
     <w:multiLevelType w:val="multilevel"/>
     <w:tmpl w:val="7FEE3B4A"/>
@@ -26342,7 +31336,7 @@
       </w:rPr>
     </w:lvl>
   </w:abstractNum>
-  <w:abstractNum w:abstractNumId="118" w15:restartNumberingAfterBreak="0">
+  <w:abstractNum w:abstractNumId="134" w15:restartNumberingAfterBreak="0">
     <w:nsid w:val="66175691"/>
     <w:multiLevelType w:val="multilevel"/>
     <w:tmpl w:val="6E5414A8"/>
@@ -26491,7 +31485,7 @@
       </w:rPr>
     </w:lvl>
   </w:abstractNum>
-  <w:abstractNum w:abstractNumId="119" w15:restartNumberingAfterBreak="0">
+  <w:abstractNum w:abstractNumId="135" w15:restartNumberingAfterBreak="0">
     <w:nsid w:val="66D669DC"/>
     <w:multiLevelType w:val="multilevel"/>
     <w:tmpl w:val="B14AE6B8"/>
@@ -26640,7 +31634,156 @@
       </w:rPr>
     </w:lvl>
   </w:abstractNum>
-  <w:abstractNum w:abstractNumId="120" w15:restartNumberingAfterBreak="0">
+  <w:abstractNum w:abstractNumId="136" w15:restartNumberingAfterBreak="0">
+    <w:nsid w:val="66DE268D"/>
+    <w:multiLevelType w:val="multilevel"/>
+    <w:tmpl w:val="45DC8B2C"/>
+    <w:lvl w:ilvl="0">
+      <w:start w:val="1"/>
+      <w:numFmt w:val="bullet"/>
+      <w:lvlText w:val=""/>
+      <w:lvlJc w:val="left"/>
+      <w:pPr>
+        <w:tabs>
+          <w:tab w:val="num" w:pos="720"/>
+        </w:tabs>
+        <w:ind w:left="720" w:hanging="360"/>
+      </w:pPr>
+      <w:rPr>
+        <w:rFonts w:ascii="Symbol" w:hAnsi="Symbol" w:hint="default"/>
+        <w:sz w:val="20"/>
+      </w:rPr>
+    </w:lvl>
+    <w:lvl w:ilvl="1" w:tentative="1">
+      <w:start w:val="1"/>
+      <w:numFmt w:val="bullet"/>
+      <w:lvlText w:val="o"/>
+      <w:lvlJc w:val="left"/>
+      <w:pPr>
+        <w:tabs>
+          <w:tab w:val="num" w:pos="1440"/>
+        </w:tabs>
+        <w:ind w:left="1440" w:hanging="360"/>
+      </w:pPr>
+      <w:rPr>
+        <w:rFonts w:ascii="Courier New" w:hAnsi="Courier New" w:hint="default"/>
+        <w:sz w:val="20"/>
+      </w:rPr>
+    </w:lvl>
+    <w:lvl w:ilvl="2" w:tentative="1">
+      <w:start w:val="1"/>
+      <w:numFmt w:val="bullet"/>
+      <w:lvlText w:val=""/>
+      <w:lvlJc w:val="left"/>
+      <w:pPr>
+        <w:tabs>
+          <w:tab w:val="num" w:pos="2160"/>
+        </w:tabs>
+        <w:ind w:left="2160" w:hanging="360"/>
+      </w:pPr>
+      <w:rPr>
+        <w:rFonts w:ascii="Wingdings" w:hAnsi="Wingdings" w:hint="default"/>
+        <w:sz w:val="20"/>
+      </w:rPr>
+    </w:lvl>
+    <w:lvl w:ilvl="3" w:tentative="1">
+      <w:start w:val="1"/>
+      <w:numFmt w:val="bullet"/>
+      <w:lvlText w:val=""/>
+      <w:lvlJc w:val="left"/>
+      <w:pPr>
+        <w:tabs>
+          <w:tab w:val="num" w:pos="2880"/>
+        </w:tabs>
+        <w:ind w:left="2880" w:hanging="360"/>
+      </w:pPr>
+      <w:rPr>
+        <w:rFonts w:ascii="Wingdings" w:hAnsi="Wingdings" w:hint="default"/>
+        <w:sz w:val="20"/>
+      </w:rPr>
+    </w:lvl>
+    <w:lvl w:ilvl="4" w:tentative="1">
+      <w:start w:val="1"/>
+      <w:numFmt w:val="bullet"/>
+      <w:lvlText w:val=""/>
+      <w:lvlJc w:val="left"/>
+      <w:pPr>
+        <w:tabs>
+          <w:tab w:val="num" w:pos="3600"/>
+        </w:tabs>
+        <w:ind w:left="3600" w:hanging="360"/>
+      </w:pPr>
+      <w:rPr>
+        <w:rFonts w:ascii="Wingdings" w:hAnsi="Wingdings" w:hint="default"/>
+        <w:sz w:val="20"/>
+      </w:rPr>
+    </w:lvl>
+    <w:lvl w:ilvl="5" w:tentative="1">
+      <w:start w:val="1"/>
+      <w:numFmt w:val="bullet"/>
+      <w:lvlText w:val=""/>
+      <w:lvlJc w:val="left"/>
+      <w:pPr>
+        <w:tabs>
+          <w:tab w:val="num" w:pos="4320"/>
+        </w:tabs>
+        <w:ind w:left="4320" w:hanging="360"/>
+      </w:pPr>
+      <w:rPr>
+        <w:rFonts w:ascii="Wingdings" w:hAnsi="Wingdings" w:hint="default"/>
+        <w:sz w:val="20"/>
+      </w:rPr>
+    </w:lvl>
+    <w:lvl w:ilvl="6" w:tentative="1">
+      <w:start w:val="1"/>
+      <w:numFmt w:val="bullet"/>
+      <w:lvlText w:val=""/>
+      <w:lvlJc w:val="left"/>
+      <w:pPr>
+        <w:tabs>
+          <w:tab w:val="num" w:pos="5040"/>
+        </w:tabs>
+        <w:ind w:left="5040" w:hanging="360"/>
+      </w:pPr>
+      <w:rPr>
+        <w:rFonts w:ascii="Wingdings" w:hAnsi="Wingdings" w:hint="default"/>
+        <w:sz w:val="20"/>
+      </w:rPr>
+    </w:lvl>
+    <w:lvl w:ilvl="7" w:tentative="1">
+      <w:start w:val="1"/>
+      <w:numFmt w:val="bullet"/>
+      <w:lvlText w:val=""/>
+      <w:lvlJc w:val="left"/>
+      <w:pPr>
+        <w:tabs>
+          <w:tab w:val="num" w:pos="5760"/>
+        </w:tabs>
+        <w:ind w:left="5760" w:hanging="360"/>
+      </w:pPr>
+      <w:rPr>
+        <w:rFonts w:ascii="Wingdings" w:hAnsi="Wingdings" w:hint="default"/>
+        <w:sz w:val="20"/>
+      </w:rPr>
+    </w:lvl>
+    <w:lvl w:ilvl="8" w:tentative="1">
+      <w:start w:val="1"/>
+      <w:numFmt w:val="bullet"/>
+      <w:lvlText w:val=""/>
+      <w:lvlJc w:val="left"/>
+      <w:pPr>
+        <w:tabs>
+          <w:tab w:val="num" w:pos="6480"/>
+        </w:tabs>
+        <w:ind w:left="6480" w:hanging="360"/>
+      </w:pPr>
+      <w:rPr>
+        <w:rFonts w:ascii="Wingdings" w:hAnsi="Wingdings" w:hint="default"/>
+        <w:sz w:val="20"/>
+      </w:rPr>
+    </w:lvl>
+  </w:abstractNum>
+  <w:abstractNum w:abstractNumId="137" w15:restartNumberingAfterBreak="0">
     <w:nsid w:val="67D7021E"/>
     <w:multiLevelType w:val="multilevel"/>
     <w:tmpl w:val="A93029EC"/>
@@ -26789,7 +31932,7 @@
       </w:rPr>
     </w:lvl>
   </w:abstractNum>
-  <w:abstractNum w:abstractNumId="121" w15:restartNumberingAfterBreak="0">
+  <w:abstractNum w:abstractNumId="138" w15:restartNumberingAfterBreak="0">
     <w:nsid w:val="68AE22B9"/>
     <w:multiLevelType w:val="multilevel"/>
     <w:tmpl w:val="833641D2"/>
@@ -26938,7 +32081,7 @@
       </w:rPr>
     </w:lvl>
   </w:abstractNum>
-  <w:abstractNum w:abstractNumId="122" w15:restartNumberingAfterBreak="0">
+  <w:abstractNum w:abstractNumId="139" w15:restartNumberingAfterBreak="0">
     <w:nsid w:val="69A810C3"/>
     <w:multiLevelType w:val="multilevel"/>
     <w:tmpl w:val="9C0E593A"/>
@@ -27087,7 +32230,156 @@
       </w:rPr>
     </w:lvl>
   </w:abstractNum>
-  <w:abstractNum w:abstractNumId="123" w15:restartNumberingAfterBreak="0">
+  <w:abstractNum w:abstractNumId="140" w15:restartNumberingAfterBreak="0">
+    <w:nsid w:val="69C45224"/>
+    <w:multiLevelType w:val="multilevel"/>
+    <w:tmpl w:val="0598ECCA"/>
+    <w:lvl w:ilvl="0">
+      <w:start w:val="1"/>
+      <w:numFmt w:val="bullet"/>
+      <w:lvlText w:val=""/>
+      <w:lvlJc w:val="left"/>
+      <w:pPr>
+        <w:tabs>
+          <w:tab w:val="num" w:pos="720"/>
+        </w:tabs>
+        <w:ind w:left="720" w:hanging="360"/>
+      </w:pPr>
+      <w:rPr>
+        <w:rFonts w:ascii="Symbol" w:hAnsi="Symbol" w:hint="default"/>
+        <w:sz w:val="20"/>
+      </w:rPr>
+    </w:lvl>
+    <w:lvl w:ilvl="1" w:tentative="1">
+      <w:start w:val="1"/>
+      <w:numFmt w:val="bullet"/>
+      <w:lvlText w:val="o"/>
+      <w:lvlJc w:val="left"/>
+      <w:pPr>
+        <w:tabs>
+          <w:tab w:val="num" w:pos="1440"/>
+        </w:tabs>
+        <w:ind w:left="1440" w:hanging="360"/>
+      </w:pPr>
+      <w:rPr>
+        <w:rFonts w:ascii="Courier New" w:hAnsi="Courier New" w:hint="default"/>
+        <w:sz w:val="20"/>
+      </w:rPr>
+    </w:lvl>
+    <w:lvl w:ilvl="2" w:tentative="1">
+      <w:start w:val="1"/>
+      <w:numFmt w:val="bullet"/>
+      <w:lvlText w:val=""/>
+      <w:lvlJc w:val="left"/>
+      <w:pPr>
+        <w:tabs>
+          <w:tab w:val="num" w:pos="2160"/>
+        </w:tabs>
+        <w:ind w:left="2160" w:hanging="360"/>
+      </w:pPr>
+      <w:rPr>
+        <w:rFonts w:ascii="Wingdings" w:hAnsi="Wingdings" w:hint="default"/>
+        <w:sz w:val="20"/>
+      </w:rPr>
+    </w:lvl>
+    <w:lvl w:ilvl="3" w:tentative="1">
+      <w:start w:val="1"/>
+      <w:numFmt w:val="bullet"/>
+      <w:lvlText w:val=""/>
+      <w:lvlJc w:val="left"/>
+      <w:pPr>
+        <w:tabs>
+          <w:tab w:val="num" w:pos="2880"/>
+        </w:tabs>
+        <w:ind w:left="2880" w:hanging="360"/>
+      </w:pPr>
+      <w:rPr>
+        <w:rFonts w:ascii="Wingdings" w:hAnsi="Wingdings" w:hint="default"/>
+        <w:sz w:val="20"/>
+      </w:rPr>
+    </w:lvl>
+    <w:lvl w:ilvl="4" w:tentative="1">
+      <w:start w:val="1"/>
+      <w:numFmt w:val="bullet"/>
+      <w:lvlText w:val=""/>
+      <w:lvlJc w:val="left"/>
+      <w:pPr>
+        <w:tabs>
+          <w:tab w:val="num" w:pos="3600"/>
+        </w:tabs>
+        <w:ind w:left="3600" w:hanging="360"/>
+      </w:pPr>
+      <w:rPr>
+        <w:rFonts w:ascii="Wingdings" w:hAnsi="Wingdings" w:hint="default"/>
+        <w:sz w:val="20"/>
+      </w:rPr>
+    </w:lvl>
+    <w:lvl w:ilvl="5" w:tentative="1">
+      <w:start w:val="1"/>
+      <w:numFmt w:val="bullet"/>
+      <w:lvlText w:val=""/>
+      <w:lvlJc w:val="left"/>
+      <w:pPr>
+        <w:tabs>
+          <w:tab w:val="num" w:pos="4320"/>
+        </w:tabs>
+        <w:ind w:left="4320" w:hanging="360"/>
+      </w:pPr>
+      <w:rPr>
+        <w:rFonts w:ascii="Wingdings" w:hAnsi="Wingdings" w:hint="default"/>
+        <w:sz w:val="20"/>
+      </w:rPr>
+    </w:lvl>
+    <w:lvl w:ilvl="6" w:tentative="1">
+      <w:start w:val="1"/>
+      <w:numFmt w:val="bullet"/>
+      <w:lvlText w:val=""/>
+      <w:lvlJc w:val="left"/>
+      <w:pPr>
+        <w:tabs>
+          <w:tab w:val="num" w:pos="5040"/>
+        </w:tabs>
+        <w:ind w:left="5040" w:hanging="360"/>
+      </w:pPr>
+      <w:rPr>
+        <w:rFonts w:ascii="Wingdings" w:hAnsi="Wingdings" w:hint="default"/>
+        <w:sz w:val="20"/>
+      </w:rPr>
+    </w:lvl>
+    <w:lvl w:ilvl="7" w:tentative="1">
+      <w:start w:val="1"/>
+      <w:numFmt w:val="bullet"/>
+      <w:lvlText w:val=""/>
+      <w:lvlJc w:val="left"/>
+      <w:pPr>
+        <w:tabs>
+          <w:tab w:val="num" w:pos="5760"/>
+        </w:tabs>
+        <w:ind w:left="5760" w:hanging="360"/>
+      </w:pPr>
+      <w:rPr>
+        <w:rFonts w:ascii="Wingdings" w:hAnsi="Wingdings" w:hint="default"/>
+        <w:sz w:val="20"/>
+      </w:rPr>
+    </w:lvl>
+    <w:lvl w:ilvl="8" w:tentative="1">
+      <w:start w:val="1"/>
+      <w:numFmt w:val="bullet"/>
+      <w:lvlText w:val=""/>
+      <w:lvlJc w:val="left"/>
+      <w:pPr>
+        <w:tabs>
+          <w:tab w:val="num" w:pos="6480"/>
+        </w:tabs>
+        <w:ind w:left="6480" w:hanging="360"/>
+      </w:pPr>
+      <w:rPr>
+        <w:rFonts w:ascii="Wingdings" w:hAnsi="Wingdings" w:hint="default"/>
+        <w:sz w:val="20"/>
+      </w:rPr>
+    </w:lvl>
+  </w:abstractNum>
+  <w:abstractNum w:abstractNumId="141" w15:restartNumberingAfterBreak="0">
     <w:nsid w:val="6AFA3B33"/>
     <w:multiLevelType w:val="multilevel"/>
     <w:tmpl w:val="94FC0D28"/>
@@ -27236,7 +32528,156 @@
       </w:rPr>
     </w:lvl>
   </w:abstractNum>
-  <w:abstractNum w:abstractNumId="124" w15:restartNumberingAfterBreak="0">
+  <w:abstractNum w:abstractNumId="142" w15:restartNumberingAfterBreak="0">
+    <w:nsid w:val="6BCF3A38"/>
+    <w:multiLevelType w:val="multilevel"/>
+    <w:tmpl w:val="75BC264A"/>
+    <w:lvl w:ilvl="0">
+      <w:start w:val="1"/>
+      <w:numFmt w:val="bullet"/>
+      <w:lvlText w:val=""/>
+      <w:lvlJc w:val="left"/>
+      <w:pPr>
+        <w:tabs>
+          <w:tab w:val="num" w:pos="720"/>
+        </w:tabs>
+        <w:ind w:left="720" w:hanging="360"/>
+      </w:pPr>
+      <w:rPr>
+        <w:rFonts w:ascii="Symbol" w:hAnsi="Symbol" w:hint="default"/>
+        <w:sz w:val="20"/>
+      </w:rPr>
+    </w:lvl>
+    <w:lvl w:ilvl="1" w:tentative="1">
+      <w:start w:val="1"/>
+      <w:numFmt w:val="bullet"/>
+      <w:lvlText w:val="o"/>
+      <w:lvlJc w:val="left"/>
+      <w:pPr>
+        <w:tabs>
+          <w:tab w:val="num" w:pos="1440"/>
+        </w:tabs>
+        <w:ind w:left="1440" w:hanging="360"/>
+      </w:pPr>
+      <w:rPr>
+        <w:rFonts w:ascii="Courier New" w:hAnsi="Courier New" w:hint="default"/>
+        <w:sz w:val="20"/>
+      </w:rPr>
+    </w:lvl>
+    <w:lvl w:ilvl="2" w:tentative="1">
+      <w:start w:val="1"/>
+      <w:numFmt w:val="bullet"/>
+      <w:lvlText w:val=""/>
+      <w:lvlJc w:val="left"/>
+      <w:pPr>
+        <w:tabs>
+          <w:tab w:val="num" w:pos="2160"/>
+        </w:tabs>
+        <w:ind w:left="2160" w:hanging="360"/>
+      </w:pPr>
+      <w:rPr>
+        <w:rFonts w:ascii="Wingdings" w:hAnsi="Wingdings" w:hint="default"/>
+        <w:sz w:val="20"/>
+      </w:rPr>
+    </w:lvl>
+    <w:lvl w:ilvl="3" w:tentative="1">
+      <w:start w:val="1"/>
+      <w:numFmt w:val="bullet"/>
+      <w:lvlText w:val=""/>
+      <w:lvlJc w:val="left"/>
+      <w:pPr>
+        <w:tabs>
+          <w:tab w:val="num" w:pos="2880"/>
+        </w:tabs>
+        <w:ind w:left="2880" w:hanging="360"/>
+      </w:pPr>
+      <w:rPr>
+        <w:rFonts w:ascii="Wingdings" w:hAnsi="Wingdings" w:hint="default"/>
+        <w:sz w:val="20"/>
+      </w:rPr>
+    </w:lvl>
+    <w:lvl w:ilvl="4" w:tentative="1">
+      <w:start w:val="1"/>
+      <w:numFmt w:val="bullet"/>
+      <w:lvlText w:val=""/>
+      <w:lvlJc w:val="left"/>
+      <w:pPr>
+        <w:tabs>
+          <w:tab w:val="num" w:pos="3600"/>
+        </w:tabs>
+        <w:ind w:left="3600" w:hanging="360"/>
+      </w:pPr>
+      <w:rPr>
+        <w:rFonts w:ascii="Wingdings" w:hAnsi="Wingdings" w:hint="default"/>
+        <w:sz w:val="20"/>
+      </w:rPr>
+    </w:lvl>
+    <w:lvl w:ilvl="5" w:tentative="1">
+      <w:start w:val="1"/>
+      <w:numFmt w:val="bullet"/>
+      <w:lvlText w:val=""/>
+      <w:lvlJc w:val="left"/>
+      <w:pPr>
+        <w:tabs>
+          <w:tab w:val="num" w:pos="4320"/>
+        </w:tabs>
+        <w:ind w:left="4320" w:hanging="360"/>
+      </w:pPr>
+      <w:rPr>
+        <w:rFonts w:ascii="Wingdings" w:hAnsi="Wingdings" w:hint="default"/>
+        <w:sz w:val="20"/>
+      </w:rPr>
+    </w:lvl>
+    <w:lvl w:ilvl="6" w:tentative="1">
+      <w:start w:val="1"/>
+      <w:numFmt w:val="bullet"/>
+      <w:lvlText w:val=""/>
+      <w:lvlJc w:val="left"/>
+      <w:pPr>
+        <w:tabs>
+          <w:tab w:val="num" w:pos="5040"/>
+        </w:tabs>
+        <w:ind w:left="5040" w:hanging="360"/>
+      </w:pPr>
+      <w:rPr>
+        <w:rFonts w:ascii="Wingdings" w:hAnsi="Wingdings" w:hint="default"/>
+        <w:sz w:val="20"/>
+      </w:rPr>
+    </w:lvl>
+    <w:lvl w:ilvl="7" w:tentative="1">
+      <w:start w:val="1"/>
+      <w:numFmt w:val="bullet"/>
+      <w:lvlText w:val=""/>
+      <w:lvlJc w:val="left"/>
+      <w:pPr>
+        <w:tabs>
+          <w:tab w:val="num" w:pos="5760"/>
+        </w:tabs>
+        <w:ind w:left="5760" w:hanging="360"/>
+      </w:pPr>
+      <w:rPr>
+        <w:rFonts w:ascii="Wingdings" w:hAnsi="Wingdings" w:hint="default"/>
+        <w:sz w:val="20"/>
+      </w:rPr>
+    </w:lvl>
+    <w:lvl w:ilvl="8" w:tentative="1">
+      <w:start w:val="1"/>
+      <w:numFmt w:val="bullet"/>
+      <w:lvlText w:val=""/>
+      <w:lvlJc w:val="left"/>
+      <w:pPr>
+        <w:tabs>
+          <w:tab w:val="num" w:pos="6480"/>
+        </w:tabs>
+        <w:ind w:left="6480" w:hanging="360"/>
+      </w:pPr>
+      <w:rPr>
+        <w:rFonts w:ascii="Wingdings" w:hAnsi="Wingdings" w:hint="default"/>
+        <w:sz w:val="20"/>
+      </w:rPr>
+    </w:lvl>
+  </w:abstractNum>
+  <w:abstractNum w:abstractNumId="143" w15:restartNumberingAfterBreak="0">
     <w:nsid w:val="6BCF4090"/>
     <w:multiLevelType w:val="multilevel"/>
     <w:tmpl w:val="0EA41A9E"/>
@@ -27385,7 +32826,7 @@
       </w:rPr>
     </w:lvl>
   </w:abstractNum>
-  <w:abstractNum w:abstractNumId="125" w15:restartNumberingAfterBreak="0">
+  <w:abstractNum w:abstractNumId="144" w15:restartNumberingAfterBreak="0">
     <w:nsid w:val="6C722321"/>
     <w:multiLevelType w:val="multilevel"/>
     <w:tmpl w:val="DE60CC62"/>
@@ -27534,7 +32975,7 @@
       </w:rPr>
     </w:lvl>
   </w:abstractNum>
-  <w:abstractNum w:abstractNumId="126" w15:restartNumberingAfterBreak="0">
+  <w:abstractNum w:abstractNumId="145" w15:restartNumberingAfterBreak="0">
     <w:nsid w:val="6D8148DB"/>
     <w:multiLevelType w:val="multilevel"/>
     <w:tmpl w:val="6CC67650"/>
@@ -27683,7 +33124,7 @@
       </w:rPr>
     </w:lvl>
   </w:abstractNum>
-  <w:abstractNum w:abstractNumId="127" w15:restartNumberingAfterBreak="0">
+  <w:abstractNum w:abstractNumId="146" w15:restartNumberingAfterBreak="0">
     <w:nsid w:val="6E7424C5"/>
     <w:multiLevelType w:val="multilevel"/>
     <w:tmpl w:val="BE50B52E"/>
@@ -27832,7 +33273,7 @@
       </w:rPr>
     </w:lvl>
   </w:abstractNum>
-  <w:abstractNum w:abstractNumId="128" w15:restartNumberingAfterBreak="0">
+  <w:abstractNum w:abstractNumId="147" w15:restartNumberingAfterBreak="0">
     <w:nsid w:val="6EEB6B7F"/>
     <w:multiLevelType w:val="multilevel"/>
     <w:tmpl w:val="7AEC27CA"/>
@@ -27981,7 +33422,7 @@
       </w:rPr>
     </w:lvl>
   </w:abstractNum>
-  <w:abstractNum w:abstractNumId="129" w15:restartNumberingAfterBreak="0">
+  <w:abstractNum w:abstractNumId="148" w15:restartNumberingAfterBreak="0">
     <w:nsid w:val="6F0C5EA2"/>
     <w:multiLevelType w:val="multilevel"/>
     <w:tmpl w:val="59B85AFE"/>
@@ -28130,7 +33571,7 @@
       </w:rPr>
     </w:lvl>
   </w:abstractNum>
-  <w:abstractNum w:abstractNumId="130" w15:restartNumberingAfterBreak="0">
+  <w:abstractNum w:abstractNumId="149" w15:restartNumberingAfterBreak="0">
     <w:nsid w:val="6FFC5922"/>
     <w:multiLevelType w:val="multilevel"/>
     <w:tmpl w:val="71AA1D96"/>
@@ -28279,7 +33720,7 @@
       </w:rPr>
     </w:lvl>
   </w:abstractNum>
-  <w:abstractNum w:abstractNumId="131" w15:restartNumberingAfterBreak="0">
+  <w:abstractNum w:abstractNumId="150" w15:restartNumberingAfterBreak="0">
     <w:nsid w:val="70581CD5"/>
     <w:multiLevelType w:val="multilevel"/>
     <w:tmpl w:val="78863F3E"/>
@@ -28428,7 +33869,7 @@
       </w:rPr>
     </w:lvl>
   </w:abstractNum>
-  <w:abstractNum w:abstractNumId="132" w15:restartNumberingAfterBreak="0">
+  <w:abstractNum w:abstractNumId="151" w15:restartNumberingAfterBreak="0">
     <w:nsid w:val="70B52615"/>
     <w:multiLevelType w:val="multilevel"/>
     <w:tmpl w:val="64C0A856"/>
@@ -28577,7 +34018,7 @@
       </w:rPr>
     </w:lvl>
   </w:abstractNum>
-  <w:abstractNum w:abstractNumId="133" w15:restartNumberingAfterBreak="0">
+  <w:abstractNum w:abstractNumId="152" w15:restartNumberingAfterBreak="0">
     <w:nsid w:val="70F36AA1"/>
     <w:multiLevelType w:val="multilevel"/>
     <w:tmpl w:val="E480AE64"/>
@@ -28726,7 +34167,7 @@
       </w:rPr>
     </w:lvl>
   </w:abstractNum>
-  <w:abstractNum w:abstractNumId="134" w15:restartNumberingAfterBreak="0">
+  <w:abstractNum w:abstractNumId="153" w15:restartNumberingAfterBreak="0">
     <w:nsid w:val="714A78D8"/>
     <w:multiLevelType w:val="multilevel"/>
     <w:tmpl w:val="B55E8EF4"/>
@@ -28875,7 +34316,7 @@
       </w:rPr>
     </w:lvl>
   </w:abstractNum>
-  <w:abstractNum w:abstractNumId="135" w15:restartNumberingAfterBreak="0">
+  <w:abstractNum w:abstractNumId="154" w15:restartNumberingAfterBreak="0">
     <w:nsid w:val="717B4B0D"/>
     <w:multiLevelType w:val="multilevel"/>
     <w:tmpl w:val="D82CBEDC"/>
@@ -29024,7 +34465,7 @@
       </w:rPr>
     </w:lvl>
   </w:abstractNum>
-  <w:abstractNum w:abstractNumId="136" w15:restartNumberingAfterBreak="0">
+  <w:abstractNum w:abstractNumId="155" w15:restartNumberingAfterBreak="0">
     <w:nsid w:val="717E4189"/>
     <w:multiLevelType w:val="multilevel"/>
     <w:tmpl w:val="E95E6B30"/>
@@ -29137,7 +34578,7 @@
       </w:pPr>
     </w:lvl>
   </w:abstractNum>
-  <w:abstractNum w:abstractNumId="137" w15:restartNumberingAfterBreak="0">
+  <w:abstractNum w:abstractNumId="156" w15:restartNumberingAfterBreak="0">
     <w:nsid w:val="743151B8"/>
     <w:multiLevelType w:val="multilevel"/>
     <w:tmpl w:val="6D2CA018"/>
@@ -29286,7 +34727,418 @@
       </w:rPr>
     </w:lvl>
   </w:abstractNum>
-  <w:abstractNum w:abstractNumId="138" w15:restartNumberingAfterBreak="0">
+  <w:abstractNum w:abstractNumId="157" w15:restartNumberingAfterBreak="0">
+    <w:nsid w:val="767A09DE"/>
+    <w:multiLevelType w:val="multilevel"/>
+    <w:tmpl w:val="908E0866"/>
+    <w:lvl w:ilvl="0">
+      <w:start w:val="1"/>
+      <w:numFmt w:val="bullet"/>
+      <w:lvlText w:val=""/>
+      <w:lvlJc w:val="left"/>
+      <w:pPr>
+        <w:tabs>
+          <w:tab w:val="num" w:pos="720"/>
+        </w:tabs>
+        <w:ind w:left="720" w:hanging="360"/>
+      </w:pPr>
+      <w:rPr>
+        <w:rFonts w:ascii="Symbol" w:hAnsi="Symbol" w:hint="default"/>
+        <w:sz w:val="20"/>
+      </w:rPr>
+    </w:lvl>
+    <w:lvl w:ilvl="1" w:tentative="1">
+      <w:start w:val="1"/>
+      <w:numFmt w:val="bullet"/>
+      <w:lvlText w:val="o"/>
+      <w:lvlJc w:val="left"/>
+      <w:pPr>
+        <w:tabs>
+          <w:tab w:val="num" w:pos="1440"/>
+        </w:tabs>
+        <w:ind w:left="1440" w:hanging="360"/>
+      </w:pPr>
+      <w:rPr>
+        <w:rFonts w:ascii="Courier New" w:hAnsi="Courier New" w:hint="default"/>
+        <w:sz w:val="20"/>
+      </w:rPr>
+    </w:lvl>
+    <w:lvl w:ilvl="2" w:tentative="1">
+      <w:start w:val="1"/>
+      <w:numFmt w:val="bullet"/>
+      <w:lvlText w:val=""/>
+      <w:lvlJc w:val="left"/>
+      <w:pPr>
+        <w:tabs>
+          <w:tab w:val="num" w:pos="2160"/>
+        </w:tabs>
+        <w:ind w:left="2160" w:hanging="360"/>
+      </w:pPr>
+      <w:rPr>
+        <w:rFonts w:ascii="Wingdings" w:hAnsi="Wingdings" w:hint="default"/>
+        <w:sz w:val="20"/>
+      </w:rPr>
+    </w:lvl>
+    <w:lvl w:ilvl="3" w:tentative="1">
+      <w:start w:val="1"/>
+      <w:numFmt w:val="bullet"/>
+      <w:lvlText w:val=""/>
+      <w:lvlJc w:val="left"/>
+      <w:pPr>
+        <w:tabs>
+          <w:tab w:val="num" w:pos="2880"/>
+        </w:tabs>
+        <w:ind w:left="2880" w:hanging="360"/>
+      </w:pPr>
+      <w:rPr>
+        <w:rFonts w:ascii="Wingdings" w:hAnsi="Wingdings" w:hint="default"/>
+        <w:sz w:val="20"/>
+      </w:rPr>
+    </w:lvl>
+    <w:lvl w:ilvl="4" w:tentative="1">
+      <w:start w:val="1"/>
+      <w:numFmt w:val="bullet"/>
+      <w:lvlText w:val=""/>
+      <w:lvlJc w:val="left"/>
+      <w:pPr>
+        <w:tabs>
+          <w:tab w:val="num" w:pos="3600"/>
+        </w:tabs>
+        <w:ind w:left="3600" w:hanging="360"/>
+      </w:pPr>
+      <w:rPr>
+        <w:rFonts w:ascii="Wingdings" w:hAnsi="Wingdings" w:hint="default"/>
+        <w:sz w:val="20"/>
+      </w:rPr>
+    </w:lvl>
+    <w:lvl w:ilvl="5" w:tentative="1">
+      <w:start w:val="1"/>
+      <w:numFmt w:val="bullet"/>
+      <w:lvlText w:val=""/>
+      <w:lvlJc w:val="left"/>
+      <w:pPr>
+        <w:tabs>
+          <w:tab w:val="num" w:pos="4320"/>
+        </w:tabs>
+        <w:ind w:left="4320" w:hanging="360"/>
+      </w:pPr>
+      <w:rPr>
+        <w:rFonts w:ascii="Wingdings" w:hAnsi="Wingdings" w:hint="default"/>
+        <w:sz w:val="20"/>
+      </w:rPr>
+    </w:lvl>
+    <w:lvl w:ilvl="6" w:tentative="1">
+      <w:start w:val="1"/>
+      <w:numFmt w:val="bullet"/>
+      <w:lvlText w:val=""/>
+      <w:lvlJc w:val="left"/>
+      <w:pPr>
+        <w:tabs>
+          <w:tab w:val="num" w:pos="5040"/>
+        </w:tabs>
+        <w:ind w:left="5040" w:hanging="360"/>
+      </w:pPr>
+      <w:rPr>
+        <w:rFonts w:ascii="Wingdings" w:hAnsi="Wingdings" w:hint="default"/>
+        <w:sz w:val="20"/>
+      </w:rPr>
+    </w:lvl>
+    <w:lvl w:ilvl="7" w:tentative="1">
+      <w:start w:val="1"/>
+      <w:numFmt w:val="bullet"/>
+      <w:lvlText w:val=""/>
+      <w:lvlJc w:val="left"/>
+      <w:pPr>
+        <w:tabs>
+          <w:tab w:val="num" w:pos="5760"/>
+        </w:tabs>
+        <w:ind w:left="5760" w:hanging="360"/>
+      </w:pPr>
+      <w:rPr>
+        <w:rFonts w:ascii="Wingdings" w:hAnsi="Wingdings" w:hint="default"/>
+        <w:sz w:val="20"/>
+      </w:rPr>
+    </w:lvl>
+    <w:lvl w:ilvl="8" w:tentative="1">
+      <w:start w:val="1"/>
+      <w:numFmt w:val="bullet"/>
+      <w:lvlText w:val=""/>
+      <w:lvlJc w:val="left"/>
+      <w:pPr>
+        <w:tabs>
+          <w:tab w:val="num" w:pos="6480"/>
+        </w:tabs>
+        <w:ind w:left="6480" w:hanging="360"/>
+      </w:pPr>
+      <w:rPr>
+        <w:rFonts w:ascii="Wingdings" w:hAnsi="Wingdings" w:hint="default"/>
+        <w:sz w:val="20"/>
+      </w:rPr>
+    </w:lvl>
+  </w:abstractNum>
+  <w:abstractNum w:abstractNumId="158" w15:restartNumberingAfterBreak="0">
+    <w:nsid w:val="780C4147"/>
+    <w:multiLevelType w:val="multilevel"/>
+    <w:tmpl w:val="FC2E3D86"/>
+    <w:lvl w:ilvl="0">
+      <w:start w:val="1"/>
+      <w:numFmt w:val="decimal"/>
+      <w:lvlText w:val="%1."/>
+      <w:lvlJc w:val="left"/>
+      <w:pPr>
+        <w:tabs>
+          <w:tab w:val="num" w:pos="720"/>
+        </w:tabs>
+        <w:ind w:left="720" w:hanging="360"/>
+      </w:pPr>
+    </w:lvl>
+    <w:lvl w:ilvl="1" w:tentative="1">
+      <w:start w:val="1"/>
+      <w:numFmt w:val="decimal"/>
+      <w:lvlText w:val="%2."/>
+      <w:lvlJc w:val="left"/>
+      <w:pPr>
+        <w:tabs>
+          <w:tab w:val="num" w:pos="1440"/>
+        </w:tabs>
+        <w:ind w:left="1440" w:hanging="360"/>
+      </w:pPr>
+    </w:lvl>
+    <w:lvl w:ilvl="2" w:tentative="1">
+      <w:start w:val="1"/>
+      <w:numFmt w:val="decimal"/>
+      <w:lvlText w:val="%3."/>
+      <w:lvlJc w:val="left"/>
+      <w:pPr>
+        <w:tabs>
+          <w:tab w:val="num" w:pos="2160"/>
+        </w:tabs>
+        <w:ind w:left="2160" w:hanging="360"/>
+      </w:pPr>
+    </w:lvl>
+    <w:lvl w:ilvl="3" w:tentative="1">
+      <w:start w:val="1"/>
+      <w:numFmt w:val="decimal"/>
+      <w:lvlText w:val="%4."/>
+      <w:lvlJc w:val="left"/>
+      <w:pPr>
+        <w:tabs>
+          <w:tab w:val="num" w:pos="2880"/>
+        </w:tabs>
+        <w:ind w:left="2880" w:hanging="360"/>
+      </w:pPr>
+    </w:lvl>
+    <w:lvl w:ilvl="4" w:tentative="1">
+      <w:start w:val="1"/>
+      <w:numFmt w:val="decimal"/>
+      <w:lvlText w:val="%5."/>
+      <w:lvlJc w:val="left"/>
+      <w:pPr>
+        <w:tabs>
+          <w:tab w:val="num" w:pos="3600"/>
+        </w:tabs>
+        <w:ind w:left="3600" w:hanging="360"/>
+      </w:pPr>
+    </w:lvl>
+    <w:lvl w:ilvl="5" w:tentative="1">
+      <w:start w:val="1"/>
+      <w:numFmt w:val="decimal"/>
+      <w:lvlText w:val="%6."/>
+      <w:lvlJc w:val="left"/>
+      <w:pPr>
+        <w:tabs>
+          <w:tab w:val="num" w:pos="4320"/>
+        </w:tabs>
+        <w:ind w:left="4320" w:hanging="360"/>
+      </w:pPr>
+    </w:lvl>
+    <w:lvl w:ilvl="6" w:tentative="1">
+      <w:start w:val="1"/>
+      <w:numFmt w:val="decimal"/>
+      <w:lvlText w:val="%7."/>
+      <w:lvlJc w:val="left"/>
+      <w:pPr>
+        <w:tabs>
+          <w:tab w:val="num" w:pos="5040"/>
+        </w:tabs>
+        <w:ind w:left="5040" w:hanging="360"/>
+      </w:pPr>
+    </w:lvl>
+    <w:lvl w:ilvl="7" w:tentative="1">
+      <w:start w:val="1"/>
+      <w:numFmt w:val="decimal"/>
+      <w:lvlText w:val="%8."/>
+      <w:lvlJc w:val="left"/>
+      <w:pPr>
+        <w:tabs>
+          <w:tab w:val="num" w:pos="5760"/>
+        </w:tabs>
+        <w:ind w:left="5760" w:hanging="360"/>
+      </w:pPr>
+    </w:lvl>
+    <w:lvl w:ilvl="8" w:tentative="1">
+      <w:start w:val="1"/>
+      <w:numFmt w:val="decimal"/>
+      <w:lvlText w:val="%9."/>
+      <w:lvlJc w:val="left"/>
+      <w:pPr>
+        <w:tabs>
+          <w:tab w:val="num" w:pos="6480"/>
+        </w:tabs>
+        <w:ind w:left="6480" w:hanging="360"/>
+      </w:pPr>
+    </w:lvl>
+  </w:abstractNum>
+  <w:abstractNum w:abstractNumId="159" w15:restartNumberingAfterBreak="0">
+    <w:nsid w:val="78314585"/>
+    <w:multiLevelType w:val="multilevel"/>
+    <w:tmpl w:val="8592CD7A"/>
+    <w:lvl w:ilvl="0">
+      <w:start w:val="1"/>
+      <w:numFmt w:val="bullet"/>
+      <w:lvlText w:val=""/>
+      <w:lvlJc w:val="left"/>
+      <w:pPr>
+        <w:tabs>
+          <w:tab w:val="num" w:pos="720"/>
+        </w:tabs>
+        <w:ind w:left="720" w:hanging="360"/>
+      </w:pPr>
+      <w:rPr>
+        <w:rFonts w:ascii="Symbol" w:hAnsi="Symbol" w:hint="default"/>
+        <w:sz w:val="20"/>
+      </w:rPr>
+    </w:lvl>
+    <w:lvl w:ilvl="1" w:tentative="1">
+      <w:start w:val="1"/>
+      <w:numFmt w:val="bullet"/>
+      <w:lvlText w:val="o"/>
+      <w:lvlJc w:val="left"/>
+      <w:pPr>
+        <w:tabs>
+          <w:tab w:val="num" w:pos="1440"/>
+        </w:tabs>
+        <w:ind w:left="1440" w:hanging="360"/>
+      </w:pPr>
+      <w:rPr>
+        <w:rFonts w:ascii="Courier New" w:hAnsi="Courier New" w:hint="default"/>
+        <w:sz w:val="20"/>
+      </w:rPr>
+    </w:lvl>
+    <w:lvl w:ilvl="2" w:tentative="1">
+      <w:start w:val="1"/>
+      <w:numFmt w:val="bullet"/>
+      <w:lvlText w:val=""/>
+      <w:lvlJc w:val="left"/>
+      <w:pPr>
+        <w:tabs>
+          <w:tab w:val="num" w:pos="2160"/>
+        </w:tabs>
+        <w:ind w:left="2160" w:hanging="360"/>
+      </w:pPr>
+      <w:rPr>
+        <w:rFonts w:ascii="Wingdings" w:hAnsi="Wingdings" w:hint="default"/>
+        <w:sz w:val="20"/>
+      </w:rPr>
+    </w:lvl>
+    <w:lvl w:ilvl="3" w:tentative="1">
+      <w:start w:val="1"/>
+      <w:numFmt w:val="bullet"/>
+      <w:lvlText w:val=""/>
+      <w:lvlJc w:val="left"/>
+      <w:pPr>
+        <w:tabs>
+          <w:tab w:val="num" w:pos="2880"/>
+        </w:tabs>
+        <w:ind w:left="2880" w:hanging="360"/>
+      </w:pPr>
+      <w:rPr>
+        <w:rFonts w:ascii="Wingdings" w:hAnsi="Wingdings" w:hint="default"/>
+        <w:sz w:val="20"/>
+      </w:rPr>
+    </w:lvl>
+    <w:lvl w:ilvl="4" w:tentative="1">
+      <w:start w:val="1"/>
+      <w:numFmt w:val="bullet"/>
+      <w:lvlText w:val=""/>
+      <w:lvlJc w:val="left"/>
+      <w:pPr>
+        <w:tabs>
+          <w:tab w:val="num" w:pos="3600"/>
+        </w:tabs>
+        <w:ind w:left="3600" w:hanging="360"/>
+      </w:pPr>
+      <w:rPr>
+        <w:rFonts w:ascii="Wingdings" w:hAnsi="Wingdings" w:hint="default"/>
+        <w:sz w:val="20"/>
+      </w:rPr>
+    </w:lvl>
+    <w:lvl w:ilvl="5" w:tentative="1">
+      <w:start w:val="1"/>
+      <w:numFmt w:val="bullet"/>
+      <w:lvlText w:val=""/>
+      <w:lvlJc w:val="left"/>
+      <w:pPr>
+        <w:tabs>
+          <w:tab w:val="num" w:pos="4320"/>
+        </w:tabs>
+        <w:ind w:left="4320" w:hanging="360"/>
+      </w:pPr>
+      <w:rPr>
+        <w:rFonts w:ascii="Wingdings" w:hAnsi="Wingdings" w:hint="default"/>
+        <w:sz w:val="20"/>
+      </w:rPr>
+    </w:lvl>
+    <w:lvl w:ilvl="6" w:tentative="1">
+      <w:start w:val="1"/>
+      <w:numFmt w:val="bullet"/>
+      <w:lvlText w:val=""/>
+      <w:lvlJc w:val="left"/>
+      <w:pPr>
+        <w:tabs>
+          <w:tab w:val="num" w:pos="5040"/>
+        </w:tabs>
+        <w:ind w:left="5040" w:hanging="360"/>
+      </w:pPr>
+      <w:rPr>
+        <w:rFonts w:ascii="Wingdings" w:hAnsi="Wingdings" w:hint="default"/>
+        <w:sz w:val="20"/>
+      </w:rPr>
+    </w:lvl>
+    <w:lvl w:ilvl="7" w:tentative="1">
+      <w:start w:val="1"/>
+      <w:numFmt w:val="bullet"/>
+      <w:lvlText w:val=""/>
+      <w:lvlJc w:val="left"/>
+      <w:pPr>
+        <w:tabs>
+          <w:tab w:val="num" w:pos="5760"/>
+        </w:tabs>
+        <w:ind w:left="5760" w:hanging="360"/>
+      </w:pPr>
+      <w:rPr>
+        <w:rFonts w:ascii="Wingdings" w:hAnsi="Wingdings" w:hint="default"/>
+        <w:sz w:val="20"/>
+      </w:rPr>
+    </w:lvl>
+    <w:lvl w:ilvl="8" w:tentative="1">
+      <w:start w:val="1"/>
+      <w:numFmt w:val="bullet"/>
+      <w:lvlText w:val=""/>
+      <w:lvlJc w:val="left"/>
+      <w:pPr>
+        <w:tabs>
+          <w:tab w:val="num" w:pos="6480"/>
+        </w:tabs>
+        <w:ind w:left="6480" w:hanging="360"/>
+      </w:pPr>
+      <w:rPr>
+        <w:rFonts w:ascii="Wingdings" w:hAnsi="Wingdings" w:hint="default"/>
+        <w:sz w:val="20"/>
+      </w:rPr>
+    </w:lvl>
+  </w:abstractNum>
+  <w:abstractNum w:abstractNumId="160" w15:restartNumberingAfterBreak="0">
     <w:nsid w:val="785E6FC3"/>
     <w:multiLevelType w:val="multilevel"/>
     <w:tmpl w:val="D3029A38"/>
@@ -29435,7 +35287,7 @@
       </w:rPr>
     </w:lvl>
   </w:abstractNum>
-  <w:abstractNum w:abstractNumId="139" w15:restartNumberingAfterBreak="0">
+  <w:abstractNum w:abstractNumId="161" w15:restartNumberingAfterBreak="0">
     <w:nsid w:val="79283FB0"/>
     <w:multiLevelType w:val="multilevel"/>
     <w:tmpl w:val="EB4C7080"/>
@@ -29584,7 +35436,7 @@
       </w:rPr>
     </w:lvl>
   </w:abstractNum>
-  <w:abstractNum w:abstractNumId="140" w15:restartNumberingAfterBreak="0">
+  <w:abstractNum w:abstractNumId="162" w15:restartNumberingAfterBreak="0">
     <w:nsid w:val="7A391E43"/>
     <w:multiLevelType w:val="multilevel"/>
     <w:tmpl w:val="70BC784E"/>
@@ -29733,7 +35585,7 @@
       </w:rPr>
     </w:lvl>
   </w:abstractNum>
-  <w:abstractNum w:abstractNumId="141" w15:restartNumberingAfterBreak="0">
+  <w:abstractNum w:abstractNumId="163" w15:restartNumberingAfterBreak="0">
     <w:nsid w:val="7AAC6A74"/>
     <w:multiLevelType w:val="multilevel"/>
     <w:tmpl w:val="4564A322"/>
@@ -29882,7 +35734,7 @@
       </w:rPr>
     </w:lvl>
   </w:abstractNum>
-  <w:abstractNum w:abstractNumId="142" w15:restartNumberingAfterBreak="0">
+  <w:abstractNum w:abstractNumId="164" w15:restartNumberingAfterBreak="0">
     <w:nsid w:val="7AC10ADF"/>
     <w:multiLevelType w:val="multilevel"/>
     <w:tmpl w:val="8C0AD2E8"/>
@@ -30031,7 +35883,156 @@
       </w:rPr>
     </w:lvl>
   </w:abstractNum>
-  <w:abstractNum w:abstractNumId="143" w15:restartNumberingAfterBreak="0">
+  <w:abstractNum w:abstractNumId="165" w15:restartNumberingAfterBreak="0">
+    <w:nsid w:val="7B762FFD"/>
+    <w:multiLevelType w:val="multilevel"/>
+    <w:tmpl w:val="50A2DD22"/>
+    <w:lvl w:ilvl="0">
+      <w:start w:val="1"/>
+      <w:numFmt w:val="bullet"/>
+      <w:lvlText w:val=""/>
+      <w:lvlJc w:val="left"/>
+      <w:pPr>
+        <w:tabs>
+          <w:tab w:val="num" w:pos="720"/>
+        </w:tabs>
+        <w:ind w:left="720" w:hanging="360"/>
+      </w:pPr>
+      <w:rPr>
+        <w:rFonts w:ascii="Symbol" w:hAnsi="Symbol" w:hint="default"/>
+        <w:sz w:val="20"/>
+      </w:rPr>
+    </w:lvl>
+    <w:lvl w:ilvl="1" w:tentative="1">
+      <w:start w:val="1"/>
+      <w:numFmt w:val="bullet"/>
+      <w:lvlText w:val="o"/>
+      <w:lvlJc w:val="left"/>
+      <w:pPr>
+        <w:tabs>
+          <w:tab w:val="num" w:pos="1440"/>
+        </w:tabs>
+        <w:ind w:left="1440" w:hanging="360"/>
+      </w:pPr>
+      <w:rPr>
+        <w:rFonts w:ascii="Courier New" w:hAnsi="Courier New" w:hint="default"/>
+        <w:sz w:val="20"/>
+      </w:rPr>
+    </w:lvl>
+    <w:lvl w:ilvl="2" w:tentative="1">
+      <w:start w:val="1"/>
+      <w:numFmt w:val="bullet"/>
+      <w:lvlText w:val=""/>
+      <w:lvlJc w:val="left"/>
+      <w:pPr>
+        <w:tabs>
+          <w:tab w:val="num" w:pos="2160"/>
+        </w:tabs>
+        <w:ind w:left="2160" w:hanging="360"/>
+      </w:pPr>
+      <w:rPr>
+        <w:rFonts w:ascii="Wingdings" w:hAnsi="Wingdings" w:hint="default"/>
+        <w:sz w:val="20"/>
+      </w:rPr>
+    </w:lvl>
+    <w:lvl w:ilvl="3" w:tentative="1">
+      <w:start w:val="1"/>
+      <w:numFmt w:val="bullet"/>
+      <w:lvlText w:val=""/>
+      <w:lvlJc w:val="left"/>
+      <w:pPr>
+        <w:tabs>
+          <w:tab w:val="num" w:pos="2880"/>
+        </w:tabs>
+        <w:ind w:left="2880" w:hanging="360"/>
+      </w:pPr>
+      <w:rPr>
+        <w:rFonts w:ascii="Wingdings" w:hAnsi="Wingdings" w:hint="default"/>
+        <w:sz w:val="20"/>
+      </w:rPr>
+    </w:lvl>
+    <w:lvl w:ilvl="4" w:tentative="1">
+      <w:start w:val="1"/>
+      <w:numFmt w:val="bullet"/>
+      <w:lvlText w:val=""/>
+      <w:lvlJc w:val="left"/>
+      <w:pPr>
+        <w:tabs>
+          <w:tab w:val="num" w:pos="3600"/>
+        </w:tabs>
+        <w:ind w:left="3600" w:hanging="360"/>
+      </w:pPr>
+      <w:rPr>
+        <w:rFonts w:ascii="Wingdings" w:hAnsi="Wingdings" w:hint="default"/>
+        <w:sz w:val="20"/>
+      </w:rPr>
+    </w:lvl>
+    <w:lvl w:ilvl="5" w:tentative="1">
+      <w:start w:val="1"/>
+      <w:numFmt w:val="bullet"/>
+      <w:lvlText w:val=""/>
+      <w:lvlJc w:val="left"/>
+      <w:pPr>
+        <w:tabs>
+          <w:tab w:val="num" w:pos="4320"/>
+        </w:tabs>
+        <w:ind w:left="4320" w:hanging="360"/>
+      </w:pPr>
+      <w:rPr>
+        <w:rFonts w:ascii="Wingdings" w:hAnsi="Wingdings" w:hint="default"/>
+        <w:sz w:val="20"/>
+      </w:rPr>
+    </w:lvl>
+    <w:lvl w:ilvl="6" w:tentative="1">
+      <w:start w:val="1"/>
+      <w:numFmt w:val="bullet"/>
+      <w:lvlText w:val=""/>
+      <w:lvlJc w:val="left"/>
+      <w:pPr>
+        <w:tabs>
+          <w:tab w:val="num" w:pos="5040"/>
+        </w:tabs>
+        <w:ind w:left="5040" w:hanging="360"/>
+      </w:pPr>
+      <w:rPr>
+        <w:rFonts w:ascii="Wingdings" w:hAnsi="Wingdings" w:hint="default"/>
+        <w:sz w:val="20"/>
+      </w:rPr>
+    </w:lvl>
+    <w:lvl w:ilvl="7" w:tentative="1">
+      <w:start w:val="1"/>
+      <w:numFmt w:val="bullet"/>
+      <w:lvlText w:val=""/>
+      <w:lvlJc w:val="left"/>
+      <w:pPr>
+        <w:tabs>
+          <w:tab w:val="num" w:pos="5760"/>
+        </w:tabs>
+        <w:ind w:left="5760" w:hanging="360"/>
+      </w:pPr>
+      <w:rPr>
+        <w:rFonts w:ascii="Wingdings" w:hAnsi="Wingdings" w:hint="default"/>
+        <w:sz w:val="20"/>
+      </w:rPr>
+    </w:lvl>
+    <w:lvl w:ilvl="8" w:tentative="1">
+      <w:start w:val="1"/>
+      <w:numFmt w:val="bullet"/>
+      <w:lvlText w:val=""/>
+      <w:lvlJc w:val="left"/>
+      <w:pPr>
+        <w:tabs>
+          <w:tab w:val="num" w:pos="6480"/>
+        </w:tabs>
+        <w:ind w:left="6480" w:hanging="360"/>
+      </w:pPr>
+      <w:rPr>
+        <w:rFonts w:ascii="Wingdings" w:hAnsi="Wingdings" w:hint="default"/>
+        <w:sz w:val="20"/>
+      </w:rPr>
+    </w:lvl>
+  </w:abstractNum>
+  <w:abstractNum w:abstractNumId="166" w15:restartNumberingAfterBreak="0">
     <w:nsid w:val="7CA106E9"/>
     <w:multiLevelType w:val="multilevel"/>
     <w:tmpl w:val="94E81F98"/>
@@ -30180,7 +36181,7 @@
       </w:rPr>
     </w:lvl>
   </w:abstractNum>
-  <w:abstractNum w:abstractNumId="144" w15:restartNumberingAfterBreak="0">
+  <w:abstractNum w:abstractNumId="167" w15:restartNumberingAfterBreak="0">
     <w:nsid w:val="7CCB469D"/>
     <w:multiLevelType w:val="multilevel"/>
     <w:tmpl w:val="640EDD58"/>
@@ -30329,7 +36330,7 @@
       </w:rPr>
     </w:lvl>
   </w:abstractNum>
-  <w:abstractNum w:abstractNumId="145" w15:restartNumberingAfterBreak="0">
+  <w:abstractNum w:abstractNumId="168" w15:restartNumberingAfterBreak="0">
     <w:nsid w:val="7E805802"/>
     <w:multiLevelType w:val="multilevel"/>
     <w:tmpl w:val="06A0737E"/>
@@ -30478,7 +36479,7 @@
       </w:rPr>
     </w:lvl>
   </w:abstractNum>
-  <w:abstractNum w:abstractNumId="146" w15:restartNumberingAfterBreak="0">
+  <w:abstractNum w:abstractNumId="169" w15:restartNumberingAfterBreak="0">
     <w:nsid w:val="7F941665"/>
     <w:multiLevelType w:val="multilevel"/>
     <w:tmpl w:val="B4EA0B8A"/>
@@ -30628,445 +36629,514 @@
     </w:lvl>
   </w:abstractNum>
   <w:num w:numId="1" w16cid:durableId="1765565704">
-    <w:abstractNumId w:val="133"/>
+    <w:abstractNumId w:val="152"/>
   </w:num>
   <w:num w:numId="2" w16cid:durableId="1933396561">
-    <w:abstractNumId w:val="54"/>
+    <w:abstractNumId w:val="61"/>
   </w:num>
   <w:num w:numId="3" w16cid:durableId="1804081874">
-    <w:abstractNumId w:val="98"/>
+    <w:abstractNumId w:val="110"/>
   </w:num>
   <w:num w:numId="4" w16cid:durableId="1549605877">
-    <w:abstractNumId w:val="17"/>
+    <w:abstractNumId w:val="19"/>
   </w:num>
   <w:num w:numId="5" w16cid:durableId="1914512515">
-    <w:abstractNumId w:val="62"/>
+    <w:abstractNumId w:val="70"/>
   </w:num>
   <w:num w:numId="6" w16cid:durableId="962466541">
-    <w:abstractNumId w:val="135"/>
+    <w:abstractNumId w:val="154"/>
   </w:num>
   <w:num w:numId="7" w16cid:durableId="1032926599">
-    <w:abstractNumId w:val="91"/>
+    <w:abstractNumId w:val="103"/>
   </w:num>
   <w:num w:numId="8" w16cid:durableId="1882815331">
-    <w:abstractNumId w:val="66"/>
+    <w:abstractNumId w:val="74"/>
   </w:num>
   <w:num w:numId="9" w16cid:durableId="1098019052">
-    <w:abstractNumId w:val="102"/>
+    <w:abstractNumId w:val="116"/>
   </w:num>
   <w:num w:numId="10" w16cid:durableId="78720675">
-    <w:abstractNumId w:val="123"/>
+    <w:abstractNumId w:val="141"/>
   </w:num>
   <w:num w:numId="11" w16cid:durableId="1257637249">
-    <w:abstractNumId w:val="114"/>
+    <w:abstractNumId w:val="130"/>
   </w:num>
   <w:num w:numId="12" w16cid:durableId="2133088928">
-    <w:abstractNumId w:val="115"/>
+    <w:abstractNumId w:val="131"/>
   </w:num>
   <w:num w:numId="13" w16cid:durableId="43415153">
-    <w:abstractNumId w:val="146"/>
+    <w:abstractNumId w:val="169"/>
   </w:num>
   <w:num w:numId="14" w16cid:durableId="1071656369">
-    <w:abstractNumId w:val="33"/>
+    <w:abstractNumId w:val="36"/>
   </w:num>
   <w:num w:numId="15" w16cid:durableId="1094089724">
-    <w:abstractNumId w:val="16"/>
+    <w:abstractNumId w:val="18"/>
   </w:num>
   <w:num w:numId="16" w16cid:durableId="975447742">
-    <w:abstractNumId w:val="77"/>
+    <w:abstractNumId w:val="87"/>
   </w:num>
   <w:num w:numId="17" w16cid:durableId="1322201958">
     <w:abstractNumId w:val="2"/>
   </w:num>
   <w:num w:numId="18" w16cid:durableId="2012953621">
-    <w:abstractNumId w:val="141"/>
+    <w:abstractNumId w:val="163"/>
   </w:num>
   <w:num w:numId="19" w16cid:durableId="1198155270">
-    <w:abstractNumId w:val="56"/>
+    <w:abstractNumId w:val="63"/>
   </w:num>
   <w:num w:numId="20" w16cid:durableId="1155413253">
-    <w:abstractNumId w:val="67"/>
+    <w:abstractNumId w:val="75"/>
   </w:num>
   <w:num w:numId="21" w16cid:durableId="170028629">
+    <w:abstractNumId w:val="49"/>
+  </w:num>
+  <w:num w:numId="22" w16cid:durableId="864442239">
+    <w:abstractNumId w:val="13"/>
+  </w:num>
+  <w:num w:numId="23" w16cid:durableId="651449228">
+    <w:abstractNumId w:val="146"/>
+  </w:num>
+  <w:num w:numId="24" w16cid:durableId="1204828364">
+    <w:abstractNumId w:val="143"/>
+  </w:num>
+  <w:num w:numId="25" w16cid:durableId="847328599">
+    <w:abstractNumId w:val="58"/>
+  </w:num>
+  <w:num w:numId="26" w16cid:durableId="380446909">
+    <w:abstractNumId w:val="34"/>
+  </w:num>
+  <w:num w:numId="27" w16cid:durableId="160389992">
     <w:abstractNumId w:val="44"/>
   </w:num>
-  <w:num w:numId="22" w16cid:durableId="864442239">
-    <w:abstractNumId w:val="12"/>
-  </w:num>
-  <w:num w:numId="23" w16cid:durableId="651449228">
-    <w:abstractNumId w:val="127"/>
-  </w:num>
-  <w:num w:numId="24" w16cid:durableId="1204828364">
-    <w:abstractNumId w:val="124"/>
-  </w:num>
-  <w:num w:numId="25" w16cid:durableId="847328599">
-    <w:abstractNumId w:val="52"/>
-  </w:num>
-  <w:num w:numId="26" w16cid:durableId="380446909">
-    <w:abstractNumId w:val="31"/>
-  </w:num>
-  <w:num w:numId="27" w16cid:durableId="160389992">
-    <w:abstractNumId w:val="40"/>
-  </w:num>
   <w:num w:numId="28" w16cid:durableId="1300837413">
-    <w:abstractNumId w:val="121"/>
+    <w:abstractNumId w:val="138"/>
   </w:num>
   <w:num w:numId="29" w16cid:durableId="201678791">
-    <w:abstractNumId w:val="60"/>
+    <w:abstractNumId w:val="68"/>
   </w:num>
   <w:num w:numId="30" w16cid:durableId="1781342371">
-    <w:abstractNumId w:val="49"/>
+    <w:abstractNumId w:val="54"/>
   </w:num>
   <w:num w:numId="31" w16cid:durableId="151020433">
-    <w:abstractNumId w:val="64"/>
+    <w:abstractNumId w:val="72"/>
   </w:num>
   <w:num w:numId="32" w16cid:durableId="1422994869">
     <w:abstractNumId w:val="7"/>
   </w:num>
   <w:num w:numId="33" w16cid:durableId="1639415549">
-    <w:abstractNumId w:val="59"/>
+    <w:abstractNumId w:val="67"/>
   </w:num>
   <w:num w:numId="34" w16cid:durableId="370883685">
-    <w:abstractNumId w:val="144"/>
+    <w:abstractNumId w:val="167"/>
   </w:num>
   <w:num w:numId="35" w16cid:durableId="282005394">
-    <w:abstractNumId w:val="41"/>
+    <w:abstractNumId w:val="45"/>
   </w:num>
   <w:num w:numId="36" w16cid:durableId="368917696">
-    <w:abstractNumId w:val="145"/>
+    <w:abstractNumId w:val="168"/>
   </w:num>
   <w:num w:numId="37" w16cid:durableId="605191356">
-    <w:abstractNumId w:val="79"/>
+    <w:abstractNumId w:val="89"/>
   </w:num>
   <w:num w:numId="38" w16cid:durableId="206335697">
-    <w:abstractNumId w:val="22"/>
+    <w:abstractNumId w:val="24"/>
   </w:num>
   <w:num w:numId="39" w16cid:durableId="841241084">
     <w:abstractNumId w:val="10"/>
   </w:num>
   <w:num w:numId="40" w16cid:durableId="865682177">
-    <w:abstractNumId w:val="122"/>
+    <w:abstractNumId w:val="139"/>
   </w:num>
   <w:num w:numId="41" w16cid:durableId="1623730887">
-    <w:abstractNumId w:val="81"/>
+    <w:abstractNumId w:val="91"/>
   </w:num>
   <w:num w:numId="42" w16cid:durableId="190996748">
-    <w:abstractNumId w:val="103"/>
+    <w:abstractNumId w:val="117"/>
   </w:num>
   <w:num w:numId="43" w16cid:durableId="1187018792">
-    <w:abstractNumId w:val="87"/>
+    <w:abstractNumId w:val="99"/>
   </w:num>
   <w:num w:numId="44" w16cid:durableId="536085725">
-    <w:abstractNumId w:val="139"/>
+    <w:abstractNumId w:val="161"/>
   </w:num>
   <w:num w:numId="45" w16cid:durableId="1076972993">
-    <w:abstractNumId w:val="90"/>
+    <w:abstractNumId w:val="102"/>
   </w:num>
   <w:num w:numId="46" w16cid:durableId="307782437">
-    <w:abstractNumId w:val="55"/>
+    <w:abstractNumId w:val="62"/>
   </w:num>
   <w:num w:numId="47" w16cid:durableId="449714409">
-    <w:abstractNumId w:val="109"/>
+    <w:abstractNumId w:val="124"/>
   </w:num>
   <w:num w:numId="48" w16cid:durableId="6251207">
+    <w:abstractNumId w:val="80"/>
+  </w:num>
+  <w:num w:numId="49" w16cid:durableId="175340637">
     <w:abstractNumId w:val="71"/>
   </w:num>
-  <w:num w:numId="49" w16cid:durableId="175340637">
-    <w:abstractNumId w:val="63"/>
-  </w:num>
   <w:num w:numId="50" w16cid:durableId="1486045688">
-    <w:abstractNumId w:val="95"/>
+    <w:abstractNumId w:val="107"/>
   </w:num>
   <w:num w:numId="51" w16cid:durableId="575167117">
     <w:abstractNumId w:val="1"/>
   </w:num>
   <w:num w:numId="52" w16cid:durableId="1307011103">
+    <w:abstractNumId w:val="41"/>
+  </w:num>
+  <w:num w:numId="53" w16cid:durableId="1245727557">
+    <w:abstractNumId w:val="84"/>
+  </w:num>
+  <w:num w:numId="54" w16cid:durableId="1918392236">
+    <w:abstractNumId w:val="97"/>
+  </w:num>
+  <w:num w:numId="55" w16cid:durableId="62528448">
     <w:abstractNumId w:val="38"/>
   </w:num>
-  <w:num w:numId="53" w16cid:durableId="1245727557">
-    <w:abstractNumId w:val="74"/>
+  <w:num w:numId="56" w16cid:durableId="2146510496">
+    <w:abstractNumId w:val="92"/>
   </w:num>
-  <w:num w:numId="54" w16cid:durableId="1918392236">
-    <w:abstractNumId w:val="85"/>
+  <w:num w:numId="57" w16cid:durableId="46538607">
+    <w:abstractNumId w:val="14"/>
   </w:num>
-  <w:num w:numId="55" w16cid:durableId="62528448">
+  <w:num w:numId="58" w16cid:durableId="53164906">
+    <w:abstractNumId w:val="21"/>
+  </w:num>
+  <w:num w:numId="59" w16cid:durableId="1036587713">
     <w:abstractNumId w:val="35"/>
   </w:num>
-  <w:num w:numId="56" w16cid:durableId="2146510496">
-    <w:abstractNumId w:val="82"/>
-  </w:num>
-  <w:num w:numId="57" w16cid:durableId="46538607">
-    <w:abstractNumId w:val="13"/>
-  </w:num>
-  <w:num w:numId="58" w16cid:durableId="53164906">
-    <w:abstractNumId w:val="19"/>
-  </w:num>
-  <w:num w:numId="59" w16cid:durableId="1036587713">
-    <w:abstractNumId w:val="32"/>
-  </w:num>
   <w:num w:numId="60" w16cid:durableId="1907567950">
-    <w:abstractNumId w:val="51"/>
+    <w:abstractNumId w:val="57"/>
   </w:num>
   <w:num w:numId="61" w16cid:durableId="654915724">
-    <w:abstractNumId w:val="70"/>
+    <w:abstractNumId w:val="79"/>
   </w:num>
   <w:num w:numId="62" w16cid:durableId="1225871409">
-    <w:abstractNumId w:val="36"/>
+    <w:abstractNumId w:val="39"/>
   </w:num>
   <w:num w:numId="63" w16cid:durableId="429857969">
-    <w:abstractNumId w:val="43"/>
+    <w:abstractNumId w:val="48"/>
   </w:num>
   <w:num w:numId="64" w16cid:durableId="1476989681">
-    <w:abstractNumId w:val="119"/>
+    <w:abstractNumId w:val="135"/>
   </w:num>
   <w:num w:numId="65" w16cid:durableId="1559248435">
-    <w:abstractNumId w:val="120"/>
+    <w:abstractNumId w:val="137"/>
   </w:num>
   <w:num w:numId="66" w16cid:durableId="1620061307">
-    <w:abstractNumId w:val="138"/>
+    <w:abstractNumId w:val="160"/>
   </w:num>
   <w:num w:numId="67" w16cid:durableId="214774907">
-    <w:abstractNumId w:val="46"/>
+    <w:abstractNumId w:val="51"/>
   </w:num>
   <w:num w:numId="68" w16cid:durableId="1472484600">
     <w:abstractNumId w:val="0"/>
   </w:num>
   <w:num w:numId="69" w16cid:durableId="1156846783">
-    <w:abstractNumId w:val="130"/>
+    <w:abstractNumId w:val="149"/>
   </w:num>
   <w:num w:numId="70" w16cid:durableId="436799051">
     <w:abstractNumId w:val="8"/>
   </w:num>
   <w:num w:numId="71" w16cid:durableId="1517042543">
-    <w:abstractNumId w:val="27"/>
+    <w:abstractNumId w:val="29"/>
   </w:num>
   <w:num w:numId="72" w16cid:durableId="714548181">
-    <w:abstractNumId w:val="99"/>
+    <w:abstractNumId w:val="111"/>
   </w:num>
   <w:num w:numId="73" w16cid:durableId="933637223">
-    <w:abstractNumId w:val="97"/>
+    <w:abstractNumId w:val="109"/>
   </w:num>
   <w:num w:numId="74" w16cid:durableId="1647857124">
-    <w:abstractNumId w:val="34"/>
+    <w:abstractNumId w:val="37"/>
   </w:num>
   <w:num w:numId="75" w16cid:durableId="1265378385">
-    <w:abstractNumId w:val="104"/>
+    <w:abstractNumId w:val="118"/>
   </w:num>
   <w:num w:numId="76" w16cid:durableId="1448739678">
-    <w:abstractNumId w:val="131"/>
+    <w:abstractNumId w:val="150"/>
   </w:num>
   <w:num w:numId="77" w16cid:durableId="1304580070">
-    <w:abstractNumId w:val="76"/>
+    <w:abstractNumId w:val="86"/>
   </w:num>
   <w:num w:numId="78" w16cid:durableId="13114926">
-    <w:abstractNumId w:val="117"/>
+    <w:abstractNumId w:val="133"/>
   </w:num>
   <w:num w:numId="79" w16cid:durableId="2028092115">
     <w:abstractNumId w:val="5"/>
   </w:num>
   <w:num w:numId="80" w16cid:durableId="1028144174">
-    <w:abstractNumId w:val="111"/>
+    <w:abstractNumId w:val="127"/>
   </w:num>
   <w:num w:numId="81" w16cid:durableId="1301231212">
-    <w:abstractNumId w:val="113"/>
+    <w:abstractNumId w:val="129"/>
   </w:num>
   <w:num w:numId="82" w16cid:durableId="760225157">
-    <w:abstractNumId w:val="18"/>
+    <w:abstractNumId w:val="20"/>
   </w:num>
   <w:num w:numId="83" w16cid:durableId="1866673133">
-    <w:abstractNumId w:val="58"/>
+    <w:abstractNumId w:val="66"/>
   </w:num>
   <w:num w:numId="84" w16cid:durableId="1264798227">
-    <w:abstractNumId w:val="116"/>
+    <w:abstractNumId w:val="132"/>
   </w:num>
   <w:num w:numId="85" w16cid:durableId="1556356842">
     <w:abstractNumId w:val="4"/>
   </w:num>
   <w:num w:numId="86" w16cid:durableId="1644038002">
-    <w:abstractNumId w:val="65"/>
+    <w:abstractNumId w:val="73"/>
   </w:num>
   <w:num w:numId="87" w16cid:durableId="683554990">
-    <w:abstractNumId w:val="100"/>
+    <w:abstractNumId w:val="112"/>
   </w:num>
   <w:num w:numId="88" w16cid:durableId="522788330">
-    <w:abstractNumId w:val="50"/>
+    <w:abstractNumId w:val="55"/>
   </w:num>
   <w:num w:numId="89" w16cid:durableId="444883924">
-    <w:abstractNumId w:val="72"/>
+    <w:abstractNumId w:val="81"/>
   </w:num>
   <w:num w:numId="90" w16cid:durableId="1839495219">
-    <w:abstractNumId w:val="140"/>
+    <w:abstractNumId w:val="162"/>
   </w:num>
   <w:num w:numId="91" w16cid:durableId="1753892482">
-    <w:abstractNumId w:val="15"/>
+    <w:abstractNumId w:val="17"/>
   </w:num>
   <w:num w:numId="92" w16cid:durableId="456798693">
-    <w:abstractNumId w:val="57"/>
+    <w:abstractNumId w:val="64"/>
   </w:num>
   <w:num w:numId="93" w16cid:durableId="1667631627">
-    <w:abstractNumId w:val="118"/>
+    <w:abstractNumId w:val="134"/>
   </w:num>
   <w:num w:numId="94" w16cid:durableId="1039747016">
-    <w:abstractNumId w:val="143"/>
+    <w:abstractNumId w:val="166"/>
   </w:num>
   <w:num w:numId="95" w16cid:durableId="1030496135">
-    <w:abstractNumId w:val="14"/>
+    <w:abstractNumId w:val="16"/>
   </w:num>
   <w:num w:numId="96" w16cid:durableId="1980262670">
-    <w:abstractNumId w:val="48"/>
+    <w:abstractNumId w:val="53"/>
   </w:num>
   <w:num w:numId="97" w16cid:durableId="399065471">
     <w:abstractNumId w:val="6"/>
   </w:num>
   <w:num w:numId="98" w16cid:durableId="541211973">
-    <w:abstractNumId w:val="108"/>
+    <w:abstractNumId w:val="122"/>
   </w:num>
   <w:num w:numId="99" w16cid:durableId="445006106">
-    <w:abstractNumId w:val="83"/>
+    <w:abstractNumId w:val="94"/>
   </w:num>
   <w:num w:numId="100" w16cid:durableId="761678924">
-    <w:abstractNumId w:val="53"/>
+    <w:abstractNumId w:val="60"/>
   </w:num>
   <w:num w:numId="101" w16cid:durableId="223495639">
-    <w:abstractNumId w:val="101"/>
+    <w:abstractNumId w:val="113"/>
   </w:num>
   <w:num w:numId="102" w16cid:durableId="1727871226">
-    <w:abstractNumId w:val="21"/>
+    <w:abstractNumId w:val="23"/>
   </w:num>
   <w:num w:numId="103" w16cid:durableId="474109640">
-    <w:abstractNumId w:val="29"/>
+    <w:abstractNumId w:val="32"/>
   </w:num>
   <w:num w:numId="104" w16cid:durableId="2103454607">
     <w:abstractNumId w:val="9"/>
   </w:num>
   <w:num w:numId="105" w16cid:durableId="609971843">
-    <w:abstractNumId w:val="89"/>
+    <w:abstractNumId w:val="101"/>
   </w:num>
   <w:num w:numId="106" w16cid:durableId="875042577">
-    <w:abstractNumId w:val="125"/>
+    <w:abstractNumId w:val="144"/>
   </w:num>
   <w:num w:numId="107" w16cid:durableId="398989395">
     <w:abstractNumId w:val="11"/>
   </w:num>
   <w:num w:numId="108" w16cid:durableId="845437454">
-    <w:abstractNumId w:val="106"/>
+    <w:abstractNumId w:val="120"/>
   </w:num>
   <w:num w:numId="109" w16cid:durableId="1067995026">
-    <w:abstractNumId w:val="23"/>
+    <w:abstractNumId w:val="25"/>
   </w:num>
   <w:num w:numId="110" w16cid:durableId="1823887197">
-    <w:abstractNumId w:val="73"/>
+    <w:abstractNumId w:val="83"/>
   </w:num>
   <w:num w:numId="111" w16cid:durableId="734546405">
-    <w:abstractNumId w:val="105"/>
+    <w:abstractNumId w:val="119"/>
   </w:num>
   <w:num w:numId="112" w16cid:durableId="1129543359">
-    <w:abstractNumId w:val="30"/>
+    <w:abstractNumId w:val="33"/>
   </w:num>
   <w:num w:numId="113" w16cid:durableId="887689920">
-    <w:abstractNumId w:val="61"/>
+    <w:abstractNumId w:val="69"/>
   </w:num>
   <w:num w:numId="114" w16cid:durableId="1767069130">
-    <w:abstractNumId w:val="25"/>
+    <w:abstractNumId w:val="27"/>
   </w:num>
   <w:num w:numId="115" w16cid:durableId="1638874169">
+    <w:abstractNumId w:val="147"/>
+  </w:num>
+  <w:num w:numId="116" w16cid:durableId="835728262">
+    <w:abstractNumId w:val="42"/>
+  </w:num>
+  <w:num w:numId="117" w16cid:durableId="1156997285">
     <w:abstractNumId w:val="128"/>
   </w:num>
-  <w:num w:numId="116" w16cid:durableId="835728262">
-    <w:abstractNumId w:val="39"/>
-  </w:num>
-  <w:num w:numId="117" w16cid:durableId="1156997285">
-    <w:abstractNumId w:val="112"/>
-  </w:num>
   <w:num w:numId="118" w16cid:durableId="452526803">
-    <w:abstractNumId w:val="110"/>
+    <w:abstractNumId w:val="126"/>
   </w:num>
   <w:num w:numId="119" w16cid:durableId="371420265">
+    <w:abstractNumId w:val="28"/>
+  </w:num>
+  <w:num w:numId="120" w16cid:durableId="1747612571">
+    <w:abstractNumId w:val="108"/>
+  </w:num>
+  <w:num w:numId="121" w16cid:durableId="99492877">
+    <w:abstractNumId w:val="100"/>
+  </w:num>
+  <w:num w:numId="122" w16cid:durableId="300233645">
+    <w:abstractNumId w:val="76"/>
+  </w:num>
+  <w:num w:numId="123" w16cid:durableId="1810592088">
+    <w:abstractNumId w:val="77"/>
+  </w:num>
+  <w:num w:numId="124" w16cid:durableId="1895507124">
     <w:abstractNumId w:val="26"/>
   </w:num>
-  <w:num w:numId="120" w16cid:durableId="1747612571">
-    <w:abstractNumId w:val="96"/>
-  </w:num>
-  <w:num w:numId="121" w16cid:durableId="99492877">
+  <w:num w:numId="125" w16cid:durableId="1980110229">
     <w:abstractNumId w:val="88"/>
   </w:num>
-  <w:num w:numId="122" w16cid:durableId="300233645">
-    <w:abstractNumId w:val="68"/>
-  </w:num>
-  <w:num w:numId="123" w16cid:durableId="1810592088">
-    <w:abstractNumId w:val="69"/>
-  </w:num>
-  <w:num w:numId="124" w16cid:durableId="1895507124">
-    <w:abstractNumId w:val="24"/>
-  </w:num>
-  <w:num w:numId="125" w16cid:durableId="1980110229">
-    <w:abstractNumId w:val="78"/>
-  </w:num>
   <w:num w:numId="126" w16cid:durableId="421529429">
-    <w:abstractNumId w:val="37"/>
+    <w:abstractNumId w:val="40"/>
   </w:num>
   <w:num w:numId="127" w16cid:durableId="1531606847">
-    <w:abstractNumId w:val="142"/>
+    <w:abstractNumId w:val="164"/>
   </w:num>
   <w:num w:numId="128" w16cid:durableId="642543562">
-    <w:abstractNumId w:val="129"/>
+    <w:abstractNumId w:val="148"/>
   </w:num>
   <w:num w:numId="129" w16cid:durableId="41641373">
-    <w:abstractNumId w:val="107"/>
+    <w:abstractNumId w:val="121"/>
   </w:num>
   <w:num w:numId="130" w16cid:durableId="200409289">
     <w:abstractNumId w:val="3"/>
   </w:num>
   <w:num w:numId="131" w16cid:durableId="1944458429">
-    <w:abstractNumId w:val="92"/>
+    <w:abstractNumId w:val="104"/>
   </w:num>
   <w:num w:numId="132" w16cid:durableId="2132894216">
-    <w:abstractNumId w:val="84"/>
+    <w:abstractNumId w:val="96"/>
   </w:num>
   <w:num w:numId="133" w16cid:durableId="1352411372">
-    <w:abstractNumId w:val="20"/>
+    <w:abstractNumId w:val="22"/>
   </w:num>
   <w:num w:numId="134" w16cid:durableId="806749126">
-    <w:abstractNumId w:val="45"/>
+    <w:abstractNumId w:val="50"/>
   </w:num>
   <w:num w:numId="135" w16cid:durableId="752359035">
-    <w:abstractNumId w:val="126"/>
+    <w:abstractNumId w:val="145"/>
   </w:num>
   <w:num w:numId="136" w16cid:durableId="250163294">
-    <w:abstractNumId w:val="28"/>
+    <w:abstractNumId w:val="31"/>
   </w:num>
   <w:num w:numId="137" w16cid:durableId="19162967">
-    <w:abstractNumId w:val="75"/>
+    <w:abstractNumId w:val="85"/>
   </w:num>
   <w:num w:numId="138" w16cid:durableId="719476600">
+    <w:abstractNumId w:val="105"/>
+  </w:num>
+  <w:num w:numId="139" w16cid:durableId="952174344">
+    <w:abstractNumId w:val="90"/>
+  </w:num>
+  <w:num w:numId="140" w16cid:durableId="1777404916">
+    <w:abstractNumId w:val="153"/>
+  </w:num>
+  <w:num w:numId="141" w16cid:durableId="1199005787">
+    <w:abstractNumId w:val="98"/>
+  </w:num>
+  <w:num w:numId="142" w16cid:durableId="127095833">
+    <w:abstractNumId w:val="52"/>
+  </w:num>
+  <w:num w:numId="143" w16cid:durableId="1219246172">
+    <w:abstractNumId w:val="155"/>
+  </w:num>
+  <w:num w:numId="144" w16cid:durableId="2016835722">
+    <w:abstractNumId w:val="106"/>
+  </w:num>
+  <w:num w:numId="145" w16cid:durableId="563030978">
+    <w:abstractNumId w:val="47"/>
+  </w:num>
+  <w:num w:numId="146" w16cid:durableId="1230266226">
+    <w:abstractNumId w:val="151"/>
+  </w:num>
+  <w:num w:numId="147" w16cid:durableId="338311162">
+    <w:abstractNumId w:val="156"/>
+  </w:num>
+  <w:num w:numId="148" w16cid:durableId="526140105">
+    <w:abstractNumId w:val="142"/>
+  </w:num>
+  <w:num w:numId="149" w16cid:durableId="648749177">
     <w:abstractNumId w:val="93"/>
   </w:num>
-  <w:num w:numId="139" w16cid:durableId="952174344">
-    <w:abstractNumId w:val="80"/>
-  </w:num>
-  <w:num w:numId="140" w16cid:durableId="1777404916">
-    <w:abstractNumId w:val="134"/>
-  </w:num>
-  <w:num w:numId="141" w16cid:durableId="1199005787">
-    <w:abstractNumId w:val="86"/>
-  </w:num>
-  <w:num w:numId="142" w16cid:durableId="127095833">
-    <w:abstractNumId w:val="47"/>
-  </w:num>
-  <w:num w:numId="143" w16cid:durableId="1219246172">
+  <w:num w:numId="150" w16cid:durableId="1397892754">
     <w:abstractNumId w:val="136"/>
   </w:num>
-  <w:num w:numId="144" w16cid:durableId="2016835722">
-    <w:abstractNumId w:val="94"/>
+  <w:num w:numId="151" w16cid:durableId="1696692648">
+    <w:abstractNumId w:val="140"/>
   </w:num>
-  <w:num w:numId="145" w16cid:durableId="563030978">
-    <w:abstractNumId w:val="42"/>
+  <w:num w:numId="152" w16cid:durableId="1461723069">
+    <w:abstractNumId w:val="157"/>
   </w:num>
-  <w:num w:numId="146" w16cid:durableId="1230266226">
-    <w:abstractNumId w:val="132"/>
+  <w:num w:numId="153" w16cid:durableId="476920611">
+    <w:abstractNumId w:val="12"/>
   </w:num>
-  <w:num w:numId="147" w16cid:durableId="338311162">
-    <w:abstractNumId w:val="137"/>
+  <w:num w:numId="154" w16cid:durableId="386612893">
+    <w:abstractNumId w:val="82"/>
+  </w:num>
+  <w:num w:numId="155" w16cid:durableId="61485580">
+    <w:abstractNumId w:val="78"/>
+  </w:num>
+  <w:num w:numId="156" w16cid:durableId="1449541628">
+    <w:abstractNumId w:val="46"/>
+  </w:num>
+  <w:num w:numId="157" w16cid:durableId="1365979272">
+    <w:abstractNumId w:val="123"/>
+  </w:num>
+  <w:num w:numId="158" w16cid:durableId="1945070253">
+    <w:abstractNumId w:val="15"/>
+  </w:num>
+  <w:num w:numId="159" w16cid:durableId="1520506655">
+    <w:abstractNumId w:val="65"/>
+  </w:num>
+  <w:num w:numId="160" w16cid:durableId="66459095">
+    <w:abstractNumId w:val="56"/>
+  </w:num>
+  <w:num w:numId="161" w16cid:durableId="2060202930">
+    <w:abstractNumId w:val="30"/>
+  </w:num>
+  <w:num w:numId="162" w16cid:durableId="1564290435">
+    <w:abstractNumId w:val="158"/>
+  </w:num>
+  <w:num w:numId="163" w16cid:durableId="1830562426">
+    <w:abstractNumId w:val="43"/>
+  </w:num>
+  <w:num w:numId="164" w16cid:durableId="434904100">
+    <w:abstractNumId w:val="95"/>
+  </w:num>
+  <w:num w:numId="165" w16cid:durableId="1161460667">
+    <w:abstractNumId w:val="114"/>
+  </w:num>
+  <w:num w:numId="166" w16cid:durableId="706491944">
+    <w:abstractNumId w:val="159"/>
+  </w:num>
+  <w:num w:numId="167" w16cid:durableId="274023019">
+    <w:abstractNumId w:val="125"/>
+  </w:num>
+  <w:num w:numId="168" w16cid:durableId="2094664716">
+    <w:abstractNumId w:val="59"/>
+  </w:num>
+  <w:num w:numId="169" w16cid:durableId="1207715734">
+    <w:abstractNumId w:val="115"/>
+  </w:num>
+  <w:num w:numId="170" w16cid:durableId="292104480">
+    <w:abstractNumId w:val="165"/>
   </w:num>
   <w:numIdMacAtCleanup w:val="142"/>
 </w:numbering>
@@ -31662,11 +37732,12 @@
   </w:style>
   <w:style w:type="paragraph" w:customStyle="1" w:styleId="Style2">
     <w:name w:val="Style2"/>
-    <w:basedOn w:val="Normal"/>
+    <w:basedOn w:val="Heading2"/>
     <w:link w:val="Style2Char"/>
     <w:qFormat/>
-    <w:rsid w:val="00087BF1"/>
+    <w:rsid w:val="002D269B"/>
     <w:rPr>
+      <w:rFonts w:ascii="Cambria" w:hAnsi="Cambria"/>
       <w:sz w:val="32"/>
       <w:szCs w:val="24"/>
       <w14:textOutline w14:w="9525" w14:cap="rnd" w14:cmpd="sng" w14:algn="ctr">
@@ -31700,8 +37771,8 @@
   <w:style w:type="paragraph" w:customStyle="1" w:styleId="Style3">
     <w:name w:val="Style3"/>
     <w:basedOn w:val="Heading3"/>
+    <w:next w:val="Style2"/>
     <w:link w:val="Style3Char"/>
-    <w:qFormat/>
     <w:rsid w:val="00A91116"/>
     <w:rPr>
       <w:rFonts w:ascii="Cambria" w:hAnsi="Cambria"/>
@@ -31721,9 +37792,10 @@
     <w:name w:val="Style2 Char"/>
     <w:basedOn w:val="DefaultParagraphFont"/>
     <w:link w:val="Style2"/>
-    <w:rsid w:val="00087BF1"/>
+    <w:rsid w:val="002D269B"/>
     <w:rPr>
-      <w:rFonts w:ascii="Cambria" w:hAnsi="Cambria"/>
+      <w:rFonts w:ascii="Cambria" w:eastAsiaTheme="majorEastAsia" w:hAnsi="Cambria" w:cstheme="majorBidi"/>
+      <w:color w:val="2E74B5" w:themeColor="accent1" w:themeShade="BF"/>
       <w:sz w:val="32"/>
       <w:szCs w:val="24"/>
       <w14:textOutline w14:w="9525" w14:cap="rnd" w14:cmpd="sng" w14:algn="ctr">
@@ -32506,6 +38578,58 @@
       <w:szCs w:val="24"/>
     </w:rPr>
   </w:style>
+  <w:style w:type="paragraph" w:customStyle="1" w:styleId="Style7">
+    <w:name w:val="Style7"/>
+    <w:basedOn w:val="Normal"/>
+    <w:link w:val="Style7Char"/>
+    <w:rsid w:val="0089573F"/>
+  </w:style>
+  <w:style w:type="character" w:customStyle="1" w:styleId="Style7Char">
+    <w:name w:val="Style7 Char"/>
+    <w:basedOn w:val="DefaultParagraphFont"/>
+    <w:link w:val="Style7"/>
+    <w:rsid w:val="0089573F"/>
+    <w:rPr>
+      <w:rFonts w:ascii="Cambria" w:hAnsi="Cambria"/>
+      <w:sz w:val="24"/>
+    </w:rPr>
+  </w:style>
+  <w:style w:type="paragraph" w:customStyle="1" w:styleId="Style8">
+    <w:name w:val="Style8"/>
+    <w:basedOn w:val="Normal"/>
+    <w:link w:val="Style8Char"/>
+    <w:qFormat/>
+    <w:rsid w:val="0089573F"/>
+    <w:rPr>
+      <w:sz w:val="28"/>
+      <w:szCs w:val="24"/>
+      <w14:textOutline w14:w="9525" w14:cap="rnd" w14:cmpd="sng" w14:algn="ctr">
+        <w14:solidFill>
+          <w14:srgbClr w14:val="6600FF"/>
+        </w14:solidFill>
+        <w14:prstDash w14:val="solid"/>
+        <w14:bevel/>
+      </w14:textOutline>
+    </w:rPr>
+  </w:style>
+  <w:style w:type="character" w:customStyle="1" w:styleId="Style8Char">
+    <w:name w:val="Style8 Char"/>
+    <w:basedOn w:val="DefaultParagraphFont"/>
+    <w:link w:val="Style8"/>
+    <w:rsid w:val="0089573F"/>
+    <w:rPr>
+      <w:rFonts w:ascii="Cambria" w:hAnsi="Cambria"/>
+      <w:sz w:val="28"/>
+      <w:szCs w:val="24"/>
+      <w14:textOutline w14:w="9525" w14:cap="rnd" w14:cmpd="sng" w14:algn="ctr">
+        <w14:solidFill>
+          <w14:srgbClr w14:val="6600FF"/>
+        </w14:solidFill>
+        <w14:prstDash w14:val="solid"/>
+        <w14:bevel/>
+      </w14:textOutline>
+    </w:rPr>
+  </w:style>
 </w:styles>
 </file>
 

--- a/Commandline3.Batch.Programming.docx
+++ b/Commandline3.Batch.Programming.docx
@@ -54,7 +54,7 @@
           <w:r>
             <w:fldChar w:fldCharType="separate"/>
           </w:r>
-          <w:hyperlink w:anchor="_Toc221923462" w:history="1">
+          <w:hyperlink w:anchor="_Toc221924020" w:history="1">
             <w:r>
               <w:rPr>
                 <w:rStyle w:val="Hyperlink"/>
@@ -81,7 +81,7 @@
                 <w:noProof/>
                 <w:webHidden/>
               </w:rPr>
-              <w:instrText xml:space="preserve"> PAGEREF _Toc221923462 \h </w:instrText>
+              <w:instrText xml:space="preserve"> PAGEREF _Toc221924020 \h </w:instrText>
             </w:r>
             <w:r>
               <w:rPr>
@@ -122,7 +122,7 @@
               <w:noProof/>
             </w:rPr>
           </w:pPr>
-          <w:hyperlink w:anchor="_Toc221923463" w:history="1">
+          <w:hyperlink w:anchor="_Toc221924021" w:history="1">
             <w:r>
               <w:rPr>
                 <w:rStyle w:val="Hyperlink"/>
@@ -149,7 +149,7 @@
                 <w:noProof/>
                 <w:webHidden/>
               </w:rPr>
-              <w:instrText xml:space="preserve"> PAGEREF _Toc221923463 \h </w:instrText>
+              <w:instrText xml:space="preserve"> PAGEREF _Toc221924021 \h </w:instrText>
             </w:r>
             <w:r>
               <w:rPr>
@@ -190,7 +190,7 @@
               <w:noProof/>
             </w:rPr>
           </w:pPr>
-          <w:hyperlink w:anchor="_Toc221923464" w:history="1">
+          <w:hyperlink w:anchor="_Toc221924022" w:history="1">
             <w:r>
               <w:rPr>
                 <w:rStyle w:val="Hyperlink"/>
@@ -217,7 +217,7 @@
                 <w:noProof/>
                 <w:webHidden/>
               </w:rPr>
-              <w:instrText xml:space="preserve"> PAGEREF _Toc221923464 \h </w:instrText>
+              <w:instrText xml:space="preserve"> PAGEREF _Toc221924022 \h </w:instrText>
             </w:r>
             <w:r>
               <w:rPr>
@@ -258,13 +258,13 @@
               <w:noProof/>
             </w:rPr>
           </w:pPr>
-          <w:hyperlink w:anchor="_Toc221923465" w:history="1">
+          <w:hyperlink w:anchor="_Toc221924023" w:history="1">
             <w:r>
               <w:rPr>
                 <w:rStyle w:val="Hyperlink"/>
                 <w:noProof/>
               </w:rPr>
-              <w:t>Creating and Running Batch Files</w:t>
+              <w:t>Creating Batch Files</w:t>
             </w:r>
             <w:r>
               <w:rPr>
@@ -285,7 +285,7 @@
                 <w:noProof/>
                 <w:webHidden/>
               </w:rPr>
-              <w:instrText xml:space="preserve"> PAGEREF _Toc221923465 \h </w:instrText>
+              <w:instrText xml:space="preserve"> PAGEREF _Toc221924023 \h </w:instrText>
             </w:r>
             <w:r>
               <w:rPr>
@@ -305,7 +305,7 @@
                 <w:noProof/>
                 <w:webHidden/>
               </w:rPr>
-              <w:t>10</w:t>
+              <w:t>9</w:t>
             </w:r>
             <w:r>
               <w:rPr>
@@ -326,7 +326,7 @@
               <w:noProof/>
             </w:rPr>
           </w:pPr>
-          <w:hyperlink w:anchor="_Toc221923466" w:history="1">
+          <w:hyperlink w:anchor="_Toc221924024" w:history="1">
             <w:r>
               <w:rPr>
                 <w:rStyle w:val="Hyperlink"/>
@@ -353,7 +353,7 @@
                 <w:noProof/>
                 <w:webHidden/>
               </w:rPr>
-              <w:instrText xml:space="preserve"> PAGEREF _Toc221923466 \h </w:instrText>
+              <w:instrText xml:space="preserve"> PAGEREF _Toc221924024 \h </w:instrText>
             </w:r>
             <w:r>
               <w:rPr>
@@ -374,6 +374,210 @@
                 <w:webHidden/>
               </w:rPr>
               <w:t>11</w:t>
+            </w:r>
+            <w:r>
+              <w:rPr>
+                <w:noProof/>
+                <w:webHidden/>
+              </w:rPr>
+              <w:fldChar w:fldCharType="end"/>
+            </w:r>
+          </w:hyperlink>
+        </w:p>
+        <w:p>
+          <w:pPr>
+            <w:pStyle w:val="TOC2"/>
+            <w:tabs>
+              <w:tab w:val="right" w:leader="dot" w:pos="9350"/>
+            </w:tabs>
+            <w:rPr>
+              <w:noProof/>
+            </w:rPr>
+          </w:pPr>
+          <w:hyperlink w:anchor="_Toc221924025" w:history="1">
+            <w:r>
+              <w:rPr>
+                <w:rStyle w:val="Hyperlink"/>
+                <w:noProof/>
+              </w:rPr>
+              <w:t>Running Batch Files (Multiple Ways)</w:t>
+            </w:r>
+            <w:r>
+              <w:rPr>
+                <w:noProof/>
+                <w:webHidden/>
+              </w:rPr>
+              <w:tab/>
+            </w:r>
+            <w:r>
+              <w:rPr>
+                <w:noProof/>
+                <w:webHidden/>
+              </w:rPr>
+              <w:fldChar w:fldCharType="begin"/>
+            </w:r>
+            <w:r>
+              <w:rPr>
+                <w:noProof/>
+                <w:webHidden/>
+              </w:rPr>
+              <w:instrText xml:space="preserve"> PAGEREF _Toc221924025 \h </w:instrText>
+            </w:r>
+            <w:r>
+              <w:rPr>
+                <w:noProof/>
+                <w:webHidden/>
+              </w:rPr>
+            </w:r>
+            <w:r>
+              <w:rPr>
+                <w:noProof/>
+                <w:webHidden/>
+              </w:rPr>
+              <w:fldChar w:fldCharType="separate"/>
+            </w:r>
+            <w:r>
+              <w:rPr>
+                <w:noProof/>
+                <w:webHidden/>
+              </w:rPr>
+              <w:t>12</w:t>
+            </w:r>
+            <w:r>
+              <w:rPr>
+                <w:noProof/>
+                <w:webHidden/>
+              </w:rPr>
+              <w:fldChar w:fldCharType="end"/>
+            </w:r>
+          </w:hyperlink>
+        </w:p>
+        <w:p>
+          <w:pPr>
+            <w:pStyle w:val="TOC2"/>
+            <w:tabs>
+              <w:tab w:val="right" w:leader="dot" w:pos="9350"/>
+            </w:tabs>
+            <w:rPr>
+              <w:noProof/>
+            </w:rPr>
+          </w:pPr>
+          <w:hyperlink w:anchor="_Toc221924026" w:history="1">
+            <w:r>
+              <w:rPr>
+                <w:rStyle w:val="Hyperlink"/>
+                <w:noProof/>
+              </w:rPr>
+              <w:t>Execution Policies (None for Batch, Unlike PowerShell)</w:t>
+            </w:r>
+            <w:r>
+              <w:rPr>
+                <w:noProof/>
+                <w:webHidden/>
+              </w:rPr>
+              <w:tab/>
+            </w:r>
+            <w:r>
+              <w:rPr>
+                <w:noProof/>
+                <w:webHidden/>
+              </w:rPr>
+              <w:fldChar w:fldCharType="begin"/>
+            </w:r>
+            <w:r>
+              <w:rPr>
+                <w:noProof/>
+                <w:webHidden/>
+              </w:rPr>
+              <w:instrText xml:space="preserve"> PAGEREF _Toc221924026 \h </w:instrText>
+            </w:r>
+            <w:r>
+              <w:rPr>
+                <w:noProof/>
+                <w:webHidden/>
+              </w:rPr>
+            </w:r>
+            <w:r>
+              <w:rPr>
+                <w:noProof/>
+                <w:webHidden/>
+              </w:rPr>
+              <w:fldChar w:fldCharType="separate"/>
+            </w:r>
+            <w:r>
+              <w:rPr>
+                <w:noProof/>
+                <w:webHidden/>
+              </w:rPr>
+              <w:t>13</w:t>
+            </w:r>
+            <w:r>
+              <w:rPr>
+                <w:noProof/>
+                <w:webHidden/>
+              </w:rPr>
+              <w:fldChar w:fldCharType="end"/>
+            </w:r>
+          </w:hyperlink>
+        </w:p>
+        <w:p>
+          <w:pPr>
+            <w:pStyle w:val="TOC2"/>
+            <w:tabs>
+              <w:tab w:val="right" w:leader="dot" w:pos="9350"/>
+            </w:tabs>
+            <w:rPr>
+              <w:noProof/>
+            </w:rPr>
+          </w:pPr>
+          <w:hyperlink w:anchor="_Toc221924027" w:history="1">
+            <w:r>
+              <w:rPr>
+                <w:rStyle w:val="Hyperlink"/>
+                <w:noProof/>
+              </w:rPr>
+              <w:t>Comments and Documentation</w:t>
+            </w:r>
+            <w:r>
+              <w:rPr>
+                <w:noProof/>
+                <w:webHidden/>
+              </w:rPr>
+              <w:tab/>
+            </w:r>
+            <w:r>
+              <w:rPr>
+                <w:noProof/>
+                <w:webHidden/>
+              </w:rPr>
+              <w:fldChar w:fldCharType="begin"/>
+            </w:r>
+            <w:r>
+              <w:rPr>
+                <w:noProof/>
+                <w:webHidden/>
+              </w:rPr>
+              <w:instrText xml:space="preserve"> PAGEREF _Toc221924027 \h </w:instrText>
+            </w:r>
+            <w:r>
+              <w:rPr>
+                <w:noProof/>
+                <w:webHidden/>
+              </w:rPr>
+            </w:r>
+            <w:r>
+              <w:rPr>
+                <w:noProof/>
+                <w:webHidden/>
+              </w:rPr>
+              <w:fldChar w:fldCharType="separate"/>
+            </w:r>
+            <w:r>
+              <w:rPr>
+                <w:noProof/>
+                <w:webHidden/>
+              </w:rPr>
+              <w:t>15</w:t>
             </w:r>
             <w:r>
               <w:rPr>
@@ -441,14 +645,11 @@
     <w:p/>
     <w:p/>
     <w:p/>
-    <w:p/>
-    <w:p/>
-    <w:p/>
     <w:p>
       <w:pPr>
         <w:pStyle w:val="Style1"/>
       </w:pPr>
-      <w:bookmarkStart w:id="0" w:name="_Toc221923462"/>
+      <w:bookmarkStart w:id="0" w:name="_Toc221924020"/>
       <w:r>
         <w:lastRenderedPageBreak/>
         <w:t>BATCH PROGRAMMING GUIDE</w:t>
@@ -462,7 +663,7 @@
           <w:bCs/>
         </w:rPr>
       </w:pPr>
-      <w:bookmarkStart w:id="1" w:name="_Toc221923463"/>
+      <w:bookmarkStart w:id="1" w:name="_Toc221924021"/>
       <w:r>
         <w:rPr>
           <w:rStyle w:val="Style2Char"/>
@@ -2133,7 +2334,7 @@
           <w:bCs/>
         </w:rPr>
       </w:pPr>
-      <w:bookmarkStart w:id="2" w:name="_Toc221923464"/>
+      <w:bookmarkStart w:id="2" w:name="_Toc221924022"/>
       <w:r>
         <w:rPr>
           <w:rStyle w:val="Style2Char"/>
@@ -2357,6 +2558,859 @@
         <w:t>️</w:t>
       </w:r>
     </w:p>
+    <w:p/>
+    <w:p>
+      <w:pPr>
+        <w:pStyle w:val="Style2"/>
+      </w:pPr>
+      <w:bookmarkStart w:id="3" w:name="_Toc221924023"/>
+      <w:r>
+        <w:t>Creating Batch Files</w:t>
+      </w:r>
+      <w:bookmarkEnd w:id="3"/>
+    </w:p>
+    <w:p>
+      <w:r>
+        <w:t xml:space="preserve">Alright, let's get our hands dirty! </w:t>
+      </w:r>
+      <w:r>
+        <w:rPr>
+          <w:rFonts w:ascii="Segoe UI Emoji" w:hAnsi="Segoe UI Emoji" w:cs="Segoe UI Emoji"/>
+        </w:rPr>
+        <w:t>👐</w:t>
+      </w:r>
+      <w:r>
+        <w:t xml:space="preserve"> This is where you stop reading and start </w:t>
+      </w:r>
+      <w:r>
+        <w:rPr>
+          <w:b/>
+          <w:bCs/>
+        </w:rPr>
+        <w:t>doing</w:t>
+      </w:r>
+      <w:r>
+        <w:t>. We'll cover how to create batch files, save them correctly, and run them in all the different ways Windows allows.</w:t>
+      </w:r>
+    </w:p>
+    <w:p>
+      <w:r>
+        <w:t>A batch file is just a plain text file with a special extension. You can create one with any text editor—even the simplest ones work fine. Here are your options:</w:t>
+      </w:r>
+    </w:p>
+    <w:p>
+      <w:pPr>
+        <w:rPr>
+          <w:b/>
+          <w:bCs/>
+        </w:rPr>
+      </w:pPr>
+      <w:r>
+        <w:rPr>
+          <w:rFonts w:ascii="Segoe UI Emoji" w:hAnsi="Segoe UI Emoji" w:cs="Segoe UI Emoji"/>
+          <w:b/>
+          <w:bCs/>
+        </w:rPr>
+        <w:t>📝</w:t>
+      </w:r>
+      <w:r>
+        <w:rPr>
+          <w:b/>
+          <w:bCs/>
+        </w:rPr>
+        <w:t xml:space="preserve"> Notepad (The Classic)</w:t>
+      </w:r>
+    </w:p>
+    <w:p>
+      <w:pPr>
+        <w:numPr>
+          <w:ilvl w:val="0"/>
+          <w:numId w:val="154"/>
+        </w:numPr>
+      </w:pPr>
+      <w:r>
+        <w:rPr>
+          <w:b/>
+          <w:bCs/>
+        </w:rPr>
+        <w:t>Where to find it</w:t>
+      </w:r>
+      <w:r>
+        <w:t>: Start menu → type "Notepad"</w:t>
+      </w:r>
+    </w:p>
+    <w:p>
+      <w:pPr>
+        <w:numPr>
+          <w:ilvl w:val="0"/>
+          <w:numId w:val="154"/>
+        </w:numPr>
+      </w:pPr>
+      <w:r>
+        <w:rPr>
+          <w:b/>
+          <w:bCs/>
+        </w:rPr>
+        <w:t>Pros</w:t>
+      </w:r>
+      <w:r>
+        <w:t>: It's on every Windows machine. No install needed. Zero distractions.</w:t>
+      </w:r>
+    </w:p>
+    <w:p>
+      <w:pPr>
+        <w:numPr>
+          <w:ilvl w:val="0"/>
+          <w:numId w:val="154"/>
+        </w:numPr>
+      </w:pPr>
+      <w:r>
+        <w:rPr>
+          <w:b/>
+          <w:bCs/>
+        </w:rPr>
+        <w:t>Cons</w:t>
+      </w:r>
+      <w:r>
+        <w:t>: No syntax highlighting, no line numbers, no auto-completion. You're flying blind.</w:t>
+      </w:r>
+    </w:p>
+    <w:p>
+      <w:pPr>
+        <w:numPr>
+          <w:ilvl w:val="0"/>
+          <w:numId w:val="154"/>
+        </w:numPr>
+      </w:pPr>
+      <w:r>
+        <w:rPr>
+          <w:b/>
+          <w:bCs/>
+        </w:rPr>
+        <w:t>Best for</w:t>
+      </w:r>
+      <w:r>
+        <w:t>: Quick one-liners or when you're on a locked-down machine.</w:t>
+      </w:r>
+    </w:p>
+    <w:p>
+      <w:pPr>
+        <w:rPr>
+          <w:b/>
+          <w:bCs/>
+        </w:rPr>
+      </w:pPr>
+      <w:r>
+        <w:rPr>
+          <w:rFonts w:ascii="Segoe UI Emoji" w:hAnsi="Segoe UI Emoji" w:cs="Segoe UI Emoji"/>
+          <w:b/>
+          <w:bCs/>
+        </w:rPr>
+        <w:t>💻</w:t>
+      </w:r>
+      <w:r>
+        <w:rPr>
+          <w:b/>
+          <w:bCs/>
+        </w:rPr>
+        <w:t xml:space="preserve"> Notepad++ (The Upgrade)</w:t>
+      </w:r>
+    </w:p>
+    <w:p>
+      <w:pPr>
+        <w:numPr>
+          <w:ilvl w:val="0"/>
+          <w:numId w:val="155"/>
+        </w:numPr>
+      </w:pPr>
+      <w:r>
+        <w:rPr>
+          <w:b/>
+          <w:bCs/>
+        </w:rPr>
+        <w:t>Where to get it</w:t>
+      </w:r>
+      <w:r>
+        <w:t>: </w:t>
+      </w:r>
+      <w:hyperlink r:id="rId15" w:tgtFrame="_blank" w:history="1">
+        <w:r>
+          <w:rPr>
+            <w:rStyle w:val="Hyperlink"/>
+          </w:rPr>
+          <w:t>notepad-plus-plus.org</w:t>
+        </w:r>
+      </w:hyperlink>
+      <w:r>
+        <w:t> (free, open source)</w:t>
+      </w:r>
+    </w:p>
+    <w:p>
+      <w:pPr>
+        <w:numPr>
+          <w:ilvl w:val="0"/>
+          <w:numId w:val="155"/>
+        </w:numPr>
+      </w:pPr>
+      <w:r>
+        <w:rPr>
+          <w:b/>
+          <w:bCs/>
+        </w:rPr>
+        <w:t>Pros</w:t>
+      </w:r>
+      <w:r>
+        <w:t>: Syntax highlighting for batch! Colors make it way easier to spot mistakes. Line numbers, tabbed editing, search/replace across files.</w:t>
+      </w:r>
+    </w:p>
+    <w:p>
+      <w:pPr>
+        <w:numPr>
+          <w:ilvl w:val="0"/>
+          <w:numId w:val="155"/>
+        </w:numPr>
+      </w:pPr>
+      <w:r>
+        <w:rPr>
+          <w:b/>
+          <w:bCs/>
+        </w:rPr>
+        <w:t>Cons</w:t>
+      </w:r>
+      <w:r>
+        <w:t xml:space="preserve">: You have to download it (but seriously, why don't you have this already? </w:t>
+      </w:r>
+      <w:r>
+        <w:rPr>
+          <w:rFonts w:ascii="Segoe UI Emoji" w:hAnsi="Segoe UI Emoji" w:cs="Segoe UI Emoji"/>
+        </w:rPr>
+        <w:t>😄</w:t>
+      </w:r>
+      <w:r>
+        <w:t>)</w:t>
+      </w:r>
+    </w:p>
+    <w:p>
+      <w:pPr>
+        <w:numPr>
+          <w:ilvl w:val="0"/>
+          <w:numId w:val="155"/>
+        </w:numPr>
+      </w:pPr>
+      <w:r>
+        <w:rPr>
+          <w:b/>
+          <w:bCs/>
+        </w:rPr>
+        <w:t>Best for</w:t>
+      </w:r>
+      <w:r>
+        <w:t>: Everyday batch scripting. This is the sweet spot.</w:t>
+      </w:r>
+    </w:p>
+    <w:p>
+      <w:pPr>
+        <w:rPr>
+          <w:rFonts w:ascii="Segoe UI Emoji" w:hAnsi="Segoe UI Emoji" w:cs="Segoe UI Emoji"/>
+          <w:b/>
+          <w:bCs/>
+        </w:rPr>
+      </w:pPr>
+    </w:p>
+    <w:p>
+      <w:pPr>
+        <w:rPr>
+          <w:rFonts w:ascii="Segoe UI Emoji" w:hAnsi="Segoe UI Emoji" w:cs="Segoe UI Emoji"/>
+          <w:b/>
+          <w:bCs/>
+        </w:rPr>
+      </w:pPr>
+    </w:p>
+    <w:p>
+      <w:pPr>
+        <w:rPr>
+          <w:b/>
+          <w:bCs/>
+        </w:rPr>
+      </w:pPr>
+      <w:r>
+        <w:rPr>
+          <w:rFonts w:ascii="Segoe UI Emoji" w:hAnsi="Segoe UI Emoji" w:cs="Segoe UI Emoji"/>
+          <w:b/>
+          <w:bCs/>
+        </w:rPr>
+        <w:lastRenderedPageBreak/>
+        <w:t>🧑</w:t>
+      </w:r>
+      <w:r>
+        <w:rPr>
+          <w:b/>
+          <w:bCs/>
+        </w:rPr>
+        <w:t>‍</w:t>
+      </w:r>
+      <w:r>
+        <w:rPr>
+          <w:rFonts w:ascii="Segoe UI Emoji" w:hAnsi="Segoe UI Emoji" w:cs="Segoe UI Emoji"/>
+          <w:b/>
+          <w:bCs/>
+        </w:rPr>
+        <w:t>💻</w:t>
+      </w:r>
+      <w:r>
+        <w:rPr>
+          <w:b/>
+          <w:bCs/>
+        </w:rPr>
+        <w:t xml:space="preserve"> VS Code (The Powerhouse)</w:t>
+      </w:r>
+    </w:p>
+    <w:p>
+      <w:pPr>
+        <w:numPr>
+          <w:ilvl w:val="0"/>
+          <w:numId w:val="156"/>
+        </w:numPr>
+      </w:pPr>
+      <w:r>
+        <w:rPr>
+          <w:b/>
+          <w:bCs/>
+        </w:rPr>
+        <w:t>Where to get it</w:t>
+      </w:r>
+      <w:r>
+        <w:t>: </w:t>
+      </w:r>
+      <w:hyperlink r:id="rId16" w:tgtFrame="_blank" w:history="1">
+        <w:r>
+          <w:rPr>
+            <w:rStyle w:val="Hyperlink"/>
+          </w:rPr>
+          <w:t>code.visualstudio.com</w:t>
+        </w:r>
+      </w:hyperlink>
+      <w:r>
+        <w:t> (free)</w:t>
+      </w:r>
+    </w:p>
+    <w:p>
+      <w:pPr>
+        <w:numPr>
+          <w:ilvl w:val="0"/>
+          <w:numId w:val="156"/>
+        </w:numPr>
+      </w:pPr>
+      <w:r>
+        <w:rPr>
+          <w:b/>
+          <w:bCs/>
+        </w:rPr>
+        <w:t>Pros</w:t>
+      </w:r>
+      <w:r>
+        <w:t>: IntelliSense (auto-completion), debugging, Git integration, extensions for batch syntax, runs anywhere.</w:t>
+      </w:r>
+    </w:p>
+    <w:p>
+      <w:pPr>
+        <w:numPr>
+          <w:ilvl w:val="0"/>
+          <w:numId w:val="156"/>
+        </w:numPr>
+      </w:pPr>
+      <w:r>
+        <w:rPr>
+          <w:b/>
+          <w:bCs/>
+        </w:rPr>
+        <w:t>Cons</w:t>
+      </w:r>
+      <w:r>
+        <w:t>: Overkill if you're just writing simple batch files. Takes longer to load.</w:t>
+      </w:r>
+    </w:p>
+    <w:p>
+      <w:pPr>
+        <w:numPr>
+          <w:ilvl w:val="0"/>
+          <w:numId w:val="156"/>
+        </w:numPr>
+      </w:pPr>
+      <w:r>
+        <w:rPr>
+          <w:b/>
+          <w:bCs/>
+        </w:rPr>
+        <w:t>Best for</w:t>
+      </w:r>
+      <w:r>
+        <w:t>: When you're already using VS Code for other coding, or when your batch scripts grow into something bigger.</w:t>
+      </w:r>
+    </w:p>
+    <w:p>
+      <w:pPr>
+        <w:rPr>
+          <w:b/>
+          <w:bCs/>
+        </w:rPr>
+      </w:pPr>
+      <w:r>
+        <w:rPr>
+          <w:rFonts w:ascii="Segoe UI Symbol" w:hAnsi="Segoe UI Symbol" w:cs="Segoe UI Symbol"/>
+          <w:b/>
+          <w:bCs/>
+        </w:rPr>
+        <w:t>🖥</w:t>
+      </w:r>
+      <w:r>
+        <w:rPr>
+          <w:b/>
+          <w:bCs/>
+        </w:rPr>
+        <w:t>️ Command Prompt Itself (The Old-School Way)</w:t>
+      </w:r>
+    </w:p>
+    <w:p>
+      <w:pPr>
+        <w:numPr>
+          <w:ilvl w:val="0"/>
+          <w:numId w:val="157"/>
+        </w:numPr>
+      </w:pPr>
+      <w:r>
+        <w:rPr>
+          <w:b/>
+          <w:bCs/>
+        </w:rPr>
+        <w:t>How</w:t>
+      </w:r>
+      <w:r>
+        <w:t>: copy con myfile.bat then type your lines, then press </w:t>
+      </w:r>
+      <w:proofErr w:type="spellStart"/>
+      <w:r>
+        <w:t>Ctrl+Z</w:t>
+      </w:r>
+      <w:proofErr w:type="spellEnd"/>
+      <w:r>
+        <w:t> then Enter.</w:t>
+      </w:r>
+    </w:p>
+    <w:p>
+      <w:pPr>
+        <w:numPr>
+          <w:ilvl w:val="0"/>
+          <w:numId w:val="157"/>
+        </w:numPr>
+      </w:pPr>
+      <w:r>
+        <w:rPr>
+          <w:b/>
+          <w:bCs/>
+        </w:rPr>
+        <w:t>Pros</w:t>
+      </w:r>
+      <w:r>
+        <w:t>: No editor needed at all—pure command line.</w:t>
+      </w:r>
+    </w:p>
+    <w:p>
+      <w:pPr>
+        <w:numPr>
+          <w:ilvl w:val="0"/>
+          <w:numId w:val="157"/>
+        </w:numPr>
+      </w:pPr>
+      <w:r>
+        <w:rPr>
+          <w:b/>
+          <w:bCs/>
+        </w:rPr>
+        <w:t>Cons</w:t>
+      </w:r>
+      <w:r>
+        <w:t>: Painful to edit mistakes. Don't do this unless you're in a recovery environment.</w:t>
+      </w:r>
+    </w:p>
+    <w:p>
+      <w:r>
+        <w:rPr>
+          <w:b/>
+          <w:bCs/>
+        </w:rPr>
+        <w:t>My recommendation</w:t>
+      </w:r>
+      <w:r>
+        <w:t>: Start with </w:t>
+      </w:r>
+      <w:r>
+        <w:rPr>
+          <w:b/>
+          <w:bCs/>
+        </w:rPr>
+        <w:t>Notepad++</w:t>
+      </w:r>
+      <w:r>
+        <w:rPr>
+          <w:b/>
+          <w:bCs/>
+        </w:rPr>
+        <w:t xml:space="preserve"> or </w:t>
+      </w:r>
+      <w:proofErr w:type="spellStart"/>
+      <w:r>
+        <w:rPr>
+          <w:b/>
+          <w:bCs/>
+        </w:rPr>
+        <w:t>VScode</w:t>
+      </w:r>
+      <w:proofErr w:type="spellEnd"/>
+      <w:r>
+        <w:t>. It's lightweight, free, and makes batch files readable. Later, if you're also learning Python or web dev, VS Code can handle everything.</w:t>
+      </w:r>
+    </w:p>
+    <w:p/>
+    <w:p>
+      <w:pPr>
+        <w:pStyle w:val="Style2"/>
+      </w:pPr>
+      <w:bookmarkStart w:id="4" w:name="_Toc221924024"/>
+      <w:r>
+        <w:t>Saving with Correct Encoding (ANSI vs UTF-8)</w:t>
+      </w:r>
+      <w:bookmarkEnd w:id="4"/>
+    </w:p>
+    <w:p>
+      <w:r>
+        <w:t>This sounds boring, but </w:t>
+      </w:r>
+      <w:r>
+        <w:rPr>
+          <w:b/>
+          <w:bCs/>
+        </w:rPr>
+        <w:t>it matters</w:t>
+      </w:r>
+      <w:r>
+        <w:t>. Batch files are picky about how they're saved. Save them wrong, and you'll get weird errors or gibberish characters.</w:t>
+      </w:r>
+    </w:p>
+    <w:p>
+      <w:pPr>
+        <w:rPr>
+          <w:rStyle w:val="Style8Char"/>
+        </w:rPr>
+      </w:pPr>
+      <w:r>
+        <w:rPr>
+          <w:rFonts w:ascii="Segoe UI Emoji" w:hAnsi="Segoe UI Emoji" w:cs="Segoe UI Emoji"/>
+          <w:b/>
+          <w:bCs/>
+        </w:rPr>
+        <w:t>🧪</w:t>
+      </w:r>
+      <w:r>
+        <w:rPr>
+          <w:b/>
+          <w:bCs/>
+        </w:rPr>
+        <w:t xml:space="preserve"> </w:t>
+      </w:r>
+      <w:r>
+        <w:rPr>
+          <w:rStyle w:val="Style8Char"/>
+        </w:rPr>
+        <w:t>ANSI (The Safe Choice)</w:t>
+      </w:r>
+    </w:p>
+    <w:p>
+      <w:pPr>
+        <w:numPr>
+          <w:ilvl w:val="0"/>
+          <w:numId w:val="158"/>
+        </w:numPr>
+      </w:pPr>
+      <w:r>
+        <w:rPr>
+          <w:b/>
+          <w:bCs/>
+        </w:rPr>
+        <w:t>What it is</w:t>
+      </w:r>
+      <w:r>
+        <w:t>: The old Windows character set (CP-1252 for Western languages).</w:t>
+      </w:r>
+    </w:p>
+    <w:p>
+      <w:pPr>
+        <w:numPr>
+          <w:ilvl w:val="0"/>
+          <w:numId w:val="158"/>
+        </w:numPr>
+      </w:pPr>
+      <w:r>
+        <w:rPr>
+          <w:b/>
+          <w:bCs/>
+        </w:rPr>
+        <w:t>Why it works</w:t>
+      </w:r>
+      <w:r>
+        <w:t>: CMD.EXE was built in the ANSI era. It expects ANSI by default.</w:t>
+      </w:r>
+    </w:p>
+    <w:p>
+      <w:pPr>
+        <w:numPr>
+          <w:ilvl w:val="0"/>
+          <w:numId w:val="158"/>
+        </w:numPr>
+      </w:pPr>
+      <w:r>
+        <w:rPr>
+          <w:b/>
+          <w:bCs/>
+        </w:rPr>
+        <w:t>Best for</w:t>
+      </w:r>
+      <w:r>
+        <w:t>: Simple scripts with plain English text and no special symbols.</w:t>
+      </w:r>
+    </w:p>
+    <w:p>
+      <w:pPr>
+        <w:rPr>
+          <w:rStyle w:val="Style8Char"/>
+        </w:rPr>
+      </w:pPr>
+      <w:r>
+        <w:rPr>
+          <w:rFonts w:ascii="Segoe UI Emoji" w:hAnsi="Segoe UI Emoji" w:cs="Segoe UI Emoji"/>
+          <w:b/>
+          <w:bCs/>
+        </w:rPr>
+        <w:t>🌍</w:t>
+      </w:r>
+      <w:r>
+        <w:rPr>
+          <w:b/>
+          <w:bCs/>
+        </w:rPr>
+        <w:t xml:space="preserve"> </w:t>
+      </w:r>
+      <w:r>
+        <w:rPr>
+          <w:rStyle w:val="Style8Char"/>
+        </w:rPr>
+        <w:t>UTF-8 (The Modern Standard)</w:t>
+      </w:r>
+    </w:p>
+    <w:p>
+      <w:pPr>
+        <w:numPr>
+          <w:ilvl w:val="0"/>
+          <w:numId w:val="159"/>
+        </w:numPr>
+      </w:pPr>
+      <w:r>
+        <w:rPr>
+          <w:b/>
+          <w:bCs/>
+        </w:rPr>
+        <w:t>What it is</w:t>
+      </w:r>
+      <w:r>
+        <w:t>: Unicode encoding that handles every language and symbol on the planet.</w:t>
+      </w:r>
+    </w:p>
+    <w:p>
+      <w:pPr>
+        <w:numPr>
+          <w:ilvl w:val="0"/>
+          <w:numId w:val="159"/>
+        </w:numPr>
+      </w:pPr>
+      <w:r>
+        <w:rPr>
+          <w:b/>
+          <w:bCs/>
+        </w:rPr>
+        <w:t>The problem</w:t>
+      </w:r>
+      <w:r>
+        <w:t>: CMD.EXE doesn't natively understand UTF-8 unless you explicitly tell it to with the </w:t>
+      </w:r>
+      <w:proofErr w:type="spellStart"/>
+      <w:r>
+        <w:t>chcp</w:t>
+      </w:r>
+      <w:proofErr w:type="spellEnd"/>
+      <w:r>
+        <w:t xml:space="preserve"> 65001 command. Even then, it can be flaky.</w:t>
+      </w:r>
+    </w:p>
+    <w:p>
+      <w:pPr>
+        <w:numPr>
+          <w:ilvl w:val="0"/>
+          <w:numId w:val="159"/>
+        </w:numPr>
+      </w:pPr>
+      <w:r>
+        <w:rPr>
+          <w:b/>
+          <w:bCs/>
+        </w:rPr>
+        <w:t>The BOM problem</w:t>
+      </w:r>
+      <w:r>
+        <w:t xml:space="preserve">: If you save UTF-8 with a BOM (Byte Order Mark) in Notepad, CMD will read those first three bytes as garbage and throw an error. </w:t>
+      </w:r>
+      <w:r>
+        <w:rPr>
+          <w:rFonts w:ascii="Segoe UI Emoji" w:hAnsi="Segoe UI Emoji" w:cs="Segoe UI Emoji"/>
+        </w:rPr>
+        <w:t>😫</w:t>
+      </w:r>
+    </w:p>
+    <w:p>
+      <w:pPr>
+        <w:rPr>
+          <w:rFonts w:ascii="Segoe UI Emoji" w:hAnsi="Segoe UI Emoji" w:cs="Segoe UI Emoji"/>
+          <w:b/>
+          <w:bCs/>
+        </w:rPr>
+      </w:pPr>
+    </w:p>
+    <w:p>
+      <w:pPr>
+        <w:rPr>
+          <w:b/>
+          <w:bCs/>
+        </w:rPr>
+      </w:pPr>
+      <w:r>
+        <w:rPr>
+          <w:rFonts w:ascii="Segoe UI Emoji" w:hAnsi="Segoe UI Emoji" w:cs="Segoe UI Emoji"/>
+          <w:b/>
+          <w:bCs/>
+        </w:rPr>
+        <w:lastRenderedPageBreak/>
+        <w:t>✅</w:t>
+      </w:r>
+      <w:r>
+        <w:rPr>
+          <w:b/>
+          <w:bCs/>
+        </w:rPr>
+        <w:t xml:space="preserve"> The Golden Rule for Batch Files</w:t>
+      </w:r>
+    </w:p>
+    <w:p>
+      <w:pPr>
+        <w:numPr>
+          <w:ilvl w:val="0"/>
+          <w:numId w:val="160"/>
+        </w:numPr>
+      </w:pPr>
+      <w:r>
+        <w:rPr>
+          <w:b/>
+          <w:bCs/>
+        </w:rPr>
+        <w:t>Stick to ANSI</w:t>
+      </w:r>
+      <w:r>
+        <w:t> unless you absolutely need international characters.</w:t>
+      </w:r>
+    </w:p>
+    <w:p>
+      <w:pPr>
+        <w:numPr>
+          <w:ilvl w:val="0"/>
+          <w:numId w:val="160"/>
+        </w:numPr>
+      </w:pPr>
+      <w:r>
+        <w:t>If you must use UTF-8:</w:t>
+      </w:r>
+    </w:p>
+    <w:p>
+      <w:pPr>
+        <w:numPr>
+          <w:ilvl w:val="1"/>
+          <w:numId w:val="160"/>
+        </w:numPr>
+      </w:pPr>
+      <w:r>
+        <w:t>Save </w:t>
+      </w:r>
+      <w:r>
+        <w:rPr>
+          <w:b/>
+          <w:bCs/>
+        </w:rPr>
+        <w:t>without BOM</w:t>
+      </w:r>
+      <w:r>
+        <w:t> (Notepad++ and VS Code can do this; regular Notepad cannot).</w:t>
+      </w:r>
+    </w:p>
+    <w:p>
+      <w:pPr>
+        <w:numPr>
+          <w:ilvl w:val="1"/>
+          <w:numId w:val="160"/>
+        </w:numPr>
+      </w:pPr>
+      <w:r>
+        <w:t>Add </w:t>
+      </w:r>
+      <w:proofErr w:type="spellStart"/>
+      <w:r>
+        <w:t>chcp</w:t>
+      </w:r>
+      <w:proofErr w:type="spellEnd"/>
+      <w:r>
+        <w:t xml:space="preserve"> 65001 &gt;</w:t>
+      </w:r>
+      <w:proofErr w:type="spellStart"/>
+      <w:r>
+        <w:t>nul</w:t>
+      </w:r>
+      <w:proofErr w:type="spellEnd"/>
+      <w:r>
+        <w:t> as the first line of your script to switch the console to UTF-8.</w:t>
+      </w:r>
+    </w:p>
+    <w:p>
+      <w:pPr>
+        <w:numPr>
+          <w:ilvl w:val="1"/>
+          <w:numId w:val="160"/>
+        </w:numPr>
+      </w:pPr>
+      <w:r>
+        <w:t>Test thoroughly—some commands still misbehave.</w:t>
+      </w:r>
+    </w:p>
+    <w:p>
+      <w:pPr>
+        <w:rPr>
+          <w:b/>
+          <w:bCs/>
+        </w:rPr>
+      </w:pPr>
+      <w:r>
+        <w:rPr>
+          <w:b/>
+          <w:bCs/>
+        </w:rPr>
+        <w:t>How to set encoding in your editor:</w:t>
+      </w:r>
+    </w:p>
     <w:p>
       <w:r>
         <w:t xml:space="preserve"> </w:t>
@@ -2381,7 +3435,7 @@
                     <pic:cNvPicPr/>
                   </pic:nvPicPr>
                   <pic:blipFill>
-                    <a:blip r:embed="rId15">
+                    <a:blip r:embed="rId17">
                       <a:lum/>
                     </a:blip>
                     <a:stretch>
@@ -2416,9 +3470,11 @@
       <w:pPr>
         <w:pStyle w:val="Style2"/>
       </w:pPr>
+      <w:bookmarkStart w:id="5" w:name="_Toc221924025"/>
       <w:r>
         <w:t>Running Batch Files (Multiple Ways)</w:t>
       </w:r>
+      <w:bookmarkEnd w:id="5"/>
     </w:p>
     <w:p>
       <w:r>
@@ -2903,10 +3959,12 @@
       <w:pPr>
         <w:pStyle w:val="Style2"/>
       </w:pPr>
+      <w:bookmarkStart w:id="6" w:name="_Toc221924026"/>
       <w:r>
         <w:lastRenderedPageBreak/>
         <w:t>Execution Policies (None for Batch, Unlike PowerShell)</w:t>
       </w:r>
+      <w:bookmarkEnd w:id="6"/>
     </w:p>
     <w:p>
       <w:r>
@@ -3051,6 +4109,15 @@
       <w:r>
         <w:t>: If you double-click a malicious batch file, it can do real damage instantly—delete files, change settings, spread to network drives.</w:t>
       </w:r>
+    </w:p>
+    <w:p>
+      <w:pPr>
+        <w:rPr>
+          <w:rFonts w:ascii="Segoe UI Emoji" w:hAnsi="Segoe UI Emoji" w:cs="Segoe UI Emoji"/>
+          <w:b/>
+          <w:bCs/>
+        </w:rPr>
+      </w:pPr>
     </w:p>
     <w:p>
       <w:pPr>
@@ -3173,7 +4240,6 @@
     <w:p/>
     <w:p/>
     <w:p/>
-    <w:p/>
     <w:p>
       <w:pPr>
         <w:pStyle w:val="Style8"/>
@@ -3285,6 +4351,266 @@
     <w:p>
       <w:r>
         <w:t xml:space="preserve"> </w:t>
+      </w:r>
+    </w:p>
+    <w:p/>
+    <w:p>
+      <w:pPr>
+        <w:pStyle w:val="Style2"/>
+      </w:pPr>
+      <w:bookmarkStart w:id="7" w:name="_Toc221924027"/>
+      <w:r>
+        <w:t>Comments and Documentation</w:t>
+      </w:r>
+      <w:bookmarkEnd w:id="7"/>
+    </w:p>
+    <w:p>
+      <w:r>
+        <w:t xml:space="preserve">Comments are like sticky notes you leave for yourself (or others) inside your code. </w:t>
+      </w:r>
+    </w:p>
+    <w:p>
+      <w:r>
+        <w:t xml:space="preserve">They don't do anything—they're just there to explain what's going on. </w:t>
+      </w:r>
+    </w:p>
+    <w:p>
+      <w:r>
+        <w:t xml:space="preserve">And trust me, future-you will thank present-you for writing them! </w:t>
+      </w:r>
+      <w:r>
+        <w:rPr>
+          <w:rFonts w:ascii="Segoe UI Emoji" w:hAnsi="Segoe UI Emoji" w:cs="Segoe UI Emoji"/>
+        </w:rPr>
+        <w:t>😊</w:t>
+      </w:r>
+    </w:p>
+    <w:p>
+      <w:r>
+        <w:t>Batch gives you two ways to write a comment that lasts only one line:</w:t>
+      </w:r>
+    </w:p>
+    <w:p/>
+    <w:p>
+      <w:pPr>
+        <w:rPr>
+          <w:rStyle w:val="Style8Char"/>
+        </w:rPr>
+      </w:pPr>
+      <w:r>
+        <w:rPr>
+          <w:rFonts w:ascii="Segoe UI Symbol" w:hAnsi="Segoe UI Symbol" w:cs="Segoe UI Symbol"/>
+          <w:b/>
+          <w:bCs/>
+        </w:rPr>
+        <w:t>🗣</w:t>
+      </w:r>
+      <w:r>
+        <w:rPr>
+          <w:b/>
+          <w:bCs/>
+        </w:rPr>
+        <w:t>️ </w:t>
+      </w:r>
+      <w:r>
+        <w:rPr>
+          <w:rStyle w:val="Style8Char"/>
+        </w:rPr>
+        <w:t>REM (The Classic)</w:t>
+      </w:r>
+    </w:p>
+    <w:p>
+      <w:r>
+        <w:t>REM stands for "remark." Anything after REM is ignored by the command interpreter.</w:t>
+      </w:r>
+    </w:p>
+    <w:p>
+      <w:pPr>
+        <w:tabs>
+          <w:tab w:val="right" w:pos="9360"/>
+        </w:tabs>
+      </w:pPr>
+      <w:r>
+        <w:t xml:space="preserve"> </w:t>
+      </w:r>
+      <w:r>
+        <w:rPr>
+          <w:noProof/>
+        </w:rPr>
+        <w:drawing>
+          <wp:inline distT="0" distB="0" distL="0" distR="0" wp14:anchorId="483AA05A" wp14:editId="795A3DAE">
+            <wp:extent cx="5499100" cy="1159159"/>
+            <wp:effectExtent l="133350" t="133350" r="139700" b="136525"/>
+            <wp:docPr id="11" name="Picture 11"/>
+            <wp:cNvGraphicFramePr>
+              <a:graphicFrameLocks xmlns:a="http://schemas.openxmlformats.org/drawingml/2006/main" noChangeAspect="1"/>
+            </wp:cNvGraphicFramePr>
+            <a:graphic xmlns:a="http://schemas.openxmlformats.org/drawingml/2006/main">
+              <a:graphicData uri="http://schemas.openxmlformats.org/drawingml/2006/picture">
+                <pic:pic xmlns:pic="http://schemas.openxmlformats.org/drawingml/2006/picture">
+                  <pic:nvPicPr>
+                    <pic:cNvPr id="1" name=""/>
+                    <pic:cNvPicPr/>
+                  </pic:nvPicPr>
+                  <pic:blipFill>
+                    <a:blip r:embed="rId18">
+                      <a:lum/>
+                    </a:blip>
+                    <a:stretch>
+                      <a:fillRect/>
+                    </a:stretch>
+                  </pic:blipFill>
+                  <pic:spPr>
+                    <a:xfrm>
+                      <a:off x="0" y="0"/>
+                      <a:ext cx="5511219" cy="1161714"/>
+                    </a:xfrm>
+                    <a:prstGeom prst="rect">
+                      <a:avLst/>
+                    </a:prstGeom>
+                    <a:effectLst>
+                      <a:glow rad="127000">
+                        <a:srgbClr val="000000"/>
+                      </a:glow>
+                    </a:effectLst>
+                  </pic:spPr>
+                </pic:pic>
+              </a:graphicData>
+            </a:graphic>
+          </wp:inline>
+        </w:drawing>
+      </w:r>
+      <w:r>
+        <w:tab/>
+      </w:r>
+    </w:p>
+    <w:p>
+      <w:pPr>
+        <w:pStyle w:val="Style8"/>
+      </w:pPr>
+      <w:proofErr w:type="gramStart"/>
+      <w:r>
+        <w:t>::</w:t>
+      </w:r>
+      <w:proofErr w:type="gramEnd"/>
+      <w:r>
+        <w:t> (The Sneaky Shortcut)</w:t>
+      </w:r>
+    </w:p>
+    <w:p>
+      <w:pPr>
+        <w:tabs>
+          <w:tab w:val="right" w:pos="9360"/>
+        </w:tabs>
+      </w:pPr>
+      <w:proofErr w:type="gramStart"/>
+      <w:r>
+        <w:t>::</w:t>
+      </w:r>
+      <w:proofErr w:type="gramEnd"/>
+      <w:r>
+        <w:t xml:space="preserve"> is a hack that uses the label syntax (:label) but with an invalid character, so it's treated as a comment. </w:t>
+      </w:r>
+    </w:p>
+    <w:p>
+      <w:pPr>
+        <w:tabs>
+          <w:tab w:val="right" w:pos="9360"/>
+        </w:tabs>
+      </w:pPr>
+      <w:r>
+        <w:t>It's faster to type, but it has a quirk: </w:t>
+      </w:r>
+      <w:r>
+        <w:rPr>
+          <w:b/>
+          <w:bCs/>
+        </w:rPr>
+        <w:t>it can cause errors inside parenthesized blocks</w:t>
+      </w:r>
+      <w:r>
+        <w:t xml:space="preserve"> (like in if statements or for loops). </w:t>
+      </w:r>
+    </w:p>
+    <w:p>
+      <w:pPr>
+        <w:tabs>
+          <w:tab w:val="right" w:pos="9360"/>
+        </w:tabs>
+      </w:pPr>
+    </w:p>
+    <w:p>
+      <w:pPr>
+        <w:tabs>
+          <w:tab w:val="right" w:pos="9360"/>
+        </w:tabs>
+      </w:pPr>
+      <w:r>
+        <w:lastRenderedPageBreak/>
+        <w:t>So</w:t>
+      </w:r>
+      <w:r>
+        <w:t>,</w:t>
+      </w:r>
+      <w:r>
+        <w:t> REM is safer in those situations.</w:t>
+      </w:r>
+    </w:p>
+    <w:p>
+      <w:pPr>
+        <w:tabs>
+          <w:tab w:val="right" w:pos="9360"/>
+        </w:tabs>
+      </w:pPr>
+      <w:r>
+        <w:t xml:space="preserve"> </w:t>
+      </w:r>
+      <w:r>
+        <w:rPr>
+          <w:noProof/>
+        </w:rPr>
+        <w:drawing>
+          <wp:inline distT="0" distB="0" distL="0" distR="0" wp14:anchorId="6170821C" wp14:editId="66B8E0AC">
+            <wp:extent cx="5359400" cy="1118832"/>
+            <wp:effectExtent l="133350" t="133350" r="127000" b="139065"/>
+            <wp:docPr id="12" name="Picture 12"/>
+            <wp:cNvGraphicFramePr>
+              <a:graphicFrameLocks xmlns:a="http://schemas.openxmlformats.org/drawingml/2006/main" noChangeAspect="1"/>
+            </wp:cNvGraphicFramePr>
+            <a:graphic xmlns:a="http://schemas.openxmlformats.org/drawingml/2006/main">
+              <a:graphicData uri="http://schemas.openxmlformats.org/drawingml/2006/picture">
+                <pic:pic xmlns:pic="http://schemas.openxmlformats.org/drawingml/2006/picture">
+                  <pic:nvPicPr>
+                    <pic:cNvPr id="1" name=""/>
+                    <pic:cNvPicPr/>
+                  </pic:nvPicPr>
+                  <pic:blipFill>
+                    <a:blip r:embed="rId19">
+                      <a:lum/>
+                    </a:blip>
+                    <a:stretch>
+                      <a:fillRect/>
+                    </a:stretch>
+                  </pic:blipFill>
+                  <pic:spPr>
+                    <a:xfrm>
+                      <a:off x="0" y="0"/>
+                      <a:ext cx="5369604" cy="1120962"/>
+                    </a:xfrm>
+                    <a:prstGeom prst="rect">
+                      <a:avLst/>
+                    </a:prstGeom>
+                    <a:effectLst>
+                      <a:glow rad="127000">
+                        <a:srgbClr val="000000"/>
+                      </a:glow>
+                    </a:effectLst>
+                  </pic:spPr>
+                </pic:pic>
+              </a:graphicData>
+            </a:graphic>
+          </wp:inline>
+        </w:drawing>
       </w:r>
     </w:p>
     <w:p/>
@@ -3305,843 +4631,12 @@
     <w:p/>
     <w:p/>
     <w:p/>
-    <w:p>
-      <w:pPr>
-        <w:pStyle w:val="Style2"/>
-      </w:pPr>
-      <w:bookmarkStart w:id="3" w:name="_Toc221923465"/>
-      <w:r>
-        <w:lastRenderedPageBreak/>
-        <w:t>Creating and Running Batch Files</w:t>
-      </w:r>
-      <w:bookmarkEnd w:id="3"/>
-    </w:p>
-    <w:p>
-      <w:r>
-        <w:t xml:space="preserve">Alright, let's get our hands dirty! </w:t>
-      </w:r>
-      <w:r>
-        <w:rPr>
-          <w:rFonts w:ascii="Segoe UI Emoji" w:hAnsi="Segoe UI Emoji" w:cs="Segoe UI Emoji"/>
-        </w:rPr>
-        <w:t>👐</w:t>
-      </w:r>
-      <w:r>
-        <w:t xml:space="preserve"> This is where you stop reading and start </w:t>
-      </w:r>
-      <w:r>
-        <w:rPr>
-          <w:b/>
-          <w:bCs/>
-        </w:rPr>
-        <w:t>doing</w:t>
-      </w:r>
-      <w:r>
-        <w:t>. We'll cover how to create batch files, save them correctly, and run them in all the different ways Windows allows.</w:t>
-      </w:r>
-    </w:p>
-    <w:p>
-      <w:r>
-        <w:t>A batch file is just a plain text file with a special extension. You can create one with any text editor—even the simplest ones work fine. Here are your options:</w:t>
-      </w:r>
-    </w:p>
-    <w:p>
-      <w:pPr>
-        <w:rPr>
-          <w:b/>
-          <w:bCs/>
-        </w:rPr>
-      </w:pPr>
-      <w:r>
-        <w:rPr>
-          <w:rFonts w:ascii="Segoe UI Emoji" w:hAnsi="Segoe UI Emoji" w:cs="Segoe UI Emoji"/>
-          <w:b/>
-          <w:bCs/>
-        </w:rPr>
-        <w:t>📝</w:t>
-      </w:r>
-      <w:r>
-        <w:rPr>
-          <w:b/>
-          <w:bCs/>
-        </w:rPr>
-        <w:t xml:space="preserve"> Notepad (The Classic)</w:t>
-      </w:r>
-    </w:p>
-    <w:p>
-      <w:pPr>
-        <w:numPr>
-          <w:ilvl w:val="0"/>
-          <w:numId w:val="154"/>
-        </w:numPr>
-      </w:pPr>
-      <w:r>
-        <w:rPr>
-          <w:b/>
-          <w:bCs/>
-        </w:rPr>
-        <w:t>Where to find it</w:t>
-      </w:r>
-      <w:r>
-        <w:t>: Start menu → type "Notepad"</w:t>
-      </w:r>
-    </w:p>
-    <w:p>
-      <w:pPr>
-        <w:numPr>
-          <w:ilvl w:val="0"/>
-          <w:numId w:val="154"/>
-        </w:numPr>
-      </w:pPr>
-      <w:r>
-        <w:rPr>
-          <w:b/>
-          <w:bCs/>
-        </w:rPr>
-        <w:t>Pros</w:t>
-      </w:r>
-      <w:r>
-        <w:t>: It's on every Windows machine. No install needed. Zero distractions.</w:t>
-      </w:r>
-    </w:p>
-    <w:p>
-      <w:pPr>
-        <w:numPr>
-          <w:ilvl w:val="0"/>
-          <w:numId w:val="154"/>
-        </w:numPr>
-      </w:pPr>
-      <w:r>
-        <w:rPr>
-          <w:b/>
-          <w:bCs/>
-        </w:rPr>
-        <w:t>Cons</w:t>
-      </w:r>
-      <w:r>
-        <w:t>: No syntax highlighting, no line numbers, no auto-completion. You're flying blind.</w:t>
-      </w:r>
-    </w:p>
-    <w:p>
-      <w:pPr>
-        <w:numPr>
-          <w:ilvl w:val="0"/>
-          <w:numId w:val="154"/>
-        </w:numPr>
-      </w:pPr>
-      <w:r>
-        <w:rPr>
-          <w:b/>
-          <w:bCs/>
-        </w:rPr>
-        <w:t>Best for</w:t>
-      </w:r>
-      <w:r>
-        <w:t>: Quick one-liners or when you're on a locked-down machine.</w:t>
-      </w:r>
-    </w:p>
-    <w:p>
-      <w:pPr>
-        <w:rPr>
-          <w:b/>
-          <w:bCs/>
-        </w:rPr>
-      </w:pPr>
-      <w:r>
-        <w:rPr>
-          <w:rFonts w:ascii="Segoe UI Emoji" w:hAnsi="Segoe UI Emoji" w:cs="Segoe UI Emoji"/>
-          <w:b/>
-          <w:bCs/>
-        </w:rPr>
-        <w:t>💻</w:t>
-      </w:r>
-      <w:r>
-        <w:rPr>
-          <w:b/>
-          <w:bCs/>
-        </w:rPr>
-        <w:t xml:space="preserve"> Notepad++ (The Upgrade)</w:t>
-      </w:r>
-    </w:p>
-    <w:p>
-      <w:pPr>
-        <w:numPr>
-          <w:ilvl w:val="0"/>
-          <w:numId w:val="155"/>
-        </w:numPr>
-      </w:pPr>
-      <w:r>
-        <w:rPr>
-          <w:b/>
-          <w:bCs/>
-        </w:rPr>
-        <w:t>Where to get it</w:t>
-      </w:r>
-      <w:r>
-        <w:t>: </w:t>
-      </w:r>
-      <w:hyperlink r:id="rId16" w:tgtFrame="_blank" w:history="1">
-        <w:r>
-          <w:rPr>
-            <w:rStyle w:val="Hyperlink"/>
-          </w:rPr>
-          <w:t>notepad-plus-plus.org</w:t>
-        </w:r>
-      </w:hyperlink>
-      <w:r>
-        <w:t> (free, open source)</w:t>
-      </w:r>
-    </w:p>
-    <w:p>
-      <w:pPr>
-        <w:numPr>
-          <w:ilvl w:val="0"/>
-          <w:numId w:val="155"/>
-        </w:numPr>
-      </w:pPr>
-      <w:r>
-        <w:rPr>
-          <w:b/>
-          <w:bCs/>
-        </w:rPr>
-        <w:t>Pros</w:t>
-      </w:r>
-      <w:r>
-        <w:t>: Syntax highlighting for batch! Colors make it way easier to spot mistakes. Line numbers, tabbed editing, search/replace across files.</w:t>
-      </w:r>
-    </w:p>
-    <w:p>
-      <w:pPr>
-        <w:numPr>
-          <w:ilvl w:val="0"/>
-          <w:numId w:val="155"/>
-        </w:numPr>
-      </w:pPr>
-      <w:r>
-        <w:rPr>
-          <w:b/>
-          <w:bCs/>
-        </w:rPr>
-        <w:t>Cons</w:t>
-      </w:r>
-      <w:r>
-        <w:t xml:space="preserve">: You have to download it (but seriously, why don't you have this already? </w:t>
-      </w:r>
-      <w:r>
-        <w:rPr>
-          <w:rFonts w:ascii="Segoe UI Emoji" w:hAnsi="Segoe UI Emoji" w:cs="Segoe UI Emoji"/>
-        </w:rPr>
-        <w:t>😄</w:t>
-      </w:r>
-      <w:r>
-        <w:t>)</w:t>
-      </w:r>
-    </w:p>
-    <w:p>
-      <w:pPr>
-        <w:numPr>
-          <w:ilvl w:val="0"/>
-          <w:numId w:val="155"/>
-        </w:numPr>
-      </w:pPr>
-      <w:r>
-        <w:rPr>
-          <w:b/>
-          <w:bCs/>
-        </w:rPr>
-        <w:t>Best for</w:t>
-      </w:r>
-      <w:r>
-        <w:t>: Everyday batch scripting. This is the sweet spot.</w:t>
-      </w:r>
-    </w:p>
-    <w:p>
-      <w:pPr>
-        <w:rPr>
-          <w:b/>
-          <w:bCs/>
-        </w:rPr>
-      </w:pPr>
-      <w:r>
-        <w:rPr>
-          <w:rFonts w:ascii="Segoe UI Emoji" w:hAnsi="Segoe UI Emoji" w:cs="Segoe UI Emoji"/>
-          <w:b/>
-          <w:bCs/>
-        </w:rPr>
-        <w:t>🧑</w:t>
-      </w:r>
-      <w:r>
-        <w:rPr>
-          <w:b/>
-          <w:bCs/>
-        </w:rPr>
-        <w:t>‍</w:t>
-      </w:r>
-      <w:r>
-        <w:rPr>
-          <w:rFonts w:ascii="Segoe UI Emoji" w:hAnsi="Segoe UI Emoji" w:cs="Segoe UI Emoji"/>
-          <w:b/>
-          <w:bCs/>
-        </w:rPr>
-        <w:t>💻</w:t>
-      </w:r>
-      <w:r>
-        <w:rPr>
-          <w:b/>
-          <w:bCs/>
-        </w:rPr>
-        <w:t xml:space="preserve"> VS Code (The Powerhouse)</w:t>
-      </w:r>
-    </w:p>
-    <w:p>
-      <w:pPr>
-        <w:numPr>
-          <w:ilvl w:val="0"/>
-          <w:numId w:val="156"/>
-        </w:numPr>
-      </w:pPr>
-      <w:r>
-        <w:rPr>
-          <w:b/>
-          <w:bCs/>
-        </w:rPr>
-        <w:t>Where to get it</w:t>
-      </w:r>
-      <w:r>
-        <w:t>: </w:t>
-      </w:r>
-      <w:hyperlink r:id="rId17" w:tgtFrame="_blank" w:history="1">
-        <w:r>
-          <w:rPr>
-            <w:rStyle w:val="Hyperlink"/>
-          </w:rPr>
-          <w:t>code.visualstudio.com</w:t>
-        </w:r>
-      </w:hyperlink>
-      <w:r>
-        <w:t> (free)</w:t>
-      </w:r>
-    </w:p>
-    <w:p>
-      <w:pPr>
-        <w:numPr>
-          <w:ilvl w:val="0"/>
-          <w:numId w:val="156"/>
-        </w:numPr>
-      </w:pPr>
-      <w:r>
-        <w:rPr>
-          <w:b/>
-          <w:bCs/>
-        </w:rPr>
-        <w:t>Pros</w:t>
-      </w:r>
-      <w:r>
-        <w:t>: IntelliSense (auto-completion), debugging, Git integration, extensions for batch syntax, runs anywhere.</w:t>
-      </w:r>
-    </w:p>
-    <w:p>
-      <w:pPr>
-        <w:numPr>
-          <w:ilvl w:val="0"/>
-          <w:numId w:val="156"/>
-        </w:numPr>
-      </w:pPr>
-      <w:r>
-        <w:rPr>
-          <w:b/>
-          <w:bCs/>
-        </w:rPr>
-        <w:t>Cons</w:t>
-      </w:r>
-      <w:r>
-        <w:t>: Overkill if you're just writing simple batch files. Takes longer to load.</w:t>
-      </w:r>
-    </w:p>
-    <w:p>
-      <w:pPr>
-        <w:numPr>
-          <w:ilvl w:val="0"/>
-          <w:numId w:val="156"/>
-        </w:numPr>
-      </w:pPr>
-      <w:r>
-        <w:rPr>
-          <w:b/>
-          <w:bCs/>
-        </w:rPr>
-        <w:t>Best for</w:t>
-      </w:r>
-      <w:r>
-        <w:t>: When you're already using VS Code for other coding, or when your batch scripts grow into something bigger.</w:t>
-      </w:r>
-    </w:p>
-    <w:p>
-      <w:pPr>
-        <w:rPr>
-          <w:b/>
-          <w:bCs/>
-        </w:rPr>
-      </w:pPr>
-      <w:r>
-        <w:rPr>
-          <w:rFonts w:ascii="Segoe UI Symbol" w:hAnsi="Segoe UI Symbol" w:cs="Segoe UI Symbol"/>
-          <w:b/>
-          <w:bCs/>
-        </w:rPr>
-        <w:t>🖥</w:t>
-      </w:r>
-      <w:r>
-        <w:rPr>
-          <w:b/>
-          <w:bCs/>
-        </w:rPr>
-        <w:t>️ Command Prompt Itself (The Old-School Way)</w:t>
-      </w:r>
-    </w:p>
-    <w:p>
-      <w:pPr>
-        <w:numPr>
-          <w:ilvl w:val="0"/>
-          <w:numId w:val="157"/>
-        </w:numPr>
-      </w:pPr>
-      <w:r>
-        <w:rPr>
-          <w:b/>
-          <w:bCs/>
-        </w:rPr>
-        <w:t>How</w:t>
-      </w:r>
-      <w:r>
-        <w:t>: copy con myfile.bat then type your lines, then press </w:t>
-      </w:r>
-      <w:proofErr w:type="spellStart"/>
-      <w:r>
-        <w:t>Ctrl+Z</w:t>
-      </w:r>
-      <w:proofErr w:type="spellEnd"/>
-      <w:r>
-        <w:t> then Enter.</w:t>
-      </w:r>
-    </w:p>
-    <w:p>
-      <w:pPr>
-        <w:numPr>
-          <w:ilvl w:val="0"/>
-          <w:numId w:val="157"/>
-        </w:numPr>
-      </w:pPr>
-      <w:r>
-        <w:rPr>
-          <w:b/>
-          <w:bCs/>
-        </w:rPr>
-        <w:t>Pros</w:t>
-      </w:r>
-      <w:r>
-        <w:t>: No editor needed at all—pure command line.</w:t>
-      </w:r>
-    </w:p>
-    <w:p>
-      <w:pPr>
-        <w:numPr>
-          <w:ilvl w:val="0"/>
-          <w:numId w:val="157"/>
-        </w:numPr>
-      </w:pPr>
-      <w:r>
-        <w:rPr>
-          <w:b/>
-          <w:bCs/>
-        </w:rPr>
-        <w:t>Cons</w:t>
-      </w:r>
-      <w:r>
-        <w:t>: Painful to edit mistakes. Don't do this unless you're in a recovery environment.</w:t>
-      </w:r>
-    </w:p>
-    <w:p>
-      <w:r>
-        <w:rPr>
-          <w:b/>
-          <w:bCs/>
-        </w:rPr>
-        <w:lastRenderedPageBreak/>
-        <w:t>My recommendation</w:t>
-      </w:r>
-      <w:r>
-        <w:t>: Start with </w:t>
-      </w:r>
-      <w:r>
-        <w:rPr>
-          <w:b/>
-          <w:bCs/>
-        </w:rPr>
-        <w:t>Notepad++</w:t>
-      </w:r>
-      <w:r>
-        <w:rPr>
-          <w:b/>
-          <w:bCs/>
-        </w:rPr>
-        <w:t xml:space="preserve"> or </w:t>
-      </w:r>
-      <w:proofErr w:type="spellStart"/>
-      <w:r>
-        <w:rPr>
-          <w:b/>
-          <w:bCs/>
-        </w:rPr>
-        <w:t>VScode</w:t>
-      </w:r>
-      <w:proofErr w:type="spellEnd"/>
-      <w:r>
-        <w:t>. It's lightweight, free, and makes batch files readable. Later, if you're also learning Python or web dev, VS Code can handle everything.</w:t>
-      </w:r>
-    </w:p>
-    <w:p/>
-    <w:p>
-      <w:pPr>
-        <w:pStyle w:val="Style2"/>
-      </w:pPr>
-      <w:bookmarkStart w:id="4" w:name="_Toc221923466"/>
-      <w:r>
-        <w:t>Saving with Correct Encoding (ANSI vs UTF-8)</w:t>
-      </w:r>
-      <w:bookmarkEnd w:id="4"/>
-    </w:p>
-    <w:p>
-      <w:r>
-        <w:t>This sounds boring, but </w:t>
-      </w:r>
-      <w:r>
-        <w:rPr>
-          <w:b/>
-          <w:bCs/>
-        </w:rPr>
-        <w:t>it matters</w:t>
-      </w:r>
-      <w:r>
-        <w:t>. Batch files are picky about how they're saved. Save them wrong, and you'll get weird errors or gibberish characters.</w:t>
-      </w:r>
-    </w:p>
-    <w:p>
-      <w:pPr>
-        <w:rPr>
-          <w:rStyle w:val="Style8Char"/>
-        </w:rPr>
-      </w:pPr>
-      <w:r>
-        <w:rPr>
-          <w:rFonts w:ascii="Segoe UI Emoji" w:hAnsi="Segoe UI Emoji" w:cs="Segoe UI Emoji"/>
-          <w:b/>
-          <w:bCs/>
-        </w:rPr>
-        <w:t>🧪</w:t>
-      </w:r>
-      <w:r>
-        <w:rPr>
-          <w:b/>
-          <w:bCs/>
-        </w:rPr>
-        <w:t xml:space="preserve"> </w:t>
-      </w:r>
-      <w:r>
-        <w:rPr>
-          <w:rStyle w:val="Style8Char"/>
-        </w:rPr>
-        <w:t>ANSI (The Safe Choice)</w:t>
-      </w:r>
-    </w:p>
-    <w:p>
-      <w:pPr>
-        <w:numPr>
-          <w:ilvl w:val="0"/>
-          <w:numId w:val="158"/>
-        </w:numPr>
-      </w:pPr>
-      <w:r>
-        <w:rPr>
-          <w:b/>
-          <w:bCs/>
-        </w:rPr>
-        <w:t>What it is</w:t>
-      </w:r>
-      <w:r>
-        <w:t>: The old Windows character set (CP-1252 for Western languages).</w:t>
-      </w:r>
-    </w:p>
-    <w:p>
-      <w:pPr>
-        <w:numPr>
-          <w:ilvl w:val="0"/>
-          <w:numId w:val="158"/>
-        </w:numPr>
-      </w:pPr>
-      <w:r>
-        <w:rPr>
-          <w:b/>
-          <w:bCs/>
-        </w:rPr>
-        <w:t>Why it works</w:t>
-      </w:r>
-      <w:r>
-        <w:t>: CMD.EXE was built in the ANSI era. It expects ANSI by default.</w:t>
-      </w:r>
-    </w:p>
-    <w:p>
-      <w:pPr>
-        <w:numPr>
-          <w:ilvl w:val="0"/>
-          <w:numId w:val="158"/>
-        </w:numPr>
-      </w:pPr>
-      <w:r>
-        <w:rPr>
-          <w:b/>
-          <w:bCs/>
-        </w:rPr>
-        <w:t>Best for</w:t>
-      </w:r>
-      <w:r>
-        <w:t>: Simple scripts with plain English text and no special symbols.</w:t>
-      </w:r>
-    </w:p>
-    <w:p>
-      <w:pPr>
-        <w:rPr>
-          <w:rStyle w:val="Style8Char"/>
-        </w:rPr>
-      </w:pPr>
-      <w:r>
-        <w:rPr>
-          <w:rFonts w:ascii="Segoe UI Emoji" w:hAnsi="Segoe UI Emoji" w:cs="Segoe UI Emoji"/>
-          <w:b/>
-          <w:bCs/>
-        </w:rPr>
-        <w:t>🌍</w:t>
-      </w:r>
-      <w:r>
-        <w:rPr>
-          <w:b/>
-          <w:bCs/>
-        </w:rPr>
-        <w:t xml:space="preserve"> </w:t>
-      </w:r>
-      <w:r>
-        <w:rPr>
-          <w:rStyle w:val="Style8Char"/>
-        </w:rPr>
-        <w:t>UTF-8 (The Modern Standard)</w:t>
-      </w:r>
-    </w:p>
-    <w:p>
-      <w:pPr>
-        <w:numPr>
-          <w:ilvl w:val="0"/>
-          <w:numId w:val="159"/>
-        </w:numPr>
-      </w:pPr>
-      <w:r>
-        <w:rPr>
-          <w:b/>
-          <w:bCs/>
-        </w:rPr>
-        <w:t>What it is</w:t>
-      </w:r>
-      <w:r>
-        <w:t>: Unicode encoding that handles every language and symbol on the planet.</w:t>
-      </w:r>
-    </w:p>
-    <w:p>
-      <w:pPr>
-        <w:numPr>
-          <w:ilvl w:val="0"/>
-          <w:numId w:val="159"/>
-        </w:numPr>
-      </w:pPr>
-      <w:r>
-        <w:rPr>
-          <w:b/>
-          <w:bCs/>
-        </w:rPr>
-        <w:t>The problem</w:t>
-      </w:r>
-      <w:r>
-        <w:t>: CMD.EXE doesn't natively understand UTF-8 unless you explicitly tell it to with the </w:t>
-      </w:r>
-      <w:proofErr w:type="spellStart"/>
-      <w:r>
-        <w:t>chcp</w:t>
-      </w:r>
-      <w:proofErr w:type="spellEnd"/>
-      <w:r>
-        <w:t xml:space="preserve"> 65001 command. Even then, it can be flaky.</w:t>
-      </w:r>
-    </w:p>
-    <w:p>
-      <w:pPr>
-        <w:numPr>
-          <w:ilvl w:val="0"/>
-          <w:numId w:val="159"/>
-        </w:numPr>
-      </w:pPr>
-      <w:r>
-        <w:rPr>
-          <w:b/>
-          <w:bCs/>
-        </w:rPr>
-        <w:t>The BOM problem</w:t>
-      </w:r>
-      <w:r>
-        <w:t xml:space="preserve">: If you save UTF-8 with a BOM (Byte Order Mark) in Notepad, CMD will read those first three bytes as garbage and throw an error. </w:t>
-      </w:r>
-      <w:r>
-        <w:rPr>
-          <w:rFonts w:ascii="Segoe UI Emoji" w:hAnsi="Segoe UI Emoji" w:cs="Segoe UI Emoji"/>
-        </w:rPr>
-        <w:t>😫</w:t>
-      </w:r>
-    </w:p>
-    <w:p>
-      <w:pPr>
-        <w:rPr>
-          <w:b/>
-          <w:bCs/>
-        </w:rPr>
-      </w:pPr>
-      <w:r>
-        <w:rPr>
-          <w:rFonts w:ascii="Segoe UI Emoji" w:hAnsi="Segoe UI Emoji" w:cs="Segoe UI Emoji"/>
-          <w:b/>
-          <w:bCs/>
-        </w:rPr>
-        <w:t>✅</w:t>
-      </w:r>
-      <w:r>
-        <w:rPr>
-          <w:b/>
-          <w:bCs/>
-        </w:rPr>
-        <w:t xml:space="preserve"> The Golden Rule for Batch Files</w:t>
-      </w:r>
-    </w:p>
-    <w:p>
-      <w:pPr>
-        <w:numPr>
-          <w:ilvl w:val="0"/>
-          <w:numId w:val="160"/>
-        </w:numPr>
-      </w:pPr>
-      <w:r>
-        <w:rPr>
-          <w:b/>
-          <w:bCs/>
-        </w:rPr>
-        <w:t>Stick to ANSI</w:t>
-      </w:r>
-      <w:r>
-        <w:t> unless you absolutely need international characters.</w:t>
-      </w:r>
-    </w:p>
-    <w:p>
-      <w:pPr>
-        <w:numPr>
-          <w:ilvl w:val="0"/>
-          <w:numId w:val="160"/>
-        </w:numPr>
-      </w:pPr>
-      <w:r>
-        <w:t>If you must use UTF-8:</w:t>
-      </w:r>
-    </w:p>
-    <w:p>
-      <w:pPr>
-        <w:numPr>
-          <w:ilvl w:val="1"/>
-          <w:numId w:val="160"/>
-        </w:numPr>
-      </w:pPr>
-      <w:r>
-        <w:t>Save </w:t>
-      </w:r>
-      <w:r>
-        <w:rPr>
-          <w:b/>
-          <w:bCs/>
-        </w:rPr>
-        <w:t>without BOM</w:t>
-      </w:r>
-      <w:r>
-        <w:t> (Notepad++ and VS Code can do this; regular Notepad cannot).</w:t>
-      </w:r>
-    </w:p>
-    <w:p>
-      <w:pPr>
-        <w:numPr>
-          <w:ilvl w:val="1"/>
-          <w:numId w:val="160"/>
-        </w:numPr>
-      </w:pPr>
-      <w:r>
-        <w:t>Add </w:t>
-      </w:r>
-      <w:proofErr w:type="spellStart"/>
-      <w:r>
-        <w:t>chcp</w:t>
-      </w:r>
-      <w:proofErr w:type="spellEnd"/>
-      <w:r>
-        <w:t xml:space="preserve"> 65001 &gt;</w:t>
-      </w:r>
-      <w:proofErr w:type="spellStart"/>
-      <w:r>
-        <w:t>nul</w:t>
-      </w:r>
-      <w:proofErr w:type="spellEnd"/>
-      <w:r>
-        <w:t> as the first line of your script to switch the console to UTF-8.</w:t>
-      </w:r>
-    </w:p>
-    <w:p>
-      <w:pPr>
-        <w:numPr>
-          <w:ilvl w:val="1"/>
-          <w:numId w:val="160"/>
-        </w:numPr>
-      </w:pPr>
-      <w:r>
-        <w:t>Test thoroughly—some commands still misbehave.</w:t>
-      </w:r>
-    </w:p>
-    <w:p>
-      <w:pPr>
-        <w:rPr>
-          <w:b/>
-          <w:bCs/>
-        </w:rPr>
-      </w:pPr>
-      <w:r>
-        <w:rPr>
-          <w:b/>
-          <w:bCs/>
-        </w:rPr>
-        <w:t>How to set encoding in your editor:</w:t>
-      </w:r>
-    </w:p>
-    <w:p>
-      <w:r>
-        <w:t xml:space="preserve"> </w:t>
-      </w:r>
-    </w:p>
     <w:p/>
     <w:p/>
     <w:p/>
     <w:p/>
     <w:p/>
     <w:p/>
-    <w:p/>
     <w:p>
       <w:pPr>
         <w:rPr>
@@ -4158,10 +4653,16 @@
     </w:p>
     <w:p/>
     <w:p>
+      <w:pPr>
+        <w:rPr>
+          <w:color w:val="6600FF"/>
+        </w:rPr>
+      </w:pPr>
       <w:r>
         <w:rPr>
           <w:b/>
           <w:bCs/>
+          <w:color w:val="6600FF"/>
         </w:rPr>
         <w:t>1.3 Comments and Documentation</w:t>
       </w:r>
@@ -4172,16 +4673,28 @@
           <w:ilvl w:val="0"/>
           <w:numId w:val="3"/>
         </w:numPr>
-      </w:pPr>
-      <w:r>
+        <w:rPr>
+          <w:color w:val="6600FF"/>
+        </w:rPr>
+      </w:pPr>
+      <w:r>
+        <w:rPr>
+          <w:color w:val="6600FF"/>
+        </w:rPr>
         <w:t>Single-line comments (REM</w:t>
       </w:r>
       <w:proofErr w:type="gramStart"/>
       <w:r>
+        <w:rPr>
+          <w:color w:val="6600FF"/>
+        </w:rPr>
         <w:t>, :</w:t>
       </w:r>
       <w:proofErr w:type="gramEnd"/>
       <w:r>
+        <w:rPr>
+          <w:color w:val="6600FF"/>
+        </w:rPr>
         <w:t>:)</w:t>
       </w:r>
     </w:p>
@@ -4191,8 +4704,14 @@
           <w:ilvl w:val="0"/>
           <w:numId w:val="3"/>
         </w:numPr>
-      </w:pPr>
-      <w:r>
+        <w:rPr>
+          <w:color w:val="6600FF"/>
+        </w:rPr>
+      </w:pPr>
+      <w:r>
+        <w:rPr>
+          <w:color w:val="6600FF"/>
+        </w:rPr>
         <w:t>Multi-line comments (GOTO workaround)</w:t>
       </w:r>
     </w:p>
@@ -4202,16 +4721,28 @@
           <w:ilvl w:val="0"/>
           <w:numId w:val="3"/>
         </w:numPr>
-      </w:pPr>
-      <w:r>
+        <w:rPr>
+          <w:color w:val="6600FF"/>
+        </w:rPr>
+      </w:pPr>
+      <w:r>
+        <w:rPr>
+          <w:color w:val="6600FF"/>
+        </w:rPr>
         <w:t>Documentation best practices (header comments, inline explanations)</w:t>
       </w:r>
     </w:p>
     <w:p>
+      <w:pPr>
+        <w:rPr>
+          <w:color w:val="6600FF"/>
+        </w:rPr>
+      </w:pPr>
       <w:r>
         <w:rPr>
           <w:b/>
           <w:bCs/>
+          <w:color w:val="6600FF"/>
         </w:rPr>
         <w:t>1.4 Echo Command (Output)</w:t>
       </w:r>
@@ -4222,8 +4753,14 @@
           <w:ilvl w:val="0"/>
           <w:numId w:val="4"/>
         </w:numPr>
-      </w:pPr>
-      <w:r>
+        <w:rPr>
+          <w:color w:val="6600FF"/>
+        </w:rPr>
+      </w:pPr>
+      <w:r>
+        <w:rPr>
+          <w:color w:val="6600FF"/>
+        </w:rPr>
         <w:t>Displaying text (ECHO Hello World)</w:t>
       </w:r>
     </w:p>
@@ -4233,8 +4770,14 @@
           <w:ilvl w:val="0"/>
           <w:numId w:val="4"/>
         </w:numPr>
-      </w:pPr>
-      <w:r>
+        <w:rPr>
+          <w:color w:val="6600FF"/>
+        </w:rPr>
+      </w:pPr>
+      <w:r>
+        <w:rPr>
+          <w:color w:val="6600FF"/>
+        </w:rPr>
         <w:t>Suppressing command output (@ECHO OFF)</w:t>
       </w:r>
     </w:p>
@@ -4244,8 +4787,14 @@
           <w:ilvl w:val="0"/>
           <w:numId w:val="4"/>
         </w:numPr>
-      </w:pPr>
-      <w:r>
+        <w:rPr>
+          <w:color w:val="6600FF"/>
+        </w:rPr>
+      </w:pPr>
+      <w:r>
+        <w:rPr>
+          <w:color w:val="6600FF"/>
+        </w:rPr>
         <w:t>Blank lines (ECHO. or ECHO:)</w:t>
       </w:r>
     </w:p>
@@ -4255,16 +4804,28 @@
           <w:ilvl w:val="0"/>
           <w:numId w:val="4"/>
         </w:numPr>
-      </w:pPr>
-      <w:r>
+        <w:rPr>
+          <w:color w:val="6600FF"/>
+        </w:rPr>
+      </w:pPr>
+      <w:r>
+        <w:rPr>
+          <w:color w:val="6600FF"/>
+        </w:rPr>
         <w:t>Special characters (escaping with ^, quotes)</w:t>
       </w:r>
     </w:p>
     <w:p>
+      <w:pPr>
+        <w:rPr>
+          <w:color w:val="6600FF"/>
+        </w:rPr>
+      </w:pPr>
       <w:r>
         <w:rPr>
           <w:b/>
           <w:bCs/>
+          <w:color w:val="6600FF"/>
         </w:rPr>
         <w:t>1.5 Pause and User Interaction</w:t>
       </w:r>
@@ -4275,8 +4836,14 @@
           <w:ilvl w:val="0"/>
           <w:numId w:val="5"/>
         </w:numPr>
-      </w:pPr>
-      <w:r>
+        <w:rPr>
+          <w:color w:val="6600FF"/>
+        </w:rPr>
+      </w:pPr>
+      <w:r>
+        <w:rPr>
+          <w:color w:val="6600FF"/>
+        </w:rPr>
         <w:t>PAUSE command (wait for keypress)</w:t>
       </w:r>
     </w:p>
@@ -4286,8 +4853,14 @@
           <w:ilvl w:val="0"/>
           <w:numId w:val="5"/>
         </w:numPr>
-      </w:pPr>
-      <w:r>
+        <w:rPr>
+          <w:color w:val="6600FF"/>
+        </w:rPr>
+      </w:pPr>
+      <w:r>
+        <w:rPr>
+          <w:color w:val="6600FF"/>
+        </w:rPr>
         <w:t>Custom pause messages</w:t>
       </w:r>
     </w:p>
@@ -4297,8 +4870,14 @@
           <w:ilvl w:val="0"/>
           <w:numId w:val="5"/>
         </w:numPr>
-      </w:pPr>
-      <w:r>
+        <w:rPr>
+          <w:color w:val="6600FF"/>
+        </w:rPr>
+      </w:pPr>
+      <w:r>
+        <w:rPr>
+          <w:color w:val="6600FF"/>
+        </w:rPr>
         <w:t>TIMEOUT command (auto-continue after N seconds)</w:t>
       </w:r>
     </w:p>
@@ -4394,29 +4973,29 @@
         </w:numPr>
       </w:pPr>
       <w:r>
+        <w:t>System variables (%PATH%, %USERPROFILE%, %TEMP%, %COMPUTERNAME%, %USERNAME%)</w:t>
+      </w:r>
+    </w:p>
+    <w:p>
+      <w:pPr>
+        <w:numPr>
+          <w:ilvl w:val="0"/>
+          <w:numId w:val="7"/>
+        </w:numPr>
+      </w:pPr>
+      <w:r>
+        <w:t>Date/time variables (%DATE%, %TIME%)</w:t>
+      </w:r>
+    </w:p>
+    <w:p>
+      <w:pPr>
+        <w:numPr>
+          <w:ilvl w:val="0"/>
+          <w:numId w:val="7"/>
+        </w:numPr>
+      </w:pPr>
+      <w:r>
         <w:lastRenderedPageBreak/>
-        <w:t>System variables (%PATH%, %USERPROFILE%, %TEMP%, %COMPUTERNAME%, %USERNAME%)</w:t>
-      </w:r>
-    </w:p>
-    <w:p>
-      <w:pPr>
-        <w:numPr>
-          <w:ilvl w:val="0"/>
-          <w:numId w:val="7"/>
-        </w:numPr>
-      </w:pPr>
-      <w:r>
-        <w:t>Date/time variables (%DATE%, %TIME%)</w:t>
-      </w:r>
-    </w:p>
-    <w:p>
-      <w:pPr>
-        <w:numPr>
-          <w:ilvl w:val="0"/>
-          <w:numId w:val="7"/>
-        </w:numPr>
-      </w:pPr>
-      <w:r>
         <w:t>Special variables (%CD%, %RANDOM%, %CMDCMDLINE%)</w:t>
       </w:r>
     </w:p>
@@ -4719,7 +5298,6 @@
         </w:numPr>
       </w:pPr>
       <w:r>
-        <w:lastRenderedPageBreak/>
         <w:t>Precedence and parentheses</w:t>
       </w:r>
     </w:p>
@@ -4753,6 +5331,7 @@
           <w:b/>
           <w:bCs/>
         </w:rPr>
+        <w:lastRenderedPageBreak/>
         <w:t>MODULE 3: CONTROL FLOW (Logic and Loops)</w:t>
       </w:r>
     </w:p>
@@ -5086,7 +5665,6 @@
         </w:numPr>
       </w:pPr>
       <w:r>
-        <w:lastRenderedPageBreak/>
         <w:t>Counting backwards (10 to 1, negative step)</w:t>
       </w:r>
     </w:p>
@@ -5118,6 +5696,7 @@
         </w:numPr>
       </w:pPr>
       <w:r>
+        <w:lastRenderedPageBreak/>
         <w:t>Syntax (FOR /F "options" %%</w:t>
       </w:r>
       <w:proofErr w:type="spellStart"/>
@@ -5456,7 +6035,6 @@
         </w:numPr>
       </w:pPr>
       <w:r>
-        <w:lastRenderedPageBreak/>
         <w:t>Infinite loops (GOTO loop</w:t>
       </w:r>
       <w:proofErr w:type="gramStart"/>
@@ -5504,6 +6082,7 @@
         </w:numPr>
       </w:pPr>
       <w:r>
+        <w:lastRenderedPageBreak/>
         <w:t>Calling labels as subroutines (</w:t>
       </w:r>
       <w:proofErr w:type="gramStart"/>
@@ -5785,7 +6364,6 @@
         </w:numPr>
       </w:pPr>
       <w:r>
-        <w:lastRenderedPageBreak/>
         <w:t>COPY command (simple copy)</w:t>
       </w:r>
     </w:p>
@@ -5825,6 +6403,7 @@
           <w:b/>
           <w:bCs/>
         </w:rPr>
+        <w:lastRenderedPageBreak/>
         <w:t>4.6 File Attributes</w:t>
       </w:r>
     </w:p>
@@ -6121,7 +6700,6 @@
         </w:numPr>
       </w:pPr>
       <w:r>
-        <w:lastRenderedPageBreak/>
         <w:t>Method 2: Use FINDSTR with regex</w:t>
       </w:r>
     </w:p>
@@ -6153,6 +6731,7 @@
         </w:numPr>
       </w:pPr>
       <w:r>
+        <w:lastRenderedPageBreak/>
         <w:t>Simple concatenation (SET result=%var1%%var2%)</w:t>
       </w:r>
     </w:p>
@@ -6423,7 +7002,6 @@
         </w:numPr>
       </w:pPr>
       <w:r>
-        <w:lastRenderedPageBreak/>
         <w:t>Error redirection (2&gt; error.txt)</w:t>
       </w:r>
     </w:p>
@@ -6455,6 +7033,7 @@
         </w:numPr>
       </w:pPr>
       <w:r>
+        <w:lastRenderedPageBreak/>
         <w:t>Pipe operator (command1 | command2)</w:t>
       </w:r>
     </w:p>
@@ -6757,7 +7336,6 @@
         </w:numPr>
       </w:pPr>
       <w:r>
-        <w:lastRenderedPageBreak/>
         <w:t>Via ENDLOCAL workaround (return across SETLOCAL boundary)</w:t>
       </w:r>
     </w:p>
@@ -6789,6 +7367,7 @@
         </w:numPr>
       </w:pPr>
       <w:r>
+        <w:lastRenderedPageBreak/>
         <w:t>ENDLOCAL to exit scope</w:t>
       </w:r>
     </w:p>
@@ -7052,7 +7631,6 @@
         </w:numPr>
       </w:pPr>
       <w:r>
-        <w:lastRenderedPageBreak/>
         <w:t>Timestamped logs</w:t>
       </w:r>
     </w:p>
@@ -7086,6 +7664,7 @@
           <w:b/>
           <w:bCs/>
         </w:rPr>
+        <w:lastRenderedPageBreak/>
         <w:t>PART 2: INTERMEDIATE TOPICS (SYSTEM ADMINISTRATION)</w:t>
       </w:r>
     </w:p>
@@ -7353,7 +7932,6 @@
         </w:numPr>
       </w:pPr>
       <w:r>
-        <w:lastRenderedPageBreak/>
         <w:t>Identify network bottlenecks</w:t>
       </w:r>
     </w:p>
@@ -7385,6 +7963,7 @@
         </w:numPr>
       </w:pPr>
       <w:r>
+        <w:lastRenderedPageBreak/>
         <w:t>Add static ARP entry</w:t>
       </w:r>
     </w:p>
@@ -7666,7 +8245,6 @@
         </w:numPr>
       </w:pPr>
       <w:r>
-        <w:lastRenderedPageBreak/>
         <w:t>Export/import registry (REG EXPORT, REG IMPORT)</w:t>
       </w:r>
     </w:p>
@@ -7698,6 +8276,7 @@
         </w:numPr>
       </w:pPr>
       <w:r>
+        <w:lastRenderedPageBreak/>
         <w:t>TASKLIST (list running processes)</w:t>
       </w:r>
     </w:p>
@@ -7979,7 +8558,6 @@
         </w:numPr>
       </w:pPr>
       <w:r>
-        <w:lastRenderedPageBreak/>
         <w:t>Method 2: Call PowerShell from batch</w:t>
       </w:r>
     </w:p>
@@ -8011,6 +8589,7 @@
         </w:numPr>
       </w:pPr>
       <w:r>
+        <w:lastRenderedPageBreak/>
         <w:t>Calling PowerShell from batch (PowerShell -Command "...")</w:t>
       </w:r>
     </w:p>
@@ -8296,40 +8875,40 @@
           <w:b/>
           <w:bCs/>
         </w:rPr>
+        <w:t>12.1 System Backup Script</w:t>
+      </w:r>
+    </w:p>
+    <w:p>
+      <w:pPr>
+        <w:numPr>
+          <w:ilvl w:val="0"/>
+          <w:numId w:val="76"/>
+        </w:numPr>
+      </w:pPr>
+      <w:r>
+        <w:t>Backup files to external drive</w:t>
+      </w:r>
+    </w:p>
+    <w:p>
+      <w:pPr>
+        <w:numPr>
+          <w:ilvl w:val="0"/>
+          <w:numId w:val="76"/>
+        </w:numPr>
+      </w:pPr>
+      <w:r>
+        <w:t>Incremental vs full backup</w:t>
+      </w:r>
+    </w:p>
+    <w:p>
+      <w:pPr>
+        <w:numPr>
+          <w:ilvl w:val="0"/>
+          <w:numId w:val="76"/>
+        </w:numPr>
+      </w:pPr>
+      <w:r>
         <w:lastRenderedPageBreak/>
-        <w:t>12.1 System Backup Script</w:t>
-      </w:r>
-    </w:p>
-    <w:p>
-      <w:pPr>
-        <w:numPr>
-          <w:ilvl w:val="0"/>
-          <w:numId w:val="76"/>
-        </w:numPr>
-      </w:pPr>
-      <w:r>
-        <w:t>Backup files to external drive</w:t>
-      </w:r>
-    </w:p>
-    <w:p>
-      <w:pPr>
-        <w:numPr>
-          <w:ilvl w:val="0"/>
-          <w:numId w:val="76"/>
-        </w:numPr>
-      </w:pPr>
-      <w:r>
-        <w:t>Incremental vs full backup</w:t>
-      </w:r>
-    </w:p>
-    <w:p>
-      <w:pPr>
-        <w:numPr>
-          <w:ilvl w:val="0"/>
-          <w:numId w:val="76"/>
-        </w:numPr>
-      </w:pPr>
-      <w:r>
         <w:t>Compression (using 7-Zip or tar)</w:t>
       </w:r>
     </w:p>
@@ -8595,7 +9174,6 @@
         </w:numPr>
       </w:pPr>
       <w:r>
-        <w:lastRenderedPageBreak/>
         <w:t>Execute corresponding action</w:t>
       </w:r>
     </w:p>
@@ -8627,6 +9205,7 @@
         </w:numPr>
       </w:pPr>
       <w:r>
+        <w:lastRenderedPageBreak/>
         <w:t>Automate git add, commit, push</w:t>
       </w:r>
     </w:p>
@@ -8914,7 +9493,6 @@
         </w:numPr>
       </w:pPr>
       <w:r>
-        <w:lastRenderedPageBreak/>
         <w:t>DNS enumeration (zone transfer attempts)</w:t>
       </w:r>
     </w:p>
@@ -8946,6 +9524,7 @@
         </w:numPr>
       </w:pPr>
       <w:r>
+        <w:lastRenderedPageBreak/>
         <w:t>Installed software (WMIC, registry queries)</w:t>
       </w:r>
     </w:p>
@@ -9208,7 +9787,6 @@
           <w:b/>
           <w:bCs/>
         </w:rPr>
-        <w:lastRenderedPageBreak/>
         <w:t>14.2 Scheduled Tasks</w:t>
       </w:r>
     </w:p>
@@ -9240,6 +9818,7 @@
           <w:b/>
           <w:bCs/>
         </w:rPr>
+        <w:lastRenderedPageBreak/>
         <w:t>14.3 Startup Folder</w:t>
       </w:r>
     </w:p>
@@ -9494,7 +10073,6 @@
         </w:numPr>
       </w:pPr>
       <w:r>
-        <w:lastRenderedPageBreak/>
         <w:t>DLL search order hijacking</w:t>
       </w:r>
     </w:p>
@@ -9526,6 +10104,7 @@
         </w:numPr>
       </w:pPr>
       <w:r>
+        <w:lastRenderedPageBreak/>
         <w:t>Elevate from user to SYSTEM</w:t>
       </w:r>
     </w:p>
@@ -9819,7 +10398,6 @@
         </w:numPr>
       </w:pPr>
       <w:r>
-        <w:lastRenderedPageBreak/>
         <w:t>FTP upload</w:t>
       </w:r>
     </w:p>
@@ -9851,6 +10429,7 @@
           <w:b/>
           <w:bCs/>
         </w:rPr>
+        <w:lastRenderedPageBreak/>
         <w:t>17.3 Email Exfiltration</w:t>
       </w:r>
     </w:p>
@@ -10122,7 +10701,6 @@
           <w:b/>
           <w:bCs/>
         </w:rPr>
-        <w:lastRenderedPageBreak/>
         <w:t>MODULE 19: Malware Analysis (Defensive)</w:t>
       </w:r>
     </w:p>
@@ -10154,6 +10732,7 @@
         </w:numPr>
       </w:pPr>
       <w:r>
+        <w:lastRenderedPageBreak/>
         <w:t>Extract IOCs (IPs, URLs, file paths)</w:t>
       </w:r>
     </w:p>
@@ -10422,7 +11001,6 @@
         </w:numPr>
       </w:pPr>
       <w:r>
-        <w:lastRenderedPageBreak/>
         <w:t>Logs keystrokes to file</w:t>
       </w:r>
     </w:p>
@@ -10454,6 +11032,7 @@
         </w:numPr>
       </w:pPr>
       <w:r>
+        <w:lastRenderedPageBreak/>
         <w:t>Encrypt files (using CIPHER or external tool)</w:t>
       </w:r>
     </w:p>
@@ -10737,34 +11316,34 @@
           <w:b/>
           <w:bCs/>
         </w:rPr>
+        <w:t>21.4 Process Injection (Batch as Orchestrator)</w:t>
+      </w:r>
+    </w:p>
+    <w:p>
+      <w:pPr>
+        <w:numPr>
+          <w:ilvl w:val="0"/>
+          <w:numId w:val="127"/>
+        </w:numPr>
+      </w:pPr>
+      <w:r>
+        <w:t>Batch script calls external tool (injects DLL into process)</w:t>
+      </w:r>
+    </w:p>
+    <w:p>
+      <w:pPr>
+        <w:numPr>
+          <w:ilvl w:val="0"/>
+          <w:numId w:val="127"/>
+        </w:numPr>
+      </w:pPr>
+      <w:r>
+        <w:t>Evades detection</w:t>
+      </w:r>
+    </w:p>
+    <w:p>
+      <w:r>
         <w:lastRenderedPageBreak/>
-        <w:t>21.4 Process Injection (Batch as Orchestrator)</w:t>
-      </w:r>
-    </w:p>
-    <w:p>
-      <w:pPr>
-        <w:numPr>
-          <w:ilvl w:val="0"/>
-          <w:numId w:val="127"/>
-        </w:numPr>
-      </w:pPr>
-      <w:r>
-        <w:t>Batch script calls external tool (injects DLL into process)</w:t>
-      </w:r>
-    </w:p>
-    <w:p>
-      <w:pPr>
-        <w:numPr>
-          <w:ilvl w:val="0"/>
-          <w:numId w:val="127"/>
-        </w:numPr>
-      </w:pPr>
-      <w:r>
-        <w:t>Evades detection</w:t>
-      </w:r>
-    </w:p>
-    <w:p>
-      <w:r>
         <w:pict w14:anchorId="426C0434">
           <v:rect id="_x0000_i1047" style="width:0;height:1.5pt" o:hralign="center" o:hrstd="t" o:hr="t" fillcolor="#a0a0a0" stroked="f"/>
         </w:pict>
@@ -11040,7 +11619,6 @@
         </w:numPr>
       </w:pPr>
       <w:r>
-        <w:lastRenderedPageBreak/>
         <w:t>Isolate infected machine (disable network)</w:t>
       </w:r>
     </w:p>
@@ -11072,6 +11650,7 @@
           <w:b/>
           <w:bCs/>
         </w:rPr>
+        <w:lastRenderedPageBreak/>
         <w:t>23.4 Compliance Auditing</w:t>
       </w:r>
     </w:p>
@@ -11335,40 +11914,40 @@
           <w:b/>
           <w:bCs/>
         </w:rPr>
+        <w:t>24.6 Resources</w:t>
+      </w:r>
+    </w:p>
+    <w:p>
+      <w:pPr>
+        <w:numPr>
+          <w:ilvl w:val="0"/>
+          <w:numId w:val="141"/>
+        </w:numPr>
+      </w:pPr>
+      <w:r>
+        <w:t>SS64.com (comprehensive batch reference)</w:t>
+      </w:r>
+    </w:p>
+    <w:p>
+      <w:pPr>
+        <w:numPr>
+          <w:ilvl w:val="0"/>
+          <w:numId w:val="141"/>
+        </w:numPr>
+      </w:pPr>
+      <w:r>
+        <w:t>DosTips.com (community forum, advanced techniques)</w:t>
+      </w:r>
+    </w:p>
+    <w:p>
+      <w:pPr>
+        <w:numPr>
+          <w:ilvl w:val="0"/>
+          <w:numId w:val="141"/>
+        </w:numPr>
+      </w:pPr>
+      <w:r>
         <w:lastRenderedPageBreak/>
-        <w:t>24.6 Resources</w:t>
-      </w:r>
-    </w:p>
-    <w:p>
-      <w:pPr>
-        <w:numPr>
-          <w:ilvl w:val="0"/>
-          <w:numId w:val="141"/>
-        </w:numPr>
-      </w:pPr>
-      <w:r>
-        <w:t>SS64.com (comprehensive batch reference)</w:t>
-      </w:r>
-    </w:p>
-    <w:p>
-      <w:pPr>
-        <w:numPr>
-          <w:ilvl w:val="0"/>
-          <w:numId w:val="141"/>
-        </w:numPr>
-      </w:pPr>
-      <w:r>
-        <w:t>DosTips.com (community forum, advanced techniques)</w:t>
-      </w:r>
-    </w:p>
-    <w:p>
-      <w:pPr>
-        <w:numPr>
-          <w:ilvl w:val="0"/>
-          <w:numId w:val="141"/>
-        </w:numPr>
-      </w:pPr>
-      <w:r>
         <w:t>GitHub repositories (batch script examples)</w:t>
       </w:r>
     </w:p>
@@ -11446,6 +12025,32 @@
 
 <file path=word/numbering.xml><?xml version="1.0" encoding="utf-8"?>
 <w:numbering xmlns:wpc="http://schemas.microsoft.com/office/word/2010/wordprocessingCanvas" xmlns:cx="http://schemas.microsoft.com/office/drawing/2014/chartex" xmlns:cx1="http://schemas.microsoft.com/office/drawing/2015/9/8/chartex" xmlns:cx2="http://schemas.microsoft.com/office/drawing/2015/10/21/chartex" xmlns:cx3="http://schemas.microsoft.com/office/drawing/2016/5/9/chartex" xmlns:cx4="http://schemas.microsoft.com/office/drawing/2016/5/10/chartex" xmlns:cx5="http://schemas.microsoft.com/office/drawing/2016/5/11/chartex" xmlns:cx6="http://schemas.microsoft.com/office/drawing/2016/5/12/chartex" xmlns:cx7="http://schemas.microsoft.com/office/drawing/2016/5/13/chartex" xmlns:cx8="http://schemas.microsoft.com/office/drawing/2016/5/14/chartex" xmlns:mc="http://schemas.openxmlformats.org/markup-compatibility/2006" xmlns:aink="http://schemas.microsoft.com/office/drawing/2016/ink" xmlns:am3d="http://schemas.microsoft.com/office/drawing/2017/model3d" xmlns:o="urn:schemas-microsoft-com:office:office" xmlns:oel="http://schemas.microsoft.com/office/2019/extlst" xmlns:r="http://schemas.openxmlformats.org/officeDocument/2006/relationships" xmlns:m="http://schemas.openxmlformats.org/officeDocument/2006/math" xmlns:v="urn:schemas-microsoft-com:vml" xmlns:wp14="http://schemas.microsoft.com/office/word/2010/wordprocessingDrawing" xmlns:wp="http://schemas.openxmlformats.org/drawingml/2006/wordprocessingDrawing" xmlns:w10="urn:schemas-microsoft-com:office:word" xmlns:w="http://schemas.openxmlformats.org/wordprocessingml/2006/main" xmlns:w14="http://schemas.microsoft.com/office/word/2010/wordml" xmlns:w15="http://schemas.microsoft.com/office/word/2012/wordml" xmlns:w16cex="http://schemas.microsoft.com/office/word/2018/wordml/cex" xmlns:w16cid="http://schemas.microsoft.com/office/word/2016/wordml/cid" xmlns:w16="http://schemas.microsoft.com/office/word/2018/wordml" xmlns:w16sdtdh="http://schemas.microsoft.com/office/word/2020/wordml/sdtdatahash" xmlns:w16se="http://schemas.microsoft.com/office/word/2015/wordml/symex" xmlns:wpg="http://schemas.microsoft.com/office/word/2010/wordprocessingGroup" xmlns:wpi="http://schemas.microsoft.com/office/word/2010/wordprocessingInk" xmlns:wne="http://schemas.microsoft.com/office/word/2006/wordml" xmlns:wps="http://schemas.microsoft.com/office/word/2010/wordprocessingShape" mc:Ignorable="w14 w15 w16se w16cid w16 w16cex w16sdtdh wp14">
+  <w:numPicBullet w:numPicBulletId="0">
+    <w:pict>
+      <v:shapetype id="_x0000_t75" coordsize="21600,21600" o:spt="75" o:preferrelative="t" path="m@4@5l@4@11@9@11@9@5xe" filled="f" stroked="f">
+        <v:stroke joinstyle="miter"/>
+        <v:formulas>
+          <v:f eqn="if lineDrawn pixelLineWidth 0"/>
+          <v:f eqn="sum @0 1 0"/>
+          <v:f eqn="sum 0 0 @1"/>
+          <v:f eqn="prod @2 1 2"/>
+          <v:f eqn="prod @3 21600 pixelWidth"/>
+          <v:f eqn="prod @3 21600 pixelHeight"/>
+          <v:f eqn="sum @0 0 1"/>
+          <v:f eqn="prod @6 1 2"/>
+          <v:f eqn="prod @7 21600 pixelWidth"/>
+          <v:f eqn="sum @8 21600 0"/>
+          <v:f eqn="prod @7 21600 pixelHeight"/>
+          <v:f eqn="sum @10 21600 0"/>
+        </v:formulas>
+        <v:path o:extrusionok="f" gradientshapeok="t" o:connecttype="rect"/>
+        <o:lock v:ext="edit" aspectratio="t"/>
+      </v:shapetype>
+      <v:shape id="_x0000_i1072" type="#_x0000_t75" style="width:11.5pt;height:11.5pt" o:bullet="t">
+        <v:imagedata r:id="rId1" o:title="mso744"/>
+      </v:shape>
+    </w:pict>
+  </w:numPicBullet>
   <w:abstractNum w:abstractNumId="0" w15:restartNumberingAfterBreak="0">
     <w:nsid w:val="008A51F5"/>
     <w:multiLevelType w:val="multilevel"/>
@@ -19793,7 +20398,7 @@
   <w:abstractNum w:abstractNumId="56" w15:restartNumberingAfterBreak="0">
     <w:nsid w:val="31067AF2"/>
     <w:multiLevelType w:val="multilevel"/>
-    <w:tmpl w:val="F33A97B8"/>
+    <w:tmpl w:val="8DBA9BC4"/>
     <w:lvl w:ilvl="0">
       <w:start w:val="1"/>
       <w:numFmt w:val="bullet"/>
@@ -19813,17 +20418,14 @@
     <w:lvl w:ilvl="1">
       <w:start w:val="1"/>
       <w:numFmt w:val="bullet"/>
-      <w:lvlText w:val="o"/>
-      <w:lvlJc w:val="left"/>
-      <w:pPr>
-        <w:tabs>
-          <w:tab w:val="num" w:pos="1440"/>
-        </w:tabs>
+      <w:lvlText w:val=""/>
+      <w:lvlPicBulletId w:val="0"/>
+      <w:lvlJc w:val="left"/>
+      <w:pPr>
         <w:ind w:left="1440" w:hanging="360"/>
       </w:pPr>
       <w:rPr>
-        <w:rFonts w:ascii="Courier New" w:hAnsi="Courier New" w:hint="default"/>
-        <w:sz w:val="20"/>
+        <w:rFonts w:ascii="Symbol" w:hAnsi="Symbol" w:hint="default"/>
       </w:rPr>
     </w:lvl>
     <w:lvl w:ilvl="2" w:tentative="1">

--- a/Commandline3.Batch.Programming.docx
+++ b/Commandline3.Batch.Programming.docx
@@ -697,15 +697,7 @@
         <w:pStyle w:val="Style8"/>
       </w:pPr>
       <w:r>
-        <w:t>What is a batch file? (.bat vs .</w:t>
-      </w:r>
-      <w:proofErr w:type="spellStart"/>
-      <w:r>
-        <w:t>cmd</w:t>
-      </w:r>
-      <w:proofErr w:type="spellEnd"/>
-      <w:r>
-        <w:t>)</w:t>
+        <w:t>What is a batch file? (.bat vs .cmd)</w:t>
       </w:r>
     </w:p>
     <w:p>
@@ -728,13 +720,8 @@
         <w:t>malware</w:t>
       </w:r>
       <w:r>
-        <w:t xml:space="preserve"> with </w:t>
-      </w:r>
-      <w:proofErr w:type="spellStart"/>
-      <w:r>
-        <w:t>cmd</w:t>
-      </w:r>
-      <w:proofErr w:type="spellEnd"/>
+        <w:t xml:space="preserve"> with cmd</w:t>
+      </w:r>
       <w:r>
         <w:t>, no scary stuff—just pure, honest-to-goodness automation.</w:t>
       </w:r>
@@ -900,29 +887,12 @@
           <w:rStyle w:val="Style3Char"/>
           <w:rFonts w:eastAsiaTheme="majorEastAsia"/>
         </w:rPr>
-        <w:t>.</w:t>
-      </w:r>
-      <w:proofErr w:type="spellStart"/>
-      <w:r>
-        <w:rPr>
-          <w:rStyle w:val="Style3Char"/>
-          <w:rFonts w:eastAsiaTheme="majorEastAsia"/>
-        </w:rPr>
-        <w:t>cmd</w:t>
-      </w:r>
-      <w:proofErr w:type="spellEnd"/>
-    </w:p>
-    <w:p>
-      <w:r>
-        <w:t>You'll see batch files with either a .bat or a .</w:t>
-      </w:r>
-      <w:proofErr w:type="spellStart"/>
-      <w:r>
-        <w:t>cmd</w:t>
-      </w:r>
-      <w:proofErr w:type="spellEnd"/>
-      <w:r>
-        <w:t> extension. Are they different? Yes and no. Let's break it down:</w:t>
+        <w:t>.cmd</w:t>
+      </w:r>
+    </w:p>
+    <w:p>
+      <w:r>
+        <w:t>You'll see batch files with either a .bat or a .cmd extension. Are they different? Yes and no. Let's break it down:</w:t>
       </w:r>
     </w:p>
     <w:p>
@@ -996,23 +966,7 @@
         <w:t>The Real Difference:</w:t>
       </w:r>
       <w:r>
-        <w:t> It all comes down to ERRORLEVEL. In a .bat file, if a command works, it doesn't always reset the error counter. In a .</w:t>
-      </w:r>
-      <w:proofErr w:type="spellStart"/>
-      <w:r>
-        <w:t>cmd</w:t>
-      </w:r>
-      <w:proofErr w:type="spellEnd"/>
-      <w:r>
-        <w:t> file, every command (even a successful one) updates the error status. This makes .</w:t>
-      </w:r>
-      <w:proofErr w:type="spellStart"/>
-      <w:r>
-        <w:t>cmd</w:t>
-      </w:r>
-      <w:proofErr w:type="spellEnd"/>
-      <w:r>
-        <w:t> more reliable for complex automation.</w:t>
+        <w:t> It all comes down to ERRORLEVEL. In a .bat file, if a command works, it doesn't always reset the error counter. In a .cmd file, every command (even a successful one) updates the error status. This makes .cmd more reliable for complex automation.</w:t>
       </w:r>
       <w:r>
         <w:t xml:space="preserve"> </w:t>
@@ -1654,15 +1608,7 @@
         <w:t>—</w:t>
       </w:r>
       <w:r>
-        <w:t xml:space="preserve">it's object-oriented, has access to .NET, and </w:t>
-      </w:r>
-      <w:proofErr w:type="gramStart"/>
-      <w:r>
-        <w:t>can do</w:t>
-      </w:r>
-      <w:proofErr w:type="gramEnd"/>
-      <w:r>
-        <w:t xml:space="preserve"> amazing things. But batch scripting is still valuable because:</w:t>
+        <w:t>it's object-oriented, has access to .NET, and can do amazing things. But batch scripting is still valuable because:</w:t>
       </w:r>
     </w:p>
     <w:p>
@@ -1814,15 +1760,7 @@
         <w:t>recipe card</w:t>
       </w:r>
       <w:r>
-        <w:t> for your computer. When you run a .bat or .</w:t>
-      </w:r>
-      <w:proofErr w:type="spellStart"/>
-      <w:r>
-        <w:t>cmd</w:t>
-      </w:r>
-      <w:proofErr w:type="spellEnd"/>
-      <w:r>
-        <w:t> file, here's what happens behind the scenes:</w:t>
+        <w:t> for your computer. When you run a .bat or .cmd file, here's what happens behind the scenes:</w:t>
       </w:r>
     </w:p>
     <w:p>
@@ -2986,15 +2924,7 @@
         <w:t>How</w:t>
       </w:r>
       <w:r>
-        <w:t>: copy con myfile.bat then type your lines, then press </w:t>
-      </w:r>
-      <w:proofErr w:type="spellStart"/>
-      <w:r>
-        <w:t>Ctrl+Z</w:t>
-      </w:r>
-      <w:proofErr w:type="spellEnd"/>
-      <w:r>
-        <w:t> then Enter.</w:t>
+        <w:t>: copy con myfile.bat then type your lines, then press Ctrl+Z then Enter.</w:t>
       </w:r>
     </w:p>
     <w:p>
@@ -3056,17 +2986,8 @@
           <w:b/>
           <w:bCs/>
         </w:rPr>
-        <w:t xml:space="preserve"> or </w:t>
-      </w:r>
-      <w:proofErr w:type="spellStart"/>
-      <w:r>
-        <w:rPr>
-          <w:b/>
-          <w:bCs/>
-        </w:rPr>
-        <w:t>VScode</w:t>
-      </w:r>
-      <w:proofErr w:type="spellEnd"/>
+        <w:t xml:space="preserve"> or VScode</w:t>
+      </w:r>
       <w:r>
         <w:t>. It's lightweight, free, and makes batch files readable. Later, if you're also learning Python or web dev, VS Code can handle everything.</w:t>
       </w:r>
@@ -3240,15 +3161,7 @@
         <w:t>The problem</w:t>
       </w:r>
       <w:r>
-        <w:t>: CMD.EXE doesn't natively understand UTF-8 unless you explicitly tell it to with the </w:t>
-      </w:r>
-      <w:proofErr w:type="spellStart"/>
-      <w:r>
-        <w:t>chcp</w:t>
-      </w:r>
-      <w:proofErr w:type="spellEnd"/>
-      <w:r>
-        <w:t xml:space="preserve"> 65001 command. Even then, it can be flaky.</w:t>
+        <w:t>: CMD.EXE doesn't natively understand UTF-8 unless you explicitly tell it to with the chcp 65001 command. Even then, it can be flaky.</w:t>
       </w:r>
     </w:p>
     <w:p>
@@ -3366,23 +3279,7 @@
         </w:numPr>
       </w:pPr>
       <w:r>
-        <w:t>Add </w:t>
-      </w:r>
-      <w:proofErr w:type="spellStart"/>
-      <w:r>
-        <w:t>chcp</w:t>
-      </w:r>
-      <w:proofErr w:type="spellEnd"/>
-      <w:r>
-        <w:t xml:space="preserve"> 65001 &gt;</w:t>
-      </w:r>
-      <w:proofErr w:type="spellStart"/>
-      <w:r>
-        <w:t>nul</w:t>
-      </w:r>
-      <w:proofErr w:type="spellEnd"/>
-      <w:r>
-        <w:t> as the first line of your script to switch the console to UTF-8.</w:t>
+        <w:t>Add chcp 65001 &gt;nul as the first line of your script to switch the console to UTF-8.</w:t>
       </w:r>
     </w:p>
     <w:p>
@@ -3615,15 +3512,7 @@
         </w:numPr>
       </w:pPr>
       <w:r>
-        <w:t>Open CMD (type </w:t>
-      </w:r>
-      <w:proofErr w:type="spellStart"/>
-      <w:r>
-        <w:t>cmd</w:t>
-      </w:r>
-      <w:proofErr w:type="spellEnd"/>
-      <w:r>
-        <w:t> in Start menu).</w:t>
+        <w:t>Open CMD (type cmd in Start menu).</w:t>
       </w:r>
     </w:p>
     <w:p>
@@ -4010,15 +3899,7 @@
         </w:numPr>
       </w:pPr>
       <w:r>
-        <w:t>A .bat or .</w:t>
-      </w:r>
-      <w:proofErr w:type="spellStart"/>
-      <w:r>
-        <w:t>cmd</w:t>
-      </w:r>
-      <w:proofErr w:type="spellEnd"/>
-      <w:r>
-        <w:t> file will run </w:t>
+        <w:t>A .bat or .cmd file will run </w:t>
       </w:r>
       <w:r>
         <w:rPr>
@@ -4488,13 +4369,13 @@
       <w:pPr>
         <w:pStyle w:val="Style8"/>
       </w:pPr>
-      <w:proofErr w:type="gramStart"/>
-      <w:r>
-        <w:t>::</w:t>
-      </w:r>
-      <w:proofErr w:type="gramEnd"/>
-      <w:r>
-        <w:t> (The Sneaky Shortcut)</w:t>
+    </w:p>
+    <w:p>
+      <w:pPr>
+        <w:pStyle w:val="Style8"/>
+      </w:pPr>
+      <w:r>
+        <w:t>:: (The Sneaky Shortcut)</w:t>
       </w:r>
     </w:p>
     <w:p>
@@ -4503,13 +4384,8 @@
           <w:tab w:val="right" w:pos="9360"/>
         </w:tabs>
       </w:pPr>
-      <w:proofErr w:type="gramStart"/>
-      <w:r>
-        <w:t>::</w:t>
-      </w:r>
-      <w:proofErr w:type="gramEnd"/>
-      <w:r>
-        <w:t xml:space="preserve"> is a hack that uses the label syntax (:label) but with an invalid character, so it's treated as a comment. </w:t>
+      <w:r>
+        <w:t xml:space="preserve">:: is a hack that uses the label syntax (:label) but with an invalid character, so it's treated as a comment. </w:t>
       </w:r>
     </w:p>
     <w:p>
@@ -4531,13 +4407,6 @@
       <w:r>
         <w:t xml:space="preserve"> (like in if statements or for loops). </w:t>
       </w:r>
-    </w:p>
-    <w:p>
-      <w:pPr>
-        <w:tabs>
-          <w:tab w:val="right" w:pos="9360"/>
-        </w:tabs>
-      </w:pPr>
     </w:p>
     <w:p>
       <w:pPr>
@@ -4613,6 +4482,296 @@
         </w:drawing>
       </w:r>
     </w:p>
+    <w:p>
+      <w:r>
+        <w:t>Which one should you use?</w:t>
+      </w:r>
+    </w:p>
+    <w:p>
+      <w:pPr>
+        <w:numPr>
+          <w:ilvl w:val="0"/>
+          <w:numId w:val="171"/>
+        </w:numPr>
+      </w:pPr>
+      <w:r>
+        <w:t>For quick, everyday comments: :: is fine.</w:t>
+      </w:r>
+    </w:p>
+    <w:p>
+      <w:pPr>
+        <w:numPr>
+          <w:ilvl w:val="0"/>
+          <w:numId w:val="171"/>
+        </w:numPr>
+      </w:pPr>
+      <w:r>
+        <w:t>Inside code blocks (if, for), stick with REM.</w:t>
+      </w:r>
+    </w:p>
+    <w:p>
+      <w:pPr>
+        <w:numPr>
+          <w:ilvl w:val="0"/>
+          <w:numId w:val="171"/>
+        </w:numPr>
+      </w:pPr>
+      <w:r>
+        <w:t>Many batch pros use REM everywhere to avoid surprises.</w:t>
+      </w:r>
+    </w:p>
+    <w:p/>
+    <w:p>
+      <w:pPr>
+        <w:pStyle w:val="Style8"/>
+      </w:pPr>
+      <w:r>
+        <w:t>Multi-Line Comments (The GOTO Workaround)</w:t>
+      </w:r>
+    </w:p>
+    <w:p>
+      <w:r>
+        <w:t>Batch doesn't have a built-in way to write multi-line comments. But clever folks found a workaround using GOTO:</w:t>
+      </w:r>
+    </w:p>
+    <w:p>
+      <w:r>
+        <w:t xml:space="preserve"> </w:t>
+      </w:r>
+      <w:r>
+        <w:rPr>
+          <w:noProof/>
+        </w:rPr>
+        <w:drawing>
+          <wp:inline distT="0" distB="0" distL="0" distR="0" wp14:anchorId="57D362CD" wp14:editId="4DA88D9A">
+            <wp:extent cx="4432300" cy="3734782"/>
+            <wp:effectExtent l="133350" t="133350" r="139700" b="132715"/>
+            <wp:docPr id="13" name="Picture 13"/>
+            <wp:cNvGraphicFramePr>
+              <a:graphicFrameLocks xmlns:a="http://schemas.openxmlformats.org/drawingml/2006/main" noChangeAspect="1"/>
+            </wp:cNvGraphicFramePr>
+            <a:graphic xmlns:a="http://schemas.openxmlformats.org/drawingml/2006/main">
+              <a:graphicData uri="http://schemas.openxmlformats.org/drawingml/2006/picture">
+                <pic:pic xmlns:pic="http://schemas.openxmlformats.org/drawingml/2006/picture">
+                  <pic:nvPicPr>
+                    <pic:cNvPr id="1" name=""/>
+                    <pic:cNvPicPr/>
+                  </pic:nvPicPr>
+                  <pic:blipFill>
+                    <a:blip r:embed="rId20">
+                      <a:lum/>
+                    </a:blip>
+                    <a:stretch>
+                      <a:fillRect/>
+                    </a:stretch>
+                  </pic:blipFill>
+                  <pic:spPr>
+                    <a:xfrm>
+                      <a:off x="0" y="0"/>
+                      <a:ext cx="4440713" cy="3741871"/>
+                    </a:xfrm>
+                    <a:prstGeom prst="rect">
+                      <a:avLst/>
+                    </a:prstGeom>
+                    <a:effectLst>
+                      <a:glow rad="127000">
+                        <a:srgbClr val="000000"/>
+                      </a:glow>
+                    </a:effectLst>
+                  </pic:spPr>
+                </pic:pic>
+              </a:graphicData>
+            </a:graphic>
+          </wp:inline>
+        </w:drawing>
+      </w:r>
+    </w:p>
+    <w:p>
+      <w:r>
+        <w:rPr>
+          <w:rFonts w:ascii="Segoe UI Emoji" w:hAnsi="Segoe UI Emoji" w:cs="Segoe UI Emoji"/>
+        </w:rPr>
+        <w:lastRenderedPageBreak/>
+        <w:t>💡</w:t>
+      </w:r>
+      <w:r>
+        <w:t> </w:t>
+      </w:r>
+      <w:r>
+        <w:rPr>
+          <w:rStyle w:val="Style8Char"/>
+        </w:rPr>
+        <w:t>The Teleport Analogy:</w:t>
+      </w:r>
+      <w:r>
+        <w:rPr>
+          <w:rStyle w:val="Style8Char"/>
+        </w:rPr>
+        <w:br/>
+      </w:r>
+      <w:r>
+        <w:t>Think of GOTO like a </w:t>
+      </w:r>
+      <w:r>
+        <w:rPr>
+          <w:b/>
+          <w:bCs/>
+        </w:rPr>
+        <w:t>Teleporter</w:t>
+      </w:r>
+      <w:r>
+        <w:t xml:space="preserve">. </w:t>
+      </w:r>
+    </w:p>
+    <w:p>
+      <w:r>
+        <w:t xml:space="preserve">The script is walking down the street (the lines of code), hits the teleporter at the top, and instantly blinks to the exit pad at the bottom. </w:t>
+      </w:r>
+    </w:p>
+    <w:p>
+      <w:r>
+        <w:t>It never actually walks</w:t>
+      </w:r>
+      <w:r>
+        <w:t xml:space="preserve"> </w:t>
+      </w:r>
+      <w:r>
+        <w:t>past the text in the middle, so it never sees it.</w:t>
+      </w:r>
+      <w:r>
+        <w:t xml:space="preserve"> </w:t>
+      </w:r>
+    </w:p>
+    <w:p/>
+    <w:p>
+      <w:pPr>
+        <w:rPr>
+          <w:rStyle w:val="Style8Char"/>
+        </w:rPr>
+      </w:pPr>
+      <w:r>
+        <w:rPr>
+          <w:rFonts w:ascii="Segoe UI Emoji" w:hAnsi="Segoe UI Emoji" w:cs="Segoe UI Emoji"/>
+          <w:b/>
+          <w:bCs/>
+        </w:rPr>
+        <w:t>💡</w:t>
+      </w:r>
+      <w:r>
+        <w:rPr>
+          <w:b/>
+          <w:bCs/>
+        </w:rPr>
+        <w:t xml:space="preserve"> </w:t>
+      </w:r>
+      <w:r>
+        <w:rPr>
+          <w:rStyle w:val="Style8Char"/>
+        </w:rPr>
+        <w:t>The Breakdown:</w:t>
+      </w:r>
+    </w:p>
+    <w:p>
+      <w:pPr>
+        <w:numPr>
+          <w:ilvl w:val="0"/>
+          <w:numId w:val="172"/>
+        </w:numPr>
+      </w:pPr>
+      <w:r>
+        <w:rPr>
+          <w:b/>
+          <w:bCs/>
+        </w:rPr>
+        <w:t>:: (The Double Colon):</w:t>
+      </w:r>
+      <w:r>
+        <w:t xml:space="preserve"> This is a </w:t>
+      </w:r>
+      <w:r>
+        <w:rPr>
+          <w:b/>
+          <w:bCs/>
+        </w:rPr>
+        <w:t>Single Line Comment</w:t>
+      </w:r>
+      <w:r>
+        <w:t xml:space="preserve">. It tells the computer: </w:t>
+      </w:r>
+      <w:r>
+        <w:rPr>
+          <w:i/>
+          <w:iCs/>
+        </w:rPr>
+        <w:t>Ignore everything on this specific line.</w:t>
+      </w:r>
+      <w:r>
+        <w:t xml:space="preserve"> You have to put it at the start of every single line you want to hide.</w:t>
+      </w:r>
+    </w:p>
+    <w:p>
+      <w:pPr>
+        <w:numPr>
+          <w:ilvl w:val="0"/>
+          <w:numId w:val="172"/>
+        </w:numPr>
+      </w:pPr>
+      <w:r>
+        <w:rPr>
+          <w:b/>
+          <w:bCs/>
+        </w:rPr>
+        <w:t>:comment_block (The Label):</w:t>
+      </w:r>
+      <w:r>
+        <w:rPr>
+          <w:b/>
+          <w:bCs/>
+        </w:rPr>
+        <w:t xml:space="preserve"> </w:t>
+      </w:r>
+      <w:r>
+        <w:t>T</w:t>
+      </w:r>
+      <w:r>
+        <w:t xml:space="preserve">his is a </w:t>
+      </w:r>
+      <w:r>
+        <w:rPr>
+          <w:b/>
+          <w:bCs/>
+        </w:rPr>
+        <w:t>Label</w:t>
+      </w:r>
+      <w:r>
+        <w:rPr>
+          <w:b/>
+          <w:bCs/>
+        </w:rPr>
+        <w:t xml:space="preserve">, </w:t>
+      </w:r>
+      <w:r>
+        <w:t>we shall cover later</w:t>
+      </w:r>
+      <w:r>
+        <w:t xml:space="preserve">. Think of it like a </w:t>
+      </w:r>
+      <w:r>
+        <w:rPr>
+          <w:b/>
+          <w:bCs/>
+        </w:rPr>
+        <w:t>Destination Marker</w:t>
+      </w:r>
+      <w:r>
+        <w:t xml:space="preserve"> or a Landing Pad. By itself, a label doesn't do anything, but the GOTO command uses it to jump around.</w:t>
+      </w:r>
+    </w:p>
+    <w:p>
+      <w:r>
+        <w:t xml:space="preserve"> </w:t>
+      </w:r>
+    </w:p>
     <w:p/>
     <w:p/>
     <w:p/>
@@ -4634,9 +4793,6 @@
     <w:p/>
     <w:p/>
     <w:p/>
-    <w:p/>
-    <w:p/>
-    <w:p/>
     <w:p>
       <w:pPr>
         <w:rPr>
@@ -4681,21 +4837,7 @@
         <w:rPr>
           <w:color w:val="6600FF"/>
         </w:rPr>
-        <w:t>Single-line comments (REM</w:t>
-      </w:r>
-      <w:proofErr w:type="gramStart"/>
-      <w:r>
-        <w:rPr>
-          <w:color w:val="6600FF"/>
-        </w:rPr>
-        <w:t>, :</w:t>
-      </w:r>
-      <w:proofErr w:type="gramEnd"/>
-      <w:r>
-        <w:rPr>
-          <w:color w:val="6600FF"/>
-        </w:rPr>
-        <w:t>:)</w:t>
+        <w:t>Single-line comments (REM, ::)</w:t>
       </w:r>
     </w:p>
     <w:p>
@@ -4973,6 +5115,7 @@
         </w:numPr>
       </w:pPr>
       <w:r>
+        <w:lastRenderedPageBreak/>
         <w:t>System variables (%PATH%, %USERPROFILE%, %TEMP%, %COMPUTERNAME%, %USERNAME%)</w:t>
       </w:r>
     </w:p>
@@ -4995,7 +5138,6 @@
         </w:numPr>
       </w:pPr>
       <w:r>
-        <w:lastRenderedPageBreak/>
         <w:t>Special variables (%CD%, %RANDOM%, %CMDCMDLINE%)</w:t>
       </w:r>
     </w:p>
@@ -5133,15 +5275,7 @@
         </w:numPr>
       </w:pPr>
       <w:r>
-        <w:t xml:space="preserve">Enabling (SETLOCAL </w:t>
-      </w:r>
-      <w:proofErr w:type="spellStart"/>
-      <w:r>
-        <w:t>EnableDelayedExpansion</w:t>
-      </w:r>
-      <w:proofErr w:type="spellEnd"/>
-      <w:r>
-        <w:t>)</w:t>
+        <w:t>Enabling (SETLOCAL EnableDelayedExpansion)</w:t>
       </w:r>
     </w:p>
     <w:p>
@@ -5152,15 +5286,7 @@
         </w:numPr>
       </w:pPr>
       <w:r>
-        <w:t xml:space="preserve">Syntax </w:t>
-      </w:r>
-      <w:proofErr w:type="gramStart"/>
-      <w:r>
-        <w:t>(!var</w:t>
-      </w:r>
-      <w:proofErr w:type="gramEnd"/>
-      <w:r>
-        <w:t>! vs %var%)</w:t>
+        <w:t>Syntax (!var! vs %var%)</w:t>
       </w:r>
     </w:p>
     <w:p>
@@ -5213,20 +5339,7 @@
         </w:numPr>
       </w:pPr>
       <w:r>
-        <w:t>Substring extraction (%</w:t>
-      </w:r>
-      <w:proofErr w:type="gramStart"/>
-      <w:r>
-        <w:t>var:~</w:t>
-      </w:r>
-      <w:proofErr w:type="spellStart"/>
-      <w:proofErr w:type="gramEnd"/>
-      <w:r>
-        <w:t>start,length</w:t>
-      </w:r>
-      <w:proofErr w:type="spellEnd"/>
-      <w:r>
-        <w:t>%)</w:t>
+        <w:t>Substring extraction (%var:~start,length%)</w:t>
       </w:r>
     </w:p>
     <w:p>
@@ -5237,15 +5350,7 @@
         </w:numPr>
       </w:pPr>
       <w:r>
-        <w:t>String replacement (%</w:t>
-      </w:r>
-      <w:proofErr w:type="spellStart"/>
-      <w:r>
-        <w:t>var:old</w:t>
-      </w:r>
-      <w:proofErr w:type="spellEnd"/>
-      <w:r>
-        <w:t>=new%)</w:t>
+        <w:t>String replacement (%var:old=new%)</w:t>
       </w:r>
     </w:p>
     <w:p>
@@ -5298,6 +5403,7 @@
         </w:numPr>
       </w:pPr>
       <w:r>
+        <w:lastRenderedPageBreak/>
         <w:t>Precedence and parentheses</w:t>
       </w:r>
     </w:p>
@@ -5331,7 +5437,6 @@
           <w:b/>
           <w:bCs/>
         </w:rPr>
-        <w:lastRenderedPageBreak/>
         <w:t>MODULE 3: CONTROL FLOW (Logic and Loops)</w:t>
       </w:r>
     </w:p>
@@ -5502,23 +5607,7 @@
         </w:numPr>
       </w:pPr>
       <w:r>
-        <w:t xml:space="preserve">Combining with commands (command &amp;&amp; </w:t>
-      </w:r>
-      <w:proofErr w:type="spellStart"/>
-      <w:r>
-        <w:t>success_action</w:t>
-      </w:r>
-      <w:proofErr w:type="spellEnd"/>
-      <w:r>
-        <w:t xml:space="preserve"> || </w:t>
-      </w:r>
-      <w:proofErr w:type="spellStart"/>
-      <w:r>
-        <w:t>failure_action</w:t>
-      </w:r>
-      <w:proofErr w:type="spellEnd"/>
-      <w:r>
-        <w:t>)</w:t>
+        <w:t>Combining with commands (command &amp;&amp; success_action || failure_action)</w:t>
       </w:r>
     </w:p>
     <w:p>
@@ -5549,23 +5638,7 @@
         </w:numPr>
       </w:pPr>
       <w:r>
-        <w:t>Loop variable naming (%%</w:t>
-      </w:r>
-      <w:proofErr w:type="spellStart"/>
-      <w:r>
-        <w:t>i</w:t>
-      </w:r>
-      <w:proofErr w:type="spellEnd"/>
-      <w:r>
-        <w:t xml:space="preserve"> in scripts, %</w:t>
-      </w:r>
-      <w:proofErr w:type="spellStart"/>
-      <w:r>
-        <w:t>i</w:t>
-      </w:r>
-      <w:proofErr w:type="spellEnd"/>
-      <w:r>
-        <w:t xml:space="preserve"> in command line)</w:t>
+        <w:t>Loop variable naming (%%i in scripts, %i in command line)</w:t>
       </w:r>
     </w:p>
     <w:p>
@@ -5587,11 +5660,7 @@
         </w:numPr>
       </w:pPr>
       <w:r>
-        <w:t>Wildcards (*.txt</w:t>
-      </w:r>
-      <w:proofErr w:type="gramStart"/>
-      <w:r>
-        <w:t xml:space="preserve">, </w:t>
+        <w:t xml:space="preserve">Wildcards (*.txt, </w:t>
       </w:r>
       <w:r>
         <w:rPr>
@@ -5600,7 +5669,6 @@
         </w:rPr>
         <w:t>.</w:t>
       </w:r>
-      <w:proofErr w:type="gramEnd"/>
       <w:r>
         <w:t>, etc.)</w:t>
       </w:r>
@@ -5622,28 +5690,7 @@
         </w:numPr>
       </w:pPr>
       <w:r>
-        <w:t>Syntax (FOR /L %%</w:t>
-      </w:r>
-      <w:proofErr w:type="spellStart"/>
-      <w:r>
-        <w:t>i</w:t>
-      </w:r>
-      <w:proofErr w:type="spellEnd"/>
-      <w:r>
-        <w:t xml:space="preserve"> IN (</w:t>
-      </w:r>
-      <w:proofErr w:type="spellStart"/>
-      <w:proofErr w:type="gramStart"/>
-      <w:r>
-        <w:t>start,step</w:t>
-      </w:r>
-      <w:proofErr w:type="gramEnd"/>
-      <w:r>
-        <w:t>,end</w:t>
-      </w:r>
-      <w:proofErr w:type="spellEnd"/>
-      <w:r>
-        <w:t>) DO command)</w:t>
+        <w:t>Syntax (FOR /L %%i IN (start,step,end) DO command)</w:t>
       </w:r>
     </w:p>
     <w:p>
@@ -5665,6 +5712,7 @@
         </w:numPr>
       </w:pPr>
       <w:r>
+        <w:lastRenderedPageBreak/>
         <w:t>Counting backwards (10 to 1, negative step)</w:t>
       </w:r>
     </w:p>
@@ -5696,16 +5744,7 @@
         </w:numPr>
       </w:pPr>
       <w:r>
-        <w:lastRenderedPageBreak/>
-        <w:t>Syntax (FOR /F "options" %%</w:t>
-      </w:r>
-      <w:proofErr w:type="spellStart"/>
-      <w:r>
-        <w:t>i</w:t>
-      </w:r>
-      <w:proofErr w:type="spellEnd"/>
-      <w:r>
-        <w:t xml:space="preserve"> IN (source) DO command)</w:t>
+        <w:t>Syntax (FOR /F "options" %%i IN (source) DO command)</w:t>
       </w:r>
     </w:p>
     <w:p>
@@ -5726,13 +5765,8 @@
           <w:numId w:val="18"/>
         </w:numPr>
       </w:pPr>
-      <w:proofErr w:type="spellStart"/>
-      <w:r>
-        <w:t>delims</w:t>
-      </w:r>
-      <w:proofErr w:type="spellEnd"/>
-      <w:r>
-        <w:t>= (delimiter characters, default space/tab)</w:t>
+      <w:r>
+        <w:t>delims= (delimiter characters, default space/tab)</w:t>
       </w:r>
     </w:p>
     <w:p>
@@ -5764,13 +5798,8 @@
           <w:numId w:val="18"/>
         </w:numPr>
       </w:pPr>
-      <w:proofErr w:type="spellStart"/>
-      <w:r>
-        <w:t>eol</w:t>
-      </w:r>
-      <w:proofErr w:type="spellEnd"/>
-      <w:r>
-        <w:t>= (end-of-line comment character, default ;)</w:t>
+      <w:r>
+        <w:t>eol= (end-of-line comment character, default ;)</w:t>
       </w:r>
     </w:p>
     <w:p>
@@ -5780,13 +5809,8 @@
           <w:numId w:val="18"/>
         </w:numPr>
       </w:pPr>
-      <w:proofErr w:type="spellStart"/>
-      <w:r>
-        <w:t>usebackq</w:t>
-      </w:r>
-      <w:proofErr w:type="spellEnd"/>
-      <w:r>
-        <w:t xml:space="preserve"> (backticks for commands, quotes for files)</w:t>
+      <w:r>
+        <w:t>usebackq (backticks for commands, quotes for files)</w:t>
       </w:r>
     </w:p>
     <w:p>
@@ -5839,15 +5863,7 @@
         </w:numPr>
       </w:pPr>
       <w:r>
-        <w:t>Syntax (FOR /D %%</w:t>
-      </w:r>
-      <w:proofErr w:type="spellStart"/>
-      <w:r>
-        <w:t>i</w:t>
-      </w:r>
-      <w:proofErr w:type="spellEnd"/>
-      <w:r>
-        <w:t xml:space="preserve"> IN (set) DO command)</w:t>
+        <w:t>Syntax (FOR /D %%i IN (set) DO command)</w:t>
       </w:r>
     </w:p>
     <w:p>
@@ -5889,15 +5905,7 @@
         </w:numPr>
       </w:pPr>
       <w:r>
-        <w:t>Syntax (FOR /R [path] %%</w:t>
-      </w:r>
-      <w:proofErr w:type="spellStart"/>
-      <w:r>
-        <w:t>i</w:t>
-      </w:r>
-      <w:proofErr w:type="spellEnd"/>
-      <w:r>
-        <w:t xml:space="preserve"> IN (set) DO command)</w:t>
+        <w:t>Syntax (FOR /R [path] %%i IN (set) DO command)</w:t>
       </w:r>
     </w:p>
     <w:p>
@@ -5939,15 +5947,7 @@
         </w:numPr>
       </w:pPr>
       <w:r>
-        <w:t>Multiple loop variables (%%</w:t>
-      </w:r>
-      <w:proofErr w:type="spellStart"/>
-      <w:r>
-        <w:t>i</w:t>
-      </w:r>
-      <w:proofErr w:type="spellEnd"/>
-      <w:r>
-        <w:t>, %%j, %%k)</w:t>
+        <w:t>Multiple loop variables (%%i, %%j, %%k)</w:t>
       </w:r>
     </w:p>
     <w:p>
@@ -5989,23 +5989,7 @@
         </w:numPr>
       </w:pPr>
       <w:r>
-        <w:t xml:space="preserve">Defining labels </w:t>
-      </w:r>
-      <w:proofErr w:type="gramStart"/>
-      <w:r>
-        <w:t>(:</w:t>
-      </w:r>
-      <w:proofErr w:type="spellStart"/>
-      <w:r>
-        <w:t>label</w:t>
-      </w:r>
-      <w:proofErr w:type="gramEnd"/>
-      <w:r>
-        <w:t>_name</w:t>
-      </w:r>
-      <w:proofErr w:type="spellEnd"/>
-      <w:r>
-        <w:t>)</w:t>
+        <w:t>Defining labels (:label_name)</w:t>
       </w:r>
     </w:p>
     <w:p>
@@ -6016,15 +6000,7 @@
         </w:numPr>
       </w:pPr>
       <w:r>
-        <w:t xml:space="preserve">Jumping to labels (GOTO </w:t>
-      </w:r>
-      <w:proofErr w:type="spellStart"/>
-      <w:r>
-        <w:t>label_name</w:t>
-      </w:r>
-      <w:proofErr w:type="spellEnd"/>
-      <w:r>
-        <w:t>)</w:t>
+        <w:t>Jumping to labels (GOTO label_name)</w:t>
       </w:r>
     </w:p>
     <w:p>
@@ -6035,15 +6011,8 @@
         </w:numPr>
       </w:pPr>
       <w:r>
-        <w:t>Infinite loops (GOTO loop</w:t>
-      </w:r>
-      <w:proofErr w:type="gramStart"/>
-      <w:r>
-        <w:t>, :loop</w:t>
-      </w:r>
-      <w:proofErr w:type="gramEnd"/>
-      <w:r>
-        <w:t>, GOTO loop)</w:t>
+        <w:lastRenderedPageBreak/>
+        <w:t>Infinite loops (GOTO loop, :loop, GOTO loop)</w:t>
       </w:r>
     </w:p>
     <w:p>
@@ -6054,15 +6023,7 @@
         </w:numPr>
       </w:pPr>
       <w:r>
-        <w:t>Exit loops (</w:t>
-      </w:r>
-      <w:proofErr w:type="gramStart"/>
-      <w:r>
-        <w:t>GOTO :EOF</w:t>
-      </w:r>
-      <w:proofErr w:type="gramEnd"/>
-      <w:r>
-        <w:t xml:space="preserve"> or EXIT)</w:t>
+        <w:t>Exit loops (GOTO :EOF or EXIT)</w:t>
       </w:r>
     </w:p>
     <w:p>
@@ -6082,16 +6043,7 @@
         </w:numPr>
       </w:pPr>
       <w:r>
-        <w:lastRenderedPageBreak/>
-        <w:t>Calling labels as subroutines (</w:t>
-      </w:r>
-      <w:proofErr w:type="gramStart"/>
-      <w:r>
-        <w:t>CALL :label</w:t>
-      </w:r>
-      <w:proofErr w:type="gramEnd"/>
-      <w:r>
-        <w:t>)</w:t>
+        <w:t>Calling labels as subroutines (CALL :label)</w:t>
       </w:r>
     </w:p>
     <w:p>
@@ -6283,15 +6235,7 @@
         </w:numPr>
       </w:pPr>
       <w:r>
-        <w:t>Wildcards (*.</w:t>
-      </w:r>
-      <w:proofErr w:type="spellStart"/>
-      <w:r>
-        <w:t>tmp</w:t>
-      </w:r>
-      <w:proofErr w:type="spellEnd"/>
-      <w:r>
-        <w:t>, *.log)</w:t>
+        <w:t>Wildcards (*.tmp, *.log)</w:t>
       </w:r>
     </w:p>
     <w:p>
@@ -6364,6 +6308,7 @@
         </w:numPr>
       </w:pPr>
       <w:r>
+        <w:lastRenderedPageBreak/>
         <w:t>COPY command (simple copy)</w:t>
       </w:r>
     </w:p>
@@ -6386,15 +6331,7 @@
         </w:numPr>
       </w:pPr>
       <w:r>
-        <w:t xml:space="preserve">ROBOCOPY command (robust copy, mirroring, </w:t>
-      </w:r>
-      <w:proofErr w:type="spellStart"/>
-      <w:r>
-        <w:t>restartable</w:t>
-      </w:r>
-      <w:proofErr w:type="spellEnd"/>
-      <w:r>
-        <w:t>)</w:t>
+        <w:t>ROBOCOPY command (robust copy, mirroring, restartable)</w:t>
       </w:r>
     </w:p>
     <w:p>
@@ -6403,7 +6340,6 @@
           <w:b/>
           <w:bCs/>
         </w:rPr>
-        <w:lastRenderedPageBreak/>
         <w:t>4.6 File Attributes</w:t>
       </w:r>
     </w:p>
@@ -6543,20 +6479,7 @@
         </w:numPr>
       </w:pPr>
       <w:r>
-        <w:t>Syntax (%</w:t>
-      </w:r>
-      <w:proofErr w:type="gramStart"/>
-      <w:r>
-        <w:t>var:~</w:t>
-      </w:r>
-      <w:proofErr w:type="spellStart"/>
-      <w:proofErr w:type="gramEnd"/>
-      <w:r>
-        <w:t>start,length</w:t>
-      </w:r>
-      <w:proofErr w:type="spellEnd"/>
-      <w:r>
-        <w:t>%)</w:t>
+        <w:t>Syntax (%var:~start,length%)</w:t>
       </w:r>
     </w:p>
     <w:p>
@@ -6609,15 +6532,7 @@
         </w:numPr>
       </w:pPr>
       <w:r>
-        <w:t>Syntax (%</w:t>
-      </w:r>
-      <w:proofErr w:type="spellStart"/>
-      <w:r>
-        <w:t>var:old</w:t>
-      </w:r>
-      <w:proofErr w:type="spellEnd"/>
-      <w:r>
-        <w:t>=new%)</w:t>
+        <w:t>Syntax (%var:old=new%)</w:t>
       </w:r>
     </w:p>
     <w:p>
@@ -6650,15 +6565,7 @@
         </w:numPr>
       </w:pPr>
       <w:r>
-        <w:t>Removing characters (%</w:t>
-      </w:r>
-      <w:proofErr w:type="spellStart"/>
-      <w:r>
-        <w:t>var:old</w:t>
-      </w:r>
-      <w:proofErr w:type="spellEnd"/>
-      <w:r>
-        <w:t>=%)</w:t>
+        <w:t>Removing characters (%var:old=%)</w:t>
       </w:r>
     </w:p>
     <w:p>
@@ -6700,6 +6607,7 @@
         </w:numPr>
       </w:pPr>
       <w:r>
+        <w:lastRenderedPageBreak/>
         <w:t>Method 2: Use FINDSTR with regex</w:t>
       </w:r>
     </w:p>
@@ -6731,7 +6639,6 @@
         </w:numPr>
       </w:pPr>
       <w:r>
-        <w:lastRenderedPageBreak/>
         <w:t>Simple concatenation (SET result=%var1%%var2%)</w:t>
       </w:r>
     </w:p>
@@ -6869,13 +6776,8 @@
         </w:numPr>
       </w:pPr>
       <w:r>
-        <w:t>SET /P command (SET /P var=Prompt</w:t>
-      </w:r>
-      <w:proofErr w:type="gramStart"/>
-      <w:r>
-        <w:t>: )</w:t>
-      </w:r>
-      <w:proofErr w:type="gramEnd"/>
+        <w:t>SET /P command (SET /P var=Prompt: )</w:t>
+      </w:r>
     </w:p>
     <w:p>
       <w:pPr>
@@ -7002,6 +6904,7 @@
         </w:numPr>
       </w:pPr>
       <w:r>
+        <w:lastRenderedPageBreak/>
         <w:t>Error redirection (2&gt; error.txt)</w:t>
       </w:r>
     </w:p>
@@ -7033,7 +6936,6 @@
         </w:numPr>
       </w:pPr>
       <w:r>
-        <w:lastRenderedPageBreak/>
         <w:t>Pipe operator (command1 | command2)</w:t>
       </w:r>
     </w:p>
@@ -7193,23 +7095,7 @@
         </w:numPr>
       </w:pPr>
       <w:r>
-        <w:t xml:space="preserve">Function syntax </w:t>
-      </w:r>
-      <w:proofErr w:type="gramStart"/>
-      <w:r>
-        <w:t>(:</w:t>
-      </w:r>
-      <w:proofErr w:type="spellStart"/>
-      <w:r>
-        <w:t>function</w:t>
-      </w:r>
-      <w:proofErr w:type="gramEnd"/>
-      <w:r>
-        <w:t>_name</w:t>
-      </w:r>
-      <w:proofErr w:type="spellEnd"/>
-      <w:r>
-        <w:t>)</w:t>
+        <w:t>Function syntax (:function_name)</w:t>
       </w:r>
     </w:p>
     <w:p>
@@ -7220,23 +7106,7 @@
         </w:numPr>
       </w:pPr>
       <w:r>
-        <w:t>CALL to invoke (</w:t>
-      </w:r>
-      <w:proofErr w:type="gramStart"/>
-      <w:r>
-        <w:t>CALL :</w:t>
-      </w:r>
-      <w:proofErr w:type="spellStart"/>
-      <w:r>
-        <w:t>function</w:t>
-      </w:r>
-      <w:proofErr w:type="gramEnd"/>
-      <w:r>
-        <w:t>_name</w:t>
-      </w:r>
-      <w:proofErr w:type="spellEnd"/>
-      <w:r>
-        <w:t>)</w:t>
+        <w:t>CALL to invoke (CALL :function_name)</w:t>
       </w:r>
     </w:p>
     <w:p>
@@ -7246,13 +7116,8 @@
           <w:numId w:val="43"/>
         </w:numPr>
       </w:pPr>
-      <w:proofErr w:type="gramStart"/>
-      <w:r>
-        <w:t>GOTO :EOF</w:t>
-      </w:r>
-      <w:proofErr w:type="gramEnd"/>
-      <w:r>
-        <w:t xml:space="preserve"> to return</w:t>
+      <w:r>
+        <w:t>GOTO :EOF to return</w:t>
       </w:r>
     </w:p>
     <w:p>
@@ -7336,6 +7201,7 @@
         </w:numPr>
       </w:pPr>
       <w:r>
+        <w:lastRenderedPageBreak/>
         <w:t>Via ENDLOCAL workaround (return across SETLOCAL boundary)</w:t>
       </w:r>
     </w:p>
@@ -7367,7 +7233,6 @@
         </w:numPr>
       </w:pPr>
       <w:r>
-        <w:lastRenderedPageBreak/>
         <w:t>ENDLOCAL to exit scope</w:t>
       </w:r>
     </w:p>
@@ -7631,6 +7496,7 @@
         </w:numPr>
       </w:pPr>
       <w:r>
+        <w:lastRenderedPageBreak/>
         <w:t>Timestamped logs</w:t>
       </w:r>
     </w:p>
@@ -7664,7 +7530,6 @@
           <w:b/>
           <w:bCs/>
         </w:rPr>
-        <w:lastRenderedPageBreak/>
         <w:t>PART 2: INTERMEDIATE TOPICS (SYSTEM ADMINISTRATION)</w:t>
       </w:r>
     </w:p>
@@ -7932,6 +7797,7 @@
         </w:numPr>
       </w:pPr>
       <w:r>
+        <w:lastRenderedPageBreak/>
         <w:t>Identify network bottlenecks</w:t>
       </w:r>
     </w:p>
@@ -7963,7 +7829,6 @@
         </w:numPr>
       </w:pPr>
       <w:r>
-        <w:lastRenderedPageBreak/>
         <w:t>Add static ARP entry</w:t>
       </w:r>
     </w:p>
@@ -8017,15 +7882,7 @@
         </w:numPr>
       </w:pPr>
       <w:r>
-        <w:t>PowerShell fallback (Invoke-</w:t>
-      </w:r>
-      <w:proofErr w:type="spellStart"/>
-      <w:r>
-        <w:t>WebRequest</w:t>
-      </w:r>
-      <w:proofErr w:type="spellEnd"/>
-      <w:r>
-        <w:t>)</w:t>
+        <w:t>PowerShell fallback (Invoke-WebRequest)</w:t>
       </w:r>
     </w:p>
     <w:p>
@@ -8056,15 +7913,7 @@
         </w:numPr>
       </w:pPr>
       <w:r>
-        <w:t>Non-interactive FTP (FTP -</w:t>
-      </w:r>
-      <w:proofErr w:type="gramStart"/>
-      <w:r>
-        <w:t>s:script.txt</w:t>
-      </w:r>
-      <w:proofErr w:type="gramEnd"/>
-      <w:r>
-        <w:t>)</w:t>
+        <w:t>Non-interactive FTP (FTP -s:script.txt)</w:t>
       </w:r>
     </w:p>
     <w:p>
@@ -8245,6 +8094,7 @@
         </w:numPr>
       </w:pPr>
       <w:r>
+        <w:lastRenderedPageBreak/>
         <w:t>Export/import registry (REG EXPORT, REG IMPORT)</w:t>
       </w:r>
     </w:p>
@@ -8276,7 +8126,6 @@
         </w:numPr>
       </w:pPr>
       <w:r>
-        <w:lastRenderedPageBreak/>
         <w:t>TASKLIST (list running processes)</w:t>
       </w:r>
     </w:p>
@@ -8489,23 +8338,7 @@
         </w:numPr>
       </w:pPr>
       <w:r>
-        <w:t xml:space="preserve">Creating array (SET </w:t>
-      </w:r>
-      <w:proofErr w:type="spellStart"/>
-      <w:r>
-        <w:t>arr</w:t>
-      </w:r>
-      <w:proofErr w:type="spellEnd"/>
-      <w:r>
-        <w:t>[</w:t>
-      </w:r>
-      <w:proofErr w:type="gramStart"/>
-      <w:r>
-        <w:t>0]=</w:t>
-      </w:r>
-      <w:proofErr w:type="gramEnd"/>
-      <w:r>
-        <w:t>value)</w:t>
+        <w:t>Creating array (SET arr[0]=value)</w:t>
       </w:r>
     </w:p>
     <w:p>
@@ -8558,6 +8391,7 @@
         </w:numPr>
       </w:pPr>
       <w:r>
+        <w:lastRenderedPageBreak/>
         <w:t>Method 2: Call PowerShell from batch</w:t>
       </w:r>
     </w:p>
@@ -8589,7 +8423,6 @@
         </w:numPr>
       </w:pPr>
       <w:r>
-        <w:lastRenderedPageBreak/>
         <w:t>Calling PowerShell from batch (PowerShell -Command "...")</w:t>
       </w:r>
     </w:p>
@@ -8802,23 +8635,7 @@
         </w:numPr>
       </w:pPr>
       <w:r>
-        <w:t>VBScript integration (</w:t>
-      </w:r>
-      <w:proofErr w:type="spellStart"/>
-      <w:r>
-        <w:t>MsgBox</w:t>
-      </w:r>
-      <w:proofErr w:type="spellEnd"/>
-      <w:r>
-        <w:t xml:space="preserve">, </w:t>
-      </w:r>
-      <w:proofErr w:type="spellStart"/>
-      <w:r>
-        <w:t>InputBox</w:t>
-      </w:r>
-      <w:proofErr w:type="spellEnd"/>
-      <w:r>
-        <w:t>)</w:t>
+        <w:t>VBScript integration (MsgBox, InputBox)</w:t>
       </w:r>
     </w:p>
     <w:p>
@@ -8875,6 +8692,7 @@
           <w:b/>
           <w:bCs/>
         </w:rPr>
+        <w:lastRenderedPageBreak/>
         <w:t>12.1 System Backup Script</w:t>
       </w:r>
     </w:p>
@@ -8908,7 +8726,6 @@
         </w:numPr>
       </w:pPr>
       <w:r>
-        <w:lastRenderedPageBreak/>
         <w:t>Compression (using 7-Zip or tar)</w:t>
       </w:r>
     </w:p>
@@ -9174,6 +8991,7 @@
         </w:numPr>
       </w:pPr>
       <w:r>
+        <w:lastRenderedPageBreak/>
         <w:t>Execute corresponding action</w:t>
       </w:r>
     </w:p>
@@ -9205,7 +9023,6 @@
         </w:numPr>
       </w:pPr>
       <w:r>
-        <w:lastRenderedPageBreak/>
         <w:t>Automate git add, commit, push</w:t>
       </w:r>
     </w:p>
@@ -9312,15 +9129,7 @@
         </w:numPr>
       </w:pPr>
       <w:r>
-        <w:t xml:space="preserve">Bulk </w:t>
-      </w:r>
-      <w:proofErr w:type="gramStart"/>
-      <w:r>
-        <w:t>create</w:t>
-      </w:r>
-      <w:proofErr w:type="gramEnd"/>
-      <w:r>
-        <w:t xml:space="preserve"> users (from CSV)</w:t>
+        <w:t>Bulk create users (from CSV)</w:t>
       </w:r>
     </w:p>
     <w:p>
@@ -9463,15 +9272,7 @@
         </w:numPr>
       </w:pPr>
       <w:r>
-        <w:t xml:space="preserve">Port scanning (basic, no </w:t>
-      </w:r>
-      <w:proofErr w:type="spellStart"/>
-      <w:r>
-        <w:t>nmap</w:t>
-      </w:r>
-      <w:proofErr w:type="spellEnd"/>
-      <w:r>
-        <w:t xml:space="preserve"> equivalent in pure batch)</w:t>
+        <w:t>Port scanning (basic, no nmap equivalent in pure batch)</w:t>
       </w:r>
     </w:p>
     <w:p>
@@ -9493,6 +9294,7 @@
         </w:numPr>
       </w:pPr>
       <w:r>
+        <w:lastRenderedPageBreak/>
         <w:t>DNS enumeration (zone transfer attempts)</w:t>
       </w:r>
     </w:p>
@@ -9524,7 +9326,6 @@
         </w:numPr>
       </w:pPr>
       <w:r>
-        <w:lastRenderedPageBreak/>
         <w:t>Installed software (WMIC, registry queries)</w:t>
       </w:r>
     </w:p>
@@ -9642,15 +9443,7 @@
         </w:numPr>
       </w:pPr>
       <w:r>
-        <w:t xml:space="preserve">Browser passwords (external tools, </w:t>
-      </w:r>
-      <w:proofErr w:type="spellStart"/>
-      <w:r>
-        <w:t>NirSoft</w:t>
-      </w:r>
-      <w:proofErr w:type="spellEnd"/>
-      <w:r>
-        <w:t>)</w:t>
+        <w:t>Browser passwords (external tools, NirSoft)</w:t>
       </w:r>
     </w:p>
     <w:p>
@@ -9787,6 +9580,7 @@
           <w:b/>
           <w:bCs/>
         </w:rPr>
+        <w:lastRenderedPageBreak/>
         <w:t>14.2 Scheduled Tasks</w:t>
       </w:r>
     </w:p>
@@ -9818,7 +9612,6 @@
           <w:b/>
           <w:bCs/>
         </w:rPr>
-        <w:lastRenderedPageBreak/>
         <w:t>14.3 Startup Folder</w:t>
       </w:r>
     </w:p>
@@ -10073,6 +9866,7 @@
         </w:numPr>
       </w:pPr>
       <w:r>
+        <w:lastRenderedPageBreak/>
         <w:t>DLL search order hijacking</w:t>
       </w:r>
     </w:p>
@@ -10104,7 +9898,6 @@
         </w:numPr>
       </w:pPr>
       <w:r>
-        <w:lastRenderedPageBreak/>
         <w:t>Elevate from user to SYSTEM</w:t>
       </w:r>
     </w:p>
@@ -10167,56 +9960,102 @@
           <w:b/>
           <w:bCs/>
         </w:rPr>
-        <w:t xml:space="preserve">16.1 </w:t>
-      </w:r>
-      <w:proofErr w:type="spellStart"/>
+        <w:t>16.1 PsExec-Like Functionality</w:t>
+      </w:r>
+    </w:p>
+    <w:p>
+      <w:pPr>
+        <w:numPr>
+          <w:ilvl w:val="0"/>
+          <w:numId w:val="101"/>
+        </w:numPr>
+      </w:pPr>
+      <w:r>
+        <w:t>Batch script copies itself to remote machine</w:t>
+      </w:r>
+    </w:p>
+    <w:p>
+      <w:pPr>
+        <w:numPr>
+          <w:ilvl w:val="0"/>
+          <w:numId w:val="101"/>
+        </w:numPr>
+      </w:pPr>
+      <w:r>
+        <w:t>Executes via WMI or scheduled task</w:t>
+      </w:r>
+    </w:p>
+    <w:p>
+      <w:pPr>
+        <w:numPr>
+          <w:ilvl w:val="0"/>
+          <w:numId w:val="101"/>
+        </w:numPr>
+      </w:pPr>
+      <w:r>
+        <w:t>Requires admin credentials</w:t>
+      </w:r>
+    </w:p>
+    <w:p>
       <w:r>
         <w:rPr>
           <w:b/>
           <w:bCs/>
         </w:rPr>
-        <w:t>PsExec</w:t>
-      </w:r>
-      <w:proofErr w:type="spellEnd"/>
+        <w:t>16.2 WMI Remote Execution</w:t>
+      </w:r>
+    </w:p>
+    <w:p>
+      <w:pPr>
+        <w:numPr>
+          <w:ilvl w:val="0"/>
+          <w:numId w:val="102"/>
+        </w:numPr>
+      </w:pPr>
+      <w:r>
+        <w:t>WMIC /NODE:"remote-pc" PROCESS CALL CREATE "batch-script.bat"</w:t>
+      </w:r>
+    </w:p>
+    <w:p>
+      <w:pPr>
+        <w:numPr>
+          <w:ilvl w:val="0"/>
+          <w:numId w:val="102"/>
+        </w:numPr>
+      </w:pPr>
+      <w:r>
+        <w:t>Credential passing</w:t>
+      </w:r>
+    </w:p>
+    <w:p>
       <w:r>
         <w:rPr>
           <w:b/>
           <w:bCs/>
         </w:rPr>
-        <w:t>-Like Functionality</w:t>
-      </w:r>
-    </w:p>
-    <w:p>
-      <w:pPr>
-        <w:numPr>
-          <w:ilvl w:val="0"/>
-          <w:numId w:val="101"/>
-        </w:numPr>
-      </w:pPr>
-      <w:r>
-        <w:t>Batch script copies itself to remote machine</w:t>
-      </w:r>
-    </w:p>
-    <w:p>
-      <w:pPr>
-        <w:numPr>
-          <w:ilvl w:val="0"/>
-          <w:numId w:val="101"/>
-        </w:numPr>
-      </w:pPr>
-      <w:r>
-        <w:t>Executes via WMI or scheduled task</w:t>
-      </w:r>
-    </w:p>
-    <w:p>
-      <w:pPr>
-        <w:numPr>
-          <w:ilvl w:val="0"/>
-          <w:numId w:val="101"/>
-        </w:numPr>
-      </w:pPr>
-      <w:r>
-        <w:t>Requires admin credentials</w:t>
+        <w:t>16.3 SMB File Sharing</w:t>
+      </w:r>
+    </w:p>
+    <w:p>
+      <w:pPr>
+        <w:numPr>
+          <w:ilvl w:val="0"/>
+          <w:numId w:val="103"/>
+        </w:numPr>
+      </w:pPr>
+      <w:r>
+        <w:t>Copy payload to network share</w:t>
+      </w:r>
+    </w:p>
+    <w:p>
+      <w:pPr>
+        <w:numPr>
+          <w:ilvl w:val="0"/>
+          <w:numId w:val="103"/>
+        </w:numPr>
+      </w:pPr>
+      <w:r>
+        <w:t>Execute remotely (WMIC, SCHTASKS /S)</w:t>
       </w:r>
     </w:p>
     <w:p>
@@ -10225,76 +10064,6 @@
           <w:b/>
           <w:bCs/>
         </w:rPr>
-        <w:t>16.2 WMI Remote Execution</w:t>
-      </w:r>
-    </w:p>
-    <w:p>
-      <w:pPr>
-        <w:numPr>
-          <w:ilvl w:val="0"/>
-          <w:numId w:val="102"/>
-        </w:numPr>
-      </w:pPr>
-      <w:r>
-        <w:t>WMIC /</w:t>
-      </w:r>
-      <w:proofErr w:type="spellStart"/>
-      <w:r>
-        <w:t>NODE:"remote-pc</w:t>
-      </w:r>
-      <w:proofErr w:type="spellEnd"/>
-      <w:r>
-        <w:t>" PROCESS CALL CREATE "batch-script.bat"</w:t>
-      </w:r>
-    </w:p>
-    <w:p>
-      <w:pPr>
-        <w:numPr>
-          <w:ilvl w:val="0"/>
-          <w:numId w:val="102"/>
-        </w:numPr>
-      </w:pPr>
-      <w:r>
-        <w:t>Credential passing</w:t>
-      </w:r>
-    </w:p>
-    <w:p>
-      <w:r>
-        <w:rPr>
-          <w:b/>
-          <w:bCs/>
-        </w:rPr>
-        <w:t>16.3 SMB File Sharing</w:t>
-      </w:r>
-    </w:p>
-    <w:p>
-      <w:pPr>
-        <w:numPr>
-          <w:ilvl w:val="0"/>
-          <w:numId w:val="103"/>
-        </w:numPr>
-      </w:pPr>
-      <w:r>
-        <w:t>Copy payload to network share</w:t>
-      </w:r>
-    </w:p>
-    <w:p>
-      <w:pPr>
-        <w:numPr>
-          <w:ilvl w:val="0"/>
-          <w:numId w:val="103"/>
-        </w:numPr>
-      </w:pPr>
-      <w:r>
-        <w:t>Execute remotely (WMIC, SCHTASKS /S)</w:t>
-      </w:r>
-    </w:p>
-    <w:p>
-      <w:r>
-        <w:rPr>
-          <w:b/>
-          <w:bCs/>
-        </w:rPr>
         <w:t>16.4 Pass-the-Hash (Using External Tools)</w:t>
       </w:r>
     </w:p>
@@ -10317,15 +10086,7 @@
         </w:numPr>
       </w:pPr>
       <w:r>
-        <w:t xml:space="preserve">Calls </w:t>
-      </w:r>
-      <w:proofErr w:type="spellStart"/>
-      <w:r>
-        <w:t>Mimikatz</w:t>
-      </w:r>
-      <w:proofErr w:type="spellEnd"/>
-      <w:r>
-        <w:t xml:space="preserve"> or other tools</w:t>
+        <w:t>Calls Mimikatz or other tools</w:t>
       </w:r>
     </w:p>
     <w:p>
@@ -10398,6 +10159,7 @@
         </w:numPr>
       </w:pPr>
       <w:r>
+        <w:lastRenderedPageBreak/>
         <w:t>FTP upload</w:t>
       </w:r>
     </w:p>
@@ -10429,7 +10191,6 @@
           <w:b/>
           <w:bCs/>
         </w:rPr>
-        <w:lastRenderedPageBreak/>
         <w:t>17.3 Email Exfiltration</w:t>
       </w:r>
     </w:p>
@@ -10609,15 +10370,7 @@
         </w:numPr>
       </w:pPr>
       <w:r>
-        <w:t xml:space="preserve">Secure delete (overwrite with random data, </w:t>
-      </w:r>
-      <w:proofErr w:type="spellStart"/>
-      <w:r>
-        <w:t>SDelete</w:t>
-      </w:r>
-      <w:proofErr w:type="spellEnd"/>
-      <w:r>
-        <w:t xml:space="preserve"> tool)</w:t>
+        <w:t>Secure delete (overwrite with random data, SDelete tool)</w:t>
       </w:r>
     </w:p>
     <w:p>
@@ -10701,6 +10454,7 @@
           <w:b/>
           <w:bCs/>
         </w:rPr>
+        <w:lastRenderedPageBreak/>
         <w:t>MODULE 19: Malware Analysis (Defensive)</w:t>
       </w:r>
     </w:p>
@@ -10732,7 +10486,6 @@
         </w:numPr>
       </w:pPr>
       <w:r>
-        <w:lastRenderedPageBreak/>
         <w:t>Extract IOCs (IPs, URLs, file paths)</w:t>
       </w:r>
     </w:p>
@@ -10743,13 +10496,8 @@
           <w:numId w:val="114"/>
         </w:numPr>
       </w:pPr>
-      <w:proofErr w:type="spellStart"/>
-      <w:r>
-        <w:t>Deobfuscate</w:t>
-      </w:r>
-      <w:proofErr w:type="spellEnd"/>
-      <w:r>
-        <w:t xml:space="preserve"> (decode Base64, reverse string manipulation)</w:t>
+      <w:r>
+        <w:t>Deobfuscate (decode Base64, reverse string manipulation)</w:t>
       </w:r>
     </w:p>
     <w:p>
@@ -11001,6 +10749,7 @@
         </w:numPr>
       </w:pPr>
       <w:r>
+        <w:lastRenderedPageBreak/>
         <w:t>Logs keystrokes to file</w:t>
       </w:r>
     </w:p>
@@ -11032,7 +10781,6 @@
         </w:numPr>
       </w:pPr>
       <w:r>
-        <w:lastRenderedPageBreak/>
         <w:t>Encrypt files (using CIPHER or external tool)</w:t>
       </w:r>
     </w:p>
@@ -11216,106 +10964,91 @@
           <w:b/>
           <w:bCs/>
         </w:rPr>
-        <w:t>21.2 Living-Off-the-Land Binaries (</w:t>
-      </w:r>
-      <w:proofErr w:type="spellStart"/>
+        <w:t>21.2 Living-Off-the-Land Binaries (LOLBins)</w:t>
+      </w:r>
+    </w:p>
+    <w:p>
+      <w:pPr>
+        <w:numPr>
+          <w:ilvl w:val="0"/>
+          <w:numId w:val="125"/>
+        </w:numPr>
+      </w:pPr>
+      <w:r>
+        <w:t>Use legitimate Windows tools for malicious purposes</w:t>
+      </w:r>
+    </w:p>
+    <w:p>
+      <w:pPr>
+        <w:numPr>
+          <w:ilvl w:val="0"/>
+          <w:numId w:val="125"/>
+        </w:numPr>
+      </w:pPr>
+      <w:r>
+        <w:t>Examples: CERTUTIL, MSHTA, REGSVR32, WMIC</w:t>
+      </w:r>
+    </w:p>
+    <w:p>
       <w:r>
         <w:rPr>
           <w:b/>
           <w:bCs/>
         </w:rPr>
-        <w:t>LOLBins</w:t>
-      </w:r>
-      <w:proofErr w:type="spellEnd"/>
+        <w:t>21.3 Encoding and Obfuscation</w:t>
+      </w:r>
+    </w:p>
+    <w:p>
+      <w:pPr>
+        <w:numPr>
+          <w:ilvl w:val="0"/>
+          <w:numId w:val="126"/>
+        </w:numPr>
+      </w:pPr>
+      <w:r>
+        <w:t>Base64 encoding (CERTUTIL)</w:t>
+      </w:r>
+    </w:p>
+    <w:p>
+      <w:pPr>
+        <w:numPr>
+          <w:ilvl w:val="0"/>
+          <w:numId w:val="126"/>
+        </w:numPr>
+      </w:pPr>
+      <w:r>
+        <w:t>XOR encryption</w:t>
+      </w:r>
+    </w:p>
+    <w:p>
+      <w:pPr>
+        <w:numPr>
+          <w:ilvl w:val="0"/>
+          <w:numId w:val="126"/>
+        </w:numPr>
+      </w:pPr>
+      <w:r>
+        <w:t>Variable name randomization</w:t>
+      </w:r>
+    </w:p>
+    <w:p>
+      <w:pPr>
+        <w:numPr>
+          <w:ilvl w:val="0"/>
+          <w:numId w:val="126"/>
+        </w:numPr>
+      </w:pPr>
+      <w:r>
+        <w:t>String splitting and concatenation</w:t>
+      </w:r>
+    </w:p>
+    <w:p>
       <w:r>
         <w:rPr>
           <w:b/>
           <w:bCs/>
         </w:rPr>
-        <w:t>)</w:t>
-      </w:r>
-    </w:p>
-    <w:p>
-      <w:pPr>
-        <w:numPr>
-          <w:ilvl w:val="0"/>
-          <w:numId w:val="125"/>
-        </w:numPr>
-      </w:pPr>
-      <w:r>
-        <w:t>Use legitimate Windows tools for malicious purposes</w:t>
-      </w:r>
-    </w:p>
-    <w:p>
-      <w:pPr>
-        <w:numPr>
-          <w:ilvl w:val="0"/>
-          <w:numId w:val="125"/>
-        </w:numPr>
-      </w:pPr>
-      <w:r>
-        <w:t>Examples: CERTUTIL, MSHTA, REGSVR32, WMIC</w:t>
-      </w:r>
-    </w:p>
-    <w:p>
-      <w:r>
-        <w:rPr>
-          <w:b/>
-          <w:bCs/>
-        </w:rPr>
-        <w:t>21.3 Encoding and Obfuscation</w:t>
-      </w:r>
-    </w:p>
-    <w:p>
-      <w:pPr>
-        <w:numPr>
-          <w:ilvl w:val="0"/>
-          <w:numId w:val="126"/>
-        </w:numPr>
-      </w:pPr>
-      <w:r>
-        <w:t>Base64 encoding (CERTUTIL)</w:t>
-      </w:r>
-    </w:p>
-    <w:p>
-      <w:pPr>
-        <w:numPr>
-          <w:ilvl w:val="0"/>
-          <w:numId w:val="126"/>
-        </w:numPr>
-      </w:pPr>
-      <w:r>
-        <w:t>XOR encryption</w:t>
-      </w:r>
-    </w:p>
-    <w:p>
-      <w:pPr>
-        <w:numPr>
-          <w:ilvl w:val="0"/>
-          <w:numId w:val="126"/>
-        </w:numPr>
-      </w:pPr>
-      <w:r>
-        <w:t>Variable name randomization</w:t>
-      </w:r>
-    </w:p>
-    <w:p>
-      <w:pPr>
-        <w:numPr>
-          <w:ilvl w:val="0"/>
-          <w:numId w:val="126"/>
-        </w:numPr>
-      </w:pPr>
-      <w:r>
-        <w:t>String splitting and concatenation</w:t>
-      </w:r>
-    </w:p>
-    <w:p>
-      <w:r>
-        <w:rPr>
-          <w:b/>
-          <w:bCs/>
-        </w:rPr>
+        <w:lastRenderedPageBreak/>
         <w:t>21.4 Process Injection (Batch as Orchestrator)</w:t>
       </w:r>
     </w:p>
@@ -11343,7 +11076,6 @@
     </w:p>
     <w:p>
       <w:r>
-        <w:lastRenderedPageBreak/>
         <w:pict w14:anchorId="426C0434">
           <v:rect id="_x0000_i1047" style="width:0;height:1.5pt" o:hralign="center" o:hrstd="t" o:hr="t" fillcolor="#a0a0a0" stroked="f"/>
         </w:pict>
@@ -11423,15 +11155,7 @@
         </w:numPr>
       </w:pPr>
       <w:r>
-        <w:t xml:space="preserve">Payloads (reverse shell, keylogger, </w:t>
-      </w:r>
-      <w:proofErr w:type="spellStart"/>
-      <w:r>
-        <w:t>exfiltrator</w:t>
-      </w:r>
-      <w:proofErr w:type="spellEnd"/>
-      <w:r>
-        <w:t>)</w:t>
+        <w:t>Payloads (reverse shell, keylogger, exfiltrator)</w:t>
       </w:r>
     </w:p>
     <w:p>
@@ -11619,6 +11343,7 @@
         </w:numPr>
       </w:pPr>
       <w:r>
+        <w:lastRenderedPageBreak/>
         <w:t>Isolate infected machine (disable network)</w:t>
       </w:r>
     </w:p>
@@ -11650,7 +11375,6 @@
           <w:b/>
           <w:bCs/>
         </w:rPr>
-        <w:lastRenderedPageBreak/>
         <w:t>23.4 Compliance Auditing</w:t>
       </w:r>
     </w:p>
@@ -11914,6 +11638,7 @@
           <w:b/>
           <w:bCs/>
         </w:rPr>
+        <w:lastRenderedPageBreak/>
         <w:t>24.6 Resources</w:t>
       </w:r>
     </w:p>
@@ -11947,7 +11672,6 @@
         </w:numPr>
       </w:pPr>
       <w:r>
-        <w:lastRenderedPageBreak/>
         <w:t>GitHub repositories (batch script examples)</w:t>
       </w:r>
     </w:p>
@@ -12046,7 +11770,7 @@
         <v:path o:extrusionok="f" gradientshapeok="t" o:connecttype="rect"/>
         <o:lock v:ext="edit" aspectratio="t"/>
       </v:shapetype>
-      <v:shape id="_x0000_i1072" type="#_x0000_t75" style="width:11.5pt;height:11.5pt" o:bullet="t">
+      <v:shape id="_x0000_i1090" type="#_x0000_t75" style="width:11.5pt;height:11.5pt" o:bullet="t">
         <v:imagedata r:id="rId1" o:title="mso744"/>
       </v:shape>
     </w:pict>
@@ -15330,6 +15054,155 @@
     </w:lvl>
   </w:abstractNum>
   <w:abstractNum w:abstractNumId="22" w15:restartNumberingAfterBreak="0">
+    <w:nsid w:val="13502607"/>
+    <w:multiLevelType w:val="multilevel"/>
+    <w:tmpl w:val="4262126A"/>
+    <w:lvl w:ilvl="0">
+      <w:start w:val="1"/>
+      <w:numFmt w:val="bullet"/>
+      <w:lvlText w:val=""/>
+      <w:lvlJc w:val="left"/>
+      <w:pPr>
+        <w:tabs>
+          <w:tab w:val="num" w:pos="720"/>
+        </w:tabs>
+        <w:ind w:left="720" w:hanging="360"/>
+      </w:pPr>
+      <w:rPr>
+        <w:rFonts w:ascii="Symbol" w:hAnsi="Symbol" w:hint="default"/>
+        <w:sz w:val="20"/>
+      </w:rPr>
+    </w:lvl>
+    <w:lvl w:ilvl="1" w:tentative="1">
+      <w:start w:val="1"/>
+      <w:numFmt w:val="bullet"/>
+      <w:lvlText w:val="o"/>
+      <w:lvlJc w:val="left"/>
+      <w:pPr>
+        <w:tabs>
+          <w:tab w:val="num" w:pos="1440"/>
+        </w:tabs>
+        <w:ind w:left="1440" w:hanging="360"/>
+      </w:pPr>
+      <w:rPr>
+        <w:rFonts w:ascii="Courier New" w:hAnsi="Courier New" w:hint="default"/>
+        <w:sz w:val="20"/>
+      </w:rPr>
+    </w:lvl>
+    <w:lvl w:ilvl="2" w:tentative="1">
+      <w:start w:val="1"/>
+      <w:numFmt w:val="bullet"/>
+      <w:lvlText w:val=""/>
+      <w:lvlJc w:val="left"/>
+      <w:pPr>
+        <w:tabs>
+          <w:tab w:val="num" w:pos="2160"/>
+        </w:tabs>
+        <w:ind w:left="2160" w:hanging="360"/>
+      </w:pPr>
+      <w:rPr>
+        <w:rFonts w:ascii="Wingdings" w:hAnsi="Wingdings" w:hint="default"/>
+        <w:sz w:val="20"/>
+      </w:rPr>
+    </w:lvl>
+    <w:lvl w:ilvl="3" w:tentative="1">
+      <w:start w:val="1"/>
+      <w:numFmt w:val="bullet"/>
+      <w:lvlText w:val=""/>
+      <w:lvlJc w:val="left"/>
+      <w:pPr>
+        <w:tabs>
+          <w:tab w:val="num" w:pos="2880"/>
+        </w:tabs>
+        <w:ind w:left="2880" w:hanging="360"/>
+      </w:pPr>
+      <w:rPr>
+        <w:rFonts w:ascii="Wingdings" w:hAnsi="Wingdings" w:hint="default"/>
+        <w:sz w:val="20"/>
+      </w:rPr>
+    </w:lvl>
+    <w:lvl w:ilvl="4" w:tentative="1">
+      <w:start w:val="1"/>
+      <w:numFmt w:val="bullet"/>
+      <w:lvlText w:val=""/>
+      <w:lvlJc w:val="left"/>
+      <w:pPr>
+        <w:tabs>
+          <w:tab w:val="num" w:pos="3600"/>
+        </w:tabs>
+        <w:ind w:left="3600" w:hanging="360"/>
+      </w:pPr>
+      <w:rPr>
+        <w:rFonts w:ascii="Wingdings" w:hAnsi="Wingdings" w:hint="default"/>
+        <w:sz w:val="20"/>
+      </w:rPr>
+    </w:lvl>
+    <w:lvl w:ilvl="5" w:tentative="1">
+      <w:start w:val="1"/>
+      <w:numFmt w:val="bullet"/>
+      <w:lvlText w:val=""/>
+      <w:lvlJc w:val="left"/>
+      <w:pPr>
+        <w:tabs>
+          <w:tab w:val="num" w:pos="4320"/>
+        </w:tabs>
+        <w:ind w:left="4320" w:hanging="360"/>
+      </w:pPr>
+      <w:rPr>
+        <w:rFonts w:ascii="Wingdings" w:hAnsi="Wingdings" w:hint="default"/>
+        <w:sz w:val="20"/>
+      </w:rPr>
+    </w:lvl>
+    <w:lvl w:ilvl="6" w:tentative="1">
+      <w:start w:val="1"/>
+      <w:numFmt w:val="bullet"/>
+      <w:lvlText w:val=""/>
+      <w:lvlJc w:val="left"/>
+      <w:pPr>
+        <w:tabs>
+          <w:tab w:val="num" w:pos="5040"/>
+        </w:tabs>
+        <w:ind w:left="5040" w:hanging="360"/>
+      </w:pPr>
+      <w:rPr>
+        <w:rFonts w:ascii="Wingdings" w:hAnsi="Wingdings" w:hint="default"/>
+        <w:sz w:val="20"/>
+      </w:rPr>
+    </w:lvl>
+    <w:lvl w:ilvl="7" w:tentative="1">
+      <w:start w:val="1"/>
+      <w:numFmt w:val="bullet"/>
+      <w:lvlText w:val=""/>
+      <w:lvlJc w:val="left"/>
+      <w:pPr>
+        <w:tabs>
+          <w:tab w:val="num" w:pos="5760"/>
+        </w:tabs>
+        <w:ind w:left="5760" w:hanging="360"/>
+      </w:pPr>
+      <w:rPr>
+        <w:rFonts w:ascii="Wingdings" w:hAnsi="Wingdings" w:hint="default"/>
+        <w:sz w:val="20"/>
+      </w:rPr>
+    </w:lvl>
+    <w:lvl w:ilvl="8" w:tentative="1">
+      <w:start w:val="1"/>
+      <w:numFmt w:val="bullet"/>
+      <w:lvlText w:val=""/>
+      <w:lvlJc w:val="left"/>
+      <w:pPr>
+        <w:tabs>
+          <w:tab w:val="num" w:pos="6480"/>
+        </w:tabs>
+        <w:ind w:left="6480" w:hanging="360"/>
+      </w:pPr>
+      <w:rPr>
+        <w:rFonts w:ascii="Wingdings" w:hAnsi="Wingdings" w:hint="default"/>
+        <w:sz w:val="20"/>
+      </w:rPr>
+    </w:lvl>
+  </w:abstractNum>
+  <w:abstractNum w:abstractNumId="23" w15:restartNumberingAfterBreak="0">
     <w:nsid w:val="135308CA"/>
     <w:multiLevelType w:val="multilevel"/>
     <w:tmpl w:val="AB76387E"/>
@@ -15478,7 +15351,7 @@
       </w:rPr>
     </w:lvl>
   </w:abstractNum>
-  <w:abstractNum w:abstractNumId="23" w15:restartNumberingAfterBreak="0">
+  <w:abstractNum w:abstractNumId="24" w15:restartNumberingAfterBreak="0">
     <w:nsid w:val="13D57CCD"/>
     <w:multiLevelType w:val="multilevel"/>
     <w:tmpl w:val="2A542452"/>
@@ -15627,7 +15500,7 @@
       </w:rPr>
     </w:lvl>
   </w:abstractNum>
-  <w:abstractNum w:abstractNumId="24" w15:restartNumberingAfterBreak="0">
+  <w:abstractNum w:abstractNumId="25" w15:restartNumberingAfterBreak="0">
     <w:nsid w:val="150B6A51"/>
     <w:multiLevelType w:val="multilevel"/>
     <w:tmpl w:val="F9EEEBDC"/>
@@ -15776,7 +15649,7 @@
       </w:rPr>
     </w:lvl>
   </w:abstractNum>
-  <w:abstractNum w:abstractNumId="25" w15:restartNumberingAfterBreak="0">
+  <w:abstractNum w:abstractNumId="26" w15:restartNumberingAfterBreak="0">
     <w:nsid w:val="15242FEC"/>
     <w:multiLevelType w:val="multilevel"/>
     <w:tmpl w:val="4B0450A0"/>
@@ -15925,7 +15798,7 @@
       </w:rPr>
     </w:lvl>
   </w:abstractNum>
-  <w:abstractNum w:abstractNumId="26" w15:restartNumberingAfterBreak="0">
+  <w:abstractNum w:abstractNumId="27" w15:restartNumberingAfterBreak="0">
     <w:nsid w:val="15604209"/>
     <w:multiLevelType w:val="multilevel"/>
     <w:tmpl w:val="08C2607C"/>
@@ -16074,7 +15947,7 @@
       </w:rPr>
     </w:lvl>
   </w:abstractNum>
-  <w:abstractNum w:abstractNumId="27" w15:restartNumberingAfterBreak="0">
+  <w:abstractNum w:abstractNumId="28" w15:restartNumberingAfterBreak="0">
     <w:nsid w:val="162F4D5D"/>
     <w:multiLevelType w:val="multilevel"/>
     <w:tmpl w:val="82AEC772"/>
@@ -16223,7 +16096,7 @@
       </w:rPr>
     </w:lvl>
   </w:abstractNum>
-  <w:abstractNum w:abstractNumId="28" w15:restartNumberingAfterBreak="0">
+  <w:abstractNum w:abstractNumId="29" w15:restartNumberingAfterBreak="0">
     <w:nsid w:val="172D5DF6"/>
     <w:multiLevelType w:val="multilevel"/>
     <w:tmpl w:val="D78E0870"/>
@@ -16372,7 +16245,7 @@
       </w:rPr>
     </w:lvl>
   </w:abstractNum>
-  <w:abstractNum w:abstractNumId="29" w15:restartNumberingAfterBreak="0">
+  <w:abstractNum w:abstractNumId="30" w15:restartNumberingAfterBreak="0">
     <w:nsid w:val="188726DF"/>
     <w:multiLevelType w:val="multilevel"/>
     <w:tmpl w:val="D09EED5E"/>
@@ -16521,7 +16394,7 @@
       </w:rPr>
     </w:lvl>
   </w:abstractNum>
-  <w:abstractNum w:abstractNumId="30" w15:restartNumberingAfterBreak="0">
+  <w:abstractNum w:abstractNumId="31" w15:restartNumberingAfterBreak="0">
     <w:nsid w:val="18AE002C"/>
     <w:multiLevelType w:val="multilevel"/>
     <w:tmpl w:val="7616B486"/>
@@ -16670,7 +16543,7 @@
       </w:rPr>
     </w:lvl>
   </w:abstractNum>
-  <w:abstractNum w:abstractNumId="31" w15:restartNumberingAfterBreak="0">
+  <w:abstractNum w:abstractNumId="32" w15:restartNumberingAfterBreak="0">
     <w:nsid w:val="1996339A"/>
     <w:multiLevelType w:val="multilevel"/>
     <w:tmpl w:val="B18AAB38"/>
@@ -16819,7 +16692,7 @@
       </w:rPr>
     </w:lvl>
   </w:abstractNum>
-  <w:abstractNum w:abstractNumId="32" w15:restartNumberingAfterBreak="0">
+  <w:abstractNum w:abstractNumId="33" w15:restartNumberingAfterBreak="0">
     <w:nsid w:val="19E8006D"/>
     <w:multiLevelType w:val="multilevel"/>
     <w:tmpl w:val="FE64DA60"/>
@@ -16968,7 +16841,7 @@
       </w:rPr>
     </w:lvl>
   </w:abstractNum>
-  <w:abstractNum w:abstractNumId="33" w15:restartNumberingAfterBreak="0">
+  <w:abstractNum w:abstractNumId="34" w15:restartNumberingAfterBreak="0">
     <w:nsid w:val="1A001C3C"/>
     <w:multiLevelType w:val="multilevel"/>
     <w:tmpl w:val="E17E4D3C"/>
@@ -17117,7 +16990,7 @@
       </w:rPr>
     </w:lvl>
   </w:abstractNum>
-  <w:abstractNum w:abstractNumId="34" w15:restartNumberingAfterBreak="0">
+  <w:abstractNum w:abstractNumId="35" w15:restartNumberingAfterBreak="0">
     <w:nsid w:val="1BA36955"/>
     <w:multiLevelType w:val="multilevel"/>
     <w:tmpl w:val="64EE6C40"/>
@@ -17266,7 +17139,7 @@
       </w:rPr>
     </w:lvl>
   </w:abstractNum>
-  <w:abstractNum w:abstractNumId="35" w15:restartNumberingAfterBreak="0">
+  <w:abstractNum w:abstractNumId="36" w15:restartNumberingAfterBreak="0">
     <w:nsid w:val="1CE12892"/>
     <w:multiLevelType w:val="multilevel"/>
     <w:tmpl w:val="5F500552"/>
@@ -17415,7 +17288,7 @@
       </w:rPr>
     </w:lvl>
   </w:abstractNum>
-  <w:abstractNum w:abstractNumId="36" w15:restartNumberingAfterBreak="0">
+  <w:abstractNum w:abstractNumId="37" w15:restartNumberingAfterBreak="0">
     <w:nsid w:val="1D626BCA"/>
     <w:multiLevelType w:val="multilevel"/>
     <w:tmpl w:val="CEB21060"/>
@@ -17564,7 +17437,7 @@
       </w:rPr>
     </w:lvl>
   </w:abstractNum>
-  <w:abstractNum w:abstractNumId="37" w15:restartNumberingAfterBreak="0">
+  <w:abstractNum w:abstractNumId="38" w15:restartNumberingAfterBreak="0">
     <w:nsid w:val="205D375D"/>
     <w:multiLevelType w:val="multilevel"/>
     <w:tmpl w:val="492443B4"/>
@@ -17713,7 +17586,7 @@
       </w:rPr>
     </w:lvl>
   </w:abstractNum>
-  <w:abstractNum w:abstractNumId="38" w15:restartNumberingAfterBreak="0">
+  <w:abstractNum w:abstractNumId="39" w15:restartNumberingAfterBreak="0">
     <w:nsid w:val="20E7692C"/>
     <w:multiLevelType w:val="multilevel"/>
     <w:tmpl w:val="05CCA33E"/>
@@ -17862,7 +17735,7 @@
       </w:rPr>
     </w:lvl>
   </w:abstractNum>
-  <w:abstractNum w:abstractNumId="39" w15:restartNumberingAfterBreak="0">
+  <w:abstractNum w:abstractNumId="40" w15:restartNumberingAfterBreak="0">
     <w:nsid w:val="210447F9"/>
     <w:multiLevelType w:val="multilevel"/>
     <w:tmpl w:val="A8DEC34A"/>
@@ -18011,7 +17884,7 @@
       </w:rPr>
     </w:lvl>
   </w:abstractNum>
-  <w:abstractNum w:abstractNumId="40" w15:restartNumberingAfterBreak="0">
+  <w:abstractNum w:abstractNumId="41" w15:restartNumberingAfterBreak="0">
     <w:nsid w:val="22F3040B"/>
     <w:multiLevelType w:val="multilevel"/>
     <w:tmpl w:val="948E73C0"/>
@@ -18160,7 +18033,7 @@
       </w:rPr>
     </w:lvl>
   </w:abstractNum>
-  <w:abstractNum w:abstractNumId="41" w15:restartNumberingAfterBreak="0">
+  <w:abstractNum w:abstractNumId="42" w15:restartNumberingAfterBreak="0">
     <w:nsid w:val="234E260B"/>
     <w:multiLevelType w:val="multilevel"/>
     <w:tmpl w:val="67A6CA1E"/>
@@ -18309,7 +18182,7 @@
       </w:rPr>
     </w:lvl>
   </w:abstractNum>
-  <w:abstractNum w:abstractNumId="42" w15:restartNumberingAfterBreak="0">
+  <w:abstractNum w:abstractNumId="43" w15:restartNumberingAfterBreak="0">
     <w:nsid w:val="24423DAC"/>
     <w:multiLevelType w:val="multilevel"/>
     <w:tmpl w:val="809A16FE"/>
@@ -18458,7 +18331,7 @@
       </w:rPr>
     </w:lvl>
   </w:abstractNum>
-  <w:abstractNum w:abstractNumId="43" w15:restartNumberingAfterBreak="0">
+  <w:abstractNum w:abstractNumId="44" w15:restartNumberingAfterBreak="0">
     <w:nsid w:val="251971FD"/>
     <w:multiLevelType w:val="multilevel"/>
     <w:tmpl w:val="B1EE92A8"/>
@@ -18607,7 +18480,7 @@
       </w:rPr>
     </w:lvl>
   </w:abstractNum>
-  <w:abstractNum w:abstractNumId="44" w15:restartNumberingAfterBreak="0">
+  <w:abstractNum w:abstractNumId="45" w15:restartNumberingAfterBreak="0">
     <w:nsid w:val="26F54638"/>
     <w:multiLevelType w:val="multilevel"/>
     <w:tmpl w:val="0C7C7572"/>
@@ -18756,7 +18629,7 @@
       </w:rPr>
     </w:lvl>
   </w:abstractNum>
-  <w:abstractNum w:abstractNumId="45" w15:restartNumberingAfterBreak="0">
+  <w:abstractNum w:abstractNumId="46" w15:restartNumberingAfterBreak="0">
     <w:nsid w:val="28DC3B3B"/>
     <w:multiLevelType w:val="multilevel"/>
     <w:tmpl w:val="2376CF94"/>
@@ -18905,7 +18778,7 @@
       </w:rPr>
     </w:lvl>
   </w:abstractNum>
-  <w:abstractNum w:abstractNumId="46" w15:restartNumberingAfterBreak="0">
+  <w:abstractNum w:abstractNumId="47" w15:restartNumberingAfterBreak="0">
     <w:nsid w:val="2A8F60BE"/>
     <w:multiLevelType w:val="multilevel"/>
     <w:tmpl w:val="25A80156"/>
@@ -19054,7 +18927,7 @@
       </w:rPr>
     </w:lvl>
   </w:abstractNum>
-  <w:abstractNum w:abstractNumId="47" w15:restartNumberingAfterBreak="0">
+  <w:abstractNum w:abstractNumId="48" w15:restartNumberingAfterBreak="0">
     <w:nsid w:val="2B354E95"/>
     <w:multiLevelType w:val="multilevel"/>
     <w:tmpl w:val="D0865348"/>
@@ -19203,7 +19076,7 @@
       </w:rPr>
     </w:lvl>
   </w:abstractNum>
-  <w:abstractNum w:abstractNumId="48" w15:restartNumberingAfterBreak="0">
+  <w:abstractNum w:abstractNumId="49" w15:restartNumberingAfterBreak="0">
     <w:nsid w:val="2B947C97"/>
     <w:multiLevelType w:val="multilevel"/>
     <w:tmpl w:val="E25A4C5E"/>
@@ -19352,7 +19225,7 @@
       </w:rPr>
     </w:lvl>
   </w:abstractNum>
-  <w:abstractNum w:abstractNumId="49" w15:restartNumberingAfterBreak="0">
+  <w:abstractNum w:abstractNumId="50" w15:restartNumberingAfterBreak="0">
     <w:nsid w:val="2C334F41"/>
     <w:multiLevelType w:val="multilevel"/>
     <w:tmpl w:val="57DCEB5E"/>
@@ -19501,7 +19374,7 @@
       </w:rPr>
     </w:lvl>
   </w:abstractNum>
-  <w:abstractNum w:abstractNumId="50" w15:restartNumberingAfterBreak="0">
+  <w:abstractNum w:abstractNumId="51" w15:restartNumberingAfterBreak="0">
     <w:nsid w:val="2D623D36"/>
     <w:multiLevelType w:val="multilevel"/>
     <w:tmpl w:val="F2BCCFE6"/>
@@ -19650,7 +19523,7 @@
       </w:rPr>
     </w:lvl>
   </w:abstractNum>
-  <w:abstractNum w:abstractNumId="51" w15:restartNumberingAfterBreak="0">
+  <w:abstractNum w:abstractNumId="52" w15:restartNumberingAfterBreak="0">
     <w:nsid w:val="2DAE1A4F"/>
     <w:multiLevelType w:val="multilevel"/>
     <w:tmpl w:val="F5BCDFA4"/>
@@ -19799,7 +19672,7 @@
       </w:rPr>
     </w:lvl>
   </w:abstractNum>
-  <w:abstractNum w:abstractNumId="52" w15:restartNumberingAfterBreak="0">
+  <w:abstractNum w:abstractNumId="53" w15:restartNumberingAfterBreak="0">
     <w:nsid w:val="2E4E3025"/>
     <w:multiLevelType w:val="multilevel"/>
     <w:tmpl w:val="8F3C8F82"/>
@@ -19948,7 +19821,7 @@
       </w:rPr>
     </w:lvl>
   </w:abstractNum>
-  <w:abstractNum w:abstractNumId="53" w15:restartNumberingAfterBreak="0">
+  <w:abstractNum w:abstractNumId="54" w15:restartNumberingAfterBreak="0">
     <w:nsid w:val="2EFD531E"/>
     <w:multiLevelType w:val="multilevel"/>
     <w:tmpl w:val="D426654E"/>
@@ -20097,7 +19970,7 @@
       </w:rPr>
     </w:lvl>
   </w:abstractNum>
-  <w:abstractNum w:abstractNumId="54" w15:restartNumberingAfterBreak="0">
+  <w:abstractNum w:abstractNumId="55" w15:restartNumberingAfterBreak="0">
     <w:nsid w:val="2F4D5BBF"/>
     <w:multiLevelType w:val="multilevel"/>
     <w:tmpl w:val="F3D84B22"/>
@@ -20246,7 +20119,7 @@
       </w:rPr>
     </w:lvl>
   </w:abstractNum>
-  <w:abstractNum w:abstractNumId="55" w15:restartNumberingAfterBreak="0">
+  <w:abstractNum w:abstractNumId="56" w15:restartNumberingAfterBreak="0">
     <w:nsid w:val="30F1495B"/>
     <w:multiLevelType w:val="multilevel"/>
     <w:tmpl w:val="B92EB8F6"/>
@@ -20395,7 +20268,7 @@
       </w:rPr>
     </w:lvl>
   </w:abstractNum>
-  <w:abstractNum w:abstractNumId="56" w15:restartNumberingAfterBreak="0">
+  <w:abstractNum w:abstractNumId="57" w15:restartNumberingAfterBreak="0">
     <w:nsid w:val="31067AF2"/>
     <w:multiLevelType w:val="multilevel"/>
     <w:tmpl w:val="8DBA9BC4"/>
@@ -20541,7 +20414,7 @@
       </w:rPr>
     </w:lvl>
   </w:abstractNum>
-  <w:abstractNum w:abstractNumId="57" w15:restartNumberingAfterBreak="0">
+  <w:abstractNum w:abstractNumId="58" w15:restartNumberingAfterBreak="0">
     <w:nsid w:val="31F670A8"/>
     <w:multiLevelType w:val="multilevel"/>
     <w:tmpl w:val="4376716E"/>
@@ -20690,7 +20563,7 @@
       </w:rPr>
     </w:lvl>
   </w:abstractNum>
-  <w:abstractNum w:abstractNumId="58" w15:restartNumberingAfterBreak="0">
+  <w:abstractNum w:abstractNumId="59" w15:restartNumberingAfterBreak="0">
     <w:nsid w:val="32FD40DF"/>
     <w:multiLevelType w:val="multilevel"/>
     <w:tmpl w:val="D376FAC8"/>
@@ -20839,7 +20712,7 @@
       </w:rPr>
     </w:lvl>
   </w:abstractNum>
-  <w:abstractNum w:abstractNumId="59" w15:restartNumberingAfterBreak="0">
+  <w:abstractNum w:abstractNumId="60" w15:restartNumberingAfterBreak="0">
     <w:nsid w:val="33201652"/>
     <w:multiLevelType w:val="multilevel"/>
     <w:tmpl w:val="F24ABD76"/>
@@ -20988,7 +20861,7 @@
       </w:rPr>
     </w:lvl>
   </w:abstractNum>
-  <w:abstractNum w:abstractNumId="60" w15:restartNumberingAfterBreak="0">
+  <w:abstractNum w:abstractNumId="61" w15:restartNumberingAfterBreak="0">
     <w:nsid w:val="33C959AE"/>
     <w:multiLevelType w:val="multilevel"/>
     <w:tmpl w:val="5B02ED40"/>
@@ -21137,7 +21010,7 @@
       </w:rPr>
     </w:lvl>
   </w:abstractNum>
-  <w:abstractNum w:abstractNumId="61" w15:restartNumberingAfterBreak="0">
+  <w:abstractNum w:abstractNumId="62" w15:restartNumberingAfterBreak="0">
     <w:nsid w:val="3540135F"/>
     <w:multiLevelType w:val="multilevel"/>
     <w:tmpl w:val="BB568836"/>
@@ -21286,7 +21159,7 @@
       </w:rPr>
     </w:lvl>
   </w:abstractNum>
-  <w:abstractNum w:abstractNumId="62" w15:restartNumberingAfterBreak="0">
+  <w:abstractNum w:abstractNumId="63" w15:restartNumberingAfterBreak="0">
     <w:nsid w:val="365E6E27"/>
     <w:multiLevelType w:val="multilevel"/>
     <w:tmpl w:val="53A410DC"/>
@@ -21435,7 +21308,7 @@
       </w:rPr>
     </w:lvl>
   </w:abstractNum>
-  <w:abstractNum w:abstractNumId="63" w15:restartNumberingAfterBreak="0">
+  <w:abstractNum w:abstractNumId="64" w15:restartNumberingAfterBreak="0">
     <w:nsid w:val="368954B1"/>
     <w:multiLevelType w:val="multilevel"/>
     <w:tmpl w:val="7ECA88AC"/>
@@ -21584,7 +21457,7 @@
       </w:rPr>
     </w:lvl>
   </w:abstractNum>
-  <w:abstractNum w:abstractNumId="64" w15:restartNumberingAfterBreak="0">
+  <w:abstractNum w:abstractNumId="65" w15:restartNumberingAfterBreak="0">
     <w:nsid w:val="36B4639D"/>
     <w:multiLevelType w:val="multilevel"/>
     <w:tmpl w:val="B0E6F868"/>
@@ -21733,7 +21606,7 @@
       </w:rPr>
     </w:lvl>
   </w:abstractNum>
-  <w:abstractNum w:abstractNumId="65" w15:restartNumberingAfterBreak="0">
+  <w:abstractNum w:abstractNumId="66" w15:restartNumberingAfterBreak="0">
     <w:nsid w:val="36E82380"/>
     <w:multiLevelType w:val="multilevel"/>
     <w:tmpl w:val="38EAEE46"/>
@@ -21882,7 +21755,7 @@
       </w:rPr>
     </w:lvl>
   </w:abstractNum>
-  <w:abstractNum w:abstractNumId="66" w15:restartNumberingAfterBreak="0">
+  <w:abstractNum w:abstractNumId="67" w15:restartNumberingAfterBreak="0">
     <w:nsid w:val="372E296F"/>
     <w:multiLevelType w:val="multilevel"/>
     <w:tmpl w:val="A35809D8"/>
@@ -22031,7 +21904,7 @@
       </w:rPr>
     </w:lvl>
   </w:abstractNum>
-  <w:abstractNum w:abstractNumId="67" w15:restartNumberingAfterBreak="0">
+  <w:abstractNum w:abstractNumId="68" w15:restartNumberingAfterBreak="0">
     <w:nsid w:val="37AD30EB"/>
     <w:multiLevelType w:val="multilevel"/>
     <w:tmpl w:val="B30C85F0"/>
@@ -22180,7 +22053,7 @@
       </w:rPr>
     </w:lvl>
   </w:abstractNum>
-  <w:abstractNum w:abstractNumId="68" w15:restartNumberingAfterBreak="0">
+  <w:abstractNum w:abstractNumId="69" w15:restartNumberingAfterBreak="0">
     <w:nsid w:val="392E5AB6"/>
     <w:multiLevelType w:val="multilevel"/>
     <w:tmpl w:val="A78E5B6E"/>
@@ -22329,7 +22202,7 @@
       </w:rPr>
     </w:lvl>
   </w:abstractNum>
-  <w:abstractNum w:abstractNumId="69" w15:restartNumberingAfterBreak="0">
+  <w:abstractNum w:abstractNumId="70" w15:restartNumberingAfterBreak="0">
     <w:nsid w:val="3D0B1388"/>
     <w:multiLevelType w:val="multilevel"/>
     <w:tmpl w:val="FC329430"/>
@@ -22478,7 +22351,7 @@
       </w:rPr>
     </w:lvl>
   </w:abstractNum>
-  <w:abstractNum w:abstractNumId="70" w15:restartNumberingAfterBreak="0">
+  <w:abstractNum w:abstractNumId="71" w15:restartNumberingAfterBreak="0">
     <w:nsid w:val="3DC275B5"/>
     <w:multiLevelType w:val="multilevel"/>
     <w:tmpl w:val="DEE48EB2"/>
@@ -22627,7 +22500,7 @@
       </w:rPr>
     </w:lvl>
   </w:abstractNum>
-  <w:abstractNum w:abstractNumId="71" w15:restartNumberingAfterBreak="0">
+  <w:abstractNum w:abstractNumId="72" w15:restartNumberingAfterBreak="0">
     <w:nsid w:val="3ED24103"/>
     <w:multiLevelType w:val="multilevel"/>
     <w:tmpl w:val="B0508CF4"/>
@@ -22776,7 +22649,7 @@
       </w:rPr>
     </w:lvl>
   </w:abstractNum>
-  <w:abstractNum w:abstractNumId="72" w15:restartNumberingAfterBreak="0">
+  <w:abstractNum w:abstractNumId="73" w15:restartNumberingAfterBreak="0">
     <w:nsid w:val="3EE776AD"/>
     <w:multiLevelType w:val="multilevel"/>
     <w:tmpl w:val="28E68064"/>
@@ -22925,7 +22798,7 @@
       </w:rPr>
     </w:lvl>
   </w:abstractNum>
-  <w:abstractNum w:abstractNumId="73" w15:restartNumberingAfterBreak="0">
+  <w:abstractNum w:abstractNumId="74" w15:restartNumberingAfterBreak="0">
     <w:nsid w:val="41A34CF8"/>
     <w:multiLevelType w:val="multilevel"/>
     <w:tmpl w:val="31CCDF14"/>
@@ -23074,7 +22947,7 @@
       </w:rPr>
     </w:lvl>
   </w:abstractNum>
-  <w:abstractNum w:abstractNumId="74" w15:restartNumberingAfterBreak="0">
+  <w:abstractNum w:abstractNumId="75" w15:restartNumberingAfterBreak="0">
     <w:nsid w:val="42021928"/>
     <w:multiLevelType w:val="multilevel"/>
     <w:tmpl w:val="93C21EBE"/>
@@ -23223,7 +23096,7 @@
       </w:rPr>
     </w:lvl>
   </w:abstractNum>
-  <w:abstractNum w:abstractNumId="75" w15:restartNumberingAfterBreak="0">
+  <w:abstractNum w:abstractNumId="76" w15:restartNumberingAfterBreak="0">
     <w:nsid w:val="42434FB0"/>
     <w:multiLevelType w:val="multilevel"/>
     <w:tmpl w:val="BEB6D394"/>
@@ -23372,7 +23245,7 @@
       </w:rPr>
     </w:lvl>
   </w:abstractNum>
-  <w:abstractNum w:abstractNumId="76" w15:restartNumberingAfterBreak="0">
+  <w:abstractNum w:abstractNumId="77" w15:restartNumberingAfterBreak="0">
     <w:nsid w:val="426C5B13"/>
     <w:multiLevelType w:val="multilevel"/>
     <w:tmpl w:val="59CEA4EA"/>
@@ -23521,7 +23394,7 @@
       </w:rPr>
     </w:lvl>
   </w:abstractNum>
-  <w:abstractNum w:abstractNumId="77" w15:restartNumberingAfterBreak="0">
+  <w:abstractNum w:abstractNumId="78" w15:restartNumberingAfterBreak="0">
     <w:nsid w:val="43380DF5"/>
     <w:multiLevelType w:val="multilevel"/>
     <w:tmpl w:val="502AB7AC"/>
@@ -23670,7 +23543,7 @@
       </w:rPr>
     </w:lvl>
   </w:abstractNum>
-  <w:abstractNum w:abstractNumId="78" w15:restartNumberingAfterBreak="0">
+  <w:abstractNum w:abstractNumId="79" w15:restartNumberingAfterBreak="0">
     <w:nsid w:val="44A65F1E"/>
     <w:multiLevelType w:val="multilevel"/>
     <w:tmpl w:val="7BF62C7C"/>
@@ -23819,7 +23692,7 @@
       </w:rPr>
     </w:lvl>
   </w:abstractNum>
-  <w:abstractNum w:abstractNumId="79" w15:restartNumberingAfterBreak="0">
+  <w:abstractNum w:abstractNumId="80" w15:restartNumberingAfterBreak="0">
     <w:nsid w:val="45E703CA"/>
     <w:multiLevelType w:val="multilevel"/>
     <w:tmpl w:val="263AE01C"/>
@@ -23968,7 +23841,7 @@
       </w:rPr>
     </w:lvl>
   </w:abstractNum>
-  <w:abstractNum w:abstractNumId="80" w15:restartNumberingAfterBreak="0">
+  <w:abstractNum w:abstractNumId="81" w15:restartNumberingAfterBreak="0">
     <w:nsid w:val="464222F1"/>
     <w:multiLevelType w:val="multilevel"/>
     <w:tmpl w:val="463A765A"/>
@@ -24117,7 +23990,7 @@
       </w:rPr>
     </w:lvl>
   </w:abstractNum>
-  <w:abstractNum w:abstractNumId="81" w15:restartNumberingAfterBreak="0">
+  <w:abstractNum w:abstractNumId="82" w15:restartNumberingAfterBreak="0">
     <w:nsid w:val="470D0EBB"/>
     <w:multiLevelType w:val="multilevel"/>
     <w:tmpl w:val="81365B2C"/>
@@ -24266,7 +24139,156 @@
       </w:rPr>
     </w:lvl>
   </w:abstractNum>
-  <w:abstractNum w:abstractNumId="82" w15:restartNumberingAfterBreak="0">
+  <w:abstractNum w:abstractNumId="83" w15:restartNumberingAfterBreak="0">
+    <w:nsid w:val="47985F26"/>
+    <w:multiLevelType w:val="multilevel"/>
+    <w:tmpl w:val="060A0FFA"/>
+    <w:lvl w:ilvl="0">
+      <w:start w:val="1"/>
+      <w:numFmt w:val="bullet"/>
+      <w:lvlText w:val=""/>
+      <w:lvlJc w:val="left"/>
+      <w:pPr>
+        <w:tabs>
+          <w:tab w:val="num" w:pos="720"/>
+        </w:tabs>
+        <w:ind w:left="720" w:hanging="360"/>
+      </w:pPr>
+      <w:rPr>
+        <w:rFonts w:ascii="Symbol" w:hAnsi="Symbol" w:hint="default"/>
+        <w:sz w:val="20"/>
+      </w:rPr>
+    </w:lvl>
+    <w:lvl w:ilvl="1" w:tentative="1">
+      <w:start w:val="1"/>
+      <w:numFmt w:val="bullet"/>
+      <w:lvlText w:val="o"/>
+      <w:lvlJc w:val="left"/>
+      <w:pPr>
+        <w:tabs>
+          <w:tab w:val="num" w:pos="1440"/>
+        </w:tabs>
+        <w:ind w:left="1440" w:hanging="360"/>
+      </w:pPr>
+      <w:rPr>
+        <w:rFonts w:ascii="Courier New" w:hAnsi="Courier New" w:hint="default"/>
+        <w:sz w:val="20"/>
+      </w:rPr>
+    </w:lvl>
+    <w:lvl w:ilvl="2" w:tentative="1">
+      <w:start w:val="1"/>
+      <w:numFmt w:val="bullet"/>
+      <w:lvlText w:val=""/>
+      <w:lvlJc w:val="left"/>
+      <w:pPr>
+        <w:tabs>
+          <w:tab w:val="num" w:pos="2160"/>
+        </w:tabs>
+        <w:ind w:left="2160" w:hanging="360"/>
+      </w:pPr>
+      <w:rPr>
+        <w:rFonts w:ascii="Wingdings" w:hAnsi="Wingdings" w:hint="default"/>
+        <w:sz w:val="20"/>
+      </w:rPr>
+    </w:lvl>
+    <w:lvl w:ilvl="3" w:tentative="1">
+      <w:start w:val="1"/>
+      <w:numFmt w:val="bullet"/>
+      <w:lvlText w:val=""/>
+      <w:lvlJc w:val="left"/>
+      <w:pPr>
+        <w:tabs>
+          <w:tab w:val="num" w:pos="2880"/>
+        </w:tabs>
+        <w:ind w:left="2880" w:hanging="360"/>
+      </w:pPr>
+      <w:rPr>
+        <w:rFonts w:ascii="Wingdings" w:hAnsi="Wingdings" w:hint="default"/>
+        <w:sz w:val="20"/>
+      </w:rPr>
+    </w:lvl>
+    <w:lvl w:ilvl="4" w:tentative="1">
+      <w:start w:val="1"/>
+      <w:numFmt w:val="bullet"/>
+      <w:lvlText w:val=""/>
+      <w:lvlJc w:val="left"/>
+      <w:pPr>
+        <w:tabs>
+          <w:tab w:val="num" w:pos="3600"/>
+        </w:tabs>
+        <w:ind w:left="3600" w:hanging="360"/>
+      </w:pPr>
+      <w:rPr>
+        <w:rFonts w:ascii="Wingdings" w:hAnsi="Wingdings" w:hint="default"/>
+        <w:sz w:val="20"/>
+      </w:rPr>
+    </w:lvl>
+    <w:lvl w:ilvl="5" w:tentative="1">
+      <w:start w:val="1"/>
+      <w:numFmt w:val="bullet"/>
+      <w:lvlText w:val=""/>
+      <w:lvlJc w:val="left"/>
+      <w:pPr>
+        <w:tabs>
+          <w:tab w:val="num" w:pos="4320"/>
+        </w:tabs>
+        <w:ind w:left="4320" w:hanging="360"/>
+      </w:pPr>
+      <w:rPr>
+        <w:rFonts w:ascii="Wingdings" w:hAnsi="Wingdings" w:hint="default"/>
+        <w:sz w:val="20"/>
+      </w:rPr>
+    </w:lvl>
+    <w:lvl w:ilvl="6" w:tentative="1">
+      <w:start w:val="1"/>
+      <w:numFmt w:val="bullet"/>
+      <w:lvlText w:val=""/>
+      <w:lvlJc w:val="left"/>
+      <w:pPr>
+        <w:tabs>
+          <w:tab w:val="num" w:pos="5040"/>
+        </w:tabs>
+        <w:ind w:left="5040" w:hanging="360"/>
+      </w:pPr>
+      <w:rPr>
+        <w:rFonts w:ascii="Wingdings" w:hAnsi="Wingdings" w:hint="default"/>
+        <w:sz w:val="20"/>
+      </w:rPr>
+    </w:lvl>
+    <w:lvl w:ilvl="7" w:tentative="1">
+      <w:start w:val="1"/>
+      <w:numFmt w:val="bullet"/>
+      <w:lvlText w:val=""/>
+      <w:lvlJc w:val="left"/>
+      <w:pPr>
+        <w:tabs>
+          <w:tab w:val="num" w:pos="5760"/>
+        </w:tabs>
+        <w:ind w:left="5760" w:hanging="360"/>
+      </w:pPr>
+      <w:rPr>
+        <w:rFonts w:ascii="Wingdings" w:hAnsi="Wingdings" w:hint="default"/>
+        <w:sz w:val="20"/>
+      </w:rPr>
+    </w:lvl>
+    <w:lvl w:ilvl="8" w:tentative="1">
+      <w:start w:val="1"/>
+      <w:numFmt w:val="bullet"/>
+      <w:lvlText w:val=""/>
+      <w:lvlJc w:val="left"/>
+      <w:pPr>
+        <w:tabs>
+          <w:tab w:val="num" w:pos="6480"/>
+        </w:tabs>
+        <w:ind w:left="6480" w:hanging="360"/>
+      </w:pPr>
+      <w:rPr>
+        <w:rFonts w:ascii="Wingdings" w:hAnsi="Wingdings" w:hint="default"/>
+        <w:sz w:val="20"/>
+      </w:rPr>
+    </w:lvl>
+  </w:abstractNum>
+  <w:abstractNum w:abstractNumId="84" w15:restartNumberingAfterBreak="0">
     <w:nsid w:val="48D13D45"/>
     <w:multiLevelType w:val="multilevel"/>
     <w:tmpl w:val="9BD26B8A"/>
@@ -24415,7 +24437,7 @@
       </w:rPr>
     </w:lvl>
   </w:abstractNum>
-  <w:abstractNum w:abstractNumId="83" w15:restartNumberingAfterBreak="0">
+  <w:abstractNum w:abstractNumId="85" w15:restartNumberingAfterBreak="0">
     <w:nsid w:val="49533CB5"/>
     <w:multiLevelType w:val="multilevel"/>
     <w:tmpl w:val="4362940A"/>
@@ -24564,7 +24586,7 @@
       </w:rPr>
     </w:lvl>
   </w:abstractNum>
-  <w:abstractNum w:abstractNumId="84" w15:restartNumberingAfterBreak="0">
+  <w:abstractNum w:abstractNumId="86" w15:restartNumberingAfterBreak="0">
     <w:nsid w:val="4ABF56F6"/>
     <w:multiLevelType w:val="multilevel"/>
     <w:tmpl w:val="DE2CD9D6"/>
@@ -24713,7 +24735,7 @@
       </w:rPr>
     </w:lvl>
   </w:abstractNum>
-  <w:abstractNum w:abstractNumId="85" w15:restartNumberingAfterBreak="0">
+  <w:abstractNum w:abstractNumId="87" w15:restartNumberingAfterBreak="0">
     <w:nsid w:val="4B320D31"/>
     <w:multiLevelType w:val="multilevel"/>
     <w:tmpl w:val="955C5292"/>
@@ -24862,7 +24884,7 @@
       </w:rPr>
     </w:lvl>
   </w:abstractNum>
-  <w:abstractNum w:abstractNumId="86" w15:restartNumberingAfterBreak="0">
+  <w:abstractNum w:abstractNumId="88" w15:restartNumberingAfterBreak="0">
     <w:nsid w:val="4C0A5038"/>
     <w:multiLevelType w:val="multilevel"/>
     <w:tmpl w:val="7026D748"/>
@@ -25011,7 +25033,7 @@
       </w:rPr>
     </w:lvl>
   </w:abstractNum>
-  <w:abstractNum w:abstractNumId="87" w15:restartNumberingAfterBreak="0">
+  <w:abstractNum w:abstractNumId="89" w15:restartNumberingAfterBreak="0">
     <w:nsid w:val="4C2B45AA"/>
     <w:multiLevelType w:val="multilevel"/>
     <w:tmpl w:val="8A3218D8"/>
@@ -25160,7 +25182,7 @@
       </w:rPr>
     </w:lvl>
   </w:abstractNum>
-  <w:abstractNum w:abstractNumId="88" w15:restartNumberingAfterBreak="0">
+  <w:abstractNum w:abstractNumId="90" w15:restartNumberingAfterBreak="0">
     <w:nsid w:val="4C4541A8"/>
     <w:multiLevelType w:val="multilevel"/>
     <w:tmpl w:val="010450BE"/>
@@ -25309,7 +25331,7 @@
       </w:rPr>
     </w:lvl>
   </w:abstractNum>
-  <w:abstractNum w:abstractNumId="89" w15:restartNumberingAfterBreak="0">
+  <w:abstractNum w:abstractNumId="91" w15:restartNumberingAfterBreak="0">
     <w:nsid w:val="4C9F3031"/>
     <w:multiLevelType w:val="multilevel"/>
     <w:tmpl w:val="06C86468"/>
@@ -25458,7 +25480,7 @@
       </w:rPr>
     </w:lvl>
   </w:abstractNum>
-  <w:abstractNum w:abstractNumId="90" w15:restartNumberingAfterBreak="0">
+  <w:abstractNum w:abstractNumId="92" w15:restartNumberingAfterBreak="0">
     <w:nsid w:val="4CC43DAB"/>
     <w:multiLevelType w:val="multilevel"/>
     <w:tmpl w:val="0232794A"/>
@@ -25607,7 +25629,7 @@
       </w:rPr>
     </w:lvl>
   </w:abstractNum>
-  <w:abstractNum w:abstractNumId="91" w15:restartNumberingAfterBreak="0">
+  <w:abstractNum w:abstractNumId="93" w15:restartNumberingAfterBreak="0">
     <w:nsid w:val="4CFA51AE"/>
     <w:multiLevelType w:val="multilevel"/>
     <w:tmpl w:val="7A521610"/>
@@ -25756,7 +25778,7 @@
       </w:rPr>
     </w:lvl>
   </w:abstractNum>
-  <w:abstractNum w:abstractNumId="92" w15:restartNumberingAfterBreak="0">
+  <w:abstractNum w:abstractNumId="94" w15:restartNumberingAfterBreak="0">
     <w:nsid w:val="4D991F07"/>
     <w:multiLevelType w:val="multilevel"/>
     <w:tmpl w:val="23ACD898"/>
@@ -25905,7 +25927,7 @@
       </w:rPr>
     </w:lvl>
   </w:abstractNum>
-  <w:abstractNum w:abstractNumId="93" w15:restartNumberingAfterBreak="0">
+  <w:abstractNum w:abstractNumId="95" w15:restartNumberingAfterBreak="0">
     <w:nsid w:val="4E3504EE"/>
     <w:multiLevelType w:val="multilevel"/>
     <w:tmpl w:val="801672FA"/>
@@ -26054,7 +26076,7 @@
       </w:rPr>
     </w:lvl>
   </w:abstractNum>
-  <w:abstractNum w:abstractNumId="94" w15:restartNumberingAfterBreak="0">
+  <w:abstractNum w:abstractNumId="96" w15:restartNumberingAfterBreak="0">
     <w:nsid w:val="4E956C2C"/>
     <w:multiLevelType w:val="multilevel"/>
     <w:tmpl w:val="473057F8"/>
@@ -26203,7 +26225,7 @@
       </w:rPr>
     </w:lvl>
   </w:abstractNum>
-  <w:abstractNum w:abstractNumId="95" w15:restartNumberingAfterBreak="0">
+  <w:abstractNum w:abstractNumId="97" w15:restartNumberingAfterBreak="0">
     <w:nsid w:val="4F5950D0"/>
     <w:multiLevelType w:val="multilevel"/>
     <w:tmpl w:val="125A75BC"/>
@@ -26352,7 +26374,7 @@
       </w:rPr>
     </w:lvl>
   </w:abstractNum>
-  <w:abstractNum w:abstractNumId="96" w15:restartNumberingAfterBreak="0">
+  <w:abstractNum w:abstractNumId="98" w15:restartNumberingAfterBreak="0">
     <w:nsid w:val="4F7507C4"/>
     <w:multiLevelType w:val="multilevel"/>
     <w:tmpl w:val="52F60548"/>
@@ -26501,7 +26523,7 @@
       </w:rPr>
     </w:lvl>
   </w:abstractNum>
-  <w:abstractNum w:abstractNumId="97" w15:restartNumberingAfterBreak="0">
+  <w:abstractNum w:abstractNumId="99" w15:restartNumberingAfterBreak="0">
     <w:nsid w:val="4FA37616"/>
     <w:multiLevelType w:val="multilevel"/>
     <w:tmpl w:val="1B142F9C"/>
@@ -26650,7 +26672,7 @@
       </w:rPr>
     </w:lvl>
   </w:abstractNum>
-  <w:abstractNum w:abstractNumId="98" w15:restartNumberingAfterBreak="0">
+  <w:abstractNum w:abstractNumId="100" w15:restartNumberingAfterBreak="0">
     <w:nsid w:val="500B01D6"/>
     <w:multiLevelType w:val="multilevel"/>
     <w:tmpl w:val="196224F8"/>
@@ -26799,7 +26821,7 @@
       </w:rPr>
     </w:lvl>
   </w:abstractNum>
-  <w:abstractNum w:abstractNumId="99" w15:restartNumberingAfterBreak="0">
+  <w:abstractNum w:abstractNumId="101" w15:restartNumberingAfterBreak="0">
     <w:nsid w:val="50133A20"/>
     <w:multiLevelType w:val="multilevel"/>
     <w:tmpl w:val="5AD4DDFC"/>
@@ -26948,7 +26970,7 @@
       </w:rPr>
     </w:lvl>
   </w:abstractNum>
-  <w:abstractNum w:abstractNumId="100" w15:restartNumberingAfterBreak="0">
+  <w:abstractNum w:abstractNumId="102" w15:restartNumberingAfterBreak="0">
     <w:nsid w:val="50370A83"/>
     <w:multiLevelType w:val="multilevel"/>
     <w:tmpl w:val="01D8F686"/>
@@ -27097,7 +27119,7 @@
       </w:rPr>
     </w:lvl>
   </w:abstractNum>
-  <w:abstractNum w:abstractNumId="101" w15:restartNumberingAfterBreak="0">
+  <w:abstractNum w:abstractNumId="103" w15:restartNumberingAfterBreak="0">
     <w:nsid w:val="504417BD"/>
     <w:multiLevelType w:val="multilevel"/>
     <w:tmpl w:val="AC9A255A"/>
@@ -27246,7 +27268,7 @@
       </w:rPr>
     </w:lvl>
   </w:abstractNum>
-  <w:abstractNum w:abstractNumId="102" w15:restartNumberingAfterBreak="0">
+  <w:abstractNum w:abstractNumId="104" w15:restartNumberingAfterBreak="0">
     <w:nsid w:val="50BF7FF4"/>
     <w:multiLevelType w:val="multilevel"/>
     <w:tmpl w:val="01B24716"/>
@@ -27395,7 +27417,7 @@
       </w:rPr>
     </w:lvl>
   </w:abstractNum>
-  <w:abstractNum w:abstractNumId="103" w15:restartNumberingAfterBreak="0">
+  <w:abstractNum w:abstractNumId="105" w15:restartNumberingAfterBreak="0">
     <w:nsid w:val="50E474B1"/>
     <w:multiLevelType w:val="multilevel"/>
     <w:tmpl w:val="0D222658"/>
@@ -27544,7 +27566,7 @@
       </w:rPr>
     </w:lvl>
   </w:abstractNum>
-  <w:abstractNum w:abstractNumId="104" w15:restartNumberingAfterBreak="0">
+  <w:abstractNum w:abstractNumId="106" w15:restartNumberingAfterBreak="0">
     <w:nsid w:val="50F64448"/>
     <w:multiLevelType w:val="multilevel"/>
     <w:tmpl w:val="6908CB6E"/>
@@ -27693,7 +27715,7 @@
       </w:rPr>
     </w:lvl>
   </w:abstractNum>
-  <w:abstractNum w:abstractNumId="105" w15:restartNumberingAfterBreak="0">
+  <w:abstractNum w:abstractNumId="107" w15:restartNumberingAfterBreak="0">
     <w:nsid w:val="52106791"/>
     <w:multiLevelType w:val="multilevel"/>
     <w:tmpl w:val="F05EC948"/>
@@ -27842,7 +27864,7 @@
       </w:rPr>
     </w:lvl>
   </w:abstractNum>
-  <w:abstractNum w:abstractNumId="106" w15:restartNumberingAfterBreak="0">
+  <w:abstractNum w:abstractNumId="108" w15:restartNumberingAfterBreak="0">
     <w:nsid w:val="524F7079"/>
     <w:multiLevelType w:val="multilevel"/>
     <w:tmpl w:val="380EDFD8"/>
@@ -27955,7 +27977,7 @@
       </w:pPr>
     </w:lvl>
   </w:abstractNum>
-  <w:abstractNum w:abstractNumId="107" w15:restartNumberingAfterBreak="0">
+  <w:abstractNum w:abstractNumId="109" w15:restartNumberingAfterBreak="0">
     <w:nsid w:val="53A3631B"/>
     <w:multiLevelType w:val="multilevel"/>
     <w:tmpl w:val="9E9AE618"/>
@@ -28104,7 +28126,7 @@
       </w:rPr>
     </w:lvl>
   </w:abstractNum>
-  <w:abstractNum w:abstractNumId="108" w15:restartNumberingAfterBreak="0">
+  <w:abstractNum w:abstractNumId="110" w15:restartNumberingAfterBreak="0">
     <w:nsid w:val="53B2265B"/>
     <w:multiLevelType w:val="multilevel"/>
     <w:tmpl w:val="7634127E"/>
@@ -28253,7 +28275,7 @@
       </w:rPr>
     </w:lvl>
   </w:abstractNum>
-  <w:abstractNum w:abstractNumId="109" w15:restartNumberingAfterBreak="0">
+  <w:abstractNum w:abstractNumId="111" w15:restartNumberingAfterBreak="0">
     <w:nsid w:val="54B619FB"/>
     <w:multiLevelType w:val="multilevel"/>
     <w:tmpl w:val="BB6CD40C"/>
@@ -28402,7 +28424,7 @@
       </w:rPr>
     </w:lvl>
   </w:abstractNum>
-  <w:abstractNum w:abstractNumId="110" w15:restartNumberingAfterBreak="0">
+  <w:abstractNum w:abstractNumId="112" w15:restartNumberingAfterBreak="0">
     <w:nsid w:val="54B72E68"/>
     <w:multiLevelType w:val="multilevel"/>
     <w:tmpl w:val="0BAE7AAE"/>
@@ -28551,7 +28573,7 @@
       </w:rPr>
     </w:lvl>
   </w:abstractNum>
-  <w:abstractNum w:abstractNumId="111" w15:restartNumberingAfterBreak="0">
+  <w:abstractNum w:abstractNumId="113" w15:restartNumberingAfterBreak="0">
     <w:nsid w:val="55DD5604"/>
     <w:multiLevelType w:val="multilevel"/>
     <w:tmpl w:val="32381A54"/>
@@ -28700,7 +28722,7 @@
       </w:rPr>
     </w:lvl>
   </w:abstractNum>
-  <w:abstractNum w:abstractNumId="112" w15:restartNumberingAfterBreak="0">
+  <w:abstractNum w:abstractNumId="114" w15:restartNumberingAfterBreak="0">
     <w:nsid w:val="56567B8C"/>
     <w:multiLevelType w:val="multilevel"/>
     <w:tmpl w:val="FE6E8D76"/>
@@ -28849,7 +28871,7 @@
       </w:rPr>
     </w:lvl>
   </w:abstractNum>
-  <w:abstractNum w:abstractNumId="113" w15:restartNumberingAfterBreak="0">
+  <w:abstractNum w:abstractNumId="115" w15:restartNumberingAfterBreak="0">
     <w:nsid w:val="57D42015"/>
     <w:multiLevelType w:val="multilevel"/>
     <w:tmpl w:val="F7F62314"/>
@@ -28998,7 +29020,7 @@
       </w:rPr>
     </w:lvl>
   </w:abstractNum>
-  <w:abstractNum w:abstractNumId="114" w15:restartNumberingAfterBreak="0">
+  <w:abstractNum w:abstractNumId="116" w15:restartNumberingAfterBreak="0">
     <w:nsid w:val="57FA528C"/>
     <w:multiLevelType w:val="multilevel"/>
     <w:tmpl w:val="15C462C4"/>
@@ -29143,7 +29165,7 @@
       </w:rPr>
     </w:lvl>
   </w:abstractNum>
-  <w:abstractNum w:abstractNumId="115" w15:restartNumberingAfterBreak="0">
+  <w:abstractNum w:abstractNumId="117" w15:restartNumberingAfterBreak="0">
     <w:nsid w:val="58015688"/>
     <w:multiLevelType w:val="multilevel"/>
     <w:tmpl w:val="DCE4D94A"/>
@@ -29256,7 +29278,7 @@
       </w:pPr>
     </w:lvl>
   </w:abstractNum>
-  <w:abstractNum w:abstractNumId="116" w15:restartNumberingAfterBreak="0">
+  <w:abstractNum w:abstractNumId="118" w15:restartNumberingAfterBreak="0">
     <w:nsid w:val="588D6FFB"/>
     <w:multiLevelType w:val="multilevel"/>
     <w:tmpl w:val="6A98C2FA"/>
@@ -29405,7 +29427,7 @@
       </w:rPr>
     </w:lvl>
   </w:abstractNum>
-  <w:abstractNum w:abstractNumId="117" w15:restartNumberingAfterBreak="0">
+  <w:abstractNum w:abstractNumId="119" w15:restartNumberingAfterBreak="0">
     <w:nsid w:val="58EB76EE"/>
     <w:multiLevelType w:val="multilevel"/>
     <w:tmpl w:val="9138A3BC"/>
@@ -29554,7 +29576,7 @@
       </w:rPr>
     </w:lvl>
   </w:abstractNum>
-  <w:abstractNum w:abstractNumId="118" w15:restartNumberingAfterBreak="0">
+  <w:abstractNum w:abstractNumId="120" w15:restartNumberingAfterBreak="0">
     <w:nsid w:val="5A1468A0"/>
     <w:multiLevelType w:val="multilevel"/>
     <w:tmpl w:val="FC3AED5C"/>
@@ -29703,7 +29725,7 @@
       </w:rPr>
     </w:lvl>
   </w:abstractNum>
-  <w:abstractNum w:abstractNumId="119" w15:restartNumberingAfterBreak="0">
+  <w:abstractNum w:abstractNumId="121" w15:restartNumberingAfterBreak="0">
     <w:nsid w:val="5A2D2A04"/>
     <w:multiLevelType w:val="multilevel"/>
     <w:tmpl w:val="4468C67E"/>
@@ -29852,7 +29874,7 @@
       </w:rPr>
     </w:lvl>
   </w:abstractNum>
-  <w:abstractNum w:abstractNumId="120" w15:restartNumberingAfterBreak="0">
+  <w:abstractNum w:abstractNumId="122" w15:restartNumberingAfterBreak="0">
     <w:nsid w:val="5B0231C2"/>
     <w:multiLevelType w:val="multilevel"/>
     <w:tmpl w:val="4AE21344"/>
@@ -30001,7 +30023,7 @@
       </w:rPr>
     </w:lvl>
   </w:abstractNum>
-  <w:abstractNum w:abstractNumId="121" w15:restartNumberingAfterBreak="0">
+  <w:abstractNum w:abstractNumId="123" w15:restartNumberingAfterBreak="0">
     <w:nsid w:val="5BD11A79"/>
     <w:multiLevelType w:val="multilevel"/>
     <w:tmpl w:val="A32C3BAE"/>
@@ -30150,7 +30172,7 @@
       </w:rPr>
     </w:lvl>
   </w:abstractNum>
-  <w:abstractNum w:abstractNumId="122" w15:restartNumberingAfterBreak="0">
+  <w:abstractNum w:abstractNumId="124" w15:restartNumberingAfterBreak="0">
     <w:nsid w:val="5C19626A"/>
     <w:multiLevelType w:val="multilevel"/>
     <w:tmpl w:val="96FA7372"/>
@@ -30299,7 +30321,7 @@
       </w:rPr>
     </w:lvl>
   </w:abstractNum>
-  <w:abstractNum w:abstractNumId="123" w15:restartNumberingAfterBreak="0">
+  <w:abstractNum w:abstractNumId="125" w15:restartNumberingAfterBreak="0">
     <w:nsid w:val="5CAF68EE"/>
     <w:multiLevelType w:val="multilevel"/>
     <w:tmpl w:val="67941770"/>
@@ -30448,7 +30470,7 @@
       </w:rPr>
     </w:lvl>
   </w:abstractNum>
-  <w:abstractNum w:abstractNumId="124" w15:restartNumberingAfterBreak="0">
+  <w:abstractNum w:abstractNumId="126" w15:restartNumberingAfterBreak="0">
     <w:nsid w:val="5CD64B30"/>
     <w:multiLevelType w:val="multilevel"/>
     <w:tmpl w:val="62306982"/>
@@ -30597,7 +30619,7 @@
       </w:rPr>
     </w:lvl>
   </w:abstractNum>
-  <w:abstractNum w:abstractNumId="125" w15:restartNumberingAfterBreak="0">
+  <w:abstractNum w:abstractNumId="127" w15:restartNumberingAfterBreak="0">
     <w:nsid w:val="5D820706"/>
     <w:multiLevelType w:val="multilevel"/>
     <w:tmpl w:val="36141236"/>
@@ -30746,7 +30768,7 @@
       </w:rPr>
     </w:lvl>
   </w:abstractNum>
-  <w:abstractNum w:abstractNumId="126" w15:restartNumberingAfterBreak="0">
+  <w:abstractNum w:abstractNumId="128" w15:restartNumberingAfterBreak="0">
     <w:nsid w:val="5E496918"/>
     <w:multiLevelType w:val="multilevel"/>
     <w:tmpl w:val="24181B78"/>
@@ -30895,7 +30917,7 @@
       </w:rPr>
     </w:lvl>
   </w:abstractNum>
-  <w:abstractNum w:abstractNumId="127" w15:restartNumberingAfterBreak="0">
+  <w:abstractNum w:abstractNumId="129" w15:restartNumberingAfterBreak="0">
     <w:nsid w:val="5EB91A74"/>
     <w:multiLevelType w:val="multilevel"/>
     <w:tmpl w:val="1B3AED12"/>
@@ -31044,7 +31066,7 @@
       </w:rPr>
     </w:lvl>
   </w:abstractNum>
-  <w:abstractNum w:abstractNumId="128" w15:restartNumberingAfterBreak="0">
+  <w:abstractNum w:abstractNumId="130" w15:restartNumberingAfterBreak="0">
     <w:nsid w:val="5FCE276E"/>
     <w:multiLevelType w:val="multilevel"/>
     <w:tmpl w:val="A914D128"/>
@@ -31193,7 +31215,7 @@
       </w:rPr>
     </w:lvl>
   </w:abstractNum>
-  <w:abstractNum w:abstractNumId="129" w15:restartNumberingAfterBreak="0">
+  <w:abstractNum w:abstractNumId="131" w15:restartNumberingAfterBreak="0">
     <w:nsid w:val="625D45B6"/>
     <w:multiLevelType w:val="multilevel"/>
     <w:tmpl w:val="1630A034"/>
@@ -31342,7 +31364,7 @@
       </w:rPr>
     </w:lvl>
   </w:abstractNum>
-  <w:abstractNum w:abstractNumId="130" w15:restartNumberingAfterBreak="0">
+  <w:abstractNum w:abstractNumId="132" w15:restartNumberingAfterBreak="0">
     <w:nsid w:val="643B7CA5"/>
     <w:multiLevelType w:val="multilevel"/>
     <w:tmpl w:val="202A3040"/>
@@ -31491,7 +31513,7 @@
       </w:rPr>
     </w:lvl>
   </w:abstractNum>
-  <w:abstractNum w:abstractNumId="131" w15:restartNumberingAfterBreak="0">
+  <w:abstractNum w:abstractNumId="133" w15:restartNumberingAfterBreak="0">
     <w:nsid w:val="64FC62FD"/>
     <w:multiLevelType w:val="multilevel"/>
     <w:tmpl w:val="9B82307A"/>
@@ -31640,7 +31662,7 @@
       </w:rPr>
     </w:lvl>
   </w:abstractNum>
-  <w:abstractNum w:abstractNumId="132" w15:restartNumberingAfterBreak="0">
+  <w:abstractNum w:abstractNumId="134" w15:restartNumberingAfterBreak="0">
     <w:nsid w:val="65024FC6"/>
     <w:multiLevelType w:val="multilevel"/>
     <w:tmpl w:val="6234E562"/>
@@ -31789,7 +31811,7 @@
       </w:rPr>
     </w:lvl>
   </w:abstractNum>
-  <w:abstractNum w:abstractNumId="133" w15:restartNumberingAfterBreak="0">
+  <w:abstractNum w:abstractNumId="135" w15:restartNumberingAfterBreak="0">
     <w:nsid w:val="65B22E84"/>
     <w:multiLevelType w:val="multilevel"/>
     <w:tmpl w:val="7FEE3B4A"/>
@@ -31938,7 +31960,7 @@
       </w:rPr>
     </w:lvl>
   </w:abstractNum>
-  <w:abstractNum w:abstractNumId="134" w15:restartNumberingAfterBreak="0">
+  <w:abstractNum w:abstractNumId="136" w15:restartNumberingAfterBreak="0">
     <w:nsid w:val="66175691"/>
     <w:multiLevelType w:val="multilevel"/>
     <w:tmpl w:val="6E5414A8"/>
@@ -32087,7 +32109,7 @@
       </w:rPr>
     </w:lvl>
   </w:abstractNum>
-  <w:abstractNum w:abstractNumId="135" w15:restartNumberingAfterBreak="0">
+  <w:abstractNum w:abstractNumId="137" w15:restartNumberingAfterBreak="0">
     <w:nsid w:val="66D669DC"/>
     <w:multiLevelType w:val="multilevel"/>
     <w:tmpl w:val="B14AE6B8"/>
@@ -32236,7 +32258,7 @@
       </w:rPr>
     </w:lvl>
   </w:abstractNum>
-  <w:abstractNum w:abstractNumId="136" w15:restartNumberingAfterBreak="0">
+  <w:abstractNum w:abstractNumId="138" w15:restartNumberingAfterBreak="0">
     <w:nsid w:val="66DE268D"/>
     <w:multiLevelType w:val="multilevel"/>
     <w:tmpl w:val="45DC8B2C"/>
@@ -32385,7 +32407,7 @@
       </w:rPr>
     </w:lvl>
   </w:abstractNum>
-  <w:abstractNum w:abstractNumId="137" w15:restartNumberingAfterBreak="0">
+  <w:abstractNum w:abstractNumId="139" w15:restartNumberingAfterBreak="0">
     <w:nsid w:val="67D7021E"/>
     <w:multiLevelType w:val="multilevel"/>
     <w:tmpl w:val="A93029EC"/>
@@ -32534,7 +32556,7 @@
       </w:rPr>
     </w:lvl>
   </w:abstractNum>
-  <w:abstractNum w:abstractNumId="138" w15:restartNumberingAfterBreak="0">
+  <w:abstractNum w:abstractNumId="140" w15:restartNumberingAfterBreak="0">
     <w:nsid w:val="68AE22B9"/>
     <w:multiLevelType w:val="multilevel"/>
     <w:tmpl w:val="833641D2"/>
@@ -32683,7 +32705,7 @@
       </w:rPr>
     </w:lvl>
   </w:abstractNum>
-  <w:abstractNum w:abstractNumId="139" w15:restartNumberingAfterBreak="0">
+  <w:abstractNum w:abstractNumId="141" w15:restartNumberingAfterBreak="0">
     <w:nsid w:val="69A810C3"/>
     <w:multiLevelType w:val="multilevel"/>
     <w:tmpl w:val="9C0E593A"/>
@@ -32832,7 +32854,7 @@
       </w:rPr>
     </w:lvl>
   </w:abstractNum>
-  <w:abstractNum w:abstractNumId="140" w15:restartNumberingAfterBreak="0">
+  <w:abstractNum w:abstractNumId="142" w15:restartNumberingAfterBreak="0">
     <w:nsid w:val="69C45224"/>
     <w:multiLevelType w:val="multilevel"/>
     <w:tmpl w:val="0598ECCA"/>
@@ -32981,7 +33003,7 @@
       </w:rPr>
     </w:lvl>
   </w:abstractNum>
-  <w:abstractNum w:abstractNumId="141" w15:restartNumberingAfterBreak="0">
+  <w:abstractNum w:abstractNumId="143" w15:restartNumberingAfterBreak="0">
     <w:nsid w:val="6AFA3B33"/>
     <w:multiLevelType w:val="multilevel"/>
     <w:tmpl w:val="94FC0D28"/>
@@ -33130,7 +33152,7 @@
       </w:rPr>
     </w:lvl>
   </w:abstractNum>
-  <w:abstractNum w:abstractNumId="142" w15:restartNumberingAfterBreak="0">
+  <w:abstractNum w:abstractNumId="144" w15:restartNumberingAfterBreak="0">
     <w:nsid w:val="6BCF3A38"/>
     <w:multiLevelType w:val="multilevel"/>
     <w:tmpl w:val="75BC264A"/>
@@ -33279,7 +33301,7 @@
       </w:rPr>
     </w:lvl>
   </w:abstractNum>
-  <w:abstractNum w:abstractNumId="143" w15:restartNumberingAfterBreak="0">
+  <w:abstractNum w:abstractNumId="145" w15:restartNumberingAfterBreak="0">
     <w:nsid w:val="6BCF4090"/>
     <w:multiLevelType w:val="multilevel"/>
     <w:tmpl w:val="0EA41A9E"/>
@@ -33428,7 +33450,7 @@
       </w:rPr>
     </w:lvl>
   </w:abstractNum>
-  <w:abstractNum w:abstractNumId="144" w15:restartNumberingAfterBreak="0">
+  <w:abstractNum w:abstractNumId="146" w15:restartNumberingAfterBreak="0">
     <w:nsid w:val="6C722321"/>
     <w:multiLevelType w:val="multilevel"/>
     <w:tmpl w:val="DE60CC62"/>
@@ -33577,7 +33599,7 @@
       </w:rPr>
     </w:lvl>
   </w:abstractNum>
-  <w:abstractNum w:abstractNumId="145" w15:restartNumberingAfterBreak="0">
+  <w:abstractNum w:abstractNumId="147" w15:restartNumberingAfterBreak="0">
     <w:nsid w:val="6D8148DB"/>
     <w:multiLevelType w:val="multilevel"/>
     <w:tmpl w:val="6CC67650"/>
@@ -33726,7 +33748,7 @@
       </w:rPr>
     </w:lvl>
   </w:abstractNum>
-  <w:abstractNum w:abstractNumId="146" w15:restartNumberingAfterBreak="0">
+  <w:abstractNum w:abstractNumId="148" w15:restartNumberingAfterBreak="0">
     <w:nsid w:val="6E7424C5"/>
     <w:multiLevelType w:val="multilevel"/>
     <w:tmpl w:val="BE50B52E"/>
@@ -33875,7 +33897,7 @@
       </w:rPr>
     </w:lvl>
   </w:abstractNum>
-  <w:abstractNum w:abstractNumId="147" w15:restartNumberingAfterBreak="0">
+  <w:abstractNum w:abstractNumId="149" w15:restartNumberingAfterBreak="0">
     <w:nsid w:val="6EEB6B7F"/>
     <w:multiLevelType w:val="multilevel"/>
     <w:tmpl w:val="7AEC27CA"/>
@@ -34024,7 +34046,7 @@
       </w:rPr>
     </w:lvl>
   </w:abstractNum>
-  <w:abstractNum w:abstractNumId="148" w15:restartNumberingAfterBreak="0">
+  <w:abstractNum w:abstractNumId="150" w15:restartNumberingAfterBreak="0">
     <w:nsid w:val="6F0C5EA2"/>
     <w:multiLevelType w:val="multilevel"/>
     <w:tmpl w:val="59B85AFE"/>
@@ -34173,7 +34195,7 @@
       </w:rPr>
     </w:lvl>
   </w:abstractNum>
-  <w:abstractNum w:abstractNumId="149" w15:restartNumberingAfterBreak="0">
+  <w:abstractNum w:abstractNumId="151" w15:restartNumberingAfterBreak="0">
     <w:nsid w:val="6FFC5922"/>
     <w:multiLevelType w:val="multilevel"/>
     <w:tmpl w:val="71AA1D96"/>
@@ -34322,7 +34344,7 @@
       </w:rPr>
     </w:lvl>
   </w:abstractNum>
-  <w:abstractNum w:abstractNumId="150" w15:restartNumberingAfterBreak="0">
+  <w:abstractNum w:abstractNumId="152" w15:restartNumberingAfterBreak="0">
     <w:nsid w:val="70581CD5"/>
     <w:multiLevelType w:val="multilevel"/>
     <w:tmpl w:val="78863F3E"/>
@@ -34471,7 +34493,7 @@
       </w:rPr>
     </w:lvl>
   </w:abstractNum>
-  <w:abstractNum w:abstractNumId="151" w15:restartNumberingAfterBreak="0">
+  <w:abstractNum w:abstractNumId="153" w15:restartNumberingAfterBreak="0">
     <w:nsid w:val="70B52615"/>
     <w:multiLevelType w:val="multilevel"/>
     <w:tmpl w:val="64C0A856"/>
@@ -34620,7 +34642,7 @@
       </w:rPr>
     </w:lvl>
   </w:abstractNum>
-  <w:abstractNum w:abstractNumId="152" w15:restartNumberingAfterBreak="0">
+  <w:abstractNum w:abstractNumId="154" w15:restartNumberingAfterBreak="0">
     <w:nsid w:val="70F36AA1"/>
     <w:multiLevelType w:val="multilevel"/>
     <w:tmpl w:val="E480AE64"/>
@@ -34769,7 +34791,7 @@
       </w:rPr>
     </w:lvl>
   </w:abstractNum>
-  <w:abstractNum w:abstractNumId="153" w15:restartNumberingAfterBreak="0">
+  <w:abstractNum w:abstractNumId="155" w15:restartNumberingAfterBreak="0">
     <w:nsid w:val="714A78D8"/>
     <w:multiLevelType w:val="multilevel"/>
     <w:tmpl w:val="B55E8EF4"/>
@@ -34918,7 +34940,7 @@
       </w:rPr>
     </w:lvl>
   </w:abstractNum>
-  <w:abstractNum w:abstractNumId="154" w15:restartNumberingAfterBreak="0">
+  <w:abstractNum w:abstractNumId="156" w15:restartNumberingAfterBreak="0">
     <w:nsid w:val="717B4B0D"/>
     <w:multiLevelType w:val="multilevel"/>
     <w:tmpl w:val="D82CBEDC"/>
@@ -35067,7 +35089,7 @@
       </w:rPr>
     </w:lvl>
   </w:abstractNum>
-  <w:abstractNum w:abstractNumId="155" w15:restartNumberingAfterBreak="0">
+  <w:abstractNum w:abstractNumId="157" w15:restartNumberingAfterBreak="0">
     <w:nsid w:val="717E4189"/>
     <w:multiLevelType w:val="multilevel"/>
     <w:tmpl w:val="E95E6B30"/>
@@ -35180,7 +35202,7 @@
       </w:pPr>
     </w:lvl>
   </w:abstractNum>
-  <w:abstractNum w:abstractNumId="156" w15:restartNumberingAfterBreak="0">
+  <w:abstractNum w:abstractNumId="158" w15:restartNumberingAfterBreak="0">
     <w:nsid w:val="743151B8"/>
     <w:multiLevelType w:val="multilevel"/>
     <w:tmpl w:val="6D2CA018"/>
@@ -35329,7 +35351,7 @@
       </w:rPr>
     </w:lvl>
   </w:abstractNum>
-  <w:abstractNum w:abstractNumId="157" w15:restartNumberingAfterBreak="0">
+  <w:abstractNum w:abstractNumId="159" w15:restartNumberingAfterBreak="0">
     <w:nsid w:val="767A09DE"/>
     <w:multiLevelType w:val="multilevel"/>
     <w:tmpl w:val="908E0866"/>
@@ -35478,7 +35500,7 @@
       </w:rPr>
     </w:lvl>
   </w:abstractNum>
-  <w:abstractNum w:abstractNumId="158" w15:restartNumberingAfterBreak="0">
+  <w:abstractNum w:abstractNumId="160" w15:restartNumberingAfterBreak="0">
     <w:nsid w:val="780C4147"/>
     <w:multiLevelType w:val="multilevel"/>
     <w:tmpl w:val="FC2E3D86"/>
@@ -35591,7 +35613,7 @@
       </w:pPr>
     </w:lvl>
   </w:abstractNum>
-  <w:abstractNum w:abstractNumId="159" w15:restartNumberingAfterBreak="0">
+  <w:abstractNum w:abstractNumId="161" w15:restartNumberingAfterBreak="0">
     <w:nsid w:val="78314585"/>
     <w:multiLevelType w:val="multilevel"/>
     <w:tmpl w:val="8592CD7A"/>
@@ -35740,7 +35762,7 @@
       </w:rPr>
     </w:lvl>
   </w:abstractNum>
-  <w:abstractNum w:abstractNumId="160" w15:restartNumberingAfterBreak="0">
+  <w:abstractNum w:abstractNumId="162" w15:restartNumberingAfterBreak="0">
     <w:nsid w:val="785E6FC3"/>
     <w:multiLevelType w:val="multilevel"/>
     <w:tmpl w:val="D3029A38"/>
@@ -35889,7 +35911,7 @@
       </w:rPr>
     </w:lvl>
   </w:abstractNum>
-  <w:abstractNum w:abstractNumId="161" w15:restartNumberingAfterBreak="0">
+  <w:abstractNum w:abstractNumId="163" w15:restartNumberingAfterBreak="0">
     <w:nsid w:val="79283FB0"/>
     <w:multiLevelType w:val="multilevel"/>
     <w:tmpl w:val="EB4C7080"/>
@@ -36038,7 +36060,7 @@
       </w:rPr>
     </w:lvl>
   </w:abstractNum>
-  <w:abstractNum w:abstractNumId="162" w15:restartNumberingAfterBreak="0">
+  <w:abstractNum w:abstractNumId="164" w15:restartNumberingAfterBreak="0">
     <w:nsid w:val="7A391E43"/>
     <w:multiLevelType w:val="multilevel"/>
     <w:tmpl w:val="70BC784E"/>
@@ -36187,7 +36209,7 @@
       </w:rPr>
     </w:lvl>
   </w:abstractNum>
-  <w:abstractNum w:abstractNumId="163" w15:restartNumberingAfterBreak="0">
+  <w:abstractNum w:abstractNumId="165" w15:restartNumberingAfterBreak="0">
     <w:nsid w:val="7AAC6A74"/>
     <w:multiLevelType w:val="multilevel"/>
     <w:tmpl w:val="4564A322"/>
@@ -36336,7 +36358,7 @@
       </w:rPr>
     </w:lvl>
   </w:abstractNum>
-  <w:abstractNum w:abstractNumId="164" w15:restartNumberingAfterBreak="0">
+  <w:abstractNum w:abstractNumId="166" w15:restartNumberingAfterBreak="0">
     <w:nsid w:val="7AC10ADF"/>
     <w:multiLevelType w:val="multilevel"/>
     <w:tmpl w:val="8C0AD2E8"/>
@@ -36485,7 +36507,7 @@
       </w:rPr>
     </w:lvl>
   </w:abstractNum>
-  <w:abstractNum w:abstractNumId="165" w15:restartNumberingAfterBreak="0">
+  <w:abstractNum w:abstractNumId="167" w15:restartNumberingAfterBreak="0">
     <w:nsid w:val="7B762FFD"/>
     <w:multiLevelType w:val="multilevel"/>
     <w:tmpl w:val="50A2DD22"/>
@@ -36634,7 +36656,7 @@
       </w:rPr>
     </w:lvl>
   </w:abstractNum>
-  <w:abstractNum w:abstractNumId="166" w15:restartNumberingAfterBreak="0">
+  <w:abstractNum w:abstractNumId="168" w15:restartNumberingAfterBreak="0">
     <w:nsid w:val="7CA106E9"/>
     <w:multiLevelType w:val="multilevel"/>
     <w:tmpl w:val="94E81F98"/>
@@ -36783,7 +36805,7 @@
       </w:rPr>
     </w:lvl>
   </w:abstractNum>
-  <w:abstractNum w:abstractNumId="167" w15:restartNumberingAfterBreak="0">
+  <w:abstractNum w:abstractNumId="169" w15:restartNumberingAfterBreak="0">
     <w:nsid w:val="7CCB469D"/>
     <w:multiLevelType w:val="multilevel"/>
     <w:tmpl w:val="640EDD58"/>
@@ -36932,7 +36954,7 @@
       </w:rPr>
     </w:lvl>
   </w:abstractNum>
-  <w:abstractNum w:abstractNumId="168" w15:restartNumberingAfterBreak="0">
+  <w:abstractNum w:abstractNumId="170" w15:restartNumberingAfterBreak="0">
     <w:nsid w:val="7E805802"/>
     <w:multiLevelType w:val="multilevel"/>
     <w:tmpl w:val="06A0737E"/>
@@ -37081,7 +37103,7 @@
       </w:rPr>
     </w:lvl>
   </w:abstractNum>
-  <w:abstractNum w:abstractNumId="169" w15:restartNumberingAfterBreak="0">
+  <w:abstractNum w:abstractNumId="171" w15:restartNumberingAfterBreak="0">
     <w:nsid w:val="7F941665"/>
     <w:multiLevelType w:val="multilevel"/>
     <w:tmpl w:val="B4EA0B8A"/>
@@ -37231,172 +37253,172 @@
     </w:lvl>
   </w:abstractNum>
   <w:num w:numId="1" w16cid:durableId="1765565704">
-    <w:abstractNumId w:val="152"/>
+    <w:abstractNumId w:val="154"/>
   </w:num>
   <w:num w:numId="2" w16cid:durableId="1933396561">
-    <w:abstractNumId w:val="61"/>
+    <w:abstractNumId w:val="62"/>
   </w:num>
   <w:num w:numId="3" w16cid:durableId="1804081874">
-    <w:abstractNumId w:val="110"/>
+    <w:abstractNumId w:val="112"/>
   </w:num>
   <w:num w:numId="4" w16cid:durableId="1549605877">
     <w:abstractNumId w:val="19"/>
   </w:num>
   <w:num w:numId="5" w16cid:durableId="1914512515">
-    <w:abstractNumId w:val="70"/>
+    <w:abstractNumId w:val="71"/>
   </w:num>
   <w:num w:numId="6" w16cid:durableId="962466541">
-    <w:abstractNumId w:val="154"/>
+    <w:abstractNumId w:val="156"/>
   </w:num>
   <w:num w:numId="7" w16cid:durableId="1032926599">
-    <w:abstractNumId w:val="103"/>
+    <w:abstractNumId w:val="105"/>
   </w:num>
   <w:num w:numId="8" w16cid:durableId="1882815331">
-    <w:abstractNumId w:val="74"/>
+    <w:abstractNumId w:val="75"/>
   </w:num>
   <w:num w:numId="9" w16cid:durableId="1098019052">
-    <w:abstractNumId w:val="116"/>
+    <w:abstractNumId w:val="118"/>
   </w:num>
   <w:num w:numId="10" w16cid:durableId="78720675">
-    <w:abstractNumId w:val="141"/>
+    <w:abstractNumId w:val="143"/>
   </w:num>
   <w:num w:numId="11" w16cid:durableId="1257637249">
-    <w:abstractNumId w:val="130"/>
+    <w:abstractNumId w:val="132"/>
   </w:num>
   <w:num w:numId="12" w16cid:durableId="2133088928">
-    <w:abstractNumId w:val="131"/>
+    <w:abstractNumId w:val="133"/>
   </w:num>
   <w:num w:numId="13" w16cid:durableId="43415153">
-    <w:abstractNumId w:val="169"/>
+    <w:abstractNumId w:val="171"/>
   </w:num>
   <w:num w:numId="14" w16cid:durableId="1071656369">
-    <w:abstractNumId w:val="36"/>
+    <w:abstractNumId w:val="37"/>
   </w:num>
   <w:num w:numId="15" w16cid:durableId="1094089724">
     <w:abstractNumId w:val="18"/>
   </w:num>
   <w:num w:numId="16" w16cid:durableId="975447742">
-    <w:abstractNumId w:val="87"/>
+    <w:abstractNumId w:val="89"/>
   </w:num>
   <w:num w:numId="17" w16cid:durableId="1322201958">
     <w:abstractNumId w:val="2"/>
   </w:num>
   <w:num w:numId="18" w16cid:durableId="2012953621">
-    <w:abstractNumId w:val="163"/>
+    <w:abstractNumId w:val="165"/>
   </w:num>
   <w:num w:numId="19" w16cid:durableId="1198155270">
-    <w:abstractNumId w:val="63"/>
+    <w:abstractNumId w:val="64"/>
   </w:num>
   <w:num w:numId="20" w16cid:durableId="1155413253">
-    <w:abstractNumId w:val="75"/>
+    <w:abstractNumId w:val="76"/>
   </w:num>
   <w:num w:numId="21" w16cid:durableId="170028629">
-    <w:abstractNumId w:val="49"/>
+    <w:abstractNumId w:val="50"/>
   </w:num>
   <w:num w:numId="22" w16cid:durableId="864442239">
     <w:abstractNumId w:val="13"/>
   </w:num>
   <w:num w:numId="23" w16cid:durableId="651449228">
-    <w:abstractNumId w:val="146"/>
+    <w:abstractNumId w:val="148"/>
   </w:num>
   <w:num w:numId="24" w16cid:durableId="1204828364">
-    <w:abstractNumId w:val="143"/>
+    <w:abstractNumId w:val="145"/>
   </w:num>
   <w:num w:numId="25" w16cid:durableId="847328599">
-    <w:abstractNumId w:val="58"/>
+    <w:abstractNumId w:val="59"/>
   </w:num>
   <w:num w:numId="26" w16cid:durableId="380446909">
-    <w:abstractNumId w:val="34"/>
+    <w:abstractNumId w:val="35"/>
   </w:num>
   <w:num w:numId="27" w16cid:durableId="160389992">
-    <w:abstractNumId w:val="44"/>
+    <w:abstractNumId w:val="45"/>
   </w:num>
   <w:num w:numId="28" w16cid:durableId="1300837413">
-    <w:abstractNumId w:val="138"/>
+    <w:abstractNumId w:val="140"/>
   </w:num>
   <w:num w:numId="29" w16cid:durableId="201678791">
-    <w:abstractNumId w:val="68"/>
+    <w:abstractNumId w:val="69"/>
   </w:num>
   <w:num w:numId="30" w16cid:durableId="1781342371">
-    <w:abstractNumId w:val="54"/>
+    <w:abstractNumId w:val="55"/>
   </w:num>
   <w:num w:numId="31" w16cid:durableId="151020433">
-    <w:abstractNumId w:val="72"/>
+    <w:abstractNumId w:val="73"/>
   </w:num>
   <w:num w:numId="32" w16cid:durableId="1422994869">
     <w:abstractNumId w:val="7"/>
   </w:num>
   <w:num w:numId="33" w16cid:durableId="1639415549">
-    <w:abstractNumId w:val="67"/>
+    <w:abstractNumId w:val="68"/>
   </w:num>
   <w:num w:numId="34" w16cid:durableId="370883685">
-    <w:abstractNumId w:val="167"/>
+    <w:abstractNumId w:val="169"/>
   </w:num>
   <w:num w:numId="35" w16cid:durableId="282005394">
-    <w:abstractNumId w:val="45"/>
+    <w:abstractNumId w:val="46"/>
   </w:num>
   <w:num w:numId="36" w16cid:durableId="368917696">
-    <w:abstractNumId w:val="168"/>
+    <w:abstractNumId w:val="170"/>
   </w:num>
   <w:num w:numId="37" w16cid:durableId="605191356">
-    <w:abstractNumId w:val="89"/>
+    <w:abstractNumId w:val="91"/>
   </w:num>
   <w:num w:numId="38" w16cid:durableId="206335697">
-    <w:abstractNumId w:val="24"/>
+    <w:abstractNumId w:val="25"/>
   </w:num>
   <w:num w:numId="39" w16cid:durableId="841241084">
     <w:abstractNumId w:val="10"/>
   </w:num>
   <w:num w:numId="40" w16cid:durableId="865682177">
-    <w:abstractNumId w:val="139"/>
+    <w:abstractNumId w:val="141"/>
   </w:num>
   <w:num w:numId="41" w16cid:durableId="1623730887">
-    <w:abstractNumId w:val="91"/>
+    <w:abstractNumId w:val="93"/>
   </w:num>
   <w:num w:numId="42" w16cid:durableId="190996748">
-    <w:abstractNumId w:val="117"/>
+    <w:abstractNumId w:val="119"/>
   </w:num>
   <w:num w:numId="43" w16cid:durableId="1187018792">
-    <w:abstractNumId w:val="99"/>
+    <w:abstractNumId w:val="101"/>
   </w:num>
   <w:num w:numId="44" w16cid:durableId="536085725">
-    <w:abstractNumId w:val="161"/>
+    <w:abstractNumId w:val="163"/>
   </w:num>
   <w:num w:numId="45" w16cid:durableId="1076972993">
-    <w:abstractNumId w:val="102"/>
+    <w:abstractNumId w:val="104"/>
   </w:num>
   <w:num w:numId="46" w16cid:durableId="307782437">
-    <w:abstractNumId w:val="62"/>
+    <w:abstractNumId w:val="63"/>
   </w:num>
   <w:num w:numId="47" w16cid:durableId="449714409">
-    <w:abstractNumId w:val="124"/>
+    <w:abstractNumId w:val="126"/>
   </w:num>
   <w:num w:numId="48" w16cid:durableId="6251207">
-    <w:abstractNumId w:val="80"/>
+    <w:abstractNumId w:val="81"/>
   </w:num>
   <w:num w:numId="49" w16cid:durableId="175340637">
-    <w:abstractNumId w:val="71"/>
+    <w:abstractNumId w:val="72"/>
   </w:num>
   <w:num w:numId="50" w16cid:durableId="1486045688">
-    <w:abstractNumId w:val="107"/>
+    <w:abstractNumId w:val="109"/>
   </w:num>
   <w:num w:numId="51" w16cid:durableId="575167117">
     <w:abstractNumId w:val="1"/>
   </w:num>
   <w:num w:numId="52" w16cid:durableId="1307011103">
-    <w:abstractNumId w:val="41"/>
+    <w:abstractNumId w:val="42"/>
   </w:num>
   <w:num w:numId="53" w16cid:durableId="1245727557">
-    <w:abstractNumId w:val="84"/>
+    <w:abstractNumId w:val="86"/>
   </w:num>
   <w:num w:numId="54" w16cid:durableId="1918392236">
-    <w:abstractNumId w:val="97"/>
+    <w:abstractNumId w:val="99"/>
   </w:num>
   <w:num w:numId="55" w16cid:durableId="62528448">
-    <w:abstractNumId w:val="38"/>
+    <w:abstractNumId w:val="39"/>
   </w:num>
   <w:num w:numId="56" w16cid:durableId="2146510496">
-    <w:abstractNumId w:val="92"/>
+    <w:abstractNumId w:val="94"/>
   </w:num>
   <w:num w:numId="57" w16cid:durableId="46538607">
     <w:abstractNumId w:val="14"/>
@@ -37405,340 +37427,346 @@
     <w:abstractNumId w:val="21"/>
   </w:num>
   <w:num w:numId="59" w16cid:durableId="1036587713">
-    <w:abstractNumId w:val="35"/>
+    <w:abstractNumId w:val="36"/>
   </w:num>
   <w:num w:numId="60" w16cid:durableId="1907567950">
-    <w:abstractNumId w:val="57"/>
+    <w:abstractNumId w:val="58"/>
   </w:num>
   <w:num w:numId="61" w16cid:durableId="654915724">
-    <w:abstractNumId w:val="79"/>
+    <w:abstractNumId w:val="80"/>
   </w:num>
   <w:num w:numId="62" w16cid:durableId="1225871409">
-    <w:abstractNumId w:val="39"/>
+    <w:abstractNumId w:val="40"/>
   </w:num>
   <w:num w:numId="63" w16cid:durableId="429857969">
-    <w:abstractNumId w:val="48"/>
+    <w:abstractNumId w:val="49"/>
   </w:num>
   <w:num w:numId="64" w16cid:durableId="1476989681">
-    <w:abstractNumId w:val="135"/>
+    <w:abstractNumId w:val="137"/>
   </w:num>
   <w:num w:numId="65" w16cid:durableId="1559248435">
-    <w:abstractNumId w:val="137"/>
+    <w:abstractNumId w:val="139"/>
   </w:num>
   <w:num w:numId="66" w16cid:durableId="1620061307">
-    <w:abstractNumId w:val="160"/>
+    <w:abstractNumId w:val="162"/>
   </w:num>
   <w:num w:numId="67" w16cid:durableId="214774907">
-    <w:abstractNumId w:val="51"/>
+    <w:abstractNumId w:val="52"/>
   </w:num>
   <w:num w:numId="68" w16cid:durableId="1472484600">
     <w:abstractNumId w:val="0"/>
   </w:num>
   <w:num w:numId="69" w16cid:durableId="1156846783">
-    <w:abstractNumId w:val="149"/>
+    <w:abstractNumId w:val="151"/>
   </w:num>
   <w:num w:numId="70" w16cid:durableId="436799051">
     <w:abstractNumId w:val="8"/>
   </w:num>
   <w:num w:numId="71" w16cid:durableId="1517042543">
-    <w:abstractNumId w:val="29"/>
+    <w:abstractNumId w:val="30"/>
   </w:num>
   <w:num w:numId="72" w16cid:durableId="714548181">
+    <w:abstractNumId w:val="113"/>
+  </w:num>
+  <w:num w:numId="73" w16cid:durableId="933637223">
     <w:abstractNumId w:val="111"/>
   </w:num>
-  <w:num w:numId="73" w16cid:durableId="933637223">
-    <w:abstractNumId w:val="109"/>
-  </w:num>
   <w:num w:numId="74" w16cid:durableId="1647857124">
-    <w:abstractNumId w:val="37"/>
+    <w:abstractNumId w:val="38"/>
   </w:num>
   <w:num w:numId="75" w16cid:durableId="1265378385">
-    <w:abstractNumId w:val="118"/>
+    <w:abstractNumId w:val="120"/>
   </w:num>
   <w:num w:numId="76" w16cid:durableId="1448739678">
-    <w:abstractNumId w:val="150"/>
+    <w:abstractNumId w:val="152"/>
   </w:num>
   <w:num w:numId="77" w16cid:durableId="1304580070">
-    <w:abstractNumId w:val="86"/>
+    <w:abstractNumId w:val="88"/>
   </w:num>
   <w:num w:numId="78" w16cid:durableId="13114926">
-    <w:abstractNumId w:val="133"/>
+    <w:abstractNumId w:val="135"/>
   </w:num>
   <w:num w:numId="79" w16cid:durableId="2028092115">
     <w:abstractNumId w:val="5"/>
   </w:num>
   <w:num w:numId="80" w16cid:durableId="1028144174">
-    <w:abstractNumId w:val="127"/>
+    <w:abstractNumId w:val="129"/>
   </w:num>
   <w:num w:numId="81" w16cid:durableId="1301231212">
-    <w:abstractNumId w:val="129"/>
+    <w:abstractNumId w:val="131"/>
   </w:num>
   <w:num w:numId="82" w16cid:durableId="760225157">
     <w:abstractNumId w:val="20"/>
   </w:num>
   <w:num w:numId="83" w16cid:durableId="1866673133">
-    <w:abstractNumId w:val="66"/>
+    <w:abstractNumId w:val="67"/>
   </w:num>
   <w:num w:numId="84" w16cid:durableId="1264798227">
-    <w:abstractNumId w:val="132"/>
+    <w:abstractNumId w:val="134"/>
   </w:num>
   <w:num w:numId="85" w16cid:durableId="1556356842">
     <w:abstractNumId w:val="4"/>
   </w:num>
   <w:num w:numId="86" w16cid:durableId="1644038002">
-    <w:abstractNumId w:val="73"/>
+    <w:abstractNumId w:val="74"/>
   </w:num>
   <w:num w:numId="87" w16cid:durableId="683554990">
-    <w:abstractNumId w:val="112"/>
+    <w:abstractNumId w:val="114"/>
   </w:num>
   <w:num w:numId="88" w16cid:durableId="522788330">
-    <w:abstractNumId w:val="55"/>
+    <w:abstractNumId w:val="56"/>
   </w:num>
   <w:num w:numId="89" w16cid:durableId="444883924">
-    <w:abstractNumId w:val="81"/>
+    <w:abstractNumId w:val="82"/>
   </w:num>
   <w:num w:numId="90" w16cid:durableId="1839495219">
-    <w:abstractNumId w:val="162"/>
+    <w:abstractNumId w:val="164"/>
   </w:num>
   <w:num w:numId="91" w16cid:durableId="1753892482">
     <w:abstractNumId w:val="17"/>
   </w:num>
   <w:num w:numId="92" w16cid:durableId="456798693">
-    <w:abstractNumId w:val="64"/>
+    <w:abstractNumId w:val="65"/>
   </w:num>
   <w:num w:numId="93" w16cid:durableId="1667631627">
-    <w:abstractNumId w:val="134"/>
+    <w:abstractNumId w:val="136"/>
   </w:num>
   <w:num w:numId="94" w16cid:durableId="1039747016">
-    <w:abstractNumId w:val="166"/>
+    <w:abstractNumId w:val="168"/>
   </w:num>
   <w:num w:numId="95" w16cid:durableId="1030496135">
     <w:abstractNumId w:val="16"/>
   </w:num>
   <w:num w:numId="96" w16cid:durableId="1980262670">
-    <w:abstractNumId w:val="53"/>
+    <w:abstractNumId w:val="54"/>
   </w:num>
   <w:num w:numId="97" w16cid:durableId="399065471">
     <w:abstractNumId w:val="6"/>
   </w:num>
   <w:num w:numId="98" w16cid:durableId="541211973">
-    <w:abstractNumId w:val="122"/>
+    <w:abstractNumId w:val="124"/>
   </w:num>
   <w:num w:numId="99" w16cid:durableId="445006106">
-    <w:abstractNumId w:val="94"/>
+    <w:abstractNumId w:val="96"/>
   </w:num>
   <w:num w:numId="100" w16cid:durableId="761678924">
-    <w:abstractNumId w:val="60"/>
+    <w:abstractNumId w:val="61"/>
   </w:num>
   <w:num w:numId="101" w16cid:durableId="223495639">
-    <w:abstractNumId w:val="113"/>
+    <w:abstractNumId w:val="115"/>
   </w:num>
   <w:num w:numId="102" w16cid:durableId="1727871226">
-    <w:abstractNumId w:val="23"/>
+    <w:abstractNumId w:val="24"/>
   </w:num>
   <w:num w:numId="103" w16cid:durableId="474109640">
-    <w:abstractNumId w:val="32"/>
+    <w:abstractNumId w:val="33"/>
   </w:num>
   <w:num w:numId="104" w16cid:durableId="2103454607">
     <w:abstractNumId w:val="9"/>
   </w:num>
   <w:num w:numId="105" w16cid:durableId="609971843">
-    <w:abstractNumId w:val="101"/>
+    <w:abstractNumId w:val="103"/>
   </w:num>
   <w:num w:numId="106" w16cid:durableId="875042577">
-    <w:abstractNumId w:val="144"/>
+    <w:abstractNumId w:val="146"/>
   </w:num>
   <w:num w:numId="107" w16cid:durableId="398989395">
     <w:abstractNumId w:val="11"/>
   </w:num>
   <w:num w:numId="108" w16cid:durableId="845437454">
-    <w:abstractNumId w:val="120"/>
+    <w:abstractNumId w:val="122"/>
   </w:num>
   <w:num w:numId="109" w16cid:durableId="1067995026">
-    <w:abstractNumId w:val="25"/>
+    <w:abstractNumId w:val="26"/>
   </w:num>
   <w:num w:numId="110" w16cid:durableId="1823887197">
-    <w:abstractNumId w:val="83"/>
+    <w:abstractNumId w:val="85"/>
   </w:num>
   <w:num w:numId="111" w16cid:durableId="734546405">
-    <w:abstractNumId w:val="119"/>
+    <w:abstractNumId w:val="121"/>
   </w:num>
   <w:num w:numId="112" w16cid:durableId="1129543359">
-    <w:abstractNumId w:val="33"/>
+    <w:abstractNumId w:val="34"/>
   </w:num>
   <w:num w:numId="113" w16cid:durableId="887689920">
-    <w:abstractNumId w:val="69"/>
+    <w:abstractNumId w:val="70"/>
   </w:num>
   <w:num w:numId="114" w16cid:durableId="1767069130">
+    <w:abstractNumId w:val="28"/>
+  </w:num>
+  <w:num w:numId="115" w16cid:durableId="1638874169">
+    <w:abstractNumId w:val="149"/>
+  </w:num>
+  <w:num w:numId="116" w16cid:durableId="835728262">
+    <w:abstractNumId w:val="43"/>
+  </w:num>
+  <w:num w:numId="117" w16cid:durableId="1156997285">
+    <w:abstractNumId w:val="130"/>
+  </w:num>
+  <w:num w:numId="118" w16cid:durableId="452526803">
+    <w:abstractNumId w:val="128"/>
+  </w:num>
+  <w:num w:numId="119" w16cid:durableId="371420265">
+    <w:abstractNumId w:val="29"/>
+  </w:num>
+  <w:num w:numId="120" w16cid:durableId="1747612571">
+    <w:abstractNumId w:val="110"/>
+  </w:num>
+  <w:num w:numId="121" w16cid:durableId="99492877">
+    <w:abstractNumId w:val="102"/>
+  </w:num>
+  <w:num w:numId="122" w16cid:durableId="300233645">
+    <w:abstractNumId w:val="77"/>
+  </w:num>
+  <w:num w:numId="123" w16cid:durableId="1810592088">
+    <w:abstractNumId w:val="78"/>
+  </w:num>
+  <w:num w:numId="124" w16cid:durableId="1895507124">
     <w:abstractNumId w:val="27"/>
   </w:num>
-  <w:num w:numId="115" w16cid:durableId="1638874169">
-    <w:abstractNumId w:val="147"/>
-  </w:num>
-  <w:num w:numId="116" w16cid:durableId="835728262">
-    <w:abstractNumId w:val="42"/>
-  </w:num>
-  <w:num w:numId="117" w16cid:durableId="1156997285">
-    <w:abstractNumId w:val="128"/>
-  </w:num>
-  <w:num w:numId="118" w16cid:durableId="452526803">
-    <w:abstractNumId w:val="126"/>
-  </w:num>
-  <w:num w:numId="119" w16cid:durableId="371420265">
-    <w:abstractNumId w:val="28"/>
-  </w:num>
-  <w:num w:numId="120" w16cid:durableId="1747612571">
-    <w:abstractNumId w:val="108"/>
-  </w:num>
-  <w:num w:numId="121" w16cid:durableId="99492877">
-    <w:abstractNumId w:val="100"/>
-  </w:num>
-  <w:num w:numId="122" w16cid:durableId="300233645">
-    <w:abstractNumId w:val="76"/>
-  </w:num>
-  <w:num w:numId="123" w16cid:durableId="1810592088">
-    <w:abstractNumId w:val="77"/>
-  </w:num>
-  <w:num w:numId="124" w16cid:durableId="1895507124">
-    <w:abstractNumId w:val="26"/>
-  </w:num>
   <w:num w:numId="125" w16cid:durableId="1980110229">
-    <w:abstractNumId w:val="88"/>
+    <w:abstractNumId w:val="90"/>
   </w:num>
   <w:num w:numId="126" w16cid:durableId="421529429">
-    <w:abstractNumId w:val="40"/>
+    <w:abstractNumId w:val="41"/>
   </w:num>
   <w:num w:numId="127" w16cid:durableId="1531606847">
-    <w:abstractNumId w:val="164"/>
+    <w:abstractNumId w:val="166"/>
   </w:num>
   <w:num w:numId="128" w16cid:durableId="642543562">
-    <w:abstractNumId w:val="148"/>
+    <w:abstractNumId w:val="150"/>
   </w:num>
   <w:num w:numId="129" w16cid:durableId="41641373">
-    <w:abstractNumId w:val="121"/>
+    <w:abstractNumId w:val="123"/>
   </w:num>
   <w:num w:numId="130" w16cid:durableId="200409289">
     <w:abstractNumId w:val="3"/>
   </w:num>
   <w:num w:numId="131" w16cid:durableId="1944458429">
-    <w:abstractNumId w:val="104"/>
+    <w:abstractNumId w:val="106"/>
   </w:num>
   <w:num w:numId="132" w16cid:durableId="2132894216">
-    <w:abstractNumId w:val="96"/>
+    <w:abstractNumId w:val="98"/>
   </w:num>
   <w:num w:numId="133" w16cid:durableId="1352411372">
-    <w:abstractNumId w:val="22"/>
+    <w:abstractNumId w:val="23"/>
   </w:num>
   <w:num w:numId="134" w16cid:durableId="806749126">
-    <w:abstractNumId w:val="50"/>
+    <w:abstractNumId w:val="51"/>
   </w:num>
   <w:num w:numId="135" w16cid:durableId="752359035">
-    <w:abstractNumId w:val="145"/>
+    <w:abstractNumId w:val="147"/>
   </w:num>
   <w:num w:numId="136" w16cid:durableId="250163294">
-    <w:abstractNumId w:val="31"/>
+    <w:abstractNumId w:val="32"/>
   </w:num>
   <w:num w:numId="137" w16cid:durableId="19162967">
-    <w:abstractNumId w:val="85"/>
+    <w:abstractNumId w:val="87"/>
   </w:num>
   <w:num w:numId="138" w16cid:durableId="719476600">
-    <w:abstractNumId w:val="105"/>
+    <w:abstractNumId w:val="107"/>
   </w:num>
   <w:num w:numId="139" w16cid:durableId="952174344">
-    <w:abstractNumId w:val="90"/>
+    <w:abstractNumId w:val="92"/>
   </w:num>
   <w:num w:numId="140" w16cid:durableId="1777404916">
+    <w:abstractNumId w:val="155"/>
+  </w:num>
+  <w:num w:numId="141" w16cid:durableId="1199005787">
+    <w:abstractNumId w:val="100"/>
+  </w:num>
+  <w:num w:numId="142" w16cid:durableId="127095833">
+    <w:abstractNumId w:val="53"/>
+  </w:num>
+  <w:num w:numId="143" w16cid:durableId="1219246172">
+    <w:abstractNumId w:val="157"/>
+  </w:num>
+  <w:num w:numId="144" w16cid:durableId="2016835722">
+    <w:abstractNumId w:val="108"/>
+  </w:num>
+  <w:num w:numId="145" w16cid:durableId="563030978">
+    <w:abstractNumId w:val="48"/>
+  </w:num>
+  <w:num w:numId="146" w16cid:durableId="1230266226">
     <w:abstractNumId w:val="153"/>
   </w:num>
-  <w:num w:numId="141" w16cid:durableId="1199005787">
-    <w:abstractNumId w:val="98"/>
-  </w:num>
-  <w:num w:numId="142" w16cid:durableId="127095833">
-    <w:abstractNumId w:val="52"/>
-  </w:num>
-  <w:num w:numId="143" w16cid:durableId="1219246172">
-    <w:abstractNumId w:val="155"/>
-  </w:num>
-  <w:num w:numId="144" w16cid:durableId="2016835722">
-    <w:abstractNumId w:val="106"/>
-  </w:num>
-  <w:num w:numId="145" w16cid:durableId="563030978">
-    <w:abstractNumId w:val="47"/>
-  </w:num>
-  <w:num w:numId="146" w16cid:durableId="1230266226">
-    <w:abstractNumId w:val="151"/>
-  </w:num>
   <w:num w:numId="147" w16cid:durableId="338311162">
-    <w:abstractNumId w:val="156"/>
+    <w:abstractNumId w:val="158"/>
   </w:num>
   <w:num w:numId="148" w16cid:durableId="526140105">
+    <w:abstractNumId w:val="144"/>
+  </w:num>
+  <w:num w:numId="149" w16cid:durableId="648749177">
+    <w:abstractNumId w:val="95"/>
+  </w:num>
+  <w:num w:numId="150" w16cid:durableId="1397892754">
+    <w:abstractNumId w:val="138"/>
+  </w:num>
+  <w:num w:numId="151" w16cid:durableId="1696692648">
     <w:abstractNumId w:val="142"/>
   </w:num>
-  <w:num w:numId="149" w16cid:durableId="648749177">
-    <w:abstractNumId w:val="93"/>
-  </w:num>
-  <w:num w:numId="150" w16cid:durableId="1397892754">
-    <w:abstractNumId w:val="136"/>
-  </w:num>
-  <w:num w:numId="151" w16cid:durableId="1696692648">
-    <w:abstractNumId w:val="140"/>
-  </w:num>
   <w:num w:numId="152" w16cid:durableId="1461723069">
-    <w:abstractNumId w:val="157"/>
+    <w:abstractNumId w:val="159"/>
   </w:num>
   <w:num w:numId="153" w16cid:durableId="476920611">
     <w:abstractNumId w:val="12"/>
   </w:num>
   <w:num w:numId="154" w16cid:durableId="386612893">
-    <w:abstractNumId w:val="82"/>
+    <w:abstractNumId w:val="84"/>
   </w:num>
   <w:num w:numId="155" w16cid:durableId="61485580">
-    <w:abstractNumId w:val="78"/>
+    <w:abstractNumId w:val="79"/>
   </w:num>
   <w:num w:numId="156" w16cid:durableId="1449541628">
-    <w:abstractNumId w:val="46"/>
+    <w:abstractNumId w:val="47"/>
   </w:num>
   <w:num w:numId="157" w16cid:durableId="1365979272">
-    <w:abstractNumId w:val="123"/>
+    <w:abstractNumId w:val="125"/>
   </w:num>
   <w:num w:numId="158" w16cid:durableId="1945070253">
     <w:abstractNumId w:val="15"/>
   </w:num>
   <w:num w:numId="159" w16cid:durableId="1520506655">
-    <w:abstractNumId w:val="65"/>
+    <w:abstractNumId w:val="66"/>
   </w:num>
   <w:num w:numId="160" w16cid:durableId="66459095">
-    <w:abstractNumId w:val="56"/>
+    <w:abstractNumId w:val="57"/>
   </w:num>
   <w:num w:numId="161" w16cid:durableId="2060202930">
-    <w:abstractNumId w:val="30"/>
+    <w:abstractNumId w:val="31"/>
   </w:num>
   <w:num w:numId="162" w16cid:durableId="1564290435">
-    <w:abstractNumId w:val="158"/>
+    <w:abstractNumId w:val="160"/>
   </w:num>
   <w:num w:numId="163" w16cid:durableId="1830562426">
-    <w:abstractNumId w:val="43"/>
+    <w:abstractNumId w:val="44"/>
   </w:num>
   <w:num w:numId="164" w16cid:durableId="434904100">
-    <w:abstractNumId w:val="95"/>
+    <w:abstractNumId w:val="97"/>
   </w:num>
   <w:num w:numId="165" w16cid:durableId="1161460667">
-    <w:abstractNumId w:val="114"/>
+    <w:abstractNumId w:val="116"/>
   </w:num>
   <w:num w:numId="166" w16cid:durableId="706491944">
-    <w:abstractNumId w:val="159"/>
+    <w:abstractNumId w:val="161"/>
   </w:num>
   <w:num w:numId="167" w16cid:durableId="274023019">
-    <w:abstractNumId w:val="125"/>
+    <w:abstractNumId w:val="127"/>
   </w:num>
   <w:num w:numId="168" w16cid:durableId="2094664716">
-    <w:abstractNumId w:val="59"/>
+    <w:abstractNumId w:val="60"/>
   </w:num>
   <w:num w:numId="169" w16cid:durableId="1207715734">
-    <w:abstractNumId w:val="115"/>
+    <w:abstractNumId w:val="117"/>
   </w:num>
   <w:num w:numId="170" w16cid:durableId="292104480">
-    <w:abstractNumId w:val="165"/>
+    <w:abstractNumId w:val="167"/>
+  </w:num>
+  <w:num w:numId="171" w16cid:durableId="1453089412">
+    <w:abstractNumId w:val="22"/>
+  </w:num>
+  <w:num w:numId="172" w16cid:durableId="689911142">
+    <w:abstractNumId w:val="83"/>
   </w:num>
   <w:numIdMacAtCleanup w:val="142"/>
 </w:numbering>

--- a/Commandline3.Batch.Programming.docx
+++ b/Commandline3.Batch.Programming.docx
@@ -54,7 +54,7 @@
           <w:r>
             <w:fldChar w:fldCharType="separate"/>
           </w:r>
-          <w:hyperlink w:anchor="_Toc221924020" w:history="1">
+          <w:hyperlink w:anchor="_Toc221926195" w:history="1">
             <w:r>
               <w:rPr>
                 <w:rStyle w:val="Hyperlink"/>
@@ -81,7 +81,7 @@
                 <w:noProof/>
                 <w:webHidden/>
               </w:rPr>
-              <w:instrText xml:space="preserve"> PAGEREF _Toc221924020 \h </w:instrText>
+              <w:instrText xml:space="preserve"> PAGEREF _Toc221926195 \h </w:instrText>
             </w:r>
             <w:r>
               <w:rPr>
@@ -122,7 +122,7 @@
               <w:noProof/>
             </w:rPr>
           </w:pPr>
-          <w:hyperlink w:anchor="_Toc221924021" w:history="1">
+          <w:hyperlink w:anchor="_Toc221926196" w:history="1">
             <w:r>
               <w:rPr>
                 <w:rStyle w:val="Hyperlink"/>
@@ -149,7 +149,7 @@
                 <w:noProof/>
                 <w:webHidden/>
               </w:rPr>
-              <w:instrText xml:space="preserve"> PAGEREF _Toc221924021 \h </w:instrText>
+              <w:instrText xml:space="preserve"> PAGEREF _Toc221926196 \h </w:instrText>
             </w:r>
             <w:r>
               <w:rPr>
@@ -190,7 +190,7 @@
               <w:noProof/>
             </w:rPr>
           </w:pPr>
-          <w:hyperlink w:anchor="_Toc221924022" w:history="1">
+          <w:hyperlink w:anchor="_Toc221926197" w:history="1">
             <w:r>
               <w:rPr>
                 <w:rStyle w:val="Hyperlink"/>
@@ -217,7 +217,7 @@
                 <w:noProof/>
                 <w:webHidden/>
               </w:rPr>
-              <w:instrText xml:space="preserve"> PAGEREF _Toc221924022 \h </w:instrText>
+              <w:instrText xml:space="preserve"> PAGEREF _Toc221926197 \h </w:instrText>
             </w:r>
             <w:r>
               <w:rPr>
@@ -258,7 +258,7 @@
               <w:noProof/>
             </w:rPr>
           </w:pPr>
-          <w:hyperlink w:anchor="_Toc221924023" w:history="1">
+          <w:hyperlink w:anchor="_Toc221926198" w:history="1">
             <w:r>
               <w:rPr>
                 <w:rStyle w:val="Hyperlink"/>
@@ -285,7 +285,7 @@
                 <w:noProof/>
                 <w:webHidden/>
               </w:rPr>
-              <w:instrText xml:space="preserve"> PAGEREF _Toc221924023 \h </w:instrText>
+              <w:instrText xml:space="preserve"> PAGEREF _Toc221926198 \h </w:instrText>
             </w:r>
             <w:r>
               <w:rPr>
@@ -326,7 +326,7 @@
               <w:noProof/>
             </w:rPr>
           </w:pPr>
-          <w:hyperlink w:anchor="_Toc221924024" w:history="1">
+          <w:hyperlink w:anchor="_Toc221926199" w:history="1">
             <w:r>
               <w:rPr>
                 <w:rStyle w:val="Hyperlink"/>
@@ -353,7 +353,7 @@
                 <w:noProof/>
                 <w:webHidden/>
               </w:rPr>
-              <w:instrText xml:space="preserve"> PAGEREF _Toc221924024 \h </w:instrText>
+              <w:instrText xml:space="preserve"> PAGEREF _Toc221926199 \h </w:instrText>
             </w:r>
             <w:r>
               <w:rPr>
@@ -394,7 +394,7 @@
               <w:noProof/>
             </w:rPr>
           </w:pPr>
-          <w:hyperlink w:anchor="_Toc221924025" w:history="1">
+          <w:hyperlink w:anchor="_Toc221926200" w:history="1">
             <w:r>
               <w:rPr>
                 <w:rStyle w:val="Hyperlink"/>
@@ -421,7 +421,7 @@
                 <w:noProof/>
                 <w:webHidden/>
               </w:rPr>
-              <w:instrText xml:space="preserve"> PAGEREF _Toc221924025 \h </w:instrText>
+              <w:instrText xml:space="preserve"> PAGEREF _Toc221926200 \h </w:instrText>
             </w:r>
             <w:r>
               <w:rPr>
@@ -462,7 +462,7 @@
               <w:noProof/>
             </w:rPr>
           </w:pPr>
-          <w:hyperlink w:anchor="_Toc221924026" w:history="1">
+          <w:hyperlink w:anchor="_Toc221926201" w:history="1">
             <w:r>
               <w:rPr>
                 <w:rStyle w:val="Hyperlink"/>
@@ -489,7 +489,7 @@
                 <w:noProof/>
                 <w:webHidden/>
               </w:rPr>
-              <w:instrText xml:space="preserve"> PAGEREF _Toc221924026 \h </w:instrText>
+              <w:instrText xml:space="preserve"> PAGEREF _Toc221926201 \h </w:instrText>
             </w:r>
             <w:r>
               <w:rPr>
@@ -530,7 +530,7 @@
               <w:noProof/>
             </w:rPr>
           </w:pPr>
-          <w:hyperlink w:anchor="_Toc221924027" w:history="1">
+          <w:hyperlink w:anchor="_Toc221926202" w:history="1">
             <w:r>
               <w:rPr>
                 <w:rStyle w:val="Hyperlink"/>
@@ -557,7 +557,7 @@
                 <w:noProof/>
                 <w:webHidden/>
               </w:rPr>
-              <w:instrText xml:space="preserve"> PAGEREF _Toc221924027 \h </w:instrText>
+              <w:instrText xml:space="preserve"> PAGEREF _Toc221926202 \h </w:instrText>
             </w:r>
             <w:r>
               <w:rPr>
@@ -578,6 +578,293 @@
                 <w:webHidden/>
               </w:rPr>
               <w:t>15</w:t>
+            </w:r>
+            <w:r>
+              <w:rPr>
+                <w:noProof/>
+                <w:webHidden/>
+              </w:rPr>
+              <w:fldChar w:fldCharType="end"/>
+            </w:r>
+          </w:hyperlink>
+        </w:p>
+        <w:p>
+          <w:pPr>
+            <w:pStyle w:val="TOC2"/>
+            <w:tabs>
+              <w:tab w:val="right" w:leader="dot" w:pos="9350"/>
+            </w:tabs>
+            <w:rPr>
+              <w:noProof/>
+            </w:rPr>
+          </w:pPr>
+          <w:hyperlink w:anchor="_Toc221926203" w:history="1">
+            <w:r>
+              <w:rPr>
+                <w:rStyle w:val="Hyperlink"/>
+                <w:noProof/>
+              </w:rPr>
+              <w:t>Documentation Best Practices</w:t>
+            </w:r>
+            <w:r>
+              <w:rPr>
+                <w:noProof/>
+                <w:webHidden/>
+              </w:rPr>
+              <w:tab/>
+            </w:r>
+            <w:r>
+              <w:rPr>
+                <w:noProof/>
+                <w:webHidden/>
+              </w:rPr>
+              <w:fldChar w:fldCharType="begin"/>
+            </w:r>
+            <w:r>
+              <w:rPr>
+                <w:noProof/>
+                <w:webHidden/>
+              </w:rPr>
+              <w:instrText xml:space="preserve"> PAGEREF _Toc221926203 \h </w:instrText>
+            </w:r>
+            <w:r>
+              <w:rPr>
+                <w:noProof/>
+                <w:webHidden/>
+              </w:rPr>
+            </w:r>
+            <w:r>
+              <w:rPr>
+                <w:noProof/>
+                <w:webHidden/>
+              </w:rPr>
+              <w:fldChar w:fldCharType="separate"/>
+            </w:r>
+            <w:r>
+              <w:rPr>
+                <w:noProof/>
+                <w:webHidden/>
+              </w:rPr>
+              <w:t>17</w:t>
+            </w:r>
+            <w:r>
+              <w:rPr>
+                <w:noProof/>
+                <w:webHidden/>
+              </w:rPr>
+              <w:fldChar w:fldCharType="end"/>
+            </w:r>
+          </w:hyperlink>
+        </w:p>
+        <w:p>
+          <w:pPr>
+            <w:pStyle w:val="TOC2"/>
+            <w:tabs>
+              <w:tab w:val="right" w:leader="dot" w:pos="9350"/>
+            </w:tabs>
+            <w:rPr>
+              <w:noProof/>
+            </w:rPr>
+          </w:pPr>
+          <w:hyperlink w:anchor="_Toc221926204" w:history="1">
+            <w:r>
+              <w:rPr>
+                <w:rStyle w:val="Hyperlink"/>
+                <w:noProof/>
+              </w:rPr>
+              <w:t>Echo Command (Output)</w:t>
+            </w:r>
+            <w:r>
+              <w:rPr>
+                <w:noProof/>
+                <w:webHidden/>
+              </w:rPr>
+              <w:tab/>
+            </w:r>
+            <w:r>
+              <w:rPr>
+                <w:noProof/>
+                <w:webHidden/>
+              </w:rPr>
+              <w:fldChar w:fldCharType="begin"/>
+            </w:r>
+            <w:r>
+              <w:rPr>
+                <w:noProof/>
+                <w:webHidden/>
+              </w:rPr>
+              <w:instrText xml:space="preserve"> PAGEREF _Toc221926204 \h </w:instrText>
+            </w:r>
+            <w:r>
+              <w:rPr>
+                <w:noProof/>
+                <w:webHidden/>
+              </w:rPr>
+            </w:r>
+            <w:r>
+              <w:rPr>
+                <w:noProof/>
+                <w:webHidden/>
+              </w:rPr>
+              <w:fldChar w:fldCharType="separate"/>
+            </w:r>
+            <w:r>
+              <w:rPr>
+                <w:noProof/>
+                <w:webHidden/>
+              </w:rPr>
+              <w:t>18</w:t>
+            </w:r>
+            <w:r>
+              <w:rPr>
+                <w:noProof/>
+                <w:webHidden/>
+              </w:rPr>
+              <w:fldChar w:fldCharType="end"/>
+            </w:r>
+          </w:hyperlink>
+        </w:p>
+        <w:p>
+          <w:pPr>
+            <w:pStyle w:val="TOC2"/>
+            <w:tabs>
+              <w:tab w:val="right" w:leader="dot" w:pos="9350"/>
+            </w:tabs>
+            <w:rPr>
+              <w:noProof/>
+            </w:rPr>
+          </w:pPr>
+          <w:hyperlink w:anchor="_Toc221926205" w:history="1">
+            <w:r>
+              <w:rPr>
+                <w:rStyle w:val="Hyperlink"/>
+                <w:noProof/>
+              </w:rPr>
+              <w:t>Pause and User Interaction</w:t>
+            </w:r>
+            <w:r>
+              <w:rPr>
+                <w:noProof/>
+                <w:webHidden/>
+              </w:rPr>
+              <w:tab/>
+            </w:r>
+            <w:r>
+              <w:rPr>
+                <w:noProof/>
+                <w:webHidden/>
+              </w:rPr>
+              <w:fldChar w:fldCharType="begin"/>
+            </w:r>
+            <w:r>
+              <w:rPr>
+                <w:noProof/>
+                <w:webHidden/>
+              </w:rPr>
+              <w:instrText xml:space="preserve"> PAGEREF _Toc221926205 \h </w:instrText>
+            </w:r>
+            <w:r>
+              <w:rPr>
+                <w:noProof/>
+                <w:webHidden/>
+              </w:rPr>
+            </w:r>
+            <w:r>
+              <w:rPr>
+                <w:noProof/>
+                <w:webHidden/>
+              </w:rPr>
+              <w:fldChar w:fldCharType="separate"/>
+            </w:r>
+            <w:r>
+              <w:rPr>
+                <w:noProof/>
+                <w:webHidden/>
+              </w:rPr>
+              <w:t>22</w:t>
+            </w:r>
+            <w:r>
+              <w:rPr>
+                <w:noProof/>
+                <w:webHidden/>
+              </w:rPr>
+              <w:fldChar w:fldCharType="end"/>
+            </w:r>
+          </w:hyperlink>
+        </w:p>
+        <w:p>
+          <w:pPr>
+            <w:pStyle w:val="TOC2"/>
+            <w:tabs>
+              <w:tab w:val="right" w:leader="dot" w:pos="9350"/>
+            </w:tabs>
+            <w:rPr>
+              <w:noProof/>
+            </w:rPr>
+          </w:pPr>
+          <w:hyperlink w:anchor="_Toc221926206" w:history="1">
+            <w:r>
+              <w:rPr>
+                <w:rStyle w:val="Hyperlink"/>
+                <w:noProof/>
+              </w:rPr>
+              <w:t>TIMEOUT</w:t>
+            </w:r>
+            <w:r>
+              <w:rPr>
+                <w:rStyle w:val="Hyperlink"/>
+                <w:rFonts w:hint="eastAsia"/>
+                <w:noProof/>
+              </w:rPr>
+              <w:t> </w:t>
+            </w:r>
+            <w:r>
+              <w:rPr>
+                <w:rStyle w:val="Hyperlink"/>
+                <w:noProof/>
+              </w:rPr>
+              <w:t>Command (Auto-Continue After N Seconds)</w:t>
+            </w:r>
+            <w:r>
+              <w:rPr>
+                <w:noProof/>
+                <w:webHidden/>
+              </w:rPr>
+              <w:tab/>
+            </w:r>
+            <w:r>
+              <w:rPr>
+                <w:noProof/>
+                <w:webHidden/>
+              </w:rPr>
+              <w:fldChar w:fldCharType="begin"/>
+            </w:r>
+            <w:r>
+              <w:rPr>
+                <w:noProof/>
+                <w:webHidden/>
+              </w:rPr>
+              <w:instrText xml:space="preserve"> PAGEREF _Toc221926206 \h </w:instrText>
+            </w:r>
+            <w:r>
+              <w:rPr>
+                <w:noProof/>
+                <w:webHidden/>
+              </w:rPr>
+            </w:r>
+            <w:r>
+              <w:rPr>
+                <w:noProof/>
+                <w:webHidden/>
+              </w:rPr>
+              <w:fldChar w:fldCharType="separate"/>
+            </w:r>
+            <w:r>
+              <w:rPr>
+                <w:noProof/>
+                <w:webHidden/>
+              </w:rPr>
+              <w:t>23</w:t>
             </w:r>
             <w:r>
               <w:rPr>
@@ -641,15 +928,11 @@
     <w:p/>
     <w:p/>
     <w:p/>
-    <w:p/>
-    <w:p/>
-    <w:p/>
-    <w:p/>
     <w:p>
       <w:pPr>
         <w:pStyle w:val="Style1"/>
       </w:pPr>
-      <w:bookmarkStart w:id="0" w:name="_Toc221924020"/>
+      <w:bookmarkStart w:id="0" w:name="_Toc221926195"/>
       <w:r>
         <w:lastRenderedPageBreak/>
         <w:t>BATCH PROGRAMMING GUIDE</w:t>
@@ -663,7 +946,7 @@
           <w:bCs/>
         </w:rPr>
       </w:pPr>
-      <w:bookmarkStart w:id="1" w:name="_Toc221924021"/>
+      <w:bookmarkStart w:id="1" w:name="_Toc221926196"/>
       <w:r>
         <w:rPr>
           <w:rStyle w:val="Style2Char"/>
@@ -697,7 +980,15 @@
         <w:pStyle w:val="Style8"/>
       </w:pPr>
       <w:r>
-        <w:t>What is a batch file? (.bat vs .cmd)</w:t>
+        <w:t>What is a batch file? (.bat vs .</w:t>
+      </w:r>
+      <w:proofErr w:type="spellStart"/>
+      <w:r>
+        <w:t>cmd</w:t>
+      </w:r>
+      <w:proofErr w:type="spellEnd"/>
+      <w:r>
+        <w:t>)</w:t>
       </w:r>
     </w:p>
     <w:p>
@@ -720,8 +1011,13 @@
         <w:t>malware</w:t>
       </w:r>
       <w:r>
-        <w:t xml:space="preserve"> with cmd</w:t>
-      </w:r>
+        <w:t xml:space="preserve"> with </w:t>
+      </w:r>
+      <w:proofErr w:type="spellStart"/>
+      <w:r>
+        <w:t>cmd</w:t>
+      </w:r>
+      <w:proofErr w:type="spellEnd"/>
       <w:r>
         <w:t>, no scary stuff—just pure, honest-to-goodness automation.</w:t>
       </w:r>
@@ -887,12 +1183,29 @@
           <w:rStyle w:val="Style3Char"/>
           <w:rFonts w:eastAsiaTheme="majorEastAsia"/>
         </w:rPr>
-        <w:t>.cmd</w:t>
-      </w:r>
-    </w:p>
-    <w:p>
-      <w:r>
-        <w:t>You'll see batch files with either a .bat or a .cmd extension. Are they different? Yes and no. Let's break it down:</w:t>
+        <w:t>.</w:t>
+      </w:r>
+      <w:proofErr w:type="spellStart"/>
+      <w:r>
+        <w:rPr>
+          <w:rStyle w:val="Style3Char"/>
+          <w:rFonts w:eastAsiaTheme="majorEastAsia"/>
+        </w:rPr>
+        <w:t>cmd</w:t>
+      </w:r>
+      <w:proofErr w:type="spellEnd"/>
+    </w:p>
+    <w:p>
+      <w:r>
+        <w:t>You'll see batch files with either a .bat or a .</w:t>
+      </w:r>
+      <w:proofErr w:type="spellStart"/>
+      <w:r>
+        <w:t>cmd</w:t>
+      </w:r>
+      <w:proofErr w:type="spellEnd"/>
+      <w:r>
+        <w:t> extension. Are they different? Yes and no. Let's break it down:</w:t>
       </w:r>
     </w:p>
     <w:p>
@@ -966,7 +1279,23 @@
         <w:t>The Real Difference:</w:t>
       </w:r>
       <w:r>
-        <w:t> It all comes down to ERRORLEVEL. In a .bat file, if a command works, it doesn't always reset the error counter. In a .cmd file, every command (even a successful one) updates the error status. This makes .cmd more reliable for complex automation.</w:t>
+        <w:t> It all comes down to ERRORLEVEL. In a .bat file, if a command works, it doesn't always reset the error counter. In a .</w:t>
+      </w:r>
+      <w:proofErr w:type="spellStart"/>
+      <w:r>
+        <w:t>cmd</w:t>
+      </w:r>
+      <w:proofErr w:type="spellEnd"/>
+      <w:r>
+        <w:t> file, every command (even a successful one) updates the error status. This makes .</w:t>
+      </w:r>
+      <w:proofErr w:type="spellStart"/>
+      <w:r>
+        <w:t>cmd</w:t>
+      </w:r>
+      <w:proofErr w:type="spellEnd"/>
+      <w:r>
+        <w:t> more reliable for complex automation.</w:t>
       </w:r>
       <w:r>
         <w:t xml:space="preserve"> </w:t>
@@ -1608,7 +1937,15 @@
         <w:t>—</w:t>
       </w:r>
       <w:r>
-        <w:t>it's object-oriented, has access to .NET, and can do amazing things. But batch scripting is still valuable because:</w:t>
+        <w:t xml:space="preserve">it's object-oriented, has access to .NET, and </w:t>
+      </w:r>
+      <w:proofErr w:type="gramStart"/>
+      <w:r>
+        <w:t>can do</w:t>
+      </w:r>
+      <w:proofErr w:type="gramEnd"/>
+      <w:r>
+        <w:t xml:space="preserve"> amazing things. But batch scripting is still valuable because:</w:t>
       </w:r>
     </w:p>
     <w:p>
@@ -1760,7 +2097,15 @@
         <w:t>recipe card</w:t>
       </w:r>
       <w:r>
-        <w:t> for your computer. When you run a .bat or .cmd file, here's what happens behind the scenes:</w:t>
+        <w:t> for your computer. When you run a .bat or .</w:t>
+      </w:r>
+      <w:proofErr w:type="spellStart"/>
+      <w:r>
+        <w:t>cmd</w:t>
+      </w:r>
+      <w:proofErr w:type="spellEnd"/>
+      <w:r>
+        <w:t> file, here's what happens behind the scenes:</w:t>
       </w:r>
     </w:p>
     <w:p>
@@ -2272,7 +2617,7 @@
           <w:bCs/>
         </w:rPr>
       </w:pPr>
-      <w:bookmarkStart w:id="2" w:name="_Toc221924022"/>
+      <w:bookmarkStart w:id="2" w:name="_Toc221926197"/>
       <w:r>
         <w:rPr>
           <w:rStyle w:val="Style2Char"/>
@@ -2501,7 +2846,7 @@
       <w:pPr>
         <w:pStyle w:val="Style2"/>
       </w:pPr>
-      <w:bookmarkStart w:id="3" w:name="_Toc221924023"/>
+      <w:bookmarkStart w:id="3" w:name="_Toc221926198"/>
       <w:r>
         <w:t>Creating Batch Files</w:t>
       </w:r>
@@ -2924,7 +3269,15 @@
         <w:t>How</w:t>
       </w:r>
       <w:r>
-        <w:t>: copy con myfile.bat then type your lines, then press Ctrl+Z then Enter.</w:t>
+        <w:t>: copy con myfile.bat then type your lines, then press </w:t>
+      </w:r>
+      <w:proofErr w:type="spellStart"/>
+      <w:r>
+        <w:t>Ctrl+Z</w:t>
+      </w:r>
+      <w:proofErr w:type="spellEnd"/>
+      <w:r>
+        <w:t> then Enter.</w:t>
       </w:r>
     </w:p>
     <w:p>
@@ -2986,8 +3339,17 @@
           <w:b/>
           <w:bCs/>
         </w:rPr>
-        <w:t xml:space="preserve"> or VScode</w:t>
-      </w:r>
+        <w:t xml:space="preserve"> or </w:t>
+      </w:r>
+      <w:proofErr w:type="spellStart"/>
+      <w:r>
+        <w:rPr>
+          <w:b/>
+          <w:bCs/>
+        </w:rPr>
+        <w:t>VScode</w:t>
+      </w:r>
+      <w:proofErr w:type="spellEnd"/>
       <w:r>
         <w:t>. It's lightweight, free, and makes batch files readable. Later, if you're also learning Python or web dev, VS Code can handle everything.</w:t>
       </w:r>
@@ -2997,7 +3359,7 @@
       <w:pPr>
         <w:pStyle w:val="Style2"/>
       </w:pPr>
-      <w:bookmarkStart w:id="4" w:name="_Toc221924024"/>
+      <w:bookmarkStart w:id="4" w:name="_Toc221926199"/>
       <w:r>
         <w:t>Saving with Correct Encoding (ANSI vs UTF-8)</w:t>
       </w:r>
@@ -3161,7 +3523,15 @@
         <w:t>The problem</w:t>
       </w:r>
       <w:r>
-        <w:t>: CMD.EXE doesn't natively understand UTF-8 unless you explicitly tell it to with the chcp 65001 command. Even then, it can be flaky.</w:t>
+        <w:t>: CMD.EXE doesn't natively understand UTF-8 unless you explicitly tell it to with the </w:t>
+      </w:r>
+      <w:proofErr w:type="spellStart"/>
+      <w:r>
+        <w:t>chcp</w:t>
+      </w:r>
+      <w:proofErr w:type="spellEnd"/>
+      <w:r>
+        <w:t xml:space="preserve"> 65001 command. Even then, it can be flaky.</w:t>
       </w:r>
     </w:p>
     <w:p>
@@ -3279,7 +3649,23 @@
         </w:numPr>
       </w:pPr>
       <w:r>
-        <w:t>Add chcp 65001 &gt;nul as the first line of your script to switch the console to UTF-8.</w:t>
+        <w:t>Add </w:t>
+      </w:r>
+      <w:proofErr w:type="spellStart"/>
+      <w:r>
+        <w:t>chcp</w:t>
+      </w:r>
+      <w:proofErr w:type="spellEnd"/>
+      <w:r>
+        <w:t xml:space="preserve"> 65001 &gt;</w:t>
+      </w:r>
+      <w:proofErr w:type="spellStart"/>
+      <w:r>
+        <w:t>nul</w:t>
+      </w:r>
+      <w:proofErr w:type="spellEnd"/>
+      <w:r>
+        <w:t> as the first line of your script to switch the console to UTF-8.</w:t>
       </w:r>
     </w:p>
     <w:p>
@@ -3367,7 +3753,7 @@
       <w:pPr>
         <w:pStyle w:val="Style2"/>
       </w:pPr>
-      <w:bookmarkStart w:id="5" w:name="_Toc221924025"/>
+      <w:bookmarkStart w:id="5" w:name="_Toc221926200"/>
       <w:r>
         <w:t>Running Batch Files (Multiple Ways)</w:t>
       </w:r>
@@ -3512,7 +3898,15 @@
         </w:numPr>
       </w:pPr>
       <w:r>
-        <w:t>Open CMD (type cmd in Start menu).</w:t>
+        <w:t>Open CMD (type </w:t>
+      </w:r>
+      <w:proofErr w:type="spellStart"/>
+      <w:r>
+        <w:t>cmd</w:t>
+      </w:r>
+      <w:proofErr w:type="spellEnd"/>
+      <w:r>
+        <w:t> in Start menu).</w:t>
       </w:r>
     </w:p>
     <w:p>
@@ -3848,7 +4242,7 @@
       <w:pPr>
         <w:pStyle w:val="Style2"/>
       </w:pPr>
-      <w:bookmarkStart w:id="6" w:name="_Toc221924026"/>
+      <w:bookmarkStart w:id="6" w:name="_Toc221926201"/>
       <w:r>
         <w:lastRenderedPageBreak/>
         <w:t>Execution Policies (None for Batch, Unlike PowerShell)</w:t>
@@ -3899,7 +4293,15 @@
         </w:numPr>
       </w:pPr>
       <w:r>
-        <w:t>A .bat or .cmd file will run </w:t>
+        <w:t>A .bat or .</w:t>
+      </w:r>
+      <w:proofErr w:type="spellStart"/>
+      <w:r>
+        <w:t>cmd</w:t>
+      </w:r>
+      <w:proofErr w:type="spellEnd"/>
+      <w:r>
+        <w:t> file will run </w:t>
       </w:r>
       <w:r>
         <w:rPr>
@@ -4239,7 +4641,7 @@
       <w:pPr>
         <w:pStyle w:val="Style2"/>
       </w:pPr>
-      <w:bookmarkStart w:id="7" w:name="_Toc221924027"/>
+      <w:bookmarkStart w:id="7" w:name="_Toc221926202"/>
       <w:r>
         <w:t>Comments and Documentation</w:t>
       </w:r>
@@ -4374,8 +4776,13 @@
       <w:pPr>
         <w:pStyle w:val="Style8"/>
       </w:pPr>
-      <w:r>
-        <w:t>:: (The Sneaky Shortcut)</w:t>
+      <w:proofErr w:type="gramStart"/>
+      <w:r>
+        <w:t>::</w:t>
+      </w:r>
+      <w:proofErr w:type="gramEnd"/>
+      <w:r>
+        <w:t> (The Sneaky Shortcut)</w:t>
       </w:r>
     </w:p>
     <w:p>
@@ -4384,8 +4791,13 @@
           <w:tab w:val="right" w:pos="9360"/>
         </w:tabs>
       </w:pPr>
-      <w:r>
-        <w:t xml:space="preserve">:: is a hack that uses the label syntax (:label) but with an invalid character, so it's treated as a comment. </w:t>
+      <w:proofErr w:type="gramStart"/>
+      <w:r>
+        <w:t>::</w:t>
+      </w:r>
+      <w:proofErr w:type="gramEnd"/>
+      <w:r>
+        <w:t xml:space="preserve"> is a hack that uses the label syntax (:label) but with an invalid character, so it's treated as a comment. </w:t>
       </w:r>
     </w:p>
     <w:p>
@@ -4495,7 +4907,15 @@
         </w:numPr>
       </w:pPr>
       <w:r>
-        <w:t>For quick, everyday comments: :: is fine.</w:t>
+        <w:t>For quick, everyday comments</w:t>
+      </w:r>
+      <w:proofErr w:type="gramStart"/>
+      <w:r>
+        <w:t>: :</w:t>
+      </w:r>
+      <w:proofErr w:type="gramEnd"/>
+      <w:r>
+        <w:t>: is fine.</w:t>
       </w:r>
     </w:p>
     <w:p>
@@ -4678,21 +5098,30 @@
           <w:numId w:val="172"/>
         </w:numPr>
       </w:pPr>
+      <w:proofErr w:type="gramStart"/>
       <w:r>
         <w:rPr>
           <w:b/>
           <w:bCs/>
         </w:rPr>
-        <w:t>:: (The Double Colon):</w:t>
-      </w:r>
-      <w:r>
-        <w:t xml:space="preserve"> This is a </w:t>
-      </w:r>
+        <w:t>::</w:t>
+      </w:r>
+      <w:proofErr w:type="gramEnd"/>
       <w:r>
         <w:rPr>
           <w:b/>
           <w:bCs/>
         </w:rPr>
+        <w:t xml:space="preserve"> (The Double Colon):</w:t>
+      </w:r>
+      <w:r>
+        <w:t xml:space="preserve"> This is a </w:t>
+      </w:r>
+      <w:r>
+        <w:rPr>
+          <w:b/>
+          <w:bCs/>
+        </w:rPr>
         <w:t>Single Line Comment</w:t>
       </w:r>
       <w:r>
@@ -4716,51 +5145,76 @@
           <w:numId w:val="172"/>
         </w:numPr>
       </w:pPr>
+      <w:proofErr w:type="gramStart"/>
       <w:r>
         <w:rPr>
           <w:b/>
           <w:bCs/>
         </w:rPr>
-        <w:t>:comment_block (The Label):</w:t>
-      </w:r>
+        <w:t>:</w:t>
+      </w:r>
+      <w:proofErr w:type="spellStart"/>
       <w:r>
         <w:rPr>
           <w:b/>
           <w:bCs/>
         </w:rPr>
-        <w:t xml:space="preserve"> </w:t>
-      </w:r>
-      <w:r>
-        <w:t>T</w:t>
-      </w:r>
-      <w:r>
-        <w:t xml:space="preserve">his is a </w:t>
-      </w:r>
+        <w:t>comment</w:t>
+      </w:r>
+      <w:proofErr w:type="gramEnd"/>
       <w:r>
         <w:rPr>
           <w:b/>
           <w:bCs/>
         </w:rPr>
-        <w:t>Label</w:t>
-      </w:r>
+        <w:t>_block</w:t>
+      </w:r>
+      <w:proofErr w:type="spellEnd"/>
       <w:r>
         <w:rPr>
           <w:b/>
           <w:bCs/>
         </w:rPr>
-        <w:t xml:space="preserve">, </w:t>
-      </w:r>
-      <w:r>
-        <w:t>we shall cover later</w:t>
-      </w:r>
-      <w:r>
-        <w:t xml:space="preserve">. Think of it like a </w:t>
+        <w:t xml:space="preserve"> (The Label):</w:t>
       </w:r>
       <w:r>
         <w:rPr>
           <w:b/>
           <w:bCs/>
         </w:rPr>
+        <w:t xml:space="preserve"> </w:t>
+      </w:r>
+      <w:r>
+        <w:t>T</w:t>
+      </w:r>
+      <w:r>
+        <w:t xml:space="preserve">his is a </w:t>
+      </w:r>
+      <w:r>
+        <w:rPr>
+          <w:b/>
+          <w:bCs/>
+        </w:rPr>
+        <w:t>Label</w:t>
+      </w:r>
+      <w:r>
+        <w:rPr>
+          <w:b/>
+          <w:bCs/>
+        </w:rPr>
+        <w:t xml:space="preserve">, </w:t>
+      </w:r>
+      <w:r>
+        <w:t>we shall cover later</w:t>
+      </w:r>
+      <w:r>
+        <w:t xml:space="preserve">. Think of it like a </w:t>
+      </w:r>
+      <w:r>
+        <w:rPr>
+          <w:b/>
+          <w:bCs/>
+        </w:rPr>
         <w:t>Destination Marker</w:t>
       </w:r>
       <w:r>
@@ -4770,6 +5224,1962 @@
     <w:p>
       <w:r>
         <w:t xml:space="preserve"> </w:t>
+      </w:r>
+    </w:p>
+    <w:p>
+      <w:pPr>
+        <w:pStyle w:val="Style8"/>
+      </w:pPr>
+      <w:r>
+        <w:t>How it works:</w:t>
+      </w:r>
+    </w:p>
+    <w:p>
+      <w:pPr>
+        <w:numPr>
+          <w:ilvl w:val="0"/>
+          <w:numId w:val="173"/>
+        </w:numPr>
+      </w:pPr>
+      <w:proofErr w:type="gramStart"/>
+      <w:r>
+        <w:t>GOTO :</w:t>
+      </w:r>
+      <w:proofErr w:type="spellStart"/>
+      <w:r>
+        <w:t>comment</w:t>
+      </w:r>
+      <w:proofErr w:type="gramEnd"/>
+      <w:r>
+        <w:t>_block</w:t>
+      </w:r>
+      <w:proofErr w:type="spellEnd"/>
+      <w:r>
+        <w:t> jumps to the label :</w:t>
+      </w:r>
+      <w:proofErr w:type="spellStart"/>
+      <w:r>
+        <w:t>comment_block</w:t>
+      </w:r>
+      <w:proofErr w:type="spellEnd"/>
+      <w:r>
+        <w:t>, skipping everything in between.</w:t>
+      </w:r>
+    </w:p>
+    <w:p>
+      <w:pPr>
+        <w:numPr>
+          <w:ilvl w:val="0"/>
+          <w:numId w:val="173"/>
+        </w:numPr>
+      </w:pPr>
+      <w:r>
+        <w:t>The lines between are never interpreted—they're effectively a multi-line comment.</w:t>
+      </w:r>
+    </w:p>
+    <w:p>
+      <w:pPr>
+        <w:numPr>
+          <w:ilvl w:val="0"/>
+          <w:numId w:val="173"/>
+        </w:numPr>
+      </w:pPr>
+      <w:r>
+        <w:t>Just make sure your label name isn't used elsewhere in the script.</w:t>
+      </w:r>
+    </w:p>
+    <w:p>
+      <w:r>
+        <w:rPr>
+          <w:b/>
+          <w:bCs/>
+        </w:rPr>
+        <w:t>Caveat:</w:t>
+      </w:r>
+      <w:r>
+        <w:t> This method skips the lines, but they're still loaded into memory. For huge blocks, it's inefficient. But for a dozen lines? Totally fine.</w:t>
+      </w:r>
+    </w:p>
+    <w:p/>
+    <w:p/>
+    <w:p/>
+    <w:p/>
+    <w:p/>
+    <w:p/>
+    <w:p/>
+    <w:p/>
+    <w:p>
+      <w:pPr>
+        <w:pStyle w:val="Style2"/>
+      </w:pPr>
+      <w:bookmarkStart w:id="8" w:name="_Toc221926203"/>
+      <w:r>
+        <w:lastRenderedPageBreak/>
+        <w:t>Documentation Best Practices</w:t>
+      </w:r>
+      <w:bookmarkEnd w:id="8"/>
+    </w:p>
+    <w:p>
+      <w:r>
+        <w:t>Good comments turn a cryptic script into a readable story. Here's how to do it right:</w:t>
+      </w:r>
+    </w:p>
+    <w:p>
+      <w:pPr>
+        <w:rPr>
+          <w:rStyle w:val="Style8Char"/>
+        </w:rPr>
+      </w:pPr>
+      <w:r>
+        <w:rPr>
+          <w:rFonts w:ascii="Segoe UI Emoji" w:hAnsi="Segoe UI Emoji" w:cs="Segoe UI Emoji"/>
+          <w:b/>
+          <w:bCs/>
+        </w:rPr>
+        <w:t>📌</w:t>
+      </w:r>
+      <w:r>
+        <w:rPr>
+          <w:b/>
+          <w:bCs/>
+        </w:rPr>
+        <w:t xml:space="preserve"> </w:t>
+      </w:r>
+      <w:r>
+        <w:rPr>
+          <w:rStyle w:val="Style8Char"/>
+        </w:rPr>
+        <w:t>Header Comments (The "What &amp; Why")</w:t>
+      </w:r>
+    </w:p>
+    <w:p>
+      <w:r>
+        <w:t>At the top of every batch file, include a header like this:</w:t>
+      </w:r>
+    </w:p>
+    <w:p>
+      <w:r>
+        <w:t xml:space="preserve"> </w:t>
+      </w:r>
+      <w:r>
+        <w:rPr>
+          <w:noProof/>
+        </w:rPr>
+        <w:drawing>
+          <wp:inline distT="0" distB="0" distL="0" distR="0" wp14:anchorId="58A0F84B" wp14:editId="52354B80">
+            <wp:extent cx="5124450" cy="2477365"/>
+            <wp:effectExtent l="133350" t="133350" r="133350" b="132715"/>
+            <wp:docPr id="14" name="Picture 14"/>
+            <wp:cNvGraphicFramePr>
+              <a:graphicFrameLocks xmlns:a="http://schemas.openxmlformats.org/drawingml/2006/main" noChangeAspect="1"/>
+            </wp:cNvGraphicFramePr>
+            <a:graphic xmlns:a="http://schemas.openxmlformats.org/drawingml/2006/main">
+              <a:graphicData uri="http://schemas.openxmlformats.org/drawingml/2006/picture">
+                <pic:pic xmlns:pic="http://schemas.openxmlformats.org/drawingml/2006/picture">
+                  <pic:nvPicPr>
+                    <pic:cNvPr id="1" name=""/>
+                    <pic:cNvPicPr/>
+                  </pic:nvPicPr>
+                  <pic:blipFill>
+                    <a:blip r:embed="rId21">
+                      <a:lum/>
+                    </a:blip>
+                    <a:stretch>
+                      <a:fillRect/>
+                    </a:stretch>
+                  </pic:blipFill>
+                  <pic:spPr>
+                    <a:xfrm>
+                      <a:off x="0" y="0"/>
+                      <a:ext cx="5130671" cy="2480372"/>
+                    </a:xfrm>
+                    <a:prstGeom prst="rect">
+                      <a:avLst/>
+                    </a:prstGeom>
+                    <a:effectLst>
+                      <a:glow rad="127000">
+                        <a:srgbClr val="000000"/>
+                      </a:glow>
+                    </a:effectLst>
+                  </pic:spPr>
+                </pic:pic>
+              </a:graphicData>
+            </a:graphic>
+          </wp:inline>
+        </w:drawing>
+      </w:r>
+    </w:p>
+    <w:p>
+      <w:pPr>
+        <w:rPr>
+          <w:rStyle w:val="Style8Char"/>
+        </w:rPr>
+      </w:pPr>
+      <w:r>
+        <w:rPr>
+          <w:rFonts w:ascii="Segoe UI Emoji" w:hAnsi="Segoe UI Emoji" w:cs="Segoe UI Emoji"/>
+          <w:b/>
+          <w:bCs/>
+        </w:rPr>
+        <w:t>📝</w:t>
+      </w:r>
+      <w:r>
+        <w:rPr>
+          <w:b/>
+          <w:bCs/>
+        </w:rPr>
+        <w:t xml:space="preserve"> </w:t>
+      </w:r>
+      <w:r>
+        <w:rPr>
+          <w:rStyle w:val="Style8Char"/>
+        </w:rPr>
+        <w:t>Inline Explanations (The "How")</w:t>
+      </w:r>
+    </w:p>
+    <w:p>
+      <w:r>
+        <w:t>Explain tricky parts, but don't state the obvious:</w:t>
+      </w:r>
+    </w:p>
+    <w:p>
+      <w:r>
+        <w:t xml:space="preserve"> </w:t>
+      </w:r>
+      <w:r>
+        <w:rPr>
+          <w:noProof/>
+        </w:rPr>
+        <w:drawing>
+          <wp:inline distT="0" distB="0" distL="0" distR="0" wp14:anchorId="7A6C23C4" wp14:editId="141498E3">
+            <wp:extent cx="5575300" cy="1541547"/>
+            <wp:effectExtent l="133350" t="133350" r="139700" b="135255"/>
+            <wp:docPr id="15" name="Picture 15"/>
+            <wp:cNvGraphicFramePr>
+              <a:graphicFrameLocks xmlns:a="http://schemas.openxmlformats.org/drawingml/2006/main" noChangeAspect="1"/>
+            </wp:cNvGraphicFramePr>
+            <a:graphic xmlns:a="http://schemas.openxmlformats.org/drawingml/2006/main">
+              <a:graphicData uri="http://schemas.openxmlformats.org/drawingml/2006/picture">
+                <pic:pic xmlns:pic="http://schemas.openxmlformats.org/drawingml/2006/picture">
+                  <pic:nvPicPr>
+                    <pic:cNvPr id="1" name=""/>
+                    <pic:cNvPicPr/>
+                  </pic:nvPicPr>
+                  <pic:blipFill>
+                    <a:blip r:embed="rId22">
+                      <a:lum/>
+                    </a:blip>
+                    <a:stretch>
+                      <a:fillRect/>
+                    </a:stretch>
+                  </pic:blipFill>
+                  <pic:spPr>
+                    <a:xfrm>
+                      <a:off x="0" y="0"/>
+                      <a:ext cx="5582738" cy="1543604"/>
+                    </a:xfrm>
+                    <a:prstGeom prst="rect">
+                      <a:avLst/>
+                    </a:prstGeom>
+                    <a:effectLst>
+                      <a:glow rad="127000">
+                        <a:srgbClr val="000000"/>
+                      </a:glow>
+                    </a:effectLst>
+                  </pic:spPr>
+                </pic:pic>
+              </a:graphicData>
+            </a:graphic>
+          </wp:inline>
+        </w:drawing>
+      </w:r>
+    </w:p>
+    <w:p>
+      <w:pPr>
+        <w:rPr>
+          <w:rStyle w:val="Style8Char"/>
+        </w:rPr>
+      </w:pPr>
+      <w:r>
+        <w:rPr>
+          <w:rFonts w:ascii="Segoe UI Emoji" w:hAnsi="Segoe UI Emoji" w:cs="Segoe UI Emoji"/>
+          <w:b/>
+          <w:bCs/>
+        </w:rPr>
+        <w:t>🧹</w:t>
+      </w:r>
+      <w:r>
+        <w:rPr>
+          <w:b/>
+          <w:bCs/>
+        </w:rPr>
+        <w:t xml:space="preserve"> </w:t>
+      </w:r>
+      <w:r>
+        <w:rPr>
+          <w:rStyle w:val="Style8Char"/>
+        </w:rPr>
+        <w:t xml:space="preserve">Comment </w:t>
+      </w:r>
+      <w:proofErr w:type="gramStart"/>
+      <w:r>
+        <w:rPr>
+          <w:rStyle w:val="Style8Char"/>
+        </w:rPr>
+        <w:t>As</w:t>
+      </w:r>
+      <w:proofErr w:type="gramEnd"/>
+      <w:r>
+        <w:rPr>
+          <w:rStyle w:val="Style8Char"/>
+        </w:rPr>
+        <w:t xml:space="preserve"> You Go</w:t>
+      </w:r>
+    </w:p>
+    <w:p>
+      <w:r>
+        <w:t xml:space="preserve">Don't write comments after the fact—you'll forget what you did. Write them while you're coding. Future-you will be grateful! </w:t>
+      </w:r>
+      <w:r>
+        <w:rPr>
+          <w:rFonts w:ascii="Segoe UI Emoji" w:hAnsi="Segoe UI Emoji" w:cs="Segoe UI Emoji"/>
+        </w:rPr>
+        <w:t>💖</w:t>
+      </w:r>
+    </w:p>
+    <w:p/>
+    <w:p/>
+    <w:p/>
+    <w:p>
+      <w:pPr>
+        <w:pStyle w:val="Style2"/>
+      </w:pPr>
+      <w:bookmarkStart w:id="9" w:name="_Toc221926204"/>
+      <w:r>
+        <w:lastRenderedPageBreak/>
+        <w:t>Echo Command (Output)</w:t>
+      </w:r>
+      <w:bookmarkEnd w:id="9"/>
+    </w:p>
+    <w:p>
+      <w:r>
+        <w:t>The echo command is your script's voice. It's how you talk to the user, show progress, or reveal what's happening under the hood.</w:t>
+      </w:r>
+    </w:p>
+    <w:p/>
+    <w:p>
+      <w:pPr>
+        <w:pStyle w:val="Style8"/>
+      </w:pPr>
+      <w:r>
+        <w:t>Displaying Text: ECHO Hello World</w:t>
+      </w:r>
+    </w:p>
+    <w:p>
+      <w:r>
+        <w:t>The simplest form:</w:t>
+      </w:r>
+    </w:p>
+    <w:p>
+      <w:r>
+        <w:t xml:space="preserve"> </w:t>
+      </w:r>
+      <w:r>
+        <w:rPr>
+          <w:noProof/>
+        </w:rPr>
+        <w:drawing>
+          <wp:inline distT="0" distB="0" distL="0" distR="0" wp14:anchorId="1037AA3D" wp14:editId="799CEEA0">
+            <wp:extent cx="4292600" cy="1573495"/>
+            <wp:effectExtent l="133350" t="133350" r="127000" b="141605"/>
+            <wp:docPr id="16" name="Picture 16"/>
+            <wp:cNvGraphicFramePr>
+              <a:graphicFrameLocks xmlns:a="http://schemas.openxmlformats.org/drawingml/2006/main" noChangeAspect="1"/>
+            </wp:cNvGraphicFramePr>
+            <a:graphic xmlns:a="http://schemas.openxmlformats.org/drawingml/2006/main">
+              <a:graphicData uri="http://schemas.openxmlformats.org/drawingml/2006/picture">
+                <pic:pic xmlns:pic="http://schemas.openxmlformats.org/drawingml/2006/picture">
+                  <pic:nvPicPr>
+                    <pic:cNvPr id="1" name=""/>
+                    <pic:cNvPicPr/>
+                  </pic:nvPicPr>
+                  <pic:blipFill>
+                    <a:blip r:embed="rId23">
+                      <a:lum/>
+                    </a:blip>
+                    <a:stretch>
+                      <a:fillRect/>
+                    </a:stretch>
+                  </pic:blipFill>
+                  <pic:spPr>
+                    <a:xfrm>
+                      <a:off x="0" y="0"/>
+                      <a:ext cx="4305473" cy="1578214"/>
+                    </a:xfrm>
+                    <a:prstGeom prst="rect">
+                      <a:avLst/>
+                    </a:prstGeom>
+                    <a:effectLst>
+                      <a:glow rad="127000">
+                        <a:srgbClr val="000000"/>
+                      </a:glow>
+                    </a:effectLst>
+                  </pic:spPr>
+                </pic:pic>
+              </a:graphicData>
+            </a:graphic>
+          </wp:inline>
+        </w:drawing>
+      </w:r>
+    </w:p>
+    <w:p>
+      <w:r>
+        <w:t>This prints Hello, world! to the console. You can put any text after echo, and it'll appear on screen.</w:t>
+      </w:r>
+    </w:p>
+    <w:p>
+      <w:r>
+        <w:rPr>
+          <w:b/>
+          <w:bCs/>
+        </w:rPr>
+        <w:t>Empty </w:t>
+      </w:r>
+      <w:r>
+        <w:t>echo (just echo with nothing after) prints the current echo setting (ECHO is on or ECHO is off). Not super useful, but good to know.</w:t>
+      </w:r>
+    </w:p>
+    <w:p>
+      <w:r>
+        <w:rPr>
+          <w:noProof/>
+        </w:rPr>
+        <w:drawing>
+          <wp:inline distT="0" distB="0" distL="0" distR="0" wp14:anchorId="5FDDE4E3" wp14:editId="602945E5">
+            <wp:extent cx="3638550" cy="2598964"/>
+            <wp:effectExtent l="133350" t="133350" r="133350" b="125730"/>
+            <wp:docPr id="17" name="Picture 17"/>
+            <wp:cNvGraphicFramePr>
+              <a:graphicFrameLocks xmlns:a="http://schemas.openxmlformats.org/drawingml/2006/main" noChangeAspect="1"/>
+            </wp:cNvGraphicFramePr>
+            <a:graphic xmlns:a="http://schemas.openxmlformats.org/drawingml/2006/main">
+              <a:graphicData uri="http://schemas.openxmlformats.org/drawingml/2006/picture">
+                <pic:pic xmlns:pic="http://schemas.openxmlformats.org/drawingml/2006/picture">
+                  <pic:nvPicPr>
+                    <pic:cNvPr id="1" name=""/>
+                    <pic:cNvPicPr/>
+                  </pic:nvPicPr>
+                  <pic:blipFill>
+                    <a:blip r:embed="rId24">
+                      <a:lum/>
+                    </a:blip>
+                    <a:stretch>
+                      <a:fillRect/>
+                    </a:stretch>
+                  </pic:blipFill>
+                  <pic:spPr>
+                    <a:xfrm>
+                      <a:off x="0" y="0"/>
+                      <a:ext cx="3647928" cy="2605663"/>
+                    </a:xfrm>
+                    <a:prstGeom prst="rect">
+                      <a:avLst/>
+                    </a:prstGeom>
+                    <a:effectLst>
+                      <a:glow rad="127000">
+                        <a:srgbClr val="000000"/>
+                      </a:glow>
+                    </a:effectLst>
+                  </pic:spPr>
+                </pic:pic>
+              </a:graphicData>
+            </a:graphic>
+          </wp:inline>
+        </w:drawing>
+      </w:r>
+    </w:p>
+    <w:p/>
+    <w:p/>
+    <w:p>
+      <w:pPr>
+        <w:pStyle w:val="Style8"/>
+      </w:pPr>
+      <w:r>
+        <w:lastRenderedPageBreak/>
+        <w:t>Suppressing Command Output: @ECHO OFF</w:t>
+      </w:r>
+    </w:p>
+    <w:p>
+      <w:r>
+        <w:t xml:space="preserve">By default, batch shows every command as it runs (called "echoing"). </w:t>
+      </w:r>
+    </w:p>
+    <w:p>
+      <w:r>
+        <w:t xml:space="preserve">That's noisy! </w:t>
+      </w:r>
+      <w:r>
+        <w:t xml:space="preserve">I showed it in the previous images. </w:t>
+      </w:r>
+    </w:p>
+    <w:p>
+      <w:pPr>
+        <w:rPr>
+          <w:b/>
+          <w:bCs/>
+          <w:color w:val="6600FF"/>
+        </w:rPr>
+      </w:pPr>
+      <w:r>
+        <w:t>Most scripts start with</w:t>
+      </w:r>
+      <w:r>
+        <w:t xml:space="preserve"> </w:t>
+      </w:r>
+      <w:r>
+        <w:rPr>
+          <w:b/>
+          <w:bCs/>
+          <w:color w:val="6600FF"/>
+        </w:rPr>
+        <w:t>@echo off</w:t>
+      </w:r>
+      <w:r>
+        <w:rPr>
+          <w:b/>
+          <w:bCs/>
+          <w:color w:val="6600FF"/>
+        </w:rPr>
+        <w:t xml:space="preserve"> </w:t>
+      </w:r>
+    </w:p>
+    <w:p>
+      <w:pPr>
+        <w:numPr>
+          <w:ilvl w:val="0"/>
+          <w:numId w:val="174"/>
+        </w:numPr>
+      </w:pPr>
+      <w:r>
+        <w:t>echo off turns off command echoing for the rest of the script.</w:t>
+      </w:r>
+    </w:p>
+    <w:p>
+      <w:pPr>
+        <w:numPr>
+          <w:ilvl w:val="0"/>
+          <w:numId w:val="174"/>
+        </w:numPr>
+      </w:pPr>
+      <w:r>
+        <w:t>The @ at the beginning hides that line itself, so you don't see echo off either.</w:t>
+      </w:r>
+    </w:p>
+    <w:p>
+      <w:r>
+        <w:t xml:space="preserve">Now your script runs silently—only the output you explicitly echo appears. Clean and professional. </w:t>
+      </w:r>
+      <w:r>
+        <w:rPr>
+          <w:rFonts w:ascii="Segoe UI Emoji" w:hAnsi="Segoe UI Emoji" w:cs="Segoe UI Emoji"/>
+        </w:rPr>
+        <w:t>✨</w:t>
+      </w:r>
+    </w:p>
+    <w:p/>
+    <w:p>
+      <w:pPr>
+        <w:pStyle w:val="Style8"/>
+      </w:pPr>
+      <w:r>
+        <w:t>Blank Lines: ECHO. or ECHO:</w:t>
+      </w:r>
+    </w:p>
+    <w:p>
+      <w:r>
+        <w:t>Sometimes you need an empty line for spacing. Use echo followed immediately by a dot (.) or colon (:):</w:t>
+      </w:r>
+    </w:p>
+    <w:p>
+      <w:r>
+        <w:t xml:space="preserve"> </w:t>
+      </w:r>
+      <w:r>
+        <w:rPr>
+          <w:noProof/>
+        </w:rPr>
+        <w:drawing>
+          <wp:inline distT="0" distB="0" distL="0" distR="0" wp14:anchorId="6D3D8C65" wp14:editId="219F447E">
+            <wp:extent cx="2254355" cy="2292350"/>
+            <wp:effectExtent l="133350" t="133350" r="127000" b="127000"/>
+            <wp:docPr id="18" name="Picture 18"/>
+            <wp:cNvGraphicFramePr>
+              <a:graphicFrameLocks xmlns:a="http://schemas.openxmlformats.org/drawingml/2006/main" noChangeAspect="1"/>
+            </wp:cNvGraphicFramePr>
+            <a:graphic xmlns:a="http://schemas.openxmlformats.org/drawingml/2006/main">
+              <a:graphicData uri="http://schemas.openxmlformats.org/drawingml/2006/picture">
+                <pic:pic xmlns:pic="http://schemas.openxmlformats.org/drawingml/2006/picture">
+                  <pic:nvPicPr>
+                    <pic:cNvPr id="1" name=""/>
+                    <pic:cNvPicPr/>
+                  </pic:nvPicPr>
+                  <pic:blipFill>
+                    <a:blip r:embed="rId25">
+                      <a:lum/>
+                    </a:blip>
+                    <a:stretch>
+                      <a:fillRect/>
+                    </a:stretch>
+                  </pic:blipFill>
+                  <pic:spPr>
+                    <a:xfrm>
+                      <a:off x="0" y="0"/>
+                      <a:ext cx="2258719" cy="2296788"/>
+                    </a:xfrm>
+                    <a:prstGeom prst="rect">
+                      <a:avLst/>
+                    </a:prstGeom>
+                    <a:effectLst>
+                      <a:glow rad="127000">
+                        <a:srgbClr val="000000"/>
+                      </a:glow>
+                    </a:effectLst>
+                  </pic:spPr>
+                </pic:pic>
+              </a:graphicData>
+            </a:graphic>
+          </wp:inline>
+        </w:drawing>
+      </w:r>
+    </w:p>
+    <w:p>
+      <w:r>
+        <w:t xml:space="preserve">You can see when I put </w:t>
+      </w:r>
+      <w:r>
+        <w:rPr>
+          <w:b/>
+          <w:bCs/>
+          <w:color w:val="6600FF"/>
+        </w:rPr>
+        <w:t>echo. hello</w:t>
+      </w:r>
+      <w:r>
+        <w:rPr>
+          <w:color w:val="6600FF"/>
+        </w:rPr>
+        <w:t xml:space="preserve"> </w:t>
+      </w:r>
+      <w:r>
+        <w:t>it places a space before hello begins.</w:t>
+      </w:r>
+    </w:p>
+    <w:p>
+      <w:pPr>
+        <w:rPr>
+          <w:rFonts w:ascii="Segoe UI Emoji" w:hAnsi="Segoe UI Emoji" w:cs="Segoe UI Emoji"/>
+          <w:b/>
+          <w:bCs/>
+        </w:rPr>
+      </w:pPr>
+    </w:p>
+    <w:p>
+      <w:pPr>
+        <w:rPr>
+          <w:rFonts w:ascii="Segoe UI Emoji" w:hAnsi="Segoe UI Emoji" w:cs="Segoe UI Emoji"/>
+          <w:b/>
+          <w:bCs/>
+        </w:rPr>
+      </w:pPr>
+    </w:p>
+    <w:p>
+      <w:pPr>
+        <w:rPr>
+          <w:rFonts w:ascii="Segoe UI Emoji" w:hAnsi="Segoe UI Emoji" w:cs="Segoe UI Emoji"/>
+          <w:b/>
+          <w:bCs/>
+        </w:rPr>
+      </w:pPr>
+    </w:p>
+    <w:p>
+      <w:pPr>
+        <w:rPr>
+          <w:rFonts w:ascii="Segoe UI Emoji" w:hAnsi="Segoe UI Emoji" w:cs="Segoe UI Emoji"/>
+          <w:b/>
+          <w:bCs/>
+        </w:rPr>
+      </w:pPr>
+    </w:p>
+    <w:p>
+      <w:pPr>
+        <w:rPr>
+          <w:rFonts w:ascii="Segoe UI Emoji" w:hAnsi="Segoe UI Emoji" w:cs="Segoe UI Emoji"/>
+          <w:b/>
+          <w:bCs/>
+        </w:rPr>
+      </w:pPr>
+    </w:p>
+    <w:p>
+      <w:pPr>
+        <w:rPr>
+          <w:rFonts w:ascii="Segoe UI Emoji" w:hAnsi="Segoe UI Emoji" w:cs="Segoe UI Emoji"/>
+          <w:b/>
+          <w:bCs/>
+        </w:rPr>
+      </w:pPr>
+    </w:p>
+    <w:p>
+      <w:pPr>
+        <w:rPr>
+          <w:rStyle w:val="Style8Char"/>
+        </w:rPr>
+      </w:pPr>
+      <w:r>
+        <w:rPr>
+          <w:rFonts w:ascii="Segoe UI Emoji" w:hAnsi="Segoe UI Emoji" w:cs="Segoe UI Emoji"/>
+          <w:b/>
+          <w:bCs/>
+        </w:rPr>
+        <w:lastRenderedPageBreak/>
+        <w:t>🎩</w:t>
+      </w:r>
+      <w:r>
+        <w:rPr>
+          <w:b/>
+          <w:bCs/>
+        </w:rPr>
+        <w:t xml:space="preserve"> </w:t>
+      </w:r>
+      <w:r>
+        <w:rPr>
+          <w:rStyle w:val="Style8Char"/>
+        </w:rPr>
+        <w:t>The Escape Hat: ^</w:t>
+      </w:r>
+    </w:p>
+    <w:p>
+      <w:r>
+        <w:t>Put a caret (^) right before the character to print it literally:</w:t>
+      </w:r>
+    </w:p>
+    <w:p>
+      <w:r>
+        <w:t xml:space="preserve"> </w:t>
+      </w:r>
+      <w:r>
+        <w:rPr>
+          <w:noProof/>
+        </w:rPr>
+        <w:drawing>
+          <wp:inline distT="0" distB="0" distL="0" distR="0" wp14:anchorId="47A5A296" wp14:editId="11215054">
+            <wp:extent cx="2641600" cy="1239520"/>
+            <wp:effectExtent l="133350" t="133350" r="139700" b="132080"/>
+            <wp:docPr id="19" name="Picture 19"/>
+            <wp:cNvGraphicFramePr>
+              <a:graphicFrameLocks xmlns:a="http://schemas.openxmlformats.org/drawingml/2006/main" noChangeAspect="1"/>
+            </wp:cNvGraphicFramePr>
+            <a:graphic xmlns:a="http://schemas.openxmlformats.org/drawingml/2006/main">
+              <a:graphicData uri="http://schemas.openxmlformats.org/drawingml/2006/picture">
+                <pic:pic xmlns:pic="http://schemas.openxmlformats.org/drawingml/2006/picture">
+                  <pic:nvPicPr>
+                    <pic:cNvPr id="1" name=""/>
+                    <pic:cNvPicPr/>
+                  </pic:nvPicPr>
+                  <pic:blipFill>
+                    <a:blip r:embed="rId26">
+                      <a:lum/>
+                    </a:blip>
+                    <a:stretch>
+                      <a:fillRect/>
+                    </a:stretch>
+                  </pic:blipFill>
+                  <pic:spPr>
+                    <a:xfrm>
+                      <a:off x="0" y="0"/>
+                      <a:ext cx="2645734" cy="1241460"/>
+                    </a:xfrm>
+                    <a:prstGeom prst="rect">
+                      <a:avLst/>
+                    </a:prstGeom>
+                    <a:effectLst>
+                      <a:glow rad="127000">
+                        <a:srgbClr val="000000"/>
+                      </a:glow>
+                    </a:effectLst>
+                  </pic:spPr>
+                </pic:pic>
+              </a:graphicData>
+            </a:graphic>
+          </wp:inline>
+        </w:drawing>
+      </w:r>
+    </w:p>
+    <w:p>
+      <w:r>
+        <w:t>Without the caret, the pipe would be interpreted as a command connector.</w:t>
+      </w:r>
+    </w:p>
+    <w:p>
+      <w:pPr>
+        <w:rPr>
+          <w:rFonts w:ascii="Segoe UI Emoji" w:hAnsi="Segoe UI Emoji" w:cs="Segoe UI Emoji"/>
+          <w:b/>
+          <w:bCs/>
+        </w:rPr>
+      </w:pPr>
+    </w:p>
+    <w:p>
+      <w:pPr>
+        <w:rPr>
+          <w:rStyle w:val="Style8Char"/>
+        </w:rPr>
+      </w:pPr>
+      <w:r>
+        <w:rPr>
+          <w:rFonts w:ascii="Segoe UI Emoji" w:hAnsi="Segoe UI Emoji" w:cs="Segoe UI Emoji"/>
+          <w:b/>
+          <w:bCs/>
+        </w:rPr>
+        <w:t>💬</w:t>
+      </w:r>
+      <w:r>
+        <w:rPr>
+          <w:b/>
+          <w:bCs/>
+        </w:rPr>
+        <w:t xml:space="preserve"> </w:t>
+      </w:r>
+      <w:r>
+        <w:rPr>
+          <w:rStyle w:val="Style8Char"/>
+        </w:rPr>
+        <w:t>Quotes for Safety</w:t>
+      </w:r>
+    </w:p>
+    <w:p>
+      <w:r>
+        <w:t>If you're echoing a long string with special characters, wrap the whole thing in double quotes:</w:t>
+      </w:r>
+    </w:p>
+    <w:p>
+      <w:r>
+        <w:t xml:space="preserve"> </w:t>
+      </w:r>
+      <w:r>
+        <w:rPr>
+          <w:noProof/>
+        </w:rPr>
+        <w:drawing>
+          <wp:inline distT="0" distB="0" distL="0" distR="0" wp14:anchorId="6EFD4F89" wp14:editId="1B711C34">
+            <wp:extent cx="3371850" cy="1041018"/>
+            <wp:effectExtent l="133350" t="133350" r="133350" b="140335"/>
+            <wp:docPr id="20" name="Picture 20"/>
+            <wp:cNvGraphicFramePr>
+              <a:graphicFrameLocks xmlns:a="http://schemas.openxmlformats.org/drawingml/2006/main" noChangeAspect="1"/>
+            </wp:cNvGraphicFramePr>
+            <a:graphic xmlns:a="http://schemas.openxmlformats.org/drawingml/2006/main">
+              <a:graphicData uri="http://schemas.openxmlformats.org/drawingml/2006/picture">
+                <pic:pic xmlns:pic="http://schemas.openxmlformats.org/drawingml/2006/picture">
+                  <pic:nvPicPr>
+                    <pic:cNvPr id="1" name=""/>
+                    <pic:cNvPicPr/>
+                  </pic:nvPicPr>
+                  <pic:blipFill>
+                    <a:blip r:embed="rId27">
+                      <a:lum/>
+                    </a:blip>
+                    <a:stretch>
+                      <a:fillRect/>
+                    </a:stretch>
+                  </pic:blipFill>
+                  <pic:spPr>
+                    <a:xfrm>
+                      <a:off x="0" y="0"/>
+                      <a:ext cx="3392773" cy="1047478"/>
+                    </a:xfrm>
+                    <a:prstGeom prst="rect">
+                      <a:avLst/>
+                    </a:prstGeom>
+                    <a:effectLst>
+                      <a:glow rad="127000">
+                        <a:srgbClr val="000000"/>
+                      </a:glow>
+                    </a:effectLst>
+                  </pic:spPr>
+                </pic:pic>
+              </a:graphicData>
+            </a:graphic>
+          </wp:inline>
+        </w:drawing>
+      </w:r>
+    </w:p>
+    <w:p>
+      <w:r>
+        <w:t xml:space="preserve">But note: the quotes themselves will appear in the output. </w:t>
+      </w:r>
+    </w:p>
+    <w:p>
+      <w:r>
+        <w:t>To avoid that, use ^ escapes for individual characters.</w:t>
+      </w:r>
+    </w:p>
+    <w:p/>
+    <w:p>
+      <w:pPr>
+        <w:rPr>
+          <w:b/>
+          <w:bCs/>
+        </w:rPr>
+      </w:pPr>
+      <w:r>
+        <w:rPr>
+          <w:rFonts w:ascii="Segoe UI Emoji" w:hAnsi="Segoe UI Emoji" w:cs="Segoe UI Emoji"/>
+          <w:b/>
+          <w:bCs/>
+        </w:rPr>
+        <w:t>🧪</w:t>
+      </w:r>
+      <w:r>
+        <w:rPr>
+          <w:b/>
+          <w:bCs/>
+        </w:rPr>
+        <w:t xml:space="preserve"> </w:t>
+      </w:r>
+      <w:r>
+        <w:rPr>
+          <w:rStyle w:val="Style8Char"/>
+        </w:rPr>
+        <w:t>Example: Printing a Copyright Symbol</w:t>
+      </w:r>
+    </w:p>
+    <w:p>
+      <w:r>
+        <w:t xml:space="preserve"> </w:t>
+      </w:r>
+      <w:r>
+        <w:rPr>
+          <w:noProof/>
+        </w:rPr>
+        <w:drawing>
+          <wp:inline distT="0" distB="0" distL="0" distR="0" wp14:anchorId="13E5335C" wp14:editId="51E926CB">
+            <wp:extent cx="3816350" cy="1479809"/>
+            <wp:effectExtent l="133350" t="133350" r="127000" b="139700"/>
+            <wp:docPr id="22" name="Picture 22"/>
+            <wp:cNvGraphicFramePr>
+              <a:graphicFrameLocks xmlns:a="http://schemas.openxmlformats.org/drawingml/2006/main" noChangeAspect="1"/>
+            </wp:cNvGraphicFramePr>
+            <a:graphic xmlns:a="http://schemas.openxmlformats.org/drawingml/2006/main">
+              <a:graphicData uri="http://schemas.openxmlformats.org/drawingml/2006/picture">
+                <pic:pic xmlns:pic="http://schemas.openxmlformats.org/drawingml/2006/picture">
+                  <pic:nvPicPr>
+                    <pic:cNvPr id="1" name=""/>
+                    <pic:cNvPicPr/>
+                  </pic:nvPicPr>
+                  <pic:blipFill>
+                    <a:blip r:embed="rId28">
+                      <a:lum/>
+                    </a:blip>
+                    <a:stretch>
+                      <a:fillRect/>
+                    </a:stretch>
+                  </pic:blipFill>
+                  <pic:spPr>
+                    <a:xfrm>
+                      <a:off x="0" y="0"/>
+                      <a:ext cx="3841223" cy="1489454"/>
+                    </a:xfrm>
+                    <a:prstGeom prst="rect">
+                      <a:avLst/>
+                    </a:prstGeom>
+                    <a:effectLst>
+                      <a:glow rad="127000">
+                        <a:srgbClr val="000000"/>
+                      </a:glow>
+                    </a:effectLst>
+                  </pic:spPr>
+                </pic:pic>
+              </a:graphicData>
+            </a:graphic>
+          </wp:inline>
+        </w:drawing>
+      </w:r>
+    </w:p>
+    <w:p>
+      <w:r>
+        <w:lastRenderedPageBreak/>
+        <w:t>(Note: © isn't a special character, but it's a good example of a non-ASCII symbol—make sure your file is saved in ANSI or UTF-8 without BOM!)</w:t>
+      </w:r>
+    </w:p>
+    <w:p/>
+    <w:p>
+      <w:pPr>
+        <w:pStyle w:val="Style2"/>
+      </w:pPr>
+      <w:bookmarkStart w:id="10" w:name="_Toc221926205"/>
+      <w:r>
+        <w:t>Pause and User Interaction</w:t>
+      </w:r>
+      <w:bookmarkEnd w:id="10"/>
+    </w:p>
+    <w:p>
+      <w:r>
+        <w:t>Batch files can ask the user to wait or even pause for input. Here's how to make your scripts interactive.</w:t>
+      </w:r>
+    </w:p>
+    <w:p/>
+    <w:p>
+      <w:pPr>
+        <w:pStyle w:val="Style8"/>
+      </w:pPr>
+      <w:r>
+        <w:t>PAUSE Command (Wait for Keypress)</w:t>
+      </w:r>
+    </w:p>
+    <w:p>
+      <w:r>
+        <w:t>The classic pause does exactly what it says: stops everything and waits for the user to press any key.</w:t>
+      </w:r>
+    </w:p>
+    <w:p>
+      <w:r>
+        <w:t xml:space="preserve"> </w:t>
+      </w:r>
+      <w:r>
+        <w:rPr>
+          <w:noProof/>
+        </w:rPr>
+        <w:drawing>
+          <wp:inline distT="0" distB="0" distL="0" distR="0" wp14:anchorId="4C0FC468" wp14:editId="3092F033">
+            <wp:extent cx="4203700" cy="1353627"/>
+            <wp:effectExtent l="133350" t="133350" r="139700" b="132715"/>
+            <wp:docPr id="23" name="Picture 23"/>
+            <wp:cNvGraphicFramePr>
+              <a:graphicFrameLocks xmlns:a="http://schemas.openxmlformats.org/drawingml/2006/main" noChangeAspect="1"/>
+            </wp:cNvGraphicFramePr>
+            <a:graphic xmlns:a="http://schemas.openxmlformats.org/drawingml/2006/main">
+              <a:graphicData uri="http://schemas.openxmlformats.org/drawingml/2006/picture">
+                <pic:pic xmlns:pic="http://schemas.openxmlformats.org/drawingml/2006/picture">
+                  <pic:nvPicPr>
+                    <pic:cNvPr id="1" name=""/>
+                    <pic:cNvPicPr/>
+                  </pic:nvPicPr>
+                  <pic:blipFill>
+                    <a:blip r:embed="rId29">
+                      <a:lum/>
+                    </a:blip>
+                    <a:stretch>
+                      <a:fillRect/>
+                    </a:stretch>
+                  </pic:blipFill>
+                  <pic:spPr>
+                    <a:xfrm>
+                      <a:off x="0" y="0"/>
+                      <a:ext cx="4223221" cy="1359913"/>
+                    </a:xfrm>
+                    <a:prstGeom prst="rect">
+                      <a:avLst/>
+                    </a:prstGeom>
+                    <a:effectLst>
+                      <a:glow rad="127000">
+                        <a:srgbClr val="000000"/>
+                      </a:glow>
+                    </a:effectLst>
+                  </pic:spPr>
+                </pic:pic>
+              </a:graphicData>
+            </a:graphic>
+          </wp:inline>
+        </w:drawing>
+      </w:r>
+    </w:p>
+    <w:p>
+      <w:r>
+        <w:t>By default, it displays: Press any key to continue . . . and waits.</w:t>
+      </w:r>
+    </w:p>
+    <w:p>
+      <w:pPr>
+        <w:rPr>
+          <w:b/>
+          <w:bCs/>
+        </w:rPr>
+      </w:pPr>
+    </w:p>
+    <w:p>
+      <w:pPr>
+        <w:pStyle w:val="Style8"/>
+      </w:pPr>
+      <w:r>
+        <w:t>Why use it?</w:t>
+      </w:r>
+    </w:p>
+    <w:p>
+      <w:pPr>
+        <w:numPr>
+          <w:ilvl w:val="0"/>
+          <w:numId w:val="175"/>
+        </w:numPr>
+      </w:pPr>
+      <w:r>
+        <w:t>To let the user read output before the window closes.</w:t>
+      </w:r>
+    </w:p>
+    <w:p>
+      <w:pPr>
+        <w:numPr>
+          <w:ilvl w:val="0"/>
+          <w:numId w:val="175"/>
+        </w:numPr>
+      </w:pPr>
+      <w:r>
+        <w:t xml:space="preserve">To give them a chance to cancel (by pressing </w:t>
+      </w:r>
+      <w:proofErr w:type="spellStart"/>
+      <w:r>
+        <w:t>Ctrl+C</w:t>
+      </w:r>
+      <w:proofErr w:type="spellEnd"/>
+      <w:r>
+        <w:t>).</w:t>
+      </w:r>
+    </w:p>
+    <w:p>
+      <w:pPr>
+        <w:numPr>
+          <w:ilvl w:val="0"/>
+          <w:numId w:val="175"/>
+        </w:numPr>
+      </w:pPr>
+      <w:r>
+        <w:t>To create a simple "press any key to continue" step in a script.</w:t>
+      </w:r>
+    </w:p>
+    <w:p/>
+    <w:p/>
+    <w:p/>
+    <w:p/>
+    <w:p/>
+    <w:p/>
+    <w:p/>
+    <w:p>
+      <w:pPr>
+        <w:pStyle w:val="Style8"/>
+      </w:pPr>
+      <w:r>
+        <w:lastRenderedPageBreak/>
+        <w:t>Custom Pause Messages</w:t>
+      </w:r>
+    </w:p>
+    <w:p>
+      <w:r>
+        <w:t>You can't directly change pause's message, but you can fake it:</w:t>
+      </w:r>
+    </w:p>
+    <w:p>
+      <w:r>
+        <w:t xml:space="preserve"> </w:t>
+      </w:r>
+      <w:r>
+        <w:rPr>
+          <w:noProof/>
+        </w:rPr>
+        <w:drawing>
+          <wp:inline distT="0" distB="0" distL="0" distR="0" wp14:anchorId="0F9C9DE8" wp14:editId="0AB83CCD">
+            <wp:extent cx="3251200" cy="1093695"/>
+            <wp:effectExtent l="133350" t="133350" r="139700" b="125730"/>
+            <wp:docPr id="24" name="Picture 24"/>
+            <wp:cNvGraphicFramePr>
+              <a:graphicFrameLocks xmlns:a="http://schemas.openxmlformats.org/drawingml/2006/main" noChangeAspect="1"/>
+            </wp:cNvGraphicFramePr>
+            <a:graphic xmlns:a="http://schemas.openxmlformats.org/drawingml/2006/main">
+              <a:graphicData uri="http://schemas.openxmlformats.org/drawingml/2006/picture">
+                <pic:pic xmlns:pic="http://schemas.openxmlformats.org/drawingml/2006/picture">
+                  <pic:nvPicPr>
+                    <pic:cNvPr id="1" name=""/>
+                    <pic:cNvPicPr/>
+                  </pic:nvPicPr>
+                  <pic:blipFill>
+                    <a:blip r:embed="rId30">
+                      <a:lum/>
+                    </a:blip>
+                    <a:stretch>
+                      <a:fillRect/>
+                    </a:stretch>
+                  </pic:blipFill>
+                  <pic:spPr>
+                    <a:xfrm>
+                      <a:off x="0" y="0"/>
+                      <a:ext cx="3268350" cy="1099464"/>
+                    </a:xfrm>
+                    <a:prstGeom prst="rect">
+                      <a:avLst/>
+                    </a:prstGeom>
+                    <a:effectLst>
+                      <a:glow rad="127000">
+                        <a:srgbClr val="000000"/>
+                      </a:glow>
+                    </a:effectLst>
+                  </pic:spPr>
+                </pic:pic>
+              </a:graphicData>
+            </a:graphic>
+          </wp:inline>
+        </w:drawing>
+      </w:r>
+    </w:p>
+    <w:p>
+      <w:r>
+        <w:t xml:space="preserve">The &gt; </w:t>
+      </w:r>
+      <w:proofErr w:type="spellStart"/>
+      <w:r>
+        <w:t>nul</w:t>
+      </w:r>
+      <w:proofErr w:type="spellEnd"/>
+      <w:r>
+        <w:t xml:space="preserve"> redirects the default message to nowhere, so it doesn't show. Then your custom echo is the only thing the user sees. Neat! </w:t>
+      </w:r>
+      <w:r>
+        <w:rPr>
+          <w:rFonts w:ascii="Segoe UI Emoji" w:hAnsi="Segoe UI Emoji" w:cs="Segoe UI Emoji"/>
+        </w:rPr>
+        <w:t>😎</w:t>
+      </w:r>
+    </w:p>
+    <w:p/>
+    <w:p>
+      <w:pPr>
+        <w:pStyle w:val="Style2"/>
+      </w:pPr>
+      <w:bookmarkStart w:id="11" w:name="_Toc221926206"/>
+      <w:r>
+        <w:t>TIMEOUT Command (Auto-Continue After N Seconds)</w:t>
+      </w:r>
+      <w:bookmarkEnd w:id="11"/>
+    </w:p>
+    <w:p>
+      <w:r>
+        <w:t xml:space="preserve">TIMEOUT is like pause with a timer. </w:t>
+      </w:r>
+    </w:p>
+    <w:p>
+      <w:r>
+        <w:t>It waits for a specified number of seconds, or until a key is pressed—whichever comes first.</w:t>
+      </w:r>
+    </w:p>
+    <w:p>
+      <w:r>
+        <w:t xml:space="preserve"> </w:t>
+      </w:r>
+      <w:r>
+        <w:rPr>
+          <w:noProof/>
+        </w:rPr>
+        <w:drawing>
+          <wp:inline distT="0" distB="0" distL="0" distR="0" wp14:anchorId="399C2AF8" wp14:editId="5FADBB1F">
+            <wp:extent cx="1617612" cy="946150"/>
+            <wp:effectExtent l="133350" t="133350" r="135255" b="139700"/>
+            <wp:docPr id="25" name="Picture 25"/>
+            <wp:cNvGraphicFramePr>
+              <a:graphicFrameLocks xmlns:a="http://schemas.openxmlformats.org/drawingml/2006/main" noChangeAspect="1"/>
+            </wp:cNvGraphicFramePr>
+            <a:graphic xmlns:a="http://schemas.openxmlformats.org/drawingml/2006/main">
+              <a:graphicData uri="http://schemas.openxmlformats.org/drawingml/2006/picture">
+                <pic:pic xmlns:pic="http://schemas.openxmlformats.org/drawingml/2006/picture">
+                  <pic:nvPicPr>
+                    <pic:cNvPr id="1" name=""/>
+                    <pic:cNvPicPr/>
+                  </pic:nvPicPr>
+                  <pic:blipFill>
+                    <a:blip r:embed="rId31">
+                      <a:lum/>
+                    </a:blip>
+                    <a:stretch>
+                      <a:fillRect/>
+                    </a:stretch>
+                  </pic:blipFill>
+                  <pic:spPr>
+                    <a:xfrm>
+                      <a:off x="0" y="0"/>
+                      <a:ext cx="1628934" cy="952772"/>
+                    </a:xfrm>
+                    <a:prstGeom prst="rect">
+                      <a:avLst/>
+                    </a:prstGeom>
+                    <a:effectLst>
+                      <a:glow rad="127000">
+                        <a:srgbClr val="000000"/>
+                      </a:glow>
+                    </a:effectLst>
+                  </pic:spPr>
+                </pic:pic>
+              </a:graphicData>
+            </a:graphic>
+          </wp:inline>
+        </w:drawing>
+      </w:r>
+    </w:p>
+    <w:p>
+      <w:r>
+        <w:t>This waits 5 seconds, showing a countdown: Waiting for 0 seconds, press a key to continue ...</w:t>
+      </w:r>
+    </w:p>
+    <w:p>
+      <w:r>
+        <w:rPr>
+          <w:b/>
+          <w:bCs/>
+        </w:rPr>
+        <w:t>Switches:</w:t>
+      </w:r>
+    </w:p>
+    <w:p>
+      <w:pPr>
+        <w:numPr>
+          <w:ilvl w:val="0"/>
+          <w:numId w:val="176"/>
+        </w:numPr>
+      </w:pPr>
+      <w:r>
+        <w:t>/t seconds – required, sets the timeout in seconds (1–99999).</w:t>
+      </w:r>
+    </w:p>
+    <w:p>
+      <w:pPr>
+        <w:numPr>
+          <w:ilvl w:val="0"/>
+          <w:numId w:val="176"/>
+        </w:numPr>
+      </w:pPr>
+      <w:r>
+        <w:t>/</w:t>
+      </w:r>
+      <w:proofErr w:type="spellStart"/>
+      <w:proofErr w:type="gramStart"/>
+      <w:r>
+        <w:t>nobreak</w:t>
+      </w:r>
+      <w:proofErr w:type="spellEnd"/>
+      <w:proofErr w:type="gramEnd"/>
+      <w:r>
+        <w:t> – ignores key presses; the script </w:t>
+      </w:r>
+      <w:r>
+        <w:rPr>
+          <w:i/>
+          <w:iCs/>
+        </w:rPr>
+        <w:t>must</w:t>
+      </w:r>
+      <w:r>
+        <w:t> wait the full time.</w:t>
+      </w:r>
+    </w:p>
+    <w:p>
+      <w:pPr>
+        <w:numPr>
+          <w:ilvl w:val="0"/>
+          <w:numId w:val="176"/>
+        </w:numPr>
+      </w:pPr>
+      <w:r>
+        <w:t xml:space="preserve">&gt; </w:t>
+      </w:r>
+      <w:proofErr w:type="spellStart"/>
+      <w:r>
+        <w:t>nul</w:t>
+      </w:r>
+      <w:proofErr w:type="spellEnd"/>
+      <w:r>
+        <w:t> – suppresses the countdown message (if you want a silent wait).</w:t>
+      </w:r>
+    </w:p>
+    <w:p>
+      <w:pPr>
+        <w:rPr>
+          <w:b/>
+          <w:bCs/>
+        </w:rPr>
+      </w:pPr>
+    </w:p>
+    <w:p>
+      <w:pPr>
+        <w:rPr>
+          <w:b/>
+          <w:bCs/>
+        </w:rPr>
+      </w:pPr>
+    </w:p>
+    <w:p>
+      <w:pPr>
+        <w:rPr>
+          <w:b/>
+          <w:bCs/>
+        </w:rPr>
+      </w:pPr>
+    </w:p>
+    <w:p>
+      <w:pPr>
+        <w:rPr>
+          <w:b/>
+          <w:bCs/>
+        </w:rPr>
+      </w:pPr>
+    </w:p>
+    <w:p>
+      <w:pPr>
+        <w:rPr>
+          <w:b/>
+          <w:bCs/>
+        </w:rPr>
+      </w:pPr>
+    </w:p>
+    <w:p>
+      <w:r>
+        <w:rPr>
+          <w:b/>
+          <w:bCs/>
+        </w:rPr>
+        <w:lastRenderedPageBreak/>
+        <w:t>Example with custom message:</w:t>
+      </w:r>
+    </w:p>
+    <w:p>
+      <w:r>
+        <w:t xml:space="preserve"> </w:t>
+      </w:r>
+      <w:r>
+        <w:rPr>
+          <w:noProof/>
+        </w:rPr>
+        <w:drawing>
+          <wp:inline distT="0" distB="0" distL="0" distR="0" wp14:anchorId="098A80CD" wp14:editId="2404E418">
+            <wp:extent cx="3746500" cy="1385873"/>
+            <wp:effectExtent l="133350" t="133350" r="139700" b="138430"/>
+            <wp:docPr id="26" name="Picture 26"/>
+            <wp:cNvGraphicFramePr>
+              <a:graphicFrameLocks xmlns:a="http://schemas.openxmlformats.org/drawingml/2006/main" noChangeAspect="1"/>
+            </wp:cNvGraphicFramePr>
+            <a:graphic xmlns:a="http://schemas.openxmlformats.org/drawingml/2006/main">
+              <a:graphicData uri="http://schemas.openxmlformats.org/drawingml/2006/picture">
+                <pic:pic xmlns:pic="http://schemas.openxmlformats.org/drawingml/2006/picture">
+                  <pic:nvPicPr>
+                    <pic:cNvPr id="1" name=""/>
+                    <pic:cNvPicPr/>
+                  </pic:nvPicPr>
+                  <pic:blipFill>
+                    <a:blip r:embed="rId32">
+                      <a:lum/>
+                    </a:blip>
+                    <a:stretch>
+                      <a:fillRect/>
+                    </a:stretch>
+                  </pic:blipFill>
+                  <pic:spPr>
+                    <a:xfrm>
+                      <a:off x="0" y="0"/>
+                      <a:ext cx="3761731" cy="1391507"/>
+                    </a:xfrm>
+                    <a:prstGeom prst="rect">
+                      <a:avLst/>
+                    </a:prstGeom>
+                    <a:effectLst>
+                      <a:glow rad="127000">
+                        <a:srgbClr val="000000"/>
+                      </a:glow>
+                    </a:effectLst>
+                  </pic:spPr>
+                </pic:pic>
+              </a:graphicData>
+            </a:graphic>
+          </wp:inline>
+        </w:drawing>
+      </w:r>
+    </w:p>
+    <w:p>
+      <w:r>
+        <w:rPr>
+          <w:b/>
+          <w:bCs/>
+        </w:rPr>
+        <w:t>Use cases:</w:t>
+      </w:r>
+    </w:p>
+    <w:p>
+      <w:pPr>
+        <w:numPr>
+          <w:ilvl w:val="0"/>
+          <w:numId w:val="177"/>
+        </w:numPr>
+      </w:pPr>
+      <w:r>
+        <w:t>Giving the user a few seconds to read something before moving on.</w:t>
+      </w:r>
+    </w:p>
+    <w:p>
+      <w:pPr>
+        <w:numPr>
+          <w:ilvl w:val="0"/>
+          <w:numId w:val="177"/>
+        </w:numPr>
+      </w:pPr>
+      <w:r>
+        <w:t>Adding a delay between automated actions.</w:t>
+      </w:r>
+    </w:p>
+    <w:p>
+      <w:pPr>
+        <w:numPr>
+          <w:ilvl w:val="0"/>
+          <w:numId w:val="177"/>
+        </w:numPr>
+      </w:pPr>
+      <w:r>
+        <w:t>Creating a simple "press any key to skip" prompt.</w:t>
+      </w:r>
+    </w:p>
+    <w:p/>
+    <w:p>
+      <w:pPr>
+        <w:pStyle w:val="Style8"/>
+      </w:pPr>
+      <w:r>
+        <w:t>Modern Perspective (2026)</w:t>
+      </w:r>
+    </w:p>
+    <w:p>
+      <w:r>
+        <w:t>These three topics—comments, output, and user interaction—are the </w:t>
+      </w:r>
+      <w:r>
+        <w:rPr>
+          <w:b/>
+          <w:bCs/>
+        </w:rPr>
+        <w:t>building blocks of any batch script</w:t>
+      </w:r>
+      <w:r>
+        <w:t>. They might seem basic, but they're the foundation of scripts that are readable, communicative, and user-friendly.</w:t>
+      </w:r>
+    </w:p>
+    <w:p>
+      <w:pPr>
+        <w:numPr>
+          <w:ilvl w:val="0"/>
+          <w:numId w:val="178"/>
+        </w:numPr>
+      </w:pPr>
+      <w:r>
+        <w:rPr>
+          <w:b/>
+          <w:bCs/>
+        </w:rPr>
+        <w:t>Comments</w:t>
+      </w:r>
+      <w:r>
+        <w:t xml:space="preserve"> turn your code from a puzzle into a story. Always leave breadcrumbs! </w:t>
+      </w:r>
+      <w:r>
+        <w:rPr>
+          <w:rFonts w:ascii="Segoe UI Emoji" w:hAnsi="Segoe UI Emoji" w:cs="Segoe UI Emoji"/>
+        </w:rPr>
+        <w:t>🧩</w:t>
+      </w:r>
+    </w:p>
+    <w:p>
+      <w:pPr>
+        <w:numPr>
+          <w:ilvl w:val="0"/>
+          <w:numId w:val="178"/>
+        </w:numPr>
+      </w:pPr>
+      <w:r>
+        <w:rPr>
+          <w:b/>
+          <w:bCs/>
+        </w:rPr>
+        <w:t>Echo</w:t>
+      </w:r>
+      <w:r>
+        <w:t xml:space="preserve"> is your script's voice. Use it to inform, warn, and celebrate. </w:t>
+      </w:r>
+      <w:r>
+        <w:rPr>
+          <w:rFonts w:ascii="Segoe UI Emoji" w:hAnsi="Segoe UI Emoji" w:cs="Segoe UI Emoji"/>
+        </w:rPr>
+        <w:t>🎤</w:t>
+      </w:r>
+    </w:p>
+    <w:p>
+      <w:pPr>
+        <w:numPr>
+          <w:ilvl w:val="0"/>
+          <w:numId w:val="178"/>
+        </w:numPr>
+      </w:pPr>
+      <w:r>
+        <w:rPr>
+          <w:b/>
+          <w:bCs/>
+        </w:rPr>
+        <w:t>Pause and timeout</w:t>
+      </w:r>
+      <w:r>
+        <w:t xml:space="preserve"> give the user control. Don't let your script race past important info. </w:t>
+      </w:r>
+      <w:r>
+        <w:rPr>
+          <w:rFonts w:cs="Cambria"/>
+        </w:rPr>
+        <w:t>⏸</w:t>
+      </w:r>
+      <w:r>
+        <w:t>️</w:t>
+      </w:r>
+    </w:p>
+    <w:p>
+      <w:r>
+        <w:t xml:space="preserve">Master these, and you're ready to write batch files that are not only functional but also a joy to use. Next up: variables and user input—where things get really interesting! </w:t>
+      </w:r>
+      <w:r>
+        <w:rPr>
+          <w:rFonts w:ascii="Segoe UI Emoji" w:hAnsi="Segoe UI Emoji" w:cs="Segoe UI Emoji"/>
+        </w:rPr>
+        <w:t>🚀</w:t>
+      </w:r>
+    </w:p>
+    <w:p>
+      <w:r>
+        <w:t xml:space="preserve"> </w:t>
+      </w:r>
+    </w:p>
+    <w:p/>
+    <w:p/>
+    <w:p/>
+    <w:p/>
+    <w:p/>
+    <w:p>
+      <w:pPr>
+        <w:pStyle w:val="Style2"/>
+      </w:pPr>
+      <w:r>
+        <w:lastRenderedPageBreak/>
+        <w:t>Exit Codes and Error Levels</w:t>
+      </w:r>
+    </w:p>
+    <w:p>
+      <w:r>
+        <w:t>This is one of those topics that separates </w:t>
+      </w:r>
+      <w:r>
+        <w:rPr>
+          <w:b/>
+          <w:bCs/>
+        </w:rPr>
+        <w:t>"scripts that just run"</w:t>
+      </w:r>
+      <w:r>
+        <w:t> from </w:t>
+      </w:r>
+      <w:r>
+        <w:rPr>
+          <w:b/>
+          <w:bCs/>
+        </w:rPr>
+        <w:t>"scripts that run reliably."</w:t>
+      </w:r>
+      <w:r>
+        <w:t> </w:t>
+      </w:r>
+    </w:p>
+    <w:p>
+      <w:r>
+        <w:t xml:space="preserve">Exit codes are how your batch file talks back to the world—telling you, or another script, whether things went smoothly or blew up. </w:t>
+      </w:r>
+      <w:r>
+        <w:rPr>
+          <w:rFonts w:ascii="Segoe UI Emoji" w:hAnsi="Segoe UI Emoji" w:cs="Segoe UI Emoji"/>
+        </w:rPr>
+        <w:t>💥</w:t>
+      </w:r>
+    </w:p>
+    <w:p/>
+    <w:p>
+      <w:pPr>
+        <w:pStyle w:val="Style8"/>
+      </w:pPr>
+      <w:r>
+        <w:t>What Are Exit Codes? (The Secret Language of Success/Failure)</w:t>
+      </w:r>
+    </w:p>
+    <w:p>
+      <w:r>
+        <w:t>Every command you run in Windows—whether it's a built-in like copy, an external tool like </w:t>
+      </w:r>
+      <w:proofErr w:type="spellStart"/>
+      <w:r>
+        <w:t>xcopy</w:t>
+      </w:r>
+      <w:proofErr w:type="spellEnd"/>
+      <w:r>
+        <w:t>, or your own batch file—returns a little number when it finishes. That number is the </w:t>
+      </w:r>
+      <w:r>
+        <w:rPr>
+          <w:b/>
+          <w:bCs/>
+        </w:rPr>
+        <w:t>exit code</w:t>
+      </w:r>
+      <w:r>
+        <w:t> (also called "return code" or "error level").</w:t>
+      </w:r>
+    </w:p>
+    <w:p>
+      <w:pPr>
+        <w:numPr>
+          <w:ilvl w:val="0"/>
+          <w:numId w:val="179"/>
+        </w:numPr>
+      </w:pPr>
+      <w:r>
+        <w:t xml:space="preserve">0 = Success! Everything worked as expected. </w:t>
+      </w:r>
+      <w:r>
+        <w:rPr>
+          <w:rFonts w:ascii="Segoe UI Emoji" w:hAnsi="Segoe UI Emoji" w:cs="Segoe UI Emoji"/>
+        </w:rPr>
+        <w:t>✅</w:t>
+      </w:r>
+    </w:p>
+    <w:p>
+      <w:pPr>
+        <w:numPr>
+          <w:ilvl w:val="0"/>
+          <w:numId w:val="179"/>
+        </w:numPr>
+      </w:pPr>
+      <w:r>
+        <w:rPr>
+          <w:b/>
+          <w:bCs/>
+        </w:rPr>
+        <w:t>Anything else (non-zero)</w:t>
+      </w:r>
+      <w:r>
+        <w:t> = Something went wrong. The specific number often hints at </w:t>
+      </w:r>
+      <w:r>
+        <w:rPr>
+          <w:i/>
+          <w:iCs/>
+        </w:rPr>
+        <w:t>what</w:t>
+      </w:r>
+      <w:r>
+        <w:t xml:space="preserve"> went wrong. </w:t>
+      </w:r>
+      <w:r>
+        <w:rPr>
+          <w:rFonts w:ascii="Segoe UI Emoji" w:hAnsi="Segoe UI Emoji" w:cs="Segoe UI Emoji"/>
+        </w:rPr>
+        <w:t>❌</w:t>
+      </w:r>
+    </w:p>
+    <w:p>
+      <w:r>
+        <w:t>Think of it like a traffic light:</w:t>
+      </w:r>
+    </w:p>
+    <w:p>
+      <w:pPr>
+        <w:numPr>
+          <w:ilvl w:val="0"/>
+          <w:numId w:val="180"/>
+        </w:numPr>
+      </w:pPr>
+      <w:r>
+        <w:t>Green (0): Go, all good.</w:t>
+      </w:r>
+    </w:p>
+    <w:p>
+      <w:pPr>
+        <w:numPr>
+          <w:ilvl w:val="0"/>
+          <w:numId w:val="180"/>
+        </w:numPr>
+      </w:pPr>
+      <w:r>
+        <w:t>Red (1, 2, etc.): Stop, there's a problem.</w:t>
+      </w:r>
+    </w:p>
+    <w:p>
+      <w:r>
+        <w:rPr>
+          <w:b/>
+          <w:bCs/>
+        </w:rPr>
+        <w:t>Why does this matter?</w:t>
+      </w:r>
+      <w:r>
+        <w:t> Because in automation, you can't just assume everything worked. You need to </w:t>
+      </w:r>
+      <w:r>
+        <w:rPr>
+          <w:i/>
+          <w:iCs/>
+        </w:rPr>
+        <w:t>check</w:t>
+      </w:r>
+      <w:r>
+        <w:t>. Exit codes let your script make decisions: "If that worked, do this; if it failed, do that instead."</w:t>
+      </w:r>
+    </w:p>
+    <w:p>
+      <w:r>
+        <w:drawing>
+          <wp:inline distT="0" distB="0" distL="0" distR="0" wp14:anchorId="5B946410" wp14:editId="79CBCE36">
+            <wp:extent cx="4387850" cy="2616200"/>
+            <wp:effectExtent l="133350" t="133350" r="127000" b="127000"/>
+            <wp:docPr id="29" name="Picture 29"/>
+            <wp:cNvGraphicFramePr>
+              <a:graphicFrameLocks xmlns:a="http://schemas.openxmlformats.org/drawingml/2006/main" noChangeAspect="1"/>
+            </wp:cNvGraphicFramePr>
+            <a:graphic xmlns:a="http://schemas.openxmlformats.org/drawingml/2006/main">
+              <a:graphicData uri="http://schemas.openxmlformats.org/drawingml/2006/picture">
+                <pic:pic xmlns:pic="http://schemas.openxmlformats.org/drawingml/2006/picture">
+                  <pic:nvPicPr>
+                    <pic:cNvPr id="0" name="Picture 230"/>
+                    <pic:cNvPicPr>
+                      <a:picLocks noChangeAspect="1" noChangeArrowheads="1"/>
+                    </pic:cNvPicPr>
+                  </pic:nvPicPr>
+                  <pic:blipFill rotWithShape="1">
+                    <a:blip r:embed="rId33" cstate="print">
+                      <a:lum/>
+                      <a:extLst>
+                        <a:ext uri="{28A0092B-C50C-407E-A947-70E740481C1C}">
+                          <a14:useLocalDpi xmlns:a14="http://schemas.microsoft.com/office/drawing/2010/main" val="0"/>
+                        </a:ext>
+                      </a:extLst>
+                    </a:blip>
+                    <a:srcRect l="15705" t="11689" r="10470" b="10633"/>
+                    <a:stretch/>
+                  </pic:blipFill>
+                  <pic:spPr bwMode="auto">
+                    <a:xfrm>
+                      <a:off x="0" y="0"/>
+                      <a:ext cx="4387850" cy="2616200"/>
+                    </a:xfrm>
+                    <a:prstGeom prst="rect">
+                      <a:avLst/>
+                    </a:prstGeom>
+                    <a:ln>
+                      <a:noFill/>
+                    </a:ln>
+                    <a:effectLst>
+                      <a:glow rad="127000">
+                        <a:srgbClr val="000000"/>
+                      </a:glow>
+                    </a:effectLst>
+                    <a:extLst>
+                      <a:ext uri="{53640926-AAD7-44D8-BBD7-CCE9431645EC}">
+                        <a14:shadowObscured xmlns:a14="http://schemas.microsoft.com/office/drawing/2010/main"/>
+                      </a:ext>
+                    </a:extLst>
+                  </pic:spPr>
+                </pic:pic>
+              </a:graphicData>
+            </a:graphic>
+          </wp:inline>
+        </w:drawing>
+      </w:r>
+    </w:p>
+    <w:p>
+      <w:r>
+        <w:t xml:space="preserve"> </w:t>
+      </w:r>
+    </w:p>
+    <w:p>
+      <w:pPr>
+        <w:pStyle w:val="Style8"/>
+      </w:pPr>
+      <w:r>
+        <w:lastRenderedPageBreak/>
+        <w:t>Setting Exit Codes: EXIT /B &lt;code&gt;</w:t>
+      </w:r>
+    </w:p>
+    <w:p>
+      <w:r>
+        <w:t>When your own batch file finishes, you can send an exit code back to whatever called it. This is how your script says "I succeeded!" or "I failed!" to the outside world.</w:t>
+      </w:r>
+    </w:p>
+    <w:p>
+      <w:pPr>
+        <w:rPr>
+          <w:b/>
+          <w:bCs/>
+        </w:rPr>
+      </w:pPr>
+      <w:r>
+        <w:rPr>
+          <w:b/>
+          <w:bCs/>
+        </w:rPr>
+        <w:t>The Command: EXIT /B</w:t>
+      </w:r>
+    </w:p>
+    <w:p>
+      <w:r>
+        <w:t xml:space="preserve"> </w:t>
+      </w:r>
+      <w:r>
+        <w:rPr>
+          <w:noProof/>
+        </w:rPr>
+        <w:drawing>
+          <wp:inline distT="0" distB="0" distL="0" distR="0" wp14:anchorId="066F4DD5" wp14:editId="303B3FFE">
+            <wp:extent cx="3247526" cy="2628900"/>
+            <wp:effectExtent l="133350" t="133350" r="124460" b="133350"/>
+            <wp:docPr id="27" name="Picture 27"/>
+            <wp:cNvGraphicFramePr>
+              <a:graphicFrameLocks xmlns:a="http://schemas.openxmlformats.org/drawingml/2006/main" noChangeAspect="1"/>
+            </wp:cNvGraphicFramePr>
+            <a:graphic xmlns:a="http://schemas.openxmlformats.org/drawingml/2006/main">
+              <a:graphicData uri="http://schemas.openxmlformats.org/drawingml/2006/picture">
+                <pic:pic xmlns:pic="http://schemas.openxmlformats.org/drawingml/2006/picture">
+                  <pic:nvPicPr>
+                    <pic:cNvPr id="1" name=""/>
+                    <pic:cNvPicPr/>
+                  </pic:nvPicPr>
+                  <pic:blipFill>
+                    <a:blip r:embed="rId34">
+                      <a:lum/>
+                    </a:blip>
+                    <a:stretch>
+                      <a:fillRect/>
+                    </a:stretch>
+                  </pic:blipFill>
+                  <pic:spPr>
+                    <a:xfrm>
+                      <a:off x="0" y="0"/>
+                      <a:ext cx="3254698" cy="2634706"/>
+                    </a:xfrm>
+                    <a:prstGeom prst="rect">
+                      <a:avLst/>
+                    </a:prstGeom>
+                    <a:effectLst>
+                      <a:glow rad="127000">
+                        <a:srgbClr val="000000"/>
+                      </a:glow>
+                    </a:effectLst>
+                  </pic:spPr>
+                </pic:pic>
+              </a:graphicData>
+            </a:graphic>
+          </wp:inline>
+        </w:drawing>
       </w:r>
     </w:p>
     <w:p/>
@@ -4785,14 +7195,6 @@
     <w:p/>
     <w:p/>
     <w:p/>
-    <w:p/>
-    <w:p/>
-    <w:p/>
-    <w:p/>
-    <w:p/>
-    <w:p/>
-    <w:p/>
-    <w:p/>
     <w:p>
       <w:pPr>
         <w:rPr>
@@ -4837,7 +7239,21 @@
         <w:rPr>
           <w:color w:val="6600FF"/>
         </w:rPr>
-        <w:t>Single-line comments (REM, ::)</w:t>
+        <w:t>Single-line comments (REM</w:t>
+      </w:r>
+      <w:proofErr w:type="gramStart"/>
+      <w:r>
+        <w:rPr>
+          <w:color w:val="6600FF"/>
+        </w:rPr>
+        <w:t>, :</w:t>
+      </w:r>
+      <w:proofErr w:type="gramEnd"/>
+      <w:r>
+        <w:rPr>
+          <w:color w:val="6600FF"/>
+        </w:rPr>
+        <w:t>:)</w:t>
       </w:r>
     </w:p>
     <w:p>
@@ -5024,10 +7440,16 @@
       </w:r>
     </w:p>
     <w:p>
+      <w:pPr>
+        <w:rPr>
+          <w:color w:val="6600FF"/>
+        </w:rPr>
+      </w:pPr>
       <w:r>
         <w:rPr>
           <w:b/>
           <w:bCs/>
+          <w:color w:val="6600FF"/>
         </w:rPr>
         <w:t>1.6 Exit Codes and Error Levels</w:t>
       </w:r>
@@ -5038,8 +7460,14 @@
           <w:ilvl w:val="0"/>
           <w:numId w:val="6"/>
         </w:numPr>
-      </w:pPr>
-      <w:r>
+        <w:rPr>
+          <w:color w:val="6600FF"/>
+        </w:rPr>
+      </w:pPr>
+      <w:r>
+        <w:rPr>
+          <w:color w:val="6600FF"/>
+        </w:rPr>
         <w:t>What are exit codes? (0 = success, non-zero = error)</w:t>
       </w:r>
     </w:p>
@@ -5049,8 +7477,14 @@
           <w:ilvl w:val="0"/>
           <w:numId w:val="6"/>
         </w:numPr>
-      </w:pPr>
-      <w:r>
+        <w:rPr>
+          <w:color w:val="6600FF"/>
+        </w:rPr>
+      </w:pPr>
+      <w:r>
+        <w:rPr>
+          <w:color w:val="6600FF"/>
+        </w:rPr>
         <w:t>Setting exit codes (EXIT /B &lt;code&gt;)</w:t>
       </w:r>
     </w:p>
@@ -5060,8 +7494,14 @@
           <w:ilvl w:val="0"/>
           <w:numId w:val="6"/>
         </w:numPr>
-      </w:pPr>
-      <w:r>
+        <w:rPr>
+          <w:color w:val="6600FF"/>
+        </w:rPr>
+      </w:pPr>
+      <w:r>
+        <w:rPr>
+          <w:color w:val="6600FF"/>
+        </w:rPr>
         <w:t>Checking ERRORLEVEL</w:t>
       </w:r>
     </w:p>
@@ -5071,8 +7511,14 @@
           <w:ilvl w:val="0"/>
           <w:numId w:val="6"/>
         </w:numPr>
-      </w:pPr>
-      <w:r>
+        <w:rPr>
+          <w:color w:val="6600FF"/>
+        </w:rPr>
+      </w:pPr>
+      <w:r>
+        <w:rPr>
+          <w:color w:val="6600FF"/>
+        </w:rPr>
         <w:t>Common exit codes (0, 1, 2, etc.)</w:t>
       </w:r>
     </w:p>
@@ -5115,7 +7561,6 @@
         </w:numPr>
       </w:pPr>
       <w:r>
-        <w:lastRenderedPageBreak/>
         <w:t>System variables (%PATH%, %USERPROFILE%, %TEMP%, %COMPUTERNAME%, %USERNAME%)</w:t>
       </w:r>
     </w:p>
@@ -5169,6 +7614,7 @@
         </w:numPr>
       </w:pPr>
       <w:r>
+        <w:lastRenderedPageBreak/>
         <w:t>SET command (SET var=value)</w:t>
       </w:r>
     </w:p>
@@ -5275,7 +7721,15 @@
         </w:numPr>
       </w:pPr>
       <w:r>
-        <w:t>Enabling (SETLOCAL EnableDelayedExpansion)</w:t>
+        <w:t xml:space="preserve">Enabling (SETLOCAL </w:t>
+      </w:r>
+      <w:proofErr w:type="spellStart"/>
+      <w:r>
+        <w:t>EnableDelayedExpansion</w:t>
+      </w:r>
+      <w:proofErr w:type="spellEnd"/>
+      <w:r>
+        <w:t>)</w:t>
       </w:r>
     </w:p>
     <w:p>
@@ -5286,7 +7740,15 @@
         </w:numPr>
       </w:pPr>
       <w:r>
-        <w:t>Syntax (!var! vs %var%)</w:t>
+        <w:t xml:space="preserve">Syntax </w:t>
+      </w:r>
+      <w:proofErr w:type="gramStart"/>
+      <w:r>
+        <w:t>(!var</w:t>
+      </w:r>
+      <w:proofErr w:type="gramEnd"/>
+      <w:r>
+        <w:t>! vs %var%)</w:t>
       </w:r>
     </w:p>
     <w:p>
@@ -5339,7 +7801,20 @@
         </w:numPr>
       </w:pPr>
       <w:r>
-        <w:t>Substring extraction (%var:~start,length%)</w:t>
+        <w:t>Substring extraction (%</w:t>
+      </w:r>
+      <w:proofErr w:type="gramStart"/>
+      <w:r>
+        <w:t>var:~</w:t>
+      </w:r>
+      <w:proofErr w:type="spellStart"/>
+      <w:proofErr w:type="gramEnd"/>
+      <w:r>
+        <w:t>start,length</w:t>
+      </w:r>
+      <w:proofErr w:type="spellEnd"/>
+      <w:r>
+        <w:t>%)</w:t>
       </w:r>
     </w:p>
     <w:p>
@@ -5350,7 +7825,15 @@
         </w:numPr>
       </w:pPr>
       <w:r>
-        <w:t>String replacement (%var:old=new%)</w:t>
+        <w:t>String replacement (%</w:t>
+      </w:r>
+      <w:proofErr w:type="spellStart"/>
+      <w:r>
+        <w:t>var:old</w:t>
+      </w:r>
+      <w:proofErr w:type="spellEnd"/>
+      <w:r>
+        <w:t>=new%)</w:t>
       </w:r>
     </w:p>
     <w:p>
@@ -5403,7 +7886,6 @@
         </w:numPr>
       </w:pPr>
       <w:r>
-        <w:lastRenderedPageBreak/>
         <w:t>Precedence and parentheses</w:t>
       </w:r>
     </w:p>
@@ -5468,6 +7950,7 @@
         </w:numPr>
       </w:pPr>
       <w:r>
+        <w:lastRenderedPageBreak/>
         <w:t>String comparison (IF "string1"=="string2")</w:t>
       </w:r>
     </w:p>
@@ -5607,7 +8090,23 @@
         </w:numPr>
       </w:pPr>
       <w:r>
-        <w:t>Combining with commands (command &amp;&amp; success_action || failure_action)</w:t>
+        <w:t xml:space="preserve">Combining with commands (command &amp;&amp; </w:t>
+      </w:r>
+      <w:proofErr w:type="spellStart"/>
+      <w:r>
+        <w:t>success_action</w:t>
+      </w:r>
+      <w:proofErr w:type="spellEnd"/>
+      <w:r>
+        <w:t xml:space="preserve"> || </w:t>
+      </w:r>
+      <w:proofErr w:type="spellStart"/>
+      <w:r>
+        <w:t>failure_action</w:t>
+      </w:r>
+      <w:proofErr w:type="spellEnd"/>
+      <w:r>
+        <w:t>)</w:t>
       </w:r>
     </w:p>
     <w:p>
@@ -5638,7 +8137,23 @@
         </w:numPr>
       </w:pPr>
       <w:r>
-        <w:t>Loop variable naming (%%i in scripts, %i in command line)</w:t>
+        <w:t>Loop variable naming (%%</w:t>
+      </w:r>
+      <w:proofErr w:type="spellStart"/>
+      <w:r>
+        <w:t>i</w:t>
+      </w:r>
+      <w:proofErr w:type="spellEnd"/>
+      <w:r>
+        <w:t xml:space="preserve"> in scripts, %</w:t>
+      </w:r>
+      <w:proofErr w:type="spellStart"/>
+      <w:r>
+        <w:t>i</w:t>
+      </w:r>
+      <w:proofErr w:type="spellEnd"/>
+      <w:r>
+        <w:t xml:space="preserve"> in command line)</w:t>
       </w:r>
     </w:p>
     <w:p>
@@ -5660,7 +8175,11 @@
         </w:numPr>
       </w:pPr>
       <w:r>
-        <w:t xml:space="preserve">Wildcards (*.txt, </w:t>
+        <w:t>Wildcards (*.txt</w:t>
+      </w:r>
+      <w:proofErr w:type="gramStart"/>
+      <w:r>
+        <w:t xml:space="preserve">, </w:t>
       </w:r>
       <w:r>
         <w:rPr>
@@ -5669,6 +8188,7 @@
         </w:rPr>
         <w:t>.</w:t>
       </w:r>
+      <w:proofErr w:type="gramEnd"/>
       <w:r>
         <w:t>, etc.)</w:t>
       </w:r>
@@ -5690,7 +8210,28 @@
         </w:numPr>
       </w:pPr>
       <w:r>
-        <w:t>Syntax (FOR /L %%i IN (start,step,end) DO command)</w:t>
+        <w:t>Syntax (FOR /L %%</w:t>
+      </w:r>
+      <w:proofErr w:type="spellStart"/>
+      <w:r>
+        <w:t>i</w:t>
+      </w:r>
+      <w:proofErr w:type="spellEnd"/>
+      <w:r>
+        <w:t xml:space="preserve"> IN (</w:t>
+      </w:r>
+      <w:proofErr w:type="spellStart"/>
+      <w:proofErr w:type="gramStart"/>
+      <w:r>
+        <w:t>start,step</w:t>
+      </w:r>
+      <w:proofErr w:type="gramEnd"/>
+      <w:r>
+        <w:t>,end</w:t>
+      </w:r>
+      <w:proofErr w:type="spellEnd"/>
+      <w:r>
+        <w:t>) DO command)</w:t>
       </w:r>
     </w:p>
     <w:p>
@@ -5712,7 +8253,6 @@
         </w:numPr>
       </w:pPr>
       <w:r>
-        <w:lastRenderedPageBreak/>
         <w:t>Counting backwards (10 to 1, negative step)</w:t>
       </w:r>
     </w:p>
@@ -5744,7 +8284,15 @@
         </w:numPr>
       </w:pPr>
       <w:r>
-        <w:t>Syntax (FOR /F "options" %%i IN (source) DO command)</w:t>
+        <w:t>Syntax (FOR /F "options" %%</w:t>
+      </w:r>
+      <w:proofErr w:type="spellStart"/>
+      <w:r>
+        <w:t>i</w:t>
+      </w:r>
+      <w:proofErr w:type="spellEnd"/>
+      <w:r>
+        <w:t xml:space="preserve"> IN (source) DO command)</w:t>
       </w:r>
     </w:p>
     <w:p>
@@ -5765,8 +8313,13 @@
           <w:numId w:val="18"/>
         </w:numPr>
       </w:pPr>
-      <w:r>
-        <w:t>delims= (delimiter characters, default space/tab)</w:t>
+      <w:proofErr w:type="spellStart"/>
+      <w:r>
+        <w:t>delims</w:t>
+      </w:r>
+      <w:proofErr w:type="spellEnd"/>
+      <w:r>
+        <w:t>= (delimiter characters, default space/tab)</w:t>
       </w:r>
     </w:p>
     <w:p>
@@ -5777,6 +8330,7 @@
         </w:numPr>
       </w:pPr>
       <w:r>
+        <w:lastRenderedPageBreak/>
         <w:t>tokens= (which columns to extract, 1-based)</w:t>
       </w:r>
     </w:p>
@@ -5798,8 +8352,13 @@
           <w:numId w:val="18"/>
         </w:numPr>
       </w:pPr>
-      <w:r>
-        <w:t>eol= (end-of-line comment character, default ;)</w:t>
+      <w:proofErr w:type="spellStart"/>
+      <w:r>
+        <w:t>eol</w:t>
+      </w:r>
+      <w:proofErr w:type="spellEnd"/>
+      <w:r>
+        <w:t>= (end-of-line comment character, default ;)</w:t>
       </w:r>
     </w:p>
     <w:p>
@@ -5809,8 +8368,13 @@
           <w:numId w:val="18"/>
         </w:numPr>
       </w:pPr>
-      <w:r>
-        <w:t>usebackq (backticks for commands, quotes for files)</w:t>
+      <w:proofErr w:type="spellStart"/>
+      <w:r>
+        <w:t>usebackq</w:t>
+      </w:r>
+      <w:proofErr w:type="spellEnd"/>
+      <w:r>
+        <w:t xml:space="preserve"> (backticks for commands, quotes for files)</w:t>
       </w:r>
     </w:p>
     <w:p>
@@ -5863,7 +8427,15 @@
         </w:numPr>
       </w:pPr>
       <w:r>
-        <w:t>Syntax (FOR /D %%i IN (set) DO command)</w:t>
+        <w:t>Syntax (FOR /D %%</w:t>
+      </w:r>
+      <w:proofErr w:type="spellStart"/>
+      <w:r>
+        <w:t>i</w:t>
+      </w:r>
+      <w:proofErr w:type="spellEnd"/>
+      <w:r>
+        <w:t xml:space="preserve"> IN (set) DO command)</w:t>
       </w:r>
     </w:p>
     <w:p>
@@ -5905,7 +8477,15 @@
         </w:numPr>
       </w:pPr>
       <w:r>
-        <w:t>Syntax (FOR /R [path] %%i IN (set) DO command)</w:t>
+        <w:t>Syntax (FOR /R [path] %%</w:t>
+      </w:r>
+      <w:proofErr w:type="spellStart"/>
+      <w:r>
+        <w:t>i</w:t>
+      </w:r>
+      <w:proofErr w:type="spellEnd"/>
+      <w:r>
+        <w:t xml:space="preserve"> IN (set) DO command)</w:t>
       </w:r>
     </w:p>
     <w:p>
@@ -5947,7 +8527,15 @@
         </w:numPr>
       </w:pPr>
       <w:r>
-        <w:t>Multiple loop variables (%%i, %%j, %%k)</w:t>
+        <w:t>Multiple loop variables (%%</w:t>
+      </w:r>
+      <w:proofErr w:type="spellStart"/>
+      <w:r>
+        <w:t>i</w:t>
+      </w:r>
+      <w:proofErr w:type="spellEnd"/>
+      <w:r>
+        <w:t>, %%j, %%k)</w:t>
       </w:r>
     </w:p>
     <w:p>
@@ -5989,7 +8577,23 @@
         </w:numPr>
       </w:pPr>
       <w:r>
-        <w:t>Defining labels (:label_name)</w:t>
+        <w:t xml:space="preserve">Defining labels </w:t>
+      </w:r>
+      <w:proofErr w:type="gramStart"/>
+      <w:r>
+        <w:t>(:</w:t>
+      </w:r>
+      <w:proofErr w:type="spellStart"/>
+      <w:r>
+        <w:t>label</w:t>
+      </w:r>
+      <w:proofErr w:type="gramEnd"/>
+      <w:r>
+        <w:t>_name</w:t>
+      </w:r>
+      <w:proofErr w:type="spellEnd"/>
+      <w:r>
+        <w:t>)</w:t>
       </w:r>
     </w:p>
     <w:p>
@@ -6000,7 +8604,15 @@
         </w:numPr>
       </w:pPr>
       <w:r>
-        <w:t>Jumping to labels (GOTO label_name)</w:t>
+        <w:t xml:space="preserve">Jumping to labels (GOTO </w:t>
+      </w:r>
+      <w:proofErr w:type="spellStart"/>
+      <w:r>
+        <w:t>label_name</w:t>
+      </w:r>
+      <w:proofErr w:type="spellEnd"/>
+      <w:r>
+        <w:t>)</w:t>
       </w:r>
     </w:p>
     <w:p>
@@ -6011,8 +8623,15 @@
         </w:numPr>
       </w:pPr>
       <w:r>
-        <w:lastRenderedPageBreak/>
-        <w:t>Infinite loops (GOTO loop, :loop, GOTO loop)</w:t>
+        <w:t>Infinite loops (GOTO loop</w:t>
+      </w:r>
+      <w:proofErr w:type="gramStart"/>
+      <w:r>
+        <w:t>, :loop</w:t>
+      </w:r>
+      <w:proofErr w:type="gramEnd"/>
+      <w:r>
+        <w:t>, GOTO loop)</w:t>
       </w:r>
     </w:p>
     <w:p>
@@ -6023,7 +8642,15 @@
         </w:numPr>
       </w:pPr>
       <w:r>
-        <w:t>Exit loops (GOTO :EOF or EXIT)</w:t>
+        <w:t>Exit loops (</w:t>
+      </w:r>
+      <w:proofErr w:type="gramStart"/>
+      <w:r>
+        <w:t>GOTO :EOF</w:t>
+      </w:r>
+      <w:proofErr w:type="gramEnd"/>
+      <w:r>
+        <w:t xml:space="preserve"> or EXIT)</w:t>
       </w:r>
     </w:p>
     <w:p>
@@ -6043,7 +8670,15 @@
         </w:numPr>
       </w:pPr>
       <w:r>
-        <w:t>Calling labels as subroutines (CALL :label)</w:t>
+        <w:t>Calling labels as subroutines (</w:t>
+      </w:r>
+      <w:proofErr w:type="gramStart"/>
+      <w:r>
+        <w:t>CALL :label</w:t>
+      </w:r>
+      <w:proofErr w:type="gramEnd"/>
+      <w:r>
+        <w:t>)</w:t>
       </w:r>
     </w:p>
     <w:p>
@@ -6076,6 +8711,7 @@
         </w:numPr>
       </w:pPr>
       <w:r>
+        <w:lastRenderedPageBreak/>
         <w:t>Calling external batch files</w:t>
       </w:r>
     </w:p>
@@ -6235,7 +8871,15 @@
         </w:numPr>
       </w:pPr>
       <w:r>
-        <w:t>Wildcards (*.tmp, *.log)</w:t>
+        <w:t>Wildcards (*.</w:t>
+      </w:r>
+      <w:proofErr w:type="spellStart"/>
+      <w:r>
+        <w:t>tmp</w:t>
+      </w:r>
+      <w:proofErr w:type="spellEnd"/>
+      <w:r>
+        <w:t>, *.log)</w:t>
       </w:r>
     </w:p>
     <w:p>
@@ -6308,7 +8952,6 @@
         </w:numPr>
       </w:pPr>
       <w:r>
-        <w:lastRenderedPageBreak/>
         <w:t>COPY command (simple copy)</w:t>
       </w:r>
     </w:p>
@@ -6331,7 +8974,15 @@
         </w:numPr>
       </w:pPr>
       <w:r>
-        <w:t>ROBOCOPY command (robust copy, mirroring, restartable)</w:t>
+        <w:t xml:space="preserve">ROBOCOPY command (robust copy, mirroring, </w:t>
+      </w:r>
+      <w:proofErr w:type="spellStart"/>
+      <w:r>
+        <w:t>restartable</w:t>
+      </w:r>
+      <w:proofErr w:type="spellEnd"/>
+      <w:r>
+        <w:t>)</w:t>
       </w:r>
     </w:p>
     <w:p>
@@ -6373,6 +9024,7 @@
         </w:numPr>
       </w:pPr>
       <w:r>
+        <w:lastRenderedPageBreak/>
         <w:t>Removing attributes (ATTRIB -H -R file.txt)</w:t>
       </w:r>
     </w:p>
@@ -6479,7 +9131,20 @@
         </w:numPr>
       </w:pPr>
       <w:r>
-        <w:t>Syntax (%var:~start,length%)</w:t>
+        <w:t>Syntax (%</w:t>
+      </w:r>
+      <w:proofErr w:type="gramStart"/>
+      <w:r>
+        <w:t>var:~</w:t>
+      </w:r>
+      <w:proofErr w:type="spellStart"/>
+      <w:proofErr w:type="gramEnd"/>
+      <w:r>
+        <w:t>start,length</w:t>
+      </w:r>
+      <w:proofErr w:type="spellEnd"/>
+      <w:r>
+        <w:t>%)</w:t>
       </w:r>
     </w:p>
     <w:p>
@@ -6532,7 +9197,15 @@
         </w:numPr>
       </w:pPr>
       <w:r>
-        <w:t>Syntax (%var:old=new%)</w:t>
+        <w:t>Syntax (%</w:t>
+      </w:r>
+      <w:proofErr w:type="spellStart"/>
+      <w:r>
+        <w:t>var:old</w:t>
+      </w:r>
+      <w:proofErr w:type="spellEnd"/>
+      <w:r>
+        <w:t>=new%)</w:t>
       </w:r>
     </w:p>
     <w:p>
@@ -6565,7 +9238,15 @@
         </w:numPr>
       </w:pPr>
       <w:r>
-        <w:t>Removing characters (%var:old=%)</w:t>
+        <w:t>Removing characters (%</w:t>
+      </w:r>
+      <w:proofErr w:type="spellStart"/>
+      <w:r>
+        <w:t>var:old</w:t>
+      </w:r>
+      <w:proofErr w:type="spellEnd"/>
+      <w:r>
+        <w:t>=%)</w:t>
       </w:r>
     </w:p>
     <w:p>
@@ -6607,7 +9288,6 @@
         </w:numPr>
       </w:pPr>
       <w:r>
-        <w:lastRenderedPageBreak/>
         <w:t>Method 2: Use FINDSTR with regex</w:t>
       </w:r>
     </w:p>
@@ -6670,6 +9350,7 @@
         </w:numPr>
       </w:pPr>
       <w:r>
+        <w:lastRenderedPageBreak/>
         <w:t>No built-in (workaround required)</w:t>
       </w:r>
     </w:p>
@@ -6776,8 +9457,13 @@
         </w:numPr>
       </w:pPr>
       <w:r>
-        <w:t>SET /P command (SET /P var=Prompt: )</w:t>
-      </w:r>
+        <w:t>SET /P command (SET /P var=Prompt</w:t>
+      </w:r>
+      <w:proofErr w:type="gramStart"/>
+      <w:r>
+        <w:t>: )</w:t>
+      </w:r>
+      <w:proofErr w:type="gramEnd"/>
     </w:p>
     <w:p>
       <w:pPr>
@@ -6904,7 +9590,6 @@
         </w:numPr>
       </w:pPr>
       <w:r>
-        <w:lastRenderedPageBreak/>
         <w:t>Error redirection (2&gt; error.txt)</w:t>
       </w:r>
     </w:p>
@@ -6967,6 +9652,7 @@
           <w:b/>
           <w:bCs/>
         </w:rPr>
+        <w:lastRenderedPageBreak/>
         <w:t>6.5 Suppressing Output</w:t>
       </w:r>
     </w:p>
@@ -7095,7 +9781,23 @@
         </w:numPr>
       </w:pPr>
       <w:r>
-        <w:t>Function syntax (:function_name)</w:t>
+        <w:t xml:space="preserve">Function syntax </w:t>
+      </w:r>
+      <w:proofErr w:type="gramStart"/>
+      <w:r>
+        <w:t>(:</w:t>
+      </w:r>
+      <w:proofErr w:type="spellStart"/>
+      <w:r>
+        <w:t>function</w:t>
+      </w:r>
+      <w:proofErr w:type="gramEnd"/>
+      <w:r>
+        <w:t>_name</w:t>
+      </w:r>
+      <w:proofErr w:type="spellEnd"/>
+      <w:r>
+        <w:t>)</w:t>
       </w:r>
     </w:p>
     <w:p>
@@ -7106,7 +9808,23 @@
         </w:numPr>
       </w:pPr>
       <w:r>
-        <w:t>CALL to invoke (CALL :function_name)</w:t>
+        <w:t>CALL to invoke (</w:t>
+      </w:r>
+      <w:proofErr w:type="gramStart"/>
+      <w:r>
+        <w:t>CALL :</w:t>
+      </w:r>
+      <w:proofErr w:type="spellStart"/>
+      <w:r>
+        <w:t>function</w:t>
+      </w:r>
+      <w:proofErr w:type="gramEnd"/>
+      <w:r>
+        <w:t>_name</w:t>
+      </w:r>
+      <w:proofErr w:type="spellEnd"/>
+      <w:r>
+        <w:t>)</w:t>
       </w:r>
     </w:p>
     <w:p>
@@ -7116,8 +9834,13 @@
           <w:numId w:val="43"/>
         </w:numPr>
       </w:pPr>
-      <w:r>
-        <w:t>GOTO :EOF to return</w:t>
+      <w:proofErr w:type="gramStart"/>
+      <w:r>
+        <w:t>GOTO :EOF</w:t>
+      </w:r>
+      <w:proofErr w:type="gramEnd"/>
+      <w:r>
+        <w:t xml:space="preserve"> to return</w:t>
       </w:r>
     </w:p>
     <w:p>
@@ -7201,7 +9924,6 @@
         </w:numPr>
       </w:pPr>
       <w:r>
-        <w:lastRenderedPageBreak/>
         <w:t>Via ENDLOCAL workaround (return across SETLOCAL boundary)</w:t>
       </w:r>
     </w:p>
@@ -7264,6 +9986,7 @@
         </w:numPr>
       </w:pPr>
       <w:r>
+        <w:lastRenderedPageBreak/>
         <w:t>Calling function from within itself</w:t>
       </w:r>
     </w:p>
@@ -7496,7 +10219,6 @@
         </w:numPr>
       </w:pPr>
       <w:r>
-        <w:lastRenderedPageBreak/>
         <w:t>Timestamped logs</w:t>
       </w:r>
     </w:p>
@@ -7565,6 +10287,7 @@
         </w:numPr>
       </w:pPr>
       <w:r>
+        <w:lastRenderedPageBreak/>
         <w:t>Basic ping (PING hostname)</w:t>
       </w:r>
     </w:p>
@@ -7797,7 +10520,6 @@
         </w:numPr>
       </w:pPr>
       <w:r>
-        <w:lastRenderedPageBreak/>
         <w:t>Identify network bottlenecks</w:t>
       </w:r>
     </w:p>
@@ -7860,6 +10582,7 @@
         </w:numPr>
       </w:pPr>
       <w:r>
+        <w:lastRenderedPageBreak/>
         <w:t>CURL (if available, Windows 10 1803+)</w:t>
       </w:r>
     </w:p>
@@ -7882,7 +10605,15 @@
         </w:numPr>
       </w:pPr>
       <w:r>
-        <w:t>PowerShell fallback (Invoke-WebRequest)</w:t>
+        <w:t>PowerShell fallback (Invoke-</w:t>
+      </w:r>
+      <w:proofErr w:type="spellStart"/>
+      <w:r>
+        <w:t>WebRequest</w:t>
+      </w:r>
+      <w:proofErr w:type="spellEnd"/>
+      <w:r>
+        <w:t>)</w:t>
       </w:r>
     </w:p>
     <w:p>
@@ -7913,7 +10644,15 @@
         </w:numPr>
       </w:pPr>
       <w:r>
-        <w:t>Non-interactive FTP (FTP -s:script.txt)</w:t>
+        <w:t>Non-interactive FTP (FTP -</w:t>
+      </w:r>
+      <w:proofErr w:type="gramStart"/>
+      <w:r>
+        <w:t>s:script.txt</w:t>
+      </w:r>
+      <w:proofErr w:type="gramEnd"/>
+      <w:r>
+        <w:t>)</w:t>
       </w:r>
     </w:p>
     <w:p>
@@ -8094,7 +10833,6 @@
         </w:numPr>
       </w:pPr>
       <w:r>
-        <w:lastRenderedPageBreak/>
         <w:t>Export/import registry (REG EXPORT, REG IMPORT)</w:t>
       </w:r>
     </w:p>
@@ -8157,6 +10895,7 @@
           <w:b/>
           <w:bCs/>
         </w:rPr>
+        <w:lastRenderedPageBreak/>
         <w:t>10.5 System Information</w:t>
       </w:r>
     </w:p>
@@ -8338,7 +11077,23 @@
         </w:numPr>
       </w:pPr>
       <w:r>
-        <w:t>Creating array (SET arr[0]=value)</w:t>
+        <w:t xml:space="preserve">Creating array (SET </w:t>
+      </w:r>
+      <w:proofErr w:type="spellStart"/>
+      <w:r>
+        <w:t>arr</w:t>
+      </w:r>
+      <w:proofErr w:type="spellEnd"/>
+      <w:r>
+        <w:t>[</w:t>
+      </w:r>
+      <w:proofErr w:type="gramStart"/>
+      <w:r>
+        <w:t>0]=</w:t>
+      </w:r>
+      <w:proofErr w:type="gramEnd"/>
+      <w:r>
+        <w:t>value)</w:t>
       </w:r>
     </w:p>
     <w:p>
@@ -8391,7 +11146,6 @@
         </w:numPr>
       </w:pPr>
       <w:r>
-        <w:lastRenderedPageBreak/>
         <w:t>Method 2: Call PowerShell from batch</w:t>
       </w:r>
     </w:p>
@@ -8456,6 +11210,7 @@
         </w:numPr>
       </w:pPr>
       <w:r>
+        <w:lastRenderedPageBreak/>
         <w:t>Hybrid batch/PowerShell scripts</w:t>
       </w:r>
     </w:p>
@@ -8635,7 +11390,23 @@
         </w:numPr>
       </w:pPr>
       <w:r>
-        <w:t>VBScript integration (MsgBox, InputBox)</w:t>
+        <w:t>VBScript integration (</w:t>
+      </w:r>
+      <w:proofErr w:type="spellStart"/>
+      <w:r>
+        <w:t>MsgBox</w:t>
+      </w:r>
+      <w:proofErr w:type="spellEnd"/>
+      <w:r>
+        <w:t xml:space="preserve">, </w:t>
+      </w:r>
+      <w:proofErr w:type="spellStart"/>
+      <w:r>
+        <w:t>InputBox</w:t>
+      </w:r>
+      <w:proofErr w:type="spellEnd"/>
+      <w:r>
+        <w:t>)</w:t>
       </w:r>
     </w:p>
     <w:p>
@@ -8692,7 +11463,6 @@
           <w:b/>
           <w:bCs/>
         </w:rPr>
-        <w:lastRenderedPageBreak/>
         <w:t>12.1 System Backup Script</w:t>
       </w:r>
     </w:p>
@@ -8757,6 +11527,7 @@
         </w:numPr>
       </w:pPr>
       <w:r>
+        <w:lastRenderedPageBreak/>
         <w:t>Parse log files (Apache, IIS, custom logs)</w:t>
       </w:r>
     </w:p>
@@ -8991,7 +11762,6 @@
         </w:numPr>
       </w:pPr>
       <w:r>
-        <w:lastRenderedPageBreak/>
         <w:t>Execute corresponding action</w:t>
       </w:r>
     </w:p>
@@ -9056,6 +11826,7 @@
         </w:numPr>
       </w:pPr>
       <w:r>
+        <w:lastRenderedPageBreak/>
         <w:t>Error handling (check if git installed, repo exists)</w:t>
       </w:r>
     </w:p>
@@ -9129,7 +11900,15 @@
         </w:numPr>
       </w:pPr>
       <w:r>
-        <w:t>Bulk create users (from CSV)</w:t>
+        <w:t xml:space="preserve">Bulk </w:t>
+      </w:r>
+      <w:proofErr w:type="gramStart"/>
+      <w:r>
+        <w:t>create</w:t>
+      </w:r>
+      <w:proofErr w:type="gramEnd"/>
+      <w:r>
+        <w:t xml:space="preserve"> users (from CSV)</w:t>
       </w:r>
     </w:p>
     <w:p>
@@ -9272,7 +12051,15 @@
         </w:numPr>
       </w:pPr>
       <w:r>
-        <w:t>Port scanning (basic, no nmap equivalent in pure batch)</w:t>
+        <w:t xml:space="preserve">Port scanning (basic, no </w:t>
+      </w:r>
+      <w:proofErr w:type="spellStart"/>
+      <w:r>
+        <w:t>nmap</w:t>
+      </w:r>
+      <w:proofErr w:type="spellEnd"/>
+      <w:r>
+        <w:t xml:space="preserve"> equivalent in pure batch)</w:t>
       </w:r>
     </w:p>
     <w:p>
@@ -9294,7 +12081,6 @@
         </w:numPr>
       </w:pPr>
       <w:r>
-        <w:lastRenderedPageBreak/>
         <w:t>DNS enumeration (zone transfer attempts)</w:t>
       </w:r>
     </w:p>
@@ -9359,6 +12145,7 @@
         </w:numPr>
       </w:pPr>
       <w:r>
+        <w:lastRenderedPageBreak/>
         <w:t>Network configuration (IPCONFIG, ROUTE PRINT)</w:t>
       </w:r>
     </w:p>
@@ -9443,7 +12230,15 @@
         </w:numPr>
       </w:pPr>
       <w:r>
-        <w:t>Browser passwords (external tools, NirSoft)</w:t>
+        <w:t xml:space="preserve">Browser passwords (external tools, </w:t>
+      </w:r>
+      <w:proofErr w:type="spellStart"/>
+      <w:r>
+        <w:t>NirSoft</w:t>
+      </w:r>
+      <w:proofErr w:type="spellEnd"/>
+      <w:r>
+        <w:t>)</w:t>
       </w:r>
     </w:p>
     <w:p>
@@ -9580,7 +12375,6 @@
           <w:b/>
           <w:bCs/>
         </w:rPr>
-        <w:lastRenderedPageBreak/>
         <w:t>14.2 Scheduled Tasks</w:t>
       </w:r>
     </w:p>
@@ -9643,6 +12437,7 @@
         </w:numPr>
       </w:pPr>
       <w:r>
+        <w:lastRenderedPageBreak/>
         <w:t>Create Windows service (SC CREATE)</w:t>
       </w:r>
     </w:p>
@@ -9866,7 +12661,6 @@
         </w:numPr>
       </w:pPr>
       <w:r>
-        <w:lastRenderedPageBreak/>
         <w:t>DLL search order hijacking</w:t>
       </w:r>
     </w:p>
@@ -9934,6 +12728,7 @@
     </w:p>
     <w:p>
       <w:r>
+        <w:lastRenderedPageBreak/>
         <w:pict w14:anchorId="187872B3">
           <v:rect id="_x0000_i1041" style="width:0;height:1.5pt" o:hralign="center" o:hrstd="t" o:hr="t" fillcolor="#a0a0a0" stroked="f"/>
         </w:pict>
@@ -9960,102 +12755,56 @@
           <w:b/>
           <w:bCs/>
         </w:rPr>
-        <w:t>16.1 PsExec-Like Functionality</w:t>
-      </w:r>
-    </w:p>
-    <w:p>
-      <w:pPr>
-        <w:numPr>
-          <w:ilvl w:val="0"/>
-          <w:numId w:val="101"/>
-        </w:numPr>
-      </w:pPr>
-      <w:r>
-        <w:t>Batch script copies itself to remote machine</w:t>
-      </w:r>
-    </w:p>
-    <w:p>
-      <w:pPr>
-        <w:numPr>
-          <w:ilvl w:val="0"/>
-          <w:numId w:val="101"/>
-        </w:numPr>
-      </w:pPr>
-      <w:r>
-        <w:t>Executes via WMI or scheduled task</w:t>
-      </w:r>
-    </w:p>
-    <w:p>
-      <w:pPr>
-        <w:numPr>
-          <w:ilvl w:val="0"/>
-          <w:numId w:val="101"/>
-        </w:numPr>
-      </w:pPr>
-      <w:r>
-        <w:t>Requires admin credentials</w:t>
-      </w:r>
-    </w:p>
-    <w:p>
+        <w:t xml:space="preserve">16.1 </w:t>
+      </w:r>
+      <w:proofErr w:type="spellStart"/>
       <w:r>
         <w:rPr>
           <w:b/>
           <w:bCs/>
         </w:rPr>
-        <w:t>16.2 WMI Remote Execution</w:t>
-      </w:r>
-    </w:p>
-    <w:p>
-      <w:pPr>
-        <w:numPr>
-          <w:ilvl w:val="0"/>
-          <w:numId w:val="102"/>
-        </w:numPr>
-      </w:pPr>
-      <w:r>
-        <w:t>WMIC /NODE:"remote-pc" PROCESS CALL CREATE "batch-script.bat"</w:t>
-      </w:r>
-    </w:p>
-    <w:p>
-      <w:pPr>
-        <w:numPr>
-          <w:ilvl w:val="0"/>
-          <w:numId w:val="102"/>
-        </w:numPr>
-      </w:pPr>
-      <w:r>
-        <w:t>Credential passing</w:t>
-      </w:r>
-    </w:p>
-    <w:p>
+        <w:t>PsExec</w:t>
+      </w:r>
+      <w:proofErr w:type="spellEnd"/>
       <w:r>
         <w:rPr>
           <w:b/>
           <w:bCs/>
         </w:rPr>
-        <w:t>16.3 SMB File Sharing</w:t>
-      </w:r>
-    </w:p>
-    <w:p>
-      <w:pPr>
-        <w:numPr>
-          <w:ilvl w:val="0"/>
-          <w:numId w:val="103"/>
-        </w:numPr>
-      </w:pPr>
-      <w:r>
-        <w:t>Copy payload to network share</w:t>
-      </w:r>
-    </w:p>
-    <w:p>
-      <w:pPr>
-        <w:numPr>
-          <w:ilvl w:val="0"/>
-          <w:numId w:val="103"/>
-        </w:numPr>
-      </w:pPr>
-      <w:r>
-        <w:t>Execute remotely (WMIC, SCHTASKS /S)</w:t>
+        <w:t>-Like Functionality</w:t>
+      </w:r>
+    </w:p>
+    <w:p>
+      <w:pPr>
+        <w:numPr>
+          <w:ilvl w:val="0"/>
+          <w:numId w:val="101"/>
+        </w:numPr>
+      </w:pPr>
+      <w:r>
+        <w:t>Batch script copies itself to remote machine</w:t>
+      </w:r>
+    </w:p>
+    <w:p>
+      <w:pPr>
+        <w:numPr>
+          <w:ilvl w:val="0"/>
+          <w:numId w:val="101"/>
+        </w:numPr>
+      </w:pPr>
+      <w:r>
+        <w:t>Executes via WMI or scheduled task</w:t>
+      </w:r>
+    </w:p>
+    <w:p>
+      <w:pPr>
+        <w:numPr>
+          <w:ilvl w:val="0"/>
+          <w:numId w:val="101"/>
+        </w:numPr>
+      </w:pPr>
+      <w:r>
+        <w:t>Requires admin credentials</w:t>
       </w:r>
     </w:p>
     <w:p>
@@ -10064,6 +12813,76 @@
           <w:b/>
           <w:bCs/>
         </w:rPr>
+        <w:t>16.2 WMI Remote Execution</w:t>
+      </w:r>
+    </w:p>
+    <w:p>
+      <w:pPr>
+        <w:numPr>
+          <w:ilvl w:val="0"/>
+          <w:numId w:val="102"/>
+        </w:numPr>
+      </w:pPr>
+      <w:r>
+        <w:t>WMIC /</w:t>
+      </w:r>
+      <w:proofErr w:type="spellStart"/>
+      <w:r>
+        <w:t>NODE:"remote-pc</w:t>
+      </w:r>
+      <w:proofErr w:type="spellEnd"/>
+      <w:r>
+        <w:t>" PROCESS CALL CREATE "batch-script.bat"</w:t>
+      </w:r>
+    </w:p>
+    <w:p>
+      <w:pPr>
+        <w:numPr>
+          <w:ilvl w:val="0"/>
+          <w:numId w:val="102"/>
+        </w:numPr>
+      </w:pPr>
+      <w:r>
+        <w:t>Credential passing</w:t>
+      </w:r>
+    </w:p>
+    <w:p>
+      <w:r>
+        <w:rPr>
+          <w:b/>
+          <w:bCs/>
+        </w:rPr>
+        <w:t>16.3 SMB File Sharing</w:t>
+      </w:r>
+    </w:p>
+    <w:p>
+      <w:pPr>
+        <w:numPr>
+          <w:ilvl w:val="0"/>
+          <w:numId w:val="103"/>
+        </w:numPr>
+      </w:pPr>
+      <w:r>
+        <w:t>Copy payload to network share</w:t>
+      </w:r>
+    </w:p>
+    <w:p>
+      <w:pPr>
+        <w:numPr>
+          <w:ilvl w:val="0"/>
+          <w:numId w:val="103"/>
+        </w:numPr>
+      </w:pPr>
+      <w:r>
+        <w:t>Execute remotely (WMIC, SCHTASKS /S)</w:t>
+      </w:r>
+    </w:p>
+    <w:p>
+      <w:r>
+        <w:rPr>
+          <w:b/>
+          <w:bCs/>
+        </w:rPr>
         <w:t>16.4 Pass-the-Hash (Using External Tools)</w:t>
       </w:r>
     </w:p>
@@ -10086,7 +12905,15 @@
         </w:numPr>
       </w:pPr>
       <w:r>
-        <w:t>Calls Mimikatz or other tools</w:t>
+        <w:t xml:space="preserve">Calls </w:t>
+      </w:r>
+      <w:proofErr w:type="spellStart"/>
+      <w:r>
+        <w:t>Mimikatz</w:t>
+      </w:r>
+      <w:proofErr w:type="spellEnd"/>
+      <w:r>
+        <w:t xml:space="preserve"> or other tools</w:t>
       </w:r>
     </w:p>
     <w:p>
@@ -10159,7 +12986,6 @@
         </w:numPr>
       </w:pPr>
       <w:r>
-        <w:lastRenderedPageBreak/>
         <w:t>FTP upload</w:t>
       </w:r>
     </w:p>
@@ -10233,6 +13059,7 @@
         </w:numPr>
       </w:pPr>
       <w:r>
+        <w:lastRenderedPageBreak/>
         <w:t>Encode data in DNS queries</w:t>
       </w:r>
     </w:p>
@@ -10370,7 +13197,15 @@
         </w:numPr>
       </w:pPr>
       <w:r>
-        <w:t>Secure delete (overwrite with random data, SDelete tool)</w:t>
+        <w:t xml:space="preserve">Secure delete (overwrite with random data, </w:t>
+      </w:r>
+      <w:proofErr w:type="spellStart"/>
+      <w:r>
+        <w:t>SDelete</w:t>
+      </w:r>
+      <w:proofErr w:type="spellEnd"/>
+      <w:r>
+        <w:t xml:space="preserve"> tool)</w:t>
       </w:r>
     </w:p>
     <w:p>
@@ -10454,7 +13289,6 @@
           <w:b/>
           <w:bCs/>
         </w:rPr>
-        <w:lastRenderedPageBreak/>
         <w:t>MODULE 19: Malware Analysis (Defensive)</w:t>
       </w:r>
     </w:p>
@@ -10496,8 +13330,13 @@
           <w:numId w:val="114"/>
         </w:numPr>
       </w:pPr>
-      <w:r>
-        <w:t>Deobfuscate (decode Base64, reverse string manipulation)</w:t>
+      <w:proofErr w:type="spellStart"/>
+      <w:r>
+        <w:t>Deobfuscate</w:t>
+      </w:r>
+      <w:proofErr w:type="spellEnd"/>
+      <w:r>
+        <w:t xml:space="preserve"> (decode Base64, reverse string manipulation)</w:t>
       </w:r>
     </w:p>
     <w:p>
@@ -10528,6 +13367,7 @@
         </w:numPr>
       </w:pPr>
       <w:r>
+        <w:lastRenderedPageBreak/>
         <w:t>Monitor file system changes (Process Monitor)</w:t>
       </w:r>
     </w:p>
@@ -10749,7 +13589,6 @@
         </w:numPr>
       </w:pPr>
       <w:r>
-        <w:lastRenderedPageBreak/>
         <w:t>Logs keystrokes to file</w:t>
       </w:r>
     </w:p>
@@ -10827,6 +13666,7 @@
           <w:b/>
           <w:bCs/>
         </w:rPr>
+        <w:lastRenderedPageBreak/>
         <w:t>20.4 Backdoor</w:t>
       </w:r>
     </w:p>
@@ -10964,91 +13804,106 @@
           <w:b/>
           <w:bCs/>
         </w:rPr>
-        <w:t>21.2 Living-Off-the-Land Binaries (LOLBins)</w:t>
-      </w:r>
-    </w:p>
-    <w:p>
-      <w:pPr>
-        <w:numPr>
-          <w:ilvl w:val="0"/>
-          <w:numId w:val="125"/>
-        </w:numPr>
-      </w:pPr>
-      <w:r>
-        <w:t>Use legitimate Windows tools for malicious purposes</w:t>
-      </w:r>
-    </w:p>
-    <w:p>
-      <w:pPr>
-        <w:numPr>
-          <w:ilvl w:val="0"/>
-          <w:numId w:val="125"/>
-        </w:numPr>
-      </w:pPr>
-      <w:r>
-        <w:t>Examples: CERTUTIL, MSHTA, REGSVR32, WMIC</w:t>
-      </w:r>
-    </w:p>
-    <w:p>
+        <w:t>21.2 Living-Off-the-Land Binaries (</w:t>
+      </w:r>
+      <w:proofErr w:type="spellStart"/>
       <w:r>
         <w:rPr>
           <w:b/>
           <w:bCs/>
         </w:rPr>
-        <w:t>21.3 Encoding and Obfuscation</w:t>
-      </w:r>
-    </w:p>
-    <w:p>
-      <w:pPr>
-        <w:numPr>
-          <w:ilvl w:val="0"/>
-          <w:numId w:val="126"/>
-        </w:numPr>
-      </w:pPr>
-      <w:r>
-        <w:t>Base64 encoding (CERTUTIL)</w:t>
-      </w:r>
-    </w:p>
-    <w:p>
-      <w:pPr>
-        <w:numPr>
-          <w:ilvl w:val="0"/>
-          <w:numId w:val="126"/>
-        </w:numPr>
-      </w:pPr>
-      <w:r>
-        <w:t>XOR encryption</w:t>
-      </w:r>
-    </w:p>
-    <w:p>
-      <w:pPr>
-        <w:numPr>
-          <w:ilvl w:val="0"/>
-          <w:numId w:val="126"/>
-        </w:numPr>
-      </w:pPr>
-      <w:r>
-        <w:t>Variable name randomization</w:t>
-      </w:r>
-    </w:p>
-    <w:p>
-      <w:pPr>
-        <w:numPr>
-          <w:ilvl w:val="0"/>
-          <w:numId w:val="126"/>
-        </w:numPr>
-      </w:pPr>
-      <w:r>
-        <w:t>String splitting and concatenation</w:t>
-      </w:r>
-    </w:p>
-    <w:p>
+        <w:t>LOLBins</w:t>
+      </w:r>
+      <w:proofErr w:type="spellEnd"/>
       <w:r>
         <w:rPr>
           <w:b/>
           <w:bCs/>
         </w:rPr>
-        <w:lastRenderedPageBreak/>
+        <w:t>)</w:t>
+      </w:r>
+    </w:p>
+    <w:p>
+      <w:pPr>
+        <w:numPr>
+          <w:ilvl w:val="0"/>
+          <w:numId w:val="125"/>
+        </w:numPr>
+      </w:pPr>
+      <w:r>
+        <w:t>Use legitimate Windows tools for malicious purposes</w:t>
+      </w:r>
+    </w:p>
+    <w:p>
+      <w:pPr>
+        <w:numPr>
+          <w:ilvl w:val="0"/>
+          <w:numId w:val="125"/>
+        </w:numPr>
+      </w:pPr>
+      <w:r>
+        <w:t>Examples: CERTUTIL, MSHTA, REGSVR32, WMIC</w:t>
+      </w:r>
+    </w:p>
+    <w:p>
+      <w:r>
+        <w:rPr>
+          <w:b/>
+          <w:bCs/>
+        </w:rPr>
+        <w:t>21.3 Encoding and Obfuscation</w:t>
+      </w:r>
+    </w:p>
+    <w:p>
+      <w:pPr>
+        <w:numPr>
+          <w:ilvl w:val="0"/>
+          <w:numId w:val="126"/>
+        </w:numPr>
+      </w:pPr>
+      <w:r>
+        <w:t>Base64 encoding (CERTUTIL)</w:t>
+      </w:r>
+    </w:p>
+    <w:p>
+      <w:pPr>
+        <w:numPr>
+          <w:ilvl w:val="0"/>
+          <w:numId w:val="126"/>
+        </w:numPr>
+      </w:pPr>
+      <w:r>
+        <w:t>XOR encryption</w:t>
+      </w:r>
+    </w:p>
+    <w:p>
+      <w:pPr>
+        <w:numPr>
+          <w:ilvl w:val="0"/>
+          <w:numId w:val="126"/>
+        </w:numPr>
+      </w:pPr>
+      <w:r>
+        <w:t>Variable name randomization</w:t>
+      </w:r>
+    </w:p>
+    <w:p>
+      <w:pPr>
+        <w:numPr>
+          <w:ilvl w:val="0"/>
+          <w:numId w:val="126"/>
+        </w:numPr>
+      </w:pPr>
+      <w:r>
+        <w:t>String splitting and concatenation</w:t>
+      </w:r>
+    </w:p>
+    <w:p>
+      <w:r>
+        <w:rPr>
+          <w:b/>
+          <w:bCs/>
+        </w:rPr>
         <w:t>21.4 Process Injection (Batch as Orchestrator)</w:t>
       </w:r>
     </w:p>
@@ -11124,6 +13979,7 @@
         </w:numPr>
       </w:pPr>
       <w:r>
+        <w:lastRenderedPageBreak/>
         <w:t>Social engineering (naming, icons)</w:t>
       </w:r>
     </w:p>
@@ -11155,7 +14011,15 @@
         </w:numPr>
       </w:pPr>
       <w:r>
-        <w:t>Payloads (reverse shell, keylogger, exfiltrator)</w:t>
+        <w:t xml:space="preserve">Payloads (reverse shell, keylogger, </w:t>
+      </w:r>
+      <w:proofErr w:type="spellStart"/>
+      <w:r>
+        <w:t>exfiltrator</w:t>
+      </w:r>
+      <w:proofErr w:type="spellEnd"/>
+      <w:r>
+        <w:t>)</w:t>
       </w:r>
     </w:p>
     <w:p>
@@ -11343,7 +14207,6 @@
         </w:numPr>
       </w:pPr>
       <w:r>
-        <w:lastRenderedPageBreak/>
         <w:t>Isolate infected machine (disable network)</w:t>
       </w:r>
     </w:p>
@@ -11413,6 +14276,7 @@
     </w:p>
     <w:p>
       <w:r>
+        <w:lastRenderedPageBreak/>
         <w:pict w14:anchorId="620043E8">
           <v:rect id="_x0000_i1049" style="width:0;height:1.5pt" o:hralign="center" o:hrstd="t" o:hr="t" fillcolor="#a0a0a0" stroked="f"/>
         </w:pict>
@@ -11638,7 +14502,6 @@
           <w:b/>
           <w:bCs/>
         </w:rPr>
-        <w:lastRenderedPageBreak/>
         <w:t>24.6 Resources</w:t>
       </w:r>
     </w:p>
@@ -11770,7 +14633,7 @@
         <v:path o:extrusionok="f" gradientshapeok="t" o:connecttype="rect"/>
         <o:lock v:ext="edit" aspectratio="t"/>
       </v:shapetype>
-      <v:shape id="_x0000_i1090" type="#_x0000_t75" style="width:11.5pt;height:11.5pt" o:bullet="t">
+      <v:shape id="_x0000_i1204" type="#_x0000_t75" style="width:11.5pt;height:11.5pt" o:bullet="t">
         <v:imagedata r:id="rId1" o:title="mso744"/>
       </v:shape>
     </w:pict>
@@ -14160,6 +17023,155 @@
     </w:lvl>
   </w:abstractNum>
   <w:abstractNum w:abstractNumId="16" w15:restartNumberingAfterBreak="0">
+    <w:nsid w:val="0E6573FF"/>
+    <w:multiLevelType w:val="multilevel"/>
+    <w:tmpl w:val="BEFEACF0"/>
+    <w:lvl w:ilvl="0">
+      <w:start w:val="1"/>
+      <w:numFmt w:val="bullet"/>
+      <w:lvlText w:val=""/>
+      <w:lvlJc w:val="left"/>
+      <w:pPr>
+        <w:tabs>
+          <w:tab w:val="num" w:pos="720"/>
+        </w:tabs>
+        <w:ind w:left="720" w:hanging="360"/>
+      </w:pPr>
+      <w:rPr>
+        <w:rFonts w:ascii="Symbol" w:hAnsi="Symbol" w:hint="default"/>
+        <w:sz w:val="20"/>
+      </w:rPr>
+    </w:lvl>
+    <w:lvl w:ilvl="1" w:tentative="1">
+      <w:start w:val="1"/>
+      <w:numFmt w:val="bullet"/>
+      <w:lvlText w:val="o"/>
+      <w:lvlJc w:val="left"/>
+      <w:pPr>
+        <w:tabs>
+          <w:tab w:val="num" w:pos="1440"/>
+        </w:tabs>
+        <w:ind w:left="1440" w:hanging="360"/>
+      </w:pPr>
+      <w:rPr>
+        <w:rFonts w:ascii="Courier New" w:hAnsi="Courier New" w:hint="default"/>
+        <w:sz w:val="20"/>
+      </w:rPr>
+    </w:lvl>
+    <w:lvl w:ilvl="2" w:tentative="1">
+      <w:start w:val="1"/>
+      <w:numFmt w:val="bullet"/>
+      <w:lvlText w:val=""/>
+      <w:lvlJc w:val="left"/>
+      <w:pPr>
+        <w:tabs>
+          <w:tab w:val="num" w:pos="2160"/>
+        </w:tabs>
+        <w:ind w:left="2160" w:hanging="360"/>
+      </w:pPr>
+      <w:rPr>
+        <w:rFonts w:ascii="Wingdings" w:hAnsi="Wingdings" w:hint="default"/>
+        <w:sz w:val="20"/>
+      </w:rPr>
+    </w:lvl>
+    <w:lvl w:ilvl="3" w:tentative="1">
+      <w:start w:val="1"/>
+      <w:numFmt w:val="bullet"/>
+      <w:lvlText w:val=""/>
+      <w:lvlJc w:val="left"/>
+      <w:pPr>
+        <w:tabs>
+          <w:tab w:val="num" w:pos="2880"/>
+        </w:tabs>
+        <w:ind w:left="2880" w:hanging="360"/>
+      </w:pPr>
+      <w:rPr>
+        <w:rFonts w:ascii="Wingdings" w:hAnsi="Wingdings" w:hint="default"/>
+        <w:sz w:val="20"/>
+      </w:rPr>
+    </w:lvl>
+    <w:lvl w:ilvl="4" w:tentative="1">
+      <w:start w:val="1"/>
+      <w:numFmt w:val="bullet"/>
+      <w:lvlText w:val=""/>
+      <w:lvlJc w:val="left"/>
+      <w:pPr>
+        <w:tabs>
+          <w:tab w:val="num" w:pos="3600"/>
+        </w:tabs>
+        <w:ind w:left="3600" w:hanging="360"/>
+      </w:pPr>
+      <w:rPr>
+        <w:rFonts w:ascii="Wingdings" w:hAnsi="Wingdings" w:hint="default"/>
+        <w:sz w:val="20"/>
+      </w:rPr>
+    </w:lvl>
+    <w:lvl w:ilvl="5" w:tentative="1">
+      <w:start w:val="1"/>
+      <w:numFmt w:val="bullet"/>
+      <w:lvlText w:val=""/>
+      <w:lvlJc w:val="left"/>
+      <w:pPr>
+        <w:tabs>
+          <w:tab w:val="num" w:pos="4320"/>
+        </w:tabs>
+        <w:ind w:left="4320" w:hanging="360"/>
+      </w:pPr>
+      <w:rPr>
+        <w:rFonts w:ascii="Wingdings" w:hAnsi="Wingdings" w:hint="default"/>
+        <w:sz w:val="20"/>
+      </w:rPr>
+    </w:lvl>
+    <w:lvl w:ilvl="6" w:tentative="1">
+      <w:start w:val="1"/>
+      <w:numFmt w:val="bullet"/>
+      <w:lvlText w:val=""/>
+      <w:lvlJc w:val="left"/>
+      <w:pPr>
+        <w:tabs>
+          <w:tab w:val="num" w:pos="5040"/>
+        </w:tabs>
+        <w:ind w:left="5040" w:hanging="360"/>
+      </w:pPr>
+      <w:rPr>
+        <w:rFonts w:ascii="Wingdings" w:hAnsi="Wingdings" w:hint="default"/>
+        <w:sz w:val="20"/>
+      </w:rPr>
+    </w:lvl>
+    <w:lvl w:ilvl="7" w:tentative="1">
+      <w:start w:val="1"/>
+      <w:numFmt w:val="bullet"/>
+      <w:lvlText w:val=""/>
+      <w:lvlJc w:val="left"/>
+      <w:pPr>
+        <w:tabs>
+          <w:tab w:val="num" w:pos="5760"/>
+        </w:tabs>
+        <w:ind w:left="5760" w:hanging="360"/>
+      </w:pPr>
+      <w:rPr>
+        <w:rFonts w:ascii="Wingdings" w:hAnsi="Wingdings" w:hint="default"/>
+        <w:sz w:val="20"/>
+      </w:rPr>
+    </w:lvl>
+    <w:lvl w:ilvl="8" w:tentative="1">
+      <w:start w:val="1"/>
+      <w:numFmt w:val="bullet"/>
+      <w:lvlText w:val=""/>
+      <w:lvlJc w:val="left"/>
+      <w:pPr>
+        <w:tabs>
+          <w:tab w:val="num" w:pos="6480"/>
+        </w:tabs>
+        <w:ind w:left="6480" w:hanging="360"/>
+      </w:pPr>
+      <w:rPr>
+        <w:rFonts w:ascii="Wingdings" w:hAnsi="Wingdings" w:hint="default"/>
+        <w:sz w:val="20"/>
+      </w:rPr>
+    </w:lvl>
+  </w:abstractNum>
+  <w:abstractNum w:abstractNumId="17" w15:restartNumberingAfterBreak="0">
     <w:nsid w:val="0F0729E9"/>
     <w:multiLevelType w:val="multilevel"/>
     <w:tmpl w:val="177EA2AE"/>
@@ -14308,7 +17320,7 @@
       </w:rPr>
     </w:lvl>
   </w:abstractNum>
-  <w:abstractNum w:abstractNumId="17" w15:restartNumberingAfterBreak="0">
+  <w:abstractNum w:abstractNumId="18" w15:restartNumberingAfterBreak="0">
     <w:nsid w:val="0F2B115B"/>
     <w:multiLevelType w:val="multilevel"/>
     <w:tmpl w:val="0A3E64BA"/>
@@ -14457,7 +17469,7 @@
       </w:rPr>
     </w:lvl>
   </w:abstractNum>
-  <w:abstractNum w:abstractNumId="18" w15:restartNumberingAfterBreak="0">
+  <w:abstractNum w:abstractNumId="19" w15:restartNumberingAfterBreak="0">
     <w:nsid w:val="115C1D98"/>
     <w:multiLevelType w:val="multilevel"/>
     <w:tmpl w:val="EFDA3CD8"/>
@@ -14606,7 +17618,7 @@
       </w:rPr>
     </w:lvl>
   </w:abstractNum>
-  <w:abstractNum w:abstractNumId="19" w15:restartNumberingAfterBreak="0">
+  <w:abstractNum w:abstractNumId="20" w15:restartNumberingAfterBreak="0">
     <w:nsid w:val="12C36809"/>
     <w:multiLevelType w:val="multilevel"/>
     <w:tmpl w:val="CFD24A3E"/>
@@ -14755,7 +17767,7 @@
       </w:rPr>
     </w:lvl>
   </w:abstractNum>
-  <w:abstractNum w:abstractNumId="20" w15:restartNumberingAfterBreak="0">
+  <w:abstractNum w:abstractNumId="21" w15:restartNumberingAfterBreak="0">
     <w:nsid w:val="134448B1"/>
     <w:multiLevelType w:val="multilevel"/>
     <w:tmpl w:val="D5C6AF86"/>
@@ -14904,7 +17916,7 @@
       </w:rPr>
     </w:lvl>
   </w:abstractNum>
-  <w:abstractNum w:abstractNumId="21" w15:restartNumberingAfterBreak="0">
+  <w:abstractNum w:abstractNumId="22" w15:restartNumberingAfterBreak="0">
     <w:nsid w:val="134F6826"/>
     <w:multiLevelType w:val="multilevel"/>
     <w:tmpl w:val="887EF192"/>
@@ -15053,7 +18065,7 @@
       </w:rPr>
     </w:lvl>
   </w:abstractNum>
-  <w:abstractNum w:abstractNumId="22" w15:restartNumberingAfterBreak="0">
+  <w:abstractNum w:abstractNumId="23" w15:restartNumberingAfterBreak="0">
     <w:nsid w:val="13502607"/>
     <w:multiLevelType w:val="multilevel"/>
     <w:tmpl w:val="4262126A"/>
@@ -15202,7 +18214,7 @@
       </w:rPr>
     </w:lvl>
   </w:abstractNum>
-  <w:abstractNum w:abstractNumId="23" w15:restartNumberingAfterBreak="0">
+  <w:abstractNum w:abstractNumId="24" w15:restartNumberingAfterBreak="0">
     <w:nsid w:val="135308CA"/>
     <w:multiLevelType w:val="multilevel"/>
     <w:tmpl w:val="AB76387E"/>
@@ -15351,7 +18363,7 @@
       </w:rPr>
     </w:lvl>
   </w:abstractNum>
-  <w:abstractNum w:abstractNumId="24" w15:restartNumberingAfterBreak="0">
+  <w:abstractNum w:abstractNumId="25" w15:restartNumberingAfterBreak="0">
     <w:nsid w:val="13D57CCD"/>
     <w:multiLevelType w:val="multilevel"/>
     <w:tmpl w:val="2A542452"/>
@@ -15500,7 +18512,7 @@
       </w:rPr>
     </w:lvl>
   </w:abstractNum>
-  <w:abstractNum w:abstractNumId="25" w15:restartNumberingAfterBreak="0">
+  <w:abstractNum w:abstractNumId="26" w15:restartNumberingAfterBreak="0">
     <w:nsid w:val="150B6A51"/>
     <w:multiLevelType w:val="multilevel"/>
     <w:tmpl w:val="F9EEEBDC"/>
@@ -15649,7 +18661,7 @@
       </w:rPr>
     </w:lvl>
   </w:abstractNum>
-  <w:abstractNum w:abstractNumId="26" w15:restartNumberingAfterBreak="0">
+  <w:abstractNum w:abstractNumId="27" w15:restartNumberingAfterBreak="0">
     <w:nsid w:val="15242FEC"/>
     <w:multiLevelType w:val="multilevel"/>
     <w:tmpl w:val="4B0450A0"/>
@@ -15798,7 +18810,156 @@
       </w:rPr>
     </w:lvl>
   </w:abstractNum>
-  <w:abstractNum w:abstractNumId="27" w15:restartNumberingAfterBreak="0">
+  <w:abstractNum w:abstractNumId="28" w15:restartNumberingAfterBreak="0">
+    <w:nsid w:val="15272E35"/>
+    <w:multiLevelType w:val="multilevel"/>
+    <w:tmpl w:val="CE9CBB80"/>
+    <w:lvl w:ilvl="0">
+      <w:start w:val="1"/>
+      <w:numFmt w:val="bullet"/>
+      <w:lvlText w:val=""/>
+      <w:lvlJc w:val="left"/>
+      <w:pPr>
+        <w:tabs>
+          <w:tab w:val="num" w:pos="720"/>
+        </w:tabs>
+        <w:ind w:left="720" w:hanging="360"/>
+      </w:pPr>
+      <w:rPr>
+        <w:rFonts w:ascii="Symbol" w:hAnsi="Symbol" w:hint="default"/>
+        <w:sz w:val="20"/>
+      </w:rPr>
+    </w:lvl>
+    <w:lvl w:ilvl="1" w:tentative="1">
+      <w:start w:val="1"/>
+      <w:numFmt w:val="bullet"/>
+      <w:lvlText w:val="o"/>
+      <w:lvlJc w:val="left"/>
+      <w:pPr>
+        <w:tabs>
+          <w:tab w:val="num" w:pos="1440"/>
+        </w:tabs>
+        <w:ind w:left="1440" w:hanging="360"/>
+      </w:pPr>
+      <w:rPr>
+        <w:rFonts w:ascii="Courier New" w:hAnsi="Courier New" w:hint="default"/>
+        <w:sz w:val="20"/>
+      </w:rPr>
+    </w:lvl>
+    <w:lvl w:ilvl="2" w:tentative="1">
+      <w:start w:val="1"/>
+      <w:numFmt w:val="bullet"/>
+      <w:lvlText w:val=""/>
+      <w:lvlJc w:val="left"/>
+      <w:pPr>
+        <w:tabs>
+          <w:tab w:val="num" w:pos="2160"/>
+        </w:tabs>
+        <w:ind w:left="2160" w:hanging="360"/>
+      </w:pPr>
+      <w:rPr>
+        <w:rFonts w:ascii="Wingdings" w:hAnsi="Wingdings" w:hint="default"/>
+        <w:sz w:val="20"/>
+      </w:rPr>
+    </w:lvl>
+    <w:lvl w:ilvl="3" w:tentative="1">
+      <w:start w:val="1"/>
+      <w:numFmt w:val="bullet"/>
+      <w:lvlText w:val=""/>
+      <w:lvlJc w:val="left"/>
+      <w:pPr>
+        <w:tabs>
+          <w:tab w:val="num" w:pos="2880"/>
+        </w:tabs>
+        <w:ind w:left="2880" w:hanging="360"/>
+      </w:pPr>
+      <w:rPr>
+        <w:rFonts w:ascii="Wingdings" w:hAnsi="Wingdings" w:hint="default"/>
+        <w:sz w:val="20"/>
+      </w:rPr>
+    </w:lvl>
+    <w:lvl w:ilvl="4" w:tentative="1">
+      <w:start w:val="1"/>
+      <w:numFmt w:val="bullet"/>
+      <w:lvlText w:val=""/>
+      <w:lvlJc w:val="left"/>
+      <w:pPr>
+        <w:tabs>
+          <w:tab w:val="num" w:pos="3600"/>
+        </w:tabs>
+        <w:ind w:left="3600" w:hanging="360"/>
+      </w:pPr>
+      <w:rPr>
+        <w:rFonts w:ascii="Wingdings" w:hAnsi="Wingdings" w:hint="default"/>
+        <w:sz w:val="20"/>
+      </w:rPr>
+    </w:lvl>
+    <w:lvl w:ilvl="5" w:tentative="1">
+      <w:start w:val="1"/>
+      <w:numFmt w:val="bullet"/>
+      <w:lvlText w:val=""/>
+      <w:lvlJc w:val="left"/>
+      <w:pPr>
+        <w:tabs>
+          <w:tab w:val="num" w:pos="4320"/>
+        </w:tabs>
+        <w:ind w:left="4320" w:hanging="360"/>
+      </w:pPr>
+      <w:rPr>
+        <w:rFonts w:ascii="Wingdings" w:hAnsi="Wingdings" w:hint="default"/>
+        <w:sz w:val="20"/>
+      </w:rPr>
+    </w:lvl>
+    <w:lvl w:ilvl="6" w:tentative="1">
+      <w:start w:val="1"/>
+      <w:numFmt w:val="bullet"/>
+      <w:lvlText w:val=""/>
+      <w:lvlJc w:val="left"/>
+      <w:pPr>
+        <w:tabs>
+          <w:tab w:val="num" w:pos="5040"/>
+        </w:tabs>
+        <w:ind w:left="5040" w:hanging="360"/>
+      </w:pPr>
+      <w:rPr>
+        <w:rFonts w:ascii="Wingdings" w:hAnsi="Wingdings" w:hint="default"/>
+        <w:sz w:val="20"/>
+      </w:rPr>
+    </w:lvl>
+    <w:lvl w:ilvl="7" w:tentative="1">
+      <w:start w:val="1"/>
+      <w:numFmt w:val="bullet"/>
+      <w:lvlText w:val=""/>
+      <w:lvlJc w:val="left"/>
+      <w:pPr>
+        <w:tabs>
+          <w:tab w:val="num" w:pos="5760"/>
+        </w:tabs>
+        <w:ind w:left="5760" w:hanging="360"/>
+      </w:pPr>
+      <w:rPr>
+        <w:rFonts w:ascii="Wingdings" w:hAnsi="Wingdings" w:hint="default"/>
+        <w:sz w:val="20"/>
+      </w:rPr>
+    </w:lvl>
+    <w:lvl w:ilvl="8" w:tentative="1">
+      <w:start w:val="1"/>
+      <w:numFmt w:val="bullet"/>
+      <w:lvlText w:val=""/>
+      <w:lvlJc w:val="left"/>
+      <w:pPr>
+        <w:tabs>
+          <w:tab w:val="num" w:pos="6480"/>
+        </w:tabs>
+        <w:ind w:left="6480" w:hanging="360"/>
+      </w:pPr>
+      <w:rPr>
+        <w:rFonts w:ascii="Wingdings" w:hAnsi="Wingdings" w:hint="default"/>
+        <w:sz w:val="20"/>
+      </w:rPr>
+    </w:lvl>
+  </w:abstractNum>
+  <w:abstractNum w:abstractNumId="29" w15:restartNumberingAfterBreak="0">
     <w:nsid w:val="15604209"/>
     <w:multiLevelType w:val="multilevel"/>
     <w:tmpl w:val="08C2607C"/>
@@ -15947,7 +19108,7 @@
       </w:rPr>
     </w:lvl>
   </w:abstractNum>
-  <w:abstractNum w:abstractNumId="28" w15:restartNumberingAfterBreak="0">
+  <w:abstractNum w:abstractNumId="30" w15:restartNumberingAfterBreak="0">
     <w:nsid w:val="162F4D5D"/>
     <w:multiLevelType w:val="multilevel"/>
     <w:tmpl w:val="82AEC772"/>
@@ -16096,7 +19257,7 @@
       </w:rPr>
     </w:lvl>
   </w:abstractNum>
-  <w:abstractNum w:abstractNumId="29" w15:restartNumberingAfterBreak="0">
+  <w:abstractNum w:abstractNumId="31" w15:restartNumberingAfterBreak="0">
     <w:nsid w:val="172D5DF6"/>
     <w:multiLevelType w:val="multilevel"/>
     <w:tmpl w:val="D78E0870"/>
@@ -16245,7 +19406,7 @@
       </w:rPr>
     </w:lvl>
   </w:abstractNum>
-  <w:abstractNum w:abstractNumId="30" w15:restartNumberingAfterBreak="0">
+  <w:abstractNum w:abstractNumId="32" w15:restartNumberingAfterBreak="0">
     <w:nsid w:val="188726DF"/>
     <w:multiLevelType w:val="multilevel"/>
     <w:tmpl w:val="D09EED5E"/>
@@ -16394,7 +19555,7 @@
       </w:rPr>
     </w:lvl>
   </w:abstractNum>
-  <w:abstractNum w:abstractNumId="31" w15:restartNumberingAfterBreak="0">
+  <w:abstractNum w:abstractNumId="33" w15:restartNumberingAfterBreak="0">
     <w:nsid w:val="18AE002C"/>
     <w:multiLevelType w:val="multilevel"/>
     <w:tmpl w:val="7616B486"/>
@@ -16543,7 +19704,7 @@
       </w:rPr>
     </w:lvl>
   </w:abstractNum>
-  <w:abstractNum w:abstractNumId="32" w15:restartNumberingAfterBreak="0">
+  <w:abstractNum w:abstractNumId="34" w15:restartNumberingAfterBreak="0">
     <w:nsid w:val="1996339A"/>
     <w:multiLevelType w:val="multilevel"/>
     <w:tmpl w:val="B18AAB38"/>
@@ -16692,7 +19853,7 @@
       </w:rPr>
     </w:lvl>
   </w:abstractNum>
-  <w:abstractNum w:abstractNumId="33" w15:restartNumberingAfterBreak="0">
+  <w:abstractNum w:abstractNumId="35" w15:restartNumberingAfterBreak="0">
     <w:nsid w:val="19E8006D"/>
     <w:multiLevelType w:val="multilevel"/>
     <w:tmpl w:val="FE64DA60"/>
@@ -16841,7 +20002,7 @@
       </w:rPr>
     </w:lvl>
   </w:abstractNum>
-  <w:abstractNum w:abstractNumId="34" w15:restartNumberingAfterBreak="0">
+  <w:abstractNum w:abstractNumId="36" w15:restartNumberingAfterBreak="0">
     <w:nsid w:val="1A001C3C"/>
     <w:multiLevelType w:val="multilevel"/>
     <w:tmpl w:val="E17E4D3C"/>
@@ -16990,7 +20151,7 @@
       </w:rPr>
     </w:lvl>
   </w:abstractNum>
-  <w:abstractNum w:abstractNumId="35" w15:restartNumberingAfterBreak="0">
+  <w:abstractNum w:abstractNumId="37" w15:restartNumberingAfterBreak="0">
     <w:nsid w:val="1BA36955"/>
     <w:multiLevelType w:val="multilevel"/>
     <w:tmpl w:val="64EE6C40"/>
@@ -17139,7 +20300,7 @@
       </w:rPr>
     </w:lvl>
   </w:abstractNum>
-  <w:abstractNum w:abstractNumId="36" w15:restartNumberingAfterBreak="0">
+  <w:abstractNum w:abstractNumId="38" w15:restartNumberingAfterBreak="0">
     <w:nsid w:val="1CE12892"/>
     <w:multiLevelType w:val="multilevel"/>
     <w:tmpl w:val="5F500552"/>
@@ -17288,7 +20449,7 @@
       </w:rPr>
     </w:lvl>
   </w:abstractNum>
-  <w:abstractNum w:abstractNumId="37" w15:restartNumberingAfterBreak="0">
+  <w:abstractNum w:abstractNumId="39" w15:restartNumberingAfterBreak="0">
     <w:nsid w:val="1D626BCA"/>
     <w:multiLevelType w:val="multilevel"/>
     <w:tmpl w:val="CEB21060"/>
@@ -17437,7 +20598,156 @@
       </w:rPr>
     </w:lvl>
   </w:abstractNum>
-  <w:abstractNum w:abstractNumId="38" w15:restartNumberingAfterBreak="0">
+  <w:abstractNum w:abstractNumId="40" w15:restartNumberingAfterBreak="0">
+    <w:nsid w:val="1F35786B"/>
+    <w:multiLevelType w:val="multilevel"/>
+    <w:tmpl w:val="C7C2FA52"/>
+    <w:lvl w:ilvl="0">
+      <w:start w:val="1"/>
+      <w:numFmt w:val="bullet"/>
+      <w:lvlText w:val=""/>
+      <w:lvlJc w:val="left"/>
+      <w:pPr>
+        <w:tabs>
+          <w:tab w:val="num" w:pos="720"/>
+        </w:tabs>
+        <w:ind w:left="720" w:hanging="360"/>
+      </w:pPr>
+      <w:rPr>
+        <w:rFonts w:ascii="Symbol" w:hAnsi="Symbol" w:hint="default"/>
+        <w:sz w:val="20"/>
+      </w:rPr>
+    </w:lvl>
+    <w:lvl w:ilvl="1" w:tentative="1">
+      <w:start w:val="1"/>
+      <w:numFmt w:val="bullet"/>
+      <w:lvlText w:val="o"/>
+      <w:lvlJc w:val="left"/>
+      <w:pPr>
+        <w:tabs>
+          <w:tab w:val="num" w:pos="1440"/>
+        </w:tabs>
+        <w:ind w:left="1440" w:hanging="360"/>
+      </w:pPr>
+      <w:rPr>
+        <w:rFonts w:ascii="Courier New" w:hAnsi="Courier New" w:hint="default"/>
+        <w:sz w:val="20"/>
+      </w:rPr>
+    </w:lvl>
+    <w:lvl w:ilvl="2" w:tentative="1">
+      <w:start w:val="1"/>
+      <w:numFmt w:val="bullet"/>
+      <w:lvlText w:val=""/>
+      <w:lvlJc w:val="left"/>
+      <w:pPr>
+        <w:tabs>
+          <w:tab w:val="num" w:pos="2160"/>
+        </w:tabs>
+        <w:ind w:left="2160" w:hanging="360"/>
+      </w:pPr>
+      <w:rPr>
+        <w:rFonts w:ascii="Wingdings" w:hAnsi="Wingdings" w:hint="default"/>
+        <w:sz w:val="20"/>
+      </w:rPr>
+    </w:lvl>
+    <w:lvl w:ilvl="3" w:tentative="1">
+      <w:start w:val="1"/>
+      <w:numFmt w:val="bullet"/>
+      <w:lvlText w:val=""/>
+      <w:lvlJc w:val="left"/>
+      <w:pPr>
+        <w:tabs>
+          <w:tab w:val="num" w:pos="2880"/>
+        </w:tabs>
+        <w:ind w:left="2880" w:hanging="360"/>
+      </w:pPr>
+      <w:rPr>
+        <w:rFonts w:ascii="Wingdings" w:hAnsi="Wingdings" w:hint="default"/>
+        <w:sz w:val="20"/>
+      </w:rPr>
+    </w:lvl>
+    <w:lvl w:ilvl="4" w:tentative="1">
+      <w:start w:val="1"/>
+      <w:numFmt w:val="bullet"/>
+      <w:lvlText w:val=""/>
+      <w:lvlJc w:val="left"/>
+      <w:pPr>
+        <w:tabs>
+          <w:tab w:val="num" w:pos="3600"/>
+        </w:tabs>
+        <w:ind w:left="3600" w:hanging="360"/>
+      </w:pPr>
+      <w:rPr>
+        <w:rFonts w:ascii="Wingdings" w:hAnsi="Wingdings" w:hint="default"/>
+        <w:sz w:val="20"/>
+      </w:rPr>
+    </w:lvl>
+    <w:lvl w:ilvl="5" w:tentative="1">
+      <w:start w:val="1"/>
+      <w:numFmt w:val="bullet"/>
+      <w:lvlText w:val=""/>
+      <w:lvlJc w:val="left"/>
+      <w:pPr>
+        <w:tabs>
+          <w:tab w:val="num" w:pos="4320"/>
+        </w:tabs>
+        <w:ind w:left="4320" w:hanging="360"/>
+      </w:pPr>
+      <w:rPr>
+        <w:rFonts w:ascii="Wingdings" w:hAnsi="Wingdings" w:hint="default"/>
+        <w:sz w:val="20"/>
+      </w:rPr>
+    </w:lvl>
+    <w:lvl w:ilvl="6" w:tentative="1">
+      <w:start w:val="1"/>
+      <w:numFmt w:val="bullet"/>
+      <w:lvlText w:val=""/>
+      <w:lvlJc w:val="left"/>
+      <w:pPr>
+        <w:tabs>
+          <w:tab w:val="num" w:pos="5040"/>
+        </w:tabs>
+        <w:ind w:left="5040" w:hanging="360"/>
+      </w:pPr>
+      <w:rPr>
+        <w:rFonts w:ascii="Wingdings" w:hAnsi="Wingdings" w:hint="default"/>
+        <w:sz w:val="20"/>
+      </w:rPr>
+    </w:lvl>
+    <w:lvl w:ilvl="7" w:tentative="1">
+      <w:start w:val="1"/>
+      <w:numFmt w:val="bullet"/>
+      <w:lvlText w:val=""/>
+      <w:lvlJc w:val="left"/>
+      <w:pPr>
+        <w:tabs>
+          <w:tab w:val="num" w:pos="5760"/>
+        </w:tabs>
+        <w:ind w:left="5760" w:hanging="360"/>
+      </w:pPr>
+      <w:rPr>
+        <w:rFonts w:ascii="Wingdings" w:hAnsi="Wingdings" w:hint="default"/>
+        <w:sz w:val="20"/>
+      </w:rPr>
+    </w:lvl>
+    <w:lvl w:ilvl="8" w:tentative="1">
+      <w:start w:val="1"/>
+      <w:numFmt w:val="bullet"/>
+      <w:lvlText w:val=""/>
+      <w:lvlJc w:val="left"/>
+      <w:pPr>
+        <w:tabs>
+          <w:tab w:val="num" w:pos="6480"/>
+        </w:tabs>
+        <w:ind w:left="6480" w:hanging="360"/>
+      </w:pPr>
+      <w:rPr>
+        <w:rFonts w:ascii="Wingdings" w:hAnsi="Wingdings" w:hint="default"/>
+        <w:sz w:val="20"/>
+      </w:rPr>
+    </w:lvl>
+  </w:abstractNum>
+  <w:abstractNum w:abstractNumId="41" w15:restartNumberingAfterBreak="0">
     <w:nsid w:val="205D375D"/>
     <w:multiLevelType w:val="multilevel"/>
     <w:tmpl w:val="492443B4"/>
@@ -17586,7 +20896,7 @@
       </w:rPr>
     </w:lvl>
   </w:abstractNum>
-  <w:abstractNum w:abstractNumId="39" w15:restartNumberingAfterBreak="0">
+  <w:abstractNum w:abstractNumId="42" w15:restartNumberingAfterBreak="0">
     <w:nsid w:val="20E7692C"/>
     <w:multiLevelType w:val="multilevel"/>
     <w:tmpl w:val="05CCA33E"/>
@@ -17735,7 +21045,7 @@
       </w:rPr>
     </w:lvl>
   </w:abstractNum>
-  <w:abstractNum w:abstractNumId="40" w15:restartNumberingAfterBreak="0">
+  <w:abstractNum w:abstractNumId="43" w15:restartNumberingAfterBreak="0">
     <w:nsid w:val="210447F9"/>
     <w:multiLevelType w:val="multilevel"/>
     <w:tmpl w:val="A8DEC34A"/>
@@ -17884,7 +21194,7 @@
       </w:rPr>
     </w:lvl>
   </w:abstractNum>
-  <w:abstractNum w:abstractNumId="41" w15:restartNumberingAfterBreak="0">
+  <w:abstractNum w:abstractNumId="44" w15:restartNumberingAfterBreak="0">
     <w:nsid w:val="22F3040B"/>
     <w:multiLevelType w:val="multilevel"/>
     <w:tmpl w:val="948E73C0"/>
@@ -18033,7 +21343,7 @@
       </w:rPr>
     </w:lvl>
   </w:abstractNum>
-  <w:abstractNum w:abstractNumId="42" w15:restartNumberingAfterBreak="0">
+  <w:abstractNum w:abstractNumId="45" w15:restartNumberingAfterBreak="0">
     <w:nsid w:val="234E260B"/>
     <w:multiLevelType w:val="multilevel"/>
     <w:tmpl w:val="67A6CA1E"/>
@@ -18182,7 +21492,7 @@
       </w:rPr>
     </w:lvl>
   </w:abstractNum>
-  <w:abstractNum w:abstractNumId="43" w15:restartNumberingAfterBreak="0">
+  <w:abstractNum w:abstractNumId="46" w15:restartNumberingAfterBreak="0">
     <w:nsid w:val="24423DAC"/>
     <w:multiLevelType w:val="multilevel"/>
     <w:tmpl w:val="809A16FE"/>
@@ -18331,7 +21641,156 @@
       </w:rPr>
     </w:lvl>
   </w:abstractNum>
-  <w:abstractNum w:abstractNumId="44" w15:restartNumberingAfterBreak="0">
+  <w:abstractNum w:abstractNumId="47" w15:restartNumberingAfterBreak="0">
+    <w:nsid w:val="244F346E"/>
+    <w:multiLevelType w:val="multilevel"/>
+    <w:tmpl w:val="17B8341E"/>
+    <w:lvl w:ilvl="0">
+      <w:start w:val="1"/>
+      <w:numFmt w:val="bullet"/>
+      <w:lvlText w:val=""/>
+      <w:lvlJc w:val="left"/>
+      <w:pPr>
+        <w:tabs>
+          <w:tab w:val="num" w:pos="720"/>
+        </w:tabs>
+        <w:ind w:left="720" w:hanging="360"/>
+      </w:pPr>
+      <w:rPr>
+        <w:rFonts w:ascii="Symbol" w:hAnsi="Symbol" w:hint="default"/>
+        <w:sz w:val="20"/>
+      </w:rPr>
+    </w:lvl>
+    <w:lvl w:ilvl="1" w:tentative="1">
+      <w:start w:val="1"/>
+      <w:numFmt w:val="bullet"/>
+      <w:lvlText w:val="o"/>
+      <w:lvlJc w:val="left"/>
+      <w:pPr>
+        <w:tabs>
+          <w:tab w:val="num" w:pos="1440"/>
+        </w:tabs>
+        <w:ind w:left="1440" w:hanging="360"/>
+      </w:pPr>
+      <w:rPr>
+        <w:rFonts w:ascii="Courier New" w:hAnsi="Courier New" w:hint="default"/>
+        <w:sz w:val="20"/>
+      </w:rPr>
+    </w:lvl>
+    <w:lvl w:ilvl="2" w:tentative="1">
+      <w:start w:val="1"/>
+      <w:numFmt w:val="bullet"/>
+      <w:lvlText w:val=""/>
+      <w:lvlJc w:val="left"/>
+      <w:pPr>
+        <w:tabs>
+          <w:tab w:val="num" w:pos="2160"/>
+        </w:tabs>
+        <w:ind w:left="2160" w:hanging="360"/>
+      </w:pPr>
+      <w:rPr>
+        <w:rFonts w:ascii="Wingdings" w:hAnsi="Wingdings" w:hint="default"/>
+        <w:sz w:val="20"/>
+      </w:rPr>
+    </w:lvl>
+    <w:lvl w:ilvl="3" w:tentative="1">
+      <w:start w:val="1"/>
+      <w:numFmt w:val="bullet"/>
+      <w:lvlText w:val=""/>
+      <w:lvlJc w:val="left"/>
+      <w:pPr>
+        <w:tabs>
+          <w:tab w:val="num" w:pos="2880"/>
+        </w:tabs>
+        <w:ind w:left="2880" w:hanging="360"/>
+      </w:pPr>
+      <w:rPr>
+        <w:rFonts w:ascii="Wingdings" w:hAnsi="Wingdings" w:hint="default"/>
+        <w:sz w:val="20"/>
+      </w:rPr>
+    </w:lvl>
+    <w:lvl w:ilvl="4" w:tentative="1">
+      <w:start w:val="1"/>
+      <w:numFmt w:val="bullet"/>
+      <w:lvlText w:val=""/>
+      <w:lvlJc w:val="left"/>
+      <w:pPr>
+        <w:tabs>
+          <w:tab w:val="num" w:pos="3600"/>
+        </w:tabs>
+        <w:ind w:left="3600" w:hanging="360"/>
+      </w:pPr>
+      <w:rPr>
+        <w:rFonts w:ascii="Wingdings" w:hAnsi="Wingdings" w:hint="default"/>
+        <w:sz w:val="20"/>
+      </w:rPr>
+    </w:lvl>
+    <w:lvl w:ilvl="5" w:tentative="1">
+      <w:start w:val="1"/>
+      <w:numFmt w:val="bullet"/>
+      <w:lvlText w:val=""/>
+      <w:lvlJc w:val="left"/>
+      <w:pPr>
+        <w:tabs>
+          <w:tab w:val="num" w:pos="4320"/>
+        </w:tabs>
+        <w:ind w:left="4320" w:hanging="360"/>
+      </w:pPr>
+      <w:rPr>
+        <w:rFonts w:ascii="Wingdings" w:hAnsi="Wingdings" w:hint="default"/>
+        <w:sz w:val="20"/>
+      </w:rPr>
+    </w:lvl>
+    <w:lvl w:ilvl="6" w:tentative="1">
+      <w:start w:val="1"/>
+      <w:numFmt w:val="bullet"/>
+      <w:lvlText w:val=""/>
+      <w:lvlJc w:val="left"/>
+      <w:pPr>
+        <w:tabs>
+          <w:tab w:val="num" w:pos="5040"/>
+        </w:tabs>
+        <w:ind w:left="5040" w:hanging="360"/>
+      </w:pPr>
+      <w:rPr>
+        <w:rFonts w:ascii="Wingdings" w:hAnsi="Wingdings" w:hint="default"/>
+        <w:sz w:val="20"/>
+      </w:rPr>
+    </w:lvl>
+    <w:lvl w:ilvl="7" w:tentative="1">
+      <w:start w:val="1"/>
+      <w:numFmt w:val="bullet"/>
+      <w:lvlText w:val=""/>
+      <w:lvlJc w:val="left"/>
+      <w:pPr>
+        <w:tabs>
+          <w:tab w:val="num" w:pos="5760"/>
+        </w:tabs>
+        <w:ind w:left="5760" w:hanging="360"/>
+      </w:pPr>
+      <w:rPr>
+        <w:rFonts w:ascii="Wingdings" w:hAnsi="Wingdings" w:hint="default"/>
+        <w:sz w:val="20"/>
+      </w:rPr>
+    </w:lvl>
+    <w:lvl w:ilvl="8" w:tentative="1">
+      <w:start w:val="1"/>
+      <w:numFmt w:val="bullet"/>
+      <w:lvlText w:val=""/>
+      <w:lvlJc w:val="left"/>
+      <w:pPr>
+        <w:tabs>
+          <w:tab w:val="num" w:pos="6480"/>
+        </w:tabs>
+        <w:ind w:left="6480" w:hanging="360"/>
+      </w:pPr>
+      <w:rPr>
+        <w:rFonts w:ascii="Wingdings" w:hAnsi="Wingdings" w:hint="default"/>
+        <w:sz w:val="20"/>
+      </w:rPr>
+    </w:lvl>
+  </w:abstractNum>
+  <w:abstractNum w:abstractNumId="48" w15:restartNumberingAfterBreak="0">
     <w:nsid w:val="251971FD"/>
     <w:multiLevelType w:val="multilevel"/>
     <w:tmpl w:val="B1EE92A8"/>
@@ -18480,7 +21939,7 @@
       </w:rPr>
     </w:lvl>
   </w:abstractNum>
-  <w:abstractNum w:abstractNumId="45" w15:restartNumberingAfterBreak="0">
+  <w:abstractNum w:abstractNumId="49" w15:restartNumberingAfterBreak="0">
     <w:nsid w:val="26F54638"/>
     <w:multiLevelType w:val="multilevel"/>
     <w:tmpl w:val="0C7C7572"/>
@@ -18629,7 +22088,156 @@
       </w:rPr>
     </w:lvl>
   </w:abstractNum>
-  <w:abstractNum w:abstractNumId="46" w15:restartNumberingAfterBreak="0">
+  <w:abstractNum w:abstractNumId="50" w15:restartNumberingAfterBreak="0">
+    <w:nsid w:val="270238B8"/>
+    <w:multiLevelType w:val="multilevel"/>
+    <w:tmpl w:val="78B6498A"/>
+    <w:lvl w:ilvl="0">
+      <w:start w:val="1"/>
+      <w:numFmt w:val="bullet"/>
+      <w:lvlText w:val=""/>
+      <w:lvlJc w:val="left"/>
+      <w:pPr>
+        <w:tabs>
+          <w:tab w:val="num" w:pos="720"/>
+        </w:tabs>
+        <w:ind w:left="720" w:hanging="360"/>
+      </w:pPr>
+      <w:rPr>
+        <w:rFonts w:ascii="Symbol" w:hAnsi="Symbol" w:hint="default"/>
+        <w:sz w:val="20"/>
+      </w:rPr>
+    </w:lvl>
+    <w:lvl w:ilvl="1" w:tentative="1">
+      <w:start w:val="1"/>
+      <w:numFmt w:val="bullet"/>
+      <w:lvlText w:val="o"/>
+      <w:lvlJc w:val="left"/>
+      <w:pPr>
+        <w:tabs>
+          <w:tab w:val="num" w:pos="1440"/>
+        </w:tabs>
+        <w:ind w:left="1440" w:hanging="360"/>
+      </w:pPr>
+      <w:rPr>
+        <w:rFonts w:ascii="Courier New" w:hAnsi="Courier New" w:hint="default"/>
+        <w:sz w:val="20"/>
+      </w:rPr>
+    </w:lvl>
+    <w:lvl w:ilvl="2" w:tentative="1">
+      <w:start w:val="1"/>
+      <w:numFmt w:val="bullet"/>
+      <w:lvlText w:val=""/>
+      <w:lvlJc w:val="left"/>
+      <w:pPr>
+        <w:tabs>
+          <w:tab w:val="num" w:pos="2160"/>
+        </w:tabs>
+        <w:ind w:left="2160" w:hanging="360"/>
+      </w:pPr>
+      <w:rPr>
+        <w:rFonts w:ascii="Wingdings" w:hAnsi="Wingdings" w:hint="default"/>
+        <w:sz w:val="20"/>
+      </w:rPr>
+    </w:lvl>
+    <w:lvl w:ilvl="3" w:tentative="1">
+      <w:start w:val="1"/>
+      <w:numFmt w:val="bullet"/>
+      <w:lvlText w:val=""/>
+      <w:lvlJc w:val="left"/>
+      <w:pPr>
+        <w:tabs>
+          <w:tab w:val="num" w:pos="2880"/>
+        </w:tabs>
+        <w:ind w:left="2880" w:hanging="360"/>
+      </w:pPr>
+      <w:rPr>
+        <w:rFonts w:ascii="Wingdings" w:hAnsi="Wingdings" w:hint="default"/>
+        <w:sz w:val="20"/>
+      </w:rPr>
+    </w:lvl>
+    <w:lvl w:ilvl="4" w:tentative="1">
+      <w:start w:val="1"/>
+      <w:numFmt w:val="bullet"/>
+      <w:lvlText w:val=""/>
+      <w:lvlJc w:val="left"/>
+      <w:pPr>
+        <w:tabs>
+          <w:tab w:val="num" w:pos="3600"/>
+        </w:tabs>
+        <w:ind w:left="3600" w:hanging="360"/>
+      </w:pPr>
+      <w:rPr>
+        <w:rFonts w:ascii="Wingdings" w:hAnsi="Wingdings" w:hint="default"/>
+        <w:sz w:val="20"/>
+      </w:rPr>
+    </w:lvl>
+    <w:lvl w:ilvl="5" w:tentative="1">
+      <w:start w:val="1"/>
+      <w:numFmt w:val="bullet"/>
+      <w:lvlText w:val=""/>
+      <w:lvlJc w:val="left"/>
+      <w:pPr>
+        <w:tabs>
+          <w:tab w:val="num" w:pos="4320"/>
+        </w:tabs>
+        <w:ind w:left="4320" w:hanging="360"/>
+      </w:pPr>
+      <w:rPr>
+        <w:rFonts w:ascii="Wingdings" w:hAnsi="Wingdings" w:hint="default"/>
+        <w:sz w:val="20"/>
+      </w:rPr>
+    </w:lvl>
+    <w:lvl w:ilvl="6" w:tentative="1">
+      <w:start w:val="1"/>
+      <w:numFmt w:val="bullet"/>
+      <w:lvlText w:val=""/>
+      <w:lvlJc w:val="left"/>
+      <w:pPr>
+        <w:tabs>
+          <w:tab w:val="num" w:pos="5040"/>
+        </w:tabs>
+        <w:ind w:left="5040" w:hanging="360"/>
+      </w:pPr>
+      <w:rPr>
+        <w:rFonts w:ascii="Wingdings" w:hAnsi="Wingdings" w:hint="default"/>
+        <w:sz w:val="20"/>
+      </w:rPr>
+    </w:lvl>
+    <w:lvl w:ilvl="7" w:tentative="1">
+      <w:start w:val="1"/>
+      <w:numFmt w:val="bullet"/>
+      <w:lvlText w:val=""/>
+      <w:lvlJc w:val="left"/>
+      <w:pPr>
+        <w:tabs>
+          <w:tab w:val="num" w:pos="5760"/>
+        </w:tabs>
+        <w:ind w:left="5760" w:hanging="360"/>
+      </w:pPr>
+      <w:rPr>
+        <w:rFonts w:ascii="Wingdings" w:hAnsi="Wingdings" w:hint="default"/>
+        <w:sz w:val="20"/>
+      </w:rPr>
+    </w:lvl>
+    <w:lvl w:ilvl="8" w:tentative="1">
+      <w:start w:val="1"/>
+      <w:numFmt w:val="bullet"/>
+      <w:lvlText w:val=""/>
+      <w:lvlJc w:val="left"/>
+      <w:pPr>
+        <w:tabs>
+          <w:tab w:val="num" w:pos="6480"/>
+        </w:tabs>
+        <w:ind w:left="6480" w:hanging="360"/>
+      </w:pPr>
+      <w:rPr>
+        <w:rFonts w:ascii="Wingdings" w:hAnsi="Wingdings" w:hint="default"/>
+        <w:sz w:val="20"/>
+      </w:rPr>
+    </w:lvl>
+  </w:abstractNum>
+  <w:abstractNum w:abstractNumId="51" w15:restartNumberingAfterBreak="0">
     <w:nsid w:val="28DC3B3B"/>
     <w:multiLevelType w:val="multilevel"/>
     <w:tmpl w:val="2376CF94"/>
@@ -18778,7 +22386,7 @@
       </w:rPr>
     </w:lvl>
   </w:abstractNum>
-  <w:abstractNum w:abstractNumId="47" w15:restartNumberingAfterBreak="0">
+  <w:abstractNum w:abstractNumId="52" w15:restartNumberingAfterBreak="0">
     <w:nsid w:val="2A8F60BE"/>
     <w:multiLevelType w:val="multilevel"/>
     <w:tmpl w:val="25A80156"/>
@@ -18927,7 +22535,7 @@
       </w:rPr>
     </w:lvl>
   </w:abstractNum>
-  <w:abstractNum w:abstractNumId="48" w15:restartNumberingAfterBreak="0">
+  <w:abstractNum w:abstractNumId="53" w15:restartNumberingAfterBreak="0">
     <w:nsid w:val="2B354E95"/>
     <w:multiLevelType w:val="multilevel"/>
     <w:tmpl w:val="D0865348"/>
@@ -19076,7 +22684,7 @@
       </w:rPr>
     </w:lvl>
   </w:abstractNum>
-  <w:abstractNum w:abstractNumId="49" w15:restartNumberingAfterBreak="0">
+  <w:abstractNum w:abstractNumId="54" w15:restartNumberingAfterBreak="0">
     <w:nsid w:val="2B947C97"/>
     <w:multiLevelType w:val="multilevel"/>
     <w:tmpl w:val="E25A4C5E"/>
@@ -19225,7 +22833,7 @@
       </w:rPr>
     </w:lvl>
   </w:abstractNum>
-  <w:abstractNum w:abstractNumId="50" w15:restartNumberingAfterBreak="0">
+  <w:abstractNum w:abstractNumId="55" w15:restartNumberingAfterBreak="0">
     <w:nsid w:val="2C334F41"/>
     <w:multiLevelType w:val="multilevel"/>
     <w:tmpl w:val="57DCEB5E"/>
@@ -19374,7 +22982,7 @@
       </w:rPr>
     </w:lvl>
   </w:abstractNum>
-  <w:abstractNum w:abstractNumId="51" w15:restartNumberingAfterBreak="0">
+  <w:abstractNum w:abstractNumId="56" w15:restartNumberingAfterBreak="0">
     <w:nsid w:val="2D623D36"/>
     <w:multiLevelType w:val="multilevel"/>
     <w:tmpl w:val="F2BCCFE6"/>
@@ -19523,7 +23131,7 @@
       </w:rPr>
     </w:lvl>
   </w:abstractNum>
-  <w:abstractNum w:abstractNumId="52" w15:restartNumberingAfterBreak="0">
+  <w:abstractNum w:abstractNumId="57" w15:restartNumberingAfterBreak="0">
     <w:nsid w:val="2DAE1A4F"/>
     <w:multiLevelType w:val="multilevel"/>
     <w:tmpl w:val="F5BCDFA4"/>
@@ -19672,7 +23280,7 @@
       </w:rPr>
     </w:lvl>
   </w:abstractNum>
-  <w:abstractNum w:abstractNumId="53" w15:restartNumberingAfterBreak="0">
+  <w:abstractNum w:abstractNumId="58" w15:restartNumberingAfterBreak="0">
     <w:nsid w:val="2E4E3025"/>
     <w:multiLevelType w:val="multilevel"/>
     <w:tmpl w:val="8F3C8F82"/>
@@ -19821,7 +23429,7 @@
       </w:rPr>
     </w:lvl>
   </w:abstractNum>
-  <w:abstractNum w:abstractNumId="54" w15:restartNumberingAfterBreak="0">
+  <w:abstractNum w:abstractNumId="59" w15:restartNumberingAfterBreak="0">
     <w:nsid w:val="2EFD531E"/>
     <w:multiLevelType w:val="multilevel"/>
     <w:tmpl w:val="D426654E"/>
@@ -19970,7 +23578,7 @@
       </w:rPr>
     </w:lvl>
   </w:abstractNum>
-  <w:abstractNum w:abstractNumId="55" w15:restartNumberingAfterBreak="0">
+  <w:abstractNum w:abstractNumId="60" w15:restartNumberingAfterBreak="0">
     <w:nsid w:val="2F4D5BBF"/>
     <w:multiLevelType w:val="multilevel"/>
     <w:tmpl w:val="F3D84B22"/>
@@ -20119,7 +23727,7 @@
       </w:rPr>
     </w:lvl>
   </w:abstractNum>
-  <w:abstractNum w:abstractNumId="56" w15:restartNumberingAfterBreak="0">
+  <w:abstractNum w:abstractNumId="61" w15:restartNumberingAfterBreak="0">
     <w:nsid w:val="30F1495B"/>
     <w:multiLevelType w:val="multilevel"/>
     <w:tmpl w:val="B92EB8F6"/>
@@ -20268,7 +23876,7 @@
       </w:rPr>
     </w:lvl>
   </w:abstractNum>
-  <w:abstractNum w:abstractNumId="57" w15:restartNumberingAfterBreak="0">
+  <w:abstractNum w:abstractNumId="62" w15:restartNumberingAfterBreak="0">
     <w:nsid w:val="31067AF2"/>
     <w:multiLevelType w:val="multilevel"/>
     <w:tmpl w:val="8DBA9BC4"/>
@@ -20414,7 +24022,7 @@
       </w:rPr>
     </w:lvl>
   </w:abstractNum>
-  <w:abstractNum w:abstractNumId="58" w15:restartNumberingAfterBreak="0">
+  <w:abstractNum w:abstractNumId="63" w15:restartNumberingAfterBreak="0">
     <w:nsid w:val="31F670A8"/>
     <w:multiLevelType w:val="multilevel"/>
     <w:tmpl w:val="4376716E"/>
@@ -20563,7 +24171,7 @@
       </w:rPr>
     </w:lvl>
   </w:abstractNum>
-  <w:abstractNum w:abstractNumId="59" w15:restartNumberingAfterBreak="0">
+  <w:abstractNum w:abstractNumId="64" w15:restartNumberingAfterBreak="0">
     <w:nsid w:val="32FD40DF"/>
     <w:multiLevelType w:val="multilevel"/>
     <w:tmpl w:val="D376FAC8"/>
@@ -20712,7 +24320,7 @@
       </w:rPr>
     </w:lvl>
   </w:abstractNum>
-  <w:abstractNum w:abstractNumId="60" w15:restartNumberingAfterBreak="0">
+  <w:abstractNum w:abstractNumId="65" w15:restartNumberingAfterBreak="0">
     <w:nsid w:val="33201652"/>
     <w:multiLevelType w:val="multilevel"/>
     <w:tmpl w:val="F24ABD76"/>
@@ -20861,7 +24469,156 @@
       </w:rPr>
     </w:lvl>
   </w:abstractNum>
-  <w:abstractNum w:abstractNumId="61" w15:restartNumberingAfterBreak="0">
+  <w:abstractNum w:abstractNumId="66" w15:restartNumberingAfterBreak="0">
+    <w:nsid w:val="333C370D"/>
+    <w:multiLevelType w:val="multilevel"/>
+    <w:tmpl w:val="4A3C5CE4"/>
+    <w:lvl w:ilvl="0">
+      <w:start w:val="1"/>
+      <w:numFmt w:val="bullet"/>
+      <w:lvlText w:val=""/>
+      <w:lvlJc w:val="left"/>
+      <w:pPr>
+        <w:tabs>
+          <w:tab w:val="num" w:pos="720"/>
+        </w:tabs>
+        <w:ind w:left="720" w:hanging="360"/>
+      </w:pPr>
+      <w:rPr>
+        <w:rFonts w:ascii="Symbol" w:hAnsi="Symbol" w:hint="default"/>
+        <w:sz w:val="20"/>
+      </w:rPr>
+    </w:lvl>
+    <w:lvl w:ilvl="1" w:tentative="1">
+      <w:start w:val="1"/>
+      <w:numFmt w:val="bullet"/>
+      <w:lvlText w:val="o"/>
+      <w:lvlJc w:val="left"/>
+      <w:pPr>
+        <w:tabs>
+          <w:tab w:val="num" w:pos="1440"/>
+        </w:tabs>
+        <w:ind w:left="1440" w:hanging="360"/>
+      </w:pPr>
+      <w:rPr>
+        <w:rFonts w:ascii="Courier New" w:hAnsi="Courier New" w:hint="default"/>
+        <w:sz w:val="20"/>
+      </w:rPr>
+    </w:lvl>
+    <w:lvl w:ilvl="2" w:tentative="1">
+      <w:start w:val="1"/>
+      <w:numFmt w:val="bullet"/>
+      <w:lvlText w:val=""/>
+      <w:lvlJc w:val="left"/>
+      <w:pPr>
+        <w:tabs>
+          <w:tab w:val="num" w:pos="2160"/>
+        </w:tabs>
+        <w:ind w:left="2160" w:hanging="360"/>
+      </w:pPr>
+      <w:rPr>
+        <w:rFonts w:ascii="Wingdings" w:hAnsi="Wingdings" w:hint="default"/>
+        <w:sz w:val="20"/>
+      </w:rPr>
+    </w:lvl>
+    <w:lvl w:ilvl="3" w:tentative="1">
+      <w:start w:val="1"/>
+      <w:numFmt w:val="bullet"/>
+      <w:lvlText w:val=""/>
+      <w:lvlJc w:val="left"/>
+      <w:pPr>
+        <w:tabs>
+          <w:tab w:val="num" w:pos="2880"/>
+        </w:tabs>
+        <w:ind w:left="2880" w:hanging="360"/>
+      </w:pPr>
+      <w:rPr>
+        <w:rFonts w:ascii="Wingdings" w:hAnsi="Wingdings" w:hint="default"/>
+        <w:sz w:val="20"/>
+      </w:rPr>
+    </w:lvl>
+    <w:lvl w:ilvl="4" w:tentative="1">
+      <w:start w:val="1"/>
+      <w:numFmt w:val="bullet"/>
+      <w:lvlText w:val=""/>
+      <w:lvlJc w:val="left"/>
+      <w:pPr>
+        <w:tabs>
+          <w:tab w:val="num" w:pos="3600"/>
+        </w:tabs>
+        <w:ind w:left="3600" w:hanging="360"/>
+      </w:pPr>
+      <w:rPr>
+        <w:rFonts w:ascii="Wingdings" w:hAnsi="Wingdings" w:hint="default"/>
+        <w:sz w:val="20"/>
+      </w:rPr>
+    </w:lvl>
+    <w:lvl w:ilvl="5" w:tentative="1">
+      <w:start w:val="1"/>
+      <w:numFmt w:val="bullet"/>
+      <w:lvlText w:val=""/>
+      <w:lvlJc w:val="left"/>
+      <w:pPr>
+        <w:tabs>
+          <w:tab w:val="num" w:pos="4320"/>
+        </w:tabs>
+        <w:ind w:left="4320" w:hanging="360"/>
+      </w:pPr>
+      <w:rPr>
+        <w:rFonts w:ascii="Wingdings" w:hAnsi="Wingdings" w:hint="default"/>
+        <w:sz w:val="20"/>
+      </w:rPr>
+    </w:lvl>
+    <w:lvl w:ilvl="6" w:tentative="1">
+      <w:start w:val="1"/>
+      <w:numFmt w:val="bullet"/>
+      <w:lvlText w:val=""/>
+      <w:lvlJc w:val="left"/>
+      <w:pPr>
+        <w:tabs>
+          <w:tab w:val="num" w:pos="5040"/>
+        </w:tabs>
+        <w:ind w:left="5040" w:hanging="360"/>
+      </w:pPr>
+      <w:rPr>
+        <w:rFonts w:ascii="Wingdings" w:hAnsi="Wingdings" w:hint="default"/>
+        <w:sz w:val="20"/>
+      </w:rPr>
+    </w:lvl>
+    <w:lvl w:ilvl="7" w:tentative="1">
+      <w:start w:val="1"/>
+      <w:numFmt w:val="bullet"/>
+      <w:lvlText w:val=""/>
+      <w:lvlJc w:val="left"/>
+      <w:pPr>
+        <w:tabs>
+          <w:tab w:val="num" w:pos="5760"/>
+        </w:tabs>
+        <w:ind w:left="5760" w:hanging="360"/>
+      </w:pPr>
+      <w:rPr>
+        <w:rFonts w:ascii="Wingdings" w:hAnsi="Wingdings" w:hint="default"/>
+        <w:sz w:val="20"/>
+      </w:rPr>
+    </w:lvl>
+    <w:lvl w:ilvl="8" w:tentative="1">
+      <w:start w:val="1"/>
+      <w:numFmt w:val="bullet"/>
+      <w:lvlText w:val=""/>
+      <w:lvlJc w:val="left"/>
+      <w:pPr>
+        <w:tabs>
+          <w:tab w:val="num" w:pos="6480"/>
+        </w:tabs>
+        <w:ind w:left="6480" w:hanging="360"/>
+      </w:pPr>
+      <w:rPr>
+        <w:rFonts w:ascii="Wingdings" w:hAnsi="Wingdings" w:hint="default"/>
+        <w:sz w:val="20"/>
+      </w:rPr>
+    </w:lvl>
+  </w:abstractNum>
+  <w:abstractNum w:abstractNumId="67" w15:restartNumberingAfterBreak="0">
     <w:nsid w:val="33C959AE"/>
     <w:multiLevelType w:val="multilevel"/>
     <w:tmpl w:val="5B02ED40"/>
@@ -21010,7 +24767,7 @@
       </w:rPr>
     </w:lvl>
   </w:abstractNum>
-  <w:abstractNum w:abstractNumId="62" w15:restartNumberingAfterBreak="0">
+  <w:abstractNum w:abstractNumId="68" w15:restartNumberingAfterBreak="0">
     <w:nsid w:val="3540135F"/>
     <w:multiLevelType w:val="multilevel"/>
     <w:tmpl w:val="BB568836"/>
@@ -21159,7 +24916,7 @@
       </w:rPr>
     </w:lvl>
   </w:abstractNum>
-  <w:abstractNum w:abstractNumId="63" w15:restartNumberingAfterBreak="0">
+  <w:abstractNum w:abstractNumId="69" w15:restartNumberingAfterBreak="0">
     <w:nsid w:val="365E6E27"/>
     <w:multiLevelType w:val="multilevel"/>
     <w:tmpl w:val="53A410DC"/>
@@ -21308,7 +25065,7 @@
       </w:rPr>
     </w:lvl>
   </w:abstractNum>
-  <w:abstractNum w:abstractNumId="64" w15:restartNumberingAfterBreak="0">
+  <w:abstractNum w:abstractNumId="70" w15:restartNumberingAfterBreak="0">
     <w:nsid w:val="368954B1"/>
     <w:multiLevelType w:val="multilevel"/>
     <w:tmpl w:val="7ECA88AC"/>
@@ -21457,7 +25214,7 @@
       </w:rPr>
     </w:lvl>
   </w:abstractNum>
-  <w:abstractNum w:abstractNumId="65" w15:restartNumberingAfterBreak="0">
+  <w:abstractNum w:abstractNumId="71" w15:restartNumberingAfterBreak="0">
     <w:nsid w:val="36B4639D"/>
     <w:multiLevelType w:val="multilevel"/>
     <w:tmpl w:val="B0E6F868"/>
@@ -21606,7 +25363,7 @@
       </w:rPr>
     </w:lvl>
   </w:abstractNum>
-  <w:abstractNum w:abstractNumId="66" w15:restartNumberingAfterBreak="0">
+  <w:abstractNum w:abstractNumId="72" w15:restartNumberingAfterBreak="0">
     <w:nsid w:val="36E82380"/>
     <w:multiLevelType w:val="multilevel"/>
     <w:tmpl w:val="38EAEE46"/>
@@ -21755,7 +25512,7 @@
       </w:rPr>
     </w:lvl>
   </w:abstractNum>
-  <w:abstractNum w:abstractNumId="67" w15:restartNumberingAfterBreak="0">
+  <w:abstractNum w:abstractNumId="73" w15:restartNumberingAfterBreak="0">
     <w:nsid w:val="372E296F"/>
     <w:multiLevelType w:val="multilevel"/>
     <w:tmpl w:val="A35809D8"/>
@@ -21904,7 +25661,7 @@
       </w:rPr>
     </w:lvl>
   </w:abstractNum>
-  <w:abstractNum w:abstractNumId="68" w15:restartNumberingAfterBreak="0">
+  <w:abstractNum w:abstractNumId="74" w15:restartNumberingAfterBreak="0">
     <w:nsid w:val="37AD30EB"/>
     <w:multiLevelType w:val="multilevel"/>
     <w:tmpl w:val="B30C85F0"/>
@@ -22053,7 +25810,7 @@
       </w:rPr>
     </w:lvl>
   </w:abstractNum>
-  <w:abstractNum w:abstractNumId="69" w15:restartNumberingAfterBreak="0">
+  <w:abstractNum w:abstractNumId="75" w15:restartNumberingAfterBreak="0">
     <w:nsid w:val="392E5AB6"/>
     <w:multiLevelType w:val="multilevel"/>
     <w:tmpl w:val="A78E5B6E"/>
@@ -22202,7 +25959,7 @@
       </w:rPr>
     </w:lvl>
   </w:abstractNum>
-  <w:abstractNum w:abstractNumId="70" w15:restartNumberingAfterBreak="0">
+  <w:abstractNum w:abstractNumId="76" w15:restartNumberingAfterBreak="0">
     <w:nsid w:val="3D0B1388"/>
     <w:multiLevelType w:val="multilevel"/>
     <w:tmpl w:val="FC329430"/>
@@ -22351,7 +26108,7 @@
       </w:rPr>
     </w:lvl>
   </w:abstractNum>
-  <w:abstractNum w:abstractNumId="71" w15:restartNumberingAfterBreak="0">
+  <w:abstractNum w:abstractNumId="77" w15:restartNumberingAfterBreak="0">
     <w:nsid w:val="3DC275B5"/>
     <w:multiLevelType w:val="multilevel"/>
     <w:tmpl w:val="DEE48EB2"/>
@@ -22500,7 +26257,7 @@
       </w:rPr>
     </w:lvl>
   </w:abstractNum>
-  <w:abstractNum w:abstractNumId="72" w15:restartNumberingAfterBreak="0">
+  <w:abstractNum w:abstractNumId="78" w15:restartNumberingAfterBreak="0">
     <w:nsid w:val="3ED24103"/>
     <w:multiLevelType w:val="multilevel"/>
     <w:tmpl w:val="B0508CF4"/>
@@ -22649,7 +26406,7 @@
       </w:rPr>
     </w:lvl>
   </w:abstractNum>
-  <w:abstractNum w:abstractNumId="73" w15:restartNumberingAfterBreak="0">
+  <w:abstractNum w:abstractNumId="79" w15:restartNumberingAfterBreak="0">
     <w:nsid w:val="3EE776AD"/>
     <w:multiLevelType w:val="multilevel"/>
     <w:tmpl w:val="28E68064"/>
@@ -22798,7 +26555,7 @@
       </w:rPr>
     </w:lvl>
   </w:abstractNum>
-  <w:abstractNum w:abstractNumId="74" w15:restartNumberingAfterBreak="0">
+  <w:abstractNum w:abstractNumId="80" w15:restartNumberingAfterBreak="0">
     <w:nsid w:val="41A34CF8"/>
     <w:multiLevelType w:val="multilevel"/>
     <w:tmpl w:val="31CCDF14"/>
@@ -22947,7 +26704,7 @@
       </w:rPr>
     </w:lvl>
   </w:abstractNum>
-  <w:abstractNum w:abstractNumId="75" w15:restartNumberingAfterBreak="0">
+  <w:abstractNum w:abstractNumId="81" w15:restartNumberingAfterBreak="0">
     <w:nsid w:val="42021928"/>
     <w:multiLevelType w:val="multilevel"/>
     <w:tmpl w:val="93C21EBE"/>
@@ -23096,7 +26853,7 @@
       </w:rPr>
     </w:lvl>
   </w:abstractNum>
-  <w:abstractNum w:abstractNumId="76" w15:restartNumberingAfterBreak="0">
+  <w:abstractNum w:abstractNumId="82" w15:restartNumberingAfterBreak="0">
     <w:nsid w:val="42434FB0"/>
     <w:multiLevelType w:val="multilevel"/>
     <w:tmpl w:val="BEB6D394"/>
@@ -23245,7 +27002,7 @@
       </w:rPr>
     </w:lvl>
   </w:abstractNum>
-  <w:abstractNum w:abstractNumId="77" w15:restartNumberingAfterBreak="0">
+  <w:abstractNum w:abstractNumId="83" w15:restartNumberingAfterBreak="0">
     <w:nsid w:val="426C5B13"/>
     <w:multiLevelType w:val="multilevel"/>
     <w:tmpl w:val="59CEA4EA"/>
@@ -23394,7 +27151,7 @@
       </w:rPr>
     </w:lvl>
   </w:abstractNum>
-  <w:abstractNum w:abstractNumId="78" w15:restartNumberingAfterBreak="0">
+  <w:abstractNum w:abstractNumId="84" w15:restartNumberingAfterBreak="0">
     <w:nsid w:val="43380DF5"/>
     <w:multiLevelType w:val="multilevel"/>
     <w:tmpl w:val="502AB7AC"/>
@@ -23543,7 +27300,7 @@
       </w:rPr>
     </w:lvl>
   </w:abstractNum>
-  <w:abstractNum w:abstractNumId="79" w15:restartNumberingAfterBreak="0">
+  <w:abstractNum w:abstractNumId="85" w15:restartNumberingAfterBreak="0">
     <w:nsid w:val="44A65F1E"/>
     <w:multiLevelType w:val="multilevel"/>
     <w:tmpl w:val="7BF62C7C"/>
@@ -23692,7 +27449,7 @@
       </w:rPr>
     </w:lvl>
   </w:abstractNum>
-  <w:abstractNum w:abstractNumId="80" w15:restartNumberingAfterBreak="0">
+  <w:abstractNum w:abstractNumId="86" w15:restartNumberingAfterBreak="0">
     <w:nsid w:val="45E703CA"/>
     <w:multiLevelType w:val="multilevel"/>
     <w:tmpl w:val="263AE01C"/>
@@ -23841,7 +27598,7 @@
       </w:rPr>
     </w:lvl>
   </w:abstractNum>
-  <w:abstractNum w:abstractNumId="81" w15:restartNumberingAfterBreak="0">
+  <w:abstractNum w:abstractNumId="87" w15:restartNumberingAfterBreak="0">
     <w:nsid w:val="464222F1"/>
     <w:multiLevelType w:val="multilevel"/>
     <w:tmpl w:val="463A765A"/>
@@ -23990,7 +27747,7 @@
       </w:rPr>
     </w:lvl>
   </w:abstractNum>
-  <w:abstractNum w:abstractNumId="82" w15:restartNumberingAfterBreak="0">
+  <w:abstractNum w:abstractNumId="88" w15:restartNumberingAfterBreak="0">
     <w:nsid w:val="470D0EBB"/>
     <w:multiLevelType w:val="multilevel"/>
     <w:tmpl w:val="81365B2C"/>
@@ -24139,7 +27896,7 @@
       </w:rPr>
     </w:lvl>
   </w:abstractNum>
-  <w:abstractNum w:abstractNumId="83" w15:restartNumberingAfterBreak="0">
+  <w:abstractNum w:abstractNumId="89" w15:restartNumberingAfterBreak="0">
     <w:nsid w:val="47985F26"/>
     <w:multiLevelType w:val="multilevel"/>
     <w:tmpl w:val="060A0FFA"/>
@@ -24288,7 +28045,7 @@
       </w:rPr>
     </w:lvl>
   </w:abstractNum>
-  <w:abstractNum w:abstractNumId="84" w15:restartNumberingAfterBreak="0">
+  <w:abstractNum w:abstractNumId="90" w15:restartNumberingAfterBreak="0">
     <w:nsid w:val="48D13D45"/>
     <w:multiLevelType w:val="multilevel"/>
     <w:tmpl w:val="9BD26B8A"/>
@@ -24437,7 +28194,7 @@
       </w:rPr>
     </w:lvl>
   </w:abstractNum>
-  <w:abstractNum w:abstractNumId="85" w15:restartNumberingAfterBreak="0">
+  <w:abstractNum w:abstractNumId="91" w15:restartNumberingAfterBreak="0">
     <w:nsid w:val="49533CB5"/>
     <w:multiLevelType w:val="multilevel"/>
     <w:tmpl w:val="4362940A"/>
@@ -24586,7 +28343,7 @@
       </w:rPr>
     </w:lvl>
   </w:abstractNum>
-  <w:abstractNum w:abstractNumId="86" w15:restartNumberingAfterBreak="0">
+  <w:abstractNum w:abstractNumId="92" w15:restartNumberingAfterBreak="0">
     <w:nsid w:val="4ABF56F6"/>
     <w:multiLevelType w:val="multilevel"/>
     <w:tmpl w:val="DE2CD9D6"/>
@@ -24735,7 +28492,7 @@
       </w:rPr>
     </w:lvl>
   </w:abstractNum>
-  <w:abstractNum w:abstractNumId="87" w15:restartNumberingAfterBreak="0">
+  <w:abstractNum w:abstractNumId="93" w15:restartNumberingAfterBreak="0">
     <w:nsid w:val="4B320D31"/>
     <w:multiLevelType w:val="multilevel"/>
     <w:tmpl w:val="955C5292"/>
@@ -24884,7 +28641,7 @@
       </w:rPr>
     </w:lvl>
   </w:abstractNum>
-  <w:abstractNum w:abstractNumId="88" w15:restartNumberingAfterBreak="0">
+  <w:abstractNum w:abstractNumId="94" w15:restartNumberingAfterBreak="0">
     <w:nsid w:val="4C0A5038"/>
     <w:multiLevelType w:val="multilevel"/>
     <w:tmpl w:val="7026D748"/>
@@ -25033,7 +28790,7 @@
       </w:rPr>
     </w:lvl>
   </w:abstractNum>
-  <w:abstractNum w:abstractNumId="89" w15:restartNumberingAfterBreak="0">
+  <w:abstractNum w:abstractNumId="95" w15:restartNumberingAfterBreak="0">
     <w:nsid w:val="4C2B45AA"/>
     <w:multiLevelType w:val="multilevel"/>
     <w:tmpl w:val="8A3218D8"/>
@@ -25182,7 +28939,7 @@
       </w:rPr>
     </w:lvl>
   </w:abstractNum>
-  <w:abstractNum w:abstractNumId="90" w15:restartNumberingAfterBreak="0">
+  <w:abstractNum w:abstractNumId="96" w15:restartNumberingAfterBreak="0">
     <w:nsid w:val="4C4541A8"/>
     <w:multiLevelType w:val="multilevel"/>
     <w:tmpl w:val="010450BE"/>
@@ -25331,7 +29088,7 @@
       </w:rPr>
     </w:lvl>
   </w:abstractNum>
-  <w:abstractNum w:abstractNumId="91" w15:restartNumberingAfterBreak="0">
+  <w:abstractNum w:abstractNumId="97" w15:restartNumberingAfterBreak="0">
     <w:nsid w:val="4C9F3031"/>
     <w:multiLevelType w:val="multilevel"/>
     <w:tmpl w:val="06C86468"/>
@@ -25480,7 +29237,7 @@
       </w:rPr>
     </w:lvl>
   </w:abstractNum>
-  <w:abstractNum w:abstractNumId="92" w15:restartNumberingAfterBreak="0">
+  <w:abstractNum w:abstractNumId="98" w15:restartNumberingAfterBreak="0">
     <w:nsid w:val="4CC43DAB"/>
     <w:multiLevelType w:val="multilevel"/>
     <w:tmpl w:val="0232794A"/>
@@ -25629,7 +29386,7 @@
       </w:rPr>
     </w:lvl>
   </w:abstractNum>
-  <w:abstractNum w:abstractNumId="93" w15:restartNumberingAfterBreak="0">
+  <w:abstractNum w:abstractNumId="99" w15:restartNumberingAfterBreak="0">
     <w:nsid w:val="4CFA51AE"/>
     <w:multiLevelType w:val="multilevel"/>
     <w:tmpl w:val="7A521610"/>
@@ -25778,7 +29535,7 @@
       </w:rPr>
     </w:lvl>
   </w:abstractNum>
-  <w:abstractNum w:abstractNumId="94" w15:restartNumberingAfterBreak="0">
+  <w:abstractNum w:abstractNumId="100" w15:restartNumberingAfterBreak="0">
     <w:nsid w:val="4D991F07"/>
     <w:multiLevelType w:val="multilevel"/>
     <w:tmpl w:val="23ACD898"/>
@@ -25927,7 +29684,7 @@
       </w:rPr>
     </w:lvl>
   </w:abstractNum>
-  <w:abstractNum w:abstractNumId="95" w15:restartNumberingAfterBreak="0">
+  <w:abstractNum w:abstractNumId="101" w15:restartNumberingAfterBreak="0">
     <w:nsid w:val="4E3504EE"/>
     <w:multiLevelType w:val="multilevel"/>
     <w:tmpl w:val="801672FA"/>
@@ -26076,7 +29833,7 @@
       </w:rPr>
     </w:lvl>
   </w:abstractNum>
-  <w:abstractNum w:abstractNumId="96" w15:restartNumberingAfterBreak="0">
+  <w:abstractNum w:abstractNumId="102" w15:restartNumberingAfterBreak="0">
     <w:nsid w:val="4E956C2C"/>
     <w:multiLevelType w:val="multilevel"/>
     <w:tmpl w:val="473057F8"/>
@@ -26225,7 +29982,7 @@
       </w:rPr>
     </w:lvl>
   </w:abstractNum>
-  <w:abstractNum w:abstractNumId="97" w15:restartNumberingAfterBreak="0">
+  <w:abstractNum w:abstractNumId="103" w15:restartNumberingAfterBreak="0">
     <w:nsid w:val="4F5950D0"/>
     <w:multiLevelType w:val="multilevel"/>
     <w:tmpl w:val="125A75BC"/>
@@ -26374,7 +30131,7 @@
       </w:rPr>
     </w:lvl>
   </w:abstractNum>
-  <w:abstractNum w:abstractNumId="98" w15:restartNumberingAfterBreak="0">
+  <w:abstractNum w:abstractNumId="104" w15:restartNumberingAfterBreak="0">
     <w:nsid w:val="4F7507C4"/>
     <w:multiLevelType w:val="multilevel"/>
     <w:tmpl w:val="52F60548"/>
@@ -26523,7 +30280,7 @@
       </w:rPr>
     </w:lvl>
   </w:abstractNum>
-  <w:abstractNum w:abstractNumId="99" w15:restartNumberingAfterBreak="0">
+  <w:abstractNum w:abstractNumId="105" w15:restartNumberingAfterBreak="0">
     <w:nsid w:val="4FA37616"/>
     <w:multiLevelType w:val="multilevel"/>
     <w:tmpl w:val="1B142F9C"/>
@@ -26672,7 +30429,7 @@
       </w:rPr>
     </w:lvl>
   </w:abstractNum>
-  <w:abstractNum w:abstractNumId="100" w15:restartNumberingAfterBreak="0">
+  <w:abstractNum w:abstractNumId="106" w15:restartNumberingAfterBreak="0">
     <w:nsid w:val="500B01D6"/>
     <w:multiLevelType w:val="multilevel"/>
     <w:tmpl w:val="196224F8"/>
@@ -26821,7 +30578,7 @@
       </w:rPr>
     </w:lvl>
   </w:abstractNum>
-  <w:abstractNum w:abstractNumId="101" w15:restartNumberingAfterBreak="0">
+  <w:abstractNum w:abstractNumId="107" w15:restartNumberingAfterBreak="0">
     <w:nsid w:val="50133A20"/>
     <w:multiLevelType w:val="multilevel"/>
     <w:tmpl w:val="5AD4DDFC"/>
@@ -26970,7 +30727,7 @@
       </w:rPr>
     </w:lvl>
   </w:abstractNum>
-  <w:abstractNum w:abstractNumId="102" w15:restartNumberingAfterBreak="0">
+  <w:abstractNum w:abstractNumId="108" w15:restartNumberingAfterBreak="0">
     <w:nsid w:val="50370A83"/>
     <w:multiLevelType w:val="multilevel"/>
     <w:tmpl w:val="01D8F686"/>
@@ -27119,7 +30876,7 @@
       </w:rPr>
     </w:lvl>
   </w:abstractNum>
-  <w:abstractNum w:abstractNumId="103" w15:restartNumberingAfterBreak="0">
+  <w:abstractNum w:abstractNumId="109" w15:restartNumberingAfterBreak="0">
     <w:nsid w:val="504417BD"/>
     <w:multiLevelType w:val="multilevel"/>
     <w:tmpl w:val="AC9A255A"/>
@@ -27268,7 +31025,7 @@
       </w:rPr>
     </w:lvl>
   </w:abstractNum>
-  <w:abstractNum w:abstractNumId="104" w15:restartNumberingAfterBreak="0">
+  <w:abstractNum w:abstractNumId="110" w15:restartNumberingAfterBreak="0">
     <w:nsid w:val="50BF7FF4"/>
     <w:multiLevelType w:val="multilevel"/>
     <w:tmpl w:val="01B24716"/>
@@ -27417,7 +31174,7 @@
       </w:rPr>
     </w:lvl>
   </w:abstractNum>
-  <w:abstractNum w:abstractNumId="105" w15:restartNumberingAfterBreak="0">
+  <w:abstractNum w:abstractNumId="111" w15:restartNumberingAfterBreak="0">
     <w:nsid w:val="50E474B1"/>
     <w:multiLevelType w:val="multilevel"/>
     <w:tmpl w:val="0D222658"/>
@@ -27566,7 +31323,7 @@
       </w:rPr>
     </w:lvl>
   </w:abstractNum>
-  <w:abstractNum w:abstractNumId="106" w15:restartNumberingAfterBreak="0">
+  <w:abstractNum w:abstractNumId="112" w15:restartNumberingAfterBreak="0">
     <w:nsid w:val="50F64448"/>
     <w:multiLevelType w:val="multilevel"/>
     <w:tmpl w:val="6908CB6E"/>
@@ -27715,7 +31472,7 @@
       </w:rPr>
     </w:lvl>
   </w:abstractNum>
-  <w:abstractNum w:abstractNumId="107" w15:restartNumberingAfterBreak="0">
+  <w:abstractNum w:abstractNumId="113" w15:restartNumberingAfterBreak="0">
     <w:nsid w:val="52106791"/>
     <w:multiLevelType w:val="multilevel"/>
     <w:tmpl w:val="F05EC948"/>
@@ -27864,7 +31621,7 @@
       </w:rPr>
     </w:lvl>
   </w:abstractNum>
-  <w:abstractNum w:abstractNumId="108" w15:restartNumberingAfterBreak="0">
+  <w:abstractNum w:abstractNumId="114" w15:restartNumberingAfterBreak="0">
     <w:nsid w:val="524F7079"/>
     <w:multiLevelType w:val="multilevel"/>
     <w:tmpl w:val="380EDFD8"/>
@@ -27977,7 +31734,156 @@
       </w:pPr>
     </w:lvl>
   </w:abstractNum>
-  <w:abstractNum w:abstractNumId="109" w15:restartNumberingAfterBreak="0">
+  <w:abstractNum w:abstractNumId="115" w15:restartNumberingAfterBreak="0">
+    <w:nsid w:val="5366437F"/>
+    <w:multiLevelType w:val="multilevel"/>
+    <w:tmpl w:val="3B4AF94A"/>
+    <w:lvl w:ilvl="0">
+      <w:start w:val="1"/>
+      <w:numFmt w:val="bullet"/>
+      <w:lvlText w:val=""/>
+      <w:lvlJc w:val="left"/>
+      <w:pPr>
+        <w:tabs>
+          <w:tab w:val="num" w:pos="720"/>
+        </w:tabs>
+        <w:ind w:left="720" w:hanging="360"/>
+      </w:pPr>
+      <w:rPr>
+        <w:rFonts w:ascii="Symbol" w:hAnsi="Symbol" w:hint="default"/>
+        <w:sz w:val="20"/>
+      </w:rPr>
+    </w:lvl>
+    <w:lvl w:ilvl="1" w:tentative="1">
+      <w:start w:val="1"/>
+      <w:numFmt w:val="bullet"/>
+      <w:lvlText w:val="o"/>
+      <w:lvlJc w:val="left"/>
+      <w:pPr>
+        <w:tabs>
+          <w:tab w:val="num" w:pos="1440"/>
+        </w:tabs>
+        <w:ind w:left="1440" w:hanging="360"/>
+      </w:pPr>
+      <w:rPr>
+        <w:rFonts w:ascii="Courier New" w:hAnsi="Courier New" w:hint="default"/>
+        <w:sz w:val="20"/>
+      </w:rPr>
+    </w:lvl>
+    <w:lvl w:ilvl="2" w:tentative="1">
+      <w:start w:val="1"/>
+      <w:numFmt w:val="bullet"/>
+      <w:lvlText w:val=""/>
+      <w:lvlJc w:val="left"/>
+      <w:pPr>
+        <w:tabs>
+          <w:tab w:val="num" w:pos="2160"/>
+        </w:tabs>
+        <w:ind w:left="2160" w:hanging="360"/>
+      </w:pPr>
+      <w:rPr>
+        <w:rFonts w:ascii="Wingdings" w:hAnsi="Wingdings" w:hint="default"/>
+        <w:sz w:val="20"/>
+      </w:rPr>
+    </w:lvl>
+    <w:lvl w:ilvl="3" w:tentative="1">
+      <w:start w:val="1"/>
+      <w:numFmt w:val="bullet"/>
+      <w:lvlText w:val=""/>
+      <w:lvlJc w:val="left"/>
+      <w:pPr>
+        <w:tabs>
+          <w:tab w:val="num" w:pos="2880"/>
+        </w:tabs>
+        <w:ind w:left="2880" w:hanging="360"/>
+      </w:pPr>
+      <w:rPr>
+        <w:rFonts w:ascii="Wingdings" w:hAnsi="Wingdings" w:hint="default"/>
+        <w:sz w:val="20"/>
+      </w:rPr>
+    </w:lvl>
+    <w:lvl w:ilvl="4" w:tentative="1">
+      <w:start w:val="1"/>
+      <w:numFmt w:val="bullet"/>
+      <w:lvlText w:val=""/>
+      <w:lvlJc w:val="left"/>
+      <w:pPr>
+        <w:tabs>
+          <w:tab w:val="num" w:pos="3600"/>
+        </w:tabs>
+        <w:ind w:left="3600" w:hanging="360"/>
+      </w:pPr>
+      <w:rPr>
+        <w:rFonts w:ascii="Wingdings" w:hAnsi="Wingdings" w:hint="default"/>
+        <w:sz w:val="20"/>
+      </w:rPr>
+    </w:lvl>
+    <w:lvl w:ilvl="5" w:tentative="1">
+      <w:start w:val="1"/>
+      <w:numFmt w:val="bullet"/>
+      <w:lvlText w:val=""/>
+      <w:lvlJc w:val="left"/>
+      <w:pPr>
+        <w:tabs>
+          <w:tab w:val="num" w:pos="4320"/>
+        </w:tabs>
+        <w:ind w:left="4320" w:hanging="360"/>
+      </w:pPr>
+      <w:rPr>
+        <w:rFonts w:ascii="Wingdings" w:hAnsi="Wingdings" w:hint="default"/>
+        <w:sz w:val="20"/>
+      </w:rPr>
+    </w:lvl>
+    <w:lvl w:ilvl="6" w:tentative="1">
+      <w:start w:val="1"/>
+      <w:numFmt w:val="bullet"/>
+      <w:lvlText w:val=""/>
+      <w:lvlJc w:val="left"/>
+      <w:pPr>
+        <w:tabs>
+          <w:tab w:val="num" w:pos="5040"/>
+        </w:tabs>
+        <w:ind w:left="5040" w:hanging="360"/>
+      </w:pPr>
+      <w:rPr>
+        <w:rFonts w:ascii="Wingdings" w:hAnsi="Wingdings" w:hint="default"/>
+        <w:sz w:val="20"/>
+      </w:rPr>
+    </w:lvl>
+    <w:lvl w:ilvl="7" w:tentative="1">
+      <w:start w:val="1"/>
+      <w:numFmt w:val="bullet"/>
+      <w:lvlText w:val=""/>
+      <w:lvlJc w:val="left"/>
+      <w:pPr>
+        <w:tabs>
+          <w:tab w:val="num" w:pos="5760"/>
+        </w:tabs>
+        <w:ind w:left="5760" w:hanging="360"/>
+      </w:pPr>
+      <w:rPr>
+        <w:rFonts w:ascii="Wingdings" w:hAnsi="Wingdings" w:hint="default"/>
+        <w:sz w:val="20"/>
+      </w:rPr>
+    </w:lvl>
+    <w:lvl w:ilvl="8" w:tentative="1">
+      <w:start w:val="1"/>
+      <w:numFmt w:val="bullet"/>
+      <w:lvlText w:val=""/>
+      <w:lvlJc w:val="left"/>
+      <w:pPr>
+        <w:tabs>
+          <w:tab w:val="num" w:pos="6480"/>
+        </w:tabs>
+        <w:ind w:left="6480" w:hanging="360"/>
+      </w:pPr>
+      <w:rPr>
+        <w:rFonts w:ascii="Wingdings" w:hAnsi="Wingdings" w:hint="default"/>
+        <w:sz w:val="20"/>
+      </w:rPr>
+    </w:lvl>
+  </w:abstractNum>
+  <w:abstractNum w:abstractNumId="116" w15:restartNumberingAfterBreak="0">
     <w:nsid w:val="53A3631B"/>
     <w:multiLevelType w:val="multilevel"/>
     <w:tmpl w:val="9E9AE618"/>
@@ -28126,7 +32032,7 @@
       </w:rPr>
     </w:lvl>
   </w:abstractNum>
-  <w:abstractNum w:abstractNumId="110" w15:restartNumberingAfterBreak="0">
+  <w:abstractNum w:abstractNumId="117" w15:restartNumberingAfterBreak="0">
     <w:nsid w:val="53B2265B"/>
     <w:multiLevelType w:val="multilevel"/>
     <w:tmpl w:val="7634127E"/>
@@ -28275,7 +32181,7 @@
       </w:rPr>
     </w:lvl>
   </w:abstractNum>
-  <w:abstractNum w:abstractNumId="111" w15:restartNumberingAfterBreak="0">
+  <w:abstractNum w:abstractNumId="118" w15:restartNumberingAfterBreak="0">
     <w:nsid w:val="54B619FB"/>
     <w:multiLevelType w:val="multilevel"/>
     <w:tmpl w:val="BB6CD40C"/>
@@ -28424,7 +32330,7 @@
       </w:rPr>
     </w:lvl>
   </w:abstractNum>
-  <w:abstractNum w:abstractNumId="112" w15:restartNumberingAfterBreak="0">
+  <w:abstractNum w:abstractNumId="119" w15:restartNumberingAfterBreak="0">
     <w:nsid w:val="54B72E68"/>
     <w:multiLevelType w:val="multilevel"/>
     <w:tmpl w:val="0BAE7AAE"/>
@@ -28573,7 +32479,7 @@
       </w:rPr>
     </w:lvl>
   </w:abstractNum>
-  <w:abstractNum w:abstractNumId="113" w15:restartNumberingAfterBreak="0">
+  <w:abstractNum w:abstractNumId="120" w15:restartNumberingAfterBreak="0">
     <w:nsid w:val="55DD5604"/>
     <w:multiLevelType w:val="multilevel"/>
     <w:tmpl w:val="32381A54"/>
@@ -28722,7 +32628,7 @@
       </w:rPr>
     </w:lvl>
   </w:abstractNum>
-  <w:abstractNum w:abstractNumId="114" w15:restartNumberingAfterBreak="0">
+  <w:abstractNum w:abstractNumId="121" w15:restartNumberingAfterBreak="0">
     <w:nsid w:val="56567B8C"/>
     <w:multiLevelType w:val="multilevel"/>
     <w:tmpl w:val="FE6E8D76"/>
@@ -28871,7 +32777,7 @@
       </w:rPr>
     </w:lvl>
   </w:abstractNum>
-  <w:abstractNum w:abstractNumId="115" w15:restartNumberingAfterBreak="0">
+  <w:abstractNum w:abstractNumId="122" w15:restartNumberingAfterBreak="0">
     <w:nsid w:val="57D42015"/>
     <w:multiLevelType w:val="multilevel"/>
     <w:tmpl w:val="F7F62314"/>
@@ -29020,7 +32926,7 @@
       </w:rPr>
     </w:lvl>
   </w:abstractNum>
-  <w:abstractNum w:abstractNumId="116" w15:restartNumberingAfterBreak="0">
+  <w:abstractNum w:abstractNumId="123" w15:restartNumberingAfterBreak="0">
     <w:nsid w:val="57FA528C"/>
     <w:multiLevelType w:val="multilevel"/>
     <w:tmpl w:val="15C462C4"/>
@@ -29165,7 +33071,7 @@
       </w:rPr>
     </w:lvl>
   </w:abstractNum>
-  <w:abstractNum w:abstractNumId="117" w15:restartNumberingAfterBreak="0">
+  <w:abstractNum w:abstractNumId="124" w15:restartNumberingAfterBreak="0">
     <w:nsid w:val="58015688"/>
     <w:multiLevelType w:val="multilevel"/>
     <w:tmpl w:val="DCE4D94A"/>
@@ -29278,7 +33184,7 @@
       </w:pPr>
     </w:lvl>
   </w:abstractNum>
-  <w:abstractNum w:abstractNumId="118" w15:restartNumberingAfterBreak="0">
+  <w:abstractNum w:abstractNumId="125" w15:restartNumberingAfterBreak="0">
     <w:nsid w:val="588D6FFB"/>
     <w:multiLevelType w:val="multilevel"/>
     <w:tmpl w:val="6A98C2FA"/>
@@ -29427,7 +33333,7 @@
       </w:rPr>
     </w:lvl>
   </w:abstractNum>
-  <w:abstractNum w:abstractNumId="119" w15:restartNumberingAfterBreak="0">
+  <w:abstractNum w:abstractNumId="126" w15:restartNumberingAfterBreak="0">
     <w:nsid w:val="58EB76EE"/>
     <w:multiLevelType w:val="multilevel"/>
     <w:tmpl w:val="9138A3BC"/>
@@ -29576,7 +33482,7 @@
       </w:rPr>
     </w:lvl>
   </w:abstractNum>
-  <w:abstractNum w:abstractNumId="120" w15:restartNumberingAfterBreak="0">
+  <w:abstractNum w:abstractNumId="127" w15:restartNumberingAfterBreak="0">
     <w:nsid w:val="5A1468A0"/>
     <w:multiLevelType w:val="multilevel"/>
     <w:tmpl w:val="FC3AED5C"/>
@@ -29725,7 +33631,7 @@
       </w:rPr>
     </w:lvl>
   </w:abstractNum>
-  <w:abstractNum w:abstractNumId="121" w15:restartNumberingAfterBreak="0">
+  <w:abstractNum w:abstractNumId="128" w15:restartNumberingAfterBreak="0">
     <w:nsid w:val="5A2D2A04"/>
     <w:multiLevelType w:val="multilevel"/>
     <w:tmpl w:val="4468C67E"/>
@@ -29874,7 +33780,7 @@
       </w:rPr>
     </w:lvl>
   </w:abstractNum>
-  <w:abstractNum w:abstractNumId="122" w15:restartNumberingAfterBreak="0">
+  <w:abstractNum w:abstractNumId="129" w15:restartNumberingAfterBreak="0">
     <w:nsid w:val="5B0231C2"/>
     <w:multiLevelType w:val="multilevel"/>
     <w:tmpl w:val="4AE21344"/>
@@ -30023,7 +33929,7 @@
       </w:rPr>
     </w:lvl>
   </w:abstractNum>
-  <w:abstractNum w:abstractNumId="123" w15:restartNumberingAfterBreak="0">
+  <w:abstractNum w:abstractNumId="130" w15:restartNumberingAfterBreak="0">
     <w:nsid w:val="5BD11A79"/>
     <w:multiLevelType w:val="multilevel"/>
     <w:tmpl w:val="A32C3BAE"/>
@@ -30172,7 +34078,7 @@
       </w:rPr>
     </w:lvl>
   </w:abstractNum>
-  <w:abstractNum w:abstractNumId="124" w15:restartNumberingAfterBreak="0">
+  <w:abstractNum w:abstractNumId="131" w15:restartNumberingAfterBreak="0">
     <w:nsid w:val="5C19626A"/>
     <w:multiLevelType w:val="multilevel"/>
     <w:tmpl w:val="96FA7372"/>
@@ -30321,7 +34227,7 @@
       </w:rPr>
     </w:lvl>
   </w:abstractNum>
-  <w:abstractNum w:abstractNumId="125" w15:restartNumberingAfterBreak="0">
+  <w:abstractNum w:abstractNumId="132" w15:restartNumberingAfterBreak="0">
     <w:nsid w:val="5CAF68EE"/>
     <w:multiLevelType w:val="multilevel"/>
     <w:tmpl w:val="67941770"/>
@@ -30470,7 +34376,7 @@
       </w:rPr>
     </w:lvl>
   </w:abstractNum>
-  <w:abstractNum w:abstractNumId="126" w15:restartNumberingAfterBreak="0">
+  <w:abstractNum w:abstractNumId="133" w15:restartNumberingAfterBreak="0">
     <w:nsid w:val="5CD64B30"/>
     <w:multiLevelType w:val="multilevel"/>
     <w:tmpl w:val="62306982"/>
@@ -30619,7 +34525,7 @@
       </w:rPr>
     </w:lvl>
   </w:abstractNum>
-  <w:abstractNum w:abstractNumId="127" w15:restartNumberingAfterBreak="0">
+  <w:abstractNum w:abstractNumId="134" w15:restartNumberingAfterBreak="0">
     <w:nsid w:val="5D820706"/>
     <w:multiLevelType w:val="multilevel"/>
     <w:tmpl w:val="36141236"/>
@@ -30768,7 +34674,7 @@
       </w:rPr>
     </w:lvl>
   </w:abstractNum>
-  <w:abstractNum w:abstractNumId="128" w15:restartNumberingAfterBreak="0">
+  <w:abstractNum w:abstractNumId="135" w15:restartNumberingAfterBreak="0">
     <w:nsid w:val="5E496918"/>
     <w:multiLevelType w:val="multilevel"/>
     <w:tmpl w:val="24181B78"/>
@@ -30917,7 +34823,7 @@
       </w:rPr>
     </w:lvl>
   </w:abstractNum>
-  <w:abstractNum w:abstractNumId="129" w15:restartNumberingAfterBreak="0">
+  <w:abstractNum w:abstractNumId="136" w15:restartNumberingAfterBreak="0">
     <w:nsid w:val="5EB91A74"/>
     <w:multiLevelType w:val="multilevel"/>
     <w:tmpl w:val="1B3AED12"/>
@@ -31066,7 +34972,7 @@
       </w:rPr>
     </w:lvl>
   </w:abstractNum>
-  <w:abstractNum w:abstractNumId="130" w15:restartNumberingAfterBreak="0">
+  <w:abstractNum w:abstractNumId="137" w15:restartNumberingAfterBreak="0">
     <w:nsid w:val="5FCE276E"/>
     <w:multiLevelType w:val="multilevel"/>
     <w:tmpl w:val="A914D128"/>
@@ -31215,7 +35121,7 @@
       </w:rPr>
     </w:lvl>
   </w:abstractNum>
-  <w:abstractNum w:abstractNumId="131" w15:restartNumberingAfterBreak="0">
+  <w:abstractNum w:abstractNumId="138" w15:restartNumberingAfterBreak="0">
     <w:nsid w:val="625D45B6"/>
     <w:multiLevelType w:val="multilevel"/>
     <w:tmpl w:val="1630A034"/>
@@ -31364,7 +35270,7 @@
       </w:rPr>
     </w:lvl>
   </w:abstractNum>
-  <w:abstractNum w:abstractNumId="132" w15:restartNumberingAfterBreak="0">
+  <w:abstractNum w:abstractNumId="139" w15:restartNumberingAfterBreak="0">
     <w:nsid w:val="643B7CA5"/>
     <w:multiLevelType w:val="multilevel"/>
     <w:tmpl w:val="202A3040"/>
@@ -31513,7 +35419,7 @@
       </w:rPr>
     </w:lvl>
   </w:abstractNum>
-  <w:abstractNum w:abstractNumId="133" w15:restartNumberingAfterBreak="0">
+  <w:abstractNum w:abstractNumId="140" w15:restartNumberingAfterBreak="0">
     <w:nsid w:val="64FC62FD"/>
     <w:multiLevelType w:val="multilevel"/>
     <w:tmpl w:val="9B82307A"/>
@@ -31662,7 +35568,7 @@
       </w:rPr>
     </w:lvl>
   </w:abstractNum>
-  <w:abstractNum w:abstractNumId="134" w15:restartNumberingAfterBreak="0">
+  <w:abstractNum w:abstractNumId="141" w15:restartNumberingAfterBreak="0">
     <w:nsid w:val="65024FC6"/>
     <w:multiLevelType w:val="multilevel"/>
     <w:tmpl w:val="6234E562"/>
@@ -31811,7 +35717,7 @@
       </w:rPr>
     </w:lvl>
   </w:abstractNum>
-  <w:abstractNum w:abstractNumId="135" w15:restartNumberingAfterBreak="0">
+  <w:abstractNum w:abstractNumId="142" w15:restartNumberingAfterBreak="0">
     <w:nsid w:val="65B22E84"/>
     <w:multiLevelType w:val="multilevel"/>
     <w:tmpl w:val="7FEE3B4A"/>
@@ -31960,7 +35866,7 @@
       </w:rPr>
     </w:lvl>
   </w:abstractNum>
-  <w:abstractNum w:abstractNumId="136" w15:restartNumberingAfterBreak="0">
+  <w:abstractNum w:abstractNumId="143" w15:restartNumberingAfterBreak="0">
     <w:nsid w:val="66175691"/>
     <w:multiLevelType w:val="multilevel"/>
     <w:tmpl w:val="6E5414A8"/>
@@ -32109,7 +36015,7 @@
       </w:rPr>
     </w:lvl>
   </w:abstractNum>
-  <w:abstractNum w:abstractNumId="137" w15:restartNumberingAfterBreak="0">
+  <w:abstractNum w:abstractNumId="144" w15:restartNumberingAfterBreak="0">
     <w:nsid w:val="66D669DC"/>
     <w:multiLevelType w:val="multilevel"/>
     <w:tmpl w:val="B14AE6B8"/>
@@ -32258,7 +36164,7 @@
       </w:rPr>
     </w:lvl>
   </w:abstractNum>
-  <w:abstractNum w:abstractNumId="138" w15:restartNumberingAfterBreak="0">
+  <w:abstractNum w:abstractNumId="145" w15:restartNumberingAfterBreak="0">
     <w:nsid w:val="66DE268D"/>
     <w:multiLevelType w:val="multilevel"/>
     <w:tmpl w:val="45DC8B2C"/>
@@ -32407,7 +36313,7 @@
       </w:rPr>
     </w:lvl>
   </w:abstractNum>
-  <w:abstractNum w:abstractNumId="139" w15:restartNumberingAfterBreak="0">
+  <w:abstractNum w:abstractNumId="146" w15:restartNumberingAfterBreak="0">
     <w:nsid w:val="67D7021E"/>
     <w:multiLevelType w:val="multilevel"/>
     <w:tmpl w:val="A93029EC"/>
@@ -32556,7 +36462,7 @@
       </w:rPr>
     </w:lvl>
   </w:abstractNum>
-  <w:abstractNum w:abstractNumId="140" w15:restartNumberingAfterBreak="0">
+  <w:abstractNum w:abstractNumId="147" w15:restartNumberingAfterBreak="0">
     <w:nsid w:val="68AE22B9"/>
     <w:multiLevelType w:val="multilevel"/>
     <w:tmpl w:val="833641D2"/>
@@ -32705,7 +36611,7 @@
       </w:rPr>
     </w:lvl>
   </w:abstractNum>
-  <w:abstractNum w:abstractNumId="141" w15:restartNumberingAfterBreak="0">
+  <w:abstractNum w:abstractNumId="148" w15:restartNumberingAfterBreak="0">
     <w:nsid w:val="69A810C3"/>
     <w:multiLevelType w:val="multilevel"/>
     <w:tmpl w:val="9C0E593A"/>
@@ -32854,7 +36760,7 @@
       </w:rPr>
     </w:lvl>
   </w:abstractNum>
-  <w:abstractNum w:abstractNumId="142" w15:restartNumberingAfterBreak="0">
+  <w:abstractNum w:abstractNumId="149" w15:restartNumberingAfterBreak="0">
     <w:nsid w:val="69C45224"/>
     <w:multiLevelType w:val="multilevel"/>
     <w:tmpl w:val="0598ECCA"/>
@@ -33003,7 +36909,7 @@
       </w:rPr>
     </w:lvl>
   </w:abstractNum>
-  <w:abstractNum w:abstractNumId="143" w15:restartNumberingAfterBreak="0">
+  <w:abstractNum w:abstractNumId="150" w15:restartNumberingAfterBreak="0">
     <w:nsid w:val="6AFA3B33"/>
     <w:multiLevelType w:val="multilevel"/>
     <w:tmpl w:val="94FC0D28"/>
@@ -33152,7 +37058,7 @@
       </w:rPr>
     </w:lvl>
   </w:abstractNum>
-  <w:abstractNum w:abstractNumId="144" w15:restartNumberingAfterBreak="0">
+  <w:abstractNum w:abstractNumId="151" w15:restartNumberingAfterBreak="0">
     <w:nsid w:val="6BCF3A38"/>
     <w:multiLevelType w:val="multilevel"/>
     <w:tmpl w:val="75BC264A"/>
@@ -33301,7 +37207,7 @@
       </w:rPr>
     </w:lvl>
   </w:abstractNum>
-  <w:abstractNum w:abstractNumId="145" w15:restartNumberingAfterBreak="0">
+  <w:abstractNum w:abstractNumId="152" w15:restartNumberingAfterBreak="0">
     <w:nsid w:val="6BCF4090"/>
     <w:multiLevelType w:val="multilevel"/>
     <w:tmpl w:val="0EA41A9E"/>
@@ -33450,7 +37356,7 @@
       </w:rPr>
     </w:lvl>
   </w:abstractNum>
-  <w:abstractNum w:abstractNumId="146" w15:restartNumberingAfterBreak="0">
+  <w:abstractNum w:abstractNumId="153" w15:restartNumberingAfterBreak="0">
     <w:nsid w:val="6C722321"/>
     <w:multiLevelType w:val="multilevel"/>
     <w:tmpl w:val="DE60CC62"/>
@@ -33599,7 +37505,7 @@
       </w:rPr>
     </w:lvl>
   </w:abstractNum>
-  <w:abstractNum w:abstractNumId="147" w15:restartNumberingAfterBreak="0">
+  <w:abstractNum w:abstractNumId="154" w15:restartNumberingAfterBreak="0">
     <w:nsid w:val="6D8148DB"/>
     <w:multiLevelType w:val="multilevel"/>
     <w:tmpl w:val="6CC67650"/>
@@ -33748,7 +37654,7 @@
       </w:rPr>
     </w:lvl>
   </w:abstractNum>
-  <w:abstractNum w:abstractNumId="148" w15:restartNumberingAfterBreak="0">
+  <w:abstractNum w:abstractNumId="155" w15:restartNumberingAfterBreak="0">
     <w:nsid w:val="6E7424C5"/>
     <w:multiLevelType w:val="multilevel"/>
     <w:tmpl w:val="BE50B52E"/>
@@ -33897,7 +37803,156 @@
       </w:rPr>
     </w:lvl>
   </w:abstractNum>
-  <w:abstractNum w:abstractNumId="149" w15:restartNumberingAfterBreak="0">
+  <w:abstractNum w:abstractNumId="156" w15:restartNumberingAfterBreak="0">
+    <w:nsid w:val="6EE1001B"/>
+    <w:multiLevelType w:val="multilevel"/>
+    <w:tmpl w:val="83E8BD72"/>
+    <w:lvl w:ilvl="0">
+      <w:start w:val="1"/>
+      <w:numFmt w:val="bullet"/>
+      <w:lvlText w:val=""/>
+      <w:lvlJc w:val="left"/>
+      <w:pPr>
+        <w:tabs>
+          <w:tab w:val="num" w:pos="720"/>
+        </w:tabs>
+        <w:ind w:left="720" w:hanging="360"/>
+      </w:pPr>
+      <w:rPr>
+        <w:rFonts w:ascii="Symbol" w:hAnsi="Symbol" w:hint="default"/>
+        <w:sz w:val="20"/>
+      </w:rPr>
+    </w:lvl>
+    <w:lvl w:ilvl="1" w:tentative="1">
+      <w:start w:val="1"/>
+      <w:numFmt w:val="bullet"/>
+      <w:lvlText w:val="o"/>
+      <w:lvlJc w:val="left"/>
+      <w:pPr>
+        <w:tabs>
+          <w:tab w:val="num" w:pos="1440"/>
+        </w:tabs>
+        <w:ind w:left="1440" w:hanging="360"/>
+      </w:pPr>
+      <w:rPr>
+        <w:rFonts w:ascii="Courier New" w:hAnsi="Courier New" w:hint="default"/>
+        <w:sz w:val="20"/>
+      </w:rPr>
+    </w:lvl>
+    <w:lvl w:ilvl="2" w:tentative="1">
+      <w:start w:val="1"/>
+      <w:numFmt w:val="bullet"/>
+      <w:lvlText w:val=""/>
+      <w:lvlJc w:val="left"/>
+      <w:pPr>
+        <w:tabs>
+          <w:tab w:val="num" w:pos="2160"/>
+        </w:tabs>
+        <w:ind w:left="2160" w:hanging="360"/>
+      </w:pPr>
+      <w:rPr>
+        <w:rFonts w:ascii="Wingdings" w:hAnsi="Wingdings" w:hint="default"/>
+        <w:sz w:val="20"/>
+      </w:rPr>
+    </w:lvl>
+    <w:lvl w:ilvl="3" w:tentative="1">
+      <w:start w:val="1"/>
+      <w:numFmt w:val="bullet"/>
+      <w:lvlText w:val=""/>
+      <w:lvlJc w:val="left"/>
+      <w:pPr>
+        <w:tabs>
+          <w:tab w:val="num" w:pos="2880"/>
+        </w:tabs>
+        <w:ind w:left="2880" w:hanging="360"/>
+      </w:pPr>
+      <w:rPr>
+        <w:rFonts w:ascii="Wingdings" w:hAnsi="Wingdings" w:hint="default"/>
+        <w:sz w:val="20"/>
+      </w:rPr>
+    </w:lvl>
+    <w:lvl w:ilvl="4" w:tentative="1">
+      <w:start w:val="1"/>
+      <w:numFmt w:val="bullet"/>
+      <w:lvlText w:val=""/>
+      <w:lvlJc w:val="left"/>
+      <w:pPr>
+        <w:tabs>
+          <w:tab w:val="num" w:pos="3600"/>
+        </w:tabs>
+        <w:ind w:left="3600" w:hanging="360"/>
+      </w:pPr>
+      <w:rPr>
+        <w:rFonts w:ascii="Wingdings" w:hAnsi="Wingdings" w:hint="default"/>
+        <w:sz w:val="20"/>
+      </w:rPr>
+    </w:lvl>
+    <w:lvl w:ilvl="5" w:tentative="1">
+      <w:start w:val="1"/>
+      <w:numFmt w:val="bullet"/>
+      <w:lvlText w:val=""/>
+      <w:lvlJc w:val="left"/>
+      <w:pPr>
+        <w:tabs>
+          <w:tab w:val="num" w:pos="4320"/>
+        </w:tabs>
+        <w:ind w:left="4320" w:hanging="360"/>
+      </w:pPr>
+      <w:rPr>
+        <w:rFonts w:ascii="Wingdings" w:hAnsi="Wingdings" w:hint="default"/>
+        <w:sz w:val="20"/>
+      </w:rPr>
+    </w:lvl>
+    <w:lvl w:ilvl="6" w:tentative="1">
+      <w:start w:val="1"/>
+      <w:numFmt w:val="bullet"/>
+      <w:lvlText w:val=""/>
+      <w:lvlJc w:val="left"/>
+      <w:pPr>
+        <w:tabs>
+          <w:tab w:val="num" w:pos="5040"/>
+        </w:tabs>
+        <w:ind w:left="5040" w:hanging="360"/>
+      </w:pPr>
+      <w:rPr>
+        <w:rFonts w:ascii="Wingdings" w:hAnsi="Wingdings" w:hint="default"/>
+        <w:sz w:val="20"/>
+      </w:rPr>
+    </w:lvl>
+    <w:lvl w:ilvl="7" w:tentative="1">
+      <w:start w:val="1"/>
+      <w:numFmt w:val="bullet"/>
+      <w:lvlText w:val=""/>
+      <w:lvlJc w:val="left"/>
+      <w:pPr>
+        <w:tabs>
+          <w:tab w:val="num" w:pos="5760"/>
+        </w:tabs>
+        <w:ind w:left="5760" w:hanging="360"/>
+      </w:pPr>
+      <w:rPr>
+        <w:rFonts w:ascii="Wingdings" w:hAnsi="Wingdings" w:hint="default"/>
+        <w:sz w:val="20"/>
+      </w:rPr>
+    </w:lvl>
+    <w:lvl w:ilvl="8" w:tentative="1">
+      <w:start w:val="1"/>
+      <w:numFmt w:val="bullet"/>
+      <w:lvlText w:val=""/>
+      <w:lvlJc w:val="left"/>
+      <w:pPr>
+        <w:tabs>
+          <w:tab w:val="num" w:pos="6480"/>
+        </w:tabs>
+        <w:ind w:left="6480" w:hanging="360"/>
+      </w:pPr>
+      <w:rPr>
+        <w:rFonts w:ascii="Wingdings" w:hAnsi="Wingdings" w:hint="default"/>
+        <w:sz w:val="20"/>
+      </w:rPr>
+    </w:lvl>
+  </w:abstractNum>
+  <w:abstractNum w:abstractNumId="157" w15:restartNumberingAfterBreak="0">
     <w:nsid w:val="6EEB6B7F"/>
     <w:multiLevelType w:val="multilevel"/>
     <w:tmpl w:val="7AEC27CA"/>
@@ -34046,7 +38101,7 @@
       </w:rPr>
     </w:lvl>
   </w:abstractNum>
-  <w:abstractNum w:abstractNumId="150" w15:restartNumberingAfterBreak="0">
+  <w:abstractNum w:abstractNumId="158" w15:restartNumberingAfterBreak="0">
     <w:nsid w:val="6F0C5EA2"/>
     <w:multiLevelType w:val="multilevel"/>
     <w:tmpl w:val="59B85AFE"/>
@@ -34195,7 +38250,7 @@
       </w:rPr>
     </w:lvl>
   </w:abstractNum>
-  <w:abstractNum w:abstractNumId="151" w15:restartNumberingAfterBreak="0">
+  <w:abstractNum w:abstractNumId="159" w15:restartNumberingAfterBreak="0">
     <w:nsid w:val="6FFC5922"/>
     <w:multiLevelType w:val="multilevel"/>
     <w:tmpl w:val="71AA1D96"/>
@@ -34344,7 +38399,7 @@
       </w:rPr>
     </w:lvl>
   </w:abstractNum>
-  <w:abstractNum w:abstractNumId="152" w15:restartNumberingAfterBreak="0">
+  <w:abstractNum w:abstractNumId="160" w15:restartNumberingAfterBreak="0">
     <w:nsid w:val="70581CD5"/>
     <w:multiLevelType w:val="multilevel"/>
     <w:tmpl w:val="78863F3E"/>
@@ -34493,7 +38548,7 @@
       </w:rPr>
     </w:lvl>
   </w:abstractNum>
-  <w:abstractNum w:abstractNumId="153" w15:restartNumberingAfterBreak="0">
+  <w:abstractNum w:abstractNumId="161" w15:restartNumberingAfterBreak="0">
     <w:nsid w:val="70B52615"/>
     <w:multiLevelType w:val="multilevel"/>
     <w:tmpl w:val="64C0A856"/>
@@ -34642,7 +38697,7 @@
       </w:rPr>
     </w:lvl>
   </w:abstractNum>
-  <w:abstractNum w:abstractNumId="154" w15:restartNumberingAfterBreak="0">
+  <w:abstractNum w:abstractNumId="162" w15:restartNumberingAfterBreak="0">
     <w:nsid w:val="70F36AA1"/>
     <w:multiLevelType w:val="multilevel"/>
     <w:tmpl w:val="E480AE64"/>
@@ -34791,7 +38846,7 @@
       </w:rPr>
     </w:lvl>
   </w:abstractNum>
-  <w:abstractNum w:abstractNumId="155" w15:restartNumberingAfterBreak="0">
+  <w:abstractNum w:abstractNumId="163" w15:restartNumberingAfterBreak="0">
     <w:nsid w:val="714A78D8"/>
     <w:multiLevelType w:val="multilevel"/>
     <w:tmpl w:val="B55E8EF4"/>
@@ -34940,7 +38995,7 @@
       </w:rPr>
     </w:lvl>
   </w:abstractNum>
-  <w:abstractNum w:abstractNumId="156" w15:restartNumberingAfterBreak="0">
+  <w:abstractNum w:abstractNumId="164" w15:restartNumberingAfterBreak="0">
     <w:nsid w:val="717B4B0D"/>
     <w:multiLevelType w:val="multilevel"/>
     <w:tmpl w:val="D82CBEDC"/>
@@ -35089,7 +39144,7 @@
       </w:rPr>
     </w:lvl>
   </w:abstractNum>
-  <w:abstractNum w:abstractNumId="157" w15:restartNumberingAfterBreak="0">
+  <w:abstractNum w:abstractNumId="165" w15:restartNumberingAfterBreak="0">
     <w:nsid w:val="717E4189"/>
     <w:multiLevelType w:val="multilevel"/>
     <w:tmpl w:val="E95E6B30"/>
@@ -35202,7 +39257,7 @@
       </w:pPr>
     </w:lvl>
   </w:abstractNum>
-  <w:abstractNum w:abstractNumId="158" w15:restartNumberingAfterBreak="0">
+  <w:abstractNum w:abstractNumId="166" w15:restartNumberingAfterBreak="0">
     <w:nsid w:val="743151B8"/>
     <w:multiLevelType w:val="multilevel"/>
     <w:tmpl w:val="6D2CA018"/>
@@ -35351,7 +39406,7 @@
       </w:rPr>
     </w:lvl>
   </w:abstractNum>
-  <w:abstractNum w:abstractNumId="159" w15:restartNumberingAfterBreak="0">
+  <w:abstractNum w:abstractNumId="167" w15:restartNumberingAfterBreak="0">
     <w:nsid w:val="767A09DE"/>
     <w:multiLevelType w:val="multilevel"/>
     <w:tmpl w:val="908E0866"/>
@@ -35500,7 +39555,7 @@
       </w:rPr>
     </w:lvl>
   </w:abstractNum>
-  <w:abstractNum w:abstractNumId="160" w15:restartNumberingAfterBreak="0">
+  <w:abstractNum w:abstractNumId="168" w15:restartNumberingAfterBreak="0">
     <w:nsid w:val="780C4147"/>
     <w:multiLevelType w:val="multilevel"/>
     <w:tmpl w:val="FC2E3D86"/>
@@ -35613,7 +39668,7 @@
       </w:pPr>
     </w:lvl>
   </w:abstractNum>
-  <w:abstractNum w:abstractNumId="161" w15:restartNumberingAfterBreak="0">
+  <w:abstractNum w:abstractNumId="169" w15:restartNumberingAfterBreak="0">
     <w:nsid w:val="78314585"/>
     <w:multiLevelType w:val="multilevel"/>
     <w:tmpl w:val="8592CD7A"/>
@@ -35762,7 +39817,7 @@
       </w:rPr>
     </w:lvl>
   </w:abstractNum>
-  <w:abstractNum w:abstractNumId="162" w15:restartNumberingAfterBreak="0">
+  <w:abstractNum w:abstractNumId="170" w15:restartNumberingAfterBreak="0">
     <w:nsid w:val="785E6FC3"/>
     <w:multiLevelType w:val="multilevel"/>
     <w:tmpl w:val="D3029A38"/>
@@ -35911,7 +39966,7 @@
       </w:rPr>
     </w:lvl>
   </w:abstractNum>
-  <w:abstractNum w:abstractNumId="163" w15:restartNumberingAfterBreak="0">
+  <w:abstractNum w:abstractNumId="171" w15:restartNumberingAfterBreak="0">
     <w:nsid w:val="79283FB0"/>
     <w:multiLevelType w:val="multilevel"/>
     <w:tmpl w:val="EB4C7080"/>
@@ -36060,7 +40115,7 @@
       </w:rPr>
     </w:lvl>
   </w:abstractNum>
-  <w:abstractNum w:abstractNumId="164" w15:restartNumberingAfterBreak="0">
+  <w:abstractNum w:abstractNumId="172" w15:restartNumberingAfterBreak="0">
     <w:nsid w:val="7A391E43"/>
     <w:multiLevelType w:val="multilevel"/>
     <w:tmpl w:val="70BC784E"/>
@@ -36209,7 +40264,7 @@
       </w:rPr>
     </w:lvl>
   </w:abstractNum>
-  <w:abstractNum w:abstractNumId="165" w15:restartNumberingAfterBreak="0">
+  <w:abstractNum w:abstractNumId="173" w15:restartNumberingAfterBreak="0">
     <w:nsid w:val="7AAC6A74"/>
     <w:multiLevelType w:val="multilevel"/>
     <w:tmpl w:val="4564A322"/>
@@ -36358,7 +40413,7 @@
       </w:rPr>
     </w:lvl>
   </w:abstractNum>
-  <w:abstractNum w:abstractNumId="166" w15:restartNumberingAfterBreak="0">
+  <w:abstractNum w:abstractNumId="174" w15:restartNumberingAfterBreak="0">
     <w:nsid w:val="7AC10ADF"/>
     <w:multiLevelType w:val="multilevel"/>
     <w:tmpl w:val="8C0AD2E8"/>
@@ -36507,7 +40562,7 @@
       </w:rPr>
     </w:lvl>
   </w:abstractNum>
-  <w:abstractNum w:abstractNumId="167" w15:restartNumberingAfterBreak="0">
+  <w:abstractNum w:abstractNumId="175" w15:restartNumberingAfterBreak="0">
     <w:nsid w:val="7B762FFD"/>
     <w:multiLevelType w:val="multilevel"/>
     <w:tmpl w:val="50A2DD22"/>
@@ -36656,7 +40711,7 @@
       </w:rPr>
     </w:lvl>
   </w:abstractNum>
-  <w:abstractNum w:abstractNumId="168" w15:restartNumberingAfterBreak="0">
+  <w:abstractNum w:abstractNumId="176" w15:restartNumberingAfterBreak="0">
     <w:nsid w:val="7CA106E9"/>
     <w:multiLevelType w:val="multilevel"/>
     <w:tmpl w:val="94E81F98"/>
@@ -36805,7 +40860,7 @@
       </w:rPr>
     </w:lvl>
   </w:abstractNum>
-  <w:abstractNum w:abstractNumId="169" w15:restartNumberingAfterBreak="0">
+  <w:abstractNum w:abstractNumId="177" w15:restartNumberingAfterBreak="0">
     <w:nsid w:val="7CCB469D"/>
     <w:multiLevelType w:val="multilevel"/>
     <w:tmpl w:val="640EDD58"/>
@@ -36954,7 +41009,7 @@
       </w:rPr>
     </w:lvl>
   </w:abstractNum>
-  <w:abstractNum w:abstractNumId="170" w15:restartNumberingAfterBreak="0">
+  <w:abstractNum w:abstractNumId="178" w15:restartNumberingAfterBreak="0">
     <w:nsid w:val="7E805802"/>
     <w:multiLevelType w:val="multilevel"/>
     <w:tmpl w:val="06A0737E"/>
@@ -37103,7 +41158,7 @@
       </w:rPr>
     </w:lvl>
   </w:abstractNum>
-  <w:abstractNum w:abstractNumId="171" w15:restartNumberingAfterBreak="0">
+  <w:abstractNum w:abstractNumId="179" w15:restartNumberingAfterBreak="0">
     <w:nsid w:val="7F941665"/>
     <w:multiLevelType w:val="multilevel"/>
     <w:tmpl w:val="B4EA0B8A"/>
@@ -37253,520 +41308,544 @@
     </w:lvl>
   </w:abstractNum>
   <w:num w:numId="1" w16cid:durableId="1765565704">
-    <w:abstractNumId w:val="154"/>
+    <w:abstractNumId w:val="162"/>
   </w:num>
   <w:num w:numId="2" w16cid:durableId="1933396561">
-    <w:abstractNumId w:val="62"/>
+    <w:abstractNumId w:val="68"/>
   </w:num>
   <w:num w:numId="3" w16cid:durableId="1804081874">
-    <w:abstractNumId w:val="112"/>
+    <w:abstractNumId w:val="119"/>
   </w:num>
   <w:num w:numId="4" w16cid:durableId="1549605877">
+    <w:abstractNumId w:val="20"/>
+  </w:num>
+  <w:num w:numId="5" w16cid:durableId="1914512515">
+    <w:abstractNumId w:val="77"/>
+  </w:num>
+  <w:num w:numId="6" w16cid:durableId="962466541">
+    <w:abstractNumId w:val="164"/>
+  </w:num>
+  <w:num w:numId="7" w16cid:durableId="1032926599">
+    <w:abstractNumId w:val="111"/>
+  </w:num>
+  <w:num w:numId="8" w16cid:durableId="1882815331">
+    <w:abstractNumId w:val="81"/>
+  </w:num>
+  <w:num w:numId="9" w16cid:durableId="1098019052">
+    <w:abstractNumId w:val="125"/>
+  </w:num>
+  <w:num w:numId="10" w16cid:durableId="78720675">
+    <w:abstractNumId w:val="150"/>
+  </w:num>
+  <w:num w:numId="11" w16cid:durableId="1257637249">
+    <w:abstractNumId w:val="139"/>
+  </w:num>
+  <w:num w:numId="12" w16cid:durableId="2133088928">
+    <w:abstractNumId w:val="140"/>
+  </w:num>
+  <w:num w:numId="13" w16cid:durableId="43415153">
+    <w:abstractNumId w:val="179"/>
+  </w:num>
+  <w:num w:numId="14" w16cid:durableId="1071656369">
+    <w:abstractNumId w:val="39"/>
+  </w:num>
+  <w:num w:numId="15" w16cid:durableId="1094089724">
     <w:abstractNumId w:val="19"/>
   </w:num>
-  <w:num w:numId="5" w16cid:durableId="1914512515">
-    <w:abstractNumId w:val="71"/>
-  </w:num>
-  <w:num w:numId="6" w16cid:durableId="962466541">
-    <w:abstractNumId w:val="156"/>
-  </w:num>
-  <w:num w:numId="7" w16cid:durableId="1032926599">
-    <w:abstractNumId w:val="105"/>
-  </w:num>
-  <w:num w:numId="8" w16cid:durableId="1882815331">
-    <w:abstractNumId w:val="75"/>
-  </w:num>
-  <w:num w:numId="9" w16cid:durableId="1098019052">
-    <w:abstractNumId w:val="118"/>
-  </w:num>
-  <w:num w:numId="10" w16cid:durableId="78720675">
-    <w:abstractNumId w:val="143"/>
-  </w:num>
-  <w:num w:numId="11" w16cid:durableId="1257637249">
-    <w:abstractNumId w:val="132"/>
-  </w:num>
-  <w:num w:numId="12" w16cid:durableId="2133088928">
-    <w:abstractNumId w:val="133"/>
-  </w:num>
-  <w:num w:numId="13" w16cid:durableId="43415153">
-    <w:abstractNumId w:val="171"/>
-  </w:num>
-  <w:num w:numId="14" w16cid:durableId="1071656369">
-    <w:abstractNumId w:val="37"/>
-  </w:num>
-  <w:num w:numId="15" w16cid:durableId="1094089724">
-    <w:abstractNumId w:val="18"/>
-  </w:num>
   <w:num w:numId="16" w16cid:durableId="975447742">
-    <w:abstractNumId w:val="89"/>
+    <w:abstractNumId w:val="95"/>
   </w:num>
   <w:num w:numId="17" w16cid:durableId="1322201958">
     <w:abstractNumId w:val="2"/>
   </w:num>
   <w:num w:numId="18" w16cid:durableId="2012953621">
-    <w:abstractNumId w:val="165"/>
+    <w:abstractNumId w:val="173"/>
   </w:num>
   <w:num w:numId="19" w16cid:durableId="1198155270">
-    <w:abstractNumId w:val="64"/>
+    <w:abstractNumId w:val="70"/>
   </w:num>
   <w:num w:numId="20" w16cid:durableId="1155413253">
-    <w:abstractNumId w:val="76"/>
+    <w:abstractNumId w:val="82"/>
   </w:num>
   <w:num w:numId="21" w16cid:durableId="170028629">
-    <w:abstractNumId w:val="50"/>
+    <w:abstractNumId w:val="55"/>
   </w:num>
   <w:num w:numId="22" w16cid:durableId="864442239">
     <w:abstractNumId w:val="13"/>
   </w:num>
   <w:num w:numId="23" w16cid:durableId="651449228">
-    <w:abstractNumId w:val="148"/>
+    <w:abstractNumId w:val="155"/>
   </w:num>
   <w:num w:numId="24" w16cid:durableId="1204828364">
-    <w:abstractNumId w:val="145"/>
+    <w:abstractNumId w:val="152"/>
   </w:num>
   <w:num w:numId="25" w16cid:durableId="847328599">
-    <w:abstractNumId w:val="59"/>
+    <w:abstractNumId w:val="64"/>
   </w:num>
   <w:num w:numId="26" w16cid:durableId="380446909">
-    <w:abstractNumId w:val="35"/>
+    <w:abstractNumId w:val="37"/>
   </w:num>
   <w:num w:numId="27" w16cid:durableId="160389992">
-    <w:abstractNumId w:val="45"/>
+    <w:abstractNumId w:val="49"/>
   </w:num>
   <w:num w:numId="28" w16cid:durableId="1300837413">
-    <w:abstractNumId w:val="140"/>
+    <w:abstractNumId w:val="147"/>
   </w:num>
   <w:num w:numId="29" w16cid:durableId="201678791">
-    <w:abstractNumId w:val="69"/>
+    <w:abstractNumId w:val="75"/>
   </w:num>
   <w:num w:numId="30" w16cid:durableId="1781342371">
-    <w:abstractNumId w:val="55"/>
+    <w:abstractNumId w:val="60"/>
   </w:num>
   <w:num w:numId="31" w16cid:durableId="151020433">
-    <w:abstractNumId w:val="73"/>
+    <w:abstractNumId w:val="79"/>
   </w:num>
   <w:num w:numId="32" w16cid:durableId="1422994869">
     <w:abstractNumId w:val="7"/>
   </w:num>
   <w:num w:numId="33" w16cid:durableId="1639415549">
-    <w:abstractNumId w:val="68"/>
+    <w:abstractNumId w:val="74"/>
   </w:num>
   <w:num w:numId="34" w16cid:durableId="370883685">
-    <w:abstractNumId w:val="169"/>
+    <w:abstractNumId w:val="177"/>
   </w:num>
   <w:num w:numId="35" w16cid:durableId="282005394">
-    <w:abstractNumId w:val="46"/>
+    <w:abstractNumId w:val="51"/>
   </w:num>
   <w:num w:numId="36" w16cid:durableId="368917696">
-    <w:abstractNumId w:val="170"/>
+    <w:abstractNumId w:val="178"/>
   </w:num>
   <w:num w:numId="37" w16cid:durableId="605191356">
-    <w:abstractNumId w:val="91"/>
+    <w:abstractNumId w:val="97"/>
   </w:num>
   <w:num w:numId="38" w16cid:durableId="206335697">
-    <w:abstractNumId w:val="25"/>
+    <w:abstractNumId w:val="26"/>
   </w:num>
   <w:num w:numId="39" w16cid:durableId="841241084">
     <w:abstractNumId w:val="10"/>
   </w:num>
   <w:num w:numId="40" w16cid:durableId="865682177">
-    <w:abstractNumId w:val="141"/>
+    <w:abstractNumId w:val="148"/>
   </w:num>
   <w:num w:numId="41" w16cid:durableId="1623730887">
-    <w:abstractNumId w:val="93"/>
+    <w:abstractNumId w:val="99"/>
   </w:num>
   <w:num w:numId="42" w16cid:durableId="190996748">
-    <w:abstractNumId w:val="119"/>
+    <w:abstractNumId w:val="126"/>
   </w:num>
   <w:num w:numId="43" w16cid:durableId="1187018792">
-    <w:abstractNumId w:val="101"/>
+    <w:abstractNumId w:val="107"/>
   </w:num>
   <w:num w:numId="44" w16cid:durableId="536085725">
-    <w:abstractNumId w:val="163"/>
+    <w:abstractNumId w:val="171"/>
   </w:num>
   <w:num w:numId="45" w16cid:durableId="1076972993">
-    <w:abstractNumId w:val="104"/>
+    <w:abstractNumId w:val="110"/>
   </w:num>
   <w:num w:numId="46" w16cid:durableId="307782437">
-    <w:abstractNumId w:val="63"/>
+    <w:abstractNumId w:val="69"/>
   </w:num>
   <w:num w:numId="47" w16cid:durableId="449714409">
-    <w:abstractNumId w:val="126"/>
+    <w:abstractNumId w:val="133"/>
   </w:num>
   <w:num w:numId="48" w16cid:durableId="6251207">
-    <w:abstractNumId w:val="81"/>
+    <w:abstractNumId w:val="87"/>
   </w:num>
   <w:num w:numId="49" w16cid:durableId="175340637">
-    <w:abstractNumId w:val="72"/>
+    <w:abstractNumId w:val="78"/>
   </w:num>
   <w:num w:numId="50" w16cid:durableId="1486045688">
-    <w:abstractNumId w:val="109"/>
+    <w:abstractNumId w:val="116"/>
   </w:num>
   <w:num w:numId="51" w16cid:durableId="575167117">
     <w:abstractNumId w:val="1"/>
   </w:num>
   <w:num w:numId="52" w16cid:durableId="1307011103">
+    <w:abstractNumId w:val="45"/>
+  </w:num>
+  <w:num w:numId="53" w16cid:durableId="1245727557">
+    <w:abstractNumId w:val="92"/>
+  </w:num>
+  <w:num w:numId="54" w16cid:durableId="1918392236">
+    <w:abstractNumId w:val="105"/>
+  </w:num>
+  <w:num w:numId="55" w16cid:durableId="62528448">
     <w:abstractNumId w:val="42"/>
   </w:num>
-  <w:num w:numId="53" w16cid:durableId="1245727557">
-    <w:abstractNumId w:val="86"/>
-  </w:num>
-  <w:num w:numId="54" w16cid:durableId="1918392236">
-    <w:abstractNumId w:val="99"/>
-  </w:num>
-  <w:num w:numId="55" w16cid:durableId="62528448">
-    <w:abstractNumId w:val="39"/>
-  </w:num>
   <w:num w:numId="56" w16cid:durableId="2146510496">
-    <w:abstractNumId w:val="94"/>
+    <w:abstractNumId w:val="100"/>
   </w:num>
   <w:num w:numId="57" w16cid:durableId="46538607">
     <w:abstractNumId w:val="14"/>
   </w:num>
   <w:num w:numId="58" w16cid:durableId="53164906">
-    <w:abstractNumId w:val="21"/>
+    <w:abstractNumId w:val="22"/>
   </w:num>
   <w:num w:numId="59" w16cid:durableId="1036587713">
-    <w:abstractNumId w:val="36"/>
+    <w:abstractNumId w:val="38"/>
   </w:num>
   <w:num w:numId="60" w16cid:durableId="1907567950">
-    <w:abstractNumId w:val="58"/>
+    <w:abstractNumId w:val="63"/>
   </w:num>
   <w:num w:numId="61" w16cid:durableId="654915724">
-    <w:abstractNumId w:val="80"/>
+    <w:abstractNumId w:val="86"/>
   </w:num>
   <w:num w:numId="62" w16cid:durableId="1225871409">
-    <w:abstractNumId w:val="40"/>
+    <w:abstractNumId w:val="43"/>
   </w:num>
   <w:num w:numId="63" w16cid:durableId="429857969">
-    <w:abstractNumId w:val="49"/>
+    <w:abstractNumId w:val="54"/>
   </w:num>
   <w:num w:numId="64" w16cid:durableId="1476989681">
-    <w:abstractNumId w:val="137"/>
+    <w:abstractNumId w:val="144"/>
   </w:num>
   <w:num w:numId="65" w16cid:durableId="1559248435">
-    <w:abstractNumId w:val="139"/>
+    <w:abstractNumId w:val="146"/>
   </w:num>
   <w:num w:numId="66" w16cid:durableId="1620061307">
-    <w:abstractNumId w:val="162"/>
+    <w:abstractNumId w:val="170"/>
   </w:num>
   <w:num w:numId="67" w16cid:durableId="214774907">
-    <w:abstractNumId w:val="52"/>
+    <w:abstractNumId w:val="57"/>
   </w:num>
   <w:num w:numId="68" w16cid:durableId="1472484600">
     <w:abstractNumId w:val="0"/>
   </w:num>
   <w:num w:numId="69" w16cid:durableId="1156846783">
-    <w:abstractNumId w:val="151"/>
+    <w:abstractNumId w:val="159"/>
   </w:num>
   <w:num w:numId="70" w16cid:durableId="436799051">
     <w:abstractNumId w:val="8"/>
   </w:num>
   <w:num w:numId="71" w16cid:durableId="1517042543">
-    <w:abstractNumId w:val="30"/>
+    <w:abstractNumId w:val="32"/>
   </w:num>
   <w:num w:numId="72" w16cid:durableId="714548181">
-    <w:abstractNumId w:val="113"/>
+    <w:abstractNumId w:val="120"/>
   </w:num>
   <w:num w:numId="73" w16cid:durableId="933637223">
-    <w:abstractNumId w:val="111"/>
+    <w:abstractNumId w:val="118"/>
   </w:num>
   <w:num w:numId="74" w16cid:durableId="1647857124">
-    <w:abstractNumId w:val="38"/>
+    <w:abstractNumId w:val="41"/>
   </w:num>
   <w:num w:numId="75" w16cid:durableId="1265378385">
-    <w:abstractNumId w:val="120"/>
+    <w:abstractNumId w:val="127"/>
   </w:num>
   <w:num w:numId="76" w16cid:durableId="1448739678">
-    <w:abstractNumId w:val="152"/>
+    <w:abstractNumId w:val="160"/>
   </w:num>
   <w:num w:numId="77" w16cid:durableId="1304580070">
-    <w:abstractNumId w:val="88"/>
+    <w:abstractNumId w:val="94"/>
   </w:num>
   <w:num w:numId="78" w16cid:durableId="13114926">
-    <w:abstractNumId w:val="135"/>
+    <w:abstractNumId w:val="142"/>
   </w:num>
   <w:num w:numId="79" w16cid:durableId="2028092115">
     <w:abstractNumId w:val="5"/>
   </w:num>
   <w:num w:numId="80" w16cid:durableId="1028144174">
-    <w:abstractNumId w:val="129"/>
+    <w:abstractNumId w:val="136"/>
   </w:num>
   <w:num w:numId="81" w16cid:durableId="1301231212">
-    <w:abstractNumId w:val="131"/>
+    <w:abstractNumId w:val="138"/>
   </w:num>
   <w:num w:numId="82" w16cid:durableId="760225157">
-    <w:abstractNumId w:val="20"/>
+    <w:abstractNumId w:val="21"/>
   </w:num>
   <w:num w:numId="83" w16cid:durableId="1866673133">
-    <w:abstractNumId w:val="67"/>
+    <w:abstractNumId w:val="73"/>
   </w:num>
   <w:num w:numId="84" w16cid:durableId="1264798227">
-    <w:abstractNumId w:val="134"/>
+    <w:abstractNumId w:val="141"/>
   </w:num>
   <w:num w:numId="85" w16cid:durableId="1556356842">
     <w:abstractNumId w:val="4"/>
   </w:num>
   <w:num w:numId="86" w16cid:durableId="1644038002">
-    <w:abstractNumId w:val="74"/>
+    <w:abstractNumId w:val="80"/>
   </w:num>
   <w:num w:numId="87" w16cid:durableId="683554990">
-    <w:abstractNumId w:val="114"/>
+    <w:abstractNumId w:val="121"/>
   </w:num>
   <w:num w:numId="88" w16cid:durableId="522788330">
-    <w:abstractNumId w:val="56"/>
+    <w:abstractNumId w:val="61"/>
   </w:num>
   <w:num w:numId="89" w16cid:durableId="444883924">
-    <w:abstractNumId w:val="82"/>
+    <w:abstractNumId w:val="88"/>
   </w:num>
   <w:num w:numId="90" w16cid:durableId="1839495219">
-    <w:abstractNumId w:val="164"/>
+    <w:abstractNumId w:val="172"/>
   </w:num>
   <w:num w:numId="91" w16cid:durableId="1753892482">
+    <w:abstractNumId w:val="18"/>
+  </w:num>
+  <w:num w:numId="92" w16cid:durableId="456798693">
+    <w:abstractNumId w:val="71"/>
+  </w:num>
+  <w:num w:numId="93" w16cid:durableId="1667631627">
+    <w:abstractNumId w:val="143"/>
+  </w:num>
+  <w:num w:numId="94" w16cid:durableId="1039747016">
+    <w:abstractNumId w:val="176"/>
+  </w:num>
+  <w:num w:numId="95" w16cid:durableId="1030496135">
     <w:abstractNumId w:val="17"/>
   </w:num>
-  <w:num w:numId="92" w16cid:durableId="456798693">
-    <w:abstractNumId w:val="65"/>
-  </w:num>
-  <w:num w:numId="93" w16cid:durableId="1667631627">
-    <w:abstractNumId w:val="136"/>
-  </w:num>
-  <w:num w:numId="94" w16cid:durableId="1039747016">
-    <w:abstractNumId w:val="168"/>
-  </w:num>
-  <w:num w:numId="95" w16cid:durableId="1030496135">
-    <w:abstractNumId w:val="16"/>
-  </w:num>
   <w:num w:numId="96" w16cid:durableId="1980262670">
-    <w:abstractNumId w:val="54"/>
+    <w:abstractNumId w:val="59"/>
   </w:num>
   <w:num w:numId="97" w16cid:durableId="399065471">
     <w:abstractNumId w:val="6"/>
   </w:num>
   <w:num w:numId="98" w16cid:durableId="541211973">
-    <w:abstractNumId w:val="124"/>
+    <w:abstractNumId w:val="131"/>
   </w:num>
   <w:num w:numId="99" w16cid:durableId="445006106">
-    <w:abstractNumId w:val="96"/>
+    <w:abstractNumId w:val="102"/>
   </w:num>
   <w:num w:numId="100" w16cid:durableId="761678924">
-    <w:abstractNumId w:val="61"/>
+    <w:abstractNumId w:val="67"/>
   </w:num>
   <w:num w:numId="101" w16cid:durableId="223495639">
-    <w:abstractNumId w:val="115"/>
+    <w:abstractNumId w:val="122"/>
   </w:num>
   <w:num w:numId="102" w16cid:durableId="1727871226">
-    <w:abstractNumId w:val="24"/>
+    <w:abstractNumId w:val="25"/>
   </w:num>
   <w:num w:numId="103" w16cid:durableId="474109640">
-    <w:abstractNumId w:val="33"/>
+    <w:abstractNumId w:val="35"/>
   </w:num>
   <w:num w:numId="104" w16cid:durableId="2103454607">
     <w:abstractNumId w:val="9"/>
   </w:num>
   <w:num w:numId="105" w16cid:durableId="609971843">
-    <w:abstractNumId w:val="103"/>
+    <w:abstractNumId w:val="109"/>
   </w:num>
   <w:num w:numId="106" w16cid:durableId="875042577">
-    <w:abstractNumId w:val="146"/>
+    <w:abstractNumId w:val="153"/>
   </w:num>
   <w:num w:numId="107" w16cid:durableId="398989395">
     <w:abstractNumId w:val="11"/>
   </w:num>
   <w:num w:numId="108" w16cid:durableId="845437454">
-    <w:abstractNumId w:val="122"/>
+    <w:abstractNumId w:val="129"/>
   </w:num>
   <w:num w:numId="109" w16cid:durableId="1067995026">
-    <w:abstractNumId w:val="26"/>
+    <w:abstractNumId w:val="27"/>
   </w:num>
   <w:num w:numId="110" w16cid:durableId="1823887197">
-    <w:abstractNumId w:val="85"/>
+    <w:abstractNumId w:val="91"/>
   </w:num>
   <w:num w:numId="111" w16cid:durableId="734546405">
-    <w:abstractNumId w:val="121"/>
+    <w:abstractNumId w:val="128"/>
   </w:num>
   <w:num w:numId="112" w16cid:durableId="1129543359">
-    <w:abstractNumId w:val="34"/>
+    <w:abstractNumId w:val="36"/>
   </w:num>
   <w:num w:numId="113" w16cid:durableId="887689920">
-    <w:abstractNumId w:val="70"/>
+    <w:abstractNumId w:val="76"/>
   </w:num>
   <w:num w:numId="114" w16cid:durableId="1767069130">
-    <w:abstractNumId w:val="28"/>
+    <w:abstractNumId w:val="30"/>
   </w:num>
   <w:num w:numId="115" w16cid:durableId="1638874169">
-    <w:abstractNumId w:val="149"/>
+    <w:abstractNumId w:val="157"/>
   </w:num>
   <w:num w:numId="116" w16cid:durableId="835728262">
-    <w:abstractNumId w:val="43"/>
+    <w:abstractNumId w:val="46"/>
   </w:num>
   <w:num w:numId="117" w16cid:durableId="1156997285">
-    <w:abstractNumId w:val="130"/>
+    <w:abstractNumId w:val="137"/>
   </w:num>
   <w:num w:numId="118" w16cid:durableId="452526803">
-    <w:abstractNumId w:val="128"/>
+    <w:abstractNumId w:val="135"/>
   </w:num>
   <w:num w:numId="119" w16cid:durableId="371420265">
+    <w:abstractNumId w:val="31"/>
+  </w:num>
+  <w:num w:numId="120" w16cid:durableId="1747612571">
+    <w:abstractNumId w:val="117"/>
+  </w:num>
+  <w:num w:numId="121" w16cid:durableId="99492877">
+    <w:abstractNumId w:val="108"/>
+  </w:num>
+  <w:num w:numId="122" w16cid:durableId="300233645">
+    <w:abstractNumId w:val="83"/>
+  </w:num>
+  <w:num w:numId="123" w16cid:durableId="1810592088">
+    <w:abstractNumId w:val="84"/>
+  </w:num>
+  <w:num w:numId="124" w16cid:durableId="1895507124">
     <w:abstractNumId w:val="29"/>
   </w:num>
-  <w:num w:numId="120" w16cid:durableId="1747612571">
-    <w:abstractNumId w:val="110"/>
-  </w:num>
-  <w:num w:numId="121" w16cid:durableId="99492877">
-    <w:abstractNumId w:val="102"/>
-  </w:num>
-  <w:num w:numId="122" w16cid:durableId="300233645">
-    <w:abstractNumId w:val="77"/>
-  </w:num>
-  <w:num w:numId="123" w16cid:durableId="1810592088">
-    <w:abstractNumId w:val="78"/>
-  </w:num>
-  <w:num w:numId="124" w16cid:durableId="1895507124">
-    <w:abstractNumId w:val="27"/>
-  </w:num>
   <w:num w:numId="125" w16cid:durableId="1980110229">
-    <w:abstractNumId w:val="90"/>
+    <w:abstractNumId w:val="96"/>
   </w:num>
   <w:num w:numId="126" w16cid:durableId="421529429">
-    <w:abstractNumId w:val="41"/>
+    <w:abstractNumId w:val="44"/>
   </w:num>
   <w:num w:numId="127" w16cid:durableId="1531606847">
-    <w:abstractNumId w:val="166"/>
+    <w:abstractNumId w:val="174"/>
   </w:num>
   <w:num w:numId="128" w16cid:durableId="642543562">
-    <w:abstractNumId w:val="150"/>
+    <w:abstractNumId w:val="158"/>
   </w:num>
   <w:num w:numId="129" w16cid:durableId="41641373">
-    <w:abstractNumId w:val="123"/>
+    <w:abstractNumId w:val="130"/>
   </w:num>
   <w:num w:numId="130" w16cid:durableId="200409289">
     <w:abstractNumId w:val="3"/>
   </w:num>
   <w:num w:numId="131" w16cid:durableId="1944458429">
+    <w:abstractNumId w:val="112"/>
+  </w:num>
+  <w:num w:numId="132" w16cid:durableId="2132894216">
+    <w:abstractNumId w:val="104"/>
+  </w:num>
+  <w:num w:numId="133" w16cid:durableId="1352411372">
+    <w:abstractNumId w:val="24"/>
+  </w:num>
+  <w:num w:numId="134" w16cid:durableId="806749126">
+    <w:abstractNumId w:val="56"/>
+  </w:num>
+  <w:num w:numId="135" w16cid:durableId="752359035">
+    <w:abstractNumId w:val="154"/>
+  </w:num>
+  <w:num w:numId="136" w16cid:durableId="250163294">
+    <w:abstractNumId w:val="34"/>
+  </w:num>
+  <w:num w:numId="137" w16cid:durableId="19162967">
+    <w:abstractNumId w:val="93"/>
+  </w:num>
+  <w:num w:numId="138" w16cid:durableId="719476600">
+    <w:abstractNumId w:val="113"/>
+  </w:num>
+  <w:num w:numId="139" w16cid:durableId="952174344">
+    <w:abstractNumId w:val="98"/>
+  </w:num>
+  <w:num w:numId="140" w16cid:durableId="1777404916">
+    <w:abstractNumId w:val="163"/>
+  </w:num>
+  <w:num w:numId="141" w16cid:durableId="1199005787">
     <w:abstractNumId w:val="106"/>
   </w:num>
-  <w:num w:numId="132" w16cid:durableId="2132894216">
-    <w:abstractNumId w:val="98"/>
+  <w:num w:numId="142" w16cid:durableId="127095833">
+    <w:abstractNumId w:val="58"/>
   </w:num>
-  <w:num w:numId="133" w16cid:durableId="1352411372">
-    <w:abstractNumId w:val="23"/>
+  <w:num w:numId="143" w16cid:durableId="1219246172">
+    <w:abstractNumId w:val="165"/>
   </w:num>
-  <w:num w:numId="134" w16cid:durableId="806749126">
-    <w:abstractNumId w:val="51"/>
+  <w:num w:numId="144" w16cid:durableId="2016835722">
+    <w:abstractNumId w:val="114"/>
   </w:num>
-  <w:num w:numId="135" w16cid:durableId="752359035">
-    <w:abstractNumId w:val="147"/>
-  </w:num>
-  <w:num w:numId="136" w16cid:durableId="250163294">
-    <w:abstractNumId w:val="32"/>
-  </w:num>
-  <w:num w:numId="137" w16cid:durableId="19162967">
-    <w:abstractNumId w:val="87"/>
-  </w:num>
-  <w:num w:numId="138" w16cid:durableId="719476600">
-    <w:abstractNumId w:val="107"/>
-  </w:num>
-  <w:num w:numId="139" w16cid:durableId="952174344">
-    <w:abstractNumId w:val="92"/>
-  </w:num>
-  <w:num w:numId="140" w16cid:durableId="1777404916">
-    <w:abstractNumId w:val="155"/>
-  </w:num>
-  <w:num w:numId="141" w16cid:durableId="1199005787">
-    <w:abstractNumId w:val="100"/>
-  </w:num>
-  <w:num w:numId="142" w16cid:durableId="127095833">
+  <w:num w:numId="145" w16cid:durableId="563030978">
     <w:abstractNumId w:val="53"/>
   </w:num>
-  <w:num w:numId="143" w16cid:durableId="1219246172">
-    <w:abstractNumId w:val="157"/>
-  </w:num>
-  <w:num w:numId="144" w16cid:durableId="2016835722">
-    <w:abstractNumId w:val="108"/>
-  </w:num>
-  <w:num w:numId="145" w16cid:durableId="563030978">
-    <w:abstractNumId w:val="48"/>
-  </w:num>
   <w:num w:numId="146" w16cid:durableId="1230266226">
-    <w:abstractNumId w:val="153"/>
+    <w:abstractNumId w:val="161"/>
   </w:num>
   <w:num w:numId="147" w16cid:durableId="338311162">
-    <w:abstractNumId w:val="158"/>
+    <w:abstractNumId w:val="166"/>
   </w:num>
   <w:num w:numId="148" w16cid:durableId="526140105">
-    <w:abstractNumId w:val="144"/>
+    <w:abstractNumId w:val="151"/>
   </w:num>
   <w:num w:numId="149" w16cid:durableId="648749177">
-    <w:abstractNumId w:val="95"/>
+    <w:abstractNumId w:val="101"/>
   </w:num>
   <w:num w:numId="150" w16cid:durableId="1397892754">
-    <w:abstractNumId w:val="138"/>
+    <w:abstractNumId w:val="145"/>
   </w:num>
   <w:num w:numId="151" w16cid:durableId="1696692648">
-    <w:abstractNumId w:val="142"/>
+    <w:abstractNumId w:val="149"/>
   </w:num>
   <w:num w:numId="152" w16cid:durableId="1461723069">
-    <w:abstractNumId w:val="159"/>
+    <w:abstractNumId w:val="167"/>
   </w:num>
   <w:num w:numId="153" w16cid:durableId="476920611">
     <w:abstractNumId w:val="12"/>
   </w:num>
   <w:num w:numId="154" w16cid:durableId="386612893">
-    <w:abstractNumId w:val="84"/>
+    <w:abstractNumId w:val="90"/>
   </w:num>
   <w:num w:numId="155" w16cid:durableId="61485580">
-    <w:abstractNumId w:val="79"/>
+    <w:abstractNumId w:val="85"/>
   </w:num>
   <w:num w:numId="156" w16cid:durableId="1449541628">
-    <w:abstractNumId w:val="47"/>
+    <w:abstractNumId w:val="52"/>
   </w:num>
   <w:num w:numId="157" w16cid:durableId="1365979272">
-    <w:abstractNumId w:val="125"/>
+    <w:abstractNumId w:val="132"/>
   </w:num>
   <w:num w:numId="158" w16cid:durableId="1945070253">
     <w:abstractNumId w:val="15"/>
   </w:num>
   <w:num w:numId="159" w16cid:durableId="1520506655">
+    <w:abstractNumId w:val="72"/>
+  </w:num>
+  <w:num w:numId="160" w16cid:durableId="66459095">
+    <w:abstractNumId w:val="62"/>
+  </w:num>
+  <w:num w:numId="161" w16cid:durableId="2060202930">
+    <w:abstractNumId w:val="33"/>
+  </w:num>
+  <w:num w:numId="162" w16cid:durableId="1564290435">
+    <w:abstractNumId w:val="168"/>
+  </w:num>
+  <w:num w:numId="163" w16cid:durableId="1830562426">
+    <w:abstractNumId w:val="48"/>
+  </w:num>
+  <w:num w:numId="164" w16cid:durableId="434904100">
+    <w:abstractNumId w:val="103"/>
+  </w:num>
+  <w:num w:numId="165" w16cid:durableId="1161460667">
+    <w:abstractNumId w:val="123"/>
+  </w:num>
+  <w:num w:numId="166" w16cid:durableId="706491944">
+    <w:abstractNumId w:val="169"/>
+  </w:num>
+  <w:num w:numId="167" w16cid:durableId="274023019">
+    <w:abstractNumId w:val="134"/>
+  </w:num>
+  <w:num w:numId="168" w16cid:durableId="2094664716">
+    <w:abstractNumId w:val="65"/>
+  </w:num>
+  <w:num w:numId="169" w16cid:durableId="1207715734">
+    <w:abstractNumId w:val="124"/>
+  </w:num>
+  <w:num w:numId="170" w16cid:durableId="292104480">
+    <w:abstractNumId w:val="175"/>
+  </w:num>
+  <w:num w:numId="171" w16cid:durableId="1453089412">
+    <w:abstractNumId w:val="23"/>
+  </w:num>
+  <w:num w:numId="172" w16cid:durableId="689911142">
+    <w:abstractNumId w:val="89"/>
+  </w:num>
+  <w:num w:numId="173" w16cid:durableId="1643536346">
+    <w:abstractNumId w:val="28"/>
+  </w:num>
+  <w:num w:numId="174" w16cid:durableId="98531049">
     <w:abstractNumId w:val="66"/>
   </w:num>
-  <w:num w:numId="160" w16cid:durableId="66459095">
-    <w:abstractNumId w:val="57"/>
+  <w:num w:numId="175" w16cid:durableId="1874727366">
+    <w:abstractNumId w:val="40"/>
   </w:num>
-  <w:num w:numId="161" w16cid:durableId="2060202930">
-    <w:abstractNumId w:val="31"/>
+  <w:num w:numId="176" w16cid:durableId="944927253">
+    <w:abstractNumId w:val="156"/>
   </w:num>
-  <w:num w:numId="162" w16cid:durableId="1564290435">
-    <w:abstractNumId w:val="160"/>
+  <w:num w:numId="177" w16cid:durableId="1705714341">
+    <w:abstractNumId w:val="47"/>
   </w:num>
-  <w:num w:numId="163" w16cid:durableId="1830562426">
-    <w:abstractNumId w:val="44"/>
+  <w:num w:numId="178" w16cid:durableId="283732895">
+    <w:abstractNumId w:val="115"/>
   </w:num>
-  <w:num w:numId="164" w16cid:durableId="434904100">
-    <w:abstractNumId w:val="97"/>
+  <w:num w:numId="179" w16cid:durableId="1421175294">
+    <w:abstractNumId w:val="50"/>
   </w:num>
-  <w:num w:numId="165" w16cid:durableId="1161460667">
-    <w:abstractNumId w:val="116"/>
-  </w:num>
-  <w:num w:numId="166" w16cid:durableId="706491944">
-    <w:abstractNumId w:val="161"/>
-  </w:num>
-  <w:num w:numId="167" w16cid:durableId="274023019">
-    <w:abstractNumId w:val="127"/>
-  </w:num>
-  <w:num w:numId="168" w16cid:durableId="2094664716">
-    <w:abstractNumId w:val="60"/>
-  </w:num>
-  <w:num w:numId="169" w16cid:durableId="1207715734">
-    <w:abstractNumId w:val="117"/>
-  </w:num>
-  <w:num w:numId="170" w16cid:durableId="292104480">
-    <w:abstractNumId w:val="167"/>
-  </w:num>
-  <w:num w:numId="171" w16cid:durableId="1453089412">
-    <w:abstractNumId w:val="22"/>
-  </w:num>
-  <w:num w:numId="172" w16cid:durableId="689911142">
-    <w:abstractNumId w:val="83"/>
+  <w:num w:numId="180" w16cid:durableId="1950165933">
+    <w:abstractNumId w:val="16"/>
   </w:num>
   <w:numIdMacAtCleanup w:val="142"/>
 </w:numbering>
@@ -39260,6 +43339,19 @@
       </w14:textOutline>
     </w:rPr>
   </w:style>
+  <w:style w:type="paragraph" w:styleId="NoSpacing">
+    <w:name w:val="No Spacing"/>
+    <w:uiPriority w:val="1"/>
+    <w:qFormat/>
+    <w:rsid w:val="001E571C"/>
+    <w:pPr>
+      <w:spacing w:after="0" w:line="240" w:lineRule="auto"/>
+    </w:pPr>
+    <w:rPr>
+      <w:rFonts w:ascii="Cambria" w:hAnsi="Cambria"/>
+      <w:sz w:val="24"/>
+    </w:rPr>
+  </w:style>
 </w:styles>
 </file>
 

--- a/Commandline3.Batch.Programming.docx
+++ b/Commandline3.Batch.Programming.docx
@@ -7182,6 +7182,336 @@
         </w:drawing>
       </w:r>
     </w:p>
+    <w:p>
+      <w:pPr>
+        <w:numPr>
+          <w:ilvl w:val="0"/>
+          <w:numId w:val="181"/>
+        </w:numPr>
+      </w:pPr>
+      <w:r>
+        <w:t>EXIT /B exits the current batch script but </w:t>
+      </w:r>
+      <w:r>
+        <w:rPr>
+          <w:b/>
+          <w:bCs/>
+        </w:rPr>
+        <w:t>does not close the Command Prompt window</w:t>
+      </w:r>
+      <w:r>
+        <w:t>. The /B means "exit batch file only."</w:t>
+      </w:r>
+    </w:p>
+    <w:p>
+      <w:pPr>
+        <w:numPr>
+          <w:ilvl w:val="0"/>
+          <w:numId w:val="181"/>
+        </w:numPr>
+      </w:pPr>
+      <w:r>
+        <w:t>Add a number after it: EXIT /B 0 (success) or EXIT /B 1 (generic error), EXIT /B 2 (file not found), etc.</w:t>
+      </w:r>
+    </w:p>
+    <w:p>
+      <w:pPr>
+        <w:rPr>
+          <w:b/>
+          <w:bCs/>
+        </w:rPr>
+      </w:pPr>
+      <w:r>
+        <w:rPr>
+          <w:b/>
+          <w:bCs/>
+        </w:rPr>
+        <w:t>EXIT Without /B (Be Careful!)</w:t>
+      </w:r>
+    </w:p>
+    <w:p>
+      <w:r>
+        <w:t>If you just type EXIT (no /B), it closes the </w:t>
+      </w:r>
+      <w:r>
+        <w:rPr>
+          <w:b/>
+          <w:bCs/>
+        </w:rPr>
+        <w:t>entire Command Prompt window</w:t>
+      </w:r>
+      <w:r>
+        <w:t>. That's usually not what you want in a script—it'll kick the user out! Always use EXIT /B inside batch files.</w:t>
+      </w:r>
+    </w:p>
+    <w:p>
+      <w:pPr>
+        <w:rPr>
+          <w:b/>
+          <w:bCs/>
+        </w:rPr>
+      </w:pPr>
+      <w:r>
+        <w:rPr>
+          <w:b/>
+          <w:bCs/>
+        </w:rPr>
+        <w:t>Default Behavior</w:t>
+      </w:r>
+    </w:p>
+    <w:p>
+      <w:r>
+        <w:t>If your script reaches the end without an explicit EXIT /B, it returns the exit code of the </w:t>
+      </w:r>
+      <w:r>
+        <w:rPr>
+          <w:b/>
+          <w:bCs/>
+        </w:rPr>
+        <w:t>last command that ran</w:t>
+      </w:r>
+      <w:r>
+        <w:t>. That can be unpredictable. </w:t>
+      </w:r>
+      <w:r>
+        <w:rPr>
+          <w:b/>
+          <w:bCs/>
+        </w:rPr>
+        <w:t>Best practice:</w:t>
+      </w:r>
+      <w:r>
+        <w:t> Always explicitly set your exit code at the end.</w:t>
+      </w:r>
+    </w:p>
+    <w:p/>
+    <w:p/>
+    <w:p/>
+    <w:p/>
+    <w:p>
+      <w:pPr>
+        <w:pStyle w:val="Style8"/>
+      </w:pPr>
+      <w:r>
+        <w:lastRenderedPageBreak/>
+        <w:t>Checking ERRORLEVEL</w:t>
+      </w:r>
+    </w:p>
+    <w:p>
+      <w:r>
+        <w:t>Now that your script (or some command) has set an exit code, how do you read it? Batch gives you a special variable called ERRORLEVEL.</w:t>
+      </w:r>
+    </w:p>
+    <w:p>
+      <w:pPr>
+        <w:rPr>
+          <w:b/>
+          <w:bCs/>
+        </w:rPr>
+      </w:pPr>
+      <w:r>
+        <w:rPr>
+          <w:b/>
+          <w:bCs/>
+        </w:rPr>
+        <w:t>Method 1: The Classic IF ERRORLEVEL Syntax</w:t>
+      </w:r>
+    </w:p>
+    <w:p>
+      <w:r>
+        <w:t xml:space="preserve"> </w:t>
+      </w:r>
+      <w:r>
+        <w:rPr>
+          <w:noProof/>
+        </w:rPr>
+        <w:drawing>
+          <wp:inline distT="0" distB="0" distL="0" distR="0" wp14:anchorId="06AA09DF" wp14:editId="7DFDF71D">
+            <wp:extent cx="4218148" cy="1949450"/>
+            <wp:effectExtent l="133350" t="133350" r="125730" b="127000"/>
+            <wp:docPr id="30" name="Picture 30"/>
+            <wp:cNvGraphicFramePr>
+              <a:graphicFrameLocks xmlns:a="http://schemas.openxmlformats.org/drawingml/2006/main" noChangeAspect="1"/>
+            </wp:cNvGraphicFramePr>
+            <a:graphic xmlns:a="http://schemas.openxmlformats.org/drawingml/2006/main">
+              <a:graphicData uri="http://schemas.openxmlformats.org/drawingml/2006/picture">
+                <pic:pic xmlns:pic="http://schemas.openxmlformats.org/drawingml/2006/picture">
+                  <pic:nvPicPr>
+                    <pic:cNvPr id="1" name=""/>
+                    <pic:cNvPicPr/>
+                  </pic:nvPicPr>
+                  <pic:blipFill>
+                    <a:blip r:embed="rId35">
+                      <a:lum/>
+                    </a:blip>
+                    <a:stretch>
+                      <a:fillRect/>
+                    </a:stretch>
+                  </pic:blipFill>
+                  <pic:spPr>
+                    <a:xfrm>
+                      <a:off x="0" y="0"/>
+                      <a:ext cx="4227110" cy="1953592"/>
+                    </a:xfrm>
+                    <a:prstGeom prst="rect">
+                      <a:avLst/>
+                    </a:prstGeom>
+                    <a:effectLst>
+                      <a:glow rad="127000">
+                        <a:srgbClr val="000000"/>
+                      </a:glow>
+                    </a:effectLst>
+                  </pic:spPr>
+                </pic:pic>
+              </a:graphicData>
+            </a:graphic>
+          </wp:inline>
+        </w:drawing>
+      </w:r>
+    </w:p>
+    <w:p>
+      <w:r>
+        <w:t xml:space="preserve">Or </w:t>
+      </w:r>
+    </w:p>
+    <w:p>
+      <w:r>
+        <w:rPr>
+          <w:noProof/>
+        </w:rPr>
+        <w:drawing>
+          <wp:inline distT="0" distB="0" distL="0" distR="0" wp14:anchorId="37F5A143" wp14:editId="27835850">
+            <wp:extent cx="4019550" cy="2492466"/>
+            <wp:effectExtent l="133350" t="133350" r="133350" b="136525"/>
+            <wp:docPr id="31" name="Picture 31"/>
+            <wp:cNvGraphicFramePr>
+              <a:graphicFrameLocks xmlns:a="http://schemas.openxmlformats.org/drawingml/2006/main" noChangeAspect="1"/>
+            </wp:cNvGraphicFramePr>
+            <a:graphic xmlns:a="http://schemas.openxmlformats.org/drawingml/2006/main">
+              <a:graphicData uri="http://schemas.openxmlformats.org/drawingml/2006/picture">
+                <pic:pic xmlns:pic="http://schemas.openxmlformats.org/drawingml/2006/picture">
+                  <pic:nvPicPr>
+                    <pic:cNvPr id="1" name=""/>
+                    <pic:cNvPicPr/>
+                  </pic:nvPicPr>
+                  <pic:blipFill>
+                    <a:blip r:embed="rId36">
+                      <a:lum/>
+                    </a:blip>
+                    <a:stretch>
+                      <a:fillRect/>
+                    </a:stretch>
+                  </pic:blipFill>
+                  <pic:spPr>
+                    <a:xfrm>
+                      <a:off x="0" y="0"/>
+                      <a:ext cx="4037061" cy="2503324"/>
+                    </a:xfrm>
+                    <a:prstGeom prst="rect">
+                      <a:avLst/>
+                    </a:prstGeom>
+                    <a:effectLst>
+                      <a:glow rad="127000">
+                        <a:srgbClr val="000000"/>
+                      </a:glow>
+                    </a:effectLst>
+                  </pic:spPr>
+                </pic:pic>
+              </a:graphicData>
+            </a:graphic>
+          </wp:inline>
+        </w:drawing>
+      </w:r>
+    </w:p>
+    <w:p>
+      <w:r>
+        <w:rPr>
+          <w:rFonts w:ascii="Segoe UI Emoji" w:hAnsi="Segoe UI Emoji" w:cs="Segoe UI Emoji"/>
+        </w:rPr>
+        <w:t>💡</w:t>
+      </w:r>
+      <w:r>
+        <w:t> </w:t>
+      </w:r>
+      <w:r>
+        <w:rPr>
+          <w:b/>
+          <w:bCs/>
+        </w:rPr>
+        <w:t>What is %</w:t>
+      </w:r>
+      <w:proofErr w:type="spellStart"/>
+      <w:r>
+        <w:rPr>
+          <w:b/>
+          <w:bCs/>
+        </w:rPr>
+        <w:t>errorlevel</w:t>
+      </w:r>
+      <w:proofErr w:type="spellEnd"/>
+      <w:r>
+        <w:rPr>
+          <w:b/>
+          <w:bCs/>
+        </w:rPr>
+        <w:t>%?</w:t>
+      </w:r>
+      <w:r>
+        <w:t> </w:t>
+      </w:r>
+    </w:p>
+    <w:p>
+      <w:r>
+        <w:t>It's a hidden variable the computer updates after every command. </w:t>
+      </w:r>
+    </w:p>
+    <w:p>
+      <w:r>
+        <w:rPr>
+          <w:b/>
+          <w:bCs/>
+        </w:rPr>
+        <w:t>0</w:t>
+      </w:r>
+      <w:r>
+        <w:t> means </w:t>
+      </w:r>
+      <w:r>
+        <w:rPr>
+          <w:b/>
+          <w:bCs/>
+        </w:rPr>
+        <w:t>A+ (Worked)</w:t>
+      </w:r>
+      <w:r>
+        <w:t>. </w:t>
+      </w:r>
+    </w:p>
+    <w:p>
+      <w:r>
+        <w:rPr>
+          <w:b/>
+          <w:bCs/>
+        </w:rPr>
+        <w:t>1 or higher</w:t>
+      </w:r>
+      <w:r>
+        <w:t> means </w:t>
+      </w:r>
+      <w:r>
+        <w:rPr>
+          <w:b/>
+          <w:bCs/>
+        </w:rPr>
+        <w:t>Fail (Something broke)</w:t>
+      </w:r>
+      <w:r>
+        <w:t>.</w:t>
+      </w:r>
+      <w:r>
+        <w:t xml:space="preserve"> </w:t>
+      </w:r>
+    </w:p>
     <w:p/>
     <w:p/>
     <w:p/>
@@ -7194,25 +7524,24 @@
     <w:p/>
     <w:p/>
     <w:p/>
+    <w:p>
+      <w:pPr>
+        <w:rPr>
+          <w:b/>
+          <w:bCs/>
+        </w:rPr>
+      </w:pPr>
+      <w:r>
+        <w:rPr>
+          <w:rFonts w:ascii="Segoe UI Emoji" w:hAnsi="Segoe UI Emoji" w:cs="Segoe UI Emoji"/>
+        </w:rPr>
+        <w:t>🟢🟢🟢🟢🟢🟢🟢🟢🟢🟢🟢🔴🔴🔴🔴🔴🔴🔴🔴🔴🔴🔴🔴🔴🔴</w:t>
+      </w:r>
+    </w:p>
     <w:p/>
     <w:p>
       <w:pPr>
         <w:rPr>
-          <w:b/>
-          <w:bCs/>
-        </w:rPr>
-      </w:pPr>
-      <w:r>
-        <w:rPr>
-          <w:rFonts w:ascii="Segoe UI Emoji" w:hAnsi="Segoe UI Emoji" w:cs="Segoe UI Emoji"/>
-        </w:rPr>
-        <w:t>🟢🟢🟢🟢🟢🟢🟢🟢🟢🟢🟢🔴🔴🔴🔴🔴🔴🔴🔴🔴🔴🔴🔴🔴🔴</w:t>
-      </w:r>
-    </w:p>
-    <w:p/>
-    <w:p>
-      <w:pPr>
-        <w:rPr>
           <w:color w:val="6600FF"/>
         </w:rPr>
       </w:pPr>
@@ -7485,6 +7814,7 @@
         <w:rPr>
           <w:color w:val="6600FF"/>
         </w:rPr>
+        <w:lastRenderedPageBreak/>
         <w:t>Setting exit codes (EXIT /B &lt;code&gt;)</w:t>
       </w:r>
     </w:p>
@@ -7614,193 +7944,193 @@
         </w:numPr>
       </w:pPr>
       <w:r>
+        <w:t>SET command (SET var=value)</w:t>
+      </w:r>
+    </w:p>
+    <w:p>
+      <w:pPr>
+        <w:numPr>
+          <w:ilvl w:val="0"/>
+          <w:numId w:val="8"/>
+        </w:numPr>
+      </w:pPr>
+      <w:r>
+        <w:t>No spaces around = (common pitfall)</w:t>
+      </w:r>
+    </w:p>
+    <w:p>
+      <w:pPr>
+        <w:numPr>
+          <w:ilvl w:val="0"/>
+          <w:numId w:val="8"/>
+        </w:numPr>
+      </w:pPr>
+      <w:r>
+        <w:t>Reading variables (%var%)</w:t>
+      </w:r>
+    </w:p>
+    <w:p>
+      <w:pPr>
+        <w:numPr>
+          <w:ilvl w:val="0"/>
+          <w:numId w:val="8"/>
+        </w:numPr>
+      </w:pPr>
+      <w:r>
+        <w:t>Unsetting variables (SET var=)</w:t>
+      </w:r>
+    </w:p>
+    <w:p>
+      <w:r>
+        <w:rPr>
+          <w:b/>
+          <w:bCs/>
+        </w:rPr>
+        <w:t>2.3 Variable Scope</w:t>
+      </w:r>
+    </w:p>
+    <w:p>
+      <w:pPr>
+        <w:numPr>
+          <w:ilvl w:val="0"/>
+          <w:numId w:val="9"/>
+        </w:numPr>
+      </w:pPr>
+      <w:r>
+        <w:t>Global variables (persist in session)</w:t>
+      </w:r>
+    </w:p>
+    <w:p>
+      <w:pPr>
+        <w:numPr>
+          <w:ilvl w:val="0"/>
+          <w:numId w:val="9"/>
+        </w:numPr>
+      </w:pPr>
+      <w:r>
+        <w:t>Local variables (SETLOCAL/ENDLOCAL)</w:t>
+      </w:r>
+    </w:p>
+    <w:p>
+      <w:pPr>
+        <w:numPr>
+          <w:ilvl w:val="0"/>
+          <w:numId w:val="9"/>
+        </w:numPr>
+      </w:pPr>
+      <w:r>
+        <w:t>Nested SETLOCAL (scope stacking)</w:t>
+      </w:r>
+    </w:p>
+    <w:p>
+      <w:r>
+        <w:rPr>
+          <w:b/>
+          <w:bCs/>
+        </w:rPr>
+        <w:t>2.4 Delayed Expansion</w:t>
+      </w:r>
+    </w:p>
+    <w:p>
+      <w:pPr>
+        <w:numPr>
+          <w:ilvl w:val="0"/>
+          <w:numId w:val="10"/>
+        </w:numPr>
+      </w:pPr>
+      <w:r>
+        <w:t>Why delayed expansion? (FOR loops, IF blocks)</w:t>
+      </w:r>
+    </w:p>
+    <w:p>
+      <w:pPr>
+        <w:numPr>
+          <w:ilvl w:val="0"/>
+          <w:numId w:val="10"/>
+        </w:numPr>
+      </w:pPr>
+      <w:r>
+        <w:t xml:space="preserve">Enabling (SETLOCAL </w:t>
+      </w:r>
+      <w:proofErr w:type="spellStart"/>
+      <w:r>
+        <w:t>EnableDelayedExpansion</w:t>
+      </w:r>
+      <w:proofErr w:type="spellEnd"/>
+      <w:r>
+        <w:t>)</w:t>
+      </w:r>
+    </w:p>
+    <w:p>
+      <w:pPr>
+        <w:numPr>
+          <w:ilvl w:val="0"/>
+          <w:numId w:val="10"/>
+        </w:numPr>
+      </w:pPr>
+      <w:r>
+        <w:t xml:space="preserve">Syntax </w:t>
+      </w:r>
+      <w:proofErr w:type="gramStart"/>
+      <w:r>
+        <w:t>(!var</w:t>
+      </w:r>
+      <w:proofErr w:type="gramEnd"/>
+      <w:r>
+        <w:t>! vs %var%)</w:t>
+      </w:r>
+    </w:p>
+    <w:p>
+      <w:pPr>
+        <w:numPr>
+          <w:ilvl w:val="0"/>
+          <w:numId w:val="10"/>
+        </w:numPr>
+      </w:pPr>
+      <w:r>
+        <w:t>When to use each</w:t>
+      </w:r>
+    </w:p>
+    <w:p>
+      <w:r>
+        <w:rPr>
+          <w:b/>
+          <w:bCs/>
+        </w:rPr>
+        <w:t>2.5 Special Variable Syntax</w:t>
+      </w:r>
+    </w:p>
+    <w:p>
+      <w:pPr>
+        <w:numPr>
+          <w:ilvl w:val="0"/>
+          <w:numId w:val="11"/>
+        </w:numPr>
+      </w:pPr>
+      <w:r>
+        <w:t>Command-line arguments (%0, %1, %2, ..., %9, %*)</w:t>
+      </w:r>
+    </w:p>
+    <w:p>
+      <w:pPr>
+        <w:numPr>
+          <w:ilvl w:val="0"/>
+          <w:numId w:val="11"/>
+        </w:numPr>
+      </w:pPr>
+      <w:r>
+        <w:t>Batch file path/name (%~dp0, %~nx0, %~f0)</w:t>
+      </w:r>
+    </w:p>
+    <w:p>
+      <w:pPr>
+        <w:numPr>
+          <w:ilvl w:val="0"/>
+          <w:numId w:val="11"/>
+        </w:numPr>
+      </w:pPr>
+      <w:r>
         <w:lastRenderedPageBreak/>
-        <w:t>SET command (SET var=value)</w:t>
-      </w:r>
-    </w:p>
-    <w:p>
-      <w:pPr>
-        <w:numPr>
-          <w:ilvl w:val="0"/>
-          <w:numId w:val="8"/>
-        </w:numPr>
-      </w:pPr>
-      <w:r>
-        <w:t>No spaces around = (common pitfall)</w:t>
-      </w:r>
-    </w:p>
-    <w:p>
-      <w:pPr>
-        <w:numPr>
-          <w:ilvl w:val="0"/>
-          <w:numId w:val="8"/>
-        </w:numPr>
-      </w:pPr>
-      <w:r>
-        <w:t>Reading variables (%var%)</w:t>
-      </w:r>
-    </w:p>
-    <w:p>
-      <w:pPr>
-        <w:numPr>
-          <w:ilvl w:val="0"/>
-          <w:numId w:val="8"/>
-        </w:numPr>
-      </w:pPr>
-      <w:r>
-        <w:t>Unsetting variables (SET var=)</w:t>
-      </w:r>
-    </w:p>
-    <w:p>
-      <w:r>
-        <w:rPr>
-          <w:b/>
-          <w:bCs/>
-        </w:rPr>
-        <w:t>2.3 Variable Scope</w:t>
-      </w:r>
-    </w:p>
-    <w:p>
-      <w:pPr>
-        <w:numPr>
-          <w:ilvl w:val="0"/>
-          <w:numId w:val="9"/>
-        </w:numPr>
-      </w:pPr>
-      <w:r>
-        <w:t>Global variables (persist in session)</w:t>
-      </w:r>
-    </w:p>
-    <w:p>
-      <w:pPr>
-        <w:numPr>
-          <w:ilvl w:val="0"/>
-          <w:numId w:val="9"/>
-        </w:numPr>
-      </w:pPr>
-      <w:r>
-        <w:t>Local variables (SETLOCAL/ENDLOCAL)</w:t>
-      </w:r>
-    </w:p>
-    <w:p>
-      <w:pPr>
-        <w:numPr>
-          <w:ilvl w:val="0"/>
-          <w:numId w:val="9"/>
-        </w:numPr>
-      </w:pPr>
-      <w:r>
-        <w:t>Nested SETLOCAL (scope stacking)</w:t>
-      </w:r>
-    </w:p>
-    <w:p>
-      <w:r>
-        <w:rPr>
-          <w:b/>
-          <w:bCs/>
-        </w:rPr>
-        <w:t>2.4 Delayed Expansion</w:t>
-      </w:r>
-    </w:p>
-    <w:p>
-      <w:pPr>
-        <w:numPr>
-          <w:ilvl w:val="0"/>
-          <w:numId w:val="10"/>
-        </w:numPr>
-      </w:pPr>
-      <w:r>
-        <w:t>Why delayed expansion? (FOR loops, IF blocks)</w:t>
-      </w:r>
-    </w:p>
-    <w:p>
-      <w:pPr>
-        <w:numPr>
-          <w:ilvl w:val="0"/>
-          <w:numId w:val="10"/>
-        </w:numPr>
-      </w:pPr>
-      <w:r>
-        <w:t xml:space="preserve">Enabling (SETLOCAL </w:t>
-      </w:r>
-      <w:proofErr w:type="spellStart"/>
-      <w:r>
-        <w:t>EnableDelayedExpansion</w:t>
-      </w:r>
-      <w:proofErr w:type="spellEnd"/>
-      <w:r>
-        <w:t>)</w:t>
-      </w:r>
-    </w:p>
-    <w:p>
-      <w:pPr>
-        <w:numPr>
-          <w:ilvl w:val="0"/>
-          <w:numId w:val="10"/>
-        </w:numPr>
-      </w:pPr>
-      <w:r>
-        <w:t xml:space="preserve">Syntax </w:t>
-      </w:r>
-      <w:proofErr w:type="gramStart"/>
-      <w:r>
-        <w:t>(!var</w:t>
-      </w:r>
-      <w:proofErr w:type="gramEnd"/>
-      <w:r>
-        <w:t>! vs %var%)</w:t>
-      </w:r>
-    </w:p>
-    <w:p>
-      <w:pPr>
-        <w:numPr>
-          <w:ilvl w:val="0"/>
-          <w:numId w:val="10"/>
-        </w:numPr>
-      </w:pPr>
-      <w:r>
-        <w:t>When to use each</w:t>
-      </w:r>
-    </w:p>
-    <w:p>
-      <w:r>
-        <w:rPr>
-          <w:b/>
-          <w:bCs/>
-        </w:rPr>
-        <w:t>2.5 Special Variable Syntax</w:t>
-      </w:r>
-    </w:p>
-    <w:p>
-      <w:pPr>
-        <w:numPr>
-          <w:ilvl w:val="0"/>
-          <w:numId w:val="11"/>
-        </w:numPr>
-      </w:pPr>
-      <w:r>
-        <w:t>Command-line arguments (%0, %1, %2, ..., %9, %*)</w:t>
-      </w:r>
-    </w:p>
-    <w:p>
-      <w:pPr>
-        <w:numPr>
-          <w:ilvl w:val="0"/>
-          <w:numId w:val="11"/>
-        </w:numPr>
-      </w:pPr>
-      <w:r>
-        <w:t>Batch file path/name (%~dp0, %~nx0, %~f0)</w:t>
-      </w:r>
-    </w:p>
-    <w:p>
-      <w:pPr>
-        <w:numPr>
-          <w:ilvl w:val="0"/>
-          <w:numId w:val="11"/>
-        </w:numPr>
-      </w:pPr>
-      <w:r>
         <w:t>Substring extraction (%</w:t>
       </w:r>
       <w:proofErr w:type="gramStart"/>
@@ -7950,193 +8280,193 @@
         </w:numPr>
       </w:pPr>
       <w:r>
+        <w:t>String comparison (IF "string1"=="string2")</w:t>
+      </w:r>
+    </w:p>
+    <w:p>
+      <w:pPr>
+        <w:numPr>
+          <w:ilvl w:val="0"/>
+          <w:numId w:val="13"/>
+        </w:numPr>
+      </w:pPr>
+      <w:r>
+        <w:t>Case sensitivity (default case-sensitive, /I for case-insensitive)</w:t>
+      </w:r>
+    </w:p>
+    <w:p>
+      <w:pPr>
+        <w:numPr>
+          <w:ilvl w:val="0"/>
+          <w:numId w:val="13"/>
+        </w:numPr>
+      </w:pPr>
+      <w:r>
+        <w:t>Numeric comparison (EQU, NEQ, LSS, LEQ, GTR, GEQ)</w:t>
+      </w:r>
+    </w:p>
+    <w:p>
+      <w:pPr>
+        <w:numPr>
+          <w:ilvl w:val="0"/>
+          <w:numId w:val="13"/>
+        </w:numPr>
+      </w:pPr>
+      <w:r>
+        <w:t>File/directory existence (IF EXIST path)</w:t>
+      </w:r>
+    </w:p>
+    <w:p>
+      <w:pPr>
+        <w:numPr>
+          <w:ilvl w:val="0"/>
+          <w:numId w:val="13"/>
+        </w:numPr>
+      </w:pPr>
+      <w:r>
+        <w:t>DEFINED check (IF DEFINED var)</w:t>
+      </w:r>
+    </w:p>
+    <w:p>
+      <w:pPr>
+        <w:numPr>
+          <w:ilvl w:val="0"/>
+          <w:numId w:val="13"/>
+        </w:numPr>
+      </w:pPr>
+      <w:r>
+        <w:t>NOT operator (IF NOT condition)</w:t>
+      </w:r>
+    </w:p>
+    <w:p>
+      <w:r>
+        <w:rPr>
+          <w:b/>
+          <w:bCs/>
+        </w:rPr>
+        <w:t>3.2 IF...ELSE Statements</w:t>
+      </w:r>
+    </w:p>
+    <w:p>
+      <w:pPr>
+        <w:numPr>
+          <w:ilvl w:val="0"/>
+          <w:numId w:val="14"/>
+        </w:numPr>
+      </w:pPr>
+      <w:r>
+        <w:t>ELSE clause syntax (must be on same line as closing parenthesis)</w:t>
+      </w:r>
+    </w:p>
+    <w:p>
+      <w:pPr>
+        <w:numPr>
+          <w:ilvl w:val="0"/>
+          <w:numId w:val="14"/>
+        </w:numPr>
+      </w:pPr>
+      <w:r>
+        <w:t>Multi-line IF blocks (proper syntax)</w:t>
+      </w:r>
+    </w:p>
+    <w:p>
+      <w:pPr>
+        <w:numPr>
+          <w:ilvl w:val="0"/>
+          <w:numId w:val="14"/>
+        </w:numPr>
+      </w:pPr>
+      <w:r>
+        <w:t>Nested IF statements</w:t>
+      </w:r>
+    </w:p>
+    <w:p>
+      <w:r>
+        <w:rPr>
+          <w:b/>
+          <w:bCs/>
+        </w:rPr>
+        <w:t>3.3 Error Level Checking</w:t>
+      </w:r>
+    </w:p>
+    <w:p>
+      <w:pPr>
+        <w:numPr>
+          <w:ilvl w:val="0"/>
+          <w:numId w:val="15"/>
+        </w:numPr>
+      </w:pPr>
+      <w:r>
+        <w:t>IF ERRORLEVEL N (checks &gt;= N, legacy)</w:t>
+      </w:r>
+    </w:p>
+    <w:p>
+      <w:pPr>
+        <w:numPr>
+          <w:ilvl w:val="0"/>
+          <w:numId w:val="15"/>
+        </w:numPr>
+      </w:pPr>
+      <w:r>
+        <w:t>IF %ERRORLEVEL%==N (checks exact value, modern)</w:t>
+      </w:r>
+    </w:p>
+    <w:p>
+      <w:pPr>
+        <w:numPr>
+          <w:ilvl w:val="0"/>
+          <w:numId w:val="15"/>
+        </w:numPr>
+      </w:pPr>
+      <w:r>
+        <w:t xml:space="preserve">Combining with commands (command &amp;&amp; </w:t>
+      </w:r>
+      <w:proofErr w:type="spellStart"/>
+      <w:r>
+        <w:t>success_action</w:t>
+      </w:r>
+      <w:proofErr w:type="spellEnd"/>
+      <w:r>
+        <w:t xml:space="preserve"> || </w:t>
+      </w:r>
+      <w:proofErr w:type="spellStart"/>
+      <w:r>
+        <w:t>failure_action</w:t>
+      </w:r>
+      <w:proofErr w:type="spellEnd"/>
+      <w:r>
+        <w:t>)</w:t>
+      </w:r>
+    </w:p>
+    <w:p>
+      <w:r>
+        <w:rPr>
+          <w:b/>
+          <w:bCs/>
+        </w:rPr>
+        <w:t>3.4 FOR Loops (Iteration)</w:t>
+      </w:r>
+    </w:p>
+    <w:p>
+      <w:pPr>
+        <w:numPr>
+          <w:ilvl w:val="0"/>
+          <w:numId w:val="16"/>
+        </w:numPr>
+      </w:pPr>
+      <w:r>
+        <w:t>Basic FOR syntax (FOR %%var IN (set) DO command)</w:t>
+      </w:r>
+    </w:p>
+    <w:p>
+      <w:pPr>
+        <w:numPr>
+          <w:ilvl w:val="0"/>
+          <w:numId w:val="16"/>
+        </w:numPr>
+      </w:pPr>
+      <w:r>
         <w:lastRenderedPageBreak/>
-        <w:t>String comparison (IF "string1"=="string2")</w:t>
-      </w:r>
-    </w:p>
-    <w:p>
-      <w:pPr>
-        <w:numPr>
-          <w:ilvl w:val="0"/>
-          <w:numId w:val="13"/>
-        </w:numPr>
-      </w:pPr>
-      <w:r>
-        <w:t>Case sensitivity (default case-sensitive, /I for case-insensitive)</w:t>
-      </w:r>
-    </w:p>
-    <w:p>
-      <w:pPr>
-        <w:numPr>
-          <w:ilvl w:val="0"/>
-          <w:numId w:val="13"/>
-        </w:numPr>
-      </w:pPr>
-      <w:r>
-        <w:t>Numeric comparison (EQU, NEQ, LSS, LEQ, GTR, GEQ)</w:t>
-      </w:r>
-    </w:p>
-    <w:p>
-      <w:pPr>
-        <w:numPr>
-          <w:ilvl w:val="0"/>
-          <w:numId w:val="13"/>
-        </w:numPr>
-      </w:pPr>
-      <w:r>
-        <w:t>File/directory existence (IF EXIST path)</w:t>
-      </w:r>
-    </w:p>
-    <w:p>
-      <w:pPr>
-        <w:numPr>
-          <w:ilvl w:val="0"/>
-          <w:numId w:val="13"/>
-        </w:numPr>
-      </w:pPr>
-      <w:r>
-        <w:t>DEFINED check (IF DEFINED var)</w:t>
-      </w:r>
-    </w:p>
-    <w:p>
-      <w:pPr>
-        <w:numPr>
-          <w:ilvl w:val="0"/>
-          <w:numId w:val="13"/>
-        </w:numPr>
-      </w:pPr>
-      <w:r>
-        <w:t>NOT operator (IF NOT condition)</w:t>
-      </w:r>
-    </w:p>
-    <w:p>
-      <w:r>
-        <w:rPr>
-          <w:b/>
-          <w:bCs/>
-        </w:rPr>
-        <w:t>3.2 IF...ELSE Statements</w:t>
-      </w:r>
-    </w:p>
-    <w:p>
-      <w:pPr>
-        <w:numPr>
-          <w:ilvl w:val="0"/>
-          <w:numId w:val="14"/>
-        </w:numPr>
-      </w:pPr>
-      <w:r>
-        <w:t>ELSE clause syntax (must be on same line as closing parenthesis)</w:t>
-      </w:r>
-    </w:p>
-    <w:p>
-      <w:pPr>
-        <w:numPr>
-          <w:ilvl w:val="0"/>
-          <w:numId w:val="14"/>
-        </w:numPr>
-      </w:pPr>
-      <w:r>
-        <w:t>Multi-line IF blocks (proper syntax)</w:t>
-      </w:r>
-    </w:p>
-    <w:p>
-      <w:pPr>
-        <w:numPr>
-          <w:ilvl w:val="0"/>
-          <w:numId w:val="14"/>
-        </w:numPr>
-      </w:pPr>
-      <w:r>
-        <w:t>Nested IF statements</w:t>
-      </w:r>
-    </w:p>
-    <w:p>
-      <w:r>
-        <w:rPr>
-          <w:b/>
-          <w:bCs/>
-        </w:rPr>
-        <w:t>3.3 Error Level Checking</w:t>
-      </w:r>
-    </w:p>
-    <w:p>
-      <w:pPr>
-        <w:numPr>
-          <w:ilvl w:val="0"/>
-          <w:numId w:val="15"/>
-        </w:numPr>
-      </w:pPr>
-      <w:r>
-        <w:t>IF ERRORLEVEL N (checks &gt;= N, legacy)</w:t>
-      </w:r>
-    </w:p>
-    <w:p>
-      <w:pPr>
-        <w:numPr>
-          <w:ilvl w:val="0"/>
-          <w:numId w:val="15"/>
-        </w:numPr>
-      </w:pPr>
-      <w:r>
-        <w:t>IF %ERRORLEVEL%==N (checks exact value, modern)</w:t>
-      </w:r>
-    </w:p>
-    <w:p>
-      <w:pPr>
-        <w:numPr>
-          <w:ilvl w:val="0"/>
-          <w:numId w:val="15"/>
-        </w:numPr>
-      </w:pPr>
-      <w:r>
-        <w:t xml:space="preserve">Combining with commands (command &amp;&amp; </w:t>
-      </w:r>
-      <w:proofErr w:type="spellStart"/>
-      <w:r>
-        <w:t>success_action</w:t>
-      </w:r>
-      <w:proofErr w:type="spellEnd"/>
-      <w:r>
-        <w:t xml:space="preserve"> || </w:t>
-      </w:r>
-      <w:proofErr w:type="spellStart"/>
-      <w:r>
-        <w:t>failure_action</w:t>
-      </w:r>
-      <w:proofErr w:type="spellEnd"/>
-      <w:r>
-        <w:t>)</w:t>
-      </w:r>
-    </w:p>
-    <w:p>
-      <w:r>
-        <w:rPr>
-          <w:b/>
-          <w:bCs/>
-        </w:rPr>
-        <w:t>3.4 FOR Loops (Iteration)</w:t>
-      </w:r>
-    </w:p>
-    <w:p>
-      <w:pPr>
-        <w:numPr>
-          <w:ilvl w:val="0"/>
-          <w:numId w:val="16"/>
-        </w:numPr>
-      </w:pPr>
-      <w:r>
-        <w:t>Basic FOR syntax (FOR %%var IN (set) DO command)</w:t>
-      </w:r>
-    </w:p>
-    <w:p>
-      <w:pPr>
-        <w:numPr>
-          <w:ilvl w:val="0"/>
-          <w:numId w:val="16"/>
-        </w:numPr>
-      </w:pPr>
-      <w:r>
         <w:t>Loop variable naming (%%</w:t>
       </w:r>
       <w:proofErr w:type="spellStart"/>
@@ -8330,7 +8660,6 @@
         </w:numPr>
       </w:pPr>
       <w:r>
-        <w:lastRenderedPageBreak/>
         <w:t>tokens= (which columns to extract, 1-based)</w:t>
       </w:r>
     </w:p>
@@ -8527,6 +8856,7 @@
         </w:numPr>
       </w:pPr>
       <w:r>
+        <w:lastRenderedPageBreak/>
         <w:t>Multiple loop variables (%%</w:t>
       </w:r>
       <w:proofErr w:type="spellStart"/>
@@ -8711,7 +9041,6 @@
         </w:numPr>
       </w:pPr>
       <w:r>
-        <w:lastRenderedPageBreak/>
         <w:t>Calling external batch files</w:t>
       </w:r>
     </w:p>
@@ -8890,6 +9219,7 @@
         </w:numPr>
       </w:pPr>
       <w:r>
+        <w:lastRenderedPageBreak/>
         <w:t>Force deletion (/F, /Q flags)</w:t>
       </w:r>
     </w:p>
@@ -9024,7 +9354,6 @@
         </w:numPr>
       </w:pPr>
       <w:r>
-        <w:lastRenderedPageBreak/>
         <w:t>Removing attributes (ATTRIB -H -R file.txt)</w:t>
       </w:r>
     </w:p>
@@ -9216,6 +9545,7 @@
         </w:numPr>
       </w:pPr>
       <w:r>
+        <w:lastRenderedPageBreak/>
         <w:t>Replacing first occurrence</w:t>
       </w:r>
     </w:p>
@@ -9350,7 +9680,6 @@
         </w:numPr>
       </w:pPr>
       <w:r>
-        <w:lastRenderedPageBreak/>
         <w:t>No built-in (workaround required)</w:t>
       </w:r>
     </w:p>
@@ -9526,6 +9855,7 @@
         </w:numPr>
       </w:pPr>
       <w:r>
+        <w:lastRenderedPageBreak/>
         <w:t>TITLE command (set window title)</w:t>
       </w:r>
     </w:p>
@@ -9652,7 +9982,6 @@
           <w:b/>
           <w:bCs/>
         </w:rPr>
-        <w:lastRenderedPageBreak/>
         <w:t>6.5 Suppressing Output</w:t>
       </w:r>
     </w:p>
@@ -9860,6 +10189,7 @@
         </w:numPr>
       </w:pPr>
       <w:r>
+        <w:lastRenderedPageBreak/>
         <w:t>Using %1, %2, %3, etc. in function</w:t>
       </w:r>
     </w:p>
@@ -9986,7 +10316,6 @@
         </w:numPr>
       </w:pPr>
       <w:r>
-        <w:lastRenderedPageBreak/>
         <w:t>Calling function from within itself</w:t>
       </w:r>
     </w:p>
@@ -10155,6 +10484,7 @@
           <w:b/>
           <w:bCs/>
         </w:rPr>
+        <w:lastRenderedPageBreak/>
         <w:t>8.4 Graceful Degradation</w:t>
       </w:r>
     </w:p>
@@ -10287,175 +10617,175 @@
         </w:numPr>
       </w:pPr>
       <w:r>
+        <w:t>Basic ping (PING hostname)</w:t>
+      </w:r>
+    </w:p>
+    <w:p>
+      <w:pPr>
+        <w:numPr>
+          <w:ilvl w:val="0"/>
+          <w:numId w:val="53"/>
+        </w:numPr>
+      </w:pPr>
+      <w:r>
+        <w:t>Options (-n, -t, -w)</w:t>
+      </w:r>
+    </w:p>
+    <w:p>
+      <w:pPr>
+        <w:numPr>
+          <w:ilvl w:val="0"/>
+          <w:numId w:val="53"/>
+        </w:numPr>
+      </w:pPr>
+      <w:r>
+        <w:t>Parsing output (checking if host is up)</w:t>
+      </w:r>
+    </w:p>
+    <w:p>
+      <w:r>
+        <w:rPr>
+          <w:b/>
+          <w:bCs/>
+        </w:rPr>
+        <w:t>9.2 IPCONFIG (IP Configuration)</w:t>
+      </w:r>
+    </w:p>
+    <w:p>
+      <w:pPr>
+        <w:numPr>
+          <w:ilvl w:val="0"/>
+          <w:numId w:val="54"/>
+        </w:numPr>
+      </w:pPr>
+      <w:r>
+        <w:t>Display IP info (IPCONFIG /ALL)</w:t>
+      </w:r>
+    </w:p>
+    <w:p>
+      <w:pPr>
+        <w:numPr>
+          <w:ilvl w:val="0"/>
+          <w:numId w:val="54"/>
+        </w:numPr>
+      </w:pPr>
+      <w:r>
+        <w:t>Release/renew IP (IPCONFIG /RELEASE, IPCONFIG /RENEW)</w:t>
+      </w:r>
+    </w:p>
+    <w:p>
+      <w:pPr>
+        <w:numPr>
+          <w:ilvl w:val="0"/>
+          <w:numId w:val="54"/>
+        </w:numPr>
+      </w:pPr>
+      <w:r>
+        <w:t>Flush DNS cache (IPCONFIG /FLUSHDNS)</w:t>
+      </w:r>
+    </w:p>
+    <w:p>
+      <w:r>
+        <w:rPr>
+          <w:b/>
+          <w:bCs/>
+        </w:rPr>
+        <w:t>9.3 NETSTAT (Network Statistics)</w:t>
+      </w:r>
+    </w:p>
+    <w:p>
+      <w:pPr>
+        <w:numPr>
+          <w:ilvl w:val="0"/>
+          <w:numId w:val="55"/>
+        </w:numPr>
+      </w:pPr>
+      <w:r>
+        <w:t>Display active connections (NETSTAT -AN)</w:t>
+      </w:r>
+    </w:p>
+    <w:p>
+      <w:pPr>
+        <w:numPr>
+          <w:ilvl w:val="0"/>
+          <w:numId w:val="55"/>
+        </w:numPr>
+      </w:pPr>
+      <w:r>
+        <w:t>Show listening ports (NETSTAT -AN | FIND "LISTENING")</w:t>
+      </w:r>
+    </w:p>
+    <w:p>
+      <w:pPr>
+        <w:numPr>
+          <w:ilvl w:val="0"/>
+          <w:numId w:val="55"/>
+        </w:numPr>
+      </w:pPr>
+      <w:r>
+        <w:t>Process IDs (NETSTAT -ANO)</w:t>
+      </w:r>
+    </w:p>
+    <w:p>
+      <w:r>
+        <w:rPr>
+          <w:b/>
+          <w:bCs/>
+        </w:rPr>
+        <w:t>9.4 NET Commands</w:t>
+      </w:r>
+    </w:p>
+    <w:p>
+      <w:pPr>
+        <w:numPr>
+          <w:ilvl w:val="0"/>
+          <w:numId w:val="56"/>
+        </w:numPr>
+      </w:pPr>
+      <w:r>
+        <w:t>NET USE (map network drives)</w:t>
+      </w:r>
+    </w:p>
+    <w:p>
+      <w:pPr>
+        <w:numPr>
+          <w:ilvl w:val="0"/>
+          <w:numId w:val="56"/>
+        </w:numPr>
+      </w:pPr>
+      <w:r>
+        <w:t>NET USER (manage users)</w:t>
+      </w:r>
+    </w:p>
+    <w:p>
+      <w:pPr>
+        <w:numPr>
+          <w:ilvl w:val="0"/>
+          <w:numId w:val="56"/>
+        </w:numPr>
+      </w:pPr>
+      <w:r>
+        <w:t>NET SHARE (manage shares)</w:t>
+      </w:r>
+    </w:p>
+    <w:p>
+      <w:pPr>
+        <w:numPr>
+          <w:ilvl w:val="0"/>
+          <w:numId w:val="56"/>
+        </w:numPr>
+      </w:pPr>
+      <w:r>
+        <w:t>NET START/STOP (manage services)</w:t>
+      </w:r>
+    </w:p>
+    <w:p>
+      <w:r>
+        <w:rPr>
+          <w:b/>
+          <w:bCs/>
+        </w:rPr>
         <w:lastRenderedPageBreak/>
-        <w:t>Basic ping (PING hostname)</w:t>
-      </w:r>
-    </w:p>
-    <w:p>
-      <w:pPr>
-        <w:numPr>
-          <w:ilvl w:val="0"/>
-          <w:numId w:val="53"/>
-        </w:numPr>
-      </w:pPr>
-      <w:r>
-        <w:t>Options (-n, -t, -w)</w:t>
-      </w:r>
-    </w:p>
-    <w:p>
-      <w:pPr>
-        <w:numPr>
-          <w:ilvl w:val="0"/>
-          <w:numId w:val="53"/>
-        </w:numPr>
-      </w:pPr>
-      <w:r>
-        <w:t>Parsing output (checking if host is up)</w:t>
-      </w:r>
-    </w:p>
-    <w:p>
-      <w:r>
-        <w:rPr>
-          <w:b/>
-          <w:bCs/>
-        </w:rPr>
-        <w:t>9.2 IPCONFIG (IP Configuration)</w:t>
-      </w:r>
-    </w:p>
-    <w:p>
-      <w:pPr>
-        <w:numPr>
-          <w:ilvl w:val="0"/>
-          <w:numId w:val="54"/>
-        </w:numPr>
-      </w:pPr>
-      <w:r>
-        <w:t>Display IP info (IPCONFIG /ALL)</w:t>
-      </w:r>
-    </w:p>
-    <w:p>
-      <w:pPr>
-        <w:numPr>
-          <w:ilvl w:val="0"/>
-          <w:numId w:val="54"/>
-        </w:numPr>
-      </w:pPr>
-      <w:r>
-        <w:t>Release/renew IP (IPCONFIG /RELEASE, IPCONFIG /RENEW)</w:t>
-      </w:r>
-    </w:p>
-    <w:p>
-      <w:pPr>
-        <w:numPr>
-          <w:ilvl w:val="0"/>
-          <w:numId w:val="54"/>
-        </w:numPr>
-      </w:pPr>
-      <w:r>
-        <w:t>Flush DNS cache (IPCONFIG /FLUSHDNS)</w:t>
-      </w:r>
-    </w:p>
-    <w:p>
-      <w:r>
-        <w:rPr>
-          <w:b/>
-          <w:bCs/>
-        </w:rPr>
-        <w:t>9.3 NETSTAT (Network Statistics)</w:t>
-      </w:r>
-    </w:p>
-    <w:p>
-      <w:pPr>
-        <w:numPr>
-          <w:ilvl w:val="0"/>
-          <w:numId w:val="55"/>
-        </w:numPr>
-      </w:pPr>
-      <w:r>
-        <w:t>Display active connections (NETSTAT -AN)</w:t>
-      </w:r>
-    </w:p>
-    <w:p>
-      <w:pPr>
-        <w:numPr>
-          <w:ilvl w:val="0"/>
-          <w:numId w:val="55"/>
-        </w:numPr>
-      </w:pPr>
-      <w:r>
-        <w:t>Show listening ports (NETSTAT -AN | FIND "LISTENING")</w:t>
-      </w:r>
-    </w:p>
-    <w:p>
-      <w:pPr>
-        <w:numPr>
-          <w:ilvl w:val="0"/>
-          <w:numId w:val="55"/>
-        </w:numPr>
-      </w:pPr>
-      <w:r>
-        <w:t>Process IDs (NETSTAT -ANO)</w:t>
-      </w:r>
-    </w:p>
-    <w:p>
-      <w:r>
-        <w:rPr>
-          <w:b/>
-          <w:bCs/>
-        </w:rPr>
-        <w:t>9.4 NET Commands</w:t>
-      </w:r>
-    </w:p>
-    <w:p>
-      <w:pPr>
-        <w:numPr>
-          <w:ilvl w:val="0"/>
-          <w:numId w:val="56"/>
-        </w:numPr>
-      </w:pPr>
-      <w:r>
-        <w:t>NET USE (map network drives)</w:t>
-      </w:r>
-    </w:p>
-    <w:p>
-      <w:pPr>
-        <w:numPr>
-          <w:ilvl w:val="0"/>
-          <w:numId w:val="56"/>
-        </w:numPr>
-      </w:pPr>
-      <w:r>
-        <w:t>NET USER (manage users)</w:t>
-      </w:r>
-    </w:p>
-    <w:p>
-      <w:pPr>
-        <w:numPr>
-          <w:ilvl w:val="0"/>
-          <w:numId w:val="56"/>
-        </w:numPr>
-      </w:pPr>
-      <w:r>
-        <w:t>NET SHARE (manage shares)</w:t>
-      </w:r>
-    </w:p>
-    <w:p>
-      <w:pPr>
-        <w:numPr>
-          <w:ilvl w:val="0"/>
-          <w:numId w:val="56"/>
-        </w:numPr>
-      </w:pPr>
-      <w:r>
-        <w:t>NET START/STOP (manage services)</w:t>
-      </w:r>
-    </w:p>
-    <w:p>
-      <w:r>
-        <w:rPr>
-          <w:b/>
-          <w:bCs/>
-        </w:rPr>
         <w:t>9.5 NSLOOKUP (DNS Lookup)</w:t>
       </w:r>
     </w:p>
@@ -10582,7 +10912,6 @@
         </w:numPr>
       </w:pPr>
       <w:r>
-        <w:lastRenderedPageBreak/>
         <w:t>CURL (if available, Windows 10 1803+)</w:t>
       </w:r>
     </w:p>
@@ -10769,6 +11098,7 @@
         </w:numPr>
       </w:pPr>
       <w:r>
+        <w:lastRenderedPageBreak/>
         <w:t>Query service status (SC QUERY)</w:t>
       </w:r>
     </w:p>
@@ -10895,7 +11225,6 @@
           <w:b/>
           <w:bCs/>
         </w:rPr>
-        <w:lastRenderedPageBreak/>
         <w:t>10.5 System Information</w:t>
       </w:r>
     </w:p>
@@ -11066,6 +11395,7 @@
         </w:numPr>
       </w:pPr>
       <w:r>
+        <w:lastRenderedPageBreak/>
         <w:t>No native arrays (workaround using indexed variables)</w:t>
       </w:r>
     </w:p>
@@ -11210,175 +11540,175 @@
         </w:numPr>
       </w:pPr>
       <w:r>
+        <w:t>Hybrid batch/PowerShell scripts</w:t>
+      </w:r>
+    </w:p>
+    <w:p>
+      <w:r>
+        <w:rPr>
+          <w:b/>
+          <w:bCs/>
+        </w:rPr>
+        <w:t>11.4 Date and Time Manipulation</w:t>
+      </w:r>
+    </w:p>
+    <w:p>
+      <w:pPr>
+        <w:numPr>
+          <w:ilvl w:val="0"/>
+          <w:numId w:val="72"/>
+        </w:numPr>
+      </w:pPr>
+      <w:r>
+        <w:t>Parsing %DATE% and %TIME%</w:t>
+      </w:r>
+    </w:p>
+    <w:p>
+      <w:pPr>
+        <w:numPr>
+          <w:ilvl w:val="0"/>
+          <w:numId w:val="72"/>
+        </w:numPr>
+      </w:pPr>
+      <w:r>
+        <w:t>Extracting year, month, day, hour, minute, second</w:t>
+      </w:r>
+    </w:p>
+    <w:p>
+      <w:pPr>
+        <w:numPr>
+          <w:ilvl w:val="0"/>
+          <w:numId w:val="72"/>
+        </w:numPr>
+      </w:pPr>
+      <w:r>
+        <w:t>Date arithmetic (add/subtract days, workaround)</w:t>
+      </w:r>
+    </w:p>
+    <w:p>
+      <w:pPr>
+        <w:numPr>
+          <w:ilvl w:val="0"/>
+          <w:numId w:val="72"/>
+        </w:numPr>
+      </w:pPr>
+      <w:r>
+        <w:t>Formatting dates (YYYY-MM-DD, DD/MM/YYYY)</w:t>
+      </w:r>
+    </w:p>
+    <w:p>
+      <w:r>
+        <w:rPr>
+          <w:b/>
+          <w:bCs/>
+        </w:rPr>
+        <w:t>11.5 Obfuscation Techniques</w:t>
+      </w:r>
+    </w:p>
+    <w:p>
+      <w:pPr>
+        <w:numPr>
+          <w:ilvl w:val="0"/>
+          <w:numId w:val="73"/>
+        </w:numPr>
+      </w:pPr>
+      <w:r>
+        <w:t>Variable indirection</w:t>
+      </w:r>
+    </w:p>
+    <w:p>
+      <w:pPr>
+        <w:numPr>
+          <w:ilvl w:val="0"/>
+          <w:numId w:val="73"/>
+        </w:numPr>
+      </w:pPr>
+      <w:r>
+        <w:t>Encoding commands (Base64, ROT13)</w:t>
+      </w:r>
+    </w:p>
+    <w:p>
+      <w:pPr>
+        <w:numPr>
+          <w:ilvl w:val="0"/>
+          <w:numId w:val="73"/>
+        </w:numPr>
+      </w:pPr>
+      <w:r>
+        <w:t>String concatenation obfuscation</w:t>
+      </w:r>
+    </w:p>
+    <w:p>
+      <w:pPr>
+        <w:numPr>
+          <w:ilvl w:val="0"/>
+          <w:numId w:val="73"/>
+        </w:numPr>
+      </w:pPr>
+      <w:r>
+        <w:t>Use cases (bypassing AV, CTF challenges, educational only)</w:t>
+      </w:r>
+    </w:p>
+    <w:p>
+      <w:r>
+        <w:rPr>
+          <w:b/>
+          <w:bCs/>
+        </w:rPr>
+        <w:t>11.6 Self-Extracting Scripts</w:t>
+      </w:r>
+    </w:p>
+    <w:p>
+      <w:pPr>
+        <w:numPr>
+          <w:ilvl w:val="0"/>
+          <w:numId w:val="74"/>
+        </w:numPr>
+      </w:pPr>
+      <w:r>
+        <w:t>Embedding files in batch script (Base64 encoded)</w:t>
+      </w:r>
+    </w:p>
+    <w:p>
+      <w:pPr>
+        <w:numPr>
+          <w:ilvl w:val="0"/>
+          <w:numId w:val="74"/>
+        </w:numPr>
+      </w:pPr>
+      <w:r>
+        <w:t>Extracting at runtime (CERTUTIL -decode)</w:t>
+      </w:r>
+    </w:p>
+    <w:p>
+      <w:pPr>
+        <w:numPr>
+          <w:ilvl w:val="0"/>
+          <w:numId w:val="74"/>
+        </w:numPr>
+      </w:pPr>
+      <w:r>
+        <w:t>Creating portable installers</w:t>
+      </w:r>
+    </w:p>
+    <w:p>
+      <w:r>
+        <w:rPr>
+          <w:b/>
+          <w:bCs/>
+        </w:rPr>
+        <w:t>11.7 GUI Elements (Basic)</w:t>
+      </w:r>
+    </w:p>
+    <w:p>
+      <w:pPr>
+        <w:numPr>
+          <w:ilvl w:val="0"/>
+          <w:numId w:val="75"/>
+        </w:numPr>
+      </w:pPr>
+      <w:r>
         <w:lastRenderedPageBreak/>
-        <w:t>Hybrid batch/PowerShell scripts</w:t>
-      </w:r>
-    </w:p>
-    <w:p>
-      <w:r>
-        <w:rPr>
-          <w:b/>
-          <w:bCs/>
-        </w:rPr>
-        <w:t>11.4 Date and Time Manipulation</w:t>
-      </w:r>
-    </w:p>
-    <w:p>
-      <w:pPr>
-        <w:numPr>
-          <w:ilvl w:val="0"/>
-          <w:numId w:val="72"/>
-        </w:numPr>
-      </w:pPr>
-      <w:r>
-        <w:t>Parsing %DATE% and %TIME%</w:t>
-      </w:r>
-    </w:p>
-    <w:p>
-      <w:pPr>
-        <w:numPr>
-          <w:ilvl w:val="0"/>
-          <w:numId w:val="72"/>
-        </w:numPr>
-      </w:pPr>
-      <w:r>
-        <w:t>Extracting year, month, day, hour, minute, second</w:t>
-      </w:r>
-    </w:p>
-    <w:p>
-      <w:pPr>
-        <w:numPr>
-          <w:ilvl w:val="0"/>
-          <w:numId w:val="72"/>
-        </w:numPr>
-      </w:pPr>
-      <w:r>
-        <w:t>Date arithmetic (add/subtract days, workaround)</w:t>
-      </w:r>
-    </w:p>
-    <w:p>
-      <w:pPr>
-        <w:numPr>
-          <w:ilvl w:val="0"/>
-          <w:numId w:val="72"/>
-        </w:numPr>
-      </w:pPr>
-      <w:r>
-        <w:t>Formatting dates (YYYY-MM-DD, DD/MM/YYYY)</w:t>
-      </w:r>
-    </w:p>
-    <w:p>
-      <w:r>
-        <w:rPr>
-          <w:b/>
-          <w:bCs/>
-        </w:rPr>
-        <w:t>11.5 Obfuscation Techniques</w:t>
-      </w:r>
-    </w:p>
-    <w:p>
-      <w:pPr>
-        <w:numPr>
-          <w:ilvl w:val="0"/>
-          <w:numId w:val="73"/>
-        </w:numPr>
-      </w:pPr>
-      <w:r>
-        <w:t>Variable indirection</w:t>
-      </w:r>
-    </w:p>
-    <w:p>
-      <w:pPr>
-        <w:numPr>
-          <w:ilvl w:val="0"/>
-          <w:numId w:val="73"/>
-        </w:numPr>
-      </w:pPr>
-      <w:r>
-        <w:t>Encoding commands (Base64, ROT13)</w:t>
-      </w:r>
-    </w:p>
-    <w:p>
-      <w:pPr>
-        <w:numPr>
-          <w:ilvl w:val="0"/>
-          <w:numId w:val="73"/>
-        </w:numPr>
-      </w:pPr>
-      <w:r>
-        <w:t>String concatenation obfuscation</w:t>
-      </w:r>
-    </w:p>
-    <w:p>
-      <w:pPr>
-        <w:numPr>
-          <w:ilvl w:val="0"/>
-          <w:numId w:val="73"/>
-        </w:numPr>
-      </w:pPr>
-      <w:r>
-        <w:t>Use cases (bypassing AV, CTF challenges, educational only)</w:t>
-      </w:r>
-    </w:p>
-    <w:p>
-      <w:r>
-        <w:rPr>
-          <w:b/>
-          <w:bCs/>
-        </w:rPr>
-        <w:t>11.6 Self-Extracting Scripts</w:t>
-      </w:r>
-    </w:p>
-    <w:p>
-      <w:pPr>
-        <w:numPr>
-          <w:ilvl w:val="0"/>
-          <w:numId w:val="74"/>
-        </w:numPr>
-      </w:pPr>
-      <w:r>
-        <w:t>Embedding files in batch script (Base64 encoded)</w:t>
-      </w:r>
-    </w:p>
-    <w:p>
-      <w:pPr>
-        <w:numPr>
-          <w:ilvl w:val="0"/>
-          <w:numId w:val="74"/>
-        </w:numPr>
-      </w:pPr>
-      <w:r>
-        <w:t>Extracting at runtime (CERTUTIL -decode)</w:t>
-      </w:r>
-    </w:p>
-    <w:p>
-      <w:pPr>
-        <w:numPr>
-          <w:ilvl w:val="0"/>
-          <w:numId w:val="74"/>
-        </w:numPr>
-      </w:pPr>
-      <w:r>
-        <w:t>Creating portable installers</w:t>
-      </w:r>
-    </w:p>
-    <w:p>
-      <w:r>
-        <w:rPr>
-          <w:b/>
-          <w:bCs/>
-        </w:rPr>
-        <w:t>11.7 GUI Elements (Basic)</w:t>
-      </w:r>
-    </w:p>
-    <w:p>
-      <w:pPr>
-        <w:numPr>
-          <w:ilvl w:val="0"/>
-          <w:numId w:val="75"/>
-        </w:numPr>
-      </w:pPr>
-      <w:r>
         <w:t>MSHTA (HTML Application, popup windows)</w:t>
       </w:r>
     </w:p>
@@ -11527,156 +11857,178 @@
         </w:numPr>
       </w:pPr>
       <w:r>
+        <w:t>Parse log files (Apache, IIS, custom logs)</w:t>
+      </w:r>
+    </w:p>
+    <w:p>
+      <w:pPr>
+        <w:numPr>
+          <w:ilvl w:val="0"/>
+          <w:numId w:val="77"/>
+        </w:numPr>
+      </w:pPr>
+      <w:r>
+        <w:t>Extract errors, warnings</w:t>
+      </w:r>
+    </w:p>
+    <w:p>
+      <w:pPr>
+        <w:numPr>
+          <w:ilvl w:val="0"/>
+          <w:numId w:val="77"/>
+        </w:numPr>
+      </w:pPr>
+      <w:r>
+        <w:t>Generate summary report</w:t>
+      </w:r>
+    </w:p>
+    <w:p>
+      <w:pPr>
+        <w:numPr>
+          <w:ilvl w:val="0"/>
+          <w:numId w:val="77"/>
+        </w:numPr>
+      </w:pPr>
+      <w:r>
+        <w:t>Email report (using SMTP via external tool)</w:t>
+      </w:r>
+    </w:p>
+    <w:p>
+      <w:r>
+        <w:rPr>
+          <w:b/>
+          <w:bCs/>
+        </w:rPr>
+        <w:t>12.3 Automated Software Installer</w:t>
+      </w:r>
+    </w:p>
+    <w:p>
+      <w:pPr>
+        <w:numPr>
+          <w:ilvl w:val="0"/>
+          <w:numId w:val="78"/>
+        </w:numPr>
+      </w:pPr>
+      <w:r>
+        <w:t>Silent install multiple programs</w:t>
+      </w:r>
+    </w:p>
+    <w:p>
+      <w:pPr>
+        <w:numPr>
+          <w:ilvl w:val="0"/>
+          <w:numId w:val="78"/>
+        </w:numPr>
+      </w:pPr>
+      <w:r>
+        <w:t>Check if already installed (registry check)</w:t>
+      </w:r>
+    </w:p>
+    <w:p>
+      <w:pPr>
+        <w:numPr>
+          <w:ilvl w:val="0"/>
+          <w:numId w:val="78"/>
+        </w:numPr>
+      </w:pPr>
+      <w:r>
+        <w:t>Download installers (CURL/CERTUTIL)</w:t>
+      </w:r>
+    </w:p>
+    <w:p>
+      <w:pPr>
+        <w:numPr>
+          <w:ilvl w:val="0"/>
+          <w:numId w:val="78"/>
+        </w:numPr>
+      </w:pPr>
+      <w:r>
+        <w:t>Configure post-install settings</w:t>
+      </w:r>
+    </w:p>
+    <w:p>
+      <w:r>
+        <w:rPr>
+          <w:b/>
+          <w:bCs/>
+        </w:rPr>
+        <w:t>12.4 Network Monitoring Script</w:t>
+      </w:r>
+    </w:p>
+    <w:p>
+      <w:pPr>
+        <w:numPr>
+          <w:ilvl w:val="0"/>
+          <w:numId w:val="79"/>
+        </w:numPr>
+      </w:pPr>
+      <w:r>
+        <w:t>Ping multiple hosts</w:t>
+      </w:r>
+    </w:p>
+    <w:p>
+      <w:pPr>
+        <w:numPr>
+          <w:ilvl w:val="0"/>
+          <w:numId w:val="79"/>
+        </w:numPr>
+      </w:pPr>
+      <w:r>
+        <w:t>Check service availability (HTTP, FTP, etc.)</w:t>
+      </w:r>
+    </w:p>
+    <w:p>
+      <w:pPr>
+        <w:numPr>
+          <w:ilvl w:val="0"/>
+          <w:numId w:val="79"/>
+        </w:numPr>
+      </w:pPr>
+      <w:r>
+        <w:t>Log results with timestamp</w:t>
+      </w:r>
+    </w:p>
+    <w:p>
+      <w:pPr>
+        <w:numPr>
+          <w:ilvl w:val="0"/>
+          <w:numId w:val="79"/>
+        </w:numPr>
+      </w:pPr>
+      <w:r>
+        <w:t>Alert on failure (email, log, sound)</w:t>
+      </w:r>
+    </w:p>
+    <w:p>
+      <w:r>
+        <w:rPr>
+          <w:b/>
+          <w:bCs/>
+        </w:rPr>
+        <w:t>12.5 File Organizer</w:t>
+      </w:r>
+    </w:p>
+    <w:p>
+      <w:pPr>
+        <w:numPr>
+          <w:ilvl w:val="0"/>
+          <w:numId w:val="80"/>
+        </w:numPr>
+      </w:pPr>
+      <w:r>
+        <w:t>Sort files by extension (images, docs, videos)</w:t>
+      </w:r>
+    </w:p>
+    <w:p>
+      <w:pPr>
+        <w:numPr>
+          <w:ilvl w:val="0"/>
+          <w:numId w:val="80"/>
+        </w:numPr>
+      </w:pPr>
+      <w:r>
         <w:lastRenderedPageBreak/>
-        <w:t>Parse log files (Apache, IIS, custom logs)</w:t>
-      </w:r>
-    </w:p>
-    <w:p>
-      <w:pPr>
-        <w:numPr>
-          <w:ilvl w:val="0"/>
-          <w:numId w:val="77"/>
-        </w:numPr>
-      </w:pPr>
-      <w:r>
-        <w:t>Extract errors, warnings</w:t>
-      </w:r>
-    </w:p>
-    <w:p>
-      <w:pPr>
-        <w:numPr>
-          <w:ilvl w:val="0"/>
-          <w:numId w:val="77"/>
-        </w:numPr>
-      </w:pPr>
-      <w:r>
-        <w:t>Generate summary report</w:t>
-      </w:r>
-    </w:p>
-    <w:p>
-      <w:pPr>
-        <w:numPr>
-          <w:ilvl w:val="0"/>
-          <w:numId w:val="77"/>
-        </w:numPr>
-      </w:pPr>
-      <w:r>
-        <w:t>Email report (using SMTP via external tool)</w:t>
-      </w:r>
-    </w:p>
-    <w:p>
-      <w:r>
-        <w:rPr>
-          <w:b/>
-          <w:bCs/>
-        </w:rPr>
-        <w:t>12.3 Automated Software Installer</w:t>
-      </w:r>
-    </w:p>
-    <w:p>
-      <w:pPr>
-        <w:numPr>
-          <w:ilvl w:val="0"/>
-          <w:numId w:val="78"/>
-        </w:numPr>
-      </w:pPr>
-      <w:r>
-        <w:t>Silent install multiple programs</w:t>
-      </w:r>
-    </w:p>
-    <w:p>
-      <w:pPr>
-        <w:numPr>
-          <w:ilvl w:val="0"/>
-          <w:numId w:val="78"/>
-        </w:numPr>
-      </w:pPr>
-      <w:r>
-        <w:t>Check if already installed (registry check)</w:t>
-      </w:r>
-    </w:p>
-    <w:p>
-      <w:pPr>
-        <w:numPr>
-          <w:ilvl w:val="0"/>
-          <w:numId w:val="78"/>
-        </w:numPr>
-      </w:pPr>
-      <w:r>
-        <w:t>Download installers (CURL/CERTUTIL)</w:t>
-      </w:r>
-    </w:p>
-    <w:p>
-      <w:pPr>
-        <w:numPr>
-          <w:ilvl w:val="0"/>
-          <w:numId w:val="78"/>
-        </w:numPr>
-      </w:pPr>
-      <w:r>
-        <w:t>Configure post-install settings</w:t>
-      </w:r>
-    </w:p>
-    <w:p>
-      <w:r>
-        <w:rPr>
-          <w:b/>
-          <w:bCs/>
-        </w:rPr>
-        <w:t>12.4 Network Monitoring Script</w:t>
-      </w:r>
-    </w:p>
-    <w:p>
-      <w:pPr>
-        <w:numPr>
-          <w:ilvl w:val="0"/>
-          <w:numId w:val="79"/>
-        </w:numPr>
-      </w:pPr>
-      <w:r>
-        <w:t>Ping multiple hosts</w:t>
-      </w:r>
-    </w:p>
-    <w:p>
-      <w:pPr>
-        <w:numPr>
-          <w:ilvl w:val="0"/>
-          <w:numId w:val="79"/>
-        </w:numPr>
-      </w:pPr>
-      <w:r>
-        <w:t>Check service availability (HTTP, FTP, etc.)</w:t>
-      </w:r>
-    </w:p>
-    <w:p>
-      <w:pPr>
-        <w:numPr>
-          <w:ilvl w:val="0"/>
-          <w:numId w:val="79"/>
-        </w:numPr>
-      </w:pPr>
-      <w:r>
-        <w:t>Log results with timestamp</w:t>
-      </w:r>
-    </w:p>
-    <w:p>
-      <w:pPr>
-        <w:numPr>
-          <w:ilvl w:val="0"/>
-          <w:numId w:val="79"/>
-        </w:numPr>
-      </w:pPr>
-      <w:r>
-        <w:t>Alert on failure (email, log, sound)</w:t>
-      </w:r>
-    </w:p>
-    <w:p>
-      <w:r>
-        <w:rPr>
-          <w:b/>
-          <w:bCs/>
-        </w:rPr>
-        <w:t>12.5 File Organizer</w:t>
+        <w:t>Move to categorized folders</w:t>
       </w:r>
     </w:p>
     <w:p>
@@ -11687,7 +12039,7 @@
         </w:numPr>
       </w:pPr>
       <w:r>
-        <w:t>Sort files by extension (images, docs, videos)</w:t>
+        <w:t>Handle duplicates (rename or skip)</w:t>
       </w:r>
     </w:p>
     <w:p>
@@ -11698,28 +12050,6 @@
         </w:numPr>
       </w:pPr>
       <w:r>
-        <w:t>Move to categorized folders</w:t>
-      </w:r>
-    </w:p>
-    <w:p>
-      <w:pPr>
-        <w:numPr>
-          <w:ilvl w:val="0"/>
-          <w:numId w:val="80"/>
-        </w:numPr>
-      </w:pPr>
-      <w:r>
-        <w:t>Handle duplicates (rename or skip)</w:t>
-      </w:r>
-    </w:p>
-    <w:p>
-      <w:pPr>
-        <w:numPr>
-          <w:ilvl w:val="0"/>
-          <w:numId w:val="80"/>
-        </w:numPr>
-      </w:pPr>
-      <w:r>
         <w:t>Dry-run mode (preview changes)</w:t>
       </w:r>
     </w:p>
@@ -11826,7 +12156,6 @@
         </w:numPr>
       </w:pPr>
       <w:r>
-        <w:lastRenderedPageBreak/>
         <w:t>Error handling (check if git installed, repo exists)</w:t>
       </w:r>
     </w:p>
@@ -12005,6 +12334,7 @@
           <w:b/>
           <w:bCs/>
         </w:rPr>
+        <w:lastRenderedPageBreak/>
         <w:t>PART 4: ETHICAL HACKING &amp; MALWARE ANALYSIS (REDTEAM/SECURITY)</w:t>
       </w:r>
     </w:p>
@@ -12145,168 +12475,168 @@
         </w:numPr>
       </w:pPr>
       <w:r>
+        <w:t>Network configuration (IPCONFIG, ROUTE PRINT)</w:t>
+      </w:r>
+    </w:p>
+    <w:p>
+      <w:r>
+        <w:rPr>
+          <w:b/>
+          <w:bCs/>
+        </w:rPr>
+        <w:t>13.3 User Enumeration</w:t>
+      </w:r>
+    </w:p>
+    <w:p>
+      <w:pPr>
+        <w:numPr>
+          <w:ilvl w:val="0"/>
+          <w:numId w:val="88"/>
+        </w:numPr>
+      </w:pPr>
+      <w:r>
+        <w:t>List local users (NET USER)</w:t>
+      </w:r>
+    </w:p>
+    <w:p>
+      <w:pPr>
+        <w:numPr>
+          <w:ilvl w:val="0"/>
+          <w:numId w:val="88"/>
+        </w:numPr>
+      </w:pPr>
+      <w:r>
+        <w:t>List domain users (NET USER /DOMAIN)</w:t>
+      </w:r>
+    </w:p>
+    <w:p>
+      <w:pPr>
+        <w:numPr>
+          <w:ilvl w:val="0"/>
+          <w:numId w:val="88"/>
+        </w:numPr>
+      </w:pPr>
+      <w:r>
+        <w:t>Group membership (NET LOCALGROUP)</w:t>
+      </w:r>
+    </w:p>
+    <w:p>
+      <w:pPr>
+        <w:numPr>
+          <w:ilvl w:val="0"/>
+          <w:numId w:val="88"/>
+        </w:numPr>
+      </w:pPr>
+      <w:r>
+        <w:t>Recently accessed files (recent folder, registry)</w:t>
+      </w:r>
+    </w:p>
+    <w:p>
+      <w:r>
+        <w:rPr>
+          <w:b/>
+          <w:bCs/>
+        </w:rPr>
+        <w:t>13.4 Credential Harvesting</w:t>
+      </w:r>
+    </w:p>
+    <w:p>
+      <w:pPr>
+        <w:numPr>
+          <w:ilvl w:val="0"/>
+          <w:numId w:val="89"/>
+        </w:numPr>
+      </w:pPr>
+      <w:r>
+        <w:t>Stored credentials (CMDKEY /LIST)</w:t>
+      </w:r>
+    </w:p>
+    <w:p>
+      <w:pPr>
+        <w:numPr>
+          <w:ilvl w:val="0"/>
+          <w:numId w:val="89"/>
+        </w:numPr>
+      </w:pPr>
+      <w:r>
+        <w:t xml:space="preserve">Browser passwords (external tools, </w:t>
+      </w:r>
+      <w:proofErr w:type="spellStart"/>
+      <w:r>
+        <w:t>NirSoft</w:t>
+      </w:r>
+      <w:proofErr w:type="spellEnd"/>
+      <w:r>
+        <w:t>)</w:t>
+      </w:r>
+    </w:p>
+    <w:p>
+      <w:pPr>
+        <w:numPr>
+          <w:ilvl w:val="0"/>
+          <w:numId w:val="89"/>
+        </w:numPr>
+      </w:pPr>
+      <w:r>
+        <w:t>Wi-Fi passwords (NETSH WLAN SHOW PROFILES, NETSH WLAN SHOW PROFILE name KEY=CLEAR)</w:t>
+      </w:r>
+    </w:p>
+    <w:p>
+      <w:pPr>
+        <w:numPr>
+          <w:ilvl w:val="0"/>
+          <w:numId w:val="89"/>
+        </w:numPr>
+      </w:pPr>
+      <w:r>
+        <w:t>Registry-stored credentials</w:t>
+      </w:r>
+    </w:p>
+    <w:p>
+      <w:r>
+        <w:rPr>
+          <w:b/>
+          <w:bCs/>
+        </w:rPr>
+        <w:t>13.5 File Searching</w:t>
+      </w:r>
+    </w:p>
+    <w:p>
+      <w:pPr>
+        <w:numPr>
+          <w:ilvl w:val="0"/>
+          <w:numId w:val="90"/>
+        </w:numPr>
+      </w:pPr>
+      <w:r>
+        <w:t>Search for sensitive files (passwords.txt, config files)</w:t>
+      </w:r>
+    </w:p>
+    <w:p>
+      <w:pPr>
+        <w:numPr>
+          <w:ilvl w:val="0"/>
+          <w:numId w:val="90"/>
+        </w:numPr>
+      </w:pPr>
+      <w:r>
+        <w:t>Recursive directory search (FOR /R + FINDSTR)</w:t>
+      </w:r>
+    </w:p>
+    <w:p>
+      <w:pPr>
+        <w:numPr>
+          <w:ilvl w:val="0"/>
+          <w:numId w:val="90"/>
+        </w:numPr>
+      </w:pPr>
+      <w:r>
+        <w:t>Keyword-based search (passwords, credentials, API keys)</w:t>
+      </w:r>
+    </w:p>
+    <w:p>
+      <w:r>
         <w:lastRenderedPageBreak/>
-        <w:t>Network configuration (IPCONFIG, ROUTE PRINT)</w:t>
-      </w:r>
-    </w:p>
-    <w:p>
-      <w:r>
-        <w:rPr>
-          <w:b/>
-          <w:bCs/>
-        </w:rPr>
-        <w:t>13.3 User Enumeration</w:t>
-      </w:r>
-    </w:p>
-    <w:p>
-      <w:pPr>
-        <w:numPr>
-          <w:ilvl w:val="0"/>
-          <w:numId w:val="88"/>
-        </w:numPr>
-      </w:pPr>
-      <w:r>
-        <w:t>List local users (NET USER)</w:t>
-      </w:r>
-    </w:p>
-    <w:p>
-      <w:pPr>
-        <w:numPr>
-          <w:ilvl w:val="0"/>
-          <w:numId w:val="88"/>
-        </w:numPr>
-      </w:pPr>
-      <w:r>
-        <w:t>List domain users (NET USER /DOMAIN)</w:t>
-      </w:r>
-    </w:p>
-    <w:p>
-      <w:pPr>
-        <w:numPr>
-          <w:ilvl w:val="0"/>
-          <w:numId w:val="88"/>
-        </w:numPr>
-      </w:pPr>
-      <w:r>
-        <w:t>Group membership (NET LOCALGROUP)</w:t>
-      </w:r>
-    </w:p>
-    <w:p>
-      <w:pPr>
-        <w:numPr>
-          <w:ilvl w:val="0"/>
-          <w:numId w:val="88"/>
-        </w:numPr>
-      </w:pPr>
-      <w:r>
-        <w:t>Recently accessed files (recent folder, registry)</w:t>
-      </w:r>
-    </w:p>
-    <w:p>
-      <w:r>
-        <w:rPr>
-          <w:b/>
-          <w:bCs/>
-        </w:rPr>
-        <w:t>13.4 Credential Harvesting</w:t>
-      </w:r>
-    </w:p>
-    <w:p>
-      <w:pPr>
-        <w:numPr>
-          <w:ilvl w:val="0"/>
-          <w:numId w:val="89"/>
-        </w:numPr>
-      </w:pPr>
-      <w:r>
-        <w:t>Stored credentials (CMDKEY /LIST)</w:t>
-      </w:r>
-    </w:p>
-    <w:p>
-      <w:pPr>
-        <w:numPr>
-          <w:ilvl w:val="0"/>
-          <w:numId w:val="89"/>
-        </w:numPr>
-      </w:pPr>
-      <w:r>
-        <w:t xml:space="preserve">Browser passwords (external tools, </w:t>
-      </w:r>
-      <w:proofErr w:type="spellStart"/>
-      <w:r>
-        <w:t>NirSoft</w:t>
-      </w:r>
-      <w:proofErr w:type="spellEnd"/>
-      <w:r>
-        <w:t>)</w:t>
-      </w:r>
-    </w:p>
-    <w:p>
-      <w:pPr>
-        <w:numPr>
-          <w:ilvl w:val="0"/>
-          <w:numId w:val="89"/>
-        </w:numPr>
-      </w:pPr>
-      <w:r>
-        <w:t>Wi-Fi passwords (NETSH WLAN SHOW PROFILES, NETSH WLAN SHOW PROFILE name KEY=CLEAR)</w:t>
-      </w:r>
-    </w:p>
-    <w:p>
-      <w:pPr>
-        <w:numPr>
-          <w:ilvl w:val="0"/>
-          <w:numId w:val="89"/>
-        </w:numPr>
-      </w:pPr>
-      <w:r>
-        <w:t>Registry-stored credentials</w:t>
-      </w:r>
-    </w:p>
-    <w:p>
-      <w:r>
-        <w:rPr>
-          <w:b/>
-          <w:bCs/>
-        </w:rPr>
-        <w:t>13.5 File Searching</w:t>
-      </w:r>
-    </w:p>
-    <w:p>
-      <w:pPr>
-        <w:numPr>
-          <w:ilvl w:val="0"/>
-          <w:numId w:val="90"/>
-        </w:numPr>
-      </w:pPr>
-      <w:r>
-        <w:t>Search for sensitive files (passwords.txt, config files)</w:t>
-      </w:r>
-    </w:p>
-    <w:p>
-      <w:pPr>
-        <w:numPr>
-          <w:ilvl w:val="0"/>
-          <w:numId w:val="90"/>
-        </w:numPr>
-      </w:pPr>
-      <w:r>
-        <w:t>Recursive directory search (FOR /R + FINDSTR)</w:t>
-      </w:r>
-    </w:p>
-    <w:p>
-      <w:pPr>
-        <w:numPr>
-          <w:ilvl w:val="0"/>
-          <w:numId w:val="90"/>
-        </w:numPr>
-      </w:pPr>
-      <w:r>
-        <w:t>Keyword-based search (passwords, credentials, API keys)</w:t>
-      </w:r>
-    </w:p>
-    <w:p>
-      <w:r>
         <w:pict w14:anchorId="019B24A1">
           <v:rect id="_x0000_i1039" style="width:0;height:1.5pt" o:hralign="center" o:hrstd="t" o:hr="t" fillcolor="#a0a0a0" stroked="f"/>
         </w:pict>
@@ -12437,7 +12767,6 @@
         </w:numPr>
       </w:pPr>
       <w:r>
-        <w:lastRenderedPageBreak/>
         <w:t>Create Windows service (SC CREATE)</w:t>
       </w:r>
     </w:p>
@@ -12597,6 +12926,7 @@
         </w:numPr>
       </w:pPr>
       <w:r>
+        <w:lastRenderedPageBreak/>
         <w:t>Eventvwr.exe method (registry hijacking)</w:t>
       </w:r>
     </w:p>
@@ -12728,7 +13058,6 @@
     </w:p>
     <w:p>
       <w:r>
-        <w:lastRenderedPageBreak/>
         <w:pict w14:anchorId="187872B3">
           <v:rect id="_x0000_i1041" style="width:0;height:1.5pt" o:hralign="center" o:hrstd="t" o:hr="t" fillcolor="#a0a0a0" stroked="f"/>
         </w:pict>
@@ -12918,6 +13247,7 @@
     </w:p>
     <w:p>
       <w:r>
+        <w:lastRenderedPageBreak/>
         <w:pict w14:anchorId="5FD4ECAE">
           <v:rect id="_x0000_i1042" style="width:0;height:1.5pt" o:hralign="center" o:hrstd="t" o:hr="t" fillcolor="#a0a0a0" stroked="f"/>
         </w:pict>
@@ -13059,7 +13389,6 @@
         </w:numPr>
       </w:pPr>
       <w:r>
-        <w:lastRenderedPageBreak/>
         <w:t>Encode data in DNS queries</w:t>
       </w:r>
     </w:p>
@@ -13225,6 +13554,7 @@
         </w:numPr>
       </w:pPr>
       <w:r>
+        <w:lastRenderedPageBreak/>
         <w:t>Modify file timestamps (using PowerShell or external tool)</w:t>
       </w:r>
     </w:p>
@@ -13367,7 +13697,6 @@
         </w:numPr>
       </w:pPr>
       <w:r>
-        <w:lastRenderedPageBreak/>
         <w:t>Monitor file system changes (Process Monitor)</w:t>
       </w:r>
     </w:p>
@@ -13525,6 +13854,7 @@
           <w:b/>
           <w:bCs/>
         </w:rPr>
+        <w:lastRenderedPageBreak/>
         <w:t>20.1 Reverse Shell (Batch-Based)</w:t>
       </w:r>
     </w:p>
@@ -13666,7 +13996,6 @@
           <w:b/>
           <w:bCs/>
         </w:rPr>
-        <w:lastRenderedPageBreak/>
         <w:t>20.4 Backdoor</w:t>
       </w:r>
     </w:p>
@@ -13842,6 +14171,7 @@
         </w:numPr>
       </w:pPr>
       <w:r>
+        <w:lastRenderedPageBreak/>
         <w:t>Examples: CERTUTIL, MSHTA, REGSVR32, WMIC</w:t>
       </w:r>
     </w:p>
@@ -13979,7 +14309,6 @@
         </w:numPr>
       </w:pPr>
       <w:r>
-        <w:lastRenderedPageBreak/>
         <w:t>Social engineering (naming, icons)</w:t>
       </w:r>
     </w:p>
@@ -14145,6 +14474,7 @@
         </w:numPr>
       </w:pPr>
       <w:r>
+        <w:lastRenderedPageBreak/>
         <w:t>Apply security policies (via registry or GPO)</w:t>
       </w:r>
     </w:p>
@@ -14276,7 +14606,6 @@
     </w:p>
     <w:p>
       <w:r>
-        <w:lastRenderedPageBreak/>
         <w:pict w14:anchorId="620043E8">
           <v:rect id="_x0000_i1049" style="width:0;height:1.5pt" o:hralign="center" o:hrstd="t" o:hr="t" fillcolor="#a0a0a0" stroked="f"/>
         </w:pict>
@@ -14440,6 +14769,7 @@
         </w:numPr>
       </w:pPr>
       <w:r>
+        <w:lastRenderedPageBreak/>
         <w:t>Test on Windows 7, 10, 11, Server versions</w:t>
       </w:r>
     </w:p>
@@ -14633,7 +14963,7 @@
         <v:path o:extrusionok="f" gradientshapeok="t" o:connecttype="rect"/>
         <o:lock v:ext="edit" aspectratio="t"/>
       </v:shapetype>
-      <v:shape id="_x0000_i1204" type="#_x0000_t75" style="width:11.5pt;height:11.5pt" o:bullet="t">
+      <v:shape id="_x0000_i1220" type="#_x0000_t75" style="width:11.5pt;height:11.5pt" o:bullet="t">
         <v:imagedata r:id="rId1" o:title="mso744"/>
       </v:shape>
     </w:pict>
@@ -39967,6 +40297,155 @@
     </w:lvl>
   </w:abstractNum>
   <w:abstractNum w:abstractNumId="171" w15:restartNumberingAfterBreak="0">
+    <w:nsid w:val="7881322D"/>
+    <w:multiLevelType w:val="multilevel"/>
+    <w:tmpl w:val="25FA3092"/>
+    <w:lvl w:ilvl="0">
+      <w:start w:val="1"/>
+      <w:numFmt w:val="bullet"/>
+      <w:lvlText w:val=""/>
+      <w:lvlJc w:val="left"/>
+      <w:pPr>
+        <w:tabs>
+          <w:tab w:val="num" w:pos="720"/>
+        </w:tabs>
+        <w:ind w:left="720" w:hanging="360"/>
+      </w:pPr>
+      <w:rPr>
+        <w:rFonts w:ascii="Symbol" w:hAnsi="Symbol" w:hint="default"/>
+        <w:sz w:val="20"/>
+      </w:rPr>
+    </w:lvl>
+    <w:lvl w:ilvl="1" w:tentative="1">
+      <w:start w:val="1"/>
+      <w:numFmt w:val="bullet"/>
+      <w:lvlText w:val="o"/>
+      <w:lvlJc w:val="left"/>
+      <w:pPr>
+        <w:tabs>
+          <w:tab w:val="num" w:pos="1440"/>
+        </w:tabs>
+        <w:ind w:left="1440" w:hanging="360"/>
+      </w:pPr>
+      <w:rPr>
+        <w:rFonts w:ascii="Courier New" w:hAnsi="Courier New" w:hint="default"/>
+        <w:sz w:val="20"/>
+      </w:rPr>
+    </w:lvl>
+    <w:lvl w:ilvl="2" w:tentative="1">
+      <w:start w:val="1"/>
+      <w:numFmt w:val="bullet"/>
+      <w:lvlText w:val=""/>
+      <w:lvlJc w:val="left"/>
+      <w:pPr>
+        <w:tabs>
+          <w:tab w:val="num" w:pos="2160"/>
+        </w:tabs>
+        <w:ind w:left="2160" w:hanging="360"/>
+      </w:pPr>
+      <w:rPr>
+        <w:rFonts w:ascii="Wingdings" w:hAnsi="Wingdings" w:hint="default"/>
+        <w:sz w:val="20"/>
+      </w:rPr>
+    </w:lvl>
+    <w:lvl w:ilvl="3" w:tentative="1">
+      <w:start w:val="1"/>
+      <w:numFmt w:val="bullet"/>
+      <w:lvlText w:val=""/>
+      <w:lvlJc w:val="left"/>
+      <w:pPr>
+        <w:tabs>
+          <w:tab w:val="num" w:pos="2880"/>
+        </w:tabs>
+        <w:ind w:left="2880" w:hanging="360"/>
+      </w:pPr>
+      <w:rPr>
+        <w:rFonts w:ascii="Wingdings" w:hAnsi="Wingdings" w:hint="default"/>
+        <w:sz w:val="20"/>
+      </w:rPr>
+    </w:lvl>
+    <w:lvl w:ilvl="4" w:tentative="1">
+      <w:start w:val="1"/>
+      <w:numFmt w:val="bullet"/>
+      <w:lvlText w:val=""/>
+      <w:lvlJc w:val="left"/>
+      <w:pPr>
+        <w:tabs>
+          <w:tab w:val="num" w:pos="3600"/>
+        </w:tabs>
+        <w:ind w:left="3600" w:hanging="360"/>
+      </w:pPr>
+      <w:rPr>
+        <w:rFonts w:ascii="Wingdings" w:hAnsi="Wingdings" w:hint="default"/>
+        <w:sz w:val="20"/>
+      </w:rPr>
+    </w:lvl>
+    <w:lvl w:ilvl="5" w:tentative="1">
+      <w:start w:val="1"/>
+      <w:numFmt w:val="bullet"/>
+      <w:lvlText w:val=""/>
+      <w:lvlJc w:val="left"/>
+      <w:pPr>
+        <w:tabs>
+          <w:tab w:val="num" w:pos="4320"/>
+        </w:tabs>
+        <w:ind w:left="4320" w:hanging="360"/>
+      </w:pPr>
+      <w:rPr>
+        <w:rFonts w:ascii="Wingdings" w:hAnsi="Wingdings" w:hint="default"/>
+        <w:sz w:val="20"/>
+      </w:rPr>
+    </w:lvl>
+    <w:lvl w:ilvl="6" w:tentative="1">
+      <w:start w:val="1"/>
+      <w:numFmt w:val="bullet"/>
+      <w:lvlText w:val=""/>
+      <w:lvlJc w:val="left"/>
+      <w:pPr>
+        <w:tabs>
+          <w:tab w:val="num" w:pos="5040"/>
+        </w:tabs>
+        <w:ind w:left="5040" w:hanging="360"/>
+      </w:pPr>
+      <w:rPr>
+        <w:rFonts w:ascii="Wingdings" w:hAnsi="Wingdings" w:hint="default"/>
+        <w:sz w:val="20"/>
+      </w:rPr>
+    </w:lvl>
+    <w:lvl w:ilvl="7" w:tentative="1">
+      <w:start w:val="1"/>
+      <w:numFmt w:val="bullet"/>
+      <w:lvlText w:val=""/>
+      <w:lvlJc w:val="left"/>
+      <w:pPr>
+        <w:tabs>
+          <w:tab w:val="num" w:pos="5760"/>
+        </w:tabs>
+        <w:ind w:left="5760" w:hanging="360"/>
+      </w:pPr>
+      <w:rPr>
+        <w:rFonts w:ascii="Wingdings" w:hAnsi="Wingdings" w:hint="default"/>
+        <w:sz w:val="20"/>
+      </w:rPr>
+    </w:lvl>
+    <w:lvl w:ilvl="8" w:tentative="1">
+      <w:start w:val="1"/>
+      <w:numFmt w:val="bullet"/>
+      <w:lvlText w:val=""/>
+      <w:lvlJc w:val="left"/>
+      <w:pPr>
+        <w:tabs>
+          <w:tab w:val="num" w:pos="6480"/>
+        </w:tabs>
+        <w:ind w:left="6480" w:hanging="360"/>
+      </w:pPr>
+      <w:rPr>
+        <w:rFonts w:ascii="Wingdings" w:hAnsi="Wingdings" w:hint="default"/>
+        <w:sz w:val="20"/>
+      </w:rPr>
+    </w:lvl>
+  </w:abstractNum>
+  <w:abstractNum w:abstractNumId="172" w15:restartNumberingAfterBreak="0">
     <w:nsid w:val="79283FB0"/>
     <w:multiLevelType w:val="multilevel"/>
     <w:tmpl w:val="EB4C7080"/>
@@ -40115,7 +40594,7 @@
       </w:rPr>
     </w:lvl>
   </w:abstractNum>
-  <w:abstractNum w:abstractNumId="172" w15:restartNumberingAfterBreak="0">
+  <w:abstractNum w:abstractNumId="173" w15:restartNumberingAfterBreak="0">
     <w:nsid w:val="7A391E43"/>
     <w:multiLevelType w:val="multilevel"/>
     <w:tmpl w:val="70BC784E"/>
@@ -40264,7 +40743,7 @@
       </w:rPr>
     </w:lvl>
   </w:abstractNum>
-  <w:abstractNum w:abstractNumId="173" w15:restartNumberingAfterBreak="0">
+  <w:abstractNum w:abstractNumId="174" w15:restartNumberingAfterBreak="0">
     <w:nsid w:val="7AAC6A74"/>
     <w:multiLevelType w:val="multilevel"/>
     <w:tmpl w:val="4564A322"/>
@@ -40413,7 +40892,7 @@
       </w:rPr>
     </w:lvl>
   </w:abstractNum>
-  <w:abstractNum w:abstractNumId="174" w15:restartNumberingAfterBreak="0">
+  <w:abstractNum w:abstractNumId="175" w15:restartNumberingAfterBreak="0">
     <w:nsid w:val="7AC10ADF"/>
     <w:multiLevelType w:val="multilevel"/>
     <w:tmpl w:val="8C0AD2E8"/>
@@ -40562,7 +41041,7 @@
       </w:rPr>
     </w:lvl>
   </w:abstractNum>
-  <w:abstractNum w:abstractNumId="175" w15:restartNumberingAfterBreak="0">
+  <w:abstractNum w:abstractNumId="176" w15:restartNumberingAfterBreak="0">
     <w:nsid w:val="7B762FFD"/>
     <w:multiLevelType w:val="multilevel"/>
     <w:tmpl w:val="50A2DD22"/>
@@ -40711,7 +41190,7 @@
       </w:rPr>
     </w:lvl>
   </w:abstractNum>
-  <w:abstractNum w:abstractNumId="176" w15:restartNumberingAfterBreak="0">
+  <w:abstractNum w:abstractNumId="177" w15:restartNumberingAfterBreak="0">
     <w:nsid w:val="7CA106E9"/>
     <w:multiLevelType w:val="multilevel"/>
     <w:tmpl w:val="94E81F98"/>
@@ -40860,7 +41339,7 @@
       </w:rPr>
     </w:lvl>
   </w:abstractNum>
-  <w:abstractNum w:abstractNumId="177" w15:restartNumberingAfterBreak="0">
+  <w:abstractNum w:abstractNumId="178" w15:restartNumberingAfterBreak="0">
     <w:nsid w:val="7CCB469D"/>
     <w:multiLevelType w:val="multilevel"/>
     <w:tmpl w:val="640EDD58"/>
@@ -41009,7 +41488,7 @@
       </w:rPr>
     </w:lvl>
   </w:abstractNum>
-  <w:abstractNum w:abstractNumId="178" w15:restartNumberingAfterBreak="0">
+  <w:abstractNum w:abstractNumId="179" w15:restartNumberingAfterBreak="0">
     <w:nsid w:val="7E805802"/>
     <w:multiLevelType w:val="multilevel"/>
     <w:tmpl w:val="06A0737E"/>
@@ -41158,7 +41637,7 @@
       </w:rPr>
     </w:lvl>
   </w:abstractNum>
-  <w:abstractNum w:abstractNumId="179" w15:restartNumberingAfterBreak="0">
+  <w:abstractNum w:abstractNumId="180" w15:restartNumberingAfterBreak="0">
     <w:nsid w:val="7F941665"/>
     <w:multiLevelType w:val="multilevel"/>
     <w:tmpl w:val="B4EA0B8A"/>
@@ -41344,7 +41823,7 @@
     <w:abstractNumId w:val="140"/>
   </w:num>
   <w:num w:numId="13" w16cid:durableId="43415153">
-    <w:abstractNumId w:val="179"/>
+    <w:abstractNumId w:val="180"/>
   </w:num>
   <w:num w:numId="14" w16cid:durableId="1071656369">
     <w:abstractNumId w:val="39"/>
@@ -41359,7 +41838,7 @@
     <w:abstractNumId w:val="2"/>
   </w:num>
   <w:num w:numId="18" w16cid:durableId="2012953621">
-    <w:abstractNumId w:val="173"/>
+    <w:abstractNumId w:val="174"/>
   </w:num>
   <w:num w:numId="19" w16cid:durableId="1198155270">
     <w:abstractNumId w:val="70"/>
@@ -41407,13 +41886,13 @@
     <w:abstractNumId w:val="74"/>
   </w:num>
   <w:num w:numId="34" w16cid:durableId="370883685">
-    <w:abstractNumId w:val="177"/>
+    <w:abstractNumId w:val="178"/>
   </w:num>
   <w:num w:numId="35" w16cid:durableId="282005394">
     <w:abstractNumId w:val="51"/>
   </w:num>
   <w:num w:numId="36" w16cid:durableId="368917696">
-    <w:abstractNumId w:val="178"/>
+    <w:abstractNumId w:val="179"/>
   </w:num>
   <w:num w:numId="37" w16cid:durableId="605191356">
     <w:abstractNumId w:val="97"/>
@@ -41437,7 +41916,7 @@
     <w:abstractNumId w:val="107"/>
   </w:num>
   <w:num w:numId="44" w16cid:durableId="536085725">
-    <w:abstractNumId w:val="171"/>
+    <w:abstractNumId w:val="172"/>
   </w:num>
   <w:num w:numId="45" w16cid:durableId="1076972993">
     <w:abstractNumId w:val="110"/>
@@ -41575,7 +42054,7 @@
     <w:abstractNumId w:val="88"/>
   </w:num>
   <w:num w:numId="90" w16cid:durableId="1839495219">
-    <w:abstractNumId w:val="172"/>
+    <w:abstractNumId w:val="173"/>
   </w:num>
   <w:num w:numId="91" w16cid:durableId="1753892482">
     <w:abstractNumId w:val="18"/>
@@ -41587,7 +42066,7 @@
     <w:abstractNumId w:val="143"/>
   </w:num>
   <w:num w:numId="94" w16cid:durableId="1039747016">
-    <w:abstractNumId w:val="176"/>
+    <w:abstractNumId w:val="177"/>
   </w:num>
   <w:num w:numId="95" w16cid:durableId="1030496135">
     <w:abstractNumId w:val="17"/>
@@ -41686,7 +42165,7 @@
     <w:abstractNumId w:val="44"/>
   </w:num>
   <w:num w:numId="127" w16cid:durableId="1531606847">
-    <w:abstractNumId w:val="174"/>
+    <w:abstractNumId w:val="175"/>
   </w:num>
   <w:num w:numId="128" w16cid:durableId="642543562">
     <w:abstractNumId w:val="158"/>
@@ -41815,7 +42294,7 @@
     <w:abstractNumId w:val="124"/>
   </w:num>
   <w:num w:numId="170" w16cid:durableId="292104480">
-    <w:abstractNumId w:val="175"/>
+    <w:abstractNumId w:val="176"/>
   </w:num>
   <w:num w:numId="171" w16cid:durableId="1453089412">
     <w:abstractNumId w:val="23"/>
@@ -41846,6 +42325,9 @@
   </w:num>
   <w:num w:numId="180" w16cid:durableId="1950165933">
     <w:abstractNumId w:val="16"/>
+  </w:num>
+  <w:num w:numId="181" w16cid:durableId="1613704312">
+    <w:abstractNumId w:val="171"/>
   </w:num>
   <w:numIdMacAtCleanup w:val="142"/>
 </w:numbering>

--- a/Commandline3.Batch.Programming.docx
+++ b/Commandline3.Batch.Programming.docx
@@ -7304,16 +7304,9 @@
     </w:p>
     <w:p>
       <w:pPr>
-        <w:rPr>
-          <w:b/>
-          <w:bCs/>
-        </w:rPr>
-      </w:pPr>
-      <w:r>
-        <w:rPr>
-          <w:b/>
-          <w:bCs/>
-        </w:rPr>
+        <w:pStyle w:val="Style6"/>
+      </w:pPr>
+      <w:r>
         <w:t>Method 1: The Classic IF ERRORLEVEL Syntax</w:t>
       </w:r>
     </w:p>
@@ -7371,6 +7364,48 @@
     </w:p>
     <w:p>
       <w:r>
+        <w:rPr>
+          <w:b/>
+          <w:bCs/>
+        </w:rPr>
+        <w:t>Important quirk:</w:t>
+      </w:r>
+      <w:r>
+        <w:t> IF ERRORLEVEL 1 means "if the error level is </w:t>
+      </w:r>
+      <w:r>
+        <w:rPr>
+          <w:b/>
+          <w:bCs/>
+        </w:rPr>
+        <w:t>1 or greater</w:t>
+      </w:r>
+      <w:r>
+        <w:t>."</w:t>
+      </w:r>
+    </w:p>
+    <w:p>
+      <w:r>
+        <w:t xml:space="preserve">So ERRORLEVEL 2 would also match. </w:t>
+      </w:r>
+    </w:p>
+    <w:p>
+      <w:r>
+        <w:t>To check for a </w:t>
+      </w:r>
+      <w:r>
+        <w:rPr>
+          <w:i/>
+          <w:iCs/>
+        </w:rPr>
+        <w:t>specific</w:t>
+      </w:r>
+      <w:r>
+        <w:t> code, check in descending order or use Method 2.</w:t>
+      </w:r>
+    </w:p>
+    <w:p>
+      <w:r>
         <w:t xml:space="preserve">Or </w:t>
       </w:r>
     </w:p>
@@ -7380,9 +7415,9 @@
           <w:noProof/>
         </w:rPr>
         <w:drawing>
-          <wp:inline distT="0" distB="0" distL="0" distR="0" wp14:anchorId="37F5A143" wp14:editId="27835850">
-            <wp:extent cx="4019550" cy="2492466"/>
-            <wp:effectExtent l="133350" t="133350" r="133350" b="136525"/>
+          <wp:inline distT="0" distB="0" distL="0" distR="0" wp14:anchorId="37F5A143" wp14:editId="4106F7C2">
+            <wp:extent cx="3359150" cy="2082961"/>
+            <wp:effectExtent l="133350" t="133350" r="127000" b="127000"/>
             <wp:docPr id="31" name="Picture 31"/>
             <wp:cNvGraphicFramePr>
               <a:graphicFrameLocks xmlns:a="http://schemas.openxmlformats.org/drawingml/2006/main" noChangeAspect="1"/>
@@ -7405,7 +7440,7 @@
                   <pic:spPr>
                     <a:xfrm>
                       <a:off x="0" y="0"/>
-                      <a:ext cx="4037061" cy="2503324"/>
+                      <a:ext cx="3384590" cy="2098736"/>
                     </a:xfrm>
                     <a:prstGeom prst="rect">
                       <a:avLst/>
@@ -7424,6 +7459,12 @@
       </w:r>
     </w:p>
     <w:p>
+      <w:pPr>
+        <w:rPr>
+          <w:b/>
+          <w:bCs/>
+        </w:rPr>
+      </w:pPr>
       <w:r>
         <w:rPr>
           <w:rFonts w:ascii="Segoe UI Emoji" w:hAnsi="Segoe UI Emoji" w:cs="Segoe UI Emoji"/>
@@ -7454,10 +7495,7 @@
           <w:b/>
           <w:bCs/>
         </w:rPr>
-        <w:t>%?</w:t>
-      </w:r>
-      <w:r>
-        <w:t> </w:t>
+        <w:t>%? </w:t>
       </w:r>
     </w:p>
     <w:p>
@@ -7474,39 +7512,150 @@
         <w:t>0</w:t>
       </w:r>
       <w:r>
-        <w:t> means </w:t>
-      </w:r>
-      <w:r>
-        <w:rPr>
-          <w:b/>
-          <w:bCs/>
-        </w:rPr>
-        <w:t>A+ (Worked)</w:t>
-      </w:r>
-      <w:r>
-        <w:t>. </w:t>
-      </w:r>
-    </w:p>
-    <w:p>
-      <w:r>
-        <w:rPr>
-          <w:b/>
-          <w:bCs/>
-        </w:rPr>
-        <w:t>1 or higher</w:t>
-      </w:r>
-      <w:r>
-        <w:t> means </w:t>
-      </w:r>
-      <w:r>
-        <w:rPr>
-          <w:b/>
-          <w:bCs/>
-        </w:rPr>
-        <w:t>Fail (Something broke)</w:t>
-      </w:r>
-      <w:r>
-        <w:t>.</w:t>
+        <w:t> means A+ (Worked). </w:t>
+      </w:r>
+    </w:p>
+    <w:p>
+      <w:r>
+        <w:rPr>
+          <w:b/>
+          <w:bCs/>
+        </w:rPr>
+        <w:t>1</w:t>
+      </w:r>
+      <w:r>
+        <w:t xml:space="preserve"> or </w:t>
+      </w:r>
+      <w:r>
+        <w:rPr>
+          <w:b/>
+          <w:bCs/>
+        </w:rPr>
+        <w:t>higher</w:t>
+      </w:r>
+      <w:r>
+        <w:t> means Fail (Something broke).</w:t>
+      </w:r>
+      <w:r>
+        <w:t xml:space="preserve"> </w:t>
+      </w:r>
+    </w:p>
+    <w:p>
+      <w:pPr>
+        <w:pStyle w:val="Style6"/>
+      </w:pPr>
+      <w:r>
+        <w:lastRenderedPageBreak/>
+        <w:t>Method 2: Using %ERRORLEVEL% Variable (Modern &amp; Preferred)</w:t>
+      </w:r>
+    </w:p>
+    <w:p>
+      <w:pPr>
+        <w:pStyle w:val="Style6"/>
+      </w:pPr>
+      <w:r>
+        <w:rPr>
+          <w:noProof/>
+        </w:rPr>
+        <w:drawing>
+          <wp:inline distT="0" distB="0" distL="0" distR="0" wp14:anchorId="0C28D97B" wp14:editId="6FE95529">
+            <wp:extent cx="3416300" cy="1825843"/>
+            <wp:effectExtent l="133350" t="133350" r="127000" b="136525"/>
+            <wp:docPr id="33" name="Picture 33"/>
+            <wp:cNvGraphicFramePr>
+              <a:graphicFrameLocks xmlns:a="http://schemas.openxmlformats.org/drawingml/2006/main" noChangeAspect="1"/>
+            </wp:cNvGraphicFramePr>
+            <a:graphic xmlns:a="http://schemas.openxmlformats.org/drawingml/2006/main">
+              <a:graphicData uri="http://schemas.openxmlformats.org/drawingml/2006/picture">
+                <pic:pic xmlns:pic="http://schemas.openxmlformats.org/drawingml/2006/picture">
+                  <pic:nvPicPr>
+                    <pic:cNvPr id="1" name=""/>
+                    <pic:cNvPicPr/>
+                  </pic:nvPicPr>
+                  <pic:blipFill>
+                    <a:blip r:embed="rId37">
+                      <a:lum/>
+                    </a:blip>
+                    <a:stretch>
+                      <a:fillRect/>
+                    </a:stretch>
+                  </pic:blipFill>
+                  <pic:spPr>
+                    <a:xfrm>
+                      <a:off x="0" y="0"/>
+                      <a:ext cx="3427178" cy="1831657"/>
+                    </a:xfrm>
+                    <a:prstGeom prst="rect">
+                      <a:avLst/>
+                    </a:prstGeom>
+                    <a:effectLst>
+                      <a:glow rad="127000">
+                        <a:srgbClr val="000000"/>
+                      </a:glow>
+                    </a:effectLst>
+                  </pic:spPr>
+                </pic:pic>
+              </a:graphicData>
+            </a:graphic>
+          </wp:inline>
+        </w:drawing>
+      </w:r>
+      <w:r>
+        <w:t xml:space="preserve"> </w:t>
+      </w:r>
+    </w:p>
+    <w:p>
+      <w:r>
+        <w:t xml:space="preserve">Or </w:t>
+      </w:r>
+    </w:p>
+    <w:p>
+      <w:r>
+        <w:rPr>
+          <w:noProof/>
+        </w:rPr>
+        <w:drawing>
+          <wp:inline distT="0" distB="0" distL="0" distR="0" wp14:anchorId="3DE0F599" wp14:editId="2483EF0F">
+            <wp:extent cx="5943600" cy="3582035"/>
+            <wp:effectExtent l="133350" t="133350" r="133350" b="132715"/>
+            <wp:docPr id="32" name="Picture 32"/>
+            <wp:cNvGraphicFramePr>
+              <a:graphicFrameLocks xmlns:a="http://schemas.openxmlformats.org/drawingml/2006/main" noChangeAspect="1"/>
+            </wp:cNvGraphicFramePr>
+            <a:graphic xmlns:a="http://schemas.openxmlformats.org/drawingml/2006/main">
+              <a:graphicData uri="http://schemas.openxmlformats.org/drawingml/2006/picture">
+                <pic:pic xmlns:pic="http://schemas.openxmlformats.org/drawingml/2006/picture">
+                  <pic:nvPicPr>
+                    <pic:cNvPr id="1" name=""/>
+                    <pic:cNvPicPr/>
+                  </pic:nvPicPr>
+                  <pic:blipFill>
+                    <a:blip r:embed="rId38">
+                      <a:lum/>
+                    </a:blip>
+                    <a:stretch>
+                      <a:fillRect/>
+                    </a:stretch>
+                  </pic:blipFill>
+                  <pic:spPr>
+                    <a:xfrm>
+                      <a:off x="0" y="0"/>
+                      <a:ext cx="5943600" cy="3582035"/>
+                    </a:xfrm>
+                    <a:prstGeom prst="rect">
+                      <a:avLst/>
+                    </a:prstGeom>
+                    <a:effectLst>
+                      <a:glow rad="127000">
+                        <a:srgbClr val="000000"/>
+                      </a:glow>
+                    </a:effectLst>
+                  </pic:spPr>
+                </pic:pic>
+              </a:graphicData>
+            </a:graphic>
+          </wp:inline>
+        </w:drawing>
       </w:r>
       <w:r>
         <w:t xml:space="preserve"> </w:t>
@@ -7523,25 +7672,24 @@
     <w:p/>
     <w:p/>
     <w:p/>
+    <w:p>
+      <w:pPr>
+        <w:rPr>
+          <w:b/>
+          <w:bCs/>
+        </w:rPr>
+      </w:pPr>
+      <w:r>
+        <w:rPr>
+          <w:rFonts w:ascii="Segoe UI Emoji" w:hAnsi="Segoe UI Emoji" w:cs="Segoe UI Emoji"/>
+        </w:rPr>
+        <w:t>🟢🟢🟢🟢🟢🟢🟢🟢🟢🟢🟢🔴🔴🔴🔴🔴🔴🔴🔴🔴🔴🔴🔴🔴🔴</w:t>
+      </w:r>
+    </w:p>
     <w:p/>
     <w:p>
       <w:pPr>
         <w:rPr>
-          <w:b/>
-          <w:bCs/>
-        </w:rPr>
-      </w:pPr>
-      <w:r>
-        <w:rPr>
-          <w:rFonts w:ascii="Segoe UI Emoji" w:hAnsi="Segoe UI Emoji" w:cs="Segoe UI Emoji"/>
-        </w:rPr>
-        <w:t>🟢🟢🟢🟢🟢🟢🟢🟢🟢🟢🟢🔴🔴🔴🔴🔴🔴🔴🔴🔴🔴🔴🔴🔴🔴</w:t>
-      </w:r>
-    </w:p>
-    <w:p/>
-    <w:p>
-      <w:pPr>
-        <w:rPr>
           <w:color w:val="6600FF"/>
         </w:rPr>
       </w:pPr>
@@ -7814,7 +7962,6 @@
         <w:rPr>
           <w:color w:val="6600FF"/>
         </w:rPr>
-        <w:lastRenderedPageBreak/>
         <w:t>Setting exit codes (EXIT /B &lt;code&gt;)</w:t>
       </w:r>
     </w:p>
@@ -7880,6 +8027,7 @@
           <w:b/>
           <w:bCs/>
         </w:rPr>
+        <w:lastRenderedPageBreak/>
         <w:t>2.1 Environment Variables (Built-in)</w:t>
       </w:r>
     </w:p>
@@ -8130,7 +8278,6 @@
         </w:numPr>
       </w:pPr>
       <w:r>
-        <w:lastRenderedPageBreak/>
         <w:t>Substring extraction (%</w:t>
       </w:r>
       <w:proofErr w:type="gramStart"/>
@@ -8205,6 +8352,7 @@
         </w:numPr>
       </w:pPr>
       <w:r>
+        <w:lastRenderedPageBreak/>
         <w:t>Operators (+, -, *, /, %, &amp;, |, ^, &lt;&lt;, &gt;&gt;)</w:t>
       </w:r>
     </w:p>
@@ -8466,7 +8614,6 @@
         </w:numPr>
       </w:pPr>
       <w:r>
-        <w:lastRenderedPageBreak/>
         <w:t>Loop variable naming (%%</w:t>
       </w:r>
       <w:proofErr w:type="spellStart"/>
@@ -8572,6 +8719,7 @@
         </w:numPr>
       </w:pPr>
       <w:r>
+        <w:lastRenderedPageBreak/>
         <w:t>Counting forwards (1 to 10)</w:t>
       </w:r>
     </w:p>
@@ -8856,84 +9004,84 @@
         </w:numPr>
       </w:pPr>
       <w:r>
+        <w:t>Multiple loop variables (%%</w:t>
+      </w:r>
+      <w:proofErr w:type="spellStart"/>
+      <w:r>
+        <w:t>i</w:t>
+      </w:r>
+      <w:proofErr w:type="spellEnd"/>
+      <w:r>
+        <w:t>, %%j, %%k)</w:t>
+      </w:r>
+    </w:p>
+    <w:p>
+      <w:pPr>
+        <w:numPr>
+          <w:ilvl w:val="0"/>
+          <w:numId w:val="21"/>
+        </w:numPr>
+      </w:pPr>
+      <w:r>
+        <w:t>Performance considerations (avoid deep nesting)</w:t>
+      </w:r>
+    </w:p>
+    <w:p>
+      <w:pPr>
+        <w:numPr>
+          <w:ilvl w:val="0"/>
+          <w:numId w:val="21"/>
+        </w:numPr>
+      </w:pPr>
+      <w:r>
+        <w:t>Use cases (matrix operations, multi-dimensional processing)</w:t>
+      </w:r>
+    </w:p>
+    <w:p>
+      <w:r>
+        <w:rPr>
+          <w:b/>
+          <w:bCs/>
+        </w:rPr>
+        <w:t>3.10 GOTO and Labels</w:t>
+      </w:r>
+    </w:p>
+    <w:p>
+      <w:pPr>
+        <w:numPr>
+          <w:ilvl w:val="0"/>
+          <w:numId w:val="22"/>
+        </w:numPr>
+      </w:pPr>
+      <w:r>
+        <w:t xml:space="preserve">Defining labels </w:t>
+      </w:r>
+      <w:proofErr w:type="gramStart"/>
+      <w:r>
+        <w:t>(:</w:t>
+      </w:r>
+      <w:proofErr w:type="spellStart"/>
+      <w:r>
+        <w:t>label</w:t>
+      </w:r>
+      <w:proofErr w:type="gramEnd"/>
+      <w:r>
+        <w:t>_name</w:t>
+      </w:r>
+      <w:proofErr w:type="spellEnd"/>
+      <w:r>
+        <w:t>)</w:t>
+      </w:r>
+    </w:p>
+    <w:p>
+      <w:pPr>
+        <w:numPr>
+          <w:ilvl w:val="0"/>
+          <w:numId w:val="22"/>
+        </w:numPr>
+      </w:pPr>
+      <w:r>
         <w:lastRenderedPageBreak/>
-        <w:t>Multiple loop variables (%%</w:t>
-      </w:r>
-      <w:proofErr w:type="spellStart"/>
-      <w:r>
-        <w:t>i</w:t>
-      </w:r>
-      <w:proofErr w:type="spellEnd"/>
-      <w:r>
-        <w:t>, %%j, %%k)</w:t>
-      </w:r>
-    </w:p>
-    <w:p>
-      <w:pPr>
-        <w:numPr>
-          <w:ilvl w:val="0"/>
-          <w:numId w:val="21"/>
-        </w:numPr>
-      </w:pPr>
-      <w:r>
-        <w:t>Performance considerations (avoid deep nesting)</w:t>
-      </w:r>
-    </w:p>
-    <w:p>
-      <w:pPr>
-        <w:numPr>
-          <w:ilvl w:val="0"/>
-          <w:numId w:val="21"/>
-        </w:numPr>
-      </w:pPr>
-      <w:r>
-        <w:t>Use cases (matrix operations, multi-dimensional processing)</w:t>
-      </w:r>
-    </w:p>
-    <w:p>
-      <w:r>
-        <w:rPr>
-          <w:b/>
-          <w:bCs/>
-        </w:rPr>
-        <w:t>3.10 GOTO and Labels</w:t>
-      </w:r>
-    </w:p>
-    <w:p>
-      <w:pPr>
-        <w:numPr>
-          <w:ilvl w:val="0"/>
-          <w:numId w:val="22"/>
-        </w:numPr>
-      </w:pPr>
-      <w:r>
-        <w:t xml:space="preserve">Defining labels </w:t>
-      </w:r>
-      <w:proofErr w:type="gramStart"/>
-      <w:r>
-        <w:t>(:</w:t>
-      </w:r>
-      <w:proofErr w:type="spellStart"/>
-      <w:r>
-        <w:t>label</w:t>
-      </w:r>
-      <w:proofErr w:type="gramEnd"/>
-      <w:r>
-        <w:t>_name</w:t>
-      </w:r>
-      <w:proofErr w:type="spellEnd"/>
-      <w:r>
-        <w:t>)</w:t>
-      </w:r>
-    </w:p>
-    <w:p>
-      <w:pPr>
-        <w:numPr>
-          <w:ilvl w:val="0"/>
-          <w:numId w:val="22"/>
-        </w:numPr>
-      </w:pPr>
-      <w:r>
         <w:t xml:space="preserve">Jumping to labels (GOTO </w:t>
       </w:r>
       <w:proofErr w:type="spellStart"/>
@@ -9219,58 +9367,58 @@
         </w:numPr>
       </w:pPr>
       <w:r>
+        <w:t>Force deletion (/F, /Q flags)</w:t>
+      </w:r>
+    </w:p>
+    <w:p>
+      <w:r>
+        <w:rPr>
+          <w:b/>
+          <w:bCs/>
+        </w:rPr>
+        <w:t>4.4 Renaming and Moving Files</w:t>
+      </w:r>
+    </w:p>
+    <w:p>
+      <w:pPr>
+        <w:numPr>
+          <w:ilvl w:val="0"/>
+          <w:numId w:val="27"/>
+        </w:numPr>
+      </w:pPr>
+      <w:r>
+        <w:t>REN/RENAME command (rename files)</w:t>
+      </w:r>
+    </w:p>
+    <w:p>
+      <w:pPr>
+        <w:numPr>
+          <w:ilvl w:val="0"/>
+          <w:numId w:val="27"/>
+        </w:numPr>
+      </w:pPr>
+      <w:r>
+        <w:t>MOVE command (move files)</w:t>
+      </w:r>
+    </w:p>
+    <w:p>
+      <w:pPr>
+        <w:numPr>
+          <w:ilvl w:val="0"/>
+          <w:numId w:val="27"/>
+        </w:numPr>
+      </w:pPr>
+      <w:r>
+        <w:t>Bulk renaming (FOR loop + REN)</w:t>
+      </w:r>
+    </w:p>
+    <w:p>
+      <w:r>
+        <w:rPr>
+          <w:b/>
+          <w:bCs/>
+        </w:rPr>
         <w:lastRenderedPageBreak/>
-        <w:t>Force deletion (/F, /Q flags)</w:t>
-      </w:r>
-    </w:p>
-    <w:p>
-      <w:r>
-        <w:rPr>
-          <w:b/>
-          <w:bCs/>
-        </w:rPr>
-        <w:t>4.4 Renaming and Moving Files</w:t>
-      </w:r>
-    </w:p>
-    <w:p>
-      <w:pPr>
-        <w:numPr>
-          <w:ilvl w:val="0"/>
-          <w:numId w:val="27"/>
-        </w:numPr>
-      </w:pPr>
-      <w:r>
-        <w:t>REN/RENAME command (rename files)</w:t>
-      </w:r>
-    </w:p>
-    <w:p>
-      <w:pPr>
-        <w:numPr>
-          <w:ilvl w:val="0"/>
-          <w:numId w:val="27"/>
-        </w:numPr>
-      </w:pPr>
-      <w:r>
-        <w:t>MOVE command (move files)</w:t>
-      </w:r>
-    </w:p>
-    <w:p>
-      <w:pPr>
-        <w:numPr>
-          <w:ilvl w:val="0"/>
-          <w:numId w:val="27"/>
-        </w:numPr>
-      </w:pPr>
-      <w:r>
-        <w:t>Bulk renaming (FOR loop + REN)</w:t>
-      </w:r>
-    </w:p>
-    <w:p>
-      <w:r>
-        <w:rPr>
-          <w:b/>
-          <w:bCs/>
-        </w:rPr>
         <w:t>4.5 Copying Files</w:t>
       </w:r>
     </w:p>
@@ -9545,68 +9693,68 @@
         </w:numPr>
       </w:pPr>
       <w:r>
+        <w:t>Replacing first occurrence</w:t>
+      </w:r>
+    </w:p>
+    <w:p>
+      <w:pPr>
+        <w:numPr>
+          <w:ilvl w:val="0"/>
+          <w:numId w:val="32"/>
+        </w:numPr>
+      </w:pPr>
+      <w:r>
+        <w:t>Replacing all occurrences</w:t>
+      </w:r>
+    </w:p>
+    <w:p>
+      <w:pPr>
+        <w:numPr>
+          <w:ilvl w:val="0"/>
+          <w:numId w:val="32"/>
+        </w:numPr>
+      </w:pPr>
+      <w:r>
+        <w:t>Removing characters (%</w:t>
+      </w:r>
+      <w:proofErr w:type="spellStart"/>
+      <w:r>
+        <w:t>var:old</w:t>
+      </w:r>
+      <w:proofErr w:type="spellEnd"/>
+      <w:r>
+        <w:t>=%)</w:t>
+      </w:r>
+    </w:p>
+    <w:p>
+      <w:r>
+        <w:rPr>
+          <w:b/>
+          <w:bCs/>
+        </w:rPr>
+        <w:t>5.3 String Length</w:t>
+      </w:r>
+    </w:p>
+    <w:p>
+      <w:pPr>
+        <w:numPr>
+          <w:ilvl w:val="0"/>
+          <w:numId w:val="33"/>
+        </w:numPr>
+      </w:pPr>
+      <w:r>
+        <w:t>No built-in command (workaround required)</w:t>
+      </w:r>
+    </w:p>
+    <w:p>
+      <w:pPr>
+        <w:numPr>
+          <w:ilvl w:val="0"/>
+          <w:numId w:val="33"/>
+        </w:numPr>
+      </w:pPr>
+      <w:r>
         <w:lastRenderedPageBreak/>
-        <w:t>Replacing first occurrence</w:t>
-      </w:r>
-    </w:p>
-    <w:p>
-      <w:pPr>
-        <w:numPr>
-          <w:ilvl w:val="0"/>
-          <w:numId w:val="32"/>
-        </w:numPr>
-      </w:pPr>
-      <w:r>
-        <w:t>Replacing all occurrences</w:t>
-      </w:r>
-    </w:p>
-    <w:p>
-      <w:pPr>
-        <w:numPr>
-          <w:ilvl w:val="0"/>
-          <w:numId w:val="32"/>
-        </w:numPr>
-      </w:pPr>
-      <w:r>
-        <w:t>Removing characters (%</w:t>
-      </w:r>
-      <w:proofErr w:type="spellStart"/>
-      <w:r>
-        <w:t>var:old</w:t>
-      </w:r>
-      <w:proofErr w:type="spellEnd"/>
-      <w:r>
-        <w:t>=%)</w:t>
-      </w:r>
-    </w:p>
-    <w:p>
-      <w:r>
-        <w:rPr>
-          <w:b/>
-          <w:bCs/>
-        </w:rPr>
-        <w:t>5.3 String Length</w:t>
-      </w:r>
-    </w:p>
-    <w:p>
-      <w:pPr>
-        <w:numPr>
-          <w:ilvl w:val="0"/>
-          <w:numId w:val="33"/>
-        </w:numPr>
-      </w:pPr>
-      <w:r>
-        <w:t>No built-in command (workaround required)</w:t>
-      </w:r>
-    </w:p>
-    <w:p>
-      <w:pPr>
-        <w:numPr>
-          <w:ilvl w:val="0"/>
-          <w:numId w:val="33"/>
-        </w:numPr>
-      </w:pPr>
-      <w:r>
         <w:t>Method 1: Loop through characters</w:t>
       </w:r>
     </w:p>
@@ -9855,60 +10003,60 @@
         </w:numPr>
       </w:pPr>
       <w:r>
+        <w:t>TITLE command (set window title)</w:t>
+      </w:r>
+    </w:p>
+    <w:p>
+      <w:pPr>
+        <w:numPr>
+          <w:ilvl w:val="0"/>
+          <w:numId w:val="38"/>
+        </w:numPr>
+      </w:pPr>
+      <w:r>
+        <w:t>CLS command (clear screen)</w:t>
+      </w:r>
+    </w:p>
+    <w:p>
+      <w:r>
+        <w:rPr>
+          <w:b/>
+          <w:bCs/>
+        </w:rPr>
+        <w:t>6.3 Redirection</w:t>
+      </w:r>
+    </w:p>
+    <w:p>
+      <w:pPr>
+        <w:numPr>
+          <w:ilvl w:val="0"/>
+          <w:numId w:val="39"/>
+        </w:numPr>
+      </w:pPr>
+      <w:r>
+        <w:t>Output redirection (&gt; file.txt)</w:t>
+      </w:r>
+    </w:p>
+    <w:p>
+      <w:pPr>
+        <w:numPr>
+          <w:ilvl w:val="0"/>
+          <w:numId w:val="39"/>
+        </w:numPr>
+      </w:pPr>
+      <w:r>
+        <w:t>Append redirection (&gt;&gt; file.txt)</w:t>
+      </w:r>
+    </w:p>
+    <w:p>
+      <w:pPr>
+        <w:numPr>
+          <w:ilvl w:val="0"/>
+          <w:numId w:val="39"/>
+        </w:numPr>
+      </w:pPr>
+      <w:r>
         <w:lastRenderedPageBreak/>
-        <w:t>TITLE command (set window title)</w:t>
-      </w:r>
-    </w:p>
-    <w:p>
-      <w:pPr>
-        <w:numPr>
-          <w:ilvl w:val="0"/>
-          <w:numId w:val="38"/>
-        </w:numPr>
-      </w:pPr>
-      <w:r>
-        <w:t>CLS command (clear screen)</w:t>
-      </w:r>
-    </w:p>
-    <w:p>
-      <w:r>
-        <w:rPr>
-          <w:b/>
-          <w:bCs/>
-        </w:rPr>
-        <w:t>6.3 Redirection</w:t>
-      </w:r>
-    </w:p>
-    <w:p>
-      <w:pPr>
-        <w:numPr>
-          <w:ilvl w:val="0"/>
-          <w:numId w:val="39"/>
-        </w:numPr>
-      </w:pPr>
-      <w:r>
-        <w:t>Output redirection (&gt; file.txt)</w:t>
-      </w:r>
-    </w:p>
-    <w:p>
-      <w:pPr>
-        <w:numPr>
-          <w:ilvl w:val="0"/>
-          <w:numId w:val="39"/>
-        </w:numPr>
-      </w:pPr>
-      <w:r>
-        <w:t>Append redirection (&gt;&gt; file.txt)</w:t>
-      </w:r>
-    </w:p>
-    <w:p>
-      <w:pPr>
-        <w:numPr>
-          <w:ilvl w:val="0"/>
-          <w:numId w:val="39"/>
-        </w:numPr>
-      </w:pPr>
-      <w:r>
         <w:t>Input redirection (&lt; file.txt)</w:t>
       </w:r>
     </w:p>
@@ -10189,60 +10337,60 @@
         </w:numPr>
       </w:pPr>
       <w:r>
+        <w:t>Using %1, %2, %3, etc. in function</w:t>
+      </w:r>
+    </w:p>
+    <w:p>
+      <w:pPr>
+        <w:numPr>
+          <w:ilvl w:val="0"/>
+          <w:numId w:val="44"/>
+        </w:numPr>
+      </w:pPr>
+      <w:r>
+        <w:t>Shifting parameters (SHIFT command)</w:t>
+      </w:r>
+    </w:p>
+    <w:p>
+      <w:pPr>
+        <w:numPr>
+          <w:ilvl w:val="0"/>
+          <w:numId w:val="44"/>
+        </w:numPr>
+      </w:pPr>
+      <w:r>
+        <w:t>Accessing all parameters (%*)</w:t>
+      </w:r>
+    </w:p>
+    <w:p>
+      <w:r>
+        <w:rPr>
+          <w:b/>
+          <w:bCs/>
+        </w:rPr>
+        <w:t>7.3 Returning Values</w:t>
+      </w:r>
+    </w:p>
+    <w:p>
+      <w:pPr>
+        <w:numPr>
+          <w:ilvl w:val="0"/>
+          <w:numId w:val="45"/>
+        </w:numPr>
+      </w:pPr>
+      <w:r>
+        <w:t>Via ERRORLEVEL (EXIT /B &lt;code&gt;)</w:t>
+      </w:r>
+    </w:p>
+    <w:p>
+      <w:pPr>
+        <w:numPr>
+          <w:ilvl w:val="0"/>
+          <w:numId w:val="45"/>
+        </w:numPr>
+      </w:pPr>
+      <w:r>
         <w:lastRenderedPageBreak/>
-        <w:t>Using %1, %2, %3, etc. in function</w:t>
-      </w:r>
-    </w:p>
-    <w:p>
-      <w:pPr>
-        <w:numPr>
-          <w:ilvl w:val="0"/>
-          <w:numId w:val="44"/>
-        </w:numPr>
-      </w:pPr>
-      <w:r>
-        <w:t>Shifting parameters (SHIFT command)</w:t>
-      </w:r>
-    </w:p>
-    <w:p>
-      <w:pPr>
-        <w:numPr>
-          <w:ilvl w:val="0"/>
-          <w:numId w:val="44"/>
-        </w:numPr>
-      </w:pPr>
-      <w:r>
-        <w:t>Accessing all parameters (%*)</w:t>
-      </w:r>
-    </w:p>
-    <w:p>
-      <w:r>
-        <w:rPr>
-          <w:b/>
-          <w:bCs/>
-        </w:rPr>
-        <w:t>7.3 Returning Values</w:t>
-      </w:r>
-    </w:p>
-    <w:p>
-      <w:pPr>
-        <w:numPr>
-          <w:ilvl w:val="0"/>
-          <w:numId w:val="45"/>
-        </w:numPr>
-      </w:pPr>
-      <w:r>
-        <w:t>Via ERRORLEVEL (EXIT /B &lt;code&gt;)</w:t>
-      </w:r>
-    </w:p>
-    <w:p>
-      <w:pPr>
-        <w:numPr>
-          <w:ilvl w:val="0"/>
-          <w:numId w:val="45"/>
-        </w:numPr>
-      </w:pPr>
-      <w:r>
         <w:t>Via environment variables (SET result=value)</w:t>
       </w:r>
     </w:p>
@@ -10484,60 +10632,60 @@
           <w:b/>
           <w:bCs/>
         </w:rPr>
+        <w:t>8.4 Graceful Degradation</w:t>
+      </w:r>
+    </w:p>
+    <w:p>
+      <w:pPr>
+        <w:numPr>
+          <w:ilvl w:val="0"/>
+          <w:numId w:val="51"/>
+        </w:numPr>
+      </w:pPr>
+      <w:r>
+        <w:t>Provide fallback options (if tool missing, use alternative)</w:t>
+      </w:r>
+    </w:p>
+    <w:p>
+      <w:pPr>
+        <w:numPr>
+          <w:ilvl w:val="0"/>
+          <w:numId w:val="51"/>
+        </w:numPr>
+      </w:pPr>
+      <w:r>
+        <w:t>User-friendly error messages</w:t>
+      </w:r>
+    </w:p>
+    <w:p>
+      <w:pPr>
+        <w:numPr>
+          <w:ilvl w:val="0"/>
+          <w:numId w:val="51"/>
+        </w:numPr>
+      </w:pPr>
+      <w:r>
+        <w:t>Clean exit (close files, reset state)</w:t>
+      </w:r>
+    </w:p>
+    <w:p>
+      <w:r>
+        <w:rPr>
+          <w:b/>
+          <w:bCs/>
+        </w:rPr>
+        <w:t>8.5 Logging</w:t>
+      </w:r>
+    </w:p>
+    <w:p>
+      <w:pPr>
+        <w:numPr>
+          <w:ilvl w:val="0"/>
+          <w:numId w:val="52"/>
+        </w:numPr>
+      </w:pPr>
+      <w:r>
         <w:lastRenderedPageBreak/>
-        <w:t>8.4 Graceful Degradation</w:t>
-      </w:r>
-    </w:p>
-    <w:p>
-      <w:pPr>
-        <w:numPr>
-          <w:ilvl w:val="0"/>
-          <w:numId w:val="51"/>
-        </w:numPr>
-      </w:pPr>
-      <w:r>
-        <w:t>Provide fallback options (if tool missing, use alternative)</w:t>
-      </w:r>
-    </w:p>
-    <w:p>
-      <w:pPr>
-        <w:numPr>
-          <w:ilvl w:val="0"/>
-          <w:numId w:val="51"/>
-        </w:numPr>
-      </w:pPr>
-      <w:r>
-        <w:t>User-friendly error messages</w:t>
-      </w:r>
-    </w:p>
-    <w:p>
-      <w:pPr>
-        <w:numPr>
-          <w:ilvl w:val="0"/>
-          <w:numId w:val="51"/>
-        </w:numPr>
-      </w:pPr>
-      <w:r>
-        <w:t>Clean exit (close files, reset state)</w:t>
-      </w:r>
-    </w:p>
-    <w:p>
-      <w:r>
-        <w:rPr>
-          <w:b/>
-          <w:bCs/>
-        </w:rPr>
-        <w:t>8.5 Logging</w:t>
-      </w:r>
-    </w:p>
-    <w:p>
-      <w:pPr>
-        <w:numPr>
-          <w:ilvl w:val="0"/>
-          <w:numId w:val="52"/>
-        </w:numPr>
-      </w:pPr>
-      <w:r>
         <w:t>Log to file (ECHO message &gt;&gt; log.txt)</w:t>
       </w:r>
     </w:p>
@@ -10785,60 +10933,60 @@
           <w:b/>
           <w:bCs/>
         </w:rPr>
+        <w:t>9.5 NSLOOKUP (DNS Lookup)</w:t>
+      </w:r>
+    </w:p>
+    <w:p>
+      <w:pPr>
+        <w:numPr>
+          <w:ilvl w:val="0"/>
+          <w:numId w:val="57"/>
+        </w:numPr>
+      </w:pPr>
+      <w:r>
+        <w:t>Query DNS records</w:t>
+      </w:r>
+    </w:p>
+    <w:p>
+      <w:pPr>
+        <w:numPr>
+          <w:ilvl w:val="0"/>
+          <w:numId w:val="57"/>
+        </w:numPr>
+      </w:pPr>
+      <w:r>
+        <w:t>Find IP of hostname</w:t>
+      </w:r>
+    </w:p>
+    <w:p>
+      <w:pPr>
+        <w:numPr>
+          <w:ilvl w:val="0"/>
+          <w:numId w:val="57"/>
+        </w:numPr>
+      </w:pPr>
+      <w:r>
+        <w:t>Reverse lookup</w:t>
+      </w:r>
+    </w:p>
+    <w:p>
+      <w:r>
+        <w:rPr>
+          <w:b/>
+          <w:bCs/>
+        </w:rPr>
+        <w:t>9.6 TRACERT (Trace Route)</w:t>
+      </w:r>
+    </w:p>
+    <w:p>
+      <w:pPr>
+        <w:numPr>
+          <w:ilvl w:val="0"/>
+          <w:numId w:val="58"/>
+        </w:numPr>
+      </w:pPr>
+      <w:r>
         <w:lastRenderedPageBreak/>
-        <w:t>9.5 NSLOOKUP (DNS Lookup)</w:t>
-      </w:r>
-    </w:p>
-    <w:p>
-      <w:pPr>
-        <w:numPr>
-          <w:ilvl w:val="0"/>
-          <w:numId w:val="57"/>
-        </w:numPr>
-      </w:pPr>
-      <w:r>
-        <w:t>Query DNS records</w:t>
-      </w:r>
-    </w:p>
-    <w:p>
-      <w:pPr>
-        <w:numPr>
-          <w:ilvl w:val="0"/>
-          <w:numId w:val="57"/>
-        </w:numPr>
-      </w:pPr>
-      <w:r>
-        <w:t>Find IP of hostname</w:t>
-      </w:r>
-    </w:p>
-    <w:p>
-      <w:pPr>
-        <w:numPr>
-          <w:ilvl w:val="0"/>
-          <w:numId w:val="57"/>
-        </w:numPr>
-      </w:pPr>
-      <w:r>
-        <w:t>Reverse lookup</w:t>
-      </w:r>
-    </w:p>
-    <w:p>
-      <w:r>
-        <w:rPr>
-          <w:b/>
-          <w:bCs/>
-        </w:rPr>
-        <w:t>9.6 TRACERT (Trace Route)</w:t>
-      </w:r>
-    </w:p>
-    <w:p>
-      <w:pPr>
-        <w:numPr>
-          <w:ilvl w:val="0"/>
-          <w:numId w:val="58"/>
-        </w:numPr>
-      </w:pPr>
-      <w:r>
         <w:t>Trace packet path to destination</w:t>
       </w:r>
     </w:p>
@@ -11098,60 +11246,60 @@
         </w:numPr>
       </w:pPr>
       <w:r>
+        <w:t>Query service status (SC QUERY)</w:t>
+      </w:r>
+    </w:p>
+    <w:p>
+      <w:pPr>
+        <w:numPr>
+          <w:ilvl w:val="0"/>
+          <w:numId w:val="63"/>
+        </w:numPr>
+      </w:pPr>
+      <w:r>
+        <w:t>Configure service startup type</w:t>
+      </w:r>
+    </w:p>
+    <w:p>
+      <w:r>
+        <w:rPr>
+          <w:b/>
+          <w:bCs/>
+        </w:rPr>
+        <w:t>10.3 Registry Operations (REG)</w:t>
+      </w:r>
+    </w:p>
+    <w:p>
+      <w:pPr>
+        <w:numPr>
+          <w:ilvl w:val="0"/>
+          <w:numId w:val="64"/>
+        </w:numPr>
+      </w:pPr>
+      <w:r>
+        <w:t>Query registry (REG QUERY)</w:t>
+      </w:r>
+    </w:p>
+    <w:p>
+      <w:pPr>
+        <w:numPr>
+          <w:ilvl w:val="0"/>
+          <w:numId w:val="64"/>
+        </w:numPr>
+      </w:pPr>
+      <w:r>
+        <w:t>Add registry key/value (REG ADD)</w:t>
+      </w:r>
+    </w:p>
+    <w:p>
+      <w:pPr>
+        <w:numPr>
+          <w:ilvl w:val="0"/>
+          <w:numId w:val="64"/>
+        </w:numPr>
+      </w:pPr>
+      <w:r>
         <w:lastRenderedPageBreak/>
-        <w:t>Query service status (SC QUERY)</w:t>
-      </w:r>
-    </w:p>
-    <w:p>
-      <w:pPr>
-        <w:numPr>
-          <w:ilvl w:val="0"/>
-          <w:numId w:val="63"/>
-        </w:numPr>
-      </w:pPr>
-      <w:r>
-        <w:t>Configure service startup type</w:t>
-      </w:r>
-    </w:p>
-    <w:p>
-      <w:r>
-        <w:rPr>
-          <w:b/>
-          <w:bCs/>
-        </w:rPr>
-        <w:t>10.3 Registry Operations (REG)</w:t>
-      </w:r>
-    </w:p>
-    <w:p>
-      <w:pPr>
-        <w:numPr>
-          <w:ilvl w:val="0"/>
-          <w:numId w:val="64"/>
-        </w:numPr>
-      </w:pPr>
-      <w:r>
-        <w:t>Query registry (REG QUERY)</w:t>
-      </w:r>
-    </w:p>
-    <w:p>
-      <w:pPr>
-        <w:numPr>
-          <w:ilvl w:val="0"/>
-          <w:numId w:val="64"/>
-        </w:numPr>
-      </w:pPr>
-      <w:r>
-        <w:t>Add registry key/value (REG ADD)</w:t>
-      </w:r>
-    </w:p>
-    <w:p>
-      <w:pPr>
-        <w:numPr>
-          <w:ilvl w:val="0"/>
-          <w:numId w:val="64"/>
-        </w:numPr>
-      </w:pPr>
-      <w:r>
         <w:t>Delete registry key/value (REG DELETE)</w:t>
       </w:r>
     </w:p>
@@ -11395,55 +11543,77 @@
         </w:numPr>
       </w:pPr>
       <w:r>
+        <w:t>No native arrays (workaround using indexed variables)</w:t>
+      </w:r>
+    </w:p>
+    <w:p>
+      <w:pPr>
+        <w:numPr>
+          <w:ilvl w:val="0"/>
+          <w:numId w:val="69"/>
+        </w:numPr>
+      </w:pPr>
+      <w:r>
+        <w:t xml:space="preserve">Creating array (SET </w:t>
+      </w:r>
+      <w:proofErr w:type="spellStart"/>
+      <w:r>
+        <w:t>arr</w:t>
+      </w:r>
+      <w:proofErr w:type="spellEnd"/>
+      <w:r>
+        <w:t>[</w:t>
+      </w:r>
+      <w:proofErr w:type="gramStart"/>
+      <w:r>
+        <w:t>0]=</w:t>
+      </w:r>
+      <w:proofErr w:type="gramEnd"/>
+      <w:r>
+        <w:t>value)</w:t>
+      </w:r>
+    </w:p>
+    <w:p>
+      <w:pPr>
+        <w:numPr>
+          <w:ilvl w:val="0"/>
+          <w:numId w:val="69"/>
+        </w:numPr>
+      </w:pPr>
+      <w:r>
+        <w:t>Looping through array (FOR loop with counter)</w:t>
+      </w:r>
+    </w:p>
+    <w:p>
+      <w:r>
+        <w:rPr>
+          <w:b/>
+          <w:bCs/>
+        </w:rPr>
+        <w:t>11.2 Parsing JSON/XML</w:t>
+      </w:r>
+    </w:p>
+    <w:p>
+      <w:pPr>
+        <w:numPr>
+          <w:ilvl w:val="0"/>
+          <w:numId w:val="70"/>
+        </w:numPr>
+      </w:pPr>
+      <w:r>
+        <w:t>No native parser (use external tools)</w:t>
+      </w:r>
+    </w:p>
+    <w:p>
+      <w:pPr>
+        <w:numPr>
+          <w:ilvl w:val="0"/>
+          <w:numId w:val="70"/>
+        </w:numPr>
+      </w:pPr>
+      <w:r>
         <w:lastRenderedPageBreak/>
-        <w:t>No native arrays (workaround using indexed variables)</w:t>
-      </w:r>
-    </w:p>
-    <w:p>
-      <w:pPr>
-        <w:numPr>
-          <w:ilvl w:val="0"/>
-          <w:numId w:val="69"/>
-        </w:numPr>
-      </w:pPr>
-      <w:r>
-        <w:t xml:space="preserve">Creating array (SET </w:t>
-      </w:r>
-      <w:proofErr w:type="spellStart"/>
-      <w:r>
-        <w:t>arr</w:t>
-      </w:r>
-      <w:proofErr w:type="spellEnd"/>
-      <w:r>
-        <w:t>[</w:t>
-      </w:r>
-      <w:proofErr w:type="gramStart"/>
-      <w:r>
-        <w:t>0]=</w:t>
-      </w:r>
-      <w:proofErr w:type="gramEnd"/>
-      <w:r>
-        <w:t>value)</w:t>
-      </w:r>
-    </w:p>
-    <w:p>
-      <w:pPr>
-        <w:numPr>
-          <w:ilvl w:val="0"/>
-          <w:numId w:val="69"/>
-        </w:numPr>
-      </w:pPr>
-      <w:r>
-        <w:t>Looping through array (FOR loop with counter)</w:t>
-      </w:r>
-    </w:p>
-    <w:p>
-      <w:r>
-        <w:rPr>
-          <w:b/>
-          <w:bCs/>
-        </w:rPr>
-        <w:t>11.2 Parsing JSON/XML</w:t>
+        <w:t>Method 1: FOR /F with FINDSTR (regex parsing)</w:t>
       </w:r>
     </w:p>
     <w:p>
@@ -11454,7 +11624,7 @@
         </w:numPr>
       </w:pPr>
       <w:r>
-        <w:t>No native parser (use external tools)</w:t>
+        <w:t>Method 2: Call PowerShell from batch</w:t>
       </w:r>
     </w:p>
     <w:p>
@@ -11465,28 +11635,6 @@
         </w:numPr>
       </w:pPr>
       <w:r>
-        <w:t>Method 1: FOR /F with FINDSTR (regex parsing)</w:t>
-      </w:r>
-    </w:p>
-    <w:p>
-      <w:pPr>
-        <w:numPr>
-          <w:ilvl w:val="0"/>
-          <w:numId w:val="70"/>
-        </w:numPr>
-      </w:pPr>
-      <w:r>
-        <w:t>Method 2: Call PowerShell from batch</w:t>
-      </w:r>
-    </w:p>
-    <w:p>
-      <w:pPr>
-        <w:numPr>
-          <w:ilvl w:val="0"/>
-          <w:numId w:val="70"/>
-        </w:numPr>
-      </w:pPr>
-      <w:r>
         <w:t>Method 3: Use jq.exe or xml.exe</w:t>
       </w:r>
     </w:p>
@@ -11708,7 +11856,6 @@
         </w:numPr>
       </w:pPr>
       <w:r>
-        <w:lastRenderedPageBreak/>
         <w:t>MSHTA (HTML Application, popup windows)</w:t>
       </w:r>
     </w:p>
@@ -11784,6 +11931,7 @@
           <w:b/>
           <w:bCs/>
         </w:rPr>
+        <w:lastRenderedPageBreak/>
         <w:t>MODULE 12: Automation Projects</w:t>
       </w:r>
     </w:p>
@@ -12027,60 +12175,60 @@
         </w:numPr>
       </w:pPr>
       <w:r>
+        <w:t>Move to categorized folders</w:t>
+      </w:r>
+    </w:p>
+    <w:p>
+      <w:pPr>
+        <w:numPr>
+          <w:ilvl w:val="0"/>
+          <w:numId w:val="80"/>
+        </w:numPr>
+      </w:pPr>
+      <w:r>
+        <w:t>Handle duplicates (rename or skip)</w:t>
+      </w:r>
+    </w:p>
+    <w:p>
+      <w:pPr>
+        <w:numPr>
+          <w:ilvl w:val="0"/>
+          <w:numId w:val="80"/>
+        </w:numPr>
+      </w:pPr>
+      <w:r>
+        <w:t>Dry-run mode (preview changes)</w:t>
+      </w:r>
+    </w:p>
+    <w:p>
+      <w:r>
+        <w:rPr>
+          <w:b/>
+          <w:bCs/>
+        </w:rPr>
+        <w:t>12.6 Batch File Menu System</w:t>
+      </w:r>
+    </w:p>
+    <w:p>
+      <w:pPr>
+        <w:numPr>
+          <w:ilvl w:val="0"/>
+          <w:numId w:val="81"/>
+        </w:numPr>
+      </w:pPr>
+      <w:r>
+        <w:t>Display menu with numbered options</w:t>
+      </w:r>
+    </w:p>
+    <w:p>
+      <w:pPr>
+        <w:numPr>
+          <w:ilvl w:val="0"/>
+          <w:numId w:val="81"/>
+        </w:numPr>
+      </w:pPr>
+      <w:r>
         <w:lastRenderedPageBreak/>
-        <w:t>Move to categorized folders</w:t>
-      </w:r>
-    </w:p>
-    <w:p>
-      <w:pPr>
-        <w:numPr>
-          <w:ilvl w:val="0"/>
-          <w:numId w:val="80"/>
-        </w:numPr>
-      </w:pPr>
-      <w:r>
-        <w:t>Handle duplicates (rename or skip)</w:t>
-      </w:r>
-    </w:p>
-    <w:p>
-      <w:pPr>
-        <w:numPr>
-          <w:ilvl w:val="0"/>
-          <w:numId w:val="80"/>
-        </w:numPr>
-      </w:pPr>
-      <w:r>
-        <w:t>Dry-run mode (preview changes)</w:t>
-      </w:r>
-    </w:p>
-    <w:p>
-      <w:r>
-        <w:rPr>
-          <w:b/>
-          <w:bCs/>
-        </w:rPr>
-        <w:t>12.6 Batch File Menu System</w:t>
-      </w:r>
-    </w:p>
-    <w:p>
-      <w:pPr>
-        <w:numPr>
-          <w:ilvl w:val="0"/>
-          <w:numId w:val="81"/>
-        </w:numPr>
-      </w:pPr>
-      <w:r>
-        <w:t>Display menu with numbered options</w:t>
-      </w:r>
-    </w:p>
-    <w:p>
-      <w:pPr>
-        <w:numPr>
-          <w:ilvl w:val="0"/>
-          <w:numId w:val="81"/>
-        </w:numPr>
-      </w:pPr>
-      <w:r>
         <w:t>User selects option</w:t>
       </w:r>
     </w:p>
@@ -12334,32 +12482,73 @@
           <w:b/>
           <w:bCs/>
         </w:rPr>
+        <w:t>PART 4: ETHICAL HACKING &amp; MALWARE ANALYSIS (REDTEAM/SECURITY)</w:t>
+      </w:r>
+    </w:p>
+    <w:p>
+      <w:pPr>
+        <w:rPr>
+          <w:b/>
+          <w:bCs/>
+        </w:rPr>
+      </w:pPr>
+      <w:r>
+        <w:rPr>
+          <w:b/>
+          <w:bCs/>
+        </w:rPr>
+        <w:t>MODULE 13: Reconnaissance</w:t>
+      </w:r>
+    </w:p>
+    <w:p>
+      <w:r>
+        <w:rPr>
+          <w:b/>
+          <w:bCs/>
+        </w:rPr>
+        <w:t>13.1 Network Enumeration</w:t>
+      </w:r>
+    </w:p>
+    <w:p>
+      <w:pPr>
+        <w:numPr>
+          <w:ilvl w:val="0"/>
+          <w:numId w:val="86"/>
+        </w:numPr>
+      </w:pPr>
+      <w:r>
+        <w:t>Discover active hosts (ping sweep)</w:t>
+      </w:r>
+    </w:p>
+    <w:p>
+      <w:pPr>
+        <w:numPr>
+          <w:ilvl w:val="0"/>
+          <w:numId w:val="86"/>
+        </w:numPr>
+      </w:pPr>
+      <w:r>
+        <w:t xml:space="preserve">Port scanning (basic, no </w:t>
+      </w:r>
+      <w:proofErr w:type="spellStart"/>
+      <w:r>
+        <w:t>nmap</w:t>
+      </w:r>
+      <w:proofErr w:type="spellEnd"/>
+      <w:r>
+        <w:t xml:space="preserve"> equivalent in pure batch)</w:t>
+      </w:r>
+    </w:p>
+    <w:p>
+      <w:pPr>
+        <w:numPr>
+          <w:ilvl w:val="0"/>
+          <w:numId w:val="86"/>
+        </w:numPr>
+      </w:pPr>
+      <w:r>
         <w:lastRenderedPageBreak/>
-        <w:t>PART 4: ETHICAL HACKING &amp; MALWARE ANALYSIS (REDTEAM/SECURITY)</w:t>
-      </w:r>
-    </w:p>
-    <w:p>
-      <w:pPr>
-        <w:rPr>
-          <w:b/>
-          <w:bCs/>
-        </w:rPr>
-      </w:pPr>
-      <w:r>
-        <w:rPr>
-          <w:b/>
-          <w:bCs/>
-        </w:rPr>
-        <w:t>MODULE 13: Reconnaissance</w:t>
-      </w:r>
-    </w:p>
-    <w:p>
-      <w:r>
-        <w:rPr>
-          <w:b/>
-          <w:bCs/>
-        </w:rPr>
-        <w:t>13.1 Network Enumeration</w:t>
+        <w:t>ARP scanning (identify devices on local network)</w:t>
       </w:r>
     </w:p>
     <w:p>
@@ -12370,174 +12559,163 @@
         </w:numPr>
       </w:pPr>
       <w:r>
-        <w:t>Discover active hosts (ping sweep)</w:t>
-      </w:r>
-    </w:p>
-    <w:p>
-      <w:pPr>
-        <w:numPr>
-          <w:ilvl w:val="0"/>
-          <w:numId w:val="86"/>
-        </w:numPr>
-      </w:pPr>
-      <w:r>
-        <w:t xml:space="preserve">Port scanning (basic, no </w:t>
+        <w:t>DNS enumeration (zone transfer attempts)</w:t>
+      </w:r>
+    </w:p>
+    <w:p>
+      <w:r>
+        <w:rPr>
+          <w:b/>
+          <w:bCs/>
+        </w:rPr>
+        <w:t>13.2 System Enumeration</w:t>
+      </w:r>
+    </w:p>
+    <w:p>
+      <w:pPr>
+        <w:numPr>
+          <w:ilvl w:val="0"/>
+          <w:numId w:val="87"/>
+        </w:numPr>
+      </w:pPr>
+      <w:r>
+        <w:t>OS version (SYSTEMINFO)</w:t>
+      </w:r>
+    </w:p>
+    <w:p>
+      <w:pPr>
+        <w:numPr>
+          <w:ilvl w:val="0"/>
+          <w:numId w:val="87"/>
+        </w:numPr>
+      </w:pPr>
+      <w:r>
+        <w:t>Installed software (WMIC, registry queries)</w:t>
+      </w:r>
+    </w:p>
+    <w:p>
+      <w:pPr>
+        <w:numPr>
+          <w:ilvl w:val="0"/>
+          <w:numId w:val="87"/>
+        </w:numPr>
+      </w:pPr>
+      <w:r>
+        <w:t>Running processes (TASKLIST)</w:t>
+      </w:r>
+    </w:p>
+    <w:p>
+      <w:pPr>
+        <w:numPr>
+          <w:ilvl w:val="0"/>
+          <w:numId w:val="87"/>
+        </w:numPr>
+      </w:pPr>
+      <w:r>
+        <w:t>Logged-in users (QUERY USER, NET SESSION)</w:t>
+      </w:r>
+    </w:p>
+    <w:p>
+      <w:pPr>
+        <w:numPr>
+          <w:ilvl w:val="0"/>
+          <w:numId w:val="87"/>
+        </w:numPr>
+      </w:pPr>
+      <w:r>
+        <w:t>Network configuration (IPCONFIG, ROUTE PRINT)</w:t>
+      </w:r>
+    </w:p>
+    <w:p>
+      <w:r>
+        <w:rPr>
+          <w:b/>
+          <w:bCs/>
+        </w:rPr>
+        <w:t>13.3 User Enumeration</w:t>
+      </w:r>
+    </w:p>
+    <w:p>
+      <w:pPr>
+        <w:numPr>
+          <w:ilvl w:val="0"/>
+          <w:numId w:val="88"/>
+        </w:numPr>
+      </w:pPr>
+      <w:r>
+        <w:t>List local users (NET USER)</w:t>
+      </w:r>
+    </w:p>
+    <w:p>
+      <w:pPr>
+        <w:numPr>
+          <w:ilvl w:val="0"/>
+          <w:numId w:val="88"/>
+        </w:numPr>
+      </w:pPr>
+      <w:r>
+        <w:t>List domain users (NET USER /DOMAIN)</w:t>
+      </w:r>
+    </w:p>
+    <w:p>
+      <w:pPr>
+        <w:numPr>
+          <w:ilvl w:val="0"/>
+          <w:numId w:val="88"/>
+        </w:numPr>
+      </w:pPr>
+      <w:r>
+        <w:t>Group membership (NET LOCALGROUP)</w:t>
+      </w:r>
+    </w:p>
+    <w:p>
+      <w:pPr>
+        <w:numPr>
+          <w:ilvl w:val="0"/>
+          <w:numId w:val="88"/>
+        </w:numPr>
+      </w:pPr>
+      <w:r>
+        <w:t>Recently accessed files (recent folder, registry)</w:t>
+      </w:r>
+    </w:p>
+    <w:p>
+      <w:r>
+        <w:rPr>
+          <w:b/>
+          <w:bCs/>
+        </w:rPr>
+        <w:t>13.4 Credential Harvesting</w:t>
+      </w:r>
+    </w:p>
+    <w:p>
+      <w:pPr>
+        <w:numPr>
+          <w:ilvl w:val="0"/>
+          <w:numId w:val="89"/>
+        </w:numPr>
+      </w:pPr>
+      <w:r>
+        <w:t>Stored credentials (CMDKEY /LIST)</w:t>
+      </w:r>
+    </w:p>
+    <w:p>
+      <w:pPr>
+        <w:numPr>
+          <w:ilvl w:val="0"/>
+          <w:numId w:val="89"/>
+        </w:numPr>
+      </w:pPr>
+      <w:r>
+        <w:t xml:space="preserve">Browser passwords (external tools, </w:t>
       </w:r>
       <w:proofErr w:type="spellStart"/>
       <w:r>
-        <w:t>nmap</w:t>
+        <w:t>NirSoft</w:t>
       </w:r>
       <w:proofErr w:type="spellEnd"/>
       <w:r>
-        <w:t xml:space="preserve"> equivalent in pure batch)</w:t>
-      </w:r>
-    </w:p>
-    <w:p>
-      <w:pPr>
-        <w:numPr>
-          <w:ilvl w:val="0"/>
-          <w:numId w:val="86"/>
-        </w:numPr>
-      </w:pPr>
-      <w:r>
-        <w:t>ARP scanning (identify devices on local network)</w:t>
-      </w:r>
-    </w:p>
-    <w:p>
-      <w:pPr>
-        <w:numPr>
-          <w:ilvl w:val="0"/>
-          <w:numId w:val="86"/>
-        </w:numPr>
-      </w:pPr>
-      <w:r>
-        <w:t>DNS enumeration (zone transfer attempts)</w:t>
-      </w:r>
-    </w:p>
-    <w:p>
-      <w:r>
-        <w:rPr>
-          <w:b/>
-          <w:bCs/>
-        </w:rPr>
-        <w:t>13.2 System Enumeration</w:t>
-      </w:r>
-    </w:p>
-    <w:p>
-      <w:pPr>
-        <w:numPr>
-          <w:ilvl w:val="0"/>
-          <w:numId w:val="87"/>
-        </w:numPr>
-      </w:pPr>
-      <w:r>
-        <w:t>OS version (SYSTEMINFO)</w:t>
-      </w:r>
-    </w:p>
-    <w:p>
-      <w:pPr>
-        <w:numPr>
-          <w:ilvl w:val="0"/>
-          <w:numId w:val="87"/>
-        </w:numPr>
-      </w:pPr>
-      <w:r>
-        <w:t>Installed software (WMIC, registry queries)</w:t>
-      </w:r>
-    </w:p>
-    <w:p>
-      <w:pPr>
-        <w:numPr>
-          <w:ilvl w:val="0"/>
-          <w:numId w:val="87"/>
-        </w:numPr>
-      </w:pPr>
-      <w:r>
-        <w:t>Running processes (TASKLIST)</w:t>
-      </w:r>
-    </w:p>
-    <w:p>
-      <w:pPr>
-        <w:numPr>
-          <w:ilvl w:val="0"/>
-          <w:numId w:val="87"/>
-        </w:numPr>
-      </w:pPr>
-      <w:r>
-        <w:t>Logged-in users (QUERY USER, NET SESSION)</w:t>
-      </w:r>
-    </w:p>
-    <w:p>
-      <w:pPr>
-        <w:numPr>
-          <w:ilvl w:val="0"/>
-          <w:numId w:val="87"/>
-        </w:numPr>
-      </w:pPr>
-      <w:r>
-        <w:t>Network configuration (IPCONFIG, ROUTE PRINT)</w:t>
-      </w:r>
-    </w:p>
-    <w:p>
-      <w:r>
-        <w:rPr>
-          <w:b/>
-          <w:bCs/>
-        </w:rPr>
-        <w:t>13.3 User Enumeration</w:t>
-      </w:r>
-    </w:p>
-    <w:p>
-      <w:pPr>
-        <w:numPr>
-          <w:ilvl w:val="0"/>
-          <w:numId w:val="88"/>
-        </w:numPr>
-      </w:pPr>
-      <w:r>
-        <w:t>List local users (NET USER)</w:t>
-      </w:r>
-    </w:p>
-    <w:p>
-      <w:pPr>
-        <w:numPr>
-          <w:ilvl w:val="0"/>
-          <w:numId w:val="88"/>
-        </w:numPr>
-      </w:pPr>
-      <w:r>
-        <w:t>List domain users (NET USER /DOMAIN)</w:t>
-      </w:r>
-    </w:p>
-    <w:p>
-      <w:pPr>
-        <w:numPr>
-          <w:ilvl w:val="0"/>
-          <w:numId w:val="88"/>
-        </w:numPr>
-      </w:pPr>
-      <w:r>
-        <w:t>Group membership (NET LOCALGROUP)</w:t>
-      </w:r>
-    </w:p>
-    <w:p>
-      <w:pPr>
-        <w:numPr>
-          <w:ilvl w:val="0"/>
-          <w:numId w:val="88"/>
-        </w:numPr>
-      </w:pPr>
-      <w:r>
-        <w:t>Recently accessed files (recent folder, registry)</w:t>
-      </w:r>
-    </w:p>
-    <w:p>
-      <w:r>
-        <w:rPr>
-          <w:b/>
-          <w:bCs/>
-        </w:rPr>
-        <w:t>13.4 Credential Harvesting</w:t>
+        <w:t>)</w:t>
       </w:r>
     </w:p>
     <w:p>
@@ -12548,7 +12726,7 @@
         </w:numPr>
       </w:pPr>
       <w:r>
-        <w:t>Stored credentials (CMDKEY /LIST)</w:t>
+        <w:t>Wi-Fi passwords (NETSH WLAN SHOW PROFILES, NETSH WLAN SHOW PROFILE name KEY=CLEAR)</w:t>
       </w:r>
     </w:p>
     <w:p>
@@ -12559,36 +12737,6 @@
         </w:numPr>
       </w:pPr>
       <w:r>
-        <w:t xml:space="preserve">Browser passwords (external tools, </w:t>
-      </w:r>
-      <w:proofErr w:type="spellStart"/>
-      <w:r>
-        <w:t>NirSoft</w:t>
-      </w:r>
-      <w:proofErr w:type="spellEnd"/>
-      <w:r>
-        <w:t>)</w:t>
-      </w:r>
-    </w:p>
-    <w:p>
-      <w:pPr>
-        <w:numPr>
-          <w:ilvl w:val="0"/>
-          <w:numId w:val="89"/>
-        </w:numPr>
-      </w:pPr>
-      <w:r>
-        <w:t>Wi-Fi passwords (NETSH WLAN SHOW PROFILES, NETSH WLAN SHOW PROFILE name KEY=CLEAR)</w:t>
-      </w:r>
-    </w:p>
-    <w:p>
-      <w:pPr>
-        <w:numPr>
-          <w:ilvl w:val="0"/>
-          <w:numId w:val="89"/>
-        </w:numPr>
-      </w:pPr>
-      <w:r>
         <w:t>Registry-stored credentials</w:t>
       </w:r>
     </w:p>
@@ -12636,7 +12784,6 @@
     </w:p>
     <w:p>
       <w:r>
-        <w:lastRenderedPageBreak/>
         <w:pict w14:anchorId="019B24A1">
           <v:rect id="_x0000_i1039" style="width:0;height:1.5pt" o:hralign="center" o:hrstd="t" o:hr="t" fillcolor="#a0a0a0" stroked="f"/>
         </w:pict>
@@ -12696,6 +12843,7 @@
         </w:numPr>
       </w:pPr>
       <w:r>
+        <w:lastRenderedPageBreak/>
         <w:t>Using REG ADD command</w:t>
       </w:r>
     </w:p>
@@ -12926,60 +13074,60 @@
         </w:numPr>
       </w:pPr>
       <w:r>
+        <w:t>Eventvwr.exe method (registry hijacking)</w:t>
+      </w:r>
+    </w:p>
+    <w:p>
+      <w:pPr>
+        <w:numPr>
+          <w:ilvl w:val="0"/>
+          <w:numId w:val="97"/>
+        </w:numPr>
+      </w:pPr>
+      <w:r>
+        <w:t>Sdclt.exe method</w:t>
+      </w:r>
+    </w:p>
+    <w:p>
+      <w:pPr>
+        <w:numPr>
+          <w:ilvl w:val="0"/>
+          <w:numId w:val="97"/>
+        </w:numPr>
+      </w:pPr>
+      <w:r>
+        <w:t>Disclaimer: Educational purposes only, illegal if used maliciously</w:t>
+      </w:r>
+    </w:p>
+    <w:p>
+      <w:r>
+        <w:rPr>
+          <w:b/>
+          <w:bCs/>
+        </w:rPr>
+        <w:t>15.2 Exploiting Weak Permissions</w:t>
+      </w:r>
+    </w:p>
+    <w:p>
+      <w:pPr>
+        <w:numPr>
+          <w:ilvl w:val="0"/>
+          <w:numId w:val="98"/>
+        </w:numPr>
+      </w:pPr>
+      <w:r>
+        <w:t>Writable service binaries (replace with malicious batch)</w:t>
+      </w:r>
+    </w:p>
+    <w:p>
+      <w:pPr>
+        <w:numPr>
+          <w:ilvl w:val="0"/>
+          <w:numId w:val="98"/>
+        </w:numPr>
+      </w:pPr>
+      <w:r>
         <w:lastRenderedPageBreak/>
-        <w:t>Eventvwr.exe method (registry hijacking)</w:t>
-      </w:r>
-    </w:p>
-    <w:p>
-      <w:pPr>
-        <w:numPr>
-          <w:ilvl w:val="0"/>
-          <w:numId w:val="97"/>
-        </w:numPr>
-      </w:pPr>
-      <w:r>
-        <w:t>Sdclt.exe method</w:t>
-      </w:r>
-    </w:p>
-    <w:p>
-      <w:pPr>
-        <w:numPr>
-          <w:ilvl w:val="0"/>
-          <w:numId w:val="97"/>
-        </w:numPr>
-      </w:pPr>
-      <w:r>
-        <w:t>Disclaimer: Educational purposes only, illegal if used maliciously</w:t>
-      </w:r>
-    </w:p>
-    <w:p>
-      <w:r>
-        <w:rPr>
-          <w:b/>
-          <w:bCs/>
-        </w:rPr>
-        <w:t>15.2 Exploiting Weak Permissions</w:t>
-      </w:r>
-    </w:p>
-    <w:p>
-      <w:pPr>
-        <w:numPr>
-          <w:ilvl w:val="0"/>
-          <w:numId w:val="98"/>
-        </w:numPr>
-      </w:pPr>
-      <w:r>
-        <w:t>Writable service binaries (replace with malicious batch)</w:t>
-      </w:r>
-    </w:p>
-    <w:p>
-      <w:pPr>
-        <w:numPr>
-          <w:ilvl w:val="0"/>
-          <w:numId w:val="98"/>
-        </w:numPr>
-      </w:pPr>
-      <w:r>
         <w:t>Writable startup folders</w:t>
       </w:r>
     </w:p>
@@ -13247,7 +13395,6 @@
     </w:p>
     <w:p>
       <w:r>
-        <w:lastRenderedPageBreak/>
         <w:pict w14:anchorId="5FD4ECAE">
           <v:rect id="_x0000_i1042" style="width:0;height:1.5pt" o:hralign="center" o:hrstd="t" o:hr="t" fillcolor="#a0a0a0" stroked="f"/>
         </w:pict>
@@ -13305,6 +13452,7 @@
           <w:b/>
           <w:bCs/>
         </w:rPr>
+        <w:lastRenderedPageBreak/>
         <w:t>17.2 Uploading to External Server</w:t>
       </w:r>
     </w:p>
@@ -13554,54 +13702,54 @@
         </w:numPr>
       </w:pPr>
       <w:r>
+        <w:t>Modify file timestamps (using PowerShell or external tool)</w:t>
+      </w:r>
+    </w:p>
+    <w:p>
+      <w:pPr>
+        <w:numPr>
+          <w:ilvl w:val="0"/>
+          <w:numId w:val="112"/>
+        </w:numPr>
+      </w:pPr>
+      <w:r>
+        <w:t>Match original timestamps (before and after)</w:t>
+      </w:r>
+    </w:p>
+    <w:p>
+      <w:r>
+        <w:rPr>
+          <w:b/>
+          <w:bCs/>
+        </w:rPr>
+        <w:t>18.4 Disabling Logging</w:t>
+      </w:r>
+    </w:p>
+    <w:p>
+      <w:pPr>
+        <w:numPr>
+          <w:ilvl w:val="0"/>
+          <w:numId w:val="113"/>
+        </w:numPr>
+      </w:pPr>
+      <w:r>
+        <w:t>Stop Windows Event Log service (risky, detectable)</w:t>
+      </w:r>
+    </w:p>
+    <w:p>
+      <w:pPr>
+        <w:numPr>
+          <w:ilvl w:val="0"/>
+          <w:numId w:val="113"/>
+        </w:numPr>
+      </w:pPr>
+      <w:r>
+        <w:t>Modify audit policies</w:t>
+      </w:r>
+    </w:p>
+    <w:p>
+      <w:r>
         <w:lastRenderedPageBreak/>
-        <w:t>Modify file timestamps (using PowerShell or external tool)</w:t>
-      </w:r>
-    </w:p>
-    <w:p>
-      <w:pPr>
-        <w:numPr>
-          <w:ilvl w:val="0"/>
-          <w:numId w:val="112"/>
-        </w:numPr>
-      </w:pPr>
-      <w:r>
-        <w:t>Match original timestamps (before and after)</w:t>
-      </w:r>
-    </w:p>
-    <w:p>
-      <w:r>
-        <w:rPr>
-          <w:b/>
-          <w:bCs/>
-        </w:rPr>
-        <w:t>18.4 Disabling Logging</w:t>
-      </w:r>
-    </w:p>
-    <w:p>
-      <w:pPr>
-        <w:numPr>
-          <w:ilvl w:val="0"/>
-          <w:numId w:val="113"/>
-        </w:numPr>
-      </w:pPr>
-      <w:r>
-        <w:t>Stop Windows Event Log service (risky, detectable)</w:t>
-      </w:r>
-    </w:p>
-    <w:p>
-      <w:pPr>
-        <w:numPr>
-          <w:ilvl w:val="0"/>
-          <w:numId w:val="113"/>
-        </w:numPr>
-      </w:pPr>
-      <w:r>
-        <w:t>Modify audit policies</w:t>
-      </w:r>
-    </w:p>
-    <w:p>
-      <w:r>
         <w:pict w14:anchorId="46CC86BC">
           <v:rect id="_x0000_i1044" style="width:0;height:1.5pt" o:hralign="center" o:hrstd="t" o:hr="t" fillcolor="#a0a0a0" stroked="f"/>
         </w:pict>
@@ -13854,60 +14002,60 @@
           <w:b/>
           <w:bCs/>
         </w:rPr>
+        <w:t>20.1 Reverse Shell (Batch-Based)</w:t>
+      </w:r>
+    </w:p>
+    <w:p>
+      <w:pPr>
+        <w:numPr>
+          <w:ilvl w:val="0"/>
+          <w:numId w:val="119"/>
+        </w:numPr>
+      </w:pPr>
+      <w:r>
+        <w:t>Connect back to attacker machine</w:t>
+      </w:r>
+    </w:p>
+    <w:p>
+      <w:pPr>
+        <w:numPr>
+          <w:ilvl w:val="0"/>
+          <w:numId w:val="119"/>
+        </w:numPr>
+      </w:pPr>
+      <w:r>
+        <w:t>Execute commands remotely</w:t>
+      </w:r>
+    </w:p>
+    <w:p>
+      <w:pPr>
+        <w:numPr>
+          <w:ilvl w:val="0"/>
+          <w:numId w:val="119"/>
+        </w:numPr>
+      </w:pPr>
+      <w:r>
+        <w:t>Using NETCAT or PowerShell</w:t>
+      </w:r>
+    </w:p>
+    <w:p>
+      <w:r>
+        <w:rPr>
+          <w:b/>
+          <w:bCs/>
+        </w:rPr>
+        <w:t>20.2 Keylogger (Batch as Dropper)</w:t>
+      </w:r>
+    </w:p>
+    <w:p>
+      <w:pPr>
+        <w:numPr>
+          <w:ilvl w:val="0"/>
+          <w:numId w:val="120"/>
+        </w:numPr>
+      </w:pPr>
+      <w:r>
         <w:lastRenderedPageBreak/>
-        <w:t>20.1 Reverse Shell (Batch-Based)</w:t>
-      </w:r>
-    </w:p>
-    <w:p>
-      <w:pPr>
-        <w:numPr>
-          <w:ilvl w:val="0"/>
-          <w:numId w:val="119"/>
-        </w:numPr>
-      </w:pPr>
-      <w:r>
-        <w:t>Connect back to attacker machine</w:t>
-      </w:r>
-    </w:p>
-    <w:p>
-      <w:pPr>
-        <w:numPr>
-          <w:ilvl w:val="0"/>
-          <w:numId w:val="119"/>
-        </w:numPr>
-      </w:pPr>
-      <w:r>
-        <w:t>Execute commands remotely</w:t>
-      </w:r>
-    </w:p>
-    <w:p>
-      <w:pPr>
-        <w:numPr>
-          <w:ilvl w:val="0"/>
-          <w:numId w:val="119"/>
-        </w:numPr>
-      </w:pPr>
-      <w:r>
-        <w:t>Using NETCAT or PowerShell</w:t>
-      </w:r>
-    </w:p>
-    <w:p>
-      <w:r>
-        <w:rPr>
-          <w:b/>
-          <w:bCs/>
-        </w:rPr>
-        <w:t>20.2 Keylogger (Batch as Dropper)</w:t>
-      </w:r>
-    </w:p>
-    <w:p>
-      <w:pPr>
-        <w:numPr>
-          <w:ilvl w:val="0"/>
-          <w:numId w:val="120"/>
-        </w:numPr>
-      </w:pPr>
-      <w:r>
         <w:t>Batch script downloads/executes keylogger</w:t>
       </w:r>
     </w:p>
@@ -14171,60 +14319,60 @@
         </w:numPr>
       </w:pPr>
       <w:r>
+        <w:t>Examples: CERTUTIL, MSHTA, REGSVR32, WMIC</w:t>
+      </w:r>
+    </w:p>
+    <w:p>
+      <w:r>
+        <w:rPr>
+          <w:b/>
+          <w:bCs/>
+        </w:rPr>
+        <w:t>21.3 Encoding and Obfuscation</w:t>
+      </w:r>
+    </w:p>
+    <w:p>
+      <w:pPr>
+        <w:numPr>
+          <w:ilvl w:val="0"/>
+          <w:numId w:val="126"/>
+        </w:numPr>
+      </w:pPr>
+      <w:r>
+        <w:t>Base64 encoding (CERTUTIL)</w:t>
+      </w:r>
+    </w:p>
+    <w:p>
+      <w:pPr>
+        <w:numPr>
+          <w:ilvl w:val="0"/>
+          <w:numId w:val="126"/>
+        </w:numPr>
+      </w:pPr>
+      <w:r>
+        <w:t>XOR encryption</w:t>
+      </w:r>
+    </w:p>
+    <w:p>
+      <w:pPr>
+        <w:numPr>
+          <w:ilvl w:val="0"/>
+          <w:numId w:val="126"/>
+        </w:numPr>
+      </w:pPr>
+      <w:r>
+        <w:t>Variable name randomization</w:t>
+      </w:r>
+    </w:p>
+    <w:p>
+      <w:pPr>
+        <w:numPr>
+          <w:ilvl w:val="0"/>
+          <w:numId w:val="126"/>
+        </w:numPr>
+      </w:pPr>
+      <w:r>
         <w:lastRenderedPageBreak/>
-        <w:t>Examples: CERTUTIL, MSHTA, REGSVR32, WMIC</w:t>
-      </w:r>
-    </w:p>
-    <w:p>
-      <w:r>
-        <w:rPr>
-          <w:b/>
-          <w:bCs/>
-        </w:rPr>
-        <w:t>21.3 Encoding and Obfuscation</w:t>
-      </w:r>
-    </w:p>
-    <w:p>
-      <w:pPr>
-        <w:numPr>
-          <w:ilvl w:val="0"/>
-          <w:numId w:val="126"/>
-        </w:numPr>
-      </w:pPr>
-      <w:r>
-        <w:t>Base64 encoding (CERTUTIL)</w:t>
-      </w:r>
-    </w:p>
-    <w:p>
-      <w:pPr>
-        <w:numPr>
-          <w:ilvl w:val="0"/>
-          <w:numId w:val="126"/>
-        </w:numPr>
-      </w:pPr>
-      <w:r>
-        <w:t>XOR encryption</w:t>
-      </w:r>
-    </w:p>
-    <w:p>
-      <w:pPr>
-        <w:numPr>
-          <w:ilvl w:val="0"/>
-          <w:numId w:val="126"/>
-        </w:numPr>
-      </w:pPr>
-      <w:r>
-        <w:t>Variable name randomization</w:t>
-      </w:r>
-    </w:p>
-    <w:p>
-      <w:pPr>
-        <w:numPr>
-          <w:ilvl w:val="0"/>
-          <w:numId w:val="126"/>
-        </w:numPr>
-      </w:pPr>
-      <w:r>
         <w:t>String splitting and concatenation</w:t>
       </w:r>
     </w:p>
@@ -14474,58 +14622,58 @@
         </w:numPr>
       </w:pPr>
       <w:r>
+        <w:t>Apply security policies (via registry or GPO)</w:t>
+      </w:r>
+    </w:p>
+    <w:p>
+      <w:r>
+        <w:rPr>
+          <w:b/>
+          <w:bCs/>
+        </w:rPr>
+        <w:t>23.2 Intrusion Detection</w:t>
+      </w:r>
+    </w:p>
+    <w:p>
+      <w:pPr>
+        <w:numPr>
+          <w:ilvl w:val="0"/>
+          <w:numId w:val="133"/>
+        </w:numPr>
+      </w:pPr>
+      <w:r>
+        <w:t>Monitor critical files for changes (hash comparison)</w:t>
+      </w:r>
+    </w:p>
+    <w:p>
+      <w:pPr>
+        <w:numPr>
+          <w:ilvl w:val="0"/>
+          <w:numId w:val="133"/>
+        </w:numPr>
+      </w:pPr>
+      <w:r>
+        <w:t>Alert on unauthorized access attempts</w:t>
+      </w:r>
+    </w:p>
+    <w:p>
+      <w:pPr>
+        <w:numPr>
+          <w:ilvl w:val="0"/>
+          <w:numId w:val="133"/>
+        </w:numPr>
+      </w:pPr>
+      <w:r>
+        <w:t>Log anomalies</w:t>
+      </w:r>
+    </w:p>
+    <w:p>
+      <w:r>
+        <w:rPr>
+          <w:b/>
+          <w:bCs/>
+        </w:rPr>
         <w:lastRenderedPageBreak/>
-        <w:t>Apply security policies (via registry or GPO)</w:t>
-      </w:r>
-    </w:p>
-    <w:p>
-      <w:r>
-        <w:rPr>
-          <w:b/>
-          <w:bCs/>
-        </w:rPr>
-        <w:t>23.2 Intrusion Detection</w:t>
-      </w:r>
-    </w:p>
-    <w:p>
-      <w:pPr>
-        <w:numPr>
-          <w:ilvl w:val="0"/>
-          <w:numId w:val="133"/>
-        </w:numPr>
-      </w:pPr>
-      <w:r>
-        <w:t>Monitor critical files for changes (hash comparison)</w:t>
-      </w:r>
-    </w:p>
-    <w:p>
-      <w:pPr>
-        <w:numPr>
-          <w:ilvl w:val="0"/>
-          <w:numId w:val="133"/>
-        </w:numPr>
-      </w:pPr>
-      <w:r>
-        <w:t>Alert on unauthorized access attempts</w:t>
-      </w:r>
-    </w:p>
-    <w:p>
-      <w:pPr>
-        <w:numPr>
-          <w:ilvl w:val="0"/>
-          <w:numId w:val="133"/>
-        </w:numPr>
-      </w:pPr>
-      <w:r>
-        <w:t>Log anomalies</w:t>
-      </w:r>
-    </w:p>
-    <w:p>
-      <w:r>
-        <w:rPr>
-          <w:b/>
-          <w:bCs/>
-        </w:rPr>
         <w:t>23.3 Automated Incident Response</w:t>
       </w:r>
     </w:p>
@@ -14769,60 +14917,60 @@
         </w:numPr>
       </w:pPr>
       <w:r>
+        <w:t>Test on Windows 7, 10, 11, Server versions</w:t>
+      </w:r>
+    </w:p>
+    <w:p>
+      <w:pPr>
+        <w:numPr>
+          <w:ilvl w:val="0"/>
+          <w:numId w:val="139"/>
+        </w:numPr>
+      </w:pPr>
+      <w:r>
+        <w:t>Use conditional logic for OS-specific features</w:t>
+      </w:r>
+    </w:p>
+    <w:p>
+      <w:r>
+        <w:rPr>
+          <w:b/>
+          <w:bCs/>
+        </w:rPr>
+        <w:t>24.5 Documentation and Commenting</w:t>
+      </w:r>
+    </w:p>
+    <w:p>
+      <w:pPr>
+        <w:numPr>
+          <w:ilvl w:val="0"/>
+          <w:numId w:val="140"/>
+        </w:numPr>
+      </w:pPr>
+      <w:r>
+        <w:t>Document each function's purpose</w:t>
+      </w:r>
+    </w:p>
+    <w:p>
+      <w:pPr>
+        <w:numPr>
+          <w:ilvl w:val="0"/>
+          <w:numId w:val="140"/>
+        </w:numPr>
+      </w:pPr>
+      <w:r>
+        <w:t>Explain non-obvious logic</w:t>
+      </w:r>
+    </w:p>
+    <w:p>
+      <w:pPr>
+        <w:numPr>
+          <w:ilvl w:val="0"/>
+          <w:numId w:val="140"/>
+        </w:numPr>
+      </w:pPr>
+      <w:r>
         <w:lastRenderedPageBreak/>
-        <w:t>Test on Windows 7, 10, 11, Server versions</w:t>
-      </w:r>
-    </w:p>
-    <w:p>
-      <w:pPr>
-        <w:numPr>
-          <w:ilvl w:val="0"/>
-          <w:numId w:val="139"/>
-        </w:numPr>
-      </w:pPr>
-      <w:r>
-        <w:t>Use conditional logic for OS-specific features</w:t>
-      </w:r>
-    </w:p>
-    <w:p>
-      <w:r>
-        <w:rPr>
-          <w:b/>
-          <w:bCs/>
-        </w:rPr>
-        <w:t>24.5 Documentation and Commenting</w:t>
-      </w:r>
-    </w:p>
-    <w:p>
-      <w:pPr>
-        <w:numPr>
-          <w:ilvl w:val="0"/>
-          <w:numId w:val="140"/>
-        </w:numPr>
-      </w:pPr>
-      <w:r>
-        <w:t>Document each function's purpose</w:t>
-      </w:r>
-    </w:p>
-    <w:p>
-      <w:pPr>
-        <w:numPr>
-          <w:ilvl w:val="0"/>
-          <w:numId w:val="140"/>
-        </w:numPr>
-      </w:pPr>
-      <w:r>
-        <w:t>Explain non-obvious logic</w:t>
-      </w:r>
-    </w:p>
-    <w:p>
-      <w:pPr>
-        <w:numPr>
-          <w:ilvl w:val="0"/>
-          <w:numId w:val="140"/>
-        </w:numPr>
-      </w:pPr>
-      <w:r>
         <w:t>Include usage examples</w:t>
       </w:r>
     </w:p>
@@ -14963,7 +15111,7 @@
         <v:path o:extrusionok="f" gradientshapeok="t" o:connecttype="rect"/>
         <o:lock v:ext="edit" aspectratio="t"/>
       </v:shapetype>
-      <v:shape id="_x0000_i1220" type="#_x0000_t75" style="width:11.5pt;height:11.5pt" o:bullet="t">
+      <v:shape id="_x0000_i1233" type="#_x0000_t75" style="width:11.5pt;height:11.5pt" o:bullet="t">
         <v:imagedata r:id="rId1" o:title="mso744"/>
       </v:shape>
     </w:pict>

--- a/Commandline3.Batch.Programming.docx
+++ b/Commandline3.Batch.Programming.docx
@@ -7304,7 +7304,7 @@
     </w:p>
     <w:p>
       <w:pPr>
-        <w:pStyle w:val="Style6"/>
+        <w:pStyle w:val="Style5"/>
       </w:pPr>
       <w:r>
         <w:t>Method 1: The Classic IF ERRORLEVEL Syntax</w:t>
@@ -7542,7 +7542,7 @@
     </w:p>
     <w:p>
       <w:pPr>
-        <w:pStyle w:val="Style6"/>
+        <w:pStyle w:val="Style5"/>
       </w:pPr>
       <w:r>
         <w:lastRenderedPageBreak/>
@@ -7661,6 +7661,175 @@
         <w:t xml:space="preserve"> </w:t>
       </w:r>
     </w:p>
+    <w:p>
+      <w:r>
+        <w:t>This checks for exact equality. Much cleaner and less error-prone.</w:t>
+      </w:r>
+    </w:p>
+    <w:p>
+      <w:pPr>
+        <w:rPr>
+          <w:b/>
+          <w:bCs/>
+        </w:rPr>
+      </w:pPr>
+    </w:p>
+    <w:p>
+      <w:pPr>
+        <w:rPr>
+          <w:b/>
+          <w:bCs/>
+        </w:rPr>
+      </w:pPr>
+    </w:p>
+    <w:p>
+      <w:pPr>
+        <w:rPr>
+          <w:b/>
+          <w:bCs/>
+        </w:rPr>
+      </w:pPr>
+    </w:p>
+    <w:p>
+      <w:pPr>
+        <w:rPr>
+          <w:b/>
+          <w:bCs/>
+        </w:rPr>
+      </w:pPr>
+    </w:p>
+    <w:p>
+      <w:pPr>
+        <w:pStyle w:val="Style5"/>
+      </w:pPr>
+      <w:r>
+        <w:lastRenderedPageBreak/>
+        <w:t xml:space="preserve">Method 3: </w:t>
+      </w:r>
+      <w:proofErr w:type="spellStart"/>
+      <w:r>
+        <w:t>Inline</w:t>
+      </w:r>
+      <w:proofErr w:type="spellEnd"/>
+      <w:r>
+        <w:t xml:space="preserve"> with &amp;&amp; and ||</w:t>
+      </w:r>
+    </w:p>
+    <w:p>
+      <w:r>
+        <w:t>For quick checks, you can use these operators:</w:t>
+      </w:r>
+    </w:p>
+    <w:p>
+      <w:pPr>
+        <w:numPr>
+          <w:ilvl w:val="0"/>
+          <w:numId w:val="182"/>
+        </w:numPr>
+      </w:pPr>
+      <w:r>
+        <w:t>&amp;&amp; runs the next command </w:t>
+      </w:r>
+      <w:r>
+        <w:rPr>
+          <w:b/>
+          <w:bCs/>
+        </w:rPr>
+        <w:t>only if the previous succeeded</w:t>
+      </w:r>
+      <w:r>
+        <w:t> (</w:t>
+      </w:r>
+      <w:proofErr w:type="spellStart"/>
+      <w:r>
+        <w:t>errorlevel</w:t>
+      </w:r>
+      <w:proofErr w:type="spellEnd"/>
+      <w:r>
+        <w:t xml:space="preserve"> 0).</w:t>
+      </w:r>
+    </w:p>
+    <w:p>
+      <w:pPr>
+        <w:numPr>
+          <w:ilvl w:val="0"/>
+          <w:numId w:val="182"/>
+        </w:numPr>
+      </w:pPr>
+      <w:r>
+        <w:t>|| runs the next command </w:t>
+      </w:r>
+      <w:r>
+        <w:rPr>
+          <w:b/>
+          <w:bCs/>
+        </w:rPr>
+        <w:t>only if the previous failed</w:t>
+      </w:r>
+      <w:r>
+        <w:t> (</w:t>
+      </w:r>
+      <w:proofErr w:type="spellStart"/>
+      <w:r>
+        <w:t>errorlevel</w:t>
+      </w:r>
+      <w:proofErr w:type="spellEnd"/>
+      <w:r>
+        <w:t xml:space="preserve"> non-zero).</w:t>
+      </w:r>
+    </w:p>
+    <w:p>
+      <w:r>
+        <w:rPr>
+          <w:noProof/>
+        </w:rPr>
+        <w:drawing>
+          <wp:inline distT="0" distB="0" distL="0" distR="0" wp14:anchorId="74A54245" wp14:editId="4ED05A66">
+            <wp:extent cx="5708650" cy="3087306"/>
+            <wp:effectExtent l="133350" t="133350" r="139700" b="132715"/>
+            <wp:docPr id="34" name="Picture 34"/>
+            <wp:cNvGraphicFramePr>
+              <a:graphicFrameLocks xmlns:a="http://schemas.openxmlformats.org/drawingml/2006/main" noChangeAspect="1"/>
+            </wp:cNvGraphicFramePr>
+            <a:graphic xmlns:a="http://schemas.openxmlformats.org/drawingml/2006/main">
+              <a:graphicData uri="http://schemas.openxmlformats.org/drawingml/2006/picture">
+                <pic:pic xmlns:pic="http://schemas.openxmlformats.org/drawingml/2006/picture">
+                  <pic:nvPicPr>
+                    <pic:cNvPr id="1" name=""/>
+                    <pic:cNvPicPr/>
+                  </pic:nvPicPr>
+                  <pic:blipFill>
+                    <a:blip r:embed="rId39">
+                      <a:lum/>
+                    </a:blip>
+                    <a:stretch>
+                      <a:fillRect/>
+                    </a:stretch>
+                  </pic:blipFill>
+                  <pic:spPr>
+                    <a:xfrm>
+                      <a:off x="0" y="0"/>
+                      <a:ext cx="5713327" cy="3089835"/>
+                    </a:xfrm>
+                    <a:prstGeom prst="rect">
+                      <a:avLst/>
+                    </a:prstGeom>
+                    <a:effectLst>
+                      <a:glow rad="127000">
+                        <a:srgbClr val="000000"/>
+                      </a:glow>
+                    </a:effectLst>
+                  </pic:spPr>
+                </pic:pic>
+              </a:graphicData>
+            </a:graphic>
+          </wp:inline>
+        </w:drawing>
+      </w:r>
+      <w:r>
+        <w:t xml:space="preserve"> </w:t>
+      </w:r>
+    </w:p>
     <w:p/>
     <w:p/>
     <w:p/>
@@ -7671,25 +7840,24 @@
     <w:p/>
     <w:p/>
     <w:p/>
+    <w:p>
+      <w:pPr>
+        <w:rPr>
+          <w:b/>
+          <w:bCs/>
+        </w:rPr>
+      </w:pPr>
+      <w:r>
+        <w:rPr>
+          <w:rFonts w:ascii="Segoe UI Emoji" w:hAnsi="Segoe UI Emoji" w:cs="Segoe UI Emoji"/>
+        </w:rPr>
+        <w:t>🟢🟢🟢🟢🟢🟢🟢🟢🟢🟢🟢🔴🔴🔴🔴🔴🔴🔴🔴🔴🔴🔴🔴🔴🔴</w:t>
+      </w:r>
+    </w:p>
     <w:p/>
     <w:p>
       <w:pPr>
         <w:rPr>
-          <w:b/>
-          <w:bCs/>
-        </w:rPr>
-      </w:pPr>
-      <w:r>
-        <w:rPr>
-          <w:rFonts w:ascii="Segoe UI Emoji" w:hAnsi="Segoe UI Emoji" w:cs="Segoe UI Emoji"/>
-        </w:rPr>
-        <w:t>🟢🟢🟢🟢🟢🟢🟢🟢🟢🟢🟢🔴🔴🔴🔴🔴🔴🔴🔴🔴🔴🔴🔴🔴🔴</w:t>
-      </w:r>
-    </w:p>
-    <w:p/>
-    <w:p>
-      <w:pPr>
-        <w:rPr>
           <w:color w:val="6600FF"/>
         </w:rPr>
       </w:pPr>
@@ -7699,6 +7867,7 @@
           <w:bCs/>
           <w:color w:val="6600FF"/>
         </w:rPr>
+        <w:lastRenderedPageBreak/>
         <w:t>1.3 Comments and Documentation</w:t>
       </w:r>
     </w:p>
@@ -8027,82 +8196,82 @@
           <w:b/>
           <w:bCs/>
         </w:rPr>
+        <w:t>2.1 Environment Variables (Built-in)</w:t>
+      </w:r>
+    </w:p>
+    <w:p>
+      <w:pPr>
+        <w:numPr>
+          <w:ilvl w:val="0"/>
+          <w:numId w:val="7"/>
+        </w:numPr>
+      </w:pPr>
+      <w:r>
+        <w:t>System variables (%PATH%, %USERPROFILE%, %TEMP%, %COMPUTERNAME%, %USERNAME%)</w:t>
+      </w:r>
+    </w:p>
+    <w:p>
+      <w:pPr>
+        <w:numPr>
+          <w:ilvl w:val="0"/>
+          <w:numId w:val="7"/>
+        </w:numPr>
+      </w:pPr>
+      <w:r>
+        <w:t>Date/time variables (%DATE%, %TIME%)</w:t>
+      </w:r>
+    </w:p>
+    <w:p>
+      <w:pPr>
+        <w:numPr>
+          <w:ilvl w:val="0"/>
+          <w:numId w:val="7"/>
+        </w:numPr>
+      </w:pPr>
+      <w:r>
+        <w:t>Special variables (%CD%, %RANDOM%, %CMDCMDLINE%)</w:t>
+      </w:r>
+    </w:p>
+    <w:p>
+      <w:pPr>
+        <w:numPr>
+          <w:ilvl w:val="0"/>
+          <w:numId w:val="7"/>
+        </w:numPr>
+      </w:pPr>
+      <w:r>
+        <w:t>Listing all environment variables (SET with no arguments)</w:t>
+      </w:r>
+    </w:p>
+    <w:p>
+      <w:r>
+        <w:rPr>
+          <w:b/>
+          <w:bCs/>
+        </w:rPr>
+        <w:t>2.2 User-Defined Variables</w:t>
+      </w:r>
+    </w:p>
+    <w:p>
+      <w:pPr>
+        <w:numPr>
+          <w:ilvl w:val="0"/>
+          <w:numId w:val="8"/>
+        </w:numPr>
+      </w:pPr>
+      <w:r>
+        <w:t>SET command (SET var=value)</w:t>
+      </w:r>
+    </w:p>
+    <w:p>
+      <w:pPr>
+        <w:numPr>
+          <w:ilvl w:val="0"/>
+          <w:numId w:val="8"/>
+        </w:numPr>
+      </w:pPr>
+      <w:r>
         <w:lastRenderedPageBreak/>
-        <w:t>2.1 Environment Variables (Built-in)</w:t>
-      </w:r>
-    </w:p>
-    <w:p>
-      <w:pPr>
-        <w:numPr>
-          <w:ilvl w:val="0"/>
-          <w:numId w:val="7"/>
-        </w:numPr>
-      </w:pPr>
-      <w:r>
-        <w:t>System variables (%PATH%, %USERPROFILE%, %TEMP%, %COMPUTERNAME%, %USERNAME%)</w:t>
-      </w:r>
-    </w:p>
-    <w:p>
-      <w:pPr>
-        <w:numPr>
-          <w:ilvl w:val="0"/>
-          <w:numId w:val="7"/>
-        </w:numPr>
-      </w:pPr>
-      <w:r>
-        <w:t>Date/time variables (%DATE%, %TIME%)</w:t>
-      </w:r>
-    </w:p>
-    <w:p>
-      <w:pPr>
-        <w:numPr>
-          <w:ilvl w:val="0"/>
-          <w:numId w:val="7"/>
-        </w:numPr>
-      </w:pPr>
-      <w:r>
-        <w:t>Special variables (%CD%, %RANDOM%, %CMDCMDLINE%)</w:t>
-      </w:r>
-    </w:p>
-    <w:p>
-      <w:pPr>
-        <w:numPr>
-          <w:ilvl w:val="0"/>
-          <w:numId w:val="7"/>
-        </w:numPr>
-      </w:pPr>
-      <w:r>
-        <w:t>Listing all environment variables (SET with no arguments)</w:t>
-      </w:r>
-    </w:p>
-    <w:p>
-      <w:r>
-        <w:rPr>
-          <w:b/>
-          <w:bCs/>
-        </w:rPr>
-        <w:t>2.2 User-Defined Variables</w:t>
-      </w:r>
-    </w:p>
-    <w:p>
-      <w:pPr>
-        <w:numPr>
-          <w:ilvl w:val="0"/>
-          <w:numId w:val="8"/>
-        </w:numPr>
-      </w:pPr>
-      <w:r>
-        <w:t>SET command (SET var=value)</w:t>
-      </w:r>
-    </w:p>
-    <w:p>
-      <w:pPr>
-        <w:numPr>
-          <w:ilvl w:val="0"/>
-          <w:numId w:val="8"/>
-        </w:numPr>
-      </w:pPr>
-      <w:r>
         <w:t>No spaces around = (common pitfall)</w:t>
       </w:r>
     </w:p>
@@ -8352,7 +8521,6 @@
         </w:numPr>
       </w:pPr>
       <w:r>
-        <w:lastRenderedPageBreak/>
         <w:t>Operators (+, -, *, /, %, &amp;, |, ^, &lt;&lt;, &gt;&gt;)</w:t>
       </w:r>
     </w:p>
@@ -8439,6 +8607,7 @@
         </w:numPr>
       </w:pPr>
       <w:r>
+        <w:lastRenderedPageBreak/>
         <w:t>Case sensitivity (default case-sensitive, /I for case-insensitive)</w:t>
       </w:r>
     </w:p>
@@ -8719,7 +8888,6 @@
         </w:numPr>
       </w:pPr>
       <w:r>
-        <w:lastRenderedPageBreak/>
         <w:t>Counting forwards (1 to 10)</w:t>
       </w:r>
     </w:p>
@@ -8819,6 +8987,7 @@
         </w:numPr>
       </w:pPr>
       <w:r>
+        <w:lastRenderedPageBreak/>
         <w:t>skip= (skip first N lines)</w:t>
       </w:r>
     </w:p>
@@ -9081,119 +9250,119 @@
         </w:numPr>
       </w:pPr>
       <w:r>
+        <w:t xml:space="preserve">Jumping to labels (GOTO </w:t>
+      </w:r>
+      <w:proofErr w:type="spellStart"/>
+      <w:r>
+        <w:t>label_name</w:t>
+      </w:r>
+      <w:proofErr w:type="spellEnd"/>
+      <w:r>
+        <w:t>)</w:t>
+      </w:r>
+    </w:p>
+    <w:p>
+      <w:pPr>
+        <w:numPr>
+          <w:ilvl w:val="0"/>
+          <w:numId w:val="22"/>
+        </w:numPr>
+      </w:pPr>
+      <w:r>
+        <w:t>Infinite loops (GOTO loop</w:t>
+      </w:r>
+      <w:proofErr w:type="gramStart"/>
+      <w:r>
+        <w:t>, :loop</w:t>
+      </w:r>
+      <w:proofErr w:type="gramEnd"/>
+      <w:r>
+        <w:t>, GOTO loop)</w:t>
+      </w:r>
+    </w:p>
+    <w:p>
+      <w:pPr>
+        <w:numPr>
+          <w:ilvl w:val="0"/>
+          <w:numId w:val="22"/>
+        </w:numPr>
+      </w:pPr>
+      <w:r>
+        <w:t>Exit loops (</w:t>
+      </w:r>
+      <w:proofErr w:type="gramStart"/>
+      <w:r>
+        <w:t>GOTO :EOF</w:t>
+      </w:r>
+      <w:proofErr w:type="gramEnd"/>
+      <w:r>
+        <w:t xml:space="preserve"> or EXIT)</w:t>
+      </w:r>
+    </w:p>
+    <w:p>
+      <w:r>
+        <w:rPr>
+          <w:b/>
+          <w:bCs/>
+        </w:rPr>
+        <w:t>3.11 CALL Command (Subroutines/Functions)</w:t>
+      </w:r>
+    </w:p>
+    <w:p>
+      <w:pPr>
+        <w:numPr>
+          <w:ilvl w:val="0"/>
+          <w:numId w:val="23"/>
+        </w:numPr>
+      </w:pPr>
+      <w:r>
+        <w:t>Calling labels as subroutines (</w:t>
+      </w:r>
+      <w:proofErr w:type="gramStart"/>
+      <w:r>
+        <w:t>CALL :label</w:t>
+      </w:r>
+      <w:proofErr w:type="gramEnd"/>
+      <w:r>
+        <w:t>)</w:t>
+      </w:r>
+    </w:p>
+    <w:p>
+      <w:pPr>
+        <w:numPr>
+          <w:ilvl w:val="0"/>
+          <w:numId w:val="23"/>
+        </w:numPr>
+      </w:pPr>
+      <w:r>
+        <w:t>Passing parameters to subroutines</w:t>
+      </w:r>
+    </w:p>
+    <w:p>
+      <w:pPr>
+        <w:numPr>
+          <w:ilvl w:val="0"/>
+          <w:numId w:val="23"/>
+        </w:numPr>
+      </w:pPr>
+      <w:r>
+        <w:t>Returning values (ERRORLEVEL, environment variables)</w:t>
+      </w:r>
+    </w:p>
+    <w:p>
+      <w:pPr>
+        <w:numPr>
+          <w:ilvl w:val="0"/>
+          <w:numId w:val="23"/>
+        </w:numPr>
+      </w:pPr>
+      <w:r>
+        <w:t>Calling external batch files</w:t>
+      </w:r>
+    </w:p>
+    <w:p>
+      <w:r>
         <w:lastRenderedPageBreak/>
-        <w:t xml:space="preserve">Jumping to labels (GOTO </w:t>
-      </w:r>
-      <w:proofErr w:type="spellStart"/>
-      <w:r>
-        <w:t>label_name</w:t>
-      </w:r>
-      <w:proofErr w:type="spellEnd"/>
-      <w:r>
-        <w:t>)</w:t>
-      </w:r>
-    </w:p>
-    <w:p>
-      <w:pPr>
-        <w:numPr>
-          <w:ilvl w:val="0"/>
-          <w:numId w:val="22"/>
-        </w:numPr>
-      </w:pPr>
-      <w:r>
-        <w:t>Infinite loops (GOTO loop</w:t>
-      </w:r>
-      <w:proofErr w:type="gramStart"/>
-      <w:r>
-        <w:t>, :loop</w:t>
-      </w:r>
-      <w:proofErr w:type="gramEnd"/>
-      <w:r>
-        <w:t>, GOTO loop)</w:t>
-      </w:r>
-    </w:p>
-    <w:p>
-      <w:pPr>
-        <w:numPr>
-          <w:ilvl w:val="0"/>
-          <w:numId w:val="22"/>
-        </w:numPr>
-      </w:pPr>
-      <w:r>
-        <w:t>Exit loops (</w:t>
-      </w:r>
-      <w:proofErr w:type="gramStart"/>
-      <w:r>
-        <w:t>GOTO :EOF</w:t>
-      </w:r>
-      <w:proofErr w:type="gramEnd"/>
-      <w:r>
-        <w:t xml:space="preserve"> or EXIT)</w:t>
-      </w:r>
-    </w:p>
-    <w:p>
-      <w:r>
-        <w:rPr>
-          <w:b/>
-          <w:bCs/>
-        </w:rPr>
-        <w:t>3.11 CALL Command (Subroutines/Functions)</w:t>
-      </w:r>
-    </w:p>
-    <w:p>
-      <w:pPr>
-        <w:numPr>
-          <w:ilvl w:val="0"/>
-          <w:numId w:val="23"/>
-        </w:numPr>
-      </w:pPr>
-      <w:r>
-        <w:t>Calling labels as subroutines (</w:t>
-      </w:r>
-      <w:proofErr w:type="gramStart"/>
-      <w:r>
-        <w:t>CALL :label</w:t>
-      </w:r>
-      <w:proofErr w:type="gramEnd"/>
-      <w:r>
-        <w:t>)</w:t>
-      </w:r>
-    </w:p>
-    <w:p>
-      <w:pPr>
-        <w:numPr>
-          <w:ilvl w:val="0"/>
-          <w:numId w:val="23"/>
-        </w:numPr>
-      </w:pPr>
-      <w:r>
-        <w:t>Passing parameters to subroutines</w:t>
-      </w:r>
-    </w:p>
-    <w:p>
-      <w:pPr>
-        <w:numPr>
-          <w:ilvl w:val="0"/>
-          <w:numId w:val="23"/>
-        </w:numPr>
-      </w:pPr>
-      <w:r>
-        <w:t>Returning values (ERRORLEVEL, environment variables)</w:t>
-      </w:r>
-    </w:p>
-    <w:p>
-      <w:pPr>
-        <w:numPr>
-          <w:ilvl w:val="0"/>
-          <w:numId w:val="23"/>
-        </w:numPr>
-      </w:pPr>
-      <w:r>
-        <w:t>Calling external batch files</w:t>
-      </w:r>
-    </w:p>
-    <w:p>
-      <w:r>
         <w:pict w14:anchorId="52C9A4D4">
           <v:rect id="_x0000_i1029" style="width:0;height:1.5pt" o:hralign="center" o:hrstd="t" o:hr="t" fillcolor="#a0a0a0" stroked="f"/>
         </w:pict>
@@ -9418,99 +9587,99 @@
           <w:b/>
           <w:bCs/>
         </w:rPr>
+        <w:t>4.5 Copying Files</w:t>
+      </w:r>
+    </w:p>
+    <w:p>
+      <w:pPr>
+        <w:numPr>
+          <w:ilvl w:val="0"/>
+          <w:numId w:val="28"/>
+        </w:numPr>
+      </w:pPr>
+      <w:r>
+        <w:t>COPY command (simple copy)</w:t>
+      </w:r>
+    </w:p>
+    <w:p>
+      <w:pPr>
+        <w:numPr>
+          <w:ilvl w:val="0"/>
+          <w:numId w:val="28"/>
+        </w:numPr>
+      </w:pPr>
+      <w:r>
+        <w:t>XCOPY command (advanced copy, subdirectories, attributes)</w:t>
+      </w:r>
+    </w:p>
+    <w:p>
+      <w:pPr>
+        <w:numPr>
+          <w:ilvl w:val="0"/>
+          <w:numId w:val="28"/>
+        </w:numPr>
+      </w:pPr>
+      <w:r>
+        <w:t xml:space="preserve">ROBOCOPY command (robust copy, mirroring, </w:t>
+      </w:r>
+      <w:proofErr w:type="spellStart"/>
+      <w:r>
+        <w:t>restartable</w:t>
+      </w:r>
+      <w:proofErr w:type="spellEnd"/>
+      <w:r>
+        <w:t>)</w:t>
+      </w:r>
+    </w:p>
+    <w:p>
+      <w:r>
+        <w:rPr>
+          <w:b/>
+          <w:bCs/>
+        </w:rPr>
+        <w:t>4.6 File Attributes</w:t>
+      </w:r>
+    </w:p>
+    <w:p>
+      <w:pPr>
+        <w:numPr>
+          <w:ilvl w:val="0"/>
+          <w:numId w:val="29"/>
+        </w:numPr>
+      </w:pPr>
+      <w:r>
+        <w:t>ATTRIB command (view/modify attributes)</w:t>
+      </w:r>
+    </w:p>
+    <w:p>
+      <w:pPr>
+        <w:numPr>
+          <w:ilvl w:val="0"/>
+          <w:numId w:val="29"/>
+        </w:numPr>
+      </w:pPr>
+      <w:r>
+        <w:t>Attributes: R (read-only), H (hidden), S (system), A (archive)</w:t>
+      </w:r>
+    </w:p>
+    <w:p>
+      <w:pPr>
+        <w:numPr>
+          <w:ilvl w:val="0"/>
+          <w:numId w:val="29"/>
+        </w:numPr>
+      </w:pPr>
+      <w:r>
+        <w:t>Removing attributes (ATTRIB -H -R file.txt)</w:t>
+      </w:r>
+    </w:p>
+    <w:p>
+      <w:r>
+        <w:rPr>
+          <w:b/>
+          <w:bCs/>
+        </w:rPr>
         <w:lastRenderedPageBreak/>
-        <w:t>4.5 Copying Files</w:t>
-      </w:r>
-    </w:p>
-    <w:p>
-      <w:pPr>
-        <w:numPr>
-          <w:ilvl w:val="0"/>
-          <w:numId w:val="28"/>
-        </w:numPr>
-      </w:pPr>
-      <w:r>
-        <w:t>COPY command (simple copy)</w:t>
-      </w:r>
-    </w:p>
-    <w:p>
-      <w:pPr>
-        <w:numPr>
-          <w:ilvl w:val="0"/>
-          <w:numId w:val="28"/>
-        </w:numPr>
-      </w:pPr>
-      <w:r>
-        <w:t>XCOPY command (advanced copy, subdirectories, attributes)</w:t>
-      </w:r>
-    </w:p>
-    <w:p>
-      <w:pPr>
-        <w:numPr>
-          <w:ilvl w:val="0"/>
-          <w:numId w:val="28"/>
-        </w:numPr>
-      </w:pPr>
-      <w:r>
-        <w:t xml:space="preserve">ROBOCOPY command (robust copy, mirroring, </w:t>
-      </w:r>
-      <w:proofErr w:type="spellStart"/>
-      <w:r>
-        <w:t>restartable</w:t>
-      </w:r>
-      <w:proofErr w:type="spellEnd"/>
-      <w:r>
-        <w:t>)</w:t>
-      </w:r>
-    </w:p>
-    <w:p>
-      <w:r>
-        <w:rPr>
-          <w:b/>
-          <w:bCs/>
-        </w:rPr>
-        <w:t>4.6 File Attributes</w:t>
-      </w:r>
-    </w:p>
-    <w:p>
-      <w:pPr>
-        <w:numPr>
-          <w:ilvl w:val="0"/>
-          <w:numId w:val="29"/>
-        </w:numPr>
-      </w:pPr>
-      <w:r>
-        <w:t>ATTRIB command (view/modify attributes)</w:t>
-      </w:r>
-    </w:p>
-    <w:p>
-      <w:pPr>
-        <w:numPr>
-          <w:ilvl w:val="0"/>
-          <w:numId w:val="29"/>
-        </w:numPr>
-      </w:pPr>
-      <w:r>
-        <w:t>Attributes: R (read-only), H (hidden), S (system), A (archive)</w:t>
-      </w:r>
-    </w:p>
-    <w:p>
-      <w:pPr>
-        <w:numPr>
-          <w:ilvl w:val="0"/>
-          <w:numId w:val="29"/>
-        </w:numPr>
-      </w:pPr>
-      <w:r>
-        <w:t>Removing attributes (ATTRIB -H -R file.txt)</w:t>
-      </w:r>
-    </w:p>
-    <w:p>
-      <w:r>
-        <w:rPr>
-          <w:b/>
-          <w:bCs/>
-        </w:rPr>
         <w:t>4.7 Directory Operations</w:t>
       </w:r>
     </w:p>
@@ -9754,91 +9923,91 @@
         </w:numPr>
       </w:pPr>
       <w:r>
+        <w:t>Method 1: Loop through characters</w:t>
+      </w:r>
+    </w:p>
+    <w:p>
+      <w:pPr>
+        <w:numPr>
+          <w:ilvl w:val="0"/>
+          <w:numId w:val="33"/>
+        </w:numPr>
+      </w:pPr>
+      <w:r>
+        <w:t>Method 2: Use FINDSTR with regex</w:t>
+      </w:r>
+    </w:p>
+    <w:p>
+      <w:pPr>
+        <w:numPr>
+          <w:ilvl w:val="0"/>
+          <w:numId w:val="33"/>
+        </w:numPr>
+      </w:pPr>
+      <w:r>
+        <w:t>Method 3: External tools (PowerShell, Python)</w:t>
+      </w:r>
+    </w:p>
+    <w:p>
+      <w:r>
+        <w:rPr>
+          <w:b/>
+          <w:bCs/>
+        </w:rPr>
+        <w:t>5.4 Concatenation</w:t>
+      </w:r>
+    </w:p>
+    <w:p>
+      <w:pPr>
+        <w:numPr>
+          <w:ilvl w:val="0"/>
+          <w:numId w:val="34"/>
+        </w:numPr>
+      </w:pPr>
+      <w:r>
+        <w:t>Simple concatenation (SET result=%var1%%var2%)</w:t>
+      </w:r>
+    </w:p>
+    <w:p>
+      <w:pPr>
+        <w:numPr>
+          <w:ilvl w:val="0"/>
+          <w:numId w:val="34"/>
+        </w:numPr>
+      </w:pPr>
+      <w:r>
+        <w:t>Building strings in loops</w:t>
+      </w:r>
+    </w:p>
+    <w:p>
+      <w:r>
+        <w:rPr>
+          <w:b/>
+          <w:bCs/>
+        </w:rPr>
+        <w:t>5.5 Case Conversion</w:t>
+      </w:r>
+    </w:p>
+    <w:p>
+      <w:pPr>
+        <w:numPr>
+          <w:ilvl w:val="0"/>
+          <w:numId w:val="35"/>
+        </w:numPr>
+      </w:pPr>
+      <w:r>
+        <w:t>No built-in (workaround required)</w:t>
+      </w:r>
+    </w:p>
+    <w:p>
+      <w:pPr>
+        <w:numPr>
+          <w:ilvl w:val="0"/>
+          <w:numId w:val="35"/>
+        </w:numPr>
+      </w:pPr>
+      <w:r>
         <w:lastRenderedPageBreak/>
-        <w:t>Method 1: Loop through characters</w:t>
-      </w:r>
-    </w:p>
-    <w:p>
-      <w:pPr>
-        <w:numPr>
-          <w:ilvl w:val="0"/>
-          <w:numId w:val="33"/>
-        </w:numPr>
-      </w:pPr>
-      <w:r>
-        <w:t>Method 2: Use FINDSTR with regex</w:t>
-      </w:r>
-    </w:p>
-    <w:p>
-      <w:pPr>
-        <w:numPr>
-          <w:ilvl w:val="0"/>
-          <w:numId w:val="33"/>
-        </w:numPr>
-      </w:pPr>
-      <w:r>
-        <w:t>Method 3: External tools (PowerShell, Python)</w:t>
-      </w:r>
-    </w:p>
-    <w:p>
-      <w:r>
-        <w:rPr>
-          <w:b/>
-          <w:bCs/>
-        </w:rPr>
-        <w:t>5.4 Concatenation</w:t>
-      </w:r>
-    </w:p>
-    <w:p>
-      <w:pPr>
-        <w:numPr>
-          <w:ilvl w:val="0"/>
-          <w:numId w:val="34"/>
-        </w:numPr>
-      </w:pPr>
-      <w:r>
-        <w:t>Simple concatenation (SET result=%var1%%var2%)</w:t>
-      </w:r>
-    </w:p>
-    <w:p>
-      <w:pPr>
-        <w:numPr>
-          <w:ilvl w:val="0"/>
-          <w:numId w:val="34"/>
-        </w:numPr>
-      </w:pPr>
-      <w:r>
-        <w:t>Building strings in loops</w:t>
-      </w:r>
-    </w:p>
-    <w:p>
-      <w:r>
-        <w:rPr>
-          <w:b/>
-          <w:bCs/>
-        </w:rPr>
-        <w:t>5.5 Case Conversion</w:t>
-      </w:r>
-    </w:p>
-    <w:p>
-      <w:pPr>
-        <w:numPr>
-          <w:ilvl w:val="0"/>
-          <w:numId w:val="35"/>
-        </w:numPr>
-      </w:pPr>
-      <w:r>
-        <w:t>No built-in (workaround required)</w:t>
-      </w:r>
-    </w:p>
-    <w:p>
-      <w:pPr>
-        <w:numPr>
-          <w:ilvl w:val="0"/>
-          <w:numId w:val="35"/>
-        </w:numPr>
-      </w:pPr>
-      <w:r>
         <w:t>Method 1: FOR /F with external tools (PowerShell, VBScript)</w:t>
       </w:r>
     </w:p>
@@ -10056,91 +10225,91 @@
         </w:numPr>
       </w:pPr>
       <w:r>
+        <w:t>Input redirection (&lt; file.txt)</w:t>
+      </w:r>
+    </w:p>
+    <w:p>
+      <w:pPr>
+        <w:numPr>
+          <w:ilvl w:val="0"/>
+          <w:numId w:val="39"/>
+        </w:numPr>
+      </w:pPr>
+      <w:r>
+        <w:t>Error redirection (2&gt; error.txt)</w:t>
+      </w:r>
+    </w:p>
+    <w:p>
+      <w:pPr>
+        <w:numPr>
+          <w:ilvl w:val="0"/>
+          <w:numId w:val="39"/>
+        </w:numPr>
+      </w:pPr>
+      <w:r>
+        <w:t>Combined (command &gt; output.txt 2&gt;&amp;1)</w:t>
+      </w:r>
+    </w:p>
+    <w:p>
+      <w:r>
+        <w:rPr>
+          <w:b/>
+          <w:bCs/>
+        </w:rPr>
+        <w:t>6.4 Piping</w:t>
+      </w:r>
+    </w:p>
+    <w:p>
+      <w:pPr>
+        <w:numPr>
+          <w:ilvl w:val="0"/>
+          <w:numId w:val="40"/>
+        </w:numPr>
+      </w:pPr>
+      <w:r>
+        <w:t>Pipe operator (command1 | command2)</w:t>
+      </w:r>
+    </w:p>
+    <w:p>
+      <w:pPr>
+        <w:numPr>
+          <w:ilvl w:val="0"/>
+          <w:numId w:val="40"/>
+        </w:numPr>
+      </w:pPr>
+      <w:r>
+        <w:t>Chaining commands (output of one = input of next)</w:t>
+      </w:r>
+    </w:p>
+    <w:p>
+      <w:pPr>
+        <w:numPr>
+          <w:ilvl w:val="0"/>
+          <w:numId w:val="40"/>
+        </w:numPr>
+      </w:pPr>
+      <w:r>
+        <w:t>Examples (DIR | FIND "txt", TASKLIST | FINDSTR "chrome")</w:t>
+      </w:r>
+    </w:p>
+    <w:p>
+      <w:r>
+        <w:rPr>
+          <w:b/>
+          <w:bCs/>
+        </w:rPr>
+        <w:t>6.5 Suppressing Output</w:t>
+      </w:r>
+    </w:p>
+    <w:p>
+      <w:pPr>
+        <w:numPr>
+          <w:ilvl w:val="0"/>
+          <w:numId w:val="41"/>
+        </w:numPr>
+      </w:pPr>
+      <w:r>
         <w:lastRenderedPageBreak/>
-        <w:t>Input redirection (&lt; file.txt)</w:t>
-      </w:r>
-    </w:p>
-    <w:p>
-      <w:pPr>
-        <w:numPr>
-          <w:ilvl w:val="0"/>
-          <w:numId w:val="39"/>
-        </w:numPr>
-      </w:pPr>
-      <w:r>
-        <w:t>Error redirection (2&gt; error.txt)</w:t>
-      </w:r>
-    </w:p>
-    <w:p>
-      <w:pPr>
-        <w:numPr>
-          <w:ilvl w:val="0"/>
-          <w:numId w:val="39"/>
-        </w:numPr>
-      </w:pPr>
-      <w:r>
-        <w:t>Combined (command &gt; output.txt 2&gt;&amp;1)</w:t>
-      </w:r>
-    </w:p>
-    <w:p>
-      <w:r>
-        <w:rPr>
-          <w:b/>
-          <w:bCs/>
-        </w:rPr>
-        <w:t>6.4 Piping</w:t>
-      </w:r>
-    </w:p>
-    <w:p>
-      <w:pPr>
-        <w:numPr>
-          <w:ilvl w:val="0"/>
-          <w:numId w:val="40"/>
-        </w:numPr>
-      </w:pPr>
-      <w:r>
-        <w:t>Pipe operator (command1 | command2)</w:t>
-      </w:r>
-    </w:p>
-    <w:p>
-      <w:pPr>
-        <w:numPr>
-          <w:ilvl w:val="0"/>
-          <w:numId w:val="40"/>
-        </w:numPr>
-      </w:pPr>
-      <w:r>
-        <w:t>Chaining commands (output of one = input of next)</w:t>
-      </w:r>
-    </w:p>
-    <w:p>
-      <w:pPr>
-        <w:numPr>
-          <w:ilvl w:val="0"/>
-          <w:numId w:val="40"/>
-        </w:numPr>
-      </w:pPr>
-      <w:r>
-        <w:t>Examples (DIR | FIND "txt", TASKLIST | FINDSTR "chrome")</w:t>
-      </w:r>
-    </w:p>
-    <w:p>
-      <w:r>
-        <w:rPr>
-          <w:b/>
-          <w:bCs/>
-        </w:rPr>
-        <w:t>6.5 Suppressing Output</w:t>
-      </w:r>
-    </w:p>
-    <w:p>
-      <w:pPr>
-        <w:numPr>
-          <w:ilvl w:val="0"/>
-          <w:numId w:val="41"/>
-        </w:numPr>
-      </w:pPr>
-      <w:r>
         <w:t>Redirect to NUL (command &gt; NUL)</w:t>
       </w:r>
     </w:p>
@@ -10390,91 +10559,91 @@
         </w:numPr>
       </w:pPr>
       <w:r>
+        <w:t>Via environment variables (SET result=value)</w:t>
+      </w:r>
+    </w:p>
+    <w:p>
+      <w:pPr>
+        <w:numPr>
+          <w:ilvl w:val="0"/>
+          <w:numId w:val="45"/>
+        </w:numPr>
+      </w:pPr>
+      <w:r>
+        <w:t>Via ENDLOCAL workaround (return across SETLOCAL boundary)</w:t>
+      </w:r>
+    </w:p>
+    <w:p>
+      <w:r>
+        <w:rPr>
+          <w:b/>
+          <w:bCs/>
+        </w:rPr>
+        <w:t>7.4 Local vs Global Scope</w:t>
+      </w:r>
+    </w:p>
+    <w:p>
+      <w:pPr>
+        <w:numPr>
+          <w:ilvl w:val="0"/>
+          <w:numId w:val="46"/>
+        </w:numPr>
+      </w:pPr>
+      <w:r>
+        <w:t>SETLOCAL in function (local variables)</w:t>
+      </w:r>
+    </w:p>
+    <w:p>
+      <w:pPr>
+        <w:numPr>
+          <w:ilvl w:val="0"/>
+          <w:numId w:val="46"/>
+        </w:numPr>
+      </w:pPr>
+      <w:r>
+        <w:t>ENDLOCAL to exit scope</w:t>
+      </w:r>
+    </w:p>
+    <w:p>
+      <w:pPr>
+        <w:numPr>
+          <w:ilvl w:val="0"/>
+          <w:numId w:val="46"/>
+        </w:numPr>
+      </w:pPr>
+      <w:r>
+        <w:t>Returning values across SETLOCAL (tricks)</w:t>
+      </w:r>
+    </w:p>
+    <w:p>
+      <w:r>
+        <w:rPr>
+          <w:b/>
+          <w:bCs/>
+        </w:rPr>
+        <w:t>7.5 Recursive Functions</w:t>
+      </w:r>
+    </w:p>
+    <w:p>
+      <w:pPr>
+        <w:numPr>
+          <w:ilvl w:val="0"/>
+          <w:numId w:val="47"/>
+        </w:numPr>
+      </w:pPr>
+      <w:r>
+        <w:t>Calling function from within itself</w:t>
+      </w:r>
+    </w:p>
+    <w:p>
+      <w:pPr>
+        <w:numPr>
+          <w:ilvl w:val="0"/>
+          <w:numId w:val="47"/>
+        </w:numPr>
+      </w:pPr>
+      <w:r>
         <w:lastRenderedPageBreak/>
-        <w:t>Via environment variables (SET result=value)</w:t>
-      </w:r>
-    </w:p>
-    <w:p>
-      <w:pPr>
-        <w:numPr>
-          <w:ilvl w:val="0"/>
-          <w:numId w:val="45"/>
-        </w:numPr>
-      </w:pPr>
-      <w:r>
-        <w:t>Via ENDLOCAL workaround (return across SETLOCAL boundary)</w:t>
-      </w:r>
-    </w:p>
-    <w:p>
-      <w:r>
-        <w:rPr>
-          <w:b/>
-          <w:bCs/>
-        </w:rPr>
-        <w:t>7.4 Local vs Global Scope</w:t>
-      </w:r>
-    </w:p>
-    <w:p>
-      <w:pPr>
-        <w:numPr>
-          <w:ilvl w:val="0"/>
-          <w:numId w:val="46"/>
-        </w:numPr>
-      </w:pPr>
-      <w:r>
-        <w:t>SETLOCAL in function (local variables)</w:t>
-      </w:r>
-    </w:p>
-    <w:p>
-      <w:pPr>
-        <w:numPr>
-          <w:ilvl w:val="0"/>
-          <w:numId w:val="46"/>
-        </w:numPr>
-      </w:pPr>
-      <w:r>
-        <w:t>ENDLOCAL to exit scope</w:t>
-      </w:r>
-    </w:p>
-    <w:p>
-      <w:pPr>
-        <w:numPr>
-          <w:ilvl w:val="0"/>
-          <w:numId w:val="46"/>
-        </w:numPr>
-      </w:pPr>
-      <w:r>
-        <w:t>Returning values across SETLOCAL (tricks)</w:t>
-      </w:r>
-    </w:p>
-    <w:p>
-      <w:r>
-        <w:rPr>
-          <w:b/>
-          <w:bCs/>
-        </w:rPr>
-        <w:t>7.5 Recursive Functions</w:t>
-      </w:r>
-    </w:p>
-    <w:p>
-      <w:pPr>
-        <w:numPr>
-          <w:ilvl w:val="0"/>
-          <w:numId w:val="47"/>
-        </w:numPr>
-      </w:pPr>
-      <w:r>
-        <w:t>Calling function from within itself</w:t>
-      </w:r>
-    </w:p>
-    <w:p>
-      <w:pPr>
-        <w:numPr>
-          <w:ilvl w:val="0"/>
-          <w:numId w:val="47"/>
-        </w:numPr>
-      </w:pPr>
-      <w:r>
         <w:t>Base case (termination condition)</w:t>
       </w:r>
     </w:p>
@@ -10685,7 +10854,6 @@
         </w:numPr>
       </w:pPr>
       <w:r>
-        <w:lastRenderedPageBreak/>
         <w:t>Log to file (ECHO message &gt;&gt; log.txt)</w:t>
       </w:r>
     </w:p>
@@ -10776,6 +10944,7 @@
         </w:numPr>
       </w:pPr>
       <w:r>
+        <w:lastRenderedPageBreak/>
         <w:t>Options (-n, -t, -w)</w:t>
       </w:r>
     </w:p>
@@ -10986,91 +11155,91 @@
         </w:numPr>
       </w:pPr>
       <w:r>
+        <w:t>Trace packet path to destination</w:t>
+      </w:r>
+    </w:p>
+    <w:p>
+      <w:pPr>
+        <w:numPr>
+          <w:ilvl w:val="0"/>
+          <w:numId w:val="58"/>
+        </w:numPr>
+      </w:pPr>
+      <w:r>
+        <w:t>Identify network bottlenecks</w:t>
+      </w:r>
+    </w:p>
+    <w:p>
+      <w:r>
+        <w:rPr>
+          <w:b/>
+          <w:bCs/>
+        </w:rPr>
+        <w:t>9.7 ARP (Address Resolution Protocol)</w:t>
+      </w:r>
+    </w:p>
+    <w:p>
+      <w:pPr>
+        <w:numPr>
+          <w:ilvl w:val="0"/>
+          <w:numId w:val="59"/>
+        </w:numPr>
+      </w:pPr>
+      <w:r>
+        <w:t>Display ARP cache (ARP -A)</w:t>
+      </w:r>
+    </w:p>
+    <w:p>
+      <w:pPr>
+        <w:numPr>
+          <w:ilvl w:val="0"/>
+          <w:numId w:val="59"/>
+        </w:numPr>
+      </w:pPr>
+      <w:r>
+        <w:t>Add static ARP entry</w:t>
+      </w:r>
+    </w:p>
+    <w:p>
+      <w:pPr>
+        <w:numPr>
+          <w:ilvl w:val="0"/>
+          <w:numId w:val="59"/>
+        </w:numPr>
+      </w:pPr>
+      <w:r>
+        <w:t>Use cases (troubleshooting, network mapping)</w:t>
+      </w:r>
+    </w:p>
+    <w:p>
+      <w:r>
+        <w:rPr>
+          <w:b/>
+          <w:bCs/>
+        </w:rPr>
+        <w:t>9.8 CURL/CERTUTIL (Downloading Files)</w:t>
+      </w:r>
+    </w:p>
+    <w:p>
+      <w:pPr>
+        <w:numPr>
+          <w:ilvl w:val="0"/>
+          <w:numId w:val="60"/>
+        </w:numPr>
+      </w:pPr>
+      <w:r>
+        <w:t>CURL (if available, Windows 10 1803+)</w:t>
+      </w:r>
+    </w:p>
+    <w:p>
+      <w:pPr>
+        <w:numPr>
+          <w:ilvl w:val="0"/>
+          <w:numId w:val="60"/>
+        </w:numPr>
+      </w:pPr>
+      <w:r>
         <w:lastRenderedPageBreak/>
-        <w:t>Trace packet path to destination</w:t>
-      </w:r>
-    </w:p>
-    <w:p>
-      <w:pPr>
-        <w:numPr>
-          <w:ilvl w:val="0"/>
-          <w:numId w:val="58"/>
-        </w:numPr>
-      </w:pPr>
-      <w:r>
-        <w:t>Identify network bottlenecks</w:t>
-      </w:r>
-    </w:p>
-    <w:p>
-      <w:r>
-        <w:rPr>
-          <w:b/>
-          <w:bCs/>
-        </w:rPr>
-        <w:t>9.7 ARP (Address Resolution Protocol)</w:t>
-      </w:r>
-    </w:p>
-    <w:p>
-      <w:pPr>
-        <w:numPr>
-          <w:ilvl w:val="0"/>
-          <w:numId w:val="59"/>
-        </w:numPr>
-      </w:pPr>
-      <w:r>
-        <w:t>Display ARP cache (ARP -A)</w:t>
-      </w:r>
-    </w:p>
-    <w:p>
-      <w:pPr>
-        <w:numPr>
-          <w:ilvl w:val="0"/>
-          <w:numId w:val="59"/>
-        </w:numPr>
-      </w:pPr>
-      <w:r>
-        <w:t>Add static ARP entry</w:t>
-      </w:r>
-    </w:p>
-    <w:p>
-      <w:pPr>
-        <w:numPr>
-          <w:ilvl w:val="0"/>
-          <w:numId w:val="59"/>
-        </w:numPr>
-      </w:pPr>
-      <w:r>
-        <w:t>Use cases (troubleshooting, network mapping)</w:t>
-      </w:r>
-    </w:p>
-    <w:p>
-      <w:r>
-        <w:rPr>
-          <w:b/>
-          <w:bCs/>
-        </w:rPr>
-        <w:t>9.8 CURL/CERTUTIL (Downloading Files)</w:t>
-      </w:r>
-    </w:p>
-    <w:p>
-      <w:pPr>
-        <w:numPr>
-          <w:ilvl w:val="0"/>
-          <w:numId w:val="60"/>
-        </w:numPr>
-      </w:pPr>
-      <w:r>
-        <w:t>CURL (if available, Windows 10 1803+)</w:t>
-      </w:r>
-    </w:p>
-    <w:p>
-      <w:pPr>
-        <w:numPr>
-          <w:ilvl w:val="0"/>
-          <w:numId w:val="60"/>
-        </w:numPr>
-      </w:pPr>
-      <w:r>
         <w:t>CERTUTIL (download files via URL)</w:t>
       </w:r>
     </w:p>
@@ -11299,91 +11468,91 @@
         </w:numPr>
       </w:pPr>
       <w:r>
+        <w:t>Delete registry key/value (REG DELETE)</w:t>
+      </w:r>
+    </w:p>
+    <w:p>
+      <w:pPr>
+        <w:numPr>
+          <w:ilvl w:val="0"/>
+          <w:numId w:val="64"/>
+        </w:numPr>
+      </w:pPr>
+      <w:r>
+        <w:t>Export/import registry (REG EXPORT, REG IMPORT)</w:t>
+      </w:r>
+    </w:p>
+    <w:p>
+      <w:pPr>
+        <w:numPr>
+          <w:ilvl w:val="0"/>
+          <w:numId w:val="64"/>
+        </w:numPr>
+      </w:pPr>
+      <w:r>
+        <w:t>Use cases (persistence, configuration, forensics)</w:t>
+      </w:r>
+    </w:p>
+    <w:p>
+      <w:r>
+        <w:rPr>
+          <w:b/>
+          <w:bCs/>
+        </w:rPr>
+        <w:t>10.4 Process Management</w:t>
+      </w:r>
+    </w:p>
+    <w:p>
+      <w:pPr>
+        <w:numPr>
+          <w:ilvl w:val="0"/>
+          <w:numId w:val="65"/>
+        </w:numPr>
+      </w:pPr>
+      <w:r>
+        <w:t>TASKLIST (list running processes)</w:t>
+      </w:r>
+    </w:p>
+    <w:p>
+      <w:pPr>
+        <w:numPr>
+          <w:ilvl w:val="0"/>
+          <w:numId w:val="65"/>
+        </w:numPr>
+      </w:pPr>
+      <w:r>
+        <w:t>TASKKILL (kill process by name or PID)</w:t>
+      </w:r>
+    </w:p>
+    <w:p>
+      <w:pPr>
+        <w:numPr>
+          <w:ilvl w:val="0"/>
+          <w:numId w:val="65"/>
+        </w:numPr>
+      </w:pPr>
+      <w:r>
+        <w:t>WMIC (Windows Management Instrumentation, advanced queries)</w:t>
+      </w:r>
+    </w:p>
+    <w:p>
+      <w:r>
+        <w:rPr>
+          <w:b/>
+          <w:bCs/>
+        </w:rPr>
+        <w:t>10.5 System Information</w:t>
+      </w:r>
+    </w:p>
+    <w:p>
+      <w:pPr>
+        <w:numPr>
+          <w:ilvl w:val="0"/>
+          <w:numId w:val="66"/>
+        </w:numPr>
+      </w:pPr>
+      <w:r>
         <w:lastRenderedPageBreak/>
-        <w:t>Delete registry key/value (REG DELETE)</w:t>
-      </w:r>
-    </w:p>
-    <w:p>
-      <w:pPr>
-        <w:numPr>
-          <w:ilvl w:val="0"/>
-          <w:numId w:val="64"/>
-        </w:numPr>
-      </w:pPr>
-      <w:r>
-        <w:t>Export/import registry (REG EXPORT, REG IMPORT)</w:t>
-      </w:r>
-    </w:p>
-    <w:p>
-      <w:pPr>
-        <w:numPr>
-          <w:ilvl w:val="0"/>
-          <w:numId w:val="64"/>
-        </w:numPr>
-      </w:pPr>
-      <w:r>
-        <w:t>Use cases (persistence, configuration, forensics)</w:t>
-      </w:r>
-    </w:p>
-    <w:p>
-      <w:r>
-        <w:rPr>
-          <w:b/>
-          <w:bCs/>
-        </w:rPr>
-        <w:t>10.4 Process Management</w:t>
-      </w:r>
-    </w:p>
-    <w:p>
-      <w:pPr>
-        <w:numPr>
-          <w:ilvl w:val="0"/>
-          <w:numId w:val="65"/>
-        </w:numPr>
-      </w:pPr>
-      <w:r>
-        <w:t>TASKLIST (list running processes)</w:t>
-      </w:r>
-    </w:p>
-    <w:p>
-      <w:pPr>
-        <w:numPr>
-          <w:ilvl w:val="0"/>
-          <w:numId w:val="65"/>
-        </w:numPr>
-      </w:pPr>
-      <w:r>
-        <w:t>TASKKILL (kill process by name or PID)</w:t>
-      </w:r>
-    </w:p>
-    <w:p>
-      <w:pPr>
-        <w:numPr>
-          <w:ilvl w:val="0"/>
-          <w:numId w:val="65"/>
-        </w:numPr>
-      </w:pPr>
-      <w:r>
-        <w:t>WMIC (Windows Management Instrumentation, advanced queries)</w:t>
-      </w:r>
-    </w:p>
-    <w:p>
-      <w:r>
-        <w:rPr>
-          <w:b/>
-          <w:bCs/>
-        </w:rPr>
-        <w:t>10.5 System Information</w:t>
-      </w:r>
-    </w:p>
-    <w:p>
-      <w:pPr>
-        <w:numPr>
-          <w:ilvl w:val="0"/>
-          <w:numId w:val="66"/>
-        </w:numPr>
-      </w:pPr>
-      <w:r>
         <w:t>SYSTEMINFO (display system details)</w:t>
       </w:r>
     </w:p>
@@ -11612,91 +11781,91 @@
         </w:numPr>
       </w:pPr>
       <w:r>
+        <w:t>Method 1: FOR /F with FINDSTR (regex parsing)</w:t>
+      </w:r>
+    </w:p>
+    <w:p>
+      <w:pPr>
+        <w:numPr>
+          <w:ilvl w:val="0"/>
+          <w:numId w:val="70"/>
+        </w:numPr>
+      </w:pPr>
+      <w:r>
+        <w:t>Method 2: Call PowerShell from batch</w:t>
+      </w:r>
+    </w:p>
+    <w:p>
+      <w:pPr>
+        <w:numPr>
+          <w:ilvl w:val="0"/>
+          <w:numId w:val="70"/>
+        </w:numPr>
+      </w:pPr>
+      <w:r>
+        <w:t>Method 3: Use jq.exe or xml.exe</w:t>
+      </w:r>
+    </w:p>
+    <w:p>
+      <w:r>
+        <w:rPr>
+          <w:b/>
+          <w:bCs/>
+        </w:rPr>
+        <w:t>11.3 Interacting with PowerShell</w:t>
+      </w:r>
+    </w:p>
+    <w:p>
+      <w:pPr>
+        <w:numPr>
+          <w:ilvl w:val="0"/>
+          <w:numId w:val="71"/>
+        </w:numPr>
+      </w:pPr>
+      <w:r>
+        <w:t>Calling PowerShell from batch (PowerShell -Command "...")</w:t>
+      </w:r>
+    </w:p>
+    <w:p>
+      <w:pPr>
+        <w:numPr>
+          <w:ilvl w:val="0"/>
+          <w:numId w:val="71"/>
+        </w:numPr>
+      </w:pPr>
+      <w:r>
+        <w:t>Passing variables to PowerShell</w:t>
+      </w:r>
+    </w:p>
+    <w:p>
+      <w:pPr>
+        <w:numPr>
+          <w:ilvl w:val="0"/>
+          <w:numId w:val="71"/>
+        </w:numPr>
+      </w:pPr>
+      <w:r>
+        <w:t>Capturing PowerShell output in batch</w:t>
+      </w:r>
+    </w:p>
+    <w:p>
+      <w:pPr>
+        <w:numPr>
+          <w:ilvl w:val="0"/>
+          <w:numId w:val="71"/>
+        </w:numPr>
+      </w:pPr>
+      <w:r>
+        <w:t>Hybrid batch/PowerShell scripts</w:t>
+      </w:r>
+    </w:p>
+    <w:p>
+      <w:r>
+        <w:rPr>
+          <w:b/>
+          <w:bCs/>
+        </w:rPr>
         <w:lastRenderedPageBreak/>
-        <w:t>Method 1: FOR /F with FINDSTR (regex parsing)</w:t>
-      </w:r>
-    </w:p>
-    <w:p>
-      <w:pPr>
-        <w:numPr>
-          <w:ilvl w:val="0"/>
-          <w:numId w:val="70"/>
-        </w:numPr>
-      </w:pPr>
-      <w:r>
-        <w:t>Method 2: Call PowerShell from batch</w:t>
-      </w:r>
-    </w:p>
-    <w:p>
-      <w:pPr>
-        <w:numPr>
-          <w:ilvl w:val="0"/>
-          <w:numId w:val="70"/>
-        </w:numPr>
-      </w:pPr>
-      <w:r>
-        <w:t>Method 3: Use jq.exe or xml.exe</w:t>
-      </w:r>
-    </w:p>
-    <w:p>
-      <w:r>
-        <w:rPr>
-          <w:b/>
-          <w:bCs/>
-        </w:rPr>
-        <w:t>11.3 Interacting with PowerShell</w:t>
-      </w:r>
-    </w:p>
-    <w:p>
-      <w:pPr>
-        <w:numPr>
-          <w:ilvl w:val="0"/>
-          <w:numId w:val="71"/>
-        </w:numPr>
-      </w:pPr>
-      <w:r>
-        <w:t>Calling PowerShell from batch (PowerShell -Command "...")</w:t>
-      </w:r>
-    </w:p>
-    <w:p>
-      <w:pPr>
-        <w:numPr>
-          <w:ilvl w:val="0"/>
-          <w:numId w:val="71"/>
-        </w:numPr>
-      </w:pPr>
-      <w:r>
-        <w:t>Passing variables to PowerShell</w:t>
-      </w:r>
-    </w:p>
-    <w:p>
-      <w:pPr>
-        <w:numPr>
-          <w:ilvl w:val="0"/>
-          <w:numId w:val="71"/>
-        </w:numPr>
-      </w:pPr>
-      <w:r>
-        <w:t>Capturing PowerShell output in batch</w:t>
-      </w:r>
-    </w:p>
-    <w:p>
-      <w:pPr>
-        <w:numPr>
-          <w:ilvl w:val="0"/>
-          <w:numId w:val="71"/>
-        </w:numPr>
-      </w:pPr>
-      <w:r>
-        <w:t>Hybrid batch/PowerShell scripts</w:t>
-      </w:r>
-    </w:p>
-    <w:p>
-      <w:r>
-        <w:rPr>
-          <w:b/>
-          <w:bCs/>
-        </w:rPr>
         <w:t>11.4 Date and Time Manipulation</w:t>
       </w:r>
     </w:p>
@@ -11931,70 +12100,92 @@
           <w:b/>
           <w:bCs/>
         </w:rPr>
+        <w:t>MODULE 12: Automation Projects</w:t>
+      </w:r>
+    </w:p>
+    <w:p>
+      <w:r>
+        <w:rPr>
+          <w:b/>
+          <w:bCs/>
+        </w:rPr>
+        <w:t>12.1 System Backup Script</w:t>
+      </w:r>
+    </w:p>
+    <w:p>
+      <w:pPr>
+        <w:numPr>
+          <w:ilvl w:val="0"/>
+          <w:numId w:val="76"/>
+        </w:numPr>
+      </w:pPr>
+      <w:r>
+        <w:t>Backup files to external drive</w:t>
+      </w:r>
+    </w:p>
+    <w:p>
+      <w:pPr>
+        <w:numPr>
+          <w:ilvl w:val="0"/>
+          <w:numId w:val="76"/>
+        </w:numPr>
+      </w:pPr>
+      <w:r>
+        <w:t>Incremental vs full backup</w:t>
+      </w:r>
+    </w:p>
+    <w:p>
+      <w:pPr>
+        <w:numPr>
+          <w:ilvl w:val="0"/>
+          <w:numId w:val="76"/>
+        </w:numPr>
+      </w:pPr>
+      <w:r>
+        <w:t>Compression (using 7-Zip or tar)</w:t>
+      </w:r>
+    </w:p>
+    <w:p>
+      <w:pPr>
+        <w:numPr>
+          <w:ilvl w:val="0"/>
+          <w:numId w:val="76"/>
+        </w:numPr>
+      </w:pPr>
+      <w:r>
+        <w:t>Scheduling via SCHTASKS</w:t>
+      </w:r>
+    </w:p>
+    <w:p>
+      <w:r>
+        <w:rPr>
+          <w:b/>
+          <w:bCs/>
+        </w:rPr>
+        <w:t>12.2 Log File Analyzer</w:t>
+      </w:r>
+    </w:p>
+    <w:p>
+      <w:pPr>
+        <w:numPr>
+          <w:ilvl w:val="0"/>
+          <w:numId w:val="77"/>
+        </w:numPr>
+      </w:pPr>
+      <w:r>
+        <w:t>Parse log files (Apache, IIS, custom logs)</w:t>
+      </w:r>
+    </w:p>
+    <w:p>
+      <w:pPr>
+        <w:numPr>
+          <w:ilvl w:val="0"/>
+          <w:numId w:val="77"/>
+        </w:numPr>
+      </w:pPr>
+      <w:r>
         <w:lastRenderedPageBreak/>
-        <w:t>MODULE 12: Automation Projects</w:t>
-      </w:r>
-    </w:p>
-    <w:p>
-      <w:r>
-        <w:rPr>
-          <w:b/>
-          <w:bCs/>
-        </w:rPr>
-        <w:t>12.1 System Backup Script</w:t>
-      </w:r>
-    </w:p>
-    <w:p>
-      <w:pPr>
-        <w:numPr>
-          <w:ilvl w:val="0"/>
-          <w:numId w:val="76"/>
-        </w:numPr>
-      </w:pPr>
-      <w:r>
-        <w:t>Backup files to external drive</w:t>
-      </w:r>
-    </w:p>
-    <w:p>
-      <w:pPr>
-        <w:numPr>
-          <w:ilvl w:val="0"/>
-          <w:numId w:val="76"/>
-        </w:numPr>
-      </w:pPr>
-      <w:r>
-        <w:t>Incremental vs full backup</w:t>
-      </w:r>
-    </w:p>
-    <w:p>
-      <w:pPr>
-        <w:numPr>
-          <w:ilvl w:val="0"/>
-          <w:numId w:val="76"/>
-        </w:numPr>
-      </w:pPr>
-      <w:r>
-        <w:t>Compression (using 7-Zip or tar)</w:t>
-      </w:r>
-    </w:p>
-    <w:p>
-      <w:pPr>
-        <w:numPr>
-          <w:ilvl w:val="0"/>
-          <w:numId w:val="76"/>
-        </w:numPr>
-      </w:pPr>
-      <w:r>
-        <w:t>Scheduling via SCHTASKS</w:t>
-      </w:r>
-    </w:p>
-    <w:p>
-      <w:r>
-        <w:rPr>
-          <w:b/>
-          <w:bCs/>
-        </w:rPr>
-        <w:t>12.2 Log File Analyzer</w:t>
+        <w:t>Extract errors, warnings</w:t>
       </w:r>
     </w:p>
     <w:p>
@@ -12005,7 +12196,7 @@
         </w:numPr>
       </w:pPr>
       <w:r>
-        <w:t>Parse log files (Apache, IIS, custom logs)</w:t>
+        <w:t>Generate summary report</w:t>
       </w:r>
     </w:p>
     <w:p>
@@ -12016,28 +12207,6 @@
         </w:numPr>
       </w:pPr>
       <w:r>
-        <w:t>Extract errors, warnings</w:t>
-      </w:r>
-    </w:p>
-    <w:p>
-      <w:pPr>
-        <w:numPr>
-          <w:ilvl w:val="0"/>
-          <w:numId w:val="77"/>
-        </w:numPr>
-      </w:pPr>
-      <w:r>
-        <w:t>Generate summary report</w:t>
-      </w:r>
-    </w:p>
-    <w:p>
-      <w:pPr>
-        <w:numPr>
-          <w:ilvl w:val="0"/>
-          <w:numId w:val="77"/>
-        </w:numPr>
-      </w:pPr>
-      <w:r>
         <w:t>Email report (using SMTP via external tool)</w:t>
       </w:r>
     </w:p>
@@ -12228,91 +12397,91 @@
         </w:numPr>
       </w:pPr>
       <w:r>
+        <w:t>User selects option</w:t>
+      </w:r>
+    </w:p>
+    <w:p>
+      <w:pPr>
+        <w:numPr>
+          <w:ilvl w:val="0"/>
+          <w:numId w:val="81"/>
+        </w:numPr>
+      </w:pPr>
+      <w:r>
+        <w:t>Execute corresponding action</w:t>
+      </w:r>
+    </w:p>
+    <w:p>
+      <w:pPr>
+        <w:numPr>
+          <w:ilvl w:val="0"/>
+          <w:numId w:val="81"/>
+        </w:numPr>
+      </w:pPr>
+      <w:r>
+        <w:t>Loop back to menu</w:t>
+      </w:r>
+    </w:p>
+    <w:p>
+      <w:r>
+        <w:rPr>
+          <w:b/>
+          <w:bCs/>
+        </w:rPr>
+        <w:t>12.7 Git Automation Script</w:t>
+      </w:r>
+    </w:p>
+    <w:p>
+      <w:pPr>
+        <w:numPr>
+          <w:ilvl w:val="0"/>
+          <w:numId w:val="82"/>
+        </w:numPr>
+      </w:pPr>
+      <w:r>
+        <w:t>Automate git add, commit, push</w:t>
+      </w:r>
+    </w:p>
+    <w:p>
+      <w:pPr>
+        <w:numPr>
+          <w:ilvl w:val="0"/>
+          <w:numId w:val="82"/>
+        </w:numPr>
+      </w:pPr>
+      <w:r>
+        <w:t>Daily backup to GitHub</w:t>
+      </w:r>
+    </w:p>
+    <w:p>
+      <w:pPr>
+        <w:numPr>
+          <w:ilvl w:val="0"/>
+          <w:numId w:val="82"/>
+        </w:numPr>
+      </w:pPr>
+      <w:r>
+        <w:t>Branch management</w:t>
+      </w:r>
+    </w:p>
+    <w:p>
+      <w:pPr>
+        <w:numPr>
+          <w:ilvl w:val="0"/>
+          <w:numId w:val="82"/>
+        </w:numPr>
+      </w:pPr>
+      <w:r>
+        <w:t>Error handling (check if git installed, repo exists)</w:t>
+      </w:r>
+    </w:p>
+    <w:p>
+      <w:r>
+        <w:rPr>
+          <w:b/>
+          <w:bCs/>
+        </w:rPr>
         <w:lastRenderedPageBreak/>
-        <w:t>User selects option</w:t>
-      </w:r>
-    </w:p>
-    <w:p>
-      <w:pPr>
-        <w:numPr>
-          <w:ilvl w:val="0"/>
-          <w:numId w:val="81"/>
-        </w:numPr>
-      </w:pPr>
-      <w:r>
-        <w:t>Execute corresponding action</w:t>
-      </w:r>
-    </w:p>
-    <w:p>
-      <w:pPr>
-        <w:numPr>
-          <w:ilvl w:val="0"/>
-          <w:numId w:val="81"/>
-        </w:numPr>
-      </w:pPr>
-      <w:r>
-        <w:t>Loop back to menu</w:t>
-      </w:r>
-    </w:p>
-    <w:p>
-      <w:r>
-        <w:rPr>
-          <w:b/>
-          <w:bCs/>
-        </w:rPr>
-        <w:t>12.7 Git Automation Script</w:t>
-      </w:r>
-    </w:p>
-    <w:p>
-      <w:pPr>
-        <w:numPr>
-          <w:ilvl w:val="0"/>
-          <w:numId w:val="82"/>
-        </w:numPr>
-      </w:pPr>
-      <w:r>
-        <w:t>Automate git add, commit, push</w:t>
-      </w:r>
-    </w:p>
-    <w:p>
-      <w:pPr>
-        <w:numPr>
-          <w:ilvl w:val="0"/>
-          <w:numId w:val="82"/>
-        </w:numPr>
-      </w:pPr>
-      <w:r>
-        <w:t>Daily backup to GitHub</w:t>
-      </w:r>
-    </w:p>
-    <w:p>
-      <w:pPr>
-        <w:numPr>
-          <w:ilvl w:val="0"/>
-          <w:numId w:val="82"/>
-        </w:numPr>
-      </w:pPr>
-      <w:r>
-        <w:t>Branch management</w:t>
-      </w:r>
-    </w:p>
-    <w:p>
-      <w:pPr>
-        <w:numPr>
-          <w:ilvl w:val="0"/>
-          <w:numId w:val="82"/>
-        </w:numPr>
-      </w:pPr>
-      <w:r>
-        <w:t>Error handling (check if git installed, repo exists)</w:t>
-      </w:r>
-    </w:p>
-    <w:p>
-      <w:r>
-        <w:rPr>
-          <w:b/>
-          <w:bCs/>
-        </w:rPr>
         <w:t>12.8 Disk Cleanup Automation</w:t>
       </w:r>
     </w:p>
@@ -12547,91 +12716,91 @@
         </w:numPr>
       </w:pPr>
       <w:r>
+        <w:t>ARP scanning (identify devices on local network)</w:t>
+      </w:r>
+    </w:p>
+    <w:p>
+      <w:pPr>
+        <w:numPr>
+          <w:ilvl w:val="0"/>
+          <w:numId w:val="86"/>
+        </w:numPr>
+      </w:pPr>
+      <w:r>
+        <w:t>DNS enumeration (zone transfer attempts)</w:t>
+      </w:r>
+    </w:p>
+    <w:p>
+      <w:r>
+        <w:rPr>
+          <w:b/>
+          <w:bCs/>
+        </w:rPr>
+        <w:t>13.2 System Enumeration</w:t>
+      </w:r>
+    </w:p>
+    <w:p>
+      <w:pPr>
+        <w:numPr>
+          <w:ilvl w:val="0"/>
+          <w:numId w:val="87"/>
+        </w:numPr>
+      </w:pPr>
+      <w:r>
+        <w:t>OS version (SYSTEMINFO)</w:t>
+      </w:r>
+    </w:p>
+    <w:p>
+      <w:pPr>
+        <w:numPr>
+          <w:ilvl w:val="0"/>
+          <w:numId w:val="87"/>
+        </w:numPr>
+      </w:pPr>
+      <w:r>
+        <w:t>Installed software (WMIC, registry queries)</w:t>
+      </w:r>
+    </w:p>
+    <w:p>
+      <w:pPr>
+        <w:numPr>
+          <w:ilvl w:val="0"/>
+          <w:numId w:val="87"/>
+        </w:numPr>
+      </w:pPr>
+      <w:r>
+        <w:t>Running processes (TASKLIST)</w:t>
+      </w:r>
+    </w:p>
+    <w:p>
+      <w:pPr>
+        <w:numPr>
+          <w:ilvl w:val="0"/>
+          <w:numId w:val="87"/>
+        </w:numPr>
+      </w:pPr>
+      <w:r>
+        <w:t>Logged-in users (QUERY USER, NET SESSION)</w:t>
+      </w:r>
+    </w:p>
+    <w:p>
+      <w:pPr>
+        <w:numPr>
+          <w:ilvl w:val="0"/>
+          <w:numId w:val="87"/>
+        </w:numPr>
+      </w:pPr>
+      <w:r>
+        <w:t>Network configuration (IPCONFIG, ROUTE PRINT)</w:t>
+      </w:r>
+    </w:p>
+    <w:p>
+      <w:r>
+        <w:rPr>
+          <w:b/>
+          <w:bCs/>
+        </w:rPr>
         <w:lastRenderedPageBreak/>
-        <w:t>ARP scanning (identify devices on local network)</w:t>
-      </w:r>
-    </w:p>
-    <w:p>
-      <w:pPr>
-        <w:numPr>
-          <w:ilvl w:val="0"/>
-          <w:numId w:val="86"/>
-        </w:numPr>
-      </w:pPr>
-      <w:r>
-        <w:t>DNS enumeration (zone transfer attempts)</w:t>
-      </w:r>
-    </w:p>
-    <w:p>
-      <w:r>
-        <w:rPr>
-          <w:b/>
-          <w:bCs/>
-        </w:rPr>
-        <w:t>13.2 System Enumeration</w:t>
-      </w:r>
-    </w:p>
-    <w:p>
-      <w:pPr>
-        <w:numPr>
-          <w:ilvl w:val="0"/>
-          <w:numId w:val="87"/>
-        </w:numPr>
-      </w:pPr>
-      <w:r>
-        <w:t>OS version (SYSTEMINFO)</w:t>
-      </w:r>
-    </w:p>
-    <w:p>
-      <w:pPr>
-        <w:numPr>
-          <w:ilvl w:val="0"/>
-          <w:numId w:val="87"/>
-        </w:numPr>
-      </w:pPr>
-      <w:r>
-        <w:t>Installed software (WMIC, registry queries)</w:t>
-      </w:r>
-    </w:p>
-    <w:p>
-      <w:pPr>
-        <w:numPr>
-          <w:ilvl w:val="0"/>
-          <w:numId w:val="87"/>
-        </w:numPr>
-      </w:pPr>
-      <w:r>
-        <w:t>Running processes (TASKLIST)</w:t>
-      </w:r>
-    </w:p>
-    <w:p>
-      <w:pPr>
-        <w:numPr>
-          <w:ilvl w:val="0"/>
-          <w:numId w:val="87"/>
-        </w:numPr>
-      </w:pPr>
-      <w:r>
-        <w:t>Logged-in users (QUERY USER, NET SESSION)</w:t>
-      </w:r>
-    </w:p>
-    <w:p>
-      <w:pPr>
-        <w:numPr>
-          <w:ilvl w:val="0"/>
-          <w:numId w:val="87"/>
-        </w:numPr>
-      </w:pPr>
-      <w:r>
-        <w:t>Network configuration (IPCONFIG, ROUTE PRINT)</w:t>
-      </w:r>
-    </w:p>
-    <w:p>
-      <w:r>
-        <w:rPr>
-          <w:b/>
-          <w:bCs/>
-        </w:rPr>
         <w:t>13.3 User Enumeration</w:t>
       </w:r>
     </w:p>
@@ -12843,89 +13012,89 @@
         </w:numPr>
       </w:pPr>
       <w:r>
+        <w:t>Using REG ADD command</w:t>
+      </w:r>
+    </w:p>
+    <w:p>
+      <w:r>
+        <w:rPr>
+          <w:b/>
+          <w:bCs/>
+        </w:rPr>
+        <w:t>14.2 Scheduled Tasks</w:t>
+      </w:r>
+    </w:p>
+    <w:p>
+      <w:pPr>
+        <w:numPr>
+          <w:ilvl w:val="0"/>
+          <w:numId w:val="92"/>
+        </w:numPr>
+      </w:pPr>
+      <w:r>
+        <w:t>Create task that runs at logon (SCHTASKS /CREATE)</w:t>
+      </w:r>
+    </w:p>
+    <w:p>
+      <w:pPr>
+        <w:numPr>
+          <w:ilvl w:val="0"/>
+          <w:numId w:val="92"/>
+        </w:numPr>
+      </w:pPr>
+      <w:r>
+        <w:t>Hidden tasks (remove from Task Scheduler GUI)</w:t>
+      </w:r>
+    </w:p>
+    <w:p>
+      <w:r>
+        <w:rPr>
+          <w:b/>
+          <w:bCs/>
+        </w:rPr>
+        <w:t>14.3 Startup Folder</w:t>
+      </w:r>
+    </w:p>
+    <w:p>
+      <w:pPr>
+        <w:numPr>
+          <w:ilvl w:val="0"/>
+          <w:numId w:val="93"/>
+        </w:numPr>
+      </w:pPr>
+      <w:r>
+        <w:t>Copy script to Startup folder (%APPDATA%\Microsoft\Windows\Start Menu\Programs\Startup)</w:t>
+      </w:r>
+    </w:p>
+    <w:p>
+      <w:r>
+        <w:rPr>
+          <w:b/>
+          <w:bCs/>
+        </w:rPr>
+        <w:t>14.4 Service Creation</w:t>
+      </w:r>
+    </w:p>
+    <w:p>
+      <w:pPr>
+        <w:numPr>
+          <w:ilvl w:val="0"/>
+          <w:numId w:val="94"/>
+        </w:numPr>
+      </w:pPr>
+      <w:r>
+        <w:t>Create Windows service (SC CREATE)</w:t>
+      </w:r>
+    </w:p>
+    <w:p>
+      <w:pPr>
+        <w:numPr>
+          <w:ilvl w:val="0"/>
+          <w:numId w:val="94"/>
+        </w:numPr>
+      </w:pPr>
+      <w:r>
         <w:lastRenderedPageBreak/>
-        <w:t>Using REG ADD command</w:t>
-      </w:r>
-    </w:p>
-    <w:p>
-      <w:r>
-        <w:rPr>
-          <w:b/>
-          <w:bCs/>
-        </w:rPr>
-        <w:t>14.2 Scheduled Tasks</w:t>
-      </w:r>
-    </w:p>
-    <w:p>
-      <w:pPr>
-        <w:numPr>
-          <w:ilvl w:val="0"/>
-          <w:numId w:val="92"/>
-        </w:numPr>
-      </w:pPr>
-      <w:r>
-        <w:t>Create task that runs at logon (SCHTASKS /CREATE)</w:t>
-      </w:r>
-    </w:p>
-    <w:p>
-      <w:pPr>
-        <w:numPr>
-          <w:ilvl w:val="0"/>
-          <w:numId w:val="92"/>
-        </w:numPr>
-      </w:pPr>
-      <w:r>
-        <w:t>Hidden tasks (remove from Task Scheduler GUI)</w:t>
-      </w:r>
-    </w:p>
-    <w:p>
-      <w:r>
-        <w:rPr>
-          <w:b/>
-          <w:bCs/>
-        </w:rPr>
-        <w:t>14.3 Startup Folder</w:t>
-      </w:r>
-    </w:p>
-    <w:p>
-      <w:pPr>
-        <w:numPr>
-          <w:ilvl w:val="0"/>
-          <w:numId w:val="93"/>
-        </w:numPr>
-      </w:pPr>
-      <w:r>
-        <w:t>Copy script to Startup folder (%APPDATA%\Microsoft\Windows\Start Menu\Programs\Startup)</w:t>
-      </w:r>
-    </w:p>
-    <w:p>
-      <w:r>
-        <w:rPr>
-          <w:b/>
-          <w:bCs/>
-        </w:rPr>
-        <w:t>14.4 Service Creation</w:t>
-      </w:r>
-    </w:p>
-    <w:p>
-      <w:pPr>
-        <w:numPr>
-          <w:ilvl w:val="0"/>
-          <w:numId w:val="94"/>
-        </w:numPr>
-      </w:pPr>
-      <w:r>
-        <w:t>Create Windows service (SC CREATE)</w:t>
-      </w:r>
-    </w:p>
-    <w:p>
-      <w:pPr>
-        <w:numPr>
-          <w:ilvl w:val="0"/>
-          <w:numId w:val="94"/>
-        </w:numPr>
-      </w:pPr>
-      <w:r>
         <w:t>Auto-start service</w:t>
       </w:r>
     </w:p>
@@ -13127,7 +13296,6 @@
         </w:numPr>
       </w:pPr>
       <w:r>
-        <w:lastRenderedPageBreak/>
         <w:t>Writable startup folders</w:t>
       </w:r>
     </w:p>
@@ -13223,6 +13391,7 @@
           <w:b/>
           <w:bCs/>
         </w:rPr>
+        <w:lastRenderedPageBreak/>
         <w:t>MODULE 16: Lateral Movement</w:t>
       </w:r>
     </w:p>
@@ -13452,102 +13621,102 @@
           <w:b/>
           <w:bCs/>
         </w:rPr>
+        <w:t>17.2 Uploading to External Server</w:t>
+      </w:r>
+    </w:p>
+    <w:p>
+      <w:pPr>
+        <w:numPr>
+          <w:ilvl w:val="0"/>
+          <w:numId w:val="106"/>
+        </w:numPr>
+      </w:pPr>
+      <w:r>
+        <w:t>FTP upload</w:t>
+      </w:r>
+    </w:p>
+    <w:p>
+      <w:pPr>
+        <w:numPr>
+          <w:ilvl w:val="0"/>
+          <w:numId w:val="106"/>
+        </w:numPr>
+      </w:pPr>
+      <w:r>
+        <w:t>HTTP POST (CURL)</w:t>
+      </w:r>
+    </w:p>
+    <w:p>
+      <w:pPr>
+        <w:numPr>
+          <w:ilvl w:val="0"/>
+          <w:numId w:val="106"/>
+        </w:numPr>
+      </w:pPr>
+      <w:r>
+        <w:t>Cloud storage (Dropbox API via CURL)</w:t>
+      </w:r>
+    </w:p>
+    <w:p>
+      <w:r>
+        <w:rPr>
+          <w:b/>
+          <w:bCs/>
+        </w:rPr>
+        <w:t>17.3 Email Exfiltration</w:t>
+      </w:r>
+    </w:p>
+    <w:p>
+      <w:pPr>
+        <w:numPr>
+          <w:ilvl w:val="0"/>
+          <w:numId w:val="107"/>
+        </w:numPr>
+      </w:pPr>
+      <w:r>
+        <w:t>Send file via email (SMTP using external tool)</w:t>
+      </w:r>
+    </w:p>
+    <w:p>
+      <w:pPr>
+        <w:numPr>
+          <w:ilvl w:val="0"/>
+          <w:numId w:val="107"/>
+        </w:numPr>
+      </w:pPr>
+      <w:r>
+        <w:t>Encode file as Base64 (CERTUTIL)</w:t>
+      </w:r>
+    </w:p>
+    <w:p>
+      <w:r>
+        <w:rPr>
+          <w:b/>
+          <w:bCs/>
+        </w:rPr>
+        <w:t>17.4 DNS Exfiltration</w:t>
+      </w:r>
+    </w:p>
+    <w:p>
+      <w:pPr>
+        <w:numPr>
+          <w:ilvl w:val="0"/>
+          <w:numId w:val="108"/>
+        </w:numPr>
+      </w:pPr>
+      <w:r>
+        <w:t>Encode data in DNS queries</w:t>
+      </w:r>
+    </w:p>
+    <w:p>
+      <w:pPr>
+        <w:numPr>
+          <w:ilvl w:val="0"/>
+          <w:numId w:val="108"/>
+        </w:numPr>
+      </w:pPr>
+      <w:r>
         <w:lastRenderedPageBreak/>
-        <w:t>17.2 Uploading to External Server</w:t>
-      </w:r>
-    </w:p>
-    <w:p>
-      <w:pPr>
-        <w:numPr>
-          <w:ilvl w:val="0"/>
-          <w:numId w:val="106"/>
-        </w:numPr>
-      </w:pPr>
-      <w:r>
-        <w:t>FTP upload</w:t>
-      </w:r>
-    </w:p>
-    <w:p>
-      <w:pPr>
-        <w:numPr>
-          <w:ilvl w:val="0"/>
-          <w:numId w:val="106"/>
-        </w:numPr>
-      </w:pPr>
-      <w:r>
-        <w:t>HTTP POST (CURL)</w:t>
-      </w:r>
-    </w:p>
-    <w:p>
-      <w:pPr>
-        <w:numPr>
-          <w:ilvl w:val="0"/>
-          <w:numId w:val="106"/>
-        </w:numPr>
-      </w:pPr>
-      <w:r>
-        <w:t>Cloud storage (Dropbox API via CURL)</w:t>
-      </w:r>
-    </w:p>
-    <w:p>
-      <w:r>
-        <w:rPr>
-          <w:b/>
-          <w:bCs/>
-        </w:rPr>
-        <w:t>17.3 Email Exfiltration</w:t>
-      </w:r>
-    </w:p>
-    <w:p>
-      <w:pPr>
-        <w:numPr>
-          <w:ilvl w:val="0"/>
-          <w:numId w:val="107"/>
-        </w:numPr>
-      </w:pPr>
-      <w:r>
-        <w:t>Send file via email (SMTP using external tool)</w:t>
-      </w:r>
-    </w:p>
-    <w:p>
-      <w:pPr>
-        <w:numPr>
-          <w:ilvl w:val="0"/>
-          <w:numId w:val="107"/>
-        </w:numPr>
-      </w:pPr>
-      <w:r>
-        <w:t>Encode file as Base64 (CERTUTIL)</w:t>
-      </w:r>
-    </w:p>
-    <w:p>
-      <w:r>
-        <w:rPr>
-          <w:b/>
-          <w:bCs/>
-        </w:rPr>
-        <w:t>17.4 DNS Exfiltration</w:t>
-      </w:r>
-    </w:p>
-    <w:p>
-      <w:pPr>
-        <w:numPr>
-          <w:ilvl w:val="0"/>
-          <w:numId w:val="108"/>
-        </w:numPr>
-      </w:pPr>
-      <w:r>
-        <w:t>Encode data in DNS queries</w:t>
-      </w:r>
-    </w:p>
-    <w:p>
-      <w:pPr>
-        <w:numPr>
-          <w:ilvl w:val="0"/>
-          <w:numId w:val="108"/>
-        </w:numPr>
-      </w:pPr>
-      <w:r>
         <w:t>Extract via monitoring DNS server</w:t>
       </w:r>
     </w:p>
@@ -13749,7 +13918,6 @@
     </w:p>
     <w:p>
       <w:r>
-        <w:lastRenderedPageBreak/>
         <w:pict w14:anchorId="46CC86BC">
           <v:rect id="_x0000_i1044" style="width:0;height:1.5pt" o:hralign="center" o:hrstd="t" o:hr="t" fillcolor="#a0a0a0" stroked="f"/>
         </w:pict>
@@ -13856,6 +14024,7 @@
         </w:numPr>
       </w:pPr>
       <w:r>
+        <w:lastRenderedPageBreak/>
         <w:t>Monitor registry changes</w:t>
       </w:r>
     </w:p>
@@ -14055,106 +14224,106 @@
         </w:numPr>
       </w:pPr>
       <w:r>
+        <w:t>Batch script downloads/executes keylogger</w:t>
+      </w:r>
+    </w:p>
+    <w:p>
+      <w:pPr>
+        <w:numPr>
+          <w:ilvl w:val="0"/>
+          <w:numId w:val="120"/>
+        </w:numPr>
+      </w:pPr>
+      <w:r>
+        <w:t>Logs keystrokes to file</w:t>
+      </w:r>
+    </w:p>
+    <w:p>
+      <w:pPr>
+        <w:numPr>
+          <w:ilvl w:val="0"/>
+          <w:numId w:val="120"/>
+        </w:numPr>
+      </w:pPr>
+      <w:r>
+        <w:t>Exfiltrates periodically</w:t>
+      </w:r>
+    </w:p>
+    <w:p>
+      <w:r>
+        <w:rPr>
+          <w:b/>
+          <w:bCs/>
+        </w:rPr>
+        <w:t>20.3 Ransomware Simulation (Educational)</w:t>
+      </w:r>
+    </w:p>
+    <w:p>
+      <w:pPr>
+        <w:numPr>
+          <w:ilvl w:val="0"/>
+          <w:numId w:val="121"/>
+        </w:numPr>
+      </w:pPr>
+      <w:r>
+        <w:t>Encrypt files (using CIPHER or external tool)</w:t>
+      </w:r>
+    </w:p>
+    <w:p>
+      <w:pPr>
+        <w:numPr>
+          <w:ilvl w:val="0"/>
+          <w:numId w:val="121"/>
+        </w:numPr>
+      </w:pPr>
+      <w:r>
+        <w:t>Display ransom note</w:t>
+      </w:r>
+    </w:p>
+    <w:p>
+      <w:pPr>
+        <w:numPr>
+          <w:ilvl w:val="0"/>
+          <w:numId w:val="121"/>
+        </w:numPr>
+      </w:pPr>
+      <w:r>
+        <w:t>Decrypt on "payment" (password input)</w:t>
+      </w:r>
+    </w:p>
+    <w:p>
+      <w:pPr>
+        <w:numPr>
+          <w:ilvl w:val="0"/>
+          <w:numId w:val="121"/>
+        </w:numPr>
+      </w:pPr>
+      <w:r>
+        <w:rPr>
+          <w:b/>
+          <w:bCs/>
+        </w:rPr>
+        <w:t>Disclaimer: Illegal to deploy without consent, educational only</w:t>
+      </w:r>
+    </w:p>
+    <w:p>
+      <w:r>
+        <w:rPr>
+          <w:b/>
+          <w:bCs/>
+        </w:rPr>
+        <w:t>20.4 Backdoor</w:t>
+      </w:r>
+    </w:p>
+    <w:p>
+      <w:pPr>
+        <w:numPr>
+          <w:ilvl w:val="0"/>
+          <w:numId w:val="122"/>
+        </w:numPr>
+      </w:pPr>
+      <w:r>
         <w:lastRenderedPageBreak/>
-        <w:t>Batch script downloads/executes keylogger</w:t>
-      </w:r>
-    </w:p>
-    <w:p>
-      <w:pPr>
-        <w:numPr>
-          <w:ilvl w:val="0"/>
-          <w:numId w:val="120"/>
-        </w:numPr>
-      </w:pPr>
-      <w:r>
-        <w:t>Logs keystrokes to file</w:t>
-      </w:r>
-    </w:p>
-    <w:p>
-      <w:pPr>
-        <w:numPr>
-          <w:ilvl w:val="0"/>
-          <w:numId w:val="120"/>
-        </w:numPr>
-      </w:pPr>
-      <w:r>
-        <w:t>Exfiltrates periodically</w:t>
-      </w:r>
-    </w:p>
-    <w:p>
-      <w:r>
-        <w:rPr>
-          <w:b/>
-          <w:bCs/>
-        </w:rPr>
-        <w:t>20.3 Ransomware Simulation (Educational)</w:t>
-      </w:r>
-    </w:p>
-    <w:p>
-      <w:pPr>
-        <w:numPr>
-          <w:ilvl w:val="0"/>
-          <w:numId w:val="121"/>
-        </w:numPr>
-      </w:pPr>
-      <w:r>
-        <w:t>Encrypt files (using CIPHER or external tool)</w:t>
-      </w:r>
-    </w:p>
-    <w:p>
-      <w:pPr>
-        <w:numPr>
-          <w:ilvl w:val="0"/>
-          <w:numId w:val="121"/>
-        </w:numPr>
-      </w:pPr>
-      <w:r>
-        <w:t>Display ransom note</w:t>
-      </w:r>
-    </w:p>
-    <w:p>
-      <w:pPr>
-        <w:numPr>
-          <w:ilvl w:val="0"/>
-          <w:numId w:val="121"/>
-        </w:numPr>
-      </w:pPr>
-      <w:r>
-        <w:t>Decrypt on "payment" (password input)</w:t>
-      </w:r>
-    </w:p>
-    <w:p>
-      <w:pPr>
-        <w:numPr>
-          <w:ilvl w:val="0"/>
-          <w:numId w:val="121"/>
-        </w:numPr>
-      </w:pPr>
-      <w:r>
-        <w:rPr>
-          <w:b/>
-          <w:bCs/>
-        </w:rPr>
-        <w:t>Disclaimer: Illegal to deploy without consent, educational only</w:t>
-      </w:r>
-    </w:p>
-    <w:p>
-      <w:r>
-        <w:rPr>
-          <w:b/>
-          <w:bCs/>
-        </w:rPr>
-        <w:t>20.4 Backdoor</w:t>
-      </w:r>
-    </w:p>
-    <w:p>
-      <w:pPr>
-        <w:numPr>
-          <w:ilvl w:val="0"/>
-          <w:numId w:val="122"/>
-        </w:numPr>
-      </w:pPr>
-      <w:r>
         <w:t>Persistent access mechanism</w:t>
       </w:r>
     </w:p>
@@ -14372,7 +14541,6 @@
         </w:numPr>
       </w:pPr>
       <w:r>
-        <w:lastRenderedPageBreak/>
         <w:t>String splitting and concatenation</w:t>
       </w:r>
     </w:p>
@@ -14466,6 +14634,7 @@
           <w:b/>
           <w:bCs/>
         </w:rPr>
+        <w:lastRenderedPageBreak/>
         <w:t>22.2 USB Drop Attacks</w:t>
       </w:r>
     </w:p>
@@ -14673,7 +14842,6 @@
           <w:b/>
           <w:bCs/>
         </w:rPr>
-        <w:lastRenderedPageBreak/>
         <w:t>23.3 Automated Incident Response</w:t>
       </w:r>
     </w:p>
@@ -14771,6 +14939,7 @@
           <w:b/>
           <w:bCs/>
         </w:rPr>
+        <w:lastRenderedPageBreak/>
         <w:t>FINAL MODULE 24: Best Practices and Resources</w:t>
       </w:r>
     </w:p>
@@ -14970,7 +15139,6 @@
         </w:numPr>
       </w:pPr>
       <w:r>
-        <w:lastRenderedPageBreak/>
         <w:t>Include usage examples</w:t>
       </w:r>
     </w:p>
@@ -15111,7 +15279,7 @@
         <v:path o:extrusionok="f" gradientshapeok="t" o:connecttype="rect"/>
         <o:lock v:ext="edit" aspectratio="t"/>
       </v:shapetype>
-      <v:shape id="_x0000_i1233" type="#_x0000_t75" style="width:11.5pt;height:11.5pt" o:bullet="t">
+      <v:shape id="_x0000_i1244" type="#_x0000_t75" style="width:11.5pt;height:11.5pt" o:bullet="t">
         <v:imagedata r:id="rId1" o:title="mso744"/>
       </v:shape>
     </w:pict>
@@ -21673,6 +21841,155 @@
     </w:lvl>
   </w:abstractNum>
   <w:abstractNum w:abstractNumId="44" w15:restartNumberingAfterBreak="0">
+    <w:nsid w:val="22A67B08"/>
+    <w:multiLevelType w:val="multilevel"/>
+    <w:tmpl w:val="8F960EB2"/>
+    <w:lvl w:ilvl="0">
+      <w:start w:val="1"/>
+      <w:numFmt w:val="bullet"/>
+      <w:lvlText w:val=""/>
+      <w:lvlJc w:val="left"/>
+      <w:pPr>
+        <w:tabs>
+          <w:tab w:val="num" w:pos="720"/>
+        </w:tabs>
+        <w:ind w:left="720" w:hanging="360"/>
+      </w:pPr>
+      <w:rPr>
+        <w:rFonts w:ascii="Symbol" w:hAnsi="Symbol" w:hint="default"/>
+        <w:sz w:val="20"/>
+      </w:rPr>
+    </w:lvl>
+    <w:lvl w:ilvl="1" w:tentative="1">
+      <w:start w:val="1"/>
+      <w:numFmt w:val="bullet"/>
+      <w:lvlText w:val="o"/>
+      <w:lvlJc w:val="left"/>
+      <w:pPr>
+        <w:tabs>
+          <w:tab w:val="num" w:pos="1440"/>
+        </w:tabs>
+        <w:ind w:left="1440" w:hanging="360"/>
+      </w:pPr>
+      <w:rPr>
+        <w:rFonts w:ascii="Courier New" w:hAnsi="Courier New" w:hint="default"/>
+        <w:sz w:val="20"/>
+      </w:rPr>
+    </w:lvl>
+    <w:lvl w:ilvl="2" w:tentative="1">
+      <w:start w:val="1"/>
+      <w:numFmt w:val="bullet"/>
+      <w:lvlText w:val=""/>
+      <w:lvlJc w:val="left"/>
+      <w:pPr>
+        <w:tabs>
+          <w:tab w:val="num" w:pos="2160"/>
+        </w:tabs>
+        <w:ind w:left="2160" w:hanging="360"/>
+      </w:pPr>
+      <w:rPr>
+        <w:rFonts w:ascii="Wingdings" w:hAnsi="Wingdings" w:hint="default"/>
+        <w:sz w:val="20"/>
+      </w:rPr>
+    </w:lvl>
+    <w:lvl w:ilvl="3" w:tentative="1">
+      <w:start w:val="1"/>
+      <w:numFmt w:val="bullet"/>
+      <w:lvlText w:val=""/>
+      <w:lvlJc w:val="left"/>
+      <w:pPr>
+        <w:tabs>
+          <w:tab w:val="num" w:pos="2880"/>
+        </w:tabs>
+        <w:ind w:left="2880" w:hanging="360"/>
+      </w:pPr>
+      <w:rPr>
+        <w:rFonts w:ascii="Wingdings" w:hAnsi="Wingdings" w:hint="default"/>
+        <w:sz w:val="20"/>
+      </w:rPr>
+    </w:lvl>
+    <w:lvl w:ilvl="4" w:tentative="1">
+      <w:start w:val="1"/>
+      <w:numFmt w:val="bullet"/>
+      <w:lvlText w:val=""/>
+      <w:lvlJc w:val="left"/>
+      <w:pPr>
+        <w:tabs>
+          <w:tab w:val="num" w:pos="3600"/>
+        </w:tabs>
+        <w:ind w:left="3600" w:hanging="360"/>
+      </w:pPr>
+      <w:rPr>
+        <w:rFonts w:ascii="Wingdings" w:hAnsi="Wingdings" w:hint="default"/>
+        <w:sz w:val="20"/>
+      </w:rPr>
+    </w:lvl>
+    <w:lvl w:ilvl="5" w:tentative="1">
+      <w:start w:val="1"/>
+      <w:numFmt w:val="bullet"/>
+      <w:lvlText w:val=""/>
+      <w:lvlJc w:val="left"/>
+      <w:pPr>
+        <w:tabs>
+          <w:tab w:val="num" w:pos="4320"/>
+        </w:tabs>
+        <w:ind w:left="4320" w:hanging="360"/>
+      </w:pPr>
+      <w:rPr>
+        <w:rFonts w:ascii="Wingdings" w:hAnsi="Wingdings" w:hint="default"/>
+        <w:sz w:val="20"/>
+      </w:rPr>
+    </w:lvl>
+    <w:lvl w:ilvl="6" w:tentative="1">
+      <w:start w:val="1"/>
+      <w:numFmt w:val="bullet"/>
+      <w:lvlText w:val=""/>
+      <w:lvlJc w:val="left"/>
+      <w:pPr>
+        <w:tabs>
+          <w:tab w:val="num" w:pos="5040"/>
+        </w:tabs>
+        <w:ind w:left="5040" w:hanging="360"/>
+      </w:pPr>
+      <w:rPr>
+        <w:rFonts w:ascii="Wingdings" w:hAnsi="Wingdings" w:hint="default"/>
+        <w:sz w:val="20"/>
+      </w:rPr>
+    </w:lvl>
+    <w:lvl w:ilvl="7" w:tentative="1">
+      <w:start w:val="1"/>
+      <w:numFmt w:val="bullet"/>
+      <w:lvlText w:val=""/>
+      <w:lvlJc w:val="left"/>
+      <w:pPr>
+        <w:tabs>
+          <w:tab w:val="num" w:pos="5760"/>
+        </w:tabs>
+        <w:ind w:left="5760" w:hanging="360"/>
+      </w:pPr>
+      <w:rPr>
+        <w:rFonts w:ascii="Wingdings" w:hAnsi="Wingdings" w:hint="default"/>
+        <w:sz w:val="20"/>
+      </w:rPr>
+    </w:lvl>
+    <w:lvl w:ilvl="8" w:tentative="1">
+      <w:start w:val="1"/>
+      <w:numFmt w:val="bullet"/>
+      <w:lvlText w:val=""/>
+      <w:lvlJc w:val="left"/>
+      <w:pPr>
+        <w:tabs>
+          <w:tab w:val="num" w:pos="6480"/>
+        </w:tabs>
+        <w:ind w:left="6480" w:hanging="360"/>
+      </w:pPr>
+      <w:rPr>
+        <w:rFonts w:ascii="Wingdings" w:hAnsi="Wingdings" w:hint="default"/>
+        <w:sz w:val="20"/>
+      </w:rPr>
+    </w:lvl>
+  </w:abstractNum>
+  <w:abstractNum w:abstractNumId="45" w15:restartNumberingAfterBreak="0">
     <w:nsid w:val="22F3040B"/>
     <w:multiLevelType w:val="multilevel"/>
     <w:tmpl w:val="948E73C0"/>
@@ -21821,7 +22138,7 @@
       </w:rPr>
     </w:lvl>
   </w:abstractNum>
-  <w:abstractNum w:abstractNumId="45" w15:restartNumberingAfterBreak="0">
+  <w:abstractNum w:abstractNumId="46" w15:restartNumberingAfterBreak="0">
     <w:nsid w:val="234E260B"/>
     <w:multiLevelType w:val="multilevel"/>
     <w:tmpl w:val="67A6CA1E"/>
@@ -21970,7 +22287,7 @@
       </w:rPr>
     </w:lvl>
   </w:abstractNum>
-  <w:abstractNum w:abstractNumId="46" w15:restartNumberingAfterBreak="0">
+  <w:abstractNum w:abstractNumId="47" w15:restartNumberingAfterBreak="0">
     <w:nsid w:val="24423DAC"/>
     <w:multiLevelType w:val="multilevel"/>
     <w:tmpl w:val="809A16FE"/>
@@ -22119,7 +22436,7 @@
       </w:rPr>
     </w:lvl>
   </w:abstractNum>
-  <w:abstractNum w:abstractNumId="47" w15:restartNumberingAfterBreak="0">
+  <w:abstractNum w:abstractNumId="48" w15:restartNumberingAfterBreak="0">
     <w:nsid w:val="244F346E"/>
     <w:multiLevelType w:val="multilevel"/>
     <w:tmpl w:val="17B8341E"/>
@@ -22268,7 +22585,7 @@
       </w:rPr>
     </w:lvl>
   </w:abstractNum>
-  <w:abstractNum w:abstractNumId="48" w15:restartNumberingAfterBreak="0">
+  <w:abstractNum w:abstractNumId="49" w15:restartNumberingAfterBreak="0">
     <w:nsid w:val="251971FD"/>
     <w:multiLevelType w:val="multilevel"/>
     <w:tmpl w:val="B1EE92A8"/>
@@ -22417,7 +22734,7 @@
       </w:rPr>
     </w:lvl>
   </w:abstractNum>
-  <w:abstractNum w:abstractNumId="49" w15:restartNumberingAfterBreak="0">
+  <w:abstractNum w:abstractNumId="50" w15:restartNumberingAfterBreak="0">
     <w:nsid w:val="26F54638"/>
     <w:multiLevelType w:val="multilevel"/>
     <w:tmpl w:val="0C7C7572"/>
@@ -22566,7 +22883,7 @@
       </w:rPr>
     </w:lvl>
   </w:abstractNum>
-  <w:abstractNum w:abstractNumId="50" w15:restartNumberingAfterBreak="0">
+  <w:abstractNum w:abstractNumId="51" w15:restartNumberingAfterBreak="0">
     <w:nsid w:val="270238B8"/>
     <w:multiLevelType w:val="multilevel"/>
     <w:tmpl w:val="78B6498A"/>
@@ -22715,7 +23032,7 @@
       </w:rPr>
     </w:lvl>
   </w:abstractNum>
-  <w:abstractNum w:abstractNumId="51" w15:restartNumberingAfterBreak="0">
+  <w:abstractNum w:abstractNumId="52" w15:restartNumberingAfterBreak="0">
     <w:nsid w:val="28DC3B3B"/>
     <w:multiLevelType w:val="multilevel"/>
     <w:tmpl w:val="2376CF94"/>
@@ -22864,7 +23181,7 @@
       </w:rPr>
     </w:lvl>
   </w:abstractNum>
-  <w:abstractNum w:abstractNumId="52" w15:restartNumberingAfterBreak="0">
+  <w:abstractNum w:abstractNumId="53" w15:restartNumberingAfterBreak="0">
     <w:nsid w:val="2A8F60BE"/>
     <w:multiLevelType w:val="multilevel"/>
     <w:tmpl w:val="25A80156"/>
@@ -23013,7 +23330,7 @@
       </w:rPr>
     </w:lvl>
   </w:abstractNum>
-  <w:abstractNum w:abstractNumId="53" w15:restartNumberingAfterBreak="0">
+  <w:abstractNum w:abstractNumId="54" w15:restartNumberingAfterBreak="0">
     <w:nsid w:val="2B354E95"/>
     <w:multiLevelType w:val="multilevel"/>
     <w:tmpl w:val="D0865348"/>
@@ -23162,7 +23479,7 @@
       </w:rPr>
     </w:lvl>
   </w:abstractNum>
-  <w:abstractNum w:abstractNumId="54" w15:restartNumberingAfterBreak="0">
+  <w:abstractNum w:abstractNumId="55" w15:restartNumberingAfterBreak="0">
     <w:nsid w:val="2B947C97"/>
     <w:multiLevelType w:val="multilevel"/>
     <w:tmpl w:val="E25A4C5E"/>
@@ -23311,7 +23628,7 @@
       </w:rPr>
     </w:lvl>
   </w:abstractNum>
-  <w:abstractNum w:abstractNumId="55" w15:restartNumberingAfterBreak="0">
+  <w:abstractNum w:abstractNumId="56" w15:restartNumberingAfterBreak="0">
     <w:nsid w:val="2C334F41"/>
     <w:multiLevelType w:val="multilevel"/>
     <w:tmpl w:val="57DCEB5E"/>
@@ -23460,7 +23777,7 @@
       </w:rPr>
     </w:lvl>
   </w:abstractNum>
-  <w:abstractNum w:abstractNumId="56" w15:restartNumberingAfterBreak="0">
+  <w:abstractNum w:abstractNumId="57" w15:restartNumberingAfterBreak="0">
     <w:nsid w:val="2D623D36"/>
     <w:multiLevelType w:val="multilevel"/>
     <w:tmpl w:val="F2BCCFE6"/>
@@ -23609,7 +23926,7 @@
       </w:rPr>
     </w:lvl>
   </w:abstractNum>
-  <w:abstractNum w:abstractNumId="57" w15:restartNumberingAfterBreak="0">
+  <w:abstractNum w:abstractNumId="58" w15:restartNumberingAfterBreak="0">
     <w:nsid w:val="2DAE1A4F"/>
     <w:multiLevelType w:val="multilevel"/>
     <w:tmpl w:val="F5BCDFA4"/>
@@ -23758,7 +24075,7 @@
       </w:rPr>
     </w:lvl>
   </w:abstractNum>
-  <w:abstractNum w:abstractNumId="58" w15:restartNumberingAfterBreak="0">
+  <w:abstractNum w:abstractNumId="59" w15:restartNumberingAfterBreak="0">
     <w:nsid w:val="2E4E3025"/>
     <w:multiLevelType w:val="multilevel"/>
     <w:tmpl w:val="8F3C8F82"/>
@@ -23907,7 +24224,7 @@
       </w:rPr>
     </w:lvl>
   </w:abstractNum>
-  <w:abstractNum w:abstractNumId="59" w15:restartNumberingAfterBreak="0">
+  <w:abstractNum w:abstractNumId="60" w15:restartNumberingAfterBreak="0">
     <w:nsid w:val="2EFD531E"/>
     <w:multiLevelType w:val="multilevel"/>
     <w:tmpl w:val="D426654E"/>
@@ -24056,7 +24373,7 @@
       </w:rPr>
     </w:lvl>
   </w:abstractNum>
-  <w:abstractNum w:abstractNumId="60" w15:restartNumberingAfterBreak="0">
+  <w:abstractNum w:abstractNumId="61" w15:restartNumberingAfterBreak="0">
     <w:nsid w:val="2F4D5BBF"/>
     <w:multiLevelType w:val="multilevel"/>
     <w:tmpl w:val="F3D84B22"/>
@@ -24205,7 +24522,7 @@
       </w:rPr>
     </w:lvl>
   </w:abstractNum>
-  <w:abstractNum w:abstractNumId="61" w15:restartNumberingAfterBreak="0">
+  <w:abstractNum w:abstractNumId="62" w15:restartNumberingAfterBreak="0">
     <w:nsid w:val="30F1495B"/>
     <w:multiLevelType w:val="multilevel"/>
     <w:tmpl w:val="B92EB8F6"/>
@@ -24354,7 +24671,7 @@
       </w:rPr>
     </w:lvl>
   </w:abstractNum>
-  <w:abstractNum w:abstractNumId="62" w15:restartNumberingAfterBreak="0">
+  <w:abstractNum w:abstractNumId="63" w15:restartNumberingAfterBreak="0">
     <w:nsid w:val="31067AF2"/>
     <w:multiLevelType w:val="multilevel"/>
     <w:tmpl w:val="8DBA9BC4"/>
@@ -24500,7 +24817,7 @@
       </w:rPr>
     </w:lvl>
   </w:abstractNum>
-  <w:abstractNum w:abstractNumId="63" w15:restartNumberingAfterBreak="0">
+  <w:abstractNum w:abstractNumId="64" w15:restartNumberingAfterBreak="0">
     <w:nsid w:val="31F670A8"/>
     <w:multiLevelType w:val="multilevel"/>
     <w:tmpl w:val="4376716E"/>
@@ -24649,7 +24966,7 @@
       </w:rPr>
     </w:lvl>
   </w:abstractNum>
-  <w:abstractNum w:abstractNumId="64" w15:restartNumberingAfterBreak="0">
+  <w:abstractNum w:abstractNumId="65" w15:restartNumberingAfterBreak="0">
     <w:nsid w:val="32FD40DF"/>
     <w:multiLevelType w:val="multilevel"/>
     <w:tmpl w:val="D376FAC8"/>
@@ -24798,7 +25115,7 @@
       </w:rPr>
     </w:lvl>
   </w:abstractNum>
-  <w:abstractNum w:abstractNumId="65" w15:restartNumberingAfterBreak="0">
+  <w:abstractNum w:abstractNumId="66" w15:restartNumberingAfterBreak="0">
     <w:nsid w:val="33201652"/>
     <w:multiLevelType w:val="multilevel"/>
     <w:tmpl w:val="F24ABD76"/>
@@ -24947,7 +25264,7 @@
       </w:rPr>
     </w:lvl>
   </w:abstractNum>
-  <w:abstractNum w:abstractNumId="66" w15:restartNumberingAfterBreak="0">
+  <w:abstractNum w:abstractNumId="67" w15:restartNumberingAfterBreak="0">
     <w:nsid w:val="333C370D"/>
     <w:multiLevelType w:val="multilevel"/>
     <w:tmpl w:val="4A3C5CE4"/>
@@ -25096,7 +25413,7 @@
       </w:rPr>
     </w:lvl>
   </w:abstractNum>
-  <w:abstractNum w:abstractNumId="67" w15:restartNumberingAfterBreak="0">
+  <w:abstractNum w:abstractNumId="68" w15:restartNumberingAfterBreak="0">
     <w:nsid w:val="33C959AE"/>
     <w:multiLevelType w:val="multilevel"/>
     <w:tmpl w:val="5B02ED40"/>
@@ -25245,7 +25562,7 @@
       </w:rPr>
     </w:lvl>
   </w:abstractNum>
-  <w:abstractNum w:abstractNumId="68" w15:restartNumberingAfterBreak="0">
+  <w:abstractNum w:abstractNumId="69" w15:restartNumberingAfterBreak="0">
     <w:nsid w:val="3540135F"/>
     <w:multiLevelType w:val="multilevel"/>
     <w:tmpl w:val="BB568836"/>
@@ -25394,7 +25711,7 @@
       </w:rPr>
     </w:lvl>
   </w:abstractNum>
-  <w:abstractNum w:abstractNumId="69" w15:restartNumberingAfterBreak="0">
+  <w:abstractNum w:abstractNumId="70" w15:restartNumberingAfterBreak="0">
     <w:nsid w:val="365E6E27"/>
     <w:multiLevelType w:val="multilevel"/>
     <w:tmpl w:val="53A410DC"/>
@@ -25543,7 +25860,7 @@
       </w:rPr>
     </w:lvl>
   </w:abstractNum>
-  <w:abstractNum w:abstractNumId="70" w15:restartNumberingAfterBreak="0">
+  <w:abstractNum w:abstractNumId="71" w15:restartNumberingAfterBreak="0">
     <w:nsid w:val="368954B1"/>
     <w:multiLevelType w:val="multilevel"/>
     <w:tmpl w:val="7ECA88AC"/>
@@ -25692,7 +26009,7 @@
       </w:rPr>
     </w:lvl>
   </w:abstractNum>
-  <w:abstractNum w:abstractNumId="71" w15:restartNumberingAfterBreak="0">
+  <w:abstractNum w:abstractNumId="72" w15:restartNumberingAfterBreak="0">
     <w:nsid w:val="36B4639D"/>
     <w:multiLevelType w:val="multilevel"/>
     <w:tmpl w:val="B0E6F868"/>
@@ -25841,7 +26158,7 @@
       </w:rPr>
     </w:lvl>
   </w:abstractNum>
-  <w:abstractNum w:abstractNumId="72" w15:restartNumberingAfterBreak="0">
+  <w:abstractNum w:abstractNumId="73" w15:restartNumberingAfterBreak="0">
     <w:nsid w:val="36E82380"/>
     <w:multiLevelType w:val="multilevel"/>
     <w:tmpl w:val="38EAEE46"/>
@@ -25990,7 +26307,7 @@
       </w:rPr>
     </w:lvl>
   </w:abstractNum>
-  <w:abstractNum w:abstractNumId="73" w15:restartNumberingAfterBreak="0">
+  <w:abstractNum w:abstractNumId="74" w15:restartNumberingAfterBreak="0">
     <w:nsid w:val="372E296F"/>
     <w:multiLevelType w:val="multilevel"/>
     <w:tmpl w:val="A35809D8"/>
@@ -26139,7 +26456,7 @@
       </w:rPr>
     </w:lvl>
   </w:abstractNum>
-  <w:abstractNum w:abstractNumId="74" w15:restartNumberingAfterBreak="0">
+  <w:abstractNum w:abstractNumId="75" w15:restartNumberingAfterBreak="0">
     <w:nsid w:val="37AD30EB"/>
     <w:multiLevelType w:val="multilevel"/>
     <w:tmpl w:val="B30C85F0"/>
@@ -26288,7 +26605,7 @@
       </w:rPr>
     </w:lvl>
   </w:abstractNum>
-  <w:abstractNum w:abstractNumId="75" w15:restartNumberingAfterBreak="0">
+  <w:abstractNum w:abstractNumId="76" w15:restartNumberingAfterBreak="0">
     <w:nsid w:val="392E5AB6"/>
     <w:multiLevelType w:val="multilevel"/>
     <w:tmpl w:val="A78E5B6E"/>
@@ -26437,7 +26754,7 @@
       </w:rPr>
     </w:lvl>
   </w:abstractNum>
-  <w:abstractNum w:abstractNumId="76" w15:restartNumberingAfterBreak="0">
+  <w:abstractNum w:abstractNumId="77" w15:restartNumberingAfterBreak="0">
     <w:nsid w:val="3D0B1388"/>
     <w:multiLevelType w:val="multilevel"/>
     <w:tmpl w:val="FC329430"/>
@@ -26586,7 +26903,7 @@
       </w:rPr>
     </w:lvl>
   </w:abstractNum>
-  <w:abstractNum w:abstractNumId="77" w15:restartNumberingAfterBreak="0">
+  <w:abstractNum w:abstractNumId="78" w15:restartNumberingAfterBreak="0">
     <w:nsid w:val="3DC275B5"/>
     <w:multiLevelType w:val="multilevel"/>
     <w:tmpl w:val="DEE48EB2"/>
@@ -26735,7 +27052,7 @@
       </w:rPr>
     </w:lvl>
   </w:abstractNum>
-  <w:abstractNum w:abstractNumId="78" w15:restartNumberingAfterBreak="0">
+  <w:abstractNum w:abstractNumId="79" w15:restartNumberingAfterBreak="0">
     <w:nsid w:val="3ED24103"/>
     <w:multiLevelType w:val="multilevel"/>
     <w:tmpl w:val="B0508CF4"/>
@@ -26884,7 +27201,7 @@
       </w:rPr>
     </w:lvl>
   </w:abstractNum>
-  <w:abstractNum w:abstractNumId="79" w15:restartNumberingAfterBreak="0">
+  <w:abstractNum w:abstractNumId="80" w15:restartNumberingAfterBreak="0">
     <w:nsid w:val="3EE776AD"/>
     <w:multiLevelType w:val="multilevel"/>
     <w:tmpl w:val="28E68064"/>
@@ -27033,7 +27350,7 @@
       </w:rPr>
     </w:lvl>
   </w:abstractNum>
-  <w:abstractNum w:abstractNumId="80" w15:restartNumberingAfterBreak="0">
+  <w:abstractNum w:abstractNumId="81" w15:restartNumberingAfterBreak="0">
     <w:nsid w:val="41A34CF8"/>
     <w:multiLevelType w:val="multilevel"/>
     <w:tmpl w:val="31CCDF14"/>
@@ -27182,7 +27499,7 @@
       </w:rPr>
     </w:lvl>
   </w:abstractNum>
-  <w:abstractNum w:abstractNumId="81" w15:restartNumberingAfterBreak="0">
+  <w:abstractNum w:abstractNumId="82" w15:restartNumberingAfterBreak="0">
     <w:nsid w:val="42021928"/>
     <w:multiLevelType w:val="multilevel"/>
     <w:tmpl w:val="93C21EBE"/>
@@ -27331,7 +27648,7 @@
       </w:rPr>
     </w:lvl>
   </w:abstractNum>
-  <w:abstractNum w:abstractNumId="82" w15:restartNumberingAfterBreak="0">
+  <w:abstractNum w:abstractNumId="83" w15:restartNumberingAfterBreak="0">
     <w:nsid w:val="42434FB0"/>
     <w:multiLevelType w:val="multilevel"/>
     <w:tmpl w:val="BEB6D394"/>
@@ -27480,7 +27797,7 @@
       </w:rPr>
     </w:lvl>
   </w:abstractNum>
-  <w:abstractNum w:abstractNumId="83" w15:restartNumberingAfterBreak="0">
+  <w:abstractNum w:abstractNumId="84" w15:restartNumberingAfterBreak="0">
     <w:nsid w:val="426C5B13"/>
     <w:multiLevelType w:val="multilevel"/>
     <w:tmpl w:val="59CEA4EA"/>
@@ -27629,7 +27946,7 @@
       </w:rPr>
     </w:lvl>
   </w:abstractNum>
-  <w:abstractNum w:abstractNumId="84" w15:restartNumberingAfterBreak="0">
+  <w:abstractNum w:abstractNumId="85" w15:restartNumberingAfterBreak="0">
     <w:nsid w:val="43380DF5"/>
     <w:multiLevelType w:val="multilevel"/>
     <w:tmpl w:val="502AB7AC"/>
@@ -27778,7 +28095,7 @@
       </w:rPr>
     </w:lvl>
   </w:abstractNum>
-  <w:abstractNum w:abstractNumId="85" w15:restartNumberingAfterBreak="0">
+  <w:abstractNum w:abstractNumId="86" w15:restartNumberingAfterBreak="0">
     <w:nsid w:val="44A65F1E"/>
     <w:multiLevelType w:val="multilevel"/>
     <w:tmpl w:val="7BF62C7C"/>
@@ -27927,7 +28244,7 @@
       </w:rPr>
     </w:lvl>
   </w:abstractNum>
-  <w:abstractNum w:abstractNumId="86" w15:restartNumberingAfterBreak="0">
+  <w:abstractNum w:abstractNumId="87" w15:restartNumberingAfterBreak="0">
     <w:nsid w:val="45E703CA"/>
     <w:multiLevelType w:val="multilevel"/>
     <w:tmpl w:val="263AE01C"/>
@@ -28076,7 +28393,7 @@
       </w:rPr>
     </w:lvl>
   </w:abstractNum>
-  <w:abstractNum w:abstractNumId="87" w15:restartNumberingAfterBreak="0">
+  <w:abstractNum w:abstractNumId="88" w15:restartNumberingAfterBreak="0">
     <w:nsid w:val="464222F1"/>
     <w:multiLevelType w:val="multilevel"/>
     <w:tmpl w:val="463A765A"/>
@@ -28225,7 +28542,7 @@
       </w:rPr>
     </w:lvl>
   </w:abstractNum>
-  <w:abstractNum w:abstractNumId="88" w15:restartNumberingAfterBreak="0">
+  <w:abstractNum w:abstractNumId="89" w15:restartNumberingAfterBreak="0">
     <w:nsid w:val="470D0EBB"/>
     <w:multiLevelType w:val="multilevel"/>
     <w:tmpl w:val="81365B2C"/>
@@ -28374,7 +28691,7 @@
       </w:rPr>
     </w:lvl>
   </w:abstractNum>
-  <w:abstractNum w:abstractNumId="89" w15:restartNumberingAfterBreak="0">
+  <w:abstractNum w:abstractNumId="90" w15:restartNumberingAfterBreak="0">
     <w:nsid w:val="47985F26"/>
     <w:multiLevelType w:val="multilevel"/>
     <w:tmpl w:val="060A0FFA"/>
@@ -28523,7 +28840,7 @@
       </w:rPr>
     </w:lvl>
   </w:abstractNum>
-  <w:abstractNum w:abstractNumId="90" w15:restartNumberingAfterBreak="0">
+  <w:abstractNum w:abstractNumId="91" w15:restartNumberingAfterBreak="0">
     <w:nsid w:val="48D13D45"/>
     <w:multiLevelType w:val="multilevel"/>
     <w:tmpl w:val="9BD26B8A"/>
@@ -28672,7 +28989,7 @@
       </w:rPr>
     </w:lvl>
   </w:abstractNum>
-  <w:abstractNum w:abstractNumId="91" w15:restartNumberingAfterBreak="0">
+  <w:abstractNum w:abstractNumId="92" w15:restartNumberingAfterBreak="0">
     <w:nsid w:val="49533CB5"/>
     <w:multiLevelType w:val="multilevel"/>
     <w:tmpl w:val="4362940A"/>
@@ -28821,7 +29138,7 @@
       </w:rPr>
     </w:lvl>
   </w:abstractNum>
-  <w:abstractNum w:abstractNumId="92" w15:restartNumberingAfterBreak="0">
+  <w:abstractNum w:abstractNumId="93" w15:restartNumberingAfterBreak="0">
     <w:nsid w:val="4ABF56F6"/>
     <w:multiLevelType w:val="multilevel"/>
     <w:tmpl w:val="DE2CD9D6"/>
@@ -28970,7 +29287,7 @@
       </w:rPr>
     </w:lvl>
   </w:abstractNum>
-  <w:abstractNum w:abstractNumId="93" w15:restartNumberingAfterBreak="0">
+  <w:abstractNum w:abstractNumId="94" w15:restartNumberingAfterBreak="0">
     <w:nsid w:val="4B320D31"/>
     <w:multiLevelType w:val="multilevel"/>
     <w:tmpl w:val="955C5292"/>
@@ -29119,7 +29436,7 @@
       </w:rPr>
     </w:lvl>
   </w:abstractNum>
-  <w:abstractNum w:abstractNumId="94" w15:restartNumberingAfterBreak="0">
+  <w:abstractNum w:abstractNumId="95" w15:restartNumberingAfterBreak="0">
     <w:nsid w:val="4C0A5038"/>
     <w:multiLevelType w:val="multilevel"/>
     <w:tmpl w:val="7026D748"/>
@@ -29268,7 +29585,7 @@
       </w:rPr>
     </w:lvl>
   </w:abstractNum>
-  <w:abstractNum w:abstractNumId="95" w15:restartNumberingAfterBreak="0">
+  <w:abstractNum w:abstractNumId="96" w15:restartNumberingAfterBreak="0">
     <w:nsid w:val="4C2B45AA"/>
     <w:multiLevelType w:val="multilevel"/>
     <w:tmpl w:val="8A3218D8"/>
@@ -29417,7 +29734,7 @@
       </w:rPr>
     </w:lvl>
   </w:abstractNum>
-  <w:abstractNum w:abstractNumId="96" w15:restartNumberingAfterBreak="0">
+  <w:abstractNum w:abstractNumId="97" w15:restartNumberingAfterBreak="0">
     <w:nsid w:val="4C4541A8"/>
     <w:multiLevelType w:val="multilevel"/>
     <w:tmpl w:val="010450BE"/>
@@ -29566,7 +29883,7 @@
       </w:rPr>
     </w:lvl>
   </w:abstractNum>
-  <w:abstractNum w:abstractNumId="97" w15:restartNumberingAfterBreak="0">
+  <w:abstractNum w:abstractNumId="98" w15:restartNumberingAfterBreak="0">
     <w:nsid w:val="4C9F3031"/>
     <w:multiLevelType w:val="multilevel"/>
     <w:tmpl w:val="06C86468"/>
@@ -29715,7 +30032,7 @@
       </w:rPr>
     </w:lvl>
   </w:abstractNum>
-  <w:abstractNum w:abstractNumId="98" w15:restartNumberingAfterBreak="0">
+  <w:abstractNum w:abstractNumId="99" w15:restartNumberingAfterBreak="0">
     <w:nsid w:val="4CC43DAB"/>
     <w:multiLevelType w:val="multilevel"/>
     <w:tmpl w:val="0232794A"/>
@@ -29864,7 +30181,7 @@
       </w:rPr>
     </w:lvl>
   </w:abstractNum>
-  <w:abstractNum w:abstractNumId="99" w15:restartNumberingAfterBreak="0">
+  <w:abstractNum w:abstractNumId="100" w15:restartNumberingAfterBreak="0">
     <w:nsid w:val="4CFA51AE"/>
     <w:multiLevelType w:val="multilevel"/>
     <w:tmpl w:val="7A521610"/>
@@ -30013,7 +30330,7 @@
       </w:rPr>
     </w:lvl>
   </w:abstractNum>
-  <w:abstractNum w:abstractNumId="100" w15:restartNumberingAfterBreak="0">
+  <w:abstractNum w:abstractNumId="101" w15:restartNumberingAfterBreak="0">
     <w:nsid w:val="4D991F07"/>
     <w:multiLevelType w:val="multilevel"/>
     <w:tmpl w:val="23ACD898"/>
@@ -30162,7 +30479,7 @@
       </w:rPr>
     </w:lvl>
   </w:abstractNum>
-  <w:abstractNum w:abstractNumId="101" w15:restartNumberingAfterBreak="0">
+  <w:abstractNum w:abstractNumId="102" w15:restartNumberingAfterBreak="0">
     <w:nsid w:val="4E3504EE"/>
     <w:multiLevelType w:val="multilevel"/>
     <w:tmpl w:val="801672FA"/>
@@ -30311,7 +30628,7 @@
       </w:rPr>
     </w:lvl>
   </w:abstractNum>
-  <w:abstractNum w:abstractNumId="102" w15:restartNumberingAfterBreak="0">
+  <w:abstractNum w:abstractNumId="103" w15:restartNumberingAfterBreak="0">
     <w:nsid w:val="4E956C2C"/>
     <w:multiLevelType w:val="multilevel"/>
     <w:tmpl w:val="473057F8"/>
@@ -30460,7 +30777,7 @@
       </w:rPr>
     </w:lvl>
   </w:abstractNum>
-  <w:abstractNum w:abstractNumId="103" w15:restartNumberingAfterBreak="0">
+  <w:abstractNum w:abstractNumId="104" w15:restartNumberingAfterBreak="0">
     <w:nsid w:val="4F5950D0"/>
     <w:multiLevelType w:val="multilevel"/>
     <w:tmpl w:val="125A75BC"/>
@@ -30609,7 +30926,7 @@
       </w:rPr>
     </w:lvl>
   </w:abstractNum>
-  <w:abstractNum w:abstractNumId="104" w15:restartNumberingAfterBreak="0">
+  <w:abstractNum w:abstractNumId="105" w15:restartNumberingAfterBreak="0">
     <w:nsid w:val="4F7507C4"/>
     <w:multiLevelType w:val="multilevel"/>
     <w:tmpl w:val="52F60548"/>
@@ -30758,7 +31075,7 @@
       </w:rPr>
     </w:lvl>
   </w:abstractNum>
-  <w:abstractNum w:abstractNumId="105" w15:restartNumberingAfterBreak="0">
+  <w:abstractNum w:abstractNumId="106" w15:restartNumberingAfterBreak="0">
     <w:nsid w:val="4FA37616"/>
     <w:multiLevelType w:val="multilevel"/>
     <w:tmpl w:val="1B142F9C"/>
@@ -30907,7 +31224,7 @@
       </w:rPr>
     </w:lvl>
   </w:abstractNum>
-  <w:abstractNum w:abstractNumId="106" w15:restartNumberingAfterBreak="0">
+  <w:abstractNum w:abstractNumId="107" w15:restartNumberingAfterBreak="0">
     <w:nsid w:val="500B01D6"/>
     <w:multiLevelType w:val="multilevel"/>
     <w:tmpl w:val="196224F8"/>
@@ -31056,7 +31373,7 @@
       </w:rPr>
     </w:lvl>
   </w:abstractNum>
-  <w:abstractNum w:abstractNumId="107" w15:restartNumberingAfterBreak="0">
+  <w:abstractNum w:abstractNumId="108" w15:restartNumberingAfterBreak="0">
     <w:nsid w:val="50133A20"/>
     <w:multiLevelType w:val="multilevel"/>
     <w:tmpl w:val="5AD4DDFC"/>
@@ -31205,7 +31522,7 @@
       </w:rPr>
     </w:lvl>
   </w:abstractNum>
-  <w:abstractNum w:abstractNumId="108" w15:restartNumberingAfterBreak="0">
+  <w:abstractNum w:abstractNumId="109" w15:restartNumberingAfterBreak="0">
     <w:nsid w:val="50370A83"/>
     <w:multiLevelType w:val="multilevel"/>
     <w:tmpl w:val="01D8F686"/>
@@ -31354,7 +31671,7 @@
       </w:rPr>
     </w:lvl>
   </w:abstractNum>
-  <w:abstractNum w:abstractNumId="109" w15:restartNumberingAfterBreak="0">
+  <w:abstractNum w:abstractNumId="110" w15:restartNumberingAfterBreak="0">
     <w:nsid w:val="504417BD"/>
     <w:multiLevelType w:val="multilevel"/>
     <w:tmpl w:val="AC9A255A"/>
@@ -31503,7 +31820,7 @@
       </w:rPr>
     </w:lvl>
   </w:abstractNum>
-  <w:abstractNum w:abstractNumId="110" w15:restartNumberingAfterBreak="0">
+  <w:abstractNum w:abstractNumId="111" w15:restartNumberingAfterBreak="0">
     <w:nsid w:val="50BF7FF4"/>
     <w:multiLevelType w:val="multilevel"/>
     <w:tmpl w:val="01B24716"/>
@@ -31652,7 +31969,7 @@
       </w:rPr>
     </w:lvl>
   </w:abstractNum>
-  <w:abstractNum w:abstractNumId="111" w15:restartNumberingAfterBreak="0">
+  <w:abstractNum w:abstractNumId="112" w15:restartNumberingAfterBreak="0">
     <w:nsid w:val="50E474B1"/>
     <w:multiLevelType w:val="multilevel"/>
     <w:tmpl w:val="0D222658"/>
@@ -31801,7 +32118,7 @@
       </w:rPr>
     </w:lvl>
   </w:abstractNum>
-  <w:abstractNum w:abstractNumId="112" w15:restartNumberingAfterBreak="0">
+  <w:abstractNum w:abstractNumId="113" w15:restartNumberingAfterBreak="0">
     <w:nsid w:val="50F64448"/>
     <w:multiLevelType w:val="multilevel"/>
     <w:tmpl w:val="6908CB6E"/>
@@ -31950,7 +32267,7 @@
       </w:rPr>
     </w:lvl>
   </w:abstractNum>
-  <w:abstractNum w:abstractNumId="113" w15:restartNumberingAfterBreak="0">
+  <w:abstractNum w:abstractNumId="114" w15:restartNumberingAfterBreak="0">
     <w:nsid w:val="52106791"/>
     <w:multiLevelType w:val="multilevel"/>
     <w:tmpl w:val="F05EC948"/>
@@ -32099,7 +32416,7 @@
       </w:rPr>
     </w:lvl>
   </w:abstractNum>
-  <w:abstractNum w:abstractNumId="114" w15:restartNumberingAfterBreak="0">
+  <w:abstractNum w:abstractNumId="115" w15:restartNumberingAfterBreak="0">
     <w:nsid w:val="524F7079"/>
     <w:multiLevelType w:val="multilevel"/>
     <w:tmpl w:val="380EDFD8"/>
@@ -32212,7 +32529,7 @@
       </w:pPr>
     </w:lvl>
   </w:abstractNum>
-  <w:abstractNum w:abstractNumId="115" w15:restartNumberingAfterBreak="0">
+  <w:abstractNum w:abstractNumId="116" w15:restartNumberingAfterBreak="0">
     <w:nsid w:val="5366437F"/>
     <w:multiLevelType w:val="multilevel"/>
     <w:tmpl w:val="3B4AF94A"/>
@@ -32361,7 +32678,7 @@
       </w:rPr>
     </w:lvl>
   </w:abstractNum>
-  <w:abstractNum w:abstractNumId="116" w15:restartNumberingAfterBreak="0">
+  <w:abstractNum w:abstractNumId="117" w15:restartNumberingAfterBreak="0">
     <w:nsid w:val="53A3631B"/>
     <w:multiLevelType w:val="multilevel"/>
     <w:tmpl w:val="9E9AE618"/>
@@ -32510,7 +32827,7 @@
       </w:rPr>
     </w:lvl>
   </w:abstractNum>
-  <w:abstractNum w:abstractNumId="117" w15:restartNumberingAfterBreak="0">
+  <w:abstractNum w:abstractNumId="118" w15:restartNumberingAfterBreak="0">
     <w:nsid w:val="53B2265B"/>
     <w:multiLevelType w:val="multilevel"/>
     <w:tmpl w:val="7634127E"/>
@@ -32659,7 +32976,7 @@
       </w:rPr>
     </w:lvl>
   </w:abstractNum>
-  <w:abstractNum w:abstractNumId="118" w15:restartNumberingAfterBreak="0">
+  <w:abstractNum w:abstractNumId="119" w15:restartNumberingAfterBreak="0">
     <w:nsid w:val="54B619FB"/>
     <w:multiLevelType w:val="multilevel"/>
     <w:tmpl w:val="BB6CD40C"/>
@@ -32808,7 +33125,7 @@
       </w:rPr>
     </w:lvl>
   </w:abstractNum>
-  <w:abstractNum w:abstractNumId="119" w15:restartNumberingAfterBreak="0">
+  <w:abstractNum w:abstractNumId="120" w15:restartNumberingAfterBreak="0">
     <w:nsid w:val="54B72E68"/>
     <w:multiLevelType w:val="multilevel"/>
     <w:tmpl w:val="0BAE7AAE"/>
@@ -32957,7 +33274,7 @@
       </w:rPr>
     </w:lvl>
   </w:abstractNum>
-  <w:abstractNum w:abstractNumId="120" w15:restartNumberingAfterBreak="0">
+  <w:abstractNum w:abstractNumId="121" w15:restartNumberingAfterBreak="0">
     <w:nsid w:val="55DD5604"/>
     <w:multiLevelType w:val="multilevel"/>
     <w:tmpl w:val="32381A54"/>
@@ -33106,7 +33423,7 @@
       </w:rPr>
     </w:lvl>
   </w:abstractNum>
-  <w:abstractNum w:abstractNumId="121" w15:restartNumberingAfterBreak="0">
+  <w:abstractNum w:abstractNumId="122" w15:restartNumberingAfterBreak="0">
     <w:nsid w:val="56567B8C"/>
     <w:multiLevelType w:val="multilevel"/>
     <w:tmpl w:val="FE6E8D76"/>
@@ -33255,7 +33572,7 @@
       </w:rPr>
     </w:lvl>
   </w:abstractNum>
-  <w:abstractNum w:abstractNumId="122" w15:restartNumberingAfterBreak="0">
+  <w:abstractNum w:abstractNumId="123" w15:restartNumberingAfterBreak="0">
     <w:nsid w:val="57D42015"/>
     <w:multiLevelType w:val="multilevel"/>
     <w:tmpl w:val="F7F62314"/>
@@ -33404,7 +33721,7 @@
       </w:rPr>
     </w:lvl>
   </w:abstractNum>
-  <w:abstractNum w:abstractNumId="123" w15:restartNumberingAfterBreak="0">
+  <w:abstractNum w:abstractNumId="124" w15:restartNumberingAfterBreak="0">
     <w:nsid w:val="57FA528C"/>
     <w:multiLevelType w:val="multilevel"/>
     <w:tmpl w:val="15C462C4"/>
@@ -33549,7 +33866,7 @@
       </w:rPr>
     </w:lvl>
   </w:abstractNum>
-  <w:abstractNum w:abstractNumId="124" w15:restartNumberingAfterBreak="0">
+  <w:abstractNum w:abstractNumId="125" w15:restartNumberingAfterBreak="0">
     <w:nsid w:val="58015688"/>
     <w:multiLevelType w:val="multilevel"/>
     <w:tmpl w:val="DCE4D94A"/>
@@ -33662,7 +33979,7 @@
       </w:pPr>
     </w:lvl>
   </w:abstractNum>
-  <w:abstractNum w:abstractNumId="125" w15:restartNumberingAfterBreak="0">
+  <w:abstractNum w:abstractNumId="126" w15:restartNumberingAfterBreak="0">
     <w:nsid w:val="588D6FFB"/>
     <w:multiLevelType w:val="multilevel"/>
     <w:tmpl w:val="6A98C2FA"/>
@@ -33811,7 +34128,7 @@
       </w:rPr>
     </w:lvl>
   </w:abstractNum>
-  <w:abstractNum w:abstractNumId="126" w15:restartNumberingAfterBreak="0">
+  <w:abstractNum w:abstractNumId="127" w15:restartNumberingAfterBreak="0">
     <w:nsid w:val="58EB76EE"/>
     <w:multiLevelType w:val="multilevel"/>
     <w:tmpl w:val="9138A3BC"/>
@@ -33960,7 +34277,7 @@
       </w:rPr>
     </w:lvl>
   </w:abstractNum>
-  <w:abstractNum w:abstractNumId="127" w15:restartNumberingAfterBreak="0">
+  <w:abstractNum w:abstractNumId="128" w15:restartNumberingAfterBreak="0">
     <w:nsid w:val="5A1468A0"/>
     <w:multiLevelType w:val="multilevel"/>
     <w:tmpl w:val="FC3AED5C"/>
@@ -34109,7 +34426,7 @@
       </w:rPr>
     </w:lvl>
   </w:abstractNum>
-  <w:abstractNum w:abstractNumId="128" w15:restartNumberingAfterBreak="0">
+  <w:abstractNum w:abstractNumId="129" w15:restartNumberingAfterBreak="0">
     <w:nsid w:val="5A2D2A04"/>
     <w:multiLevelType w:val="multilevel"/>
     <w:tmpl w:val="4468C67E"/>
@@ -34258,7 +34575,7 @@
       </w:rPr>
     </w:lvl>
   </w:abstractNum>
-  <w:abstractNum w:abstractNumId="129" w15:restartNumberingAfterBreak="0">
+  <w:abstractNum w:abstractNumId="130" w15:restartNumberingAfterBreak="0">
     <w:nsid w:val="5B0231C2"/>
     <w:multiLevelType w:val="multilevel"/>
     <w:tmpl w:val="4AE21344"/>
@@ -34407,7 +34724,7 @@
       </w:rPr>
     </w:lvl>
   </w:abstractNum>
-  <w:abstractNum w:abstractNumId="130" w15:restartNumberingAfterBreak="0">
+  <w:abstractNum w:abstractNumId="131" w15:restartNumberingAfterBreak="0">
     <w:nsid w:val="5BD11A79"/>
     <w:multiLevelType w:val="multilevel"/>
     <w:tmpl w:val="A32C3BAE"/>
@@ -34556,7 +34873,7 @@
       </w:rPr>
     </w:lvl>
   </w:abstractNum>
-  <w:abstractNum w:abstractNumId="131" w15:restartNumberingAfterBreak="0">
+  <w:abstractNum w:abstractNumId="132" w15:restartNumberingAfterBreak="0">
     <w:nsid w:val="5C19626A"/>
     <w:multiLevelType w:val="multilevel"/>
     <w:tmpl w:val="96FA7372"/>
@@ -34705,7 +35022,7 @@
       </w:rPr>
     </w:lvl>
   </w:abstractNum>
-  <w:abstractNum w:abstractNumId="132" w15:restartNumberingAfterBreak="0">
+  <w:abstractNum w:abstractNumId="133" w15:restartNumberingAfterBreak="0">
     <w:nsid w:val="5CAF68EE"/>
     <w:multiLevelType w:val="multilevel"/>
     <w:tmpl w:val="67941770"/>
@@ -34854,7 +35171,7 @@
       </w:rPr>
     </w:lvl>
   </w:abstractNum>
-  <w:abstractNum w:abstractNumId="133" w15:restartNumberingAfterBreak="0">
+  <w:abstractNum w:abstractNumId="134" w15:restartNumberingAfterBreak="0">
     <w:nsid w:val="5CD64B30"/>
     <w:multiLevelType w:val="multilevel"/>
     <w:tmpl w:val="62306982"/>
@@ -35003,7 +35320,7 @@
       </w:rPr>
     </w:lvl>
   </w:abstractNum>
-  <w:abstractNum w:abstractNumId="134" w15:restartNumberingAfterBreak="0">
+  <w:abstractNum w:abstractNumId="135" w15:restartNumberingAfterBreak="0">
     <w:nsid w:val="5D820706"/>
     <w:multiLevelType w:val="multilevel"/>
     <w:tmpl w:val="36141236"/>
@@ -35152,7 +35469,7 @@
       </w:rPr>
     </w:lvl>
   </w:abstractNum>
-  <w:abstractNum w:abstractNumId="135" w15:restartNumberingAfterBreak="0">
+  <w:abstractNum w:abstractNumId="136" w15:restartNumberingAfterBreak="0">
     <w:nsid w:val="5E496918"/>
     <w:multiLevelType w:val="multilevel"/>
     <w:tmpl w:val="24181B78"/>
@@ -35301,7 +35618,7 @@
       </w:rPr>
     </w:lvl>
   </w:abstractNum>
-  <w:abstractNum w:abstractNumId="136" w15:restartNumberingAfterBreak="0">
+  <w:abstractNum w:abstractNumId="137" w15:restartNumberingAfterBreak="0">
     <w:nsid w:val="5EB91A74"/>
     <w:multiLevelType w:val="multilevel"/>
     <w:tmpl w:val="1B3AED12"/>
@@ -35450,7 +35767,7 @@
       </w:rPr>
     </w:lvl>
   </w:abstractNum>
-  <w:abstractNum w:abstractNumId="137" w15:restartNumberingAfterBreak="0">
+  <w:abstractNum w:abstractNumId="138" w15:restartNumberingAfterBreak="0">
     <w:nsid w:val="5FCE276E"/>
     <w:multiLevelType w:val="multilevel"/>
     <w:tmpl w:val="A914D128"/>
@@ -35599,7 +35916,7 @@
       </w:rPr>
     </w:lvl>
   </w:abstractNum>
-  <w:abstractNum w:abstractNumId="138" w15:restartNumberingAfterBreak="0">
+  <w:abstractNum w:abstractNumId="139" w15:restartNumberingAfterBreak="0">
     <w:nsid w:val="625D45B6"/>
     <w:multiLevelType w:val="multilevel"/>
     <w:tmpl w:val="1630A034"/>
@@ -35748,7 +36065,7 @@
       </w:rPr>
     </w:lvl>
   </w:abstractNum>
-  <w:abstractNum w:abstractNumId="139" w15:restartNumberingAfterBreak="0">
+  <w:abstractNum w:abstractNumId="140" w15:restartNumberingAfterBreak="0">
     <w:nsid w:val="643B7CA5"/>
     <w:multiLevelType w:val="multilevel"/>
     <w:tmpl w:val="202A3040"/>
@@ -35897,7 +36214,7 @@
       </w:rPr>
     </w:lvl>
   </w:abstractNum>
-  <w:abstractNum w:abstractNumId="140" w15:restartNumberingAfterBreak="0">
+  <w:abstractNum w:abstractNumId="141" w15:restartNumberingAfterBreak="0">
     <w:nsid w:val="64FC62FD"/>
     <w:multiLevelType w:val="multilevel"/>
     <w:tmpl w:val="9B82307A"/>
@@ -36046,7 +36363,7 @@
       </w:rPr>
     </w:lvl>
   </w:abstractNum>
-  <w:abstractNum w:abstractNumId="141" w15:restartNumberingAfterBreak="0">
+  <w:abstractNum w:abstractNumId="142" w15:restartNumberingAfterBreak="0">
     <w:nsid w:val="65024FC6"/>
     <w:multiLevelType w:val="multilevel"/>
     <w:tmpl w:val="6234E562"/>
@@ -36195,7 +36512,7 @@
       </w:rPr>
     </w:lvl>
   </w:abstractNum>
-  <w:abstractNum w:abstractNumId="142" w15:restartNumberingAfterBreak="0">
+  <w:abstractNum w:abstractNumId="143" w15:restartNumberingAfterBreak="0">
     <w:nsid w:val="65B22E84"/>
     <w:multiLevelType w:val="multilevel"/>
     <w:tmpl w:val="7FEE3B4A"/>
@@ -36344,7 +36661,7 @@
       </w:rPr>
     </w:lvl>
   </w:abstractNum>
-  <w:abstractNum w:abstractNumId="143" w15:restartNumberingAfterBreak="0">
+  <w:abstractNum w:abstractNumId="144" w15:restartNumberingAfterBreak="0">
     <w:nsid w:val="66175691"/>
     <w:multiLevelType w:val="multilevel"/>
     <w:tmpl w:val="6E5414A8"/>
@@ -36493,7 +36810,7 @@
       </w:rPr>
     </w:lvl>
   </w:abstractNum>
-  <w:abstractNum w:abstractNumId="144" w15:restartNumberingAfterBreak="0">
+  <w:abstractNum w:abstractNumId="145" w15:restartNumberingAfterBreak="0">
     <w:nsid w:val="66D669DC"/>
     <w:multiLevelType w:val="multilevel"/>
     <w:tmpl w:val="B14AE6B8"/>
@@ -36642,7 +36959,7 @@
       </w:rPr>
     </w:lvl>
   </w:abstractNum>
-  <w:abstractNum w:abstractNumId="145" w15:restartNumberingAfterBreak="0">
+  <w:abstractNum w:abstractNumId="146" w15:restartNumberingAfterBreak="0">
     <w:nsid w:val="66DE268D"/>
     <w:multiLevelType w:val="multilevel"/>
     <w:tmpl w:val="45DC8B2C"/>
@@ -36791,7 +37108,7 @@
       </w:rPr>
     </w:lvl>
   </w:abstractNum>
-  <w:abstractNum w:abstractNumId="146" w15:restartNumberingAfterBreak="0">
+  <w:abstractNum w:abstractNumId="147" w15:restartNumberingAfterBreak="0">
     <w:nsid w:val="67D7021E"/>
     <w:multiLevelType w:val="multilevel"/>
     <w:tmpl w:val="A93029EC"/>
@@ -36940,7 +37257,7 @@
       </w:rPr>
     </w:lvl>
   </w:abstractNum>
-  <w:abstractNum w:abstractNumId="147" w15:restartNumberingAfterBreak="0">
+  <w:abstractNum w:abstractNumId="148" w15:restartNumberingAfterBreak="0">
     <w:nsid w:val="68AE22B9"/>
     <w:multiLevelType w:val="multilevel"/>
     <w:tmpl w:val="833641D2"/>
@@ -37089,7 +37406,7 @@
       </w:rPr>
     </w:lvl>
   </w:abstractNum>
-  <w:abstractNum w:abstractNumId="148" w15:restartNumberingAfterBreak="0">
+  <w:abstractNum w:abstractNumId="149" w15:restartNumberingAfterBreak="0">
     <w:nsid w:val="69A810C3"/>
     <w:multiLevelType w:val="multilevel"/>
     <w:tmpl w:val="9C0E593A"/>
@@ -37238,7 +37555,7 @@
       </w:rPr>
     </w:lvl>
   </w:abstractNum>
-  <w:abstractNum w:abstractNumId="149" w15:restartNumberingAfterBreak="0">
+  <w:abstractNum w:abstractNumId="150" w15:restartNumberingAfterBreak="0">
     <w:nsid w:val="69C45224"/>
     <w:multiLevelType w:val="multilevel"/>
     <w:tmpl w:val="0598ECCA"/>
@@ -37387,7 +37704,7 @@
       </w:rPr>
     </w:lvl>
   </w:abstractNum>
-  <w:abstractNum w:abstractNumId="150" w15:restartNumberingAfterBreak="0">
+  <w:abstractNum w:abstractNumId="151" w15:restartNumberingAfterBreak="0">
     <w:nsid w:val="6AFA3B33"/>
     <w:multiLevelType w:val="multilevel"/>
     <w:tmpl w:val="94FC0D28"/>
@@ -37536,7 +37853,7 @@
       </w:rPr>
     </w:lvl>
   </w:abstractNum>
-  <w:abstractNum w:abstractNumId="151" w15:restartNumberingAfterBreak="0">
+  <w:abstractNum w:abstractNumId="152" w15:restartNumberingAfterBreak="0">
     <w:nsid w:val="6BCF3A38"/>
     <w:multiLevelType w:val="multilevel"/>
     <w:tmpl w:val="75BC264A"/>
@@ -37685,7 +38002,7 @@
       </w:rPr>
     </w:lvl>
   </w:abstractNum>
-  <w:abstractNum w:abstractNumId="152" w15:restartNumberingAfterBreak="0">
+  <w:abstractNum w:abstractNumId="153" w15:restartNumberingAfterBreak="0">
     <w:nsid w:val="6BCF4090"/>
     <w:multiLevelType w:val="multilevel"/>
     <w:tmpl w:val="0EA41A9E"/>
@@ -37834,7 +38151,7 @@
       </w:rPr>
     </w:lvl>
   </w:abstractNum>
-  <w:abstractNum w:abstractNumId="153" w15:restartNumberingAfterBreak="0">
+  <w:abstractNum w:abstractNumId="154" w15:restartNumberingAfterBreak="0">
     <w:nsid w:val="6C722321"/>
     <w:multiLevelType w:val="multilevel"/>
     <w:tmpl w:val="DE60CC62"/>
@@ -37983,7 +38300,7 @@
       </w:rPr>
     </w:lvl>
   </w:abstractNum>
-  <w:abstractNum w:abstractNumId="154" w15:restartNumberingAfterBreak="0">
+  <w:abstractNum w:abstractNumId="155" w15:restartNumberingAfterBreak="0">
     <w:nsid w:val="6D8148DB"/>
     <w:multiLevelType w:val="multilevel"/>
     <w:tmpl w:val="6CC67650"/>
@@ -38132,7 +38449,7 @@
       </w:rPr>
     </w:lvl>
   </w:abstractNum>
-  <w:abstractNum w:abstractNumId="155" w15:restartNumberingAfterBreak="0">
+  <w:abstractNum w:abstractNumId="156" w15:restartNumberingAfterBreak="0">
     <w:nsid w:val="6E7424C5"/>
     <w:multiLevelType w:val="multilevel"/>
     <w:tmpl w:val="BE50B52E"/>
@@ -38281,7 +38598,7 @@
       </w:rPr>
     </w:lvl>
   </w:abstractNum>
-  <w:abstractNum w:abstractNumId="156" w15:restartNumberingAfterBreak="0">
+  <w:abstractNum w:abstractNumId="157" w15:restartNumberingAfterBreak="0">
     <w:nsid w:val="6EE1001B"/>
     <w:multiLevelType w:val="multilevel"/>
     <w:tmpl w:val="83E8BD72"/>
@@ -38430,7 +38747,7 @@
       </w:rPr>
     </w:lvl>
   </w:abstractNum>
-  <w:abstractNum w:abstractNumId="157" w15:restartNumberingAfterBreak="0">
+  <w:abstractNum w:abstractNumId="158" w15:restartNumberingAfterBreak="0">
     <w:nsid w:val="6EEB6B7F"/>
     <w:multiLevelType w:val="multilevel"/>
     <w:tmpl w:val="7AEC27CA"/>
@@ -38579,7 +38896,7 @@
       </w:rPr>
     </w:lvl>
   </w:abstractNum>
-  <w:abstractNum w:abstractNumId="158" w15:restartNumberingAfterBreak="0">
+  <w:abstractNum w:abstractNumId="159" w15:restartNumberingAfterBreak="0">
     <w:nsid w:val="6F0C5EA2"/>
     <w:multiLevelType w:val="multilevel"/>
     <w:tmpl w:val="59B85AFE"/>
@@ -38728,7 +39045,7 @@
       </w:rPr>
     </w:lvl>
   </w:abstractNum>
-  <w:abstractNum w:abstractNumId="159" w15:restartNumberingAfterBreak="0">
+  <w:abstractNum w:abstractNumId="160" w15:restartNumberingAfterBreak="0">
     <w:nsid w:val="6FFC5922"/>
     <w:multiLevelType w:val="multilevel"/>
     <w:tmpl w:val="71AA1D96"/>
@@ -38877,7 +39194,7 @@
       </w:rPr>
     </w:lvl>
   </w:abstractNum>
-  <w:abstractNum w:abstractNumId="160" w15:restartNumberingAfterBreak="0">
+  <w:abstractNum w:abstractNumId="161" w15:restartNumberingAfterBreak="0">
     <w:nsid w:val="70581CD5"/>
     <w:multiLevelType w:val="multilevel"/>
     <w:tmpl w:val="78863F3E"/>
@@ -39026,7 +39343,7 @@
       </w:rPr>
     </w:lvl>
   </w:abstractNum>
-  <w:abstractNum w:abstractNumId="161" w15:restartNumberingAfterBreak="0">
+  <w:abstractNum w:abstractNumId="162" w15:restartNumberingAfterBreak="0">
     <w:nsid w:val="70B52615"/>
     <w:multiLevelType w:val="multilevel"/>
     <w:tmpl w:val="64C0A856"/>
@@ -39175,7 +39492,7 @@
       </w:rPr>
     </w:lvl>
   </w:abstractNum>
-  <w:abstractNum w:abstractNumId="162" w15:restartNumberingAfterBreak="0">
+  <w:abstractNum w:abstractNumId="163" w15:restartNumberingAfterBreak="0">
     <w:nsid w:val="70F36AA1"/>
     <w:multiLevelType w:val="multilevel"/>
     <w:tmpl w:val="E480AE64"/>
@@ -39324,7 +39641,7 @@
       </w:rPr>
     </w:lvl>
   </w:abstractNum>
-  <w:abstractNum w:abstractNumId="163" w15:restartNumberingAfterBreak="0">
+  <w:abstractNum w:abstractNumId="164" w15:restartNumberingAfterBreak="0">
     <w:nsid w:val="714A78D8"/>
     <w:multiLevelType w:val="multilevel"/>
     <w:tmpl w:val="B55E8EF4"/>
@@ -39473,7 +39790,7 @@
       </w:rPr>
     </w:lvl>
   </w:abstractNum>
-  <w:abstractNum w:abstractNumId="164" w15:restartNumberingAfterBreak="0">
+  <w:abstractNum w:abstractNumId="165" w15:restartNumberingAfterBreak="0">
     <w:nsid w:val="717B4B0D"/>
     <w:multiLevelType w:val="multilevel"/>
     <w:tmpl w:val="D82CBEDC"/>
@@ -39622,7 +39939,7 @@
       </w:rPr>
     </w:lvl>
   </w:abstractNum>
-  <w:abstractNum w:abstractNumId="165" w15:restartNumberingAfterBreak="0">
+  <w:abstractNum w:abstractNumId="166" w15:restartNumberingAfterBreak="0">
     <w:nsid w:val="717E4189"/>
     <w:multiLevelType w:val="multilevel"/>
     <w:tmpl w:val="E95E6B30"/>
@@ -39735,7 +40052,7 @@
       </w:pPr>
     </w:lvl>
   </w:abstractNum>
-  <w:abstractNum w:abstractNumId="166" w15:restartNumberingAfterBreak="0">
+  <w:abstractNum w:abstractNumId="167" w15:restartNumberingAfterBreak="0">
     <w:nsid w:val="743151B8"/>
     <w:multiLevelType w:val="multilevel"/>
     <w:tmpl w:val="6D2CA018"/>
@@ -39884,7 +40201,7 @@
       </w:rPr>
     </w:lvl>
   </w:abstractNum>
-  <w:abstractNum w:abstractNumId="167" w15:restartNumberingAfterBreak="0">
+  <w:abstractNum w:abstractNumId="168" w15:restartNumberingAfterBreak="0">
     <w:nsid w:val="767A09DE"/>
     <w:multiLevelType w:val="multilevel"/>
     <w:tmpl w:val="908E0866"/>
@@ -40033,7 +40350,7 @@
       </w:rPr>
     </w:lvl>
   </w:abstractNum>
-  <w:abstractNum w:abstractNumId="168" w15:restartNumberingAfterBreak="0">
+  <w:abstractNum w:abstractNumId="169" w15:restartNumberingAfterBreak="0">
     <w:nsid w:val="780C4147"/>
     <w:multiLevelType w:val="multilevel"/>
     <w:tmpl w:val="FC2E3D86"/>
@@ -40146,7 +40463,7 @@
       </w:pPr>
     </w:lvl>
   </w:abstractNum>
-  <w:abstractNum w:abstractNumId="169" w15:restartNumberingAfterBreak="0">
+  <w:abstractNum w:abstractNumId="170" w15:restartNumberingAfterBreak="0">
     <w:nsid w:val="78314585"/>
     <w:multiLevelType w:val="multilevel"/>
     <w:tmpl w:val="8592CD7A"/>
@@ -40295,7 +40612,7 @@
       </w:rPr>
     </w:lvl>
   </w:abstractNum>
-  <w:abstractNum w:abstractNumId="170" w15:restartNumberingAfterBreak="0">
+  <w:abstractNum w:abstractNumId="171" w15:restartNumberingAfterBreak="0">
     <w:nsid w:val="785E6FC3"/>
     <w:multiLevelType w:val="multilevel"/>
     <w:tmpl w:val="D3029A38"/>
@@ -40444,7 +40761,7 @@
       </w:rPr>
     </w:lvl>
   </w:abstractNum>
-  <w:abstractNum w:abstractNumId="171" w15:restartNumberingAfterBreak="0">
+  <w:abstractNum w:abstractNumId="172" w15:restartNumberingAfterBreak="0">
     <w:nsid w:val="7881322D"/>
     <w:multiLevelType w:val="multilevel"/>
     <w:tmpl w:val="25FA3092"/>
@@ -40593,7 +40910,7 @@
       </w:rPr>
     </w:lvl>
   </w:abstractNum>
-  <w:abstractNum w:abstractNumId="172" w15:restartNumberingAfterBreak="0">
+  <w:abstractNum w:abstractNumId="173" w15:restartNumberingAfterBreak="0">
     <w:nsid w:val="79283FB0"/>
     <w:multiLevelType w:val="multilevel"/>
     <w:tmpl w:val="EB4C7080"/>
@@ -40742,7 +41059,7 @@
       </w:rPr>
     </w:lvl>
   </w:abstractNum>
-  <w:abstractNum w:abstractNumId="173" w15:restartNumberingAfterBreak="0">
+  <w:abstractNum w:abstractNumId="174" w15:restartNumberingAfterBreak="0">
     <w:nsid w:val="7A391E43"/>
     <w:multiLevelType w:val="multilevel"/>
     <w:tmpl w:val="70BC784E"/>
@@ -40891,7 +41208,7 @@
       </w:rPr>
     </w:lvl>
   </w:abstractNum>
-  <w:abstractNum w:abstractNumId="174" w15:restartNumberingAfterBreak="0">
+  <w:abstractNum w:abstractNumId="175" w15:restartNumberingAfterBreak="0">
     <w:nsid w:val="7AAC6A74"/>
     <w:multiLevelType w:val="multilevel"/>
     <w:tmpl w:val="4564A322"/>
@@ -41040,7 +41357,7 @@
       </w:rPr>
     </w:lvl>
   </w:abstractNum>
-  <w:abstractNum w:abstractNumId="175" w15:restartNumberingAfterBreak="0">
+  <w:abstractNum w:abstractNumId="176" w15:restartNumberingAfterBreak="0">
     <w:nsid w:val="7AC10ADF"/>
     <w:multiLevelType w:val="multilevel"/>
     <w:tmpl w:val="8C0AD2E8"/>
@@ -41189,7 +41506,7 @@
       </w:rPr>
     </w:lvl>
   </w:abstractNum>
-  <w:abstractNum w:abstractNumId="176" w15:restartNumberingAfterBreak="0">
+  <w:abstractNum w:abstractNumId="177" w15:restartNumberingAfterBreak="0">
     <w:nsid w:val="7B762FFD"/>
     <w:multiLevelType w:val="multilevel"/>
     <w:tmpl w:val="50A2DD22"/>
@@ -41338,7 +41655,7 @@
       </w:rPr>
     </w:lvl>
   </w:abstractNum>
-  <w:abstractNum w:abstractNumId="177" w15:restartNumberingAfterBreak="0">
+  <w:abstractNum w:abstractNumId="178" w15:restartNumberingAfterBreak="0">
     <w:nsid w:val="7CA106E9"/>
     <w:multiLevelType w:val="multilevel"/>
     <w:tmpl w:val="94E81F98"/>
@@ -41487,7 +41804,7 @@
       </w:rPr>
     </w:lvl>
   </w:abstractNum>
-  <w:abstractNum w:abstractNumId="178" w15:restartNumberingAfterBreak="0">
+  <w:abstractNum w:abstractNumId="179" w15:restartNumberingAfterBreak="0">
     <w:nsid w:val="7CCB469D"/>
     <w:multiLevelType w:val="multilevel"/>
     <w:tmpl w:val="640EDD58"/>
@@ -41636,7 +41953,7 @@
       </w:rPr>
     </w:lvl>
   </w:abstractNum>
-  <w:abstractNum w:abstractNumId="179" w15:restartNumberingAfterBreak="0">
+  <w:abstractNum w:abstractNumId="180" w15:restartNumberingAfterBreak="0">
     <w:nsid w:val="7E805802"/>
     <w:multiLevelType w:val="multilevel"/>
     <w:tmpl w:val="06A0737E"/>
@@ -41785,7 +42102,7 @@
       </w:rPr>
     </w:lvl>
   </w:abstractNum>
-  <w:abstractNum w:abstractNumId="180" w15:restartNumberingAfterBreak="0">
+  <w:abstractNum w:abstractNumId="181" w15:restartNumberingAfterBreak="0">
     <w:nsid w:val="7F941665"/>
     <w:multiLevelType w:val="multilevel"/>
     <w:tmpl w:val="B4EA0B8A"/>
@@ -41935,43 +42252,43 @@
     </w:lvl>
   </w:abstractNum>
   <w:num w:numId="1" w16cid:durableId="1765565704">
-    <w:abstractNumId w:val="162"/>
+    <w:abstractNumId w:val="163"/>
   </w:num>
   <w:num w:numId="2" w16cid:durableId="1933396561">
-    <w:abstractNumId w:val="68"/>
+    <w:abstractNumId w:val="69"/>
   </w:num>
   <w:num w:numId="3" w16cid:durableId="1804081874">
-    <w:abstractNumId w:val="119"/>
+    <w:abstractNumId w:val="120"/>
   </w:num>
   <w:num w:numId="4" w16cid:durableId="1549605877">
     <w:abstractNumId w:val="20"/>
   </w:num>
   <w:num w:numId="5" w16cid:durableId="1914512515">
-    <w:abstractNumId w:val="77"/>
+    <w:abstractNumId w:val="78"/>
   </w:num>
   <w:num w:numId="6" w16cid:durableId="962466541">
-    <w:abstractNumId w:val="164"/>
+    <w:abstractNumId w:val="165"/>
   </w:num>
   <w:num w:numId="7" w16cid:durableId="1032926599">
-    <w:abstractNumId w:val="111"/>
+    <w:abstractNumId w:val="112"/>
   </w:num>
   <w:num w:numId="8" w16cid:durableId="1882815331">
-    <w:abstractNumId w:val="81"/>
+    <w:abstractNumId w:val="82"/>
   </w:num>
   <w:num w:numId="9" w16cid:durableId="1098019052">
-    <w:abstractNumId w:val="125"/>
+    <w:abstractNumId w:val="126"/>
   </w:num>
   <w:num w:numId="10" w16cid:durableId="78720675">
-    <w:abstractNumId w:val="150"/>
+    <w:abstractNumId w:val="151"/>
   </w:num>
   <w:num w:numId="11" w16cid:durableId="1257637249">
-    <w:abstractNumId w:val="139"/>
+    <w:abstractNumId w:val="140"/>
   </w:num>
   <w:num w:numId="12" w16cid:durableId="2133088928">
-    <w:abstractNumId w:val="140"/>
+    <w:abstractNumId w:val="141"/>
   </w:num>
   <w:num w:numId="13" w16cid:durableId="43415153">
-    <w:abstractNumId w:val="180"/>
+    <w:abstractNumId w:val="181"/>
   </w:num>
   <w:num w:numId="14" w16cid:durableId="1071656369">
     <w:abstractNumId w:val="39"/>
@@ -41980,70 +42297,70 @@
     <w:abstractNumId w:val="19"/>
   </w:num>
   <w:num w:numId="16" w16cid:durableId="975447742">
-    <w:abstractNumId w:val="95"/>
+    <w:abstractNumId w:val="96"/>
   </w:num>
   <w:num w:numId="17" w16cid:durableId="1322201958">
     <w:abstractNumId w:val="2"/>
   </w:num>
   <w:num w:numId="18" w16cid:durableId="2012953621">
-    <w:abstractNumId w:val="174"/>
+    <w:abstractNumId w:val="175"/>
   </w:num>
   <w:num w:numId="19" w16cid:durableId="1198155270">
-    <w:abstractNumId w:val="70"/>
+    <w:abstractNumId w:val="71"/>
   </w:num>
   <w:num w:numId="20" w16cid:durableId="1155413253">
-    <w:abstractNumId w:val="82"/>
+    <w:abstractNumId w:val="83"/>
   </w:num>
   <w:num w:numId="21" w16cid:durableId="170028629">
-    <w:abstractNumId w:val="55"/>
+    <w:abstractNumId w:val="56"/>
   </w:num>
   <w:num w:numId="22" w16cid:durableId="864442239">
     <w:abstractNumId w:val="13"/>
   </w:num>
   <w:num w:numId="23" w16cid:durableId="651449228">
-    <w:abstractNumId w:val="155"/>
+    <w:abstractNumId w:val="156"/>
   </w:num>
   <w:num w:numId="24" w16cid:durableId="1204828364">
-    <w:abstractNumId w:val="152"/>
+    <w:abstractNumId w:val="153"/>
   </w:num>
   <w:num w:numId="25" w16cid:durableId="847328599">
-    <w:abstractNumId w:val="64"/>
+    <w:abstractNumId w:val="65"/>
   </w:num>
   <w:num w:numId="26" w16cid:durableId="380446909">
     <w:abstractNumId w:val="37"/>
   </w:num>
   <w:num w:numId="27" w16cid:durableId="160389992">
-    <w:abstractNumId w:val="49"/>
+    <w:abstractNumId w:val="50"/>
   </w:num>
   <w:num w:numId="28" w16cid:durableId="1300837413">
-    <w:abstractNumId w:val="147"/>
+    <w:abstractNumId w:val="148"/>
   </w:num>
   <w:num w:numId="29" w16cid:durableId="201678791">
-    <w:abstractNumId w:val="75"/>
+    <w:abstractNumId w:val="76"/>
   </w:num>
   <w:num w:numId="30" w16cid:durableId="1781342371">
-    <w:abstractNumId w:val="60"/>
+    <w:abstractNumId w:val="61"/>
   </w:num>
   <w:num w:numId="31" w16cid:durableId="151020433">
-    <w:abstractNumId w:val="79"/>
+    <w:abstractNumId w:val="80"/>
   </w:num>
   <w:num w:numId="32" w16cid:durableId="1422994869">
     <w:abstractNumId w:val="7"/>
   </w:num>
   <w:num w:numId="33" w16cid:durableId="1639415549">
-    <w:abstractNumId w:val="74"/>
+    <w:abstractNumId w:val="75"/>
   </w:num>
   <w:num w:numId="34" w16cid:durableId="370883685">
-    <w:abstractNumId w:val="178"/>
+    <w:abstractNumId w:val="179"/>
   </w:num>
   <w:num w:numId="35" w16cid:durableId="282005394">
-    <w:abstractNumId w:val="51"/>
+    <w:abstractNumId w:val="52"/>
   </w:num>
   <w:num w:numId="36" w16cid:durableId="368917696">
-    <w:abstractNumId w:val="179"/>
+    <w:abstractNumId w:val="180"/>
   </w:num>
   <w:num w:numId="37" w16cid:durableId="605191356">
-    <w:abstractNumId w:val="97"/>
+    <w:abstractNumId w:val="98"/>
   </w:num>
   <w:num w:numId="38" w16cid:durableId="206335697">
     <w:abstractNumId w:val="26"/>
@@ -42052,55 +42369,55 @@
     <w:abstractNumId w:val="10"/>
   </w:num>
   <w:num w:numId="40" w16cid:durableId="865682177">
-    <w:abstractNumId w:val="148"/>
+    <w:abstractNumId w:val="149"/>
   </w:num>
   <w:num w:numId="41" w16cid:durableId="1623730887">
-    <w:abstractNumId w:val="99"/>
+    <w:abstractNumId w:val="100"/>
   </w:num>
   <w:num w:numId="42" w16cid:durableId="190996748">
-    <w:abstractNumId w:val="126"/>
+    <w:abstractNumId w:val="127"/>
   </w:num>
   <w:num w:numId="43" w16cid:durableId="1187018792">
-    <w:abstractNumId w:val="107"/>
+    <w:abstractNumId w:val="108"/>
   </w:num>
   <w:num w:numId="44" w16cid:durableId="536085725">
-    <w:abstractNumId w:val="172"/>
+    <w:abstractNumId w:val="173"/>
   </w:num>
   <w:num w:numId="45" w16cid:durableId="1076972993">
-    <w:abstractNumId w:val="110"/>
+    <w:abstractNumId w:val="111"/>
   </w:num>
   <w:num w:numId="46" w16cid:durableId="307782437">
-    <w:abstractNumId w:val="69"/>
+    <w:abstractNumId w:val="70"/>
   </w:num>
   <w:num w:numId="47" w16cid:durableId="449714409">
-    <w:abstractNumId w:val="133"/>
+    <w:abstractNumId w:val="134"/>
   </w:num>
   <w:num w:numId="48" w16cid:durableId="6251207">
-    <w:abstractNumId w:val="87"/>
+    <w:abstractNumId w:val="88"/>
   </w:num>
   <w:num w:numId="49" w16cid:durableId="175340637">
-    <w:abstractNumId w:val="78"/>
+    <w:abstractNumId w:val="79"/>
   </w:num>
   <w:num w:numId="50" w16cid:durableId="1486045688">
-    <w:abstractNumId w:val="116"/>
+    <w:abstractNumId w:val="117"/>
   </w:num>
   <w:num w:numId="51" w16cid:durableId="575167117">
     <w:abstractNumId w:val="1"/>
   </w:num>
   <w:num w:numId="52" w16cid:durableId="1307011103">
-    <w:abstractNumId w:val="45"/>
+    <w:abstractNumId w:val="46"/>
   </w:num>
   <w:num w:numId="53" w16cid:durableId="1245727557">
-    <w:abstractNumId w:val="92"/>
+    <w:abstractNumId w:val="93"/>
   </w:num>
   <w:num w:numId="54" w16cid:durableId="1918392236">
-    <w:abstractNumId w:val="105"/>
+    <w:abstractNumId w:val="106"/>
   </w:num>
   <w:num w:numId="55" w16cid:durableId="62528448">
     <w:abstractNumId w:val="42"/>
   </w:num>
   <w:num w:numId="56" w16cid:durableId="2146510496">
-    <w:abstractNumId w:val="100"/>
+    <w:abstractNumId w:val="101"/>
   </w:num>
   <w:num w:numId="57" w16cid:durableId="46538607">
     <w:abstractNumId w:val="14"/>
@@ -42112,34 +42429,34 @@
     <w:abstractNumId w:val="38"/>
   </w:num>
   <w:num w:numId="60" w16cid:durableId="1907567950">
-    <w:abstractNumId w:val="63"/>
+    <w:abstractNumId w:val="64"/>
   </w:num>
   <w:num w:numId="61" w16cid:durableId="654915724">
-    <w:abstractNumId w:val="86"/>
+    <w:abstractNumId w:val="87"/>
   </w:num>
   <w:num w:numId="62" w16cid:durableId="1225871409">
     <w:abstractNumId w:val="43"/>
   </w:num>
   <w:num w:numId="63" w16cid:durableId="429857969">
-    <w:abstractNumId w:val="54"/>
+    <w:abstractNumId w:val="55"/>
   </w:num>
   <w:num w:numId="64" w16cid:durableId="1476989681">
-    <w:abstractNumId w:val="144"/>
+    <w:abstractNumId w:val="145"/>
   </w:num>
   <w:num w:numId="65" w16cid:durableId="1559248435">
-    <w:abstractNumId w:val="146"/>
+    <w:abstractNumId w:val="147"/>
   </w:num>
   <w:num w:numId="66" w16cid:durableId="1620061307">
-    <w:abstractNumId w:val="170"/>
+    <w:abstractNumId w:val="171"/>
   </w:num>
   <w:num w:numId="67" w16cid:durableId="214774907">
-    <w:abstractNumId w:val="57"/>
+    <w:abstractNumId w:val="58"/>
   </w:num>
   <w:num w:numId="68" w16cid:durableId="1472484600">
     <w:abstractNumId w:val="0"/>
   </w:num>
   <w:num w:numId="69" w16cid:durableId="1156846783">
-    <w:abstractNumId w:val="159"/>
+    <w:abstractNumId w:val="160"/>
   </w:num>
   <w:num w:numId="70" w16cid:durableId="436799051">
     <w:abstractNumId w:val="8"/>
@@ -42148,94 +42465,94 @@
     <w:abstractNumId w:val="32"/>
   </w:num>
   <w:num w:numId="72" w16cid:durableId="714548181">
-    <w:abstractNumId w:val="120"/>
+    <w:abstractNumId w:val="121"/>
   </w:num>
   <w:num w:numId="73" w16cid:durableId="933637223">
-    <w:abstractNumId w:val="118"/>
+    <w:abstractNumId w:val="119"/>
   </w:num>
   <w:num w:numId="74" w16cid:durableId="1647857124">
     <w:abstractNumId w:val="41"/>
   </w:num>
   <w:num w:numId="75" w16cid:durableId="1265378385">
-    <w:abstractNumId w:val="127"/>
+    <w:abstractNumId w:val="128"/>
   </w:num>
   <w:num w:numId="76" w16cid:durableId="1448739678">
-    <w:abstractNumId w:val="160"/>
+    <w:abstractNumId w:val="161"/>
   </w:num>
   <w:num w:numId="77" w16cid:durableId="1304580070">
-    <w:abstractNumId w:val="94"/>
+    <w:abstractNumId w:val="95"/>
   </w:num>
   <w:num w:numId="78" w16cid:durableId="13114926">
-    <w:abstractNumId w:val="142"/>
+    <w:abstractNumId w:val="143"/>
   </w:num>
   <w:num w:numId="79" w16cid:durableId="2028092115">
     <w:abstractNumId w:val="5"/>
   </w:num>
   <w:num w:numId="80" w16cid:durableId="1028144174">
-    <w:abstractNumId w:val="136"/>
+    <w:abstractNumId w:val="137"/>
   </w:num>
   <w:num w:numId="81" w16cid:durableId="1301231212">
-    <w:abstractNumId w:val="138"/>
+    <w:abstractNumId w:val="139"/>
   </w:num>
   <w:num w:numId="82" w16cid:durableId="760225157">
     <w:abstractNumId w:val="21"/>
   </w:num>
   <w:num w:numId="83" w16cid:durableId="1866673133">
-    <w:abstractNumId w:val="73"/>
+    <w:abstractNumId w:val="74"/>
   </w:num>
   <w:num w:numId="84" w16cid:durableId="1264798227">
-    <w:abstractNumId w:val="141"/>
+    <w:abstractNumId w:val="142"/>
   </w:num>
   <w:num w:numId="85" w16cid:durableId="1556356842">
     <w:abstractNumId w:val="4"/>
   </w:num>
   <w:num w:numId="86" w16cid:durableId="1644038002">
-    <w:abstractNumId w:val="80"/>
+    <w:abstractNumId w:val="81"/>
   </w:num>
   <w:num w:numId="87" w16cid:durableId="683554990">
-    <w:abstractNumId w:val="121"/>
+    <w:abstractNumId w:val="122"/>
   </w:num>
   <w:num w:numId="88" w16cid:durableId="522788330">
-    <w:abstractNumId w:val="61"/>
+    <w:abstractNumId w:val="62"/>
   </w:num>
   <w:num w:numId="89" w16cid:durableId="444883924">
-    <w:abstractNumId w:val="88"/>
+    <w:abstractNumId w:val="89"/>
   </w:num>
   <w:num w:numId="90" w16cid:durableId="1839495219">
-    <w:abstractNumId w:val="173"/>
+    <w:abstractNumId w:val="174"/>
   </w:num>
   <w:num w:numId="91" w16cid:durableId="1753892482">
     <w:abstractNumId w:val="18"/>
   </w:num>
   <w:num w:numId="92" w16cid:durableId="456798693">
-    <w:abstractNumId w:val="71"/>
+    <w:abstractNumId w:val="72"/>
   </w:num>
   <w:num w:numId="93" w16cid:durableId="1667631627">
-    <w:abstractNumId w:val="143"/>
+    <w:abstractNumId w:val="144"/>
   </w:num>
   <w:num w:numId="94" w16cid:durableId="1039747016">
-    <w:abstractNumId w:val="177"/>
+    <w:abstractNumId w:val="178"/>
   </w:num>
   <w:num w:numId="95" w16cid:durableId="1030496135">
     <w:abstractNumId w:val="17"/>
   </w:num>
   <w:num w:numId="96" w16cid:durableId="1980262670">
-    <w:abstractNumId w:val="59"/>
+    <w:abstractNumId w:val="60"/>
   </w:num>
   <w:num w:numId="97" w16cid:durableId="399065471">
     <w:abstractNumId w:val="6"/>
   </w:num>
   <w:num w:numId="98" w16cid:durableId="541211973">
-    <w:abstractNumId w:val="131"/>
+    <w:abstractNumId w:val="132"/>
   </w:num>
   <w:num w:numId="99" w16cid:durableId="445006106">
-    <w:abstractNumId w:val="102"/>
+    <w:abstractNumId w:val="103"/>
   </w:num>
   <w:num w:numId="100" w16cid:durableId="761678924">
-    <w:abstractNumId w:val="67"/>
+    <w:abstractNumId w:val="68"/>
   </w:num>
   <w:num w:numId="101" w16cid:durableId="223495639">
-    <w:abstractNumId w:val="122"/>
+    <w:abstractNumId w:val="123"/>
   </w:num>
   <w:num w:numId="102" w16cid:durableId="1727871226">
     <w:abstractNumId w:val="25"/>
@@ -42247,235 +42564,238 @@
     <w:abstractNumId w:val="9"/>
   </w:num>
   <w:num w:numId="105" w16cid:durableId="609971843">
-    <w:abstractNumId w:val="109"/>
+    <w:abstractNumId w:val="110"/>
   </w:num>
   <w:num w:numId="106" w16cid:durableId="875042577">
-    <w:abstractNumId w:val="153"/>
+    <w:abstractNumId w:val="154"/>
   </w:num>
   <w:num w:numId="107" w16cid:durableId="398989395">
     <w:abstractNumId w:val="11"/>
   </w:num>
   <w:num w:numId="108" w16cid:durableId="845437454">
-    <w:abstractNumId w:val="129"/>
+    <w:abstractNumId w:val="130"/>
   </w:num>
   <w:num w:numId="109" w16cid:durableId="1067995026">
     <w:abstractNumId w:val="27"/>
   </w:num>
   <w:num w:numId="110" w16cid:durableId="1823887197">
-    <w:abstractNumId w:val="91"/>
+    <w:abstractNumId w:val="92"/>
   </w:num>
   <w:num w:numId="111" w16cid:durableId="734546405">
-    <w:abstractNumId w:val="128"/>
+    <w:abstractNumId w:val="129"/>
   </w:num>
   <w:num w:numId="112" w16cid:durableId="1129543359">
     <w:abstractNumId w:val="36"/>
   </w:num>
   <w:num w:numId="113" w16cid:durableId="887689920">
-    <w:abstractNumId w:val="76"/>
+    <w:abstractNumId w:val="77"/>
   </w:num>
   <w:num w:numId="114" w16cid:durableId="1767069130">
     <w:abstractNumId w:val="30"/>
   </w:num>
   <w:num w:numId="115" w16cid:durableId="1638874169">
-    <w:abstractNumId w:val="157"/>
+    <w:abstractNumId w:val="158"/>
   </w:num>
   <w:num w:numId="116" w16cid:durableId="835728262">
-    <w:abstractNumId w:val="46"/>
+    <w:abstractNumId w:val="47"/>
   </w:num>
   <w:num w:numId="117" w16cid:durableId="1156997285">
-    <w:abstractNumId w:val="137"/>
+    <w:abstractNumId w:val="138"/>
   </w:num>
   <w:num w:numId="118" w16cid:durableId="452526803">
-    <w:abstractNumId w:val="135"/>
+    <w:abstractNumId w:val="136"/>
   </w:num>
   <w:num w:numId="119" w16cid:durableId="371420265">
     <w:abstractNumId w:val="31"/>
   </w:num>
   <w:num w:numId="120" w16cid:durableId="1747612571">
-    <w:abstractNumId w:val="117"/>
+    <w:abstractNumId w:val="118"/>
   </w:num>
   <w:num w:numId="121" w16cid:durableId="99492877">
-    <w:abstractNumId w:val="108"/>
+    <w:abstractNumId w:val="109"/>
   </w:num>
   <w:num w:numId="122" w16cid:durableId="300233645">
-    <w:abstractNumId w:val="83"/>
+    <w:abstractNumId w:val="84"/>
   </w:num>
   <w:num w:numId="123" w16cid:durableId="1810592088">
-    <w:abstractNumId w:val="84"/>
+    <w:abstractNumId w:val="85"/>
   </w:num>
   <w:num w:numId="124" w16cid:durableId="1895507124">
     <w:abstractNumId w:val="29"/>
   </w:num>
   <w:num w:numId="125" w16cid:durableId="1980110229">
-    <w:abstractNumId w:val="96"/>
+    <w:abstractNumId w:val="97"/>
   </w:num>
   <w:num w:numId="126" w16cid:durableId="421529429">
-    <w:abstractNumId w:val="44"/>
+    <w:abstractNumId w:val="45"/>
   </w:num>
   <w:num w:numId="127" w16cid:durableId="1531606847">
-    <w:abstractNumId w:val="175"/>
+    <w:abstractNumId w:val="176"/>
   </w:num>
   <w:num w:numId="128" w16cid:durableId="642543562">
-    <w:abstractNumId w:val="158"/>
+    <w:abstractNumId w:val="159"/>
   </w:num>
   <w:num w:numId="129" w16cid:durableId="41641373">
-    <w:abstractNumId w:val="130"/>
+    <w:abstractNumId w:val="131"/>
   </w:num>
   <w:num w:numId="130" w16cid:durableId="200409289">
     <w:abstractNumId w:val="3"/>
   </w:num>
   <w:num w:numId="131" w16cid:durableId="1944458429">
-    <w:abstractNumId w:val="112"/>
+    <w:abstractNumId w:val="113"/>
   </w:num>
   <w:num w:numId="132" w16cid:durableId="2132894216">
-    <w:abstractNumId w:val="104"/>
+    <w:abstractNumId w:val="105"/>
   </w:num>
   <w:num w:numId="133" w16cid:durableId="1352411372">
     <w:abstractNumId w:val="24"/>
   </w:num>
   <w:num w:numId="134" w16cid:durableId="806749126">
-    <w:abstractNumId w:val="56"/>
+    <w:abstractNumId w:val="57"/>
   </w:num>
   <w:num w:numId="135" w16cid:durableId="752359035">
-    <w:abstractNumId w:val="154"/>
+    <w:abstractNumId w:val="155"/>
   </w:num>
   <w:num w:numId="136" w16cid:durableId="250163294">
     <w:abstractNumId w:val="34"/>
   </w:num>
   <w:num w:numId="137" w16cid:durableId="19162967">
-    <w:abstractNumId w:val="93"/>
+    <w:abstractNumId w:val="94"/>
   </w:num>
   <w:num w:numId="138" w16cid:durableId="719476600">
-    <w:abstractNumId w:val="113"/>
+    <w:abstractNumId w:val="114"/>
   </w:num>
   <w:num w:numId="139" w16cid:durableId="952174344">
-    <w:abstractNumId w:val="98"/>
+    <w:abstractNumId w:val="99"/>
   </w:num>
   <w:num w:numId="140" w16cid:durableId="1777404916">
-    <w:abstractNumId w:val="163"/>
+    <w:abstractNumId w:val="164"/>
   </w:num>
   <w:num w:numId="141" w16cid:durableId="1199005787">
-    <w:abstractNumId w:val="106"/>
+    <w:abstractNumId w:val="107"/>
   </w:num>
   <w:num w:numId="142" w16cid:durableId="127095833">
-    <w:abstractNumId w:val="58"/>
+    <w:abstractNumId w:val="59"/>
   </w:num>
   <w:num w:numId="143" w16cid:durableId="1219246172">
-    <w:abstractNumId w:val="165"/>
+    <w:abstractNumId w:val="166"/>
   </w:num>
   <w:num w:numId="144" w16cid:durableId="2016835722">
-    <w:abstractNumId w:val="114"/>
+    <w:abstractNumId w:val="115"/>
   </w:num>
   <w:num w:numId="145" w16cid:durableId="563030978">
-    <w:abstractNumId w:val="53"/>
+    <w:abstractNumId w:val="54"/>
   </w:num>
   <w:num w:numId="146" w16cid:durableId="1230266226">
-    <w:abstractNumId w:val="161"/>
+    <w:abstractNumId w:val="162"/>
   </w:num>
   <w:num w:numId="147" w16cid:durableId="338311162">
-    <w:abstractNumId w:val="166"/>
+    <w:abstractNumId w:val="167"/>
   </w:num>
   <w:num w:numId="148" w16cid:durableId="526140105">
-    <w:abstractNumId w:val="151"/>
+    <w:abstractNumId w:val="152"/>
   </w:num>
   <w:num w:numId="149" w16cid:durableId="648749177">
-    <w:abstractNumId w:val="101"/>
+    <w:abstractNumId w:val="102"/>
   </w:num>
   <w:num w:numId="150" w16cid:durableId="1397892754">
-    <w:abstractNumId w:val="145"/>
+    <w:abstractNumId w:val="146"/>
   </w:num>
   <w:num w:numId="151" w16cid:durableId="1696692648">
-    <w:abstractNumId w:val="149"/>
+    <w:abstractNumId w:val="150"/>
   </w:num>
   <w:num w:numId="152" w16cid:durableId="1461723069">
-    <w:abstractNumId w:val="167"/>
+    <w:abstractNumId w:val="168"/>
   </w:num>
   <w:num w:numId="153" w16cid:durableId="476920611">
     <w:abstractNumId w:val="12"/>
   </w:num>
   <w:num w:numId="154" w16cid:durableId="386612893">
-    <w:abstractNumId w:val="90"/>
+    <w:abstractNumId w:val="91"/>
   </w:num>
   <w:num w:numId="155" w16cid:durableId="61485580">
-    <w:abstractNumId w:val="85"/>
+    <w:abstractNumId w:val="86"/>
   </w:num>
   <w:num w:numId="156" w16cid:durableId="1449541628">
-    <w:abstractNumId w:val="52"/>
+    <w:abstractNumId w:val="53"/>
   </w:num>
   <w:num w:numId="157" w16cid:durableId="1365979272">
-    <w:abstractNumId w:val="132"/>
+    <w:abstractNumId w:val="133"/>
   </w:num>
   <w:num w:numId="158" w16cid:durableId="1945070253">
     <w:abstractNumId w:val="15"/>
   </w:num>
   <w:num w:numId="159" w16cid:durableId="1520506655">
-    <w:abstractNumId w:val="72"/>
+    <w:abstractNumId w:val="73"/>
   </w:num>
   <w:num w:numId="160" w16cid:durableId="66459095">
-    <w:abstractNumId w:val="62"/>
+    <w:abstractNumId w:val="63"/>
   </w:num>
   <w:num w:numId="161" w16cid:durableId="2060202930">
     <w:abstractNumId w:val="33"/>
   </w:num>
   <w:num w:numId="162" w16cid:durableId="1564290435">
-    <w:abstractNumId w:val="168"/>
+    <w:abstractNumId w:val="169"/>
   </w:num>
   <w:num w:numId="163" w16cid:durableId="1830562426">
-    <w:abstractNumId w:val="48"/>
+    <w:abstractNumId w:val="49"/>
   </w:num>
   <w:num w:numId="164" w16cid:durableId="434904100">
-    <w:abstractNumId w:val="103"/>
+    <w:abstractNumId w:val="104"/>
   </w:num>
   <w:num w:numId="165" w16cid:durableId="1161460667">
-    <w:abstractNumId w:val="123"/>
+    <w:abstractNumId w:val="124"/>
   </w:num>
   <w:num w:numId="166" w16cid:durableId="706491944">
-    <w:abstractNumId w:val="169"/>
+    <w:abstractNumId w:val="170"/>
   </w:num>
   <w:num w:numId="167" w16cid:durableId="274023019">
-    <w:abstractNumId w:val="134"/>
+    <w:abstractNumId w:val="135"/>
   </w:num>
   <w:num w:numId="168" w16cid:durableId="2094664716">
-    <w:abstractNumId w:val="65"/>
+    <w:abstractNumId w:val="66"/>
   </w:num>
   <w:num w:numId="169" w16cid:durableId="1207715734">
-    <w:abstractNumId w:val="124"/>
+    <w:abstractNumId w:val="125"/>
   </w:num>
   <w:num w:numId="170" w16cid:durableId="292104480">
-    <w:abstractNumId w:val="176"/>
+    <w:abstractNumId w:val="177"/>
   </w:num>
   <w:num w:numId="171" w16cid:durableId="1453089412">
     <w:abstractNumId w:val="23"/>
   </w:num>
   <w:num w:numId="172" w16cid:durableId="689911142">
-    <w:abstractNumId w:val="89"/>
+    <w:abstractNumId w:val="90"/>
   </w:num>
   <w:num w:numId="173" w16cid:durableId="1643536346">
     <w:abstractNumId w:val="28"/>
   </w:num>
   <w:num w:numId="174" w16cid:durableId="98531049">
-    <w:abstractNumId w:val="66"/>
+    <w:abstractNumId w:val="67"/>
   </w:num>
   <w:num w:numId="175" w16cid:durableId="1874727366">
     <w:abstractNumId w:val="40"/>
   </w:num>
   <w:num w:numId="176" w16cid:durableId="944927253">
-    <w:abstractNumId w:val="156"/>
+    <w:abstractNumId w:val="157"/>
   </w:num>
   <w:num w:numId="177" w16cid:durableId="1705714341">
-    <w:abstractNumId w:val="47"/>
+    <w:abstractNumId w:val="48"/>
   </w:num>
   <w:num w:numId="178" w16cid:durableId="283732895">
-    <w:abstractNumId w:val="115"/>
+    <w:abstractNumId w:val="116"/>
   </w:num>
   <w:num w:numId="179" w16cid:durableId="1421175294">
-    <w:abstractNumId w:val="50"/>
+    <w:abstractNumId w:val="51"/>
   </w:num>
   <w:num w:numId="180" w16cid:durableId="1950165933">
     <w:abstractNumId w:val="16"/>
   </w:num>
   <w:num w:numId="181" w16cid:durableId="1613704312">
-    <w:abstractNumId w:val="171"/>
+    <w:abstractNumId w:val="172"/>
+  </w:num>
+  <w:num w:numId="182" w16cid:durableId="2141804113">
+    <w:abstractNumId w:val="44"/>
   </w:num>
   <w:numIdMacAtCleanup w:val="142"/>
 </w:numbering>
